--- a/EXPORTS/DOCX/published/niveau2/English/SabaStEustatiusStMaarten.docx
+++ b/EXPORTS/DOCX/published/niveau2/English/SabaStEustatiusStMaarten.docx
@@ -178,7 +178,7 @@
           <w:rFonts w:ascii="Charis SIL Regular" w:hAnsi="Charis SIL Regular" w:eastAsia="Charis SIL Regular"/>
           <w:b w:val="0"/>
           <w:i w:val="0"/>
-          <w:color w:val="0066CC"/>
+          <w:color w:val="0000FF"/>
           <w:sz w:val="24"/>
           <w:u w:val="single"/>
         </w:rPr>
@@ -196,7 +196,7 @@
           <w:rFonts w:ascii="Charis SIL Regular" w:hAnsi="Charis SIL Regular" w:eastAsia="Charis SIL Regular"/>
           <w:b w:val="0"/>
           <w:i w:val="0"/>
-          <w:color w:val="0066CC"/>
+          <w:color w:val="0000FF"/>
           <w:sz w:val="24"/>
           <w:u w:val="single"/>
         </w:rPr>
@@ -207,7 +207,7 @@
           <w:rFonts w:ascii="Charis SIL Regular" w:hAnsi="Charis SIL Regular" w:eastAsia="Charis SIL Regular"/>
           <w:b w:val="0"/>
           <w:i w:val="0"/>
-          <w:color w:val="0066CC"/>
+          <w:color w:val="0000FF"/>
           <w:sz w:val="24"/>
           <w:u w:val="single"/>
         </w:rPr>
@@ -242,7 +242,7 @@
       </w:r>
       <w:r>
         <w:rPr>
-          <w:u w:val="single" w:color="0066cc"/>
+          <w:u w:val="single" w:color="0000ff"/>
           <w:rFonts w:ascii="Charis SIL Regular" w:hAnsi="Charis SIL Regular" w:eastAsia="Charis SIL Regular"/>
           <w:b w:val="0"/>
           <w:i w:val="0"/>
@@ -260,7 +260,7 @@
       </w:r>
       <w:r>
         <w:rPr>
-          <w:u w:val="single" w:color="0066cc"/>
+          <w:u w:val="single" w:color="0000ff"/>
           <w:rFonts w:ascii="Charis SIL Regular" w:hAnsi="Charis SIL Regular" w:eastAsia="Charis SIL Regular"/>
           <w:b w:val="0"/>
           <w:i w:val="0"/>
@@ -278,6 +278,7 @@
       </w:r>
       <w:r>
         <w:rPr>
+          <w:u w:val="single" w:color="0000ff"/>
           <w:rFonts w:ascii="Charis SIL Regular" w:hAnsi="Charis SIL Regular" w:eastAsia="Charis SIL Regular"/>
           <w:b w:val="0"/>
           <w:i w:val="0"/>
@@ -298,7 +299,7 @@
           <w:rFonts w:ascii="Charis SIL Regular" w:hAnsi="Charis SIL Regular" w:eastAsia="Charis SIL Regular"/>
           <w:b w:val="0"/>
           <w:i w:val="0"/>
-          <w:color w:val="0066CC"/>
+          <w:color w:val="0000FF"/>
           <w:sz w:val="24"/>
           <w:u w:val="single"/>
         </w:rPr>
@@ -316,7 +317,7 @@
           <w:rFonts w:ascii="Charis SIL Regular" w:hAnsi="Charis SIL Regular" w:eastAsia="Charis SIL Regular"/>
           <w:b w:val="0"/>
           <w:i w:val="0"/>
-          <w:color w:val="0066CC"/>
+          <w:color w:val="0000FF"/>
           <w:sz w:val="24"/>
           <w:u w:val="single"/>
         </w:rPr>
@@ -334,7 +335,7 @@
           <w:rFonts w:ascii="Charis SIL Regular" w:hAnsi="Charis SIL Regular" w:eastAsia="Charis SIL Regular"/>
           <w:b w:val="0"/>
           <w:i w:val="0"/>
-          <w:color w:val="0066CC"/>
+          <w:color w:val="0000FF"/>
           <w:sz w:val="24"/>
           <w:u w:val="single"/>
         </w:rPr>
@@ -369,7 +370,7 @@
       </w:r>
       <w:r>
         <w:rPr>
-          <w:u w:val="single" w:color="0066cc"/>
+          <w:u w:val="single" w:color="0000ff"/>
           <w:rFonts w:ascii="Charis SIL Regular" w:hAnsi="Charis SIL Regular" w:eastAsia="Charis SIL Regular"/>
           <w:b w:val="0"/>
           <w:i w:val="0"/>
@@ -387,24 +388,13 @@
       </w:r>
       <w:r>
         <w:rPr>
-          <w:u w:val="single" w:color="0066cc"/>
           <w:rFonts w:ascii="Charis SIL Regular" w:hAnsi="Charis SIL Regular" w:eastAsia="Charis SIL Regular"/>
           <w:b w:val="0"/>
           <w:i w:val="0"/>
           <w:color w:val="000000"/>
           <w:sz w:val="24"/>
         </w:rPr>
-        <w:t>r</w:t>
-      </w:r>
-      <w:r>
-        <w:rPr>
-          <w:rFonts w:ascii="Charis SIL Regular" w:hAnsi="Charis SIL Regular" w:eastAsia="Charis SIL Regular"/>
-          <w:b w:val="0"/>
-          <w:i w:val="0"/>
-          <w:color w:val="000000"/>
-          <w:sz w:val="24"/>
-        </w:rPr>
-        <w:t xml:space="preserve">itish, </w:t>
+        <w:t xml:space="preserve">ritish, </w:t>
       </w:r>
       <w:r>
         <w:rPr>
@@ -464,7 +454,7 @@
           <w:rFonts w:ascii="Charis SIL Regular" w:hAnsi="Charis SIL Regular" w:eastAsia="Charis SIL Regular"/>
           <w:b w:val="0"/>
           <w:i w:val="0"/>
-          <w:color w:val="0066CC"/>
+          <w:color w:val="0000FF"/>
           <w:sz w:val="24"/>
           <w:u w:val="single"/>
         </w:rPr>
@@ -482,7 +472,7 @@
           <w:rFonts w:ascii="Charis SIL Regular" w:hAnsi="Charis SIL Regular" w:eastAsia="Charis SIL Regular"/>
           <w:b w:val="0"/>
           <w:i w:val="0"/>
-          <w:color w:val="0066CC"/>
+          <w:color w:val="0000FF"/>
           <w:sz w:val="24"/>
           <w:u w:val="single"/>
         </w:rPr>
@@ -493,7 +483,7 @@
           <w:rFonts w:ascii="Charis SIL Regular" w:hAnsi="Charis SIL Regular" w:eastAsia="Charis SIL Regular"/>
           <w:b w:val="0"/>
           <w:i w:val="0"/>
-          <w:color w:val="0066CC"/>
+          <w:color w:val="0000FF"/>
           <w:sz w:val="24"/>
           <w:u w:val="single"/>
         </w:rPr>
@@ -511,7 +501,7 @@
           <w:rFonts w:ascii="Charis SIL Regular" w:hAnsi="Charis SIL Regular" w:eastAsia="Charis SIL Regular"/>
           <w:b w:val="0"/>
           <w:i w:val="0"/>
-          <w:color w:val="0066CC"/>
+          <w:color w:val="0000FF"/>
           <w:sz w:val="24"/>
           <w:u w:val="single"/>
         </w:rPr>
@@ -522,7 +512,7 @@
           <w:rFonts w:ascii="Charis SIL Regular" w:hAnsi="Charis SIL Regular" w:eastAsia="Charis SIL Regular"/>
           <w:b w:val="0"/>
           <w:i w:val="0"/>
-          <w:color w:val="0066CC"/>
+          <w:color w:val="0000FF"/>
           <w:sz w:val="24"/>
           <w:u w:val="single"/>
         </w:rPr>
@@ -557,7 +547,7 @@
       </w:r>
       <w:r>
         <w:rPr>
-          <w:u w:val="single" w:color="0066cc"/>
+          <w:u w:val="single" w:color="0000ff"/>
           <w:rFonts w:ascii="Charis SIL Regular" w:hAnsi="Charis SIL Regular" w:eastAsia="Charis SIL Regular"/>
           <w:b w:val="0"/>
           <w:i w:val="0"/>
@@ -575,7 +565,7 @@
       </w:r>
       <w:r>
         <w:rPr>
-          <w:u w:val="single" w:color="0066cc"/>
+          <w:u w:val="single" w:color="0000ff"/>
           <w:rFonts w:ascii="Charis SIL Regular" w:hAnsi="Charis SIL Regular" w:eastAsia="Charis SIL Regular"/>
           <w:b w:val="0"/>
           <w:i w:val="0"/>
@@ -593,7 +583,7 @@
       </w:r>
       <w:r>
         <w:rPr>
-          <w:u w:val="single" w:color="0066cc"/>
+          <w:u w:val="single" w:color="0000ff"/>
           <w:rFonts w:ascii="Charis SIL Regular" w:hAnsi="Charis SIL Regular" w:eastAsia="Charis SIL Regular"/>
           <w:b w:val="0"/>
           <w:i w:val="0"/>
@@ -611,7 +601,7 @@
       </w:r>
       <w:r>
         <w:rPr>
-          <w:u w:val="single" w:color="0066cc"/>
+          <w:u w:val="single" w:color="0000ff"/>
           <w:rFonts w:ascii="Charis SIL Regular" w:hAnsi="Charis SIL Regular" w:eastAsia="Charis SIL Regular"/>
           <w:b w:val="0"/>
           <w:i w:val="0"/>
@@ -702,7 +692,7 @@
           <w:rFonts w:ascii="Charis SIL Regular" w:hAnsi="Charis SIL Regular" w:eastAsia="Charis SIL Regular"/>
           <w:b w:val="0"/>
           <w:i w:val="0"/>
-          <w:color w:val="0066CC"/>
+          <w:color w:val="0000FF"/>
           <w:sz w:val="24"/>
           <w:u w:val="single"/>
         </w:rPr>
@@ -720,7 +710,7 @@
           <w:rFonts w:ascii="Charis SIL Regular" w:hAnsi="Charis SIL Regular" w:eastAsia="Charis SIL Regular"/>
           <w:b w:val="0"/>
           <w:i w:val="0"/>
-          <w:color w:val="0066CC"/>
+          <w:color w:val="0000FF"/>
           <w:sz w:val="24"/>
           <w:u w:val="single"/>
         </w:rPr>
@@ -731,7 +721,7 @@
           <w:rFonts w:ascii="Charis SIL Regular" w:hAnsi="Charis SIL Regular" w:eastAsia="Charis SIL Regular"/>
           <w:b w:val="0"/>
           <w:i w:val="0"/>
-          <w:color w:val="0066CC"/>
+          <w:color w:val="0000FF"/>
           <w:sz w:val="24"/>
           <w:u w:val="single"/>
         </w:rPr>
@@ -766,7 +756,7 @@
       </w:r>
       <w:r>
         <w:rPr>
-          <w:u w:val="single" w:color="0066cc"/>
+          <w:u w:val="single" w:color="0000ff"/>
           <w:rFonts w:ascii="Charis SIL Regular" w:hAnsi="Charis SIL Regular" w:eastAsia="Charis SIL Regular"/>
           <w:b w:val="0"/>
           <w:i w:val="0"/>
@@ -784,7 +774,7 @@
       </w:r>
       <w:r>
         <w:rPr>
-          <w:u w:val="single" w:color="0066cc"/>
+          <w:u w:val="single" w:color="0000ff"/>
           <w:rFonts w:ascii="Charis SIL Regular" w:hAnsi="Charis SIL Regular" w:eastAsia="Charis SIL Regular"/>
           <w:b w:val="0"/>
           <w:i w:val="0"/>
@@ -795,7 +785,7 @@
       </w:r>
       <w:r>
         <w:rPr>
-          <w:u w:val="single" w:color="0066cc"/>
+          <w:u w:val="single" w:color="0000ff"/>
           <w:rFonts w:ascii="Charis SIL Regular" w:hAnsi="Charis SIL Regular" w:eastAsia="Charis SIL Regular"/>
           <w:b w:val="0"/>
           <w:i w:val="0"/>
@@ -836,7 +826,7 @@
           <w:rFonts w:ascii="Charis SIL Regular" w:hAnsi="Charis SIL Regular" w:eastAsia="Charis SIL Regular"/>
           <w:b w:val="0"/>
           <w:i w:val="0"/>
-          <w:color w:val="0066CC"/>
+          <w:color w:val="0000FF"/>
           <w:sz w:val="24"/>
           <w:u w:val="single"/>
         </w:rPr>
@@ -854,7 +844,7 @@
           <w:rFonts w:ascii="Charis SIL Regular" w:hAnsi="Charis SIL Regular" w:eastAsia="Charis SIL Regular"/>
           <w:b w:val="0"/>
           <w:i w:val="0"/>
-          <w:color w:val="0066CC"/>
+          <w:color w:val="0000FF"/>
           <w:sz w:val="24"/>
           <w:u w:val="single"/>
         </w:rPr>
@@ -865,7 +855,7 @@
           <w:rFonts w:ascii="Charis SIL Regular" w:hAnsi="Charis SIL Regular" w:eastAsia="Charis SIL Regular"/>
           <w:b w:val="0"/>
           <w:i w:val="0"/>
-          <w:color w:val="0066CC"/>
+          <w:color w:val="0000FF"/>
           <w:sz w:val="24"/>
           <w:u w:val="single"/>
         </w:rPr>
@@ -883,7 +873,7 @@
           <w:rFonts w:ascii="Charis SIL Regular" w:hAnsi="Charis SIL Regular" w:eastAsia="Charis SIL Regular"/>
           <w:b w:val="0"/>
           <w:i w:val="0"/>
-          <w:color w:val="0066CC"/>
+          <w:color w:val="0000FF"/>
           <w:sz w:val="24"/>
           <w:u w:val="single"/>
         </w:rPr>
@@ -894,7 +884,7 @@
           <w:rFonts w:ascii="Charis SIL Regular" w:hAnsi="Charis SIL Regular" w:eastAsia="Charis SIL Regular"/>
           <w:b w:val="0"/>
           <w:i w:val="0"/>
-          <w:color w:val="0066CC"/>
+          <w:color w:val="0000FF"/>
           <w:sz w:val="24"/>
           <w:u w:val="single"/>
         </w:rPr>
@@ -912,7 +902,7 @@
           <w:rFonts w:ascii="Charis SIL Regular" w:hAnsi="Charis SIL Regular" w:eastAsia="Charis SIL Regular"/>
           <w:b w:val="0"/>
           <w:i w:val="0"/>
-          <w:color w:val="0066CC"/>
+          <w:color w:val="0000FF"/>
           <w:sz w:val="24"/>
           <w:u w:val="single"/>
         </w:rPr>
@@ -923,7 +913,7 @@
           <w:rFonts w:ascii="Charis SIL Regular" w:hAnsi="Charis SIL Regular" w:eastAsia="Charis SIL Regular"/>
           <w:b w:val="0"/>
           <w:i w:val="0"/>
-          <w:color w:val="0066CC"/>
+          <w:color w:val="0000FF"/>
           <w:sz w:val="24"/>
           <w:u w:val="single"/>
         </w:rPr>
@@ -941,7 +931,7 @@
           <w:rFonts w:ascii="Charis SIL Regular" w:hAnsi="Charis SIL Regular" w:eastAsia="Charis SIL Regular"/>
           <w:b w:val="0"/>
           <w:i w:val="0"/>
-          <w:color w:val="0066CC"/>
+          <w:color w:val="0000FF"/>
           <w:sz w:val="24"/>
           <w:u w:val="single"/>
         </w:rPr>
@@ -952,7 +942,7 @@
           <w:rFonts w:ascii="Charis SIL Regular" w:hAnsi="Charis SIL Regular" w:eastAsia="Charis SIL Regular"/>
           <w:b w:val="0"/>
           <w:i w:val="0"/>
-          <w:color w:val="0066CC"/>
+          <w:color w:val="0000FF"/>
           <w:sz w:val="24"/>
           <w:u w:val="single"/>
         </w:rPr>
@@ -970,7 +960,7 @@
           <w:rFonts w:ascii="Charis SIL Regular" w:hAnsi="Charis SIL Regular" w:eastAsia="Charis SIL Regular"/>
           <w:b w:val="0"/>
           <w:i w:val="0"/>
-          <w:color w:val="0066CC"/>
+          <w:color w:val="0000FF"/>
           <w:sz w:val="24"/>
           <w:u w:val="single"/>
         </w:rPr>
@@ -995,7 +985,7 @@
       </w:r>
       <w:r>
         <w:rPr>
-          <w:u w:val="single" w:color="0066cc"/>
+          <w:u w:val="single" w:color="0000ff"/>
           <w:rFonts w:ascii="Charis SIL Regular" w:hAnsi="Charis SIL Regular" w:eastAsia="Charis SIL Regular"/>
           <w:b w:val="0"/>
           <w:i w:val="0"/>
@@ -1013,7 +1003,7 @@
       </w:r>
       <w:r>
         <w:rPr>
-          <w:u w:val="single" w:color="0066cc"/>
+          <w:u w:val="single" w:color="0000ff"/>
           <w:rFonts w:ascii="Charis SIL Regular" w:hAnsi="Charis SIL Regular" w:eastAsia="Charis SIL Regular"/>
           <w:b w:val="0"/>
           <w:i w:val="0"/>
@@ -1031,7 +1021,7 @@
       </w:r>
       <w:r>
         <w:rPr>
-          <w:u w:val="single" w:color="0066cc"/>
+          <w:u w:val="single" w:color="0000ff"/>
           <w:rFonts w:ascii="Charis SIL Regular" w:hAnsi="Charis SIL Regular" w:eastAsia="Charis SIL Regular"/>
           <w:b w:val="0"/>
           <w:i w:val="0"/>
@@ -1049,7 +1039,7 @@
       </w:r>
       <w:r>
         <w:rPr>
-          <w:u w:val="single" w:color="0066cc"/>
+          <w:u w:val="single" w:color="0000ff"/>
           <w:rFonts w:ascii="Charis SIL Regular" w:hAnsi="Charis SIL Regular" w:eastAsia="Charis SIL Regular"/>
           <w:b w:val="0"/>
           <w:i w:val="0"/>
@@ -1067,7 +1057,7 @@
       </w:r>
       <w:r>
         <w:rPr>
-          <w:u w:val="single" w:color="0066cc"/>
+          <w:u w:val="single" w:color="0000ff"/>
           <w:rFonts w:ascii="Charis SIL Regular" w:hAnsi="Charis SIL Regular" w:eastAsia="Charis SIL Regular"/>
           <w:b w:val="0"/>
           <w:i w:val="0"/>
@@ -1085,7 +1075,7 @@
       </w:r>
       <w:r>
         <w:rPr>
-          <w:u w:val="single" w:color="0066cc"/>
+          <w:u w:val="single" w:color="0000ff"/>
           <w:rFonts w:ascii="Charis SIL Regular" w:hAnsi="Charis SIL Regular" w:eastAsia="Charis SIL Regular"/>
           <w:b w:val="0"/>
           <w:i w:val="0"/>
@@ -1103,7 +1093,7 @@
       </w:r>
       <w:r>
         <w:rPr>
-          <w:u w:val="single" w:color="0066cc"/>
+          <w:u w:val="single" w:color="0000ff"/>
           <w:rFonts w:ascii="Charis SIL Regular" w:hAnsi="Charis SIL Regular" w:eastAsia="Charis SIL Regular"/>
           <w:b w:val="0"/>
           <w:i w:val="0"/>
@@ -1121,7 +1111,7 @@
       </w:r>
       <w:r>
         <w:rPr>
-          <w:u w:val="single" w:color="0066cc"/>
+          <w:u w:val="single" w:color="0000ff"/>
           <w:rFonts w:ascii="Charis SIL Regular" w:hAnsi="Charis SIL Regular" w:eastAsia="Charis SIL Regular"/>
           <w:b w:val="0"/>
           <w:i w:val="0"/>
@@ -1139,7 +1129,7 @@
       </w:r>
       <w:r>
         <w:rPr>
-          <w:u w:val="single" w:color="0066cc"/>
+          <w:u w:val="single" w:color="0000ff"/>
           <w:rFonts w:ascii="Charis SIL Regular" w:hAnsi="Charis SIL Regular" w:eastAsia="Charis SIL Regular"/>
           <w:b w:val="0"/>
           <w:i w:val="0"/>
@@ -1157,7 +1147,7 @@
       </w:r>
       <w:r>
         <w:rPr>
-          <w:u w:val="single" w:color="0066cc"/>
+          <w:u w:val="single" w:color="0000ff"/>
           <w:rFonts w:ascii="Charis SIL Regular" w:hAnsi="Charis SIL Regular" w:eastAsia="Charis SIL Regular"/>
           <w:b w:val="0"/>
           <w:i w:val="0"/>
@@ -1185,7 +1175,7 @@
       </w:r>
       <w:r>
         <w:rPr>
-          <w:u w:val="single" w:color="0066cc"/>
+          <w:u w:val="single" w:color="0000ff"/>
           <w:rFonts w:ascii="Charis SIL Regular" w:hAnsi="Charis SIL Regular" w:eastAsia="Charis SIL Regular"/>
           <w:b w:val="0"/>
           <w:i w:val="0"/>
@@ -1279,7 +1269,7 @@
           <w:rFonts w:ascii="Charis SIL Regular" w:hAnsi="Charis SIL Regular" w:eastAsia="Charis SIL Regular"/>
           <w:b w:val="0"/>
           <w:i w:val="0"/>
-          <w:color w:val="0066CC"/>
+          <w:color w:val="0000FF"/>
           <w:sz w:val="24"/>
           <w:u w:val="single"/>
         </w:rPr>
@@ -1297,7 +1287,7 @@
           <w:rFonts w:ascii="Charis SIL Regular" w:hAnsi="Charis SIL Regular" w:eastAsia="Charis SIL Regular"/>
           <w:b w:val="0"/>
           <w:i w:val="0"/>
-          <w:color w:val="0066CC"/>
+          <w:color w:val="0000FF"/>
           <w:sz w:val="24"/>
           <w:u w:val="single"/>
         </w:rPr>
@@ -1308,7 +1298,7 @@
           <w:rFonts w:ascii="Charis SIL Regular" w:hAnsi="Charis SIL Regular" w:eastAsia="Charis SIL Regular"/>
           <w:b w:val="0"/>
           <w:i w:val="0"/>
-          <w:color w:val="0066CC"/>
+          <w:color w:val="0000FF"/>
           <w:sz w:val="24"/>
           <w:u w:val="single"/>
         </w:rPr>
@@ -1326,7 +1316,7 @@
           <w:rFonts w:ascii="Charis SIL Regular" w:hAnsi="Charis SIL Regular" w:eastAsia="Charis SIL Regular"/>
           <w:b w:val="0"/>
           <w:i w:val="0"/>
-          <w:color w:val="0066CC"/>
+          <w:color w:val="0000FF"/>
           <w:sz w:val="24"/>
           <w:u w:val="single"/>
         </w:rPr>
@@ -1337,7 +1327,7 @@
           <w:rFonts w:ascii="Charis SIL Regular" w:hAnsi="Charis SIL Regular" w:eastAsia="Charis SIL Regular"/>
           <w:b w:val="0"/>
           <w:i w:val="0"/>
-          <w:color w:val="0066CC"/>
+          <w:color w:val="0000FF"/>
           <w:sz w:val="24"/>
           <w:u w:val="single"/>
         </w:rPr>
@@ -1355,7 +1345,7 @@
           <w:rFonts w:ascii="Charis SIL Regular" w:hAnsi="Charis SIL Regular" w:eastAsia="Charis SIL Regular"/>
           <w:b w:val="0"/>
           <w:i w:val="0"/>
-          <w:color w:val="0066CC"/>
+          <w:color w:val="0000FF"/>
           <w:sz w:val="24"/>
           <w:u w:val="single"/>
         </w:rPr>
@@ -1366,7 +1356,7 @@
           <w:rFonts w:ascii="Charis SIL Regular" w:hAnsi="Charis SIL Regular" w:eastAsia="Charis SIL Regular"/>
           <w:b w:val="0"/>
           <w:i w:val="0"/>
-          <w:color w:val="0066CC"/>
+          <w:color w:val="0000FF"/>
           <w:sz w:val="24"/>
           <w:u w:val="single"/>
         </w:rPr>
@@ -1384,7 +1374,7 @@
           <w:rFonts w:ascii="Charis SIL Regular" w:hAnsi="Charis SIL Regular" w:eastAsia="Charis SIL Regular"/>
           <w:b w:val="0"/>
           <w:i w:val="0"/>
-          <w:color w:val="0066CC"/>
+          <w:color w:val="0000FF"/>
           <w:sz w:val="24"/>
           <w:u w:val="single"/>
         </w:rPr>
@@ -1409,7 +1399,7 @@
       </w:r>
       <w:r>
         <w:rPr>
-          <w:u w:val="single" w:color="0066cc"/>
+          <w:u w:val="single" w:color="0000ff"/>
           <w:rFonts w:ascii="Charis SIL Regular" w:hAnsi="Charis SIL Regular" w:eastAsia="Charis SIL Regular"/>
           <w:b w:val="0"/>
           <w:i w:val="0"/>
@@ -1427,7 +1417,7 @@
       </w:r>
       <w:r>
         <w:rPr>
-          <w:u w:val="single" w:color="0066cc"/>
+          <w:u w:val="single" w:color="0000ff"/>
           <w:rFonts w:ascii="Charis SIL Regular" w:hAnsi="Charis SIL Regular" w:eastAsia="Charis SIL Regular"/>
           <w:b w:val="0"/>
           <w:i w:val="0"/>
@@ -1445,7 +1435,7 @@
       </w:r>
       <w:r>
         <w:rPr>
-          <w:u w:val="single" w:color="0066cc"/>
+          <w:u w:val="single" w:color="0000ff"/>
           <w:rFonts w:ascii="Charis SIL Regular" w:hAnsi="Charis SIL Regular" w:eastAsia="Charis SIL Regular"/>
           <w:b w:val="0"/>
           <w:i w:val="0"/>
@@ -1456,7 +1446,7 @@
       </w:r>
       <w:r>
         <w:rPr>
-          <w:u w:val="single" w:color="0066cc"/>
+          <w:u w:val="single" w:color="0000ff"/>
           <w:rFonts w:ascii="Charis SIL Regular" w:hAnsi="Charis SIL Regular" w:eastAsia="Charis SIL Regular"/>
           <w:b w:val="0"/>
           <w:i w:val="0"/>
@@ -1474,7 +1464,7 @@
       </w:r>
       <w:r>
         <w:rPr>
-          <w:u w:val="single" w:color="0066cc"/>
+          <w:u w:val="single" w:color="0000ff"/>
           <w:rFonts w:ascii="Charis SIL Regular" w:hAnsi="Charis SIL Regular" w:eastAsia="Charis SIL Regular"/>
           <w:b w:val="0"/>
           <w:i w:val="0"/>
@@ -1492,7 +1482,7 @@
       </w:r>
       <w:r>
         <w:rPr>
-          <w:u w:val="single" w:color="0066cc"/>
+          <w:u w:val="single" w:color="0000ff"/>
           <w:rFonts w:ascii="Charis SIL Regular" w:hAnsi="Charis SIL Regular" w:eastAsia="Charis SIL Regular"/>
           <w:b w:val="0"/>
           <w:i w:val="0"/>
@@ -1520,7 +1510,7 @@
       </w:r>
       <w:r>
         <w:rPr>
-          <w:u w:val="single" w:color="0066cc"/>
+          <w:u w:val="single" w:color="0000ff"/>
           <w:rFonts w:ascii="Charis SIL Regular" w:hAnsi="Charis SIL Regular" w:eastAsia="Charis SIL Regular"/>
           <w:b w:val="0"/>
           <w:i w:val="0"/>
@@ -1720,7 +1710,7 @@
           <w:rFonts w:ascii="Charis SIL Regular" w:hAnsi="Charis SIL Regular" w:eastAsia="Charis SIL Regular"/>
           <w:b w:val="0"/>
           <w:i w:val="0"/>
-          <w:color w:val="0066CC"/>
+          <w:color w:val="0000FF"/>
           <w:sz w:val="24"/>
           <w:u w:val="single"/>
         </w:rPr>
@@ -1738,7 +1728,7 @@
           <w:rFonts w:ascii="Charis SIL Regular" w:hAnsi="Charis SIL Regular" w:eastAsia="Charis SIL Regular"/>
           <w:b w:val="0"/>
           <w:i w:val="0"/>
-          <w:color w:val="0066CC"/>
+          <w:color w:val="0000FF"/>
           <w:sz w:val="24"/>
           <w:u w:val="single"/>
         </w:rPr>
@@ -1756,7 +1746,7 @@
           <w:rFonts w:ascii="Charis SIL Regular" w:hAnsi="Charis SIL Regular" w:eastAsia="Charis SIL Regular"/>
           <w:b w:val="0"/>
           <w:i w:val="0"/>
-          <w:color w:val="0066CC"/>
+          <w:color w:val="0000FF"/>
           <w:sz w:val="24"/>
           <w:u w:val="single"/>
         </w:rPr>
@@ -1767,7 +1757,7 @@
           <w:rFonts w:ascii="Charis SIL Regular" w:hAnsi="Charis SIL Regular" w:eastAsia="Charis SIL Regular"/>
           <w:b w:val="0"/>
           <w:i w:val="0"/>
-          <w:color w:val="0066CC"/>
+          <w:color w:val="0000FF"/>
           <w:sz w:val="24"/>
           <w:u w:val="single"/>
         </w:rPr>
@@ -1776,7 +1766,7 @@
             <w:rPr>
               <w:rStyle w:val="Hyperlink"/>
             </w:rPr>
-            <w:t>offi</w:t>
+            <w:t>office</w:t>
           </w:r>
         </w:hyperlink>
       </w:r>
@@ -1785,25 +1775,9 @@
           <w:rFonts w:ascii="Charis SIL Regular" w:hAnsi="Charis SIL Regular" w:eastAsia="Charis SIL Regular"/>
           <w:b w:val="0"/>
           <w:i w:val="0"/>
-          <w:color w:val="0066CC"/>
-          <w:sz w:val="24"/>
-        </w:rPr>
-        <w:hyperlink r:id="rId15" w:history="1">
-          <w:r>
-            <w:rPr>
-              <w:rStyle w:val="Hyperlink"/>
-            </w:rPr>
-            <w:t>ce</w:t>
-          </w:r>
-        </w:hyperlink>
-      </w:r>
-      <w:r>
-        <w:rPr>
-          <w:rFonts w:ascii="Charis SIL Regular" w:hAnsi="Charis SIL Regular" w:eastAsia="Charis SIL Regular"/>
-          <w:b w:val="0"/>
-          <w:i w:val="0"/>
-          <w:color w:val="0066CC"/>
-          <w:sz w:val="24"/>
+          <w:color w:val="0000FF"/>
+          <w:sz w:val="24"/>
+          <w:u w:val="single"/>
         </w:rPr>
         <w:t>rs</w:t>
       </w:r>
@@ -1812,7 +1786,7 @@
           <w:rFonts w:ascii="Charis SIL Regular" w:hAnsi="Charis SIL Regular" w:eastAsia="Charis SIL Regular"/>
           <w:b w:val="0"/>
           <w:i w:val="0"/>
-          <w:color w:val="0066CC"/>
+          <w:color w:val="0000FF"/>
           <w:sz w:val="24"/>
           <w:u w:val="single"/>
         </w:rPr>
@@ -1823,7 +1797,7 @@
           <w:rFonts w:ascii="Charis SIL Regular" w:hAnsi="Charis SIL Regular" w:eastAsia="Charis SIL Regular"/>
           <w:b w:val="0"/>
           <w:i w:val="0"/>
-          <w:color w:val="0066CC"/>
+          <w:color w:val="0000FF"/>
           <w:sz w:val="24"/>
           <w:u w:val="single"/>
         </w:rPr>
@@ -1841,7 +1815,7 @@
           <w:rFonts w:ascii="Charis SIL Regular" w:hAnsi="Charis SIL Regular" w:eastAsia="Charis SIL Regular"/>
           <w:b w:val="0"/>
           <w:i w:val="0"/>
-          <w:color w:val="0066CC"/>
+          <w:color w:val="0000FF"/>
           <w:sz w:val="24"/>
           <w:u w:val="single"/>
         </w:rPr>
@@ -1852,7 +1826,7 @@
           <w:rFonts w:ascii="Charis SIL Regular" w:hAnsi="Charis SIL Regular" w:eastAsia="Charis SIL Regular"/>
           <w:b w:val="0"/>
           <w:i w:val="0"/>
-          <w:color w:val="0066CC"/>
+          <w:color w:val="0000FF"/>
           <w:sz w:val="24"/>
           <w:u w:val="single"/>
         </w:rPr>
@@ -1870,7 +1844,7 @@
           <w:rFonts w:ascii="Charis SIL Regular" w:hAnsi="Charis SIL Regular" w:eastAsia="Charis SIL Regular"/>
           <w:b w:val="0"/>
           <w:i w:val="0"/>
-          <w:color w:val="0066CC"/>
+          <w:color w:val="0000FF"/>
           <w:sz w:val="24"/>
           <w:u w:val="single"/>
         </w:rPr>
@@ -1881,7 +1855,7 @@
           <w:rFonts w:ascii="Charis SIL Regular" w:hAnsi="Charis SIL Regular" w:eastAsia="Charis SIL Regular"/>
           <w:b w:val="0"/>
           <w:i w:val="0"/>
-          <w:color w:val="0066CC"/>
+          <w:color w:val="0000FF"/>
           <w:sz w:val="24"/>
           <w:u w:val="single"/>
         </w:rPr>
@@ -1899,7 +1873,7 @@
           <w:rFonts w:ascii="Charis SIL Regular" w:hAnsi="Charis SIL Regular" w:eastAsia="Charis SIL Regular"/>
           <w:b w:val="0"/>
           <w:i w:val="0"/>
-          <w:color w:val="0066CC"/>
+          <w:color w:val="0000FF"/>
           <w:sz w:val="24"/>
           <w:u w:val="single"/>
         </w:rPr>
@@ -1910,7 +1884,7 @@
           <w:rFonts w:ascii="Charis SIL Regular" w:hAnsi="Charis SIL Regular" w:eastAsia="Charis SIL Regular"/>
           <w:b w:val="0"/>
           <w:i w:val="0"/>
-          <w:color w:val="0066CC"/>
+          <w:color w:val="0000FF"/>
           <w:sz w:val="24"/>
           <w:u w:val="single"/>
         </w:rPr>
@@ -1928,7 +1902,7 @@
           <w:rFonts w:ascii="Charis SIL Regular" w:hAnsi="Charis SIL Regular" w:eastAsia="Charis SIL Regular"/>
           <w:b w:val="0"/>
           <w:i w:val="0"/>
-          <w:color w:val="0066CC"/>
+          <w:color w:val="0000FF"/>
           <w:sz w:val="24"/>
           <w:u w:val="single"/>
         </w:rPr>
@@ -1939,7 +1913,7 @@
           <w:rFonts w:ascii="Charis SIL Regular" w:hAnsi="Charis SIL Regular" w:eastAsia="Charis SIL Regular"/>
           <w:b w:val="0"/>
           <w:i w:val="0"/>
-          <w:color w:val="0066CC"/>
+          <w:color w:val="0000FF"/>
           <w:sz w:val="24"/>
           <w:u w:val="single"/>
         </w:rPr>
@@ -1957,7 +1931,7 @@
           <w:rFonts w:ascii="Charis SIL Regular" w:hAnsi="Charis SIL Regular" w:eastAsia="Charis SIL Regular"/>
           <w:b w:val="0"/>
           <w:i w:val="0"/>
-          <w:color w:val="0066CC"/>
+          <w:color w:val="0000FF"/>
           <w:sz w:val="24"/>
           <w:u w:val="single"/>
         </w:rPr>
@@ -1968,7 +1942,7 @@
           <w:rFonts w:ascii="Charis SIL Regular" w:hAnsi="Charis SIL Regular" w:eastAsia="Charis SIL Regular"/>
           <w:b w:val="0"/>
           <w:i w:val="0"/>
-          <w:color w:val="0066CC"/>
+          <w:color w:val="0000FF"/>
           <w:sz w:val="24"/>
           <w:u w:val="single"/>
         </w:rPr>
@@ -1986,7 +1960,7 @@
           <w:rFonts w:ascii="Charis SIL Regular" w:hAnsi="Charis SIL Regular" w:eastAsia="Charis SIL Regular"/>
           <w:b w:val="0"/>
           <w:i w:val="0"/>
-          <w:color w:val="0066CC"/>
+          <w:color w:val="0000FF"/>
           <w:sz w:val="24"/>
           <w:u w:val="single"/>
         </w:rPr>
@@ -1997,7 +1971,7 @@
           <w:rFonts w:ascii="Charis SIL Regular" w:hAnsi="Charis SIL Regular" w:eastAsia="Charis SIL Regular"/>
           <w:b w:val="0"/>
           <w:i w:val="0"/>
-          <w:color w:val="0066CC"/>
+          <w:color w:val="0000FF"/>
           <w:sz w:val="24"/>
           <w:u w:val="single"/>
         </w:rPr>
@@ -2015,7 +1989,7 @@
           <w:rFonts w:ascii="Charis SIL Regular" w:hAnsi="Charis SIL Regular" w:eastAsia="Charis SIL Regular"/>
           <w:b w:val="0"/>
           <w:i w:val="0"/>
-          <w:color w:val="0066CC"/>
+          <w:color w:val="0000FF"/>
           <w:sz w:val="24"/>
           <w:u w:val="single"/>
         </w:rPr>
@@ -2026,7 +2000,7 @@
           <w:rFonts w:ascii="Charis SIL Regular" w:hAnsi="Charis SIL Regular" w:eastAsia="Charis SIL Regular"/>
           <w:b w:val="0"/>
           <w:i w:val="0"/>
-          <w:color w:val="0066CC"/>
+          <w:color w:val="0000FF"/>
           <w:sz w:val="24"/>
           <w:u w:val="single"/>
         </w:rPr>
@@ -2044,7 +2018,7 @@
           <w:rFonts w:ascii="Charis SIL Regular" w:hAnsi="Charis SIL Regular" w:eastAsia="Charis SIL Regular"/>
           <w:b w:val="0"/>
           <w:i w:val="0"/>
-          <w:color w:val="0066CC"/>
+          <w:color w:val="0000FF"/>
           <w:sz w:val="24"/>
           <w:u w:val="single"/>
         </w:rPr>
@@ -2055,7 +2029,7 @@
           <w:rFonts w:ascii="Charis SIL Regular" w:hAnsi="Charis SIL Regular" w:eastAsia="Charis SIL Regular"/>
           <w:b w:val="0"/>
           <w:i w:val="0"/>
-          <w:color w:val="0066CC"/>
+          <w:color w:val="0000FF"/>
           <w:sz w:val="24"/>
           <w:u w:val="single"/>
         </w:rPr>
@@ -2064,7 +2038,7 @@
             <w:rPr>
               <w:rStyle w:val="Hyperlink"/>
             </w:rPr>
-            <w:t xml:space="preserve">Indies </w:t>
+            <w:t>Indi</w:t>
           </w:r>
         </w:hyperlink>
       </w:r>
@@ -2073,7 +2047,17 @@
           <w:rFonts w:ascii="Charis SIL Regular" w:hAnsi="Charis SIL Regular" w:eastAsia="Charis SIL Regular"/>
           <w:b w:val="0"/>
           <w:i w:val="0"/>
-          <w:color w:val="0066CC"/>
+          <w:color w:val="0000FF"/>
+          <w:sz w:val="24"/>
+        </w:rPr>
+        <w:t xml:space="preserve">es </w:t>
+      </w:r>
+      <w:r>
+        <w:rPr>
+          <w:rFonts w:ascii="Charis SIL Regular" w:hAnsi="Charis SIL Regular" w:eastAsia="Charis SIL Regular"/>
+          <w:b w:val="0"/>
+          <w:i w:val="0"/>
+          <w:color w:val="0000FF"/>
           <w:sz w:val="24"/>
           <w:u w:val="single"/>
         </w:rPr>
@@ -2098,7 +2082,7 @@
       </w:r>
       <w:r>
         <w:rPr>
-          <w:u w:val="single" w:color="0066cc"/>
+          <w:u w:val="single" w:color="0000ff"/>
           <w:rFonts w:ascii="Charis SIL Regular" w:hAnsi="Charis SIL Regular" w:eastAsia="Charis SIL Regular"/>
           <w:b w:val="0"/>
           <w:i w:val="0"/>
@@ -2116,7 +2100,7 @@
       </w:r>
       <w:r>
         <w:rPr>
-          <w:u w:val="single" w:color="0066cc"/>
+          <w:u w:val="single" w:color="0000ff"/>
           <w:rFonts w:ascii="Charis SIL Regular" w:hAnsi="Charis SIL Regular" w:eastAsia="Charis SIL Regular"/>
           <w:b w:val="0"/>
           <w:i w:val="0"/>
@@ -2134,7 +2118,7 @@
       </w:r>
       <w:r>
         <w:rPr>
-          <w:u w:val="single" w:color="0066cc"/>
+          <w:u w:val="single" w:color="0000ff"/>
           <w:rFonts w:ascii="Charis SIL Regular" w:hAnsi="Charis SIL Regular" w:eastAsia="Charis SIL Regular"/>
           <w:b w:val="0"/>
           <w:i w:val="0"/>
@@ -2152,7 +2136,7 @@
       </w:r>
       <w:r>
         <w:rPr>
-          <w:u w:val="single" w:color="0066cc"/>
+          <w:u w:val="single" w:color="0000ff"/>
           <w:rFonts w:ascii="Charis SIL Regular" w:hAnsi="Charis SIL Regular" w:eastAsia="Charis SIL Regular"/>
           <w:b w:val="0"/>
           <w:i w:val="0"/>
@@ -2170,7 +2154,7 @@
       </w:r>
       <w:r>
         <w:rPr>
-          <w:u w:val="single" w:color="0066cc"/>
+          <w:u w:val="single" w:color="0000ff"/>
           <w:rFonts w:ascii="Charis SIL Regular" w:hAnsi="Charis SIL Regular" w:eastAsia="Charis SIL Regular"/>
           <w:b w:val="0"/>
           <w:i w:val="0"/>
@@ -2188,7 +2172,7 @@
       </w:r>
       <w:r>
         <w:rPr>
-          <w:u w:val="single" w:color="0066cc"/>
+          <w:u w:val="single" w:color="0000ff"/>
           <w:rFonts w:ascii="Charis SIL Regular" w:hAnsi="Charis SIL Regular" w:eastAsia="Charis SIL Regular"/>
           <w:b w:val="0"/>
           <w:i w:val="0"/>
@@ -2206,7 +2190,7 @@
       </w:r>
       <w:r>
         <w:rPr>
-          <w:u w:val="single" w:color="0066cc"/>
+          <w:u w:val="single" w:color="0000ff"/>
           <w:rFonts w:ascii="Charis SIL Regular" w:hAnsi="Charis SIL Regular" w:eastAsia="Charis SIL Regular"/>
           <w:b w:val="0"/>
           <w:i w:val="0"/>
@@ -2224,7 +2208,7 @@
       </w:r>
       <w:r>
         <w:rPr>
-          <w:u w:val="single" w:color="0066cc"/>
+          <w:u w:val="single" w:color="0000ff"/>
           <w:rFonts w:ascii="Charis SIL Regular" w:hAnsi="Charis SIL Regular" w:eastAsia="Charis SIL Regular"/>
           <w:b w:val="0"/>
           <w:i w:val="0"/>
@@ -2242,7 +2226,7 @@
       </w:r>
       <w:r>
         <w:rPr>
-          <w:u w:val="single" w:color="0066cc"/>
+          <w:u w:val="single" w:color="0000ff"/>
           <w:rFonts w:ascii="Charis SIL Regular" w:hAnsi="Charis SIL Regular" w:eastAsia="Charis SIL Regular"/>
           <w:b w:val="0"/>
           <w:i w:val="0"/>
@@ -2260,7 +2244,7 @@
       </w:r>
       <w:r>
         <w:rPr>
-          <w:u w:val="single" w:color="0066cc"/>
+          <w:u w:val="single" w:color="0000ff"/>
           <w:rFonts w:ascii="Charis SIL Regular" w:hAnsi="Charis SIL Regular" w:eastAsia="Charis SIL Regular"/>
           <w:b w:val="0"/>
           <w:i w:val="0"/>
@@ -2278,7 +2262,7 @@
       </w:r>
       <w:r>
         <w:rPr>
-          <w:u w:val="single" w:color="0066cc"/>
+          <w:u w:val="single" w:color="0000ff"/>
           <w:rFonts w:ascii="Charis SIL Regular" w:hAnsi="Charis SIL Regular" w:eastAsia="Charis SIL Regular"/>
           <w:b w:val="0"/>
           <w:i w:val="0"/>
@@ -2296,7 +2280,7 @@
       </w:r>
       <w:r>
         <w:rPr>
-          <w:u w:val="single" w:color="0066cc"/>
+          <w:u w:val="single" w:color="0000ff"/>
           <w:rFonts w:ascii="Charis SIL Regular" w:hAnsi="Charis SIL Regular" w:eastAsia="Charis SIL Regular"/>
           <w:b w:val="0"/>
           <w:i w:val="0"/>
@@ -2314,7 +2298,7 @@
       </w:r>
       <w:r>
         <w:rPr>
-          <w:u w:val="single" w:color="0066cc"/>
+          <w:u w:val="single" w:color="0000ff"/>
           <w:rFonts w:ascii="Charis SIL Regular" w:hAnsi="Charis SIL Regular" w:eastAsia="Charis SIL Regular"/>
           <w:b w:val="0"/>
           <w:i w:val="0"/>
@@ -2332,7 +2316,7 @@
       </w:r>
       <w:r>
         <w:rPr>
-          <w:u w:val="single" w:color="0066cc"/>
+          <w:u w:val="single" w:color="0000ff"/>
           <w:rFonts w:ascii="Charis SIL Regular" w:hAnsi="Charis SIL Regular" w:eastAsia="Charis SIL Regular"/>
           <w:b w:val="0"/>
           <w:i w:val="0"/>
@@ -2343,7 +2327,7 @@
       </w:r>
       <w:r>
         <w:rPr>
-          <w:u w:val="single" w:color="0066cc"/>
+          <w:u w:val="single" w:color="0000ff"/>
           <w:rFonts w:ascii="Charis SIL Regular" w:hAnsi="Charis SIL Regular" w:eastAsia="Charis SIL Regular"/>
           <w:b w:val="0"/>
           <w:i w:val="0"/>
@@ -2361,7 +2345,7 @@
       </w:r>
       <w:r>
         <w:rPr>
-          <w:u w:val="single" w:color="0066cc"/>
+          <w:u w:val="single" w:color="0000ff"/>
           <w:rFonts w:ascii="Charis SIL Regular" w:hAnsi="Charis SIL Regular" w:eastAsia="Charis SIL Regular"/>
           <w:b w:val="0"/>
           <w:i w:val="0"/>
@@ -2379,7 +2363,7 @@
       </w:r>
       <w:r>
         <w:rPr>
-          <w:u w:val="single" w:color="0066cc"/>
+          <w:u w:val="single" w:color="0000ff"/>
           <w:rFonts w:ascii="Charis SIL Regular" w:hAnsi="Charis SIL Regular" w:eastAsia="Charis SIL Regular"/>
           <w:b w:val="0"/>
           <w:i w:val="0"/>
@@ -2397,7 +2381,7 @@
       </w:r>
       <w:r>
         <w:rPr>
-          <w:u w:val="single" w:color="0066cc"/>
+          <w:u w:val="single" w:color="0000ff"/>
           <w:rFonts w:ascii="Charis SIL Regular" w:hAnsi="Charis SIL Regular" w:eastAsia="Charis SIL Regular"/>
           <w:b w:val="0"/>
           <w:i w:val="0"/>
@@ -2408,7 +2392,7 @@
       </w:r>
       <w:r>
         <w:rPr>
-          <w:u w:val="single" w:color="0066cc"/>
+          <w:u w:val="single" w:color="0000ff"/>
           <w:rFonts w:ascii="Charis SIL Regular" w:hAnsi="Charis SIL Regular" w:eastAsia="Charis SIL Regular"/>
           <w:b w:val="0"/>
           <w:i w:val="0"/>
@@ -2426,7 +2410,7 @@
       </w:r>
       <w:r>
         <w:rPr>
-          <w:u w:val="single" w:color="0066cc"/>
+          <w:u w:val="single" w:color="0000ff"/>
           <w:rFonts w:ascii="Charis SIL Regular" w:hAnsi="Charis SIL Regular" w:eastAsia="Charis SIL Regular"/>
           <w:b w:val="0"/>
           <w:i w:val="0"/>
@@ -2457,7 +2441,7 @@
           <w:rFonts w:ascii="Charis SIL Regular" w:hAnsi="Charis SIL Regular" w:eastAsia="Charis SIL Regular"/>
           <w:b w:val="0"/>
           <w:i w:val="0"/>
-          <w:color w:val="0066CC"/>
+          <w:color w:val="0000FF"/>
           <w:sz w:val="24"/>
           <w:u w:val="single"/>
         </w:rPr>
@@ -2475,7 +2459,7 @@
           <w:rFonts w:ascii="Charis SIL Regular" w:hAnsi="Charis SIL Regular" w:eastAsia="Charis SIL Regular"/>
           <w:b w:val="0"/>
           <w:i w:val="0"/>
-          <w:color w:val="0066CC"/>
+          <w:color w:val="0000FF"/>
           <w:sz w:val="24"/>
           <w:u w:val="single"/>
         </w:rPr>
@@ -2486,7 +2470,7 @@
           <w:rFonts w:ascii="Charis SIL Regular" w:hAnsi="Charis SIL Regular" w:eastAsia="Charis SIL Regular"/>
           <w:b w:val="0"/>
           <w:i w:val="0"/>
-          <w:color w:val="0066CC"/>
+          <w:color w:val="0000FF"/>
           <w:sz w:val="24"/>
           <w:u w:val="single"/>
         </w:rPr>
@@ -2504,7 +2488,7 @@
           <w:rFonts w:ascii="Charis SIL Regular" w:hAnsi="Charis SIL Regular" w:eastAsia="Charis SIL Regular"/>
           <w:b w:val="0"/>
           <w:i w:val="0"/>
-          <w:color w:val="0066CC"/>
+          <w:color w:val="0000FF"/>
           <w:sz w:val="24"/>
           <w:u w:val="single"/>
         </w:rPr>
@@ -2515,7 +2499,7 @@
           <w:rFonts w:ascii="Charis SIL Regular" w:hAnsi="Charis SIL Regular" w:eastAsia="Charis SIL Regular"/>
           <w:b w:val="0"/>
           <w:i w:val="0"/>
-          <w:color w:val="0066CC"/>
+          <w:color w:val="0000FF"/>
           <w:sz w:val="24"/>
           <w:u w:val="single"/>
         </w:rPr>
@@ -2533,7 +2517,7 @@
           <w:rFonts w:ascii="Charis SIL Regular" w:hAnsi="Charis SIL Regular" w:eastAsia="Charis SIL Regular"/>
           <w:b w:val="0"/>
           <w:i w:val="0"/>
-          <w:color w:val="0066CC"/>
+          <w:color w:val="0000FF"/>
           <w:sz w:val="24"/>
           <w:u w:val="single"/>
         </w:rPr>
@@ -2544,7 +2528,7 @@
           <w:rFonts w:ascii="Charis SIL Regular" w:hAnsi="Charis SIL Regular" w:eastAsia="Charis SIL Regular"/>
           <w:b w:val="0"/>
           <w:i w:val="0"/>
-          <w:color w:val="0066CC"/>
+          <w:color w:val="0000FF"/>
           <w:sz w:val="24"/>
           <w:u w:val="single"/>
         </w:rPr>
@@ -2562,7 +2546,7 @@
           <w:rFonts w:ascii="Charis SIL Regular" w:hAnsi="Charis SIL Regular" w:eastAsia="Charis SIL Regular"/>
           <w:b w:val="0"/>
           <w:i w:val="0"/>
-          <w:color w:val="0066CC"/>
+          <w:color w:val="0000FF"/>
           <w:sz w:val="24"/>
           <w:u w:val="single"/>
         </w:rPr>
@@ -2580,7 +2564,7 @@
           <w:rFonts w:ascii="Charis SIL Regular" w:hAnsi="Charis SIL Regular" w:eastAsia="Charis SIL Regular"/>
           <w:b w:val="0"/>
           <w:i w:val="0"/>
-          <w:color w:val="0066CC"/>
+          <w:color w:val="0000FF"/>
           <w:sz w:val="24"/>
           <w:u w:val="single"/>
         </w:rPr>
@@ -2591,7 +2575,7 @@
           <w:rFonts w:ascii="Charis SIL Regular" w:hAnsi="Charis SIL Regular" w:eastAsia="Charis SIL Regular"/>
           <w:b w:val="0"/>
           <w:i w:val="0"/>
-          <w:color w:val="0066CC"/>
+          <w:color w:val="0000FF"/>
           <w:sz w:val="24"/>
           <w:u w:val="single"/>
         </w:rPr>
@@ -2609,7 +2593,7 @@
           <w:rFonts w:ascii="Charis SIL Regular" w:hAnsi="Charis SIL Regular" w:eastAsia="Charis SIL Regular"/>
           <w:b w:val="0"/>
           <w:i w:val="0"/>
-          <w:color w:val="0066CC"/>
+          <w:color w:val="0000FF"/>
           <w:sz w:val="24"/>
           <w:u w:val="single"/>
         </w:rPr>
@@ -2620,7 +2604,7 @@
           <w:rFonts w:ascii="Charis SIL Regular" w:hAnsi="Charis SIL Regular" w:eastAsia="Charis SIL Regular"/>
           <w:b w:val="0"/>
           <w:i w:val="0"/>
-          <w:color w:val="0066CC"/>
+          <w:color w:val="0000FF"/>
           <w:sz w:val="24"/>
           <w:u w:val="single"/>
         </w:rPr>
@@ -2638,7 +2622,7 @@
           <w:rFonts w:ascii="Charis SIL Regular" w:hAnsi="Charis SIL Regular" w:eastAsia="Charis SIL Regular"/>
           <w:b w:val="0"/>
           <w:i w:val="0"/>
-          <w:color w:val="0066CC"/>
+          <w:color w:val="0000FF"/>
           <w:sz w:val="24"/>
           <w:u w:val="single"/>
         </w:rPr>
@@ -2649,7 +2633,7 @@
           <w:rFonts w:ascii="Charis SIL Regular" w:hAnsi="Charis SIL Regular" w:eastAsia="Charis SIL Regular"/>
           <w:b w:val="0"/>
           <w:i w:val="0"/>
-          <w:color w:val="0066CC"/>
+          <w:color w:val="0000FF"/>
           <w:sz w:val="24"/>
           <w:u w:val="single"/>
         </w:rPr>
@@ -2667,7 +2651,7 @@
           <w:rFonts w:ascii="Charis SIL Regular" w:hAnsi="Charis SIL Regular" w:eastAsia="Charis SIL Regular"/>
           <w:b w:val="0"/>
           <w:i w:val="0"/>
-          <w:color w:val="0066CC"/>
+          <w:color w:val="0000FF"/>
           <w:sz w:val="24"/>
           <w:u w:val="single"/>
         </w:rPr>
@@ -2678,7 +2662,7 @@
           <w:rFonts w:ascii="Charis SIL Regular" w:hAnsi="Charis SIL Regular" w:eastAsia="Charis SIL Regular"/>
           <w:b w:val="0"/>
           <w:i w:val="0"/>
-          <w:color w:val="0066CC"/>
+          <w:color w:val="0000FF"/>
           <w:sz w:val="24"/>
           <w:u w:val="single"/>
         </w:rPr>
@@ -2696,7 +2680,7 @@
           <w:rFonts w:ascii="Charis SIL Regular" w:hAnsi="Charis SIL Regular" w:eastAsia="Charis SIL Regular"/>
           <w:b w:val="0"/>
           <w:i w:val="0"/>
-          <w:color w:val="0066CC"/>
+          <w:color w:val="0000FF"/>
           <w:sz w:val="24"/>
           <w:u w:val="single"/>
         </w:rPr>
@@ -2707,7 +2691,7 @@
           <w:rFonts w:ascii="Charis SIL Regular" w:hAnsi="Charis SIL Regular" w:eastAsia="Charis SIL Regular"/>
           <w:b w:val="0"/>
           <w:i w:val="0"/>
-          <w:color w:val="0066CC"/>
+          <w:color w:val="0000FF"/>
           <w:sz w:val="24"/>
           <w:u w:val="single"/>
         </w:rPr>
@@ -2725,7 +2709,7 @@
           <w:rFonts w:ascii="Charis SIL Regular" w:hAnsi="Charis SIL Regular" w:eastAsia="Charis SIL Regular"/>
           <w:b w:val="0"/>
           <w:i w:val="0"/>
-          <w:color w:val="0066CC"/>
+          <w:color w:val="0000FF"/>
           <w:sz w:val="24"/>
           <w:u w:val="single"/>
         </w:rPr>
@@ -2736,7 +2720,7 @@
           <w:rFonts w:ascii="Charis SIL Regular" w:hAnsi="Charis SIL Regular" w:eastAsia="Charis SIL Regular"/>
           <w:b w:val="0"/>
           <w:i w:val="0"/>
-          <w:color w:val="0066CC"/>
+          <w:color w:val="0000FF"/>
           <w:sz w:val="24"/>
           <w:u w:val="single"/>
         </w:rPr>
@@ -2761,7 +2745,7 @@
       </w:r>
       <w:r>
         <w:rPr>
-          <w:u w:val="single" w:color="0066cc"/>
+          <w:u w:val="single" w:color="0000ff"/>
           <w:rFonts w:ascii="Charis SIL Regular" w:hAnsi="Charis SIL Regular" w:eastAsia="Charis SIL Regular"/>
           <w:b w:val="0"/>
           <w:i w:val="0"/>
@@ -2779,7 +2763,7 @@
       </w:r>
       <w:r>
         <w:rPr>
-          <w:u w:val="single" w:color="0066cc"/>
+          <w:u w:val="single" w:color="0000ff"/>
           <w:rFonts w:ascii="Charis SIL Regular" w:hAnsi="Charis SIL Regular" w:eastAsia="Charis SIL Regular"/>
           <w:b w:val="0"/>
           <w:i w:val="0"/>
@@ -2797,7 +2781,7 @@
       </w:r>
       <w:r>
         <w:rPr>
-          <w:u w:val="single" w:color="0066cc"/>
+          <w:u w:val="single" w:color="0000ff"/>
           <w:rFonts w:ascii="Charis SIL Regular" w:hAnsi="Charis SIL Regular" w:eastAsia="Charis SIL Regular"/>
           <w:b w:val="0"/>
           <w:i w:val="0"/>
@@ -2815,7 +2799,7 @@
       </w:r>
       <w:r>
         <w:rPr>
-          <w:u w:val="single" w:color="0066cc"/>
+          <w:u w:val="single" w:color="0000ff"/>
           <w:rFonts w:ascii="Charis SIL Regular" w:hAnsi="Charis SIL Regular" w:eastAsia="Charis SIL Regular"/>
           <w:b w:val="0"/>
           <w:i w:val="0"/>
@@ -2843,7 +2827,7 @@
       </w:r>
       <w:r>
         <w:rPr>
-          <w:u w:val="single" w:color="0066cc"/>
+          <w:u w:val="single" w:color="0000ff"/>
           <w:rFonts w:ascii="Charis SIL Regular" w:hAnsi="Charis SIL Regular" w:eastAsia="Charis SIL Regular"/>
           <w:b w:val="0"/>
           <w:i w:val="0"/>
@@ -2888,7 +2872,7 @@
       </w:r>
       <w:r>
         <w:rPr>
-          <w:u w:val="single" w:color="0066cc"/>
+          <w:u w:val="single" w:color="0000ff"/>
           <w:rFonts w:ascii="Charis SIL Regular" w:hAnsi="Charis SIL Regular" w:eastAsia="Charis SIL Regular"/>
           <w:b w:val="0"/>
           <w:i w:val="0"/>
@@ -2906,7 +2890,7 @@
       </w:r>
       <w:r>
         <w:rPr>
-          <w:u w:val="single" w:color="0066cc"/>
+          <w:u w:val="single" w:color="0000ff"/>
           <w:rFonts w:ascii="Charis SIL Regular" w:hAnsi="Charis SIL Regular" w:eastAsia="Charis SIL Regular"/>
           <w:b w:val="0"/>
           <w:i w:val="0"/>
@@ -2924,7 +2908,7 @@
       </w:r>
       <w:r>
         <w:rPr>
-          <w:u w:val="single" w:color="0066cc"/>
+          <w:u w:val="single" w:color="0000ff"/>
           <w:rFonts w:ascii="Charis SIL Regular" w:hAnsi="Charis SIL Regular" w:eastAsia="Charis SIL Regular"/>
           <w:b w:val="0"/>
           <w:i w:val="0"/>
@@ -2942,7 +2926,7 @@
       </w:r>
       <w:r>
         <w:rPr>
-          <w:u w:val="single" w:color="0066cc"/>
+          <w:u w:val="single" w:color="0000ff"/>
           <w:rFonts w:ascii="Charis SIL Regular" w:hAnsi="Charis SIL Regular" w:eastAsia="Charis SIL Regular"/>
           <w:b w:val="0"/>
           <w:i w:val="0"/>
@@ -2960,7 +2944,7 @@
       </w:r>
       <w:r>
         <w:rPr>
-          <w:u w:val="single" w:color="0066cc"/>
+          <w:u w:val="single" w:color="0000ff"/>
           <w:rFonts w:ascii="Charis SIL Regular" w:hAnsi="Charis SIL Regular" w:eastAsia="Charis SIL Regular"/>
           <w:b w:val="0"/>
           <w:i w:val="0"/>
@@ -2978,7 +2962,7 @@
       </w:r>
       <w:r>
         <w:rPr>
-          <w:u w:val="single" w:color="0066cc"/>
+          <w:u w:val="single" w:color="0000ff"/>
           <w:rFonts w:ascii="Charis SIL Regular" w:hAnsi="Charis SIL Regular" w:eastAsia="Charis SIL Regular"/>
           <w:b w:val="0"/>
           <w:i w:val="0"/>
@@ -2996,7 +2980,7 @@
       </w:r>
       <w:r>
         <w:rPr>
-          <w:u w:val="single" w:color="0066cc"/>
+          <w:u w:val="single" w:color="0000ff"/>
           <w:rFonts w:ascii="Charis SIL Regular" w:hAnsi="Charis SIL Regular" w:eastAsia="Charis SIL Regular"/>
           <w:b w:val="0"/>
           <w:i w:val="0"/>
@@ -3014,7 +2998,7 @@
       </w:r>
       <w:r>
         <w:rPr>
-          <w:u w:val="single" w:color="0066cc"/>
+          <w:u w:val="single" w:color="0000ff"/>
           <w:rFonts w:ascii="Charis SIL Regular" w:hAnsi="Charis SIL Regular" w:eastAsia="Charis SIL Regular"/>
           <w:b w:val="0"/>
           <w:i w:val="0"/>
@@ -3032,7 +3016,7 @@
       </w:r>
       <w:r>
         <w:rPr>
-          <w:u w:val="single" w:color="0066cc"/>
+          <w:u w:val="single" w:color="0000ff"/>
           <w:rFonts w:ascii="Charis SIL Regular" w:hAnsi="Charis SIL Regular" w:eastAsia="Charis SIL Regular"/>
           <w:b w:val="0"/>
           <w:i w:val="0"/>
@@ -3050,7 +3034,7 @@
       </w:r>
       <w:r>
         <w:rPr>
-          <w:u w:val="single" w:color="0066cc"/>
+          <w:u w:val="single" w:color="0000ff"/>
           <w:rFonts w:ascii="Charis SIL Regular" w:hAnsi="Charis SIL Regular" w:eastAsia="Charis SIL Regular"/>
           <w:b w:val="0"/>
           <w:i w:val="0"/>
@@ -3068,7 +3052,7 @@
       </w:r>
       <w:r>
         <w:rPr>
-          <w:u w:val="single" w:color="0066cc"/>
+          <w:u w:val="single" w:color="0000ff"/>
           <w:rFonts w:ascii="Charis SIL Regular" w:hAnsi="Charis SIL Regular" w:eastAsia="Charis SIL Regular"/>
           <w:b w:val="0"/>
           <w:i w:val="0"/>
@@ -3079,7 +3063,7 @@
       </w:r>
       <w:r>
         <w:rPr>
-          <w:u w:val="single" w:color="0066cc"/>
+          <w:u w:val="single" w:color="0000ff"/>
           <w:rFonts w:ascii="Charis SIL Regular" w:hAnsi="Charis SIL Regular" w:eastAsia="Charis SIL Regular"/>
           <w:b w:val="0"/>
           <w:i w:val="0"/>
@@ -3300,7 +3284,7 @@
           <w:rFonts w:ascii="Charis SIL Regular" w:hAnsi="Charis SIL Regular" w:eastAsia="Charis SIL Regular"/>
           <w:b w:val="0"/>
           <w:i w:val="0"/>
-          <w:color w:val="0066CC"/>
+          <w:color w:val="0000FF"/>
           <w:sz w:val="24"/>
           <w:u w:val="single"/>
         </w:rPr>
@@ -3318,7 +3302,7 @@
           <w:rFonts w:ascii="Charis SIL Regular" w:hAnsi="Charis SIL Regular" w:eastAsia="Charis SIL Regular"/>
           <w:b w:val="0"/>
           <w:i w:val="0"/>
-          <w:color w:val="0066CC"/>
+          <w:color w:val="0000FF"/>
           <w:sz w:val="24"/>
           <w:u w:val="single"/>
         </w:rPr>
@@ -3329,7 +3313,7 @@
           <w:rFonts w:ascii="Charis SIL Regular" w:hAnsi="Charis SIL Regular" w:eastAsia="Charis SIL Regular"/>
           <w:b w:val="0"/>
           <w:i w:val="0"/>
-          <w:color w:val="0066CC"/>
+          <w:color w:val="0000FF"/>
           <w:sz w:val="24"/>
           <w:u w:val="single"/>
         </w:rPr>
@@ -3347,7 +3331,7 @@
           <w:rFonts w:ascii="Charis SIL Regular" w:hAnsi="Charis SIL Regular" w:eastAsia="Charis SIL Regular"/>
           <w:b w:val="0"/>
           <w:i w:val="0"/>
-          <w:color w:val="0066CC"/>
+          <w:color w:val="0000FF"/>
           <w:sz w:val="24"/>
           <w:u w:val="single"/>
         </w:rPr>
@@ -3358,7 +3342,7 @@
           <w:rFonts w:ascii="Charis SIL Regular" w:hAnsi="Charis SIL Regular" w:eastAsia="Charis SIL Regular"/>
           <w:b w:val="0"/>
           <w:i w:val="0"/>
-          <w:color w:val="0066CC"/>
+          <w:color w:val="0000FF"/>
           <w:sz w:val="24"/>
           <w:u w:val="single"/>
         </w:rPr>
@@ -3376,7 +3360,7 @@
           <w:rFonts w:ascii="Charis SIL Regular" w:hAnsi="Charis SIL Regular" w:eastAsia="Charis SIL Regular"/>
           <w:b w:val="0"/>
           <w:i w:val="0"/>
-          <w:color w:val="0066CC"/>
+          <w:color w:val="0000FF"/>
           <w:sz w:val="24"/>
           <w:u w:val="single"/>
         </w:rPr>
@@ -3387,7 +3371,7 @@
           <w:rFonts w:ascii="Charis SIL Regular" w:hAnsi="Charis SIL Regular" w:eastAsia="Charis SIL Regular"/>
           <w:b w:val="0"/>
           <w:i w:val="0"/>
-          <w:color w:val="0066CC"/>
+          <w:color w:val="0000FF"/>
           <w:sz w:val="24"/>
           <w:u w:val="single"/>
         </w:rPr>
@@ -3405,7 +3389,7 @@
           <w:rFonts w:ascii="Charis SIL Regular" w:hAnsi="Charis SIL Regular" w:eastAsia="Charis SIL Regular"/>
           <w:b w:val="0"/>
           <w:i w:val="0"/>
-          <w:color w:val="0066CC"/>
+          <w:color w:val="0000FF"/>
           <w:sz w:val="24"/>
           <w:u w:val="single"/>
         </w:rPr>
@@ -3416,7 +3400,7 @@
           <w:rFonts w:ascii="Charis SIL Regular" w:hAnsi="Charis SIL Regular" w:eastAsia="Charis SIL Regular"/>
           <w:b w:val="0"/>
           <w:i w:val="0"/>
-          <w:color w:val="0066CC"/>
+          <w:color w:val="0000FF"/>
           <w:sz w:val="24"/>
           <w:u w:val="single"/>
         </w:rPr>
@@ -3451,7 +3435,7 @@
       </w:r>
       <w:r>
         <w:rPr>
-          <w:u w:val="single" w:color="0066cc"/>
+          <w:u w:val="single" w:color="0000ff"/>
           <w:rFonts w:ascii="Charis SIL Regular" w:hAnsi="Charis SIL Regular" w:eastAsia="Charis SIL Regular"/>
           <w:b w:val="0"/>
           <w:i w:val="0"/>
@@ -3469,7 +3453,7 @@
       </w:r>
       <w:r>
         <w:rPr>
-          <w:u w:val="single" w:color="0066cc"/>
+          <w:u w:val="single" w:color="0000ff"/>
           <w:rFonts w:ascii="Charis SIL Regular" w:hAnsi="Charis SIL Regular" w:eastAsia="Charis SIL Regular"/>
           <w:b w:val="0"/>
           <w:i w:val="0"/>
@@ -3480,7 +3464,7 @@
       </w:r>
       <w:r>
         <w:rPr>
-          <w:u w:val="single" w:color="0066cc"/>
+          <w:u w:val="single" w:color="0000ff"/>
           <w:rFonts w:ascii="Charis SIL Regular" w:hAnsi="Charis SIL Regular" w:eastAsia="Charis SIL Regular"/>
           <w:b w:val="0"/>
           <w:i w:val="0"/>
@@ -3498,7 +3482,7 @@
       </w:r>
       <w:r>
         <w:rPr>
-          <w:u w:val="single" w:color="0066cc"/>
+          <w:u w:val="single" w:color="0000ff"/>
           <w:rFonts w:ascii="Charis SIL Regular" w:hAnsi="Charis SIL Regular" w:eastAsia="Charis SIL Regular"/>
           <w:b w:val="0"/>
           <w:i w:val="0"/>
@@ -3516,7 +3500,7 @@
       </w:r>
       <w:r>
         <w:rPr>
-          <w:u w:val="single" w:color="0066cc"/>
+          <w:u w:val="single" w:color="0000ff"/>
           <w:rFonts w:ascii="Charis SIL Regular" w:hAnsi="Charis SIL Regular" w:eastAsia="Charis SIL Regular"/>
           <w:b w:val="0"/>
           <w:i w:val="0"/>
@@ -3534,7 +3518,7 @@
       </w:r>
       <w:r>
         <w:rPr>
-          <w:u w:val="single" w:color="0066cc"/>
+          <w:u w:val="single" w:color="0000ff"/>
           <w:rFonts w:ascii="Charis SIL Regular" w:hAnsi="Charis SIL Regular" w:eastAsia="Charis SIL Regular"/>
           <w:b w:val="0"/>
           <w:i w:val="0"/>
@@ -3552,7 +3536,7 @@
       </w:r>
       <w:r>
         <w:rPr>
-          <w:u w:val="single" w:color="0066cc"/>
+          <w:u w:val="single" w:color="0000ff"/>
           <w:rFonts w:ascii="Charis SIL Regular" w:hAnsi="Charis SIL Regular" w:eastAsia="Charis SIL Regular"/>
           <w:b w:val="0"/>
           <w:i w:val="0"/>
@@ -3570,7 +3554,7 @@
       </w:r>
       <w:r>
         <w:rPr>
-          <w:u w:val="single" w:color="0066cc"/>
+          <w:u w:val="single" w:color="0000ff"/>
           <w:rFonts w:ascii="Charis SIL Regular" w:hAnsi="Charis SIL Regular" w:eastAsia="Charis SIL Regular"/>
           <w:b w:val="0"/>
           <w:i w:val="0"/>
@@ -3601,7 +3585,7 @@
           <w:rFonts w:ascii="Charis SIL Regular" w:hAnsi="Charis SIL Regular" w:eastAsia="Charis SIL Regular"/>
           <w:b w:val="0"/>
           <w:i w:val="0"/>
-          <w:color w:val="0066CC"/>
+          <w:color w:val="0000FF"/>
           <w:sz w:val="24"/>
           <w:u w:val="single"/>
         </w:rPr>
@@ -3619,7 +3603,7 @@
           <w:rFonts w:ascii="Charis SIL Regular" w:hAnsi="Charis SIL Regular" w:eastAsia="Charis SIL Regular"/>
           <w:b w:val="0"/>
           <w:i w:val="0"/>
-          <w:color w:val="0066CC"/>
+          <w:color w:val="0000FF"/>
           <w:sz w:val="24"/>
           <w:u w:val="single"/>
         </w:rPr>
@@ -3647,7 +3631,7 @@
           <w:rFonts w:ascii="Charis SIL Regular" w:hAnsi="Charis SIL Regular" w:eastAsia="Charis SIL Regular"/>
           <w:b w:val="0"/>
           <w:i w:val="0"/>
-          <w:color w:val="0066CC"/>
+          <w:color w:val="0000FF"/>
           <w:sz w:val="24"/>
           <w:u w:val="single"/>
         </w:rPr>
@@ -3672,7 +3656,7 @@
       </w:r>
       <w:r>
         <w:rPr>
-          <w:u w:val="single" w:color="0066cc"/>
+          <w:u w:val="single" w:color="0000ff"/>
           <w:rFonts w:ascii="Charis SIL Regular" w:hAnsi="Charis SIL Regular" w:eastAsia="Charis SIL Regular"/>
           <w:b w:val="0"/>
           <w:i w:val="0"/>
@@ -3717,7 +3701,7 @@
       </w:r>
       <w:r>
         <w:rPr>
-          <w:u w:val="single" w:color="0066cc"/>
+          <w:u w:val="single" w:color="0000ff"/>
           <w:rFonts w:ascii="Charis SIL Regular" w:hAnsi="Charis SIL Regular" w:eastAsia="Charis SIL Regular"/>
           <w:b w:val="0"/>
           <w:i w:val="0"/>
@@ -3821,7 +3805,7 @@
           <w:rFonts w:ascii="Charis SIL Regular" w:hAnsi="Charis SIL Regular" w:eastAsia="Charis SIL Regular"/>
           <w:b w:val="0"/>
           <w:i w:val="0"/>
-          <w:color w:val="0066CC"/>
+          <w:color w:val="0000FF"/>
           <w:sz w:val="24"/>
           <w:u w:val="single"/>
         </w:rPr>
@@ -3839,7 +3823,7 @@
           <w:rFonts w:ascii="Charis SIL Regular" w:hAnsi="Charis SIL Regular" w:eastAsia="Charis SIL Regular"/>
           <w:b w:val="0"/>
           <w:i w:val="0"/>
-          <w:color w:val="0066CC"/>
+          <w:color w:val="0000FF"/>
           <w:sz w:val="24"/>
           <w:u w:val="single"/>
         </w:rPr>
@@ -3850,7 +3834,7 @@
           <w:rFonts w:ascii="Charis SIL Regular" w:hAnsi="Charis SIL Regular" w:eastAsia="Charis SIL Regular"/>
           <w:b w:val="0"/>
           <w:i w:val="0"/>
-          <w:color w:val="0066CC"/>
+          <w:color w:val="0000FF"/>
           <w:sz w:val="24"/>
           <w:u w:val="single"/>
         </w:rPr>
@@ -3868,7 +3852,7 @@
           <w:rFonts w:ascii="Charis SIL Regular" w:hAnsi="Charis SIL Regular" w:eastAsia="Charis SIL Regular"/>
           <w:b w:val="0"/>
           <w:i w:val="0"/>
-          <w:color w:val="0066CC"/>
+          <w:color w:val="0000FF"/>
           <w:sz w:val="24"/>
           <w:u w:val="single"/>
         </w:rPr>
@@ -3879,7 +3863,7 @@
           <w:rFonts w:ascii="Charis SIL Regular" w:hAnsi="Charis SIL Regular" w:eastAsia="Charis SIL Regular"/>
           <w:b w:val="0"/>
           <w:i w:val="0"/>
-          <w:color w:val="0066CC"/>
+          <w:color w:val="0000FF"/>
           <w:sz w:val="24"/>
           <w:u w:val="single"/>
         </w:rPr>
@@ -3897,7 +3881,7 @@
           <w:rFonts w:ascii="Charis SIL Regular" w:hAnsi="Charis SIL Regular" w:eastAsia="Charis SIL Regular"/>
           <w:b w:val="0"/>
           <w:i w:val="0"/>
-          <w:color w:val="0066CC"/>
+          <w:color w:val="0000FF"/>
           <w:sz w:val="24"/>
           <w:u w:val="single"/>
         </w:rPr>
@@ -3908,7 +3892,7 @@
           <w:rFonts w:ascii="Charis SIL Regular" w:hAnsi="Charis SIL Regular" w:eastAsia="Charis SIL Regular"/>
           <w:b w:val="0"/>
           <w:i w:val="0"/>
-          <w:color w:val="0066CC"/>
+          <w:color w:val="0000FF"/>
           <w:sz w:val="24"/>
           <w:u w:val="single"/>
         </w:rPr>
@@ -3926,7 +3910,7 @@
           <w:rFonts w:ascii="Charis SIL Regular" w:hAnsi="Charis SIL Regular" w:eastAsia="Charis SIL Regular"/>
           <w:b w:val="0"/>
           <w:i w:val="0"/>
-          <w:color w:val="0066CC"/>
+          <w:color w:val="0000FF"/>
           <w:sz w:val="24"/>
           <w:u w:val="single"/>
         </w:rPr>
@@ -3937,7 +3921,7 @@
           <w:rFonts w:ascii="Charis SIL Regular" w:hAnsi="Charis SIL Regular" w:eastAsia="Charis SIL Regular"/>
           <w:b w:val="0"/>
           <w:i w:val="0"/>
-          <w:color w:val="0066CC"/>
+          <w:color w:val="0000FF"/>
           <w:sz w:val="24"/>
           <w:u w:val="single"/>
         </w:rPr>
@@ -3955,7 +3939,7 @@
           <w:rFonts w:ascii="Charis SIL Regular" w:hAnsi="Charis SIL Regular" w:eastAsia="Charis SIL Regular"/>
           <w:b w:val="0"/>
           <w:i w:val="0"/>
-          <w:color w:val="0066CC"/>
+          <w:color w:val="0000FF"/>
           <w:sz w:val="24"/>
           <w:u w:val="single"/>
         </w:rPr>
@@ -3966,7 +3950,7 @@
           <w:rFonts w:ascii="Charis SIL Regular" w:hAnsi="Charis SIL Regular" w:eastAsia="Charis SIL Regular"/>
           <w:b w:val="0"/>
           <w:i w:val="0"/>
-          <w:color w:val="0066CC"/>
+          <w:color w:val="0000FF"/>
           <w:sz w:val="24"/>
           <w:u w:val="single"/>
         </w:rPr>
@@ -3984,7 +3968,7 @@
           <w:rFonts w:ascii="Charis SIL Regular" w:hAnsi="Charis SIL Regular" w:eastAsia="Charis SIL Regular"/>
           <w:b w:val="0"/>
           <w:i w:val="0"/>
-          <w:color w:val="0066CC"/>
+          <w:color w:val="0000FF"/>
           <w:sz w:val="24"/>
           <w:u w:val="single"/>
         </w:rPr>
@@ -3995,7 +3979,7 @@
           <w:rFonts w:ascii="Charis SIL Regular" w:hAnsi="Charis SIL Regular" w:eastAsia="Charis SIL Regular"/>
           <w:b w:val="0"/>
           <w:i w:val="0"/>
-          <w:color w:val="0066CC"/>
+          <w:color w:val="0000FF"/>
           <w:sz w:val="24"/>
           <w:u w:val="single"/>
         </w:rPr>
@@ -4013,7 +3997,7 @@
           <w:rFonts w:ascii="Charis SIL Regular" w:hAnsi="Charis SIL Regular" w:eastAsia="Charis SIL Regular"/>
           <w:b w:val="0"/>
           <w:i w:val="0"/>
-          <w:color w:val="0066CC"/>
+          <w:color w:val="0000FF"/>
           <w:sz w:val="24"/>
           <w:u w:val="single"/>
         </w:rPr>
@@ -4024,7 +4008,7 @@
           <w:rFonts w:ascii="Charis SIL Regular" w:hAnsi="Charis SIL Regular" w:eastAsia="Charis SIL Regular"/>
           <w:b w:val="0"/>
           <w:i w:val="0"/>
-          <w:color w:val="0066CC"/>
+          <w:color w:val="0000FF"/>
           <w:sz w:val="24"/>
           <w:u w:val="single"/>
         </w:rPr>
@@ -4042,7 +4026,7 @@
           <w:rFonts w:ascii="Charis SIL Regular" w:hAnsi="Charis SIL Regular" w:eastAsia="Charis SIL Regular"/>
           <w:b w:val="0"/>
           <w:i w:val="0"/>
-          <w:color w:val="0066CC"/>
+          <w:color w:val="0000FF"/>
           <w:sz w:val="24"/>
           <w:u w:val="single"/>
         </w:rPr>
@@ -4053,7 +4037,7 @@
           <w:rFonts w:ascii="Charis SIL Regular" w:hAnsi="Charis SIL Regular" w:eastAsia="Charis SIL Regular"/>
           <w:b w:val="0"/>
           <w:i w:val="0"/>
-          <w:color w:val="0066CC"/>
+          <w:color w:val="0000FF"/>
           <w:sz w:val="24"/>
           <w:u w:val="single"/>
         </w:rPr>
@@ -4071,7 +4055,7 @@
           <w:rFonts w:ascii="Charis SIL Regular" w:hAnsi="Charis SIL Regular" w:eastAsia="Charis SIL Regular"/>
           <w:b w:val="0"/>
           <w:i w:val="0"/>
-          <w:color w:val="0066CC"/>
+          <w:color w:val="0000FF"/>
           <w:sz w:val="24"/>
           <w:u w:val="single"/>
         </w:rPr>
@@ -4082,7 +4066,7 @@
           <w:rFonts w:ascii="Charis SIL Regular" w:hAnsi="Charis SIL Regular" w:eastAsia="Charis SIL Regular"/>
           <w:b w:val="0"/>
           <w:i w:val="0"/>
-          <w:color w:val="0066CC"/>
+          <w:color w:val="0000FF"/>
           <w:sz w:val="24"/>
           <w:u w:val="single"/>
         </w:rPr>
@@ -4100,7 +4084,7 @@
           <w:rFonts w:ascii="Charis SIL Regular" w:hAnsi="Charis SIL Regular" w:eastAsia="Charis SIL Regular"/>
           <w:b w:val="0"/>
           <w:i w:val="0"/>
-          <w:color w:val="0066CC"/>
+          <w:color w:val="0000FF"/>
           <w:sz w:val="24"/>
           <w:u w:val="single"/>
         </w:rPr>
@@ -4111,7 +4095,7 @@
           <w:rFonts w:ascii="Charis SIL Regular" w:hAnsi="Charis SIL Regular" w:eastAsia="Charis SIL Regular"/>
           <w:b w:val="0"/>
           <w:i w:val="0"/>
-          <w:color w:val="0066CC"/>
+          <w:color w:val="0000FF"/>
           <w:sz w:val="24"/>
           <w:u w:val="single"/>
         </w:rPr>
@@ -4129,7 +4113,7 @@
           <w:rFonts w:ascii="Charis SIL Regular" w:hAnsi="Charis SIL Regular" w:eastAsia="Charis SIL Regular"/>
           <w:b w:val="0"/>
           <w:i w:val="0"/>
-          <w:color w:val="0066CC"/>
+          <w:color w:val="0000FF"/>
           <w:sz w:val="24"/>
           <w:u w:val="single"/>
         </w:rPr>
@@ -4140,7 +4124,7 @@
           <w:rFonts w:ascii="Charis SIL Regular" w:hAnsi="Charis SIL Regular" w:eastAsia="Charis SIL Regular"/>
           <w:b w:val="0"/>
           <w:i w:val="0"/>
-          <w:color w:val="0066CC"/>
+          <w:color w:val="0000FF"/>
           <w:sz w:val="24"/>
           <w:u w:val="single"/>
         </w:rPr>
@@ -4175,7 +4159,7 @@
       </w:r>
       <w:r>
         <w:rPr>
-          <w:u w:val="single" w:color="0066cc"/>
+          <w:u w:val="single" w:color="0000ff"/>
           <w:rFonts w:ascii="Charis SIL Regular" w:hAnsi="Charis SIL Regular" w:eastAsia="Charis SIL Regular"/>
           <w:b w:val="0"/>
           <w:i w:val="0"/>
@@ -4193,7 +4177,7 @@
       </w:r>
       <w:r>
         <w:rPr>
-          <w:u w:val="single" w:color="0066cc"/>
+          <w:u w:val="single" w:color="0000ff"/>
           <w:rFonts w:ascii="Charis SIL Regular" w:hAnsi="Charis SIL Regular" w:eastAsia="Charis SIL Regular"/>
           <w:b w:val="0"/>
           <w:i w:val="0"/>
@@ -4211,7 +4195,7 @@
       </w:r>
       <w:r>
         <w:rPr>
-          <w:u w:val="single" w:color="0066cc"/>
+          <w:u w:val="single" w:color="0000ff"/>
           <w:rFonts w:ascii="Charis SIL Regular" w:hAnsi="Charis SIL Regular" w:eastAsia="Charis SIL Regular"/>
           <w:b w:val="0"/>
           <w:i w:val="0"/>
@@ -4229,7 +4213,7 @@
       </w:r>
       <w:r>
         <w:rPr>
-          <w:u w:val="single" w:color="0066cc"/>
+          <w:u w:val="single" w:color="0000ff"/>
           <w:rFonts w:ascii="Charis SIL Regular" w:hAnsi="Charis SIL Regular" w:eastAsia="Charis SIL Regular"/>
           <w:b w:val="0"/>
           <w:i w:val="0"/>
@@ -4247,7 +4231,7 @@
       </w:r>
       <w:r>
         <w:rPr>
-          <w:u w:val="single" w:color="0066cc"/>
+          <w:u w:val="single" w:color="0000ff"/>
           <w:rFonts w:ascii="Charis SIL Regular" w:hAnsi="Charis SIL Regular" w:eastAsia="Charis SIL Regular"/>
           <w:b w:val="0"/>
           <w:i w:val="0"/>
@@ -4265,7 +4249,7 @@
       </w:r>
       <w:r>
         <w:rPr>
-          <w:u w:val="single" w:color="0066cc"/>
+          <w:u w:val="single" w:color="0000ff"/>
           <w:rFonts w:ascii="Charis SIL Regular" w:hAnsi="Charis SIL Regular" w:eastAsia="Charis SIL Regular"/>
           <w:b w:val="0"/>
           <w:i w:val="0"/>
@@ -4283,7 +4267,7 @@
       </w:r>
       <w:r>
         <w:rPr>
-          <w:u w:val="single" w:color="0066cc"/>
+          <w:u w:val="single" w:color="0000ff"/>
           <w:rFonts w:ascii="Charis SIL Regular" w:hAnsi="Charis SIL Regular" w:eastAsia="Charis SIL Regular"/>
           <w:b w:val="0"/>
           <w:i w:val="0"/>
@@ -4301,7 +4285,7 @@
       </w:r>
       <w:r>
         <w:rPr>
-          <w:u w:val="single" w:color="0066cc"/>
+          <w:u w:val="single" w:color="0000ff"/>
           <w:rFonts w:ascii="Charis SIL Regular" w:hAnsi="Charis SIL Regular" w:eastAsia="Charis SIL Regular"/>
           <w:b w:val="0"/>
           <w:i w:val="0"/>
@@ -4319,17 +4303,54 @@
       </w:r>
       <w:r>
         <w:rPr>
+          <w:u w:val="single" w:color="0000ff"/>
           <w:rFonts w:ascii="Charis SIL Regular" w:hAnsi="Charis SIL Regular" w:eastAsia="Charis SIL Regular"/>
           <w:b w:val="0"/>
           <w:i w:val="0"/>
           <w:color w:val="000000"/>
           <w:sz w:val="24"/>
         </w:rPr>
-        <w:t xml:space="preserve"> Saint M</w:t>
-      </w:r>
-      <w:r>
-        <w:rPr>
-          <w:u w:val="single" w:color="0066cc"/>
+        <w:hyperlink r:id="rId20" w:history="1">
+          <w:r>
+            <w:rPr>
+              <w:rStyle w:val="Hyperlink"/>
+            </w:rPr>
+            <w:t xml:space="preserve"> Sai</w:t>
+          </w:r>
+        </w:hyperlink>
+      </w:r>
+      <w:r>
+        <w:rPr>
+          <w:u w:val="single" w:color="0000ff"/>
+          <w:rFonts w:ascii="Charis SIL Regular" w:hAnsi="Charis SIL Regular" w:eastAsia="Charis SIL Regular"/>
+          <w:b w:val="0"/>
+          <w:i w:val="0"/>
+          <w:color w:val="000000"/>
+          <w:sz w:val="24"/>
+        </w:rPr>
+        <w:hyperlink r:id="rId20" w:history="1">
+          <w:r>
+            <w:rPr>
+              <w:rStyle w:val="Hyperlink"/>
+            </w:rPr>
+            <w:t xml:space="preserve">nt </w:t>
+          </w:r>
+        </w:hyperlink>
+      </w:r>
+      <w:r>
+        <w:rPr>
+          <w:u w:val="single" w:color="0000ff"/>
+          <w:rFonts w:ascii="Charis SIL Regular" w:hAnsi="Charis SIL Regular" w:eastAsia="Charis SIL Regular"/>
+          <w:b w:val="0"/>
+          <w:i w:val="0"/>
+          <w:color w:val="000000"/>
+          <w:sz w:val="24"/>
+        </w:rPr>
+        <w:t>M</w:t>
+      </w:r>
+      <w:r>
+        <w:rPr>
+          <w:u w:val="single" w:color="0000ff"/>
           <w:rFonts w:ascii="Charis SIL Regular" w:hAnsi="Charis SIL Regular" w:eastAsia="Charis SIL Regular"/>
           <w:b w:val="0"/>
           <w:i w:val="0"/>
@@ -4347,7 +4368,7 @@
       </w:r>
       <w:r>
         <w:rPr>
-          <w:u w:val="single" w:color="0066cc"/>
+          <w:u w:val="single" w:color="0000ff"/>
           <w:rFonts w:ascii="Charis SIL Regular" w:hAnsi="Charis SIL Regular" w:eastAsia="Charis SIL Regular"/>
           <w:b w:val="0"/>
           <w:i w:val="0"/>
@@ -4358,7 +4379,7 @@
       </w:r>
       <w:r>
         <w:rPr>
-          <w:u w:val="single" w:color="0066cc"/>
+          <w:u w:val="single" w:color="0000ff"/>
           <w:rFonts w:ascii="Charis SIL Regular" w:hAnsi="Charis SIL Regular" w:eastAsia="Charis SIL Regular"/>
           <w:b w:val="0"/>
           <w:i w:val="0"/>
@@ -4376,7 +4397,7 @@
       </w:r>
       <w:r>
         <w:rPr>
-          <w:u w:val="single" w:color="0066cc"/>
+          <w:u w:val="single" w:color="0000ff"/>
           <w:rFonts w:ascii="Charis SIL Regular" w:hAnsi="Charis SIL Regular" w:eastAsia="Charis SIL Regular"/>
           <w:b w:val="0"/>
           <w:i w:val="0"/>
@@ -4394,7 +4415,7 @@
       </w:r>
       <w:r>
         <w:rPr>
-          <w:u w:val="single" w:color="0066cc"/>
+          <w:u w:val="single" w:color="0000ff"/>
           <w:rFonts w:ascii="Charis SIL Regular" w:hAnsi="Charis SIL Regular" w:eastAsia="Charis SIL Regular"/>
           <w:b w:val="0"/>
           <w:i w:val="0"/>
@@ -4412,7 +4433,7 @@
       </w:r>
       <w:r>
         <w:rPr>
-          <w:u w:val="single" w:color="0066cc"/>
+          <w:u w:val="single" w:color="0000ff"/>
           <w:rFonts w:ascii="Charis SIL Regular" w:hAnsi="Charis SIL Regular" w:eastAsia="Charis SIL Regular"/>
           <w:b w:val="0"/>
           <w:i w:val="0"/>
@@ -4430,7 +4451,7 @@
       </w:r>
       <w:r>
         <w:rPr>
-          <w:u w:val="single" w:color="0066cc"/>
+          <w:u w:val="single" w:color="0000ff"/>
           <w:rFonts w:ascii="Charis SIL Regular" w:hAnsi="Charis SIL Regular" w:eastAsia="Charis SIL Regular"/>
           <w:b w:val="0"/>
           <w:i w:val="0"/>
@@ -4448,7 +4469,7 @@
       </w:r>
       <w:r>
         <w:rPr>
-          <w:u w:val="single" w:color="0066cc"/>
+          <w:u w:val="single" w:color="0000ff"/>
           <w:rFonts w:ascii="Charis SIL Regular" w:hAnsi="Charis SIL Regular" w:eastAsia="Charis SIL Regular"/>
           <w:b w:val="0"/>
           <w:i w:val="0"/>
@@ -4466,7 +4487,7 @@
       </w:r>
       <w:r>
         <w:rPr>
-          <w:u w:val="single" w:color="0066cc"/>
+          <w:u w:val="single" w:color="0000ff"/>
           <w:rFonts w:ascii="Charis SIL Regular" w:hAnsi="Charis SIL Regular" w:eastAsia="Charis SIL Regular"/>
           <w:b w:val="0"/>
           <w:i w:val="0"/>
@@ -4484,7 +4505,7 @@
       </w:r>
       <w:r>
         <w:rPr>
-          <w:u w:val="single" w:color="0066cc"/>
+          <w:u w:val="single" w:color="0000ff"/>
           <w:rFonts w:ascii="Charis SIL Regular" w:hAnsi="Charis SIL Regular" w:eastAsia="Charis SIL Regular"/>
           <w:b w:val="0"/>
           <w:i w:val="0"/>
@@ -4502,7 +4523,7 @@
       </w:r>
       <w:r>
         <w:rPr>
-          <w:u w:val="single" w:color="0066cc"/>
+          <w:u w:val="single" w:color="0000ff"/>
           <w:rFonts w:ascii="Charis SIL Regular" w:hAnsi="Charis SIL Regular" w:eastAsia="Charis SIL Regular"/>
           <w:b w:val="0"/>
           <w:i w:val="0"/>
@@ -4523,7 +4544,7 @@
           <w:rFonts w:ascii="Charis SIL Regular" w:hAnsi="Charis SIL Regular" w:eastAsia="Charis SIL Regular"/>
           <w:b w:val="0"/>
           <w:i w:val="0"/>
-          <w:color w:val="0066CC"/>
+          <w:color w:val="0000FF"/>
           <w:sz w:val="24"/>
           <w:u w:val="single"/>
         </w:rPr>
@@ -4541,7 +4562,7 @@
           <w:rFonts w:ascii="Charis SIL Regular" w:hAnsi="Charis SIL Regular" w:eastAsia="Charis SIL Regular"/>
           <w:b w:val="0"/>
           <w:i w:val="0"/>
-          <w:color w:val="0066CC"/>
+          <w:color w:val="0000FF"/>
           <w:sz w:val="24"/>
           <w:u w:val="single"/>
         </w:rPr>
@@ -4559,7 +4580,7 @@
           <w:rFonts w:ascii="Charis SIL Regular" w:hAnsi="Charis SIL Regular" w:eastAsia="Charis SIL Regular"/>
           <w:b w:val="0"/>
           <w:i w:val="0"/>
-          <w:color w:val="0066CC"/>
+          <w:color w:val="0000FF"/>
           <w:sz w:val="24"/>
           <w:u w:val="single"/>
         </w:rPr>
@@ -4570,7 +4591,7 @@
           <w:rFonts w:ascii="Charis SIL Regular" w:hAnsi="Charis SIL Regular" w:eastAsia="Charis SIL Regular"/>
           <w:b w:val="0"/>
           <w:i w:val="0"/>
-          <w:color w:val="0066CC"/>
+          <w:color w:val="0000FF"/>
           <w:sz w:val="24"/>
           <w:u w:val="single"/>
         </w:rPr>
@@ -4588,7 +4609,7 @@
           <w:rFonts w:ascii="Charis SIL Regular" w:hAnsi="Charis SIL Regular" w:eastAsia="Charis SIL Regular"/>
           <w:b w:val="0"/>
           <w:i w:val="0"/>
-          <w:color w:val="0066CC"/>
+          <w:color w:val="0000FF"/>
           <w:sz w:val="24"/>
           <w:u w:val="single"/>
         </w:rPr>
@@ -4599,7 +4620,7 @@
           <w:rFonts w:ascii="Charis SIL Regular" w:hAnsi="Charis SIL Regular" w:eastAsia="Charis SIL Regular"/>
           <w:b w:val="0"/>
           <w:i w:val="0"/>
-          <w:color w:val="0066CC"/>
+          <w:color w:val="0000FF"/>
           <w:sz w:val="24"/>
           <w:u w:val="single"/>
         </w:rPr>
@@ -4617,7 +4638,7 @@
           <w:rFonts w:ascii="Charis SIL Regular" w:hAnsi="Charis SIL Regular" w:eastAsia="Charis SIL Regular"/>
           <w:b w:val="0"/>
           <w:i w:val="0"/>
-          <w:color w:val="0066CC"/>
+          <w:color w:val="0000FF"/>
           <w:sz w:val="24"/>
           <w:u w:val="single"/>
         </w:rPr>
@@ -4635,7 +4656,7 @@
           <w:rFonts w:ascii="Charis SIL Regular" w:hAnsi="Charis SIL Regular" w:eastAsia="Charis SIL Regular"/>
           <w:b w:val="0"/>
           <w:i w:val="0"/>
-          <w:color w:val="0066CC"/>
+          <w:color w:val="0000FF"/>
           <w:sz w:val="24"/>
           <w:u w:val="single"/>
         </w:rPr>
@@ -4646,7 +4667,7 @@
           <w:rFonts w:ascii="Charis SIL Regular" w:hAnsi="Charis SIL Regular" w:eastAsia="Charis SIL Regular"/>
           <w:b w:val="0"/>
           <w:i w:val="0"/>
-          <w:color w:val="0066CC"/>
+          <w:color w:val="0000FF"/>
           <w:sz w:val="24"/>
           <w:u w:val="single"/>
         </w:rPr>
@@ -4664,7 +4685,7 @@
           <w:rFonts w:ascii="Charis SIL Regular" w:hAnsi="Charis SIL Regular" w:eastAsia="Charis SIL Regular"/>
           <w:b w:val="0"/>
           <w:i w:val="0"/>
-          <w:color w:val="0066CC"/>
+          <w:color w:val="0000FF"/>
           <w:sz w:val="24"/>
           <w:u w:val="single"/>
         </w:rPr>
@@ -4675,7 +4696,7 @@
           <w:rFonts w:ascii="Charis SIL Regular" w:hAnsi="Charis SIL Regular" w:eastAsia="Charis SIL Regular"/>
           <w:b w:val="0"/>
           <w:i w:val="0"/>
-          <w:color w:val="0066CC"/>
+          <w:color w:val="0000FF"/>
           <w:sz w:val="24"/>
           <w:u w:val="single"/>
         </w:rPr>
@@ -4693,7 +4714,7 @@
           <w:rFonts w:ascii="Charis SIL Regular" w:hAnsi="Charis SIL Regular" w:eastAsia="Charis SIL Regular"/>
           <w:b w:val="0"/>
           <w:i w:val="0"/>
-          <w:color w:val="0066CC"/>
+          <w:color w:val="0000FF"/>
           <w:sz w:val="24"/>
           <w:u w:val="single"/>
         </w:rPr>
@@ -4704,7 +4725,7 @@
           <w:rFonts w:ascii="Charis SIL Regular" w:hAnsi="Charis SIL Regular" w:eastAsia="Charis SIL Regular"/>
           <w:b w:val="0"/>
           <w:i w:val="0"/>
-          <w:color w:val="0066CC"/>
+          <w:color w:val="0000FF"/>
           <w:sz w:val="24"/>
           <w:u w:val="single"/>
         </w:rPr>
@@ -4722,7 +4743,7 @@
           <w:rFonts w:ascii="Charis SIL Regular" w:hAnsi="Charis SIL Regular" w:eastAsia="Charis SIL Regular"/>
           <w:b w:val="0"/>
           <w:i w:val="0"/>
-          <w:color w:val="0066CC"/>
+          <w:color w:val="0000FF"/>
           <w:sz w:val="24"/>
           <w:u w:val="single"/>
         </w:rPr>
@@ -4733,7 +4754,7 @@
           <w:rFonts w:ascii="Charis SIL Regular" w:hAnsi="Charis SIL Regular" w:eastAsia="Charis SIL Regular"/>
           <w:b w:val="0"/>
           <w:i w:val="0"/>
-          <w:color w:val="0066CC"/>
+          <w:color w:val="0000FF"/>
           <w:sz w:val="24"/>
           <w:u w:val="single"/>
         </w:rPr>
@@ -4751,7 +4772,7 @@
           <w:rFonts w:ascii="Charis SIL Regular" w:hAnsi="Charis SIL Regular" w:eastAsia="Charis SIL Regular"/>
           <w:b w:val="0"/>
           <w:i w:val="0"/>
-          <w:color w:val="0066CC"/>
+          <w:color w:val="0000FF"/>
           <w:sz w:val="24"/>
           <w:u w:val="single"/>
         </w:rPr>
@@ -4762,7 +4783,7 @@
           <w:rFonts w:ascii="Charis SIL Regular" w:hAnsi="Charis SIL Regular" w:eastAsia="Charis SIL Regular"/>
           <w:b w:val="0"/>
           <w:i w:val="0"/>
-          <w:color w:val="0066CC"/>
+          <w:color w:val="0000FF"/>
           <w:sz w:val="24"/>
           <w:u w:val="single"/>
         </w:rPr>
@@ -4780,7 +4801,7 @@
           <w:rFonts w:ascii="Charis SIL Regular" w:hAnsi="Charis SIL Regular" w:eastAsia="Charis SIL Regular"/>
           <w:b w:val="0"/>
           <w:i w:val="0"/>
-          <w:color w:val="0066CC"/>
+          <w:color w:val="0000FF"/>
           <w:sz w:val="24"/>
           <w:u w:val="single"/>
         </w:rPr>
@@ -4791,7 +4812,7 @@
           <w:rFonts w:ascii="Charis SIL Regular" w:hAnsi="Charis SIL Regular" w:eastAsia="Charis SIL Regular"/>
           <w:b w:val="0"/>
           <w:i w:val="0"/>
-          <w:color w:val="0066CC"/>
+          <w:color w:val="0000FF"/>
           <w:sz w:val="24"/>
           <w:u w:val="single"/>
         </w:rPr>
@@ -4816,7 +4837,7 @@
       </w:r>
       <w:r>
         <w:rPr>
-          <w:u w:val="single" w:color="0066cc"/>
+          <w:u w:val="single" w:color="0000ff"/>
           <w:rFonts w:ascii="Charis SIL Regular" w:hAnsi="Charis SIL Regular" w:eastAsia="Charis SIL Regular"/>
           <w:b w:val="0"/>
           <w:i w:val="0"/>
@@ -4834,7 +4855,7 @@
       </w:r>
       <w:r>
         <w:rPr>
-          <w:u w:val="single" w:color="0066cc"/>
+          <w:u w:val="single" w:color="0000ff"/>
           <w:rFonts w:ascii="Charis SIL Regular" w:hAnsi="Charis SIL Regular" w:eastAsia="Charis SIL Regular"/>
           <w:b w:val="0"/>
           <w:i w:val="0"/>
@@ -4852,7 +4873,7 @@
       </w:r>
       <w:r>
         <w:rPr>
-          <w:u w:val="single" w:color="0066cc"/>
+          <w:u w:val="single" w:color="0000ff"/>
           <w:rFonts w:ascii="Charis SIL Regular" w:hAnsi="Charis SIL Regular" w:eastAsia="Charis SIL Regular"/>
           <w:b w:val="0"/>
           <w:i w:val="0"/>
@@ -4870,7 +4891,7 @@
       </w:r>
       <w:r>
         <w:rPr>
-          <w:u w:val="single" w:color="0066cc"/>
+          <w:u w:val="single" w:color="0000ff"/>
           <w:rFonts w:ascii="Charis SIL Regular" w:hAnsi="Charis SIL Regular" w:eastAsia="Charis SIL Regular"/>
           <w:b w:val="0"/>
           <w:i w:val="0"/>
@@ -4888,7 +4909,7 @@
       </w:r>
       <w:r>
         <w:rPr>
-          <w:u w:val="single" w:color="0066cc"/>
+          <w:u w:val="single" w:color="0000ff"/>
           <w:rFonts w:ascii="Charis SIL Regular" w:hAnsi="Charis SIL Regular" w:eastAsia="Charis SIL Regular"/>
           <w:b w:val="0"/>
           <w:i w:val="0"/>
@@ -4906,7 +4927,7 @@
       </w:r>
       <w:r>
         <w:rPr>
-          <w:u w:val="single" w:color="0066cc"/>
+          <w:u w:val="single" w:color="0000ff"/>
           <w:rFonts w:ascii="Charis SIL Regular" w:hAnsi="Charis SIL Regular" w:eastAsia="Charis SIL Regular"/>
           <w:b w:val="0"/>
           <w:i w:val="0"/>
@@ -4924,7 +4945,7 @@
       </w:r>
       <w:r>
         <w:rPr>
-          <w:u w:val="single" w:color="0066cc"/>
+          <w:u w:val="single" w:color="0000ff"/>
           <w:rFonts w:ascii="Charis SIL Regular" w:hAnsi="Charis SIL Regular" w:eastAsia="Charis SIL Regular"/>
           <w:b w:val="0"/>
           <w:i w:val="0"/>
@@ -4942,7 +4963,7 @@
       </w:r>
       <w:r>
         <w:rPr>
-          <w:u w:val="single" w:color="0066cc"/>
+          <w:u w:val="single" w:color="0000ff"/>
           <w:rFonts w:ascii="Charis SIL Regular" w:hAnsi="Charis SIL Regular" w:eastAsia="Charis SIL Regular"/>
           <w:b w:val="0"/>
           <w:i w:val="0"/>
@@ -4960,7 +4981,7 @@
       </w:r>
       <w:r>
         <w:rPr>
-          <w:u w:val="single" w:color="0066cc"/>
+          <w:u w:val="single" w:color="0000ff"/>
           <w:rFonts w:ascii="Charis SIL Regular" w:hAnsi="Charis SIL Regular" w:eastAsia="Charis SIL Regular"/>
           <w:b w:val="0"/>
           <w:i w:val="0"/>
@@ -4978,21 +4999,93 @@
       </w:r>
       <w:r>
         <w:rPr>
-          <w:u w:val="single" w:color="0066cc"/>
+          <w:u w:val="single" w:color="0000ff"/>
           <w:rFonts w:ascii="Charis SIL Regular" w:hAnsi="Charis SIL Regular" w:eastAsia="Charis SIL Regular"/>
           <w:b w:val="0"/>
           <w:i w:val="0"/>
           <w:color w:val="000000"/>
           <w:sz w:val="24"/>
         </w:rPr>
-        <w:t xml:space="preserve">28-1845 (1902)) and the </w:t>
-      </w:r>
-      <w:r>
-        <w:rPr>
-          <w:rFonts w:ascii="Charis SIL Regular" w:hAnsi="Charis SIL Regular" w:eastAsia="Charis SIL Regular"/>
-          <w:b w:val="0"/>
-          <w:i w:val="0"/>
-          <w:color w:val="0066CC"/>
+        <w:hyperlink r:id="rId21" w:history="1">
+          <w:r>
+            <w:rPr>
+              <w:rStyle w:val="Hyperlink"/>
+            </w:rPr>
+            <w:t xml:space="preserve">28-1845 </w:t>
+          </w:r>
+        </w:hyperlink>
+      </w:r>
+      <w:r>
+        <w:rPr>
+          <w:u w:val="single" w:color="0000ff"/>
+          <w:rFonts w:ascii="Charis SIL Regular" w:hAnsi="Charis SIL Regular" w:eastAsia="Charis SIL Regular"/>
+          <w:b w:val="0"/>
+          <w:i w:val="0"/>
+          <w:color w:val="000000"/>
+          <w:sz w:val="24"/>
+        </w:rPr>
+        <w:hyperlink r:id="rId21" w:history="1">
+          <w:r>
+            <w:rPr>
+              <w:rStyle w:val="Hyperlink"/>
+            </w:rPr>
+            <w:t>(</w:t>
+          </w:r>
+        </w:hyperlink>
+      </w:r>
+      <w:r>
+        <w:rPr>
+          <w:u w:val="single" w:color="0000ff"/>
+          <w:rFonts w:ascii="Charis SIL Regular" w:hAnsi="Charis SIL Regular" w:eastAsia="Charis SIL Regular"/>
+          <w:b w:val="0"/>
+          <w:i w:val="0"/>
+          <w:color w:val="000000"/>
+          <w:sz w:val="24"/>
+        </w:rPr>
+        <w:hyperlink r:id="rId21" w:history="1">
+          <w:r>
+            <w:rPr>
+              <w:rStyle w:val="Hyperlink"/>
+            </w:rPr>
+            <w:t>1902))</w:t>
+          </w:r>
+        </w:hyperlink>
+      </w:r>
+      <w:r>
+        <w:rPr>
+          <w:u w:val="single" w:color="0000ff"/>
+          <w:rFonts w:ascii="Charis SIL Regular" w:hAnsi="Charis SIL Regular" w:eastAsia="Charis SIL Regular"/>
+          <w:b w:val="0"/>
+          <w:i w:val="0"/>
+          <w:color w:val="000000"/>
+          <w:sz w:val="24"/>
+        </w:rPr>
+        <w:t xml:space="preserve"> </w:t>
+      </w:r>
+      <w:r>
+        <w:rPr>
+          <w:u w:val="single" w:color="0000ff"/>
+          <w:rFonts w:ascii="Charis SIL Regular" w:hAnsi="Charis SIL Regular" w:eastAsia="Charis SIL Regular"/>
+          <w:b w:val="0"/>
+          <w:i w:val="0"/>
+          <w:color w:val="000000"/>
+          <w:sz w:val="24"/>
+        </w:rPr>
+        <w:hyperlink r:id="rId21" w:history="1">
+          <w:r>
+            <w:rPr>
+              <w:rStyle w:val="Hyperlink"/>
+            </w:rPr>
+            <w:t xml:space="preserve">and the </w:t>
+          </w:r>
+        </w:hyperlink>
+      </w:r>
+      <w:r>
+        <w:rPr>
+          <w:rFonts w:ascii="Charis SIL Regular" w:hAnsi="Charis SIL Regular" w:eastAsia="Charis SIL Regular"/>
+          <w:b w:val="0"/>
+          <w:i w:val="0"/>
+          <w:color w:val="0000FF"/>
           <w:sz w:val="24"/>
           <w:u w:val="single"/>
         </w:rPr>
@@ -5010,7 +5103,7 @@
           <w:rFonts w:ascii="Charis SIL Regular" w:hAnsi="Charis SIL Regular" w:eastAsia="Charis SIL Regular"/>
           <w:b w:val="0"/>
           <w:i w:val="0"/>
-          <w:color w:val="0066CC"/>
+          <w:color w:val="0000FF"/>
           <w:sz w:val="24"/>
           <w:u w:val="single"/>
         </w:rPr>
@@ -5028,7 +5121,7 @@
           <w:rFonts w:ascii="Charis SIL Regular" w:hAnsi="Charis SIL Regular" w:eastAsia="Charis SIL Regular"/>
           <w:b w:val="0"/>
           <w:i w:val="0"/>
-          <w:color w:val="0066CC"/>
+          <w:color w:val="0000FF"/>
           <w:sz w:val="24"/>
           <w:u w:val="single"/>
         </w:rPr>
@@ -5046,7 +5139,7 @@
           <w:rFonts w:ascii="Charis SIL Regular" w:hAnsi="Charis SIL Regular" w:eastAsia="Charis SIL Regular"/>
           <w:b w:val="0"/>
           <w:i w:val="0"/>
-          <w:color w:val="0066CC"/>
+          <w:color w:val="0000FF"/>
           <w:sz w:val="24"/>
           <w:u w:val="single"/>
         </w:rPr>
@@ -5057,7 +5150,7 @@
           <w:rFonts w:ascii="Charis SIL Regular" w:hAnsi="Charis SIL Regular" w:eastAsia="Charis SIL Regular"/>
           <w:b w:val="0"/>
           <w:i w:val="0"/>
-          <w:color w:val="0066CC"/>
+          <w:color w:val="0000FF"/>
           <w:sz w:val="24"/>
           <w:u w:val="single"/>
         </w:rPr>
@@ -5075,7 +5168,7 @@
           <w:rFonts w:ascii="Charis SIL Regular" w:hAnsi="Charis SIL Regular" w:eastAsia="Charis SIL Regular"/>
           <w:b w:val="0"/>
           <w:i w:val="0"/>
-          <w:color w:val="0066CC"/>
+          <w:color w:val="0000FF"/>
           <w:sz w:val="24"/>
           <w:u w:val="single"/>
         </w:rPr>
@@ -5086,7 +5179,7 @@
           <w:rFonts w:ascii="Charis SIL Regular" w:hAnsi="Charis SIL Regular" w:eastAsia="Charis SIL Regular"/>
           <w:b w:val="0"/>
           <w:i w:val="0"/>
-          <w:color w:val="0066CC"/>
+          <w:color w:val="0000FF"/>
           <w:sz w:val="24"/>
           <w:u w:val="single"/>
         </w:rPr>
@@ -5104,7 +5197,7 @@
           <w:rFonts w:ascii="Charis SIL Regular" w:hAnsi="Charis SIL Regular" w:eastAsia="Charis SIL Regular"/>
           <w:b w:val="0"/>
           <w:i w:val="0"/>
-          <w:color w:val="0066CC"/>
+          <w:color w:val="0000FF"/>
           <w:sz w:val="24"/>
           <w:u w:val="single"/>
         </w:rPr>
@@ -5115,7 +5208,7 @@
           <w:rFonts w:ascii="Charis SIL Regular" w:hAnsi="Charis SIL Regular" w:eastAsia="Charis SIL Regular"/>
           <w:b w:val="0"/>
           <w:i w:val="0"/>
-          <w:color w:val="0066CC"/>
+          <w:color w:val="0000FF"/>
           <w:sz w:val="24"/>
           <w:u w:val="single"/>
         </w:rPr>
@@ -5133,7 +5226,7 @@
           <w:rFonts w:ascii="Charis SIL Regular" w:hAnsi="Charis SIL Regular" w:eastAsia="Charis SIL Regular"/>
           <w:b w:val="0"/>
           <w:i w:val="0"/>
-          <w:color w:val="0066CC"/>
+          <w:color w:val="0000FF"/>
           <w:sz w:val="24"/>
           <w:u w:val="single"/>
         </w:rPr>
@@ -5144,7 +5237,7 @@
           <w:rFonts w:ascii="Charis SIL Regular" w:hAnsi="Charis SIL Regular" w:eastAsia="Charis SIL Regular"/>
           <w:b w:val="0"/>
           <w:i w:val="0"/>
-          <w:color w:val="0066CC"/>
+          <w:color w:val="0000FF"/>
           <w:sz w:val="24"/>
           <w:u w:val="single"/>
         </w:rPr>
@@ -5162,7 +5255,7 @@
           <w:rFonts w:ascii="Charis SIL Regular" w:hAnsi="Charis SIL Regular" w:eastAsia="Charis SIL Regular"/>
           <w:b w:val="0"/>
           <w:i w:val="0"/>
-          <w:color w:val="0066CC"/>
+          <w:color w:val="0000FF"/>
           <w:sz w:val="24"/>
           <w:u w:val="single"/>
         </w:rPr>
@@ -5173,7 +5266,7 @@
           <w:rFonts w:ascii="Charis SIL Regular" w:hAnsi="Charis SIL Regular" w:eastAsia="Charis SIL Regular"/>
           <w:b w:val="0"/>
           <w:i w:val="0"/>
-          <w:color w:val="0066CC"/>
+          <w:color w:val="0000FF"/>
           <w:sz w:val="24"/>
           <w:u w:val="single"/>
         </w:rPr>
@@ -5191,7 +5284,7 @@
           <w:rFonts w:ascii="Charis SIL Regular" w:hAnsi="Charis SIL Regular" w:eastAsia="Charis SIL Regular"/>
           <w:b w:val="0"/>
           <w:i w:val="0"/>
-          <w:color w:val="0066CC"/>
+          <w:color w:val="0000FF"/>
           <w:sz w:val="24"/>
           <w:u w:val="single"/>
         </w:rPr>
@@ -5202,7 +5295,7 @@
           <w:rFonts w:ascii="Charis SIL Regular" w:hAnsi="Charis SIL Regular" w:eastAsia="Charis SIL Regular"/>
           <w:b w:val="0"/>
           <w:i w:val="0"/>
-          <w:color w:val="0066CC"/>
+          <w:color w:val="0000FF"/>
           <w:sz w:val="24"/>
           <w:u w:val="single"/>
         </w:rPr>
@@ -5220,7 +5313,7 @@
           <w:rFonts w:ascii="Charis SIL Regular" w:hAnsi="Charis SIL Regular" w:eastAsia="Charis SIL Regular"/>
           <w:b w:val="0"/>
           <w:i w:val="0"/>
-          <w:color w:val="0066CC"/>
+          <w:color w:val="0000FF"/>
           <w:sz w:val="24"/>
           <w:u w:val="single"/>
         </w:rPr>
@@ -5231,7 +5324,7 @@
           <w:rFonts w:ascii="Charis SIL Regular" w:hAnsi="Charis SIL Regular" w:eastAsia="Charis SIL Regular"/>
           <w:b w:val="0"/>
           <w:i w:val="0"/>
-          <w:color w:val="0066CC"/>
+          <w:color w:val="0000FF"/>
           <w:sz w:val="24"/>
           <w:u w:val="single"/>
         </w:rPr>
@@ -5249,7 +5342,7 @@
           <w:rFonts w:ascii="Charis SIL Regular" w:hAnsi="Charis SIL Regular" w:eastAsia="Charis SIL Regular"/>
           <w:b w:val="0"/>
           <w:i w:val="0"/>
-          <w:color w:val="0066CC"/>
+          <w:color w:val="0000FF"/>
           <w:sz w:val="24"/>
           <w:u w:val="single"/>
         </w:rPr>
@@ -5267,7 +5360,7 @@
           <w:rFonts w:ascii="Charis SIL Regular" w:hAnsi="Charis SIL Regular" w:eastAsia="Charis SIL Regular"/>
           <w:b w:val="0"/>
           <w:i w:val="0"/>
-          <w:color w:val="0066CC"/>
+          <w:color w:val="0000FF"/>
           <w:sz w:val="24"/>
           <w:u w:val="single"/>
         </w:rPr>
@@ -5278,7 +5371,7 @@
           <w:rFonts w:ascii="Charis SIL Regular" w:hAnsi="Charis SIL Regular" w:eastAsia="Charis SIL Regular"/>
           <w:b w:val="0"/>
           <w:i w:val="0"/>
-          <w:color w:val="0066CC"/>
+          <w:color w:val="0000FF"/>
           <w:sz w:val="24"/>
           <w:u w:val="single"/>
         </w:rPr>
@@ -5303,7 +5396,7 @@
       </w:r>
       <w:r>
         <w:rPr>
-          <w:u w:val="single" w:color="0066cc"/>
+          <w:u w:val="single" w:color="0000ff"/>
           <w:rFonts w:ascii="Charis SIL Regular" w:hAnsi="Charis SIL Regular" w:eastAsia="Charis SIL Regular"/>
           <w:b w:val="0"/>
           <w:i w:val="0"/>
@@ -5321,7 +5414,7 @@
       </w:r>
       <w:r>
         <w:rPr>
-          <w:u w:val="single" w:color="0066cc"/>
+          <w:u w:val="single" w:color="0000ff"/>
           <w:rFonts w:ascii="Charis SIL Regular" w:hAnsi="Charis SIL Regular" w:eastAsia="Charis SIL Regular"/>
           <w:b w:val="0"/>
           <w:i w:val="0"/>
@@ -5339,7 +5432,7 @@
       </w:r>
       <w:r>
         <w:rPr>
-          <w:u w:val="single" w:color="0066cc"/>
+          <w:u w:val="single" w:color="0000ff"/>
           <w:rFonts w:ascii="Charis SIL Regular" w:hAnsi="Charis SIL Regular" w:eastAsia="Charis SIL Regular"/>
           <w:b w:val="0"/>
           <w:i w:val="0"/>
@@ -5357,7 +5450,7 @@
       </w:r>
       <w:r>
         <w:rPr>
-          <w:u w:val="single" w:color="0066cc"/>
+          <w:u w:val="single" w:color="0000ff"/>
           <w:rFonts w:ascii="Charis SIL Regular" w:hAnsi="Charis SIL Regular" w:eastAsia="Charis SIL Regular"/>
           <w:b w:val="0"/>
           <w:i w:val="0"/>
@@ -5375,7 +5468,7 @@
       </w:r>
       <w:r>
         <w:rPr>
-          <w:u w:val="single" w:color="0066cc"/>
+          <w:u w:val="single" w:color="0000ff"/>
           <w:rFonts w:ascii="Charis SIL Regular" w:hAnsi="Charis SIL Regular" w:eastAsia="Charis SIL Regular"/>
           <w:b w:val="0"/>
           <w:i w:val="0"/>
@@ -5393,7 +5486,7 @@
       </w:r>
       <w:r>
         <w:rPr>
-          <w:u w:val="single" w:color="0066cc"/>
+          <w:u w:val="single" w:color="0000ff"/>
           <w:rFonts w:ascii="Charis SIL Regular" w:hAnsi="Charis SIL Regular" w:eastAsia="Charis SIL Regular"/>
           <w:b w:val="0"/>
           <w:i w:val="0"/>
@@ -5411,7 +5504,7 @@
       </w:r>
       <w:r>
         <w:rPr>
-          <w:u w:val="single" w:color="0066cc"/>
+          <w:u w:val="single" w:color="0000ff"/>
           <w:rFonts w:ascii="Charis SIL Regular" w:hAnsi="Charis SIL Regular" w:eastAsia="Charis SIL Regular"/>
           <w:b w:val="0"/>
           <w:i w:val="0"/>
@@ -5429,7 +5522,7 @@
       </w:r>
       <w:r>
         <w:rPr>
-          <w:u w:val="single" w:color="0066cc"/>
+          <w:u w:val="single" w:color="0000ff"/>
           <w:rFonts w:ascii="Charis SIL Regular" w:hAnsi="Charis SIL Regular" w:eastAsia="Charis SIL Regular"/>
           <w:b w:val="0"/>
           <w:i w:val="0"/>
@@ -5447,7 +5540,7 @@
       </w:r>
       <w:r>
         <w:rPr>
-          <w:u w:val="single" w:color="0066cc"/>
+          <w:u w:val="single" w:color="0000ff"/>
           <w:rFonts w:ascii="Charis SIL Regular" w:hAnsi="Charis SIL Regular" w:eastAsia="Charis SIL Regular"/>
           <w:b w:val="0"/>
           <w:i w:val="0"/>
@@ -5465,7 +5558,7 @@
       </w:r>
       <w:r>
         <w:rPr>
-          <w:u w:val="single" w:color="0066cc"/>
+          <w:u w:val="single" w:color="0000ff"/>
           <w:rFonts w:ascii="Charis SIL Regular" w:hAnsi="Charis SIL Regular" w:eastAsia="Charis SIL Regular"/>
           <w:b w:val="0"/>
           <w:i w:val="0"/>
@@ -5483,7 +5576,7 @@
       </w:r>
       <w:r>
         <w:rPr>
-          <w:u w:val="single" w:color="0066cc"/>
+          <w:u w:val="single" w:color="0000ff"/>
           <w:rFonts w:ascii="Charis SIL Regular" w:hAnsi="Charis SIL Regular" w:eastAsia="Charis SIL Regular"/>
           <w:b w:val="0"/>
           <w:i w:val="0"/>
@@ -5494,7 +5587,7 @@
       </w:r>
       <w:r>
         <w:rPr>
-          <w:u w:val="single" w:color="0066cc"/>
+          <w:u w:val="single" w:color="0000ff"/>
           <w:rFonts w:ascii="Charis SIL Regular" w:hAnsi="Charis SIL Regular" w:eastAsia="Charis SIL Regular"/>
           <w:b w:val="0"/>
           <w:i w:val="0"/>
@@ -5512,7 +5605,7 @@
       </w:r>
       <w:r>
         <w:rPr>
-          <w:u w:val="single" w:color="0066cc"/>
+          <w:u w:val="single" w:color="0000ff"/>
           <w:rFonts w:ascii="Charis SIL Regular" w:hAnsi="Charis SIL Regular" w:eastAsia="Charis SIL Regular"/>
           <w:b w:val="0"/>
           <w:i w:val="0"/>
@@ -5576,7 +5669,7 @@
           <w:rFonts w:ascii="Charis SIL Regular" w:hAnsi="Charis SIL Regular" w:eastAsia="Charis SIL Regular"/>
           <w:b w:val="0"/>
           <w:i w:val="0"/>
-          <w:color w:val="0066CC"/>
+          <w:color w:val="0000FF"/>
           <w:sz w:val="24"/>
           <w:u w:val="single"/>
         </w:rPr>
@@ -5594,7 +5687,7 @@
           <w:rFonts w:ascii="Charis SIL Regular" w:hAnsi="Charis SIL Regular" w:eastAsia="Charis SIL Regular"/>
           <w:b w:val="0"/>
           <w:i w:val="0"/>
-          <w:color w:val="0066CC"/>
+          <w:color w:val="0000FF"/>
           <w:sz w:val="24"/>
           <w:u w:val="single"/>
         </w:rPr>
@@ -5605,7 +5698,7 @@
           <w:rFonts w:ascii="Charis SIL Regular" w:hAnsi="Charis SIL Regular" w:eastAsia="Charis SIL Regular"/>
           <w:b w:val="0"/>
           <w:i w:val="0"/>
-          <w:color w:val="0066CC"/>
+          <w:color w:val="0000FF"/>
           <w:sz w:val="24"/>
           <w:u w:val="single"/>
         </w:rPr>
@@ -5623,7 +5716,7 @@
           <w:rFonts w:ascii="Charis SIL Regular" w:hAnsi="Charis SIL Regular" w:eastAsia="Charis SIL Regular"/>
           <w:b w:val="0"/>
           <w:i w:val="0"/>
-          <w:color w:val="0066CC"/>
+          <w:color w:val="0000FF"/>
           <w:sz w:val="24"/>
           <w:u w:val="single"/>
         </w:rPr>
@@ -5634,7 +5727,7 @@
           <w:rFonts w:ascii="Charis SIL Regular" w:hAnsi="Charis SIL Regular" w:eastAsia="Charis SIL Regular"/>
           <w:b w:val="0"/>
           <w:i w:val="0"/>
-          <w:color w:val="0066CC"/>
+          <w:color w:val="0000FF"/>
           <w:sz w:val="24"/>
           <w:u w:val="single"/>
         </w:rPr>
@@ -5692,7 +5785,7 @@
           <w:rFonts w:ascii="Charis SIL Regular" w:hAnsi="Charis SIL Regular" w:eastAsia="Charis SIL Regular"/>
           <w:b w:val="0"/>
           <w:i w:val="0"/>
-          <w:color w:val="0066CC"/>
+          <w:color w:val="0000FF"/>
           <w:sz w:val="24"/>
           <w:u w:val="single"/>
         </w:rPr>
@@ -5763,7 +5856,7 @@
           <w:rFonts w:ascii="Charis SIL Regular" w:hAnsi="Charis SIL Regular" w:eastAsia="Charis SIL Regular"/>
           <w:b w:val="0"/>
           <w:i w:val="0"/>
-          <w:color w:val="0066CC"/>
+          <w:color w:val="0000FF"/>
           <w:sz w:val="24"/>
           <w:u w:val="single"/>
         </w:rPr>
@@ -5798,7 +5891,7 @@
       </w:r>
       <w:r>
         <w:rPr>
-          <w:u w:val="single" w:color="0066cc"/>
+          <w:u w:val="single" w:color="0000ff"/>
           <w:rFonts w:ascii="Charis SIL Regular" w:hAnsi="Charis SIL Regular" w:eastAsia="Charis SIL Regular"/>
           <w:b w:val="0"/>
           <w:i w:val="0"/>
@@ -5816,24 +5909,13 @@
       </w:r>
       <w:r>
         <w:rPr>
-          <w:u w:val="single" w:color="0066cc"/>
           <w:rFonts w:ascii="Charis SIL Regular" w:hAnsi="Charis SIL Regular" w:eastAsia="Charis SIL Regular"/>
           <w:b w:val="0"/>
           <w:i w:val="0"/>
           <w:color w:val="000000"/>
           <w:sz w:val="24"/>
         </w:rPr>
-        <w:t>v</w:t>
-      </w:r>
-      <w:r>
-        <w:rPr>
-          <w:rFonts w:ascii="Charis SIL Regular" w:hAnsi="Charis SIL Regular" w:eastAsia="Charis SIL Regular"/>
-          <w:b w:val="0"/>
-          <w:i w:val="0"/>
-          <w:color w:val="000000"/>
-          <w:sz w:val="24"/>
-        </w:rPr>
-        <w:t>ant information about Saba, Sint Eustatius and Sint Maarten.</w:t>
+        <w:t>vant information about Saba, Sint Eustatius and Sint Maarten.</w:t>
       </w:r>
     </w:p>
     <w:p>
@@ -5899,7 +5981,7 @@
           <w:rFonts w:ascii="Charis SIL Regular" w:hAnsi="Charis SIL Regular" w:eastAsia="Charis SIL Regular"/>
           <w:b w:val="0"/>
           <w:i w:val="0"/>
-          <w:color w:val="0066CC"/>
+          <w:color w:val="0000FF"/>
           <w:sz w:val="24"/>
           <w:u w:val="single"/>
         </w:rPr>
@@ -5923,7 +6005,7 @@
           <w:rFonts w:ascii="Charis SIL Regular" w:hAnsi="Charis SIL Regular" w:eastAsia="Charis SIL Regular"/>
           <w:b w:val="0"/>
           <w:i w:val="0"/>
-          <w:color w:val="0066CC"/>
+          <w:color w:val="0000FF"/>
           <w:sz w:val="24"/>
           <w:u w:val="single"/>
         </w:rPr>
@@ -5947,22 +6029,22 @@
           <w:rFonts w:ascii="Charis SIL Regular" w:hAnsi="Charis SIL Regular" w:eastAsia="Charis SIL Regular"/>
           <w:b w:val="0"/>
           <w:i w:val="0"/>
-          <w:color w:val="0066CC"/>
+          <w:color w:val="0000FF"/>
           <w:sz w:val="24"/>
           <w:u w:val="single"/>
         </w:rPr>
-        <w:t>Civil ser</w:t>
-      </w:r>
-      <w:r>
-        <w:rPr>
-          <w:rFonts w:ascii="Charis SIL Regular" w:hAnsi="Charis SIL Regular" w:eastAsia="Charis SIL Regular"/>
-          <w:b w:val="0"/>
-          <w:i w:val="0"/>
-          <w:color w:val="0066CC"/>
+        <w:t>Civil se</w:t>
+      </w:r>
+      <w:r>
+        <w:rPr>
+          <w:rFonts w:ascii="Charis SIL Regular" w:hAnsi="Charis SIL Regular" w:eastAsia="Charis SIL Regular"/>
+          <w:b w:val="0"/>
+          <w:i w:val="0"/>
+          <w:color w:val="0000FF"/>
           <w:sz w:val="24"/>
           <w:u w:val="single"/>
         </w:rPr>
-        <w:t>vants</w:t>
+        <w:t>rvants</w:t>
       </w:r>
       <w:r>
         <w:br/>
@@ -5982,7 +6064,7 @@
           <w:rFonts w:ascii="Charis SIL Regular" w:hAnsi="Charis SIL Regular" w:eastAsia="Charis SIL Regular"/>
           <w:b w:val="0"/>
           <w:i w:val="0"/>
-          <w:color w:val="0066CC"/>
+          <w:color w:val="0000FF"/>
           <w:sz w:val="24"/>
           <w:u w:val="single"/>
         </w:rPr>
@@ -5993,7 +6075,7 @@
           <w:rFonts w:ascii="Charis SIL Regular" w:hAnsi="Charis SIL Regular" w:eastAsia="Charis SIL Regular"/>
           <w:b w:val="0"/>
           <w:i w:val="0"/>
-          <w:color w:val="0066CC"/>
+          <w:color w:val="0000FF"/>
           <w:sz w:val="24"/>
           <w:u w:val="single"/>
         </w:rPr>
@@ -6017,7 +6099,7 @@
           <w:rFonts w:ascii="Charis SIL Regular" w:hAnsi="Charis SIL Regular" w:eastAsia="Charis SIL Regular"/>
           <w:b w:val="0"/>
           <w:i w:val="0"/>
-          <w:color w:val="0066CC"/>
+          <w:color w:val="0000FF"/>
           <w:sz w:val="24"/>
           <w:u w:val="single"/>
         </w:rPr>
@@ -6028,7 +6110,7 @@
           <w:rFonts w:ascii="Charis SIL Regular" w:hAnsi="Charis SIL Regular" w:eastAsia="Charis SIL Regular"/>
           <w:b w:val="0"/>
           <w:i w:val="0"/>
-          <w:color w:val="0066CC"/>
+          <w:color w:val="0000FF"/>
           <w:sz w:val="24"/>
         </w:rPr>
         <w:t>s Institute of Southeast Asian and Caribbean Studies (KITLV)</w:t>
@@ -6048,7 +6130,7 @@
           <w:rFonts w:ascii="Charis SIL Regular" w:hAnsi="Charis SIL Regular" w:eastAsia="Charis SIL Regular"/>
           <w:b w:val="0"/>
           <w:i w:val="0"/>
-          <w:color w:val="0066CC"/>
+          <w:color w:val="0000FF"/>
           <w:sz w:val="24"/>
           <w:u w:val="single"/>
         </w:rPr>
@@ -6072,7 +6154,7 @@
           <w:rFonts w:ascii="Charis SIL Regular" w:hAnsi="Charis SIL Regular" w:eastAsia="Charis SIL Regular"/>
           <w:b w:val="0"/>
           <w:i w:val="0"/>
-          <w:color w:val="0066CC"/>
+          <w:color w:val="0000FF"/>
           <w:sz w:val="24"/>
           <w:u w:val="single"/>
         </w:rPr>
@@ -6083,7 +6165,7 @@
           <w:rFonts w:ascii="Charis SIL Regular" w:hAnsi="Charis SIL Regular" w:eastAsia="Charis SIL Regular"/>
           <w:b w:val="0"/>
           <w:i w:val="0"/>
-          <w:color w:val="0066CC"/>
+          <w:color w:val="0000FF"/>
           <w:sz w:val="24"/>
           <w:u w:val="single"/>
         </w:rPr>
@@ -6107,7 +6189,7 @@
           <w:rFonts w:ascii="Charis SIL Regular" w:hAnsi="Charis SIL Regular" w:eastAsia="Charis SIL Regular"/>
           <w:b w:val="0"/>
           <w:i w:val="0"/>
-          <w:color w:val="0066CC"/>
+          <w:color w:val="0000FF"/>
           <w:sz w:val="24"/>
           <w:u w:val="single"/>
         </w:rPr>
@@ -6131,7 +6213,7 @@
           <w:rFonts w:ascii="Charis SIL Regular" w:hAnsi="Charis SIL Regular" w:eastAsia="Charis SIL Regular"/>
           <w:b w:val="0"/>
           <w:i w:val="0"/>
-          <w:color w:val="0066CC"/>
+          <w:color w:val="0000FF"/>
           <w:sz w:val="24"/>
           <w:u w:val="single"/>
         </w:rPr>
@@ -6142,7 +6224,7 @@
           <w:rFonts w:ascii="Charis SIL Regular" w:hAnsi="Charis SIL Regular" w:eastAsia="Charis SIL Regular"/>
           <w:b w:val="0"/>
           <w:i w:val="0"/>
-          <w:color w:val="0066CC"/>
+          <w:color w:val="0000FF"/>
           <w:sz w:val="24"/>
           <w:u w:val="single"/>
         </w:rPr>
@@ -6286,7 +6368,7 @@
           <w:rFonts w:ascii="Charis SIL Regular" w:hAnsi="Charis SIL Regular" w:eastAsia="Charis SIL Regular"/>
           <w:b w:val="0"/>
           <w:i w:val="0"/>
-          <w:color w:val="0066CC"/>
+          <w:color w:val="0000FF"/>
           <w:sz w:val="24"/>
           <w:u w:val="single"/>
         </w:rPr>
@@ -6304,7 +6386,7 @@
           <w:rFonts w:ascii="Charis SIL Regular" w:hAnsi="Charis SIL Regular" w:eastAsia="Charis SIL Regular"/>
           <w:b w:val="0"/>
           <w:i w:val="0"/>
-          <w:color w:val="0066CC"/>
+          <w:color w:val="0000FF"/>
           <w:sz w:val="24"/>
           <w:u w:val="single"/>
         </w:rPr>
@@ -6322,7 +6404,7 @@
           <w:rFonts w:ascii="Charis SIL Regular" w:hAnsi="Charis SIL Regular" w:eastAsia="Charis SIL Regular"/>
           <w:b w:val="0"/>
           <w:i w:val="0"/>
-          <w:color w:val="0066CC"/>
+          <w:color w:val="0000FF"/>
           <w:sz w:val="24"/>
           <w:u w:val="single"/>
         </w:rPr>
@@ -6440,7 +6522,7 @@
           <w:rFonts w:ascii="Charis SIL Regular" w:hAnsi="Charis SIL Regular" w:eastAsia="Charis SIL Regular"/>
           <w:b w:val="0"/>
           <w:i w:val="0"/>
-          <w:color w:val="0066CC"/>
+          <w:color w:val="0000FF"/>
           <w:sz w:val="24"/>
           <w:u w:val="single"/>
         </w:rPr>
@@ -6458,7 +6540,7 @@
           <w:rFonts w:ascii="Charis SIL Regular" w:hAnsi="Charis SIL Regular" w:eastAsia="Charis SIL Regular"/>
           <w:b w:val="0"/>
           <w:i w:val="0"/>
-          <w:color w:val="0066CC"/>
+          <w:color w:val="0000FF"/>
           <w:sz w:val="24"/>
           <w:u w:val="single"/>
         </w:rPr>
@@ -6476,7 +6558,7 @@
           <w:rFonts w:ascii="Charis SIL Regular" w:hAnsi="Charis SIL Regular" w:eastAsia="Charis SIL Regular"/>
           <w:b w:val="0"/>
           <w:i w:val="0"/>
-          <w:color w:val="0066CC"/>
+          <w:color w:val="0000FF"/>
           <w:sz w:val="24"/>
           <w:u w:val="single"/>
         </w:rPr>
@@ -6574,7 +6656,7 @@
           <w:rFonts w:ascii="Charis SIL Regular" w:hAnsi="Charis SIL Regular" w:eastAsia="Charis SIL Regular"/>
           <w:b w:val="0"/>
           <w:i w:val="0"/>
-          <w:color w:val="0066CC"/>
+          <w:color w:val="0000FF"/>
           <w:sz w:val="24"/>
           <w:u w:val="single"/>
         </w:rPr>
@@ -6592,7 +6674,7 @@
           <w:rFonts w:ascii="Charis SIL Regular" w:hAnsi="Charis SIL Regular" w:eastAsia="Charis SIL Regular"/>
           <w:b w:val="0"/>
           <w:i w:val="0"/>
-          <w:color w:val="0066CC"/>
+          <w:color w:val="0000FF"/>
           <w:sz w:val="24"/>
           <w:u w:val="single"/>
         </w:rPr>
@@ -6610,7 +6692,7 @@
           <w:rFonts w:ascii="Charis SIL Regular" w:hAnsi="Charis SIL Regular" w:eastAsia="Charis SIL Regular"/>
           <w:b w:val="0"/>
           <w:i w:val="0"/>
-          <w:color w:val="0066CC"/>
+          <w:color w:val="0000FF"/>
           <w:sz w:val="24"/>
           <w:u w:val="single"/>
         </w:rPr>
@@ -6628,7 +6710,7 @@
           <w:rFonts w:ascii="Charis SIL Regular" w:hAnsi="Charis SIL Regular" w:eastAsia="Charis SIL Regular"/>
           <w:b w:val="0"/>
           <w:i w:val="0"/>
-          <w:color w:val="0066CC"/>
+          <w:color w:val="0000FF"/>
           <w:sz w:val="24"/>
           <w:u w:val="single"/>
         </w:rPr>
@@ -6646,7 +6728,7 @@
           <w:rFonts w:ascii="Charis SIL Regular" w:hAnsi="Charis SIL Regular" w:eastAsia="Charis SIL Regular"/>
           <w:b w:val="0"/>
           <w:i w:val="0"/>
-          <w:color w:val="0066CC"/>
+          <w:color w:val="0000FF"/>
           <w:sz w:val="24"/>
           <w:u w:val="single"/>
         </w:rPr>
@@ -6754,7 +6836,7 @@
           <w:rFonts w:ascii="Charis SIL Regular" w:hAnsi="Charis SIL Regular" w:eastAsia="Charis SIL Regular"/>
           <w:b w:val="0"/>
           <w:i w:val="0"/>
-          <w:color w:val="0066CC"/>
+          <w:color w:val="0000FF"/>
           <w:sz w:val="24"/>
           <w:u w:val="single"/>
         </w:rPr>
@@ -6772,7 +6854,7 @@
           <w:rFonts w:ascii="Charis SIL Regular" w:hAnsi="Charis SIL Regular" w:eastAsia="Charis SIL Regular"/>
           <w:b w:val="0"/>
           <w:i w:val="0"/>
-          <w:color w:val="0066CC"/>
+          <w:color w:val="0000FF"/>
           <w:sz w:val="24"/>
           <w:u w:val="single"/>
         </w:rPr>
@@ -6790,7 +6872,7 @@
           <w:rFonts w:ascii="Charis SIL Regular" w:hAnsi="Charis SIL Regular" w:eastAsia="Charis SIL Regular"/>
           <w:b w:val="0"/>
           <w:i w:val="0"/>
-          <w:color w:val="0066CC"/>
+          <w:color w:val="0000FF"/>
           <w:sz w:val="24"/>
           <w:u w:val="single"/>
         </w:rPr>

--- a/EXPORTS/DOCX/published/niveau2/English/SabaStEustatiusStMaarten.docx
+++ b/EXPORTS/DOCX/published/niveau2/English/SabaStEustatiusStMaarten.docx
@@ -2817,6 +2817,7 @@
       </w:r>
       <w:r>
         <w:rPr>
+          <w:u w:val="single" w:color="0000ff"/>
           <w:rFonts w:ascii="Charis SIL Regular" w:hAnsi="Charis SIL Regular" w:eastAsia="Charis SIL Regular"/>
           <w:b w:val="0"/>
           <w:i w:val="0"/>

--- a/EXPORTS/DOCX/published/niveau2/English/SabaStEustatiusStMaarten.docx
+++ b/EXPORTS/DOCX/published/niveau2/English/SabaStEustatiusStMaarten.docx
@@ -1922,9 +1922,19 @@
             <w:rPr>
               <w:rStyle w:val="Hyperlink"/>
             </w:rPr>
-            <w:t>army</w:t>
+            <w:t>ar</w:t>
           </w:r>
         </w:hyperlink>
+      </w:r>
+      <w:r>
+        <w:rPr>
+          <w:rFonts w:ascii="Charis SIL Regular" w:hAnsi="Charis SIL Regular" w:eastAsia="Charis SIL Regular"/>
+          <w:b w:val="0"/>
+          <w:i w:val="0"/>
+          <w:color w:val="0000FF"/>
+          <w:sz w:val="24"/>
+        </w:rPr>
+        <w:t>my</w:t>
       </w:r>
       <w:r>
         <w:rPr>
@@ -2038,19 +2048,9 @@
             <w:rPr>
               <w:rStyle w:val="Hyperlink"/>
             </w:rPr>
-            <w:t>Indi</w:t>
+            <w:t xml:space="preserve">Indies </w:t>
           </w:r>
         </w:hyperlink>
-      </w:r>
-      <w:r>
-        <w:rPr>
-          <w:rFonts w:ascii="Charis SIL Regular" w:hAnsi="Charis SIL Regular" w:eastAsia="Charis SIL Regular"/>
-          <w:b w:val="0"/>
-          <w:i w:val="0"/>
-          <w:color w:val="0000FF"/>
-          <w:sz w:val="24"/>
-        </w:rPr>
-        <w:t xml:space="preserve">es </w:t>
       </w:r>
       <w:r>
         <w:rPr>
@@ -2078,223 +2078,7 @@
           <w:color w:val="000000"/>
           <w:sz w:val="24"/>
         </w:rPr>
-        <w:t>a that refer</w:t>
-      </w:r>
-      <w:r>
-        <w:rPr>
-          <w:u w:val="single" w:color="0000ff"/>
-          <w:rFonts w:ascii="Charis SIL Regular" w:hAnsi="Charis SIL Regular" w:eastAsia="Charis SIL Regular"/>
-          <w:b w:val="0"/>
-          <w:i w:val="0"/>
-          <w:color w:val="000000"/>
-          <w:sz w:val="24"/>
-        </w:rPr>
-        <w:hyperlink r:id="rId15" w:history="1">
-          <w:r>
-            <w:rPr>
-              <w:rStyle w:val="Hyperlink"/>
-            </w:rPr>
-            <w:t>s to r</w:t>
-          </w:r>
-        </w:hyperlink>
-      </w:r>
-      <w:r>
-        <w:rPr>
-          <w:u w:val="single" w:color="0000ff"/>
-          <w:rFonts w:ascii="Charis SIL Regular" w:hAnsi="Charis SIL Regular" w:eastAsia="Charis SIL Regular"/>
-          <w:b w:val="0"/>
-          <w:i w:val="0"/>
-          <w:color w:val="000000"/>
-          <w:sz w:val="24"/>
-        </w:rPr>
-        <w:hyperlink r:id="rId15" w:history="1">
-          <w:r>
-            <w:rPr>
-              <w:rStyle w:val="Hyperlink"/>
-            </w:rPr>
-            <w:t>elevant archiv</w:t>
-          </w:r>
-        </w:hyperlink>
-      </w:r>
-      <w:r>
-        <w:rPr>
-          <w:u w:val="single" w:color="0000ff"/>
-          <w:rFonts w:ascii="Charis SIL Regular" w:hAnsi="Charis SIL Regular" w:eastAsia="Charis SIL Regular"/>
-          <w:b w:val="0"/>
-          <w:i w:val="0"/>
-          <w:color w:val="000000"/>
-          <w:sz w:val="24"/>
-        </w:rPr>
-        <w:hyperlink r:id="rId15" w:history="1">
-          <w:r>
-            <w:rPr>
-              <w:rStyle w:val="Hyperlink"/>
-            </w:rPr>
-            <w:t>e</w:t>
-          </w:r>
-        </w:hyperlink>
-      </w:r>
-      <w:r>
-        <w:rPr>
-          <w:u w:val="single" w:color="0000ff"/>
-          <w:rFonts w:ascii="Charis SIL Regular" w:hAnsi="Charis SIL Regular" w:eastAsia="Charis SIL Regular"/>
-          <w:b w:val="0"/>
-          <w:i w:val="0"/>
-          <w:color w:val="000000"/>
-          <w:sz w:val="24"/>
-        </w:rPr>
-        <w:hyperlink r:id="rId15" w:history="1">
-          <w:r>
-            <w:rPr>
-              <w:rStyle w:val="Hyperlink"/>
-            </w:rPr>
-            <w:t xml:space="preserve"> materi</w:t>
-          </w:r>
-        </w:hyperlink>
-      </w:r>
-      <w:r>
-        <w:rPr>
-          <w:u w:val="single" w:color="0000ff"/>
-          <w:rFonts w:ascii="Charis SIL Regular" w:hAnsi="Charis SIL Regular" w:eastAsia="Charis SIL Regular"/>
-          <w:b w:val="0"/>
-          <w:i w:val="0"/>
-          <w:color w:val="000000"/>
-          <w:sz w:val="24"/>
-        </w:rPr>
-        <w:hyperlink r:id="rId15" w:history="1">
-          <w:r>
-            <w:rPr>
-              <w:rStyle w:val="Hyperlink"/>
-            </w:rPr>
-            <w:t>al a</w:t>
-          </w:r>
-        </w:hyperlink>
-      </w:r>
-      <w:r>
-        <w:rPr>
-          <w:u w:val="single" w:color="0000ff"/>
-          <w:rFonts w:ascii="Charis SIL Regular" w:hAnsi="Charis SIL Regular" w:eastAsia="Charis SIL Regular"/>
-          <w:b w:val="0"/>
-          <w:i w:val="0"/>
-          <w:color w:val="000000"/>
-          <w:sz w:val="24"/>
-        </w:rPr>
-        <w:hyperlink r:id="rId15" w:history="1">
-          <w:r>
-            <w:rPr>
-              <w:rStyle w:val="Hyperlink"/>
-            </w:rPr>
-            <w:t>b</w:t>
-          </w:r>
-        </w:hyperlink>
-      </w:r>
-      <w:r>
-        <w:rPr>
-          <w:u w:val="single" w:color="0000ff"/>
-          <w:rFonts w:ascii="Charis SIL Regular" w:hAnsi="Charis SIL Regular" w:eastAsia="Charis SIL Regular"/>
-          <w:b w:val="0"/>
-          <w:i w:val="0"/>
-          <w:color w:val="000000"/>
-          <w:sz w:val="24"/>
-        </w:rPr>
-        <w:hyperlink r:id="rId15" w:history="1">
-          <w:r>
-            <w:rPr>
-              <w:rStyle w:val="Hyperlink"/>
-            </w:rPr>
-            <w:t>out mili</w:t>
-          </w:r>
-        </w:hyperlink>
-      </w:r>
-      <w:r>
-        <w:rPr>
-          <w:u w:val="single" w:color="0000ff"/>
-          <w:rFonts w:ascii="Charis SIL Regular" w:hAnsi="Charis SIL Regular" w:eastAsia="Charis SIL Regular"/>
-          <w:b w:val="0"/>
-          <w:i w:val="0"/>
-          <w:color w:val="000000"/>
-          <w:sz w:val="24"/>
-        </w:rPr>
-        <w:hyperlink r:id="rId15" w:history="1">
-          <w:r>
-            <w:rPr>
-              <w:rStyle w:val="Hyperlink"/>
-            </w:rPr>
-            <w:t>t</w:t>
-          </w:r>
-        </w:hyperlink>
-      </w:r>
-      <w:r>
-        <w:rPr>
-          <w:u w:val="single" w:color="0000ff"/>
-          <w:rFonts w:ascii="Charis SIL Regular" w:hAnsi="Charis SIL Regular" w:eastAsia="Charis SIL Regular"/>
-          <w:b w:val="0"/>
-          <w:i w:val="0"/>
-          <w:color w:val="000000"/>
-          <w:sz w:val="24"/>
-        </w:rPr>
-        <w:hyperlink r:id="rId15" w:history="1">
-          <w:r>
-            <w:rPr>
-              <w:rStyle w:val="Hyperlink"/>
-            </w:rPr>
-            <w:t>ar</w:t>
-          </w:r>
-        </w:hyperlink>
-      </w:r>
-      <w:r>
-        <w:rPr>
-          <w:u w:val="single" w:color="0000ff"/>
-          <w:rFonts w:ascii="Charis SIL Regular" w:hAnsi="Charis SIL Regular" w:eastAsia="Charis SIL Regular"/>
-          <w:b w:val="0"/>
-          <w:i w:val="0"/>
-          <w:color w:val="000000"/>
-          <w:sz w:val="24"/>
-        </w:rPr>
-        <w:hyperlink r:id="rId15" w:history="1">
-          <w:r>
-            <w:rPr>
-              <w:rStyle w:val="Hyperlink"/>
-            </w:rPr>
-            <w:t>y p</w:t>
-          </w:r>
-        </w:hyperlink>
-      </w:r>
-      <w:r>
-        <w:rPr>
-          <w:u w:val="single" w:color="0000ff"/>
-          <w:rFonts w:ascii="Charis SIL Regular" w:hAnsi="Charis SIL Regular" w:eastAsia="Charis SIL Regular"/>
-          <w:b w:val="0"/>
-          <w:i w:val="0"/>
-          <w:color w:val="000000"/>
-          <w:sz w:val="24"/>
-        </w:rPr>
-        <w:hyperlink r:id="rId15" w:history="1">
-          <w:r>
-            <w:rPr>
-              <w:rStyle w:val="Hyperlink"/>
-            </w:rPr>
-            <w:t>e</w:t>
-          </w:r>
-        </w:hyperlink>
-      </w:r>
-      <w:r>
-        <w:rPr>
-          <w:u w:val="single" w:color="0000ff"/>
-          <w:rFonts w:ascii="Charis SIL Regular" w:hAnsi="Charis SIL Regular" w:eastAsia="Charis SIL Regular"/>
-          <w:b w:val="0"/>
-          <w:i w:val="0"/>
-          <w:color w:val="000000"/>
-          <w:sz w:val="24"/>
-        </w:rPr>
-        <w:hyperlink r:id="rId15" w:history="1">
-          <w:r>
-            <w:rPr>
-              <w:rStyle w:val="Hyperlink"/>
-            </w:rPr>
-            <w:t>rsonn</w:t>
-          </w:r>
-        </w:hyperlink>
+        <w:t>a that refers to relevant archive material about military personn</w:t>
       </w:r>
       <w:r>
         <w:rPr>
@@ -2817,7 +2601,6 @@
       </w:r>
       <w:r>
         <w:rPr>
-          <w:u w:val="single" w:color="0000ff"/>
           <w:rFonts w:ascii="Charis SIL Regular" w:hAnsi="Charis SIL Regular" w:eastAsia="Charis SIL Regular"/>
           <w:b w:val="0"/>
           <w:i w:val="0"/>

--- a/EXPORTS/DOCX/published/niveau2/English/SabaStEustatiusStMaarten.docx
+++ b/EXPORTS/DOCX/published/niveau2/English/SabaStEustatiusStMaarten.docx
@@ -543,25 +543,7 @@
           <w:color w:val="000000"/>
           <w:sz w:val="24"/>
         </w:rPr>
-        <w:t>Eustatius in 1632 and 1636,</w:t>
-      </w:r>
-      <w:r>
-        <w:rPr>
-          <w:u w:val="single" w:color="0000ff"/>
-          <w:rFonts w:ascii="Charis SIL Regular" w:hAnsi="Charis SIL Regular" w:eastAsia="Charis SIL Regular"/>
-          <w:b w:val="0"/>
-          <w:i w:val="0"/>
-          <w:color w:val="000000"/>
-          <w:sz w:val="24"/>
-        </w:rPr>
-        <w:hyperlink r:id="rId11" w:history="1">
-          <w:r>
-            <w:rPr>
-              <w:rStyle w:val="Hyperlink"/>
-            </w:rPr>
-            <w:t xml:space="preserve"> resp</w:t>
-          </w:r>
-        </w:hyperlink>
+        <w:t>Eustatius in 1632 and 1636, resp</w:t>
       </w:r>
       <w:r>
         <w:rPr>
@@ -1922,19 +1904,9 @@
             <w:rPr>
               <w:rStyle w:val="Hyperlink"/>
             </w:rPr>
-            <w:t>ar</w:t>
+            <w:t>army</w:t>
           </w:r>
         </w:hyperlink>
-      </w:r>
-      <w:r>
-        <w:rPr>
-          <w:rFonts w:ascii="Charis SIL Regular" w:hAnsi="Charis SIL Regular" w:eastAsia="Charis SIL Regular"/>
-          <w:b w:val="0"/>
-          <w:i w:val="0"/>
-          <w:color w:val="0000FF"/>
-          <w:sz w:val="24"/>
-        </w:rPr>
-        <w:t>my</w:t>
       </w:r>
       <w:r>
         <w:rPr>
@@ -2048,9 +2020,19 @@
             <w:rPr>
               <w:rStyle w:val="Hyperlink"/>
             </w:rPr>
-            <w:t xml:space="preserve">Indies </w:t>
+            <w:t>Indi</w:t>
           </w:r>
         </w:hyperlink>
+      </w:r>
+      <w:r>
+        <w:rPr>
+          <w:rFonts w:ascii="Charis SIL Regular" w:hAnsi="Charis SIL Regular" w:eastAsia="Charis SIL Regular"/>
+          <w:b w:val="0"/>
+          <w:i w:val="0"/>
+          <w:color w:val="0000FF"/>
+          <w:sz w:val="24"/>
+        </w:rPr>
+        <w:t xml:space="preserve">es </w:t>
       </w:r>
       <w:r>
         <w:rPr>
@@ -2078,7 +2060,223 @@
           <w:color w:val="000000"/>
           <w:sz w:val="24"/>
         </w:rPr>
-        <w:t>a that refers to relevant archive material about military personn</w:t>
+        <w:t>a that refer</w:t>
+      </w:r>
+      <w:r>
+        <w:rPr>
+          <w:u w:val="single" w:color="0000ff"/>
+          <w:rFonts w:ascii="Charis SIL Regular" w:hAnsi="Charis SIL Regular" w:eastAsia="Charis SIL Regular"/>
+          <w:b w:val="0"/>
+          <w:i w:val="0"/>
+          <w:color w:val="000000"/>
+          <w:sz w:val="24"/>
+        </w:rPr>
+        <w:hyperlink r:id="rId15" w:history="1">
+          <w:r>
+            <w:rPr>
+              <w:rStyle w:val="Hyperlink"/>
+            </w:rPr>
+            <w:t>s to r</w:t>
+          </w:r>
+        </w:hyperlink>
+      </w:r>
+      <w:r>
+        <w:rPr>
+          <w:u w:val="single" w:color="0000ff"/>
+          <w:rFonts w:ascii="Charis SIL Regular" w:hAnsi="Charis SIL Regular" w:eastAsia="Charis SIL Regular"/>
+          <w:b w:val="0"/>
+          <w:i w:val="0"/>
+          <w:color w:val="000000"/>
+          <w:sz w:val="24"/>
+        </w:rPr>
+        <w:hyperlink r:id="rId15" w:history="1">
+          <w:r>
+            <w:rPr>
+              <w:rStyle w:val="Hyperlink"/>
+            </w:rPr>
+            <w:t>elevant archiv</w:t>
+          </w:r>
+        </w:hyperlink>
+      </w:r>
+      <w:r>
+        <w:rPr>
+          <w:u w:val="single" w:color="0000ff"/>
+          <w:rFonts w:ascii="Charis SIL Regular" w:hAnsi="Charis SIL Regular" w:eastAsia="Charis SIL Regular"/>
+          <w:b w:val="0"/>
+          <w:i w:val="0"/>
+          <w:color w:val="000000"/>
+          <w:sz w:val="24"/>
+        </w:rPr>
+        <w:hyperlink r:id="rId15" w:history="1">
+          <w:r>
+            <w:rPr>
+              <w:rStyle w:val="Hyperlink"/>
+            </w:rPr>
+            <w:t>e</w:t>
+          </w:r>
+        </w:hyperlink>
+      </w:r>
+      <w:r>
+        <w:rPr>
+          <w:u w:val="single" w:color="0000ff"/>
+          <w:rFonts w:ascii="Charis SIL Regular" w:hAnsi="Charis SIL Regular" w:eastAsia="Charis SIL Regular"/>
+          <w:b w:val="0"/>
+          <w:i w:val="0"/>
+          <w:color w:val="000000"/>
+          <w:sz w:val="24"/>
+        </w:rPr>
+        <w:hyperlink r:id="rId15" w:history="1">
+          <w:r>
+            <w:rPr>
+              <w:rStyle w:val="Hyperlink"/>
+            </w:rPr>
+            <w:t xml:space="preserve"> materi</w:t>
+          </w:r>
+        </w:hyperlink>
+      </w:r>
+      <w:r>
+        <w:rPr>
+          <w:u w:val="single" w:color="0000ff"/>
+          <w:rFonts w:ascii="Charis SIL Regular" w:hAnsi="Charis SIL Regular" w:eastAsia="Charis SIL Regular"/>
+          <w:b w:val="0"/>
+          <w:i w:val="0"/>
+          <w:color w:val="000000"/>
+          <w:sz w:val="24"/>
+        </w:rPr>
+        <w:hyperlink r:id="rId15" w:history="1">
+          <w:r>
+            <w:rPr>
+              <w:rStyle w:val="Hyperlink"/>
+            </w:rPr>
+            <w:t>al a</w:t>
+          </w:r>
+        </w:hyperlink>
+      </w:r>
+      <w:r>
+        <w:rPr>
+          <w:u w:val="single" w:color="0000ff"/>
+          <w:rFonts w:ascii="Charis SIL Regular" w:hAnsi="Charis SIL Regular" w:eastAsia="Charis SIL Regular"/>
+          <w:b w:val="0"/>
+          <w:i w:val="0"/>
+          <w:color w:val="000000"/>
+          <w:sz w:val="24"/>
+        </w:rPr>
+        <w:hyperlink r:id="rId15" w:history="1">
+          <w:r>
+            <w:rPr>
+              <w:rStyle w:val="Hyperlink"/>
+            </w:rPr>
+            <w:t>b</w:t>
+          </w:r>
+        </w:hyperlink>
+      </w:r>
+      <w:r>
+        <w:rPr>
+          <w:u w:val="single" w:color="0000ff"/>
+          <w:rFonts w:ascii="Charis SIL Regular" w:hAnsi="Charis SIL Regular" w:eastAsia="Charis SIL Regular"/>
+          <w:b w:val="0"/>
+          <w:i w:val="0"/>
+          <w:color w:val="000000"/>
+          <w:sz w:val="24"/>
+        </w:rPr>
+        <w:hyperlink r:id="rId15" w:history="1">
+          <w:r>
+            <w:rPr>
+              <w:rStyle w:val="Hyperlink"/>
+            </w:rPr>
+            <w:t>out mili</w:t>
+          </w:r>
+        </w:hyperlink>
+      </w:r>
+      <w:r>
+        <w:rPr>
+          <w:u w:val="single" w:color="0000ff"/>
+          <w:rFonts w:ascii="Charis SIL Regular" w:hAnsi="Charis SIL Regular" w:eastAsia="Charis SIL Regular"/>
+          <w:b w:val="0"/>
+          <w:i w:val="0"/>
+          <w:color w:val="000000"/>
+          <w:sz w:val="24"/>
+        </w:rPr>
+        <w:hyperlink r:id="rId15" w:history="1">
+          <w:r>
+            <w:rPr>
+              <w:rStyle w:val="Hyperlink"/>
+            </w:rPr>
+            <w:t>t</w:t>
+          </w:r>
+        </w:hyperlink>
+      </w:r>
+      <w:r>
+        <w:rPr>
+          <w:u w:val="single" w:color="0000ff"/>
+          <w:rFonts w:ascii="Charis SIL Regular" w:hAnsi="Charis SIL Regular" w:eastAsia="Charis SIL Regular"/>
+          <w:b w:val="0"/>
+          <w:i w:val="0"/>
+          <w:color w:val="000000"/>
+          <w:sz w:val="24"/>
+        </w:rPr>
+        <w:hyperlink r:id="rId15" w:history="1">
+          <w:r>
+            <w:rPr>
+              <w:rStyle w:val="Hyperlink"/>
+            </w:rPr>
+            <w:t>ar</w:t>
+          </w:r>
+        </w:hyperlink>
+      </w:r>
+      <w:r>
+        <w:rPr>
+          <w:u w:val="single" w:color="0000ff"/>
+          <w:rFonts w:ascii="Charis SIL Regular" w:hAnsi="Charis SIL Regular" w:eastAsia="Charis SIL Regular"/>
+          <w:b w:val="0"/>
+          <w:i w:val="0"/>
+          <w:color w:val="000000"/>
+          <w:sz w:val="24"/>
+        </w:rPr>
+        <w:hyperlink r:id="rId15" w:history="1">
+          <w:r>
+            <w:rPr>
+              <w:rStyle w:val="Hyperlink"/>
+            </w:rPr>
+            <w:t>y p</w:t>
+          </w:r>
+        </w:hyperlink>
+      </w:r>
+      <w:r>
+        <w:rPr>
+          <w:u w:val="single" w:color="0000ff"/>
+          <w:rFonts w:ascii="Charis SIL Regular" w:hAnsi="Charis SIL Regular" w:eastAsia="Charis SIL Regular"/>
+          <w:b w:val="0"/>
+          <w:i w:val="0"/>
+          <w:color w:val="000000"/>
+          <w:sz w:val="24"/>
+        </w:rPr>
+        <w:hyperlink r:id="rId15" w:history="1">
+          <w:r>
+            <w:rPr>
+              <w:rStyle w:val="Hyperlink"/>
+            </w:rPr>
+            <w:t>e</w:t>
+          </w:r>
+        </w:hyperlink>
+      </w:r>
+      <w:r>
+        <w:rPr>
+          <w:u w:val="single" w:color="0000ff"/>
+          <w:rFonts w:ascii="Charis SIL Regular" w:hAnsi="Charis SIL Regular" w:eastAsia="Charis SIL Regular"/>
+          <w:b w:val="0"/>
+          <w:i w:val="0"/>
+          <w:color w:val="000000"/>
+          <w:sz w:val="24"/>
+        </w:rPr>
+        <w:hyperlink r:id="rId15" w:history="1">
+          <w:r>
+            <w:rPr>
+              <w:rStyle w:val="Hyperlink"/>
+            </w:rPr>
+            <w:t>rsonn</w:t>
+          </w:r>
+        </w:hyperlink>
       </w:r>
       <w:r>
         <w:rPr>
@@ -2601,6 +2799,7 @@
       </w:r>
       <w:r>
         <w:rPr>
+          <w:u w:val="single" w:color="0000ff"/>
           <w:rFonts w:ascii="Charis SIL Regular" w:hAnsi="Charis SIL Regular" w:eastAsia="Charis SIL Regular"/>
           <w:b w:val="0"/>
           <w:i w:val="0"/>

--- a/EXPORTS/DOCX/published/niveau2/English/SabaStEustatiusStMaarten.docx
+++ b/EXPORTS/DOCX/published/niveau2/English/SabaStEustatiusStMaarten.docx
@@ -543,7 +543,25 @@
           <w:color w:val="000000"/>
           <w:sz w:val="24"/>
         </w:rPr>
-        <w:t>Eustatius in 1632 and 1636, resp</w:t>
+        <w:t>Eustatius in 1632 and 1636,</w:t>
+      </w:r>
+      <w:r>
+        <w:rPr>
+          <w:u w:val="single" w:color="0000ff"/>
+          <w:rFonts w:ascii="Charis SIL Regular" w:hAnsi="Charis SIL Regular" w:eastAsia="Charis SIL Regular"/>
+          <w:b w:val="0"/>
+          <w:i w:val="0"/>
+          <w:color w:val="000000"/>
+          <w:sz w:val="24"/>
+        </w:rPr>
+        <w:hyperlink r:id="rId11" w:history="1">
+          <w:r>
+            <w:rPr>
+              <w:rStyle w:val="Hyperlink"/>
+            </w:rPr>
+            <w:t xml:space="preserve"> resp</w:t>
+          </w:r>
+        </w:hyperlink>
       </w:r>
       <w:r>
         <w:rPr>
@@ -1377,118 +1395,7 @@
           <w:color w:val="000000"/>
           <w:sz w:val="24"/>
         </w:rPr>
-        <w:t xml:space="preserve"> of 1814 gave the islands the name of Sint Eustatius and Depende</w:t>
-      </w:r>
-      <w:r>
-        <w:rPr>
-          <w:u w:val="single" w:color="0000ff"/>
-          <w:rFonts w:ascii="Charis SIL Regular" w:hAnsi="Charis SIL Regular" w:eastAsia="Charis SIL Regular"/>
-          <w:b w:val="0"/>
-          <w:i w:val="0"/>
-          <w:color w:val="000000"/>
-          <w:sz w:val="24"/>
-        </w:rPr>
-        <w:hyperlink r:id="rId14" w:history="1">
-          <w:r>
-            <w:rPr>
-              <w:rStyle w:val="Hyperlink"/>
-            </w:rPr>
-            <w:t>ncies a</w:t>
-          </w:r>
-        </w:hyperlink>
-      </w:r>
-      <w:r>
-        <w:rPr>
-          <w:u w:val="single" w:color="0000ff"/>
-          <w:rFonts w:ascii="Charis SIL Regular" w:hAnsi="Charis SIL Regular" w:eastAsia="Charis SIL Regular"/>
-          <w:b w:val="0"/>
-          <w:i w:val="0"/>
-          <w:color w:val="000000"/>
-          <w:sz w:val="24"/>
-        </w:rPr>
-        <w:hyperlink r:id="rId14" w:history="1">
-          <w:r>
-            <w:rPr>
-              <w:rStyle w:val="Hyperlink"/>
-            </w:rPr>
-            <w:t>nd</w:t>
-          </w:r>
-        </w:hyperlink>
-      </w:r>
-      <w:r>
-        <w:rPr>
-          <w:u w:val="single" w:color="0000ff"/>
-          <w:rFonts w:ascii="Charis SIL Regular" w:hAnsi="Charis SIL Regular" w:eastAsia="Charis SIL Regular"/>
-          <w:b w:val="0"/>
-          <w:i w:val="0"/>
-          <w:color w:val="000000"/>
-          <w:sz w:val="24"/>
-        </w:rPr>
-        <w:t xml:space="preserve"> </w:t>
-      </w:r>
-      <w:r>
-        <w:rPr>
-          <w:u w:val="single" w:color="0000ff"/>
-          <w:rFonts w:ascii="Charis SIL Regular" w:hAnsi="Charis SIL Regular" w:eastAsia="Charis SIL Regular"/>
-          <w:b w:val="0"/>
-          <w:i w:val="0"/>
-          <w:color w:val="000000"/>
-          <w:sz w:val="24"/>
-        </w:rPr>
-        <w:hyperlink r:id="rId14" w:history="1">
-          <w:r>
-            <w:rPr>
-              <w:rStyle w:val="Hyperlink"/>
-            </w:rPr>
-            <w:t xml:space="preserve">placed </w:t>
-          </w:r>
-        </w:hyperlink>
-      </w:r>
-      <w:r>
-        <w:rPr>
-          <w:u w:val="single" w:color="0000ff"/>
-          <w:rFonts w:ascii="Charis SIL Regular" w:hAnsi="Charis SIL Regular" w:eastAsia="Charis SIL Regular"/>
-          <w:b w:val="0"/>
-          <w:i w:val="0"/>
-          <w:color w:val="000000"/>
-          <w:sz w:val="24"/>
-        </w:rPr>
-        <w:hyperlink r:id="rId14" w:history="1">
-          <w:r>
-            <w:rPr>
-              <w:rStyle w:val="Hyperlink"/>
-            </w:rPr>
-            <w:t>t</w:t>
-          </w:r>
-        </w:hyperlink>
-      </w:r>
-      <w:r>
-        <w:rPr>
-          <w:u w:val="single" w:color="0000ff"/>
-          <w:rFonts w:ascii="Charis SIL Regular" w:hAnsi="Charis SIL Regular" w:eastAsia="Charis SIL Regular"/>
-          <w:b w:val="0"/>
-          <w:i w:val="0"/>
-          <w:color w:val="000000"/>
-          <w:sz w:val="24"/>
-        </w:rPr>
-        <w:hyperlink r:id="rId14" w:history="1">
-          <w:r>
-            <w:rPr>
-              <w:rStyle w:val="Hyperlink"/>
-            </w:rPr>
-            <w:t>he</w:t>
-          </w:r>
-        </w:hyperlink>
-      </w:r>
-      <w:r>
-        <w:rPr>
-          <w:rFonts w:ascii="Charis SIL Regular" w:hAnsi="Charis SIL Regular" w:eastAsia="Charis SIL Regular"/>
-          <w:b w:val="0"/>
-          <w:i w:val="0"/>
-          <w:color w:val="000000"/>
-          <w:sz w:val="24"/>
-        </w:rPr>
-        <w:t xml:space="preserve">m </w:t>
+        <w:t xml:space="preserve"> of 1814 gave the islands the name of Sint Eustatius and Dependencies and placed them </w:t>
       </w:r>
       <w:r>
         <w:rPr>
@@ -1817,9 +1724,19 @@
             <w:rPr>
               <w:rStyle w:val="Hyperlink"/>
             </w:rPr>
-            <w:t>soldiers</w:t>
+            <w:t>soldie</w:t>
           </w:r>
         </w:hyperlink>
+      </w:r>
+      <w:r>
+        <w:rPr>
+          <w:rFonts w:ascii="Charis SIL Regular" w:hAnsi="Charis SIL Regular" w:eastAsia="Charis SIL Regular"/>
+          <w:b w:val="0"/>
+          <w:i w:val="0"/>
+          <w:color w:val="0000FF"/>
+          <w:sz w:val="24"/>
+        </w:rPr>
+        <w:t>rs</w:t>
       </w:r>
       <w:r>
         <w:rPr>
@@ -2020,19 +1937,9 @@
             <w:rPr>
               <w:rStyle w:val="Hyperlink"/>
             </w:rPr>
-            <w:t>Indi</w:t>
+            <w:t xml:space="preserve">Indies </w:t>
           </w:r>
         </w:hyperlink>
-      </w:r>
-      <w:r>
-        <w:rPr>
-          <w:rFonts w:ascii="Charis SIL Regular" w:hAnsi="Charis SIL Regular" w:eastAsia="Charis SIL Regular"/>
-          <w:b w:val="0"/>
-          <w:i w:val="0"/>
-          <w:color w:val="0000FF"/>
-          <w:sz w:val="24"/>
-        </w:rPr>
-        <w:t xml:space="preserve">es </w:t>
       </w:r>
       <w:r>
         <w:rPr>
@@ -2799,7 +2706,6 @@
       </w:r>
       <w:r>
         <w:rPr>
-          <w:u w:val="single" w:color="0000ff"/>
           <w:rFonts w:ascii="Charis SIL Regular" w:hAnsi="Charis SIL Regular" w:eastAsia="Charis SIL Regular"/>
           <w:b w:val="0"/>
           <w:i w:val="0"/>
@@ -4322,7 +4228,6 @@
       </w:r>
       <w:r>
         <w:rPr>
-          <w:u w:val="single" w:color="0000ff"/>
           <w:rFonts w:ascii="Charis SIL Regular" w:hAnsi="Charis SIL Regular" w:eastAsia="Charis SIL Regular"/>
           <w:b w:val="0"/>
           <w:i w:val="0"/>
@@ -4892,176 +4797,13 @@
       </w:r>
       <w:r>
         <w:rPr>
-          <w:u w:val="single" w:color="0000ff"/>
           <w:rFonts w:ascii="Charis SIL Regular" w:hAnsi="Charis SIL Regular" w:eastAsia="Charis SIL Regular"/>
           <w:b w:val="0"/>
           <w:i w:val="0"/>
           <w:color w:val="000000"/>
           <w:sz w:val="24"/>
         </w:rPr>
-        <w:hyperlink r:id="rId21" w:history="1">
-          <w:r>
-            <w:rPr>
-              <w:rStyle w:val="Hyperlink"/>
-            </w:rPr>
-            <w:t>Martin, (1</w:t>
-          </w:r>
-        </w:hyperlink>
-      </w:r>
-      <w:r>
-        <w:rPr>
-          <w:u w:val="single" w:color="0000ff"/>
-          <w:rFonts w:ascii="Charis SIL Regular" w:hAnsi="Charis SIL Regular" w:eastAsia="Charis SIL Regular"/>
-          <w:b w:val="0"/>
-          <w:i w:val="0"/>
-          <w:color w:val="000000"/>
-          <w:sz w:val="24"/>
-        </w:rPr>
-        <w:hyperlink r:id="rId21" w:history="1">
-          <w:r>
-            <w:rPr>
-              <w:rStyle w:val="Hyperlink"/>
-            </w:rPr>
-            <w:t>806</w:t>
-          </w:r>
-        </w:hyperlink>
-      </w:r>
-      <w:r>
-        <w:rPr>
-          <w:u w:val="single" w:color="0000ff"/>
-          <w:rFonts w:ascii="Charis SIL Regular" w:hAnsi="Charis SIL Regular" w:eastAsia="Charis SIL Regular"/>
-          <w:b w:val="0"/>
-          <w:i w:val="0"/>
-          <w:color w:val="000000"/>
-          <w:sz w:val="24"/>
-        </w:rPr>
-        <w:hyperlink r:id="rId21" w:history="1">
-          <w:r>
-            <w:rPr>
-              <w:rStyle w:val="Hyperlink"/>
-            </w:rPr>
-            <w:t>)</w:t>
-          </w:r>
-        </w:hyperlink>
-      </w:r>
-      <w:r>
-        <w:rPr>
-          <w:u w:val="single" w:color="0000ff"/>
-          <w:rFonts w:ascii="Charis SIL Regular" w:hAnsi="Charis SIL Regular" w:eastAsia="Charis SIL Regular"/>
-          <w:b w:val="0"/>
-          <w:i w:val="0"/>
-          <w:color w:val="000000"/>
-          <w:sz w:val="24"/>
-        </w:rPr>
-        <w:hyperlink r:id="rId21" w:history="1">
-          <w:r>
-            <w:rPr>
-              <w:rStyle w:val="Hyperlink"/>
-            </w:rPr>
-            <w:t xml:space="preserve"> 1</w:t>
-          </w:r>
-        </w:hyperlink>
-      </w:r>
-      <w:r>
-        <w:rPr>
-          <w:u w:val="single" w:color="0000ff"/>
-          <w:rFonts w:ascii="Charis SIL Regular" w:hAnsi="Charis SIL Regular" w:eastAsia="Charis SIL Regular"/>
-          <w:b w:val="0"/>
-          <w:i w:val="0"/>
-          <w:color w:val="000000"/>
-          <w:sz w:val="24"/>
-        </w:rPr>
-        <w:hyperlink r:id="rId21" w:history="1">
-          <w:r>
-            <w:rPr>
-              <w:rStyle w:val="Hyperlink"/>
-            </w:rPr>
-            <w:t>8</w:t>
-          </w:r>
-        </w:hyperlink>
-      </w:r>
-      <w:r>
-        <w:rPr>
-          <w:u w:val="single" w:color="0000ff"/>
-          <w:rFonts w:ascii="Charis SIL Regular" w:hAnsi="Charis SIL Regular" w:eastAsia="Charis SIL Regular"/>
-          <w:b w:val="0"/>
-          <w:i w:val="0"/>
-          <w:color w:val="000000"/>
-          <w:sz w:val="24"/>
-        </w:rPr>
-        <w:hyperlink r:id="rId21" w:history="1">
-          <w:r>
-            <w:rPr>
-              <w:rStyle w:val="Hyperlink"/>
-            </w:rPr>
-            <w:t xml:space="preserve">28-1845 </w:t>
-          </w:r>
-        </w:hyperlink>
-      </w:r>
-      <w:r>
-        <w:rPr>
-          <w:u w:val="single" w:color="0000ff"/>
-          <w:rFonts w:ascii="Charis SIL Regular" w:hAnsi="Charis SIL Regular" w:eastAsia="Charis SIL Regular"/>
-          <w:b w:val="0"/>
-          <w:i w:val="0"/>
-          <w:color w:val="000000"/>
-          <w:sz w:val="24"/>
-        </w:rPr>
-        <w:hyperlink r:id="rId21" w:history="1">
-          <w:r>
-            <w:rPr>
-              <w:rStyle w:val="Hyperlink"/>
-            </w:rPr>
-            <w:t>(</w:t>
-          </w:r>
-        </w:hyperlink>
-      </w:r>
-      <w:r>
-        <w:rPr>
-          <w:u w:val="single" w:color="0000ff"/>
-          <w:rFonts w:ascii="Charis SIL Regular" w:hAnsi="Charis SIL Regular" w:eastAsia="Charis SIL Regular"/>
-          <w:b w:val="0"/>
-          <w:i w:val="0"/>
-          <w:color w:val="000000"/>
-          <w:sz w:val="24"/>
-        </w:rPr>
-        <w:hyperlink r:id="rId21" w:history="1">
-          <w:r>
-            <w:rPr>
-              <w:rStyle w:val="Hyperlink"/>
-            </w:rPr>
-            <w:t>1902))</w:t>
-          </w:r>
-        </w:hyperlink>
-      </w:r>
-      <w:r>
-        <w:rPr>
-          <w:u w:val="single" w:color="0000ff"/>
-          <w:rFonts w:ascii="Charis SIL Regular" w:hAnsi="Charis SIL Regular" w:eastAsia="Charis SIL Regular"/>
-          <w:b w:val="0"/>
-          <w:i w:val="0"/>
-          <w:color w:val="000000"/>
-          <w:sz w:val="24"/>
-        </w:rPr>
-        <w:t xml:space="preserve"> </w:t>
-      </w:r>
-      <w:r>
-        <w:rPr>
-          <w:u w:val="single" w:color="0000ff"/>
-          <w:rFonts w:ascii="Charis SIL Regular" w:hAnsi="Charis SIL Regular" w:eastAsia="Charis SIL Regular"/>
-          <w:b w:val="0"/>
-          <w:i w:val="0"/>
-          <w:color w:val="000000"/>
-          <w:sz w:val="24"/>
-        </w:rPr>
-        <w:hyperlink r:id="rId21" w:history="1">
-          <w:r>
-            <w:rPr>
-              <w:rStyle w:val="Hyperlink"/>
-            </w:rPr>
-            <w:t xml:space="preserve">and the </w:t>
-          </w:r>
-        </w:hyperlink>
+        <w:t xml:space="preserve">Martin, (1806) 1828-1845 (1902)) and the </w:t>
       </w:r>
       <w:r>
         <w:rPr>

--- a/EXPORTS/DOCX/published/niveau2/English/SabaStEustatiusStMaarten.docx
+++ b/EXPORTS/DOCX/published/niveau2/English/SabaStEustatiusStMaarten.docx
@@ -1395,7 +1395,118 @@
           <w:color w:val="000000"/>
           <w:sz w:val="24"/>
         </w:rPr>
-        <w:t xml:space="preserve"> of 1814 gave the islands the name of Sint Eustatius and Dependencies and placed them </w:t>
+        <w:t xml:space="preserve"> of 1814 gave the islands the name of Sint Eustatius and Depende</w:t>
+      </w:r>
+      <w:r>
+        <w:rPr>
+          <w:u w:val="single" w:color="0000ff"/>
+          <w:rFonts w:ascii="Charis SIL Regular" w:hAnsi="Charis SIL Regular" w:eastAsia="Charis SIL Regular"/>
+          <w:b w:val="0"/>
+          <w:i w:val="0"/>
+          <w:color w:val="000000"/>
+          <w:sz w:val="24"/>
+        </w:rPr>
+        <w:hyperlink r:id="rId14" w:history="1">
+          <w:r>
+            <w:rPr>
+              <w:rStyle w:val="Hyperlink"/>
+            </w:rPr>
+            <w:t>ncies a</w:t>
+          </w:r>
+        </w:hyperlink>
+      </w:r>
+      <w:r>
+        <w:rPr>
+          <w:u w:val="single" w:color="0000ff"/>
+          <w:rFonts w:ascii="Charis SIL Regular" w:hAnsi="Charis SIL Regular" w:eastAsia="Charis SIL Regular"/>
+          <w:b w:val="0"/>
+          <w:i w:val="0"/>
+          <w:color w:val="000000"/>
+          <w:sz w:val="24"/>
+        </w:rPr>
+        <w:hyperlink r:id="rId14" w:history="1">
+          <w:r>
+            <w:rPr>
+              <w:rStyle w:val="Hyperlink"/>
+            </w:rPr>
+            <w:t>nd</w:t>
+          </w:r>
+        </w:hyperlink>
+      </w:r>
+      <w:r>
+        <w:rPr>
+          <w:u w:val="single" w:color="0000ff"/>
+          <w:rFonts w:ascii="Charis SIL Regular" w:hAnsi="Charis SIL Regular" w:eastAsia="Charis SIL Regular"/>
+          <w:b w:val="0"/>
+          <w:i w:val="0"/>
+          <w:color w:val="000000"/>
+          <w:sz w:val="24"/>
+        </w:rPr>
+        <w:t xml:space="preserve"> </w:t>
+      </w:r>
+      <w:r>
+        <w:rPr>
+          <w:u w:val="single" w:color="0000ff"/>
+          <w:rFonts w:ascii="Charis SIL Regular" w:hAnsi="Charis SIL Regular" w:eastAsia="Charis SIL Regular"/>
+          <w:b w:val="0"/>
+          <w:i w:val="0"/>
+          <w:color w:val="000000"/>
+          <w:sz w:val="24"/>
+        </w:rPr>
+        <w:hyperlink r:id="rId14" w:history="1">
+          <w:r>
+            <w:rPr>
+              <w:rStyle w:val="Hyperlink"/>
+            </w:rPr>
+            <w:t xml:space="preserve">placed </w:t>
+          </w:r>
+        </w:hyperlink>
+      </w:r>
+      <w:r>
+        <w:rPr>
+          <w:u w:val="single" w:color="0000ff"/>
+          <w:rFonts w:ascii="Charis SIL Regular" w:hAnsi="Charis SIL Regular" w:eastAsia="Charis SIL Regular"/>
+          <w:b w:val="0"/>
+          <w:i w:val="0"/>
+          <w:color w:val="000000"/>
+          <w:sz w:val="24"/>
+        </w:rPr>
+        <w:hyperlink r:id="rId14" w:history="1">
+          <w:r>
+            <w:rPr>
+              <w:rStyle w:val="Hyperlink"/>
+            </w:rPr>
+            <w:t>t</w:t>
+          </w:r>
+        </w:hyperlink>
+      </w:r>
+      <w:r>
+        <w:rPr>
+          <w:u w:val="single" w:color="0000ff"/>
+          <w:rFonts w:ascii="Charis SIL Regular" w:hAnsi="Charis SIL Regular" w:eastAsia="Charis SIL Regular"/>
+          <w:b w:val="0"/>
+          <w:i w:val="0"/>
+          <w:color w:val="000000"/>
+          <w:sz w:val="24"/>
+        </w:rPr>
+        <w:hyperlink r:id="rId14" w:history="1">
+          <w:r>
+            <w:rPr>
+              <w:rStyle w:val="Hyperlink"/>
+            </w:rPr>
+            <w:t>he</w:t>
+          </w:r>
+        </w:hyperlink>
+      </w:r>
+      <w:r>
+        <w:rPr>
+          <w:rFonts w:ascii="Charis SIL Regular" w:hAnsi="Charis SIL Regular" w:eastAsia="Charis SIL Regular"/>
+          <w:b w:val="0"/>
+          <w:i w:val="0"/>
+          <w:color w:val="000000"/>
+          <w:sz w:val="24"/>
+        </w:rPr>
+        <w:t xml:space="preserve">m </w:t>
       </w:r>
       <w:r>
         <w:rPr>
@@ -1655,7 +1766,7 @@
             <w:rPr>
               <w:rStyle w:val="Hyperlink"/>
             </w:rPr>
-            <w:t>office</w:t>
+            <w:t>offi</w:t>
           </w:r>
         </w:hyperlink>
       </w:r>
@@ -1666,7 +1777,23 @@
           <w:i w:val="0"/>
           <w:color w:val="0000FF"/>
           <w:sz w:val="24"/>
-          <w:u w:val="single"/>
+        </w:rPr>
+        <w:hyperlink r:id="rId15" w:history="1">
+          <w:r>
+            <w:rPr>
+              <w:rStyle w:val="Hyperlink"/>
+            </w:rPr>
+            <w:t>ce</w:t>
+          </w:r>
+        </w:hyperlink>
+      </w:r>
+      <w:r>
+        <w:rPr>
+          <w:rFonts w:ascii="Charis SIL Regular" w:hAnsi="Charis SIL Regular" w:eastAsia="Charis SIL Regular"/>
+          <w:b w:val="0"/>
+          <w:i w:val="0"/>
+          <w:color w:val="0000FF"/>
+          <w:sz w:val="24"/>
         </w:rPr>
         <w:t>rs</w:t>
       </w:r>
@@ -1724,19 +1851,9 @@
             <w:rPr>
               <w:rStyle w:val="Hyperlink"/>
             </w:rPr>
-            <w:t>soldie</w:t>
+            <w:t>soldiers</w:t>
           </w:r>
         </w:hyperlink>
-      </w:r>
-      <w:r>
-        <w:rPr>
-          <w:rFonts w:ascii="Charis SIL Regular" w:hAnsi="Charis SIL Regular" w:eastAsia="Charis SIL Regular"/>
-          <w:b w:val="0"/>
-          <w:i w:val="0"/>
-          <w:color w:val="0000FF"/>
-          <w:sz w:val="24"/>
-        </w:rPr>
-        <w:t>rs</w:t>
       </w:r>
       <w:r>
         <w:rPr>
@@ -2706,6 +2823,7 @@
       </w:r>
       <w:r>
         <w:rPr>
+          <w:u w:val="single" w:color="0000ff"/>
           <w:rFonts w:ascii="Charis SIL Regular" w:hAnsi="Charis SIL Regular" w:eastAsia="Charis SIL Regular"/>
           <w:b w:val="0"/>
           <w:i w:val="0"/>
@@ -3331,79 +3449,7 @@
           <w:color w:val="000000"/>
           <w:sz w:val="24"/>
         </w:rPr>
-        <w:hyperlink r:id="rId17" w:history="1">
-          <w:r>
-            <w:rPr>
-              <w:rStyle w:val="Hyperlink"/>
-            </w:rPr>
-            <w:t>ersity’s</w:t>
-          </w:r>
-        </w:hyperlink>
-      </w:r>
-      <w:r>
-        <w:rPr>
-          <w:u w:val="single" w:color="0000ff"/>
-          <w:rFonts w:ascii="Charis SIL Regular" w:hAnsi="Charis SIL Regular" w:eastAsia="Charis SIL Regular"/>
-          <w:b w:val="0"/>
-          <w:i w:val="0"/>
-          <w:color w:val="000000"/>
-          <w:sz w:val="24"/>
-        </w:rPr>
-        <w:t xml:space="preserve"> </w:t>
-      </w:r>
-      <w:r>
-        <w:rPr>
-          <w:u w:val="single" w:color="0000ff"/>
-          <w:rFonts w:ascii="Charis SIL Regular" w:hAnsi="Charis SIL Regular" w:eastAsia="Charis SIL Regular"/>
-          <w:b w:val="0"/>
-          <w:i w:val="0"/>
-          <w:color w:val="000000"/>
-          <w:sz w:val="24"/>
-        </w:rPr>
-        <w:hyperlink r:id="rId17" w:history="1">
-          <w:r>
-            <w:rPr>
-              <w:rStyle w:val="Hyperlink"/>
-            </w:rPr>
-            <w:t>Carib</w:t>
-          </w:r>
-        </w:hyperlink>
-      </w:r>
-      <w:r>
-        <w:rPr>
-          <w:u w:val="single" w:color="0000ff"/>
-          <w:rFonts w:ascii="Charis SIL Regular" w:hAnsi="Charis SIL Regular" w:eastAsia="Charis SIL Regular"/>
-          <w:b w:val="0"/>
-          <w:i w:val="0"/>
-          <w:color w:val="000000"/>
-          <w:sz w:val="24"/>
-        </w:rPr>
-        <w:hyperlink r:id="rId17" w:history="1">
-          <w:r>
-            <w:rPr>
-              <w:rStyle w:val="Hyperlink"/>
-            </w:rPr>
-            <w:t>b</w:t>
-          </w:r>
-        </w:hyperlink>
-      </w:r>
-      <w:r>
-        <w:rPr>
-          <w:u w:val="single" w:color="0000ff"/>
-          <w:rFonts w:ascii="Charis SIL Regular" w:hAnsi="Charis SIL Regular" w:eastAsia="Charis SIL Regular"/>
-          <w:b w:val="0"/>
-          <w:i w:val="0"/>
-          <w:color w:val="000000"/>
-          <w:sz w:val="24"/>
-        </w:rPr>
-        <w:hyperlink r:id="rId17" w:history="1">
-          <w:r>
-            <w:rPr>
-              <w:rStyle w:val="Hyperlink"/>
-            </w:rPr>
-            <w:t>ea</w:t>
-          </w:r>
-        </w:hyperlink>
+        <w:t>ersity’s Caribbea</w:t>
       </w:r>
       <w:r>
         <w:rPr>
@@ -4228,6 +4274,7 @@
       </w:r>
       <w:r>
         <w:rPr>
+          <w:u w:val="single" w:color="0000ff"/>
           <w:rFonts w:ascii="Charis SIL Regular" w:hAnsi="Charis SIL Regular" w:eastAsia="Charis SIL Regular"/>
           <w:b w:val="0"/>
           <w:i w:val="0"/>
@@ -5117,79 +5164,7 @@
           <w:color w:val="000000"/>
           <w:sz w:val="24"/>
         </w:rPr>
-        <w:t xml:space="preserve"> (Inventory of the archives</w:t>
-      </w:r>
-      <w:r>
-        <w:rPr>
-          <w:u w:val="single" w:color="0000ff"/>
-          <w:rFonts w:ascii="Charis SIL Regular" w:hAnsi="Charis SIL Regular" w:eastAsia="Charis SIL Regular"/>
-          <w:b w:val="0"/>
-          <w:i w:val="0"/>
-          <w:color w:val="000000"/>
-          <w:sz w:val="24"/>
-        </w:rPr>
-        <w:hyperlink r:id="rId22" w:history="1">
-          <w:r>
-            <w:rPr>
-              <w:rStyle w:val="Hyperlink"/>
-            </w:rPr>
-            <w:t xml:space="preserve"> of Sint Eu</w:t>
-          </w:r>
-        </w:hyperlink>
-      </w:r>
-      <w:r>
-        <w:rPr>
-          <w:u w:val="single" w:color="0000ff"/>
-          <w:rFonts w:ascii="Charis SIL Regular" w:hAnsi="Charis SIL Regular" w:eastAsia="Charis SIL Regular"/>
-          <w:b w:val="0"/>
-          <w:i w:val="0"/>
-          <w:color w:val="000000"/>
-          <w:sz w:val="24"/>
-        </w:rPr>
-        <w:hyperlink r:id="rId22" w:history="1">
-          <w:r>
-            <w:rPr>
-              <w:rStyle w:val="Hyperlink"/>
-            </w:rPr>
-            <w:t>stati</w:t>
-          </w:r>
-        </w:hyperlink>
-      </w:r>
-      <w:r>
-        <w:rPr>
-          <w:u w:val="single" w:color="0000ff"/>
-          <w:rFonts w:ascii="Charis SIL Regular" w:hAnsi="Charis SIL Regular" w:eastAsia="Charis SIL Regular"/>
-          <w:b w:val="0"/>
-          <w:i w:val="0"/>
-          <w:color w:val="000000"/>
-          <w:sz w:val="24"/>
-        </w:rPr>
-        <w:hyperlink r:id="rId22" w:history="1">
-          <w:r>
-            <w:rPr>
-              <w:rStyle w:val="Hyperlink"/>
-            </w:rPr>
-            <w:t xml:space="preserve">us </w:t>
-          </w:r>
-        </w:hyperlink>
-      </w:r>
-      <w:r>
-        <w:rPr>
-          <w:u w:val="single" w:color="0000ff"/>
-          <w:rFonts w:ascii="Charis SIL Regular" w:hAnsi="Charis SIL Regular" w:eastAsia="Charis SIL Regular"/>
-          <w:b w:val="0"/>
-          <w:i w:val="0"/>
-          <w:color w:val="000000"/>
-          <w:sz w:val="24"/>
-        </w:rPr>
-        <w:hyperlink r:id="rId22" w:history="1">
-          <w:r>
-            <w:rPr>
-              <w:rStyle w:val="Hyperlink"/>
-            </w:rPr>
-            <w:t xml:space="preserve">and Saba, </w:t>
-          </w:r>
-        </w:hyperlink>
+        <w:t xml:space="preserve"> (Inventory of the archives of Sint Eustatius and Saba, </w:t>
       </w:r>
       <w:r>
         <w:rPr>

--- a/EXPORTS/DOCX/published/niveau2/English/SabaStEustatiusStMaarten.docx
+++ b/EXPORTS/DOCX/published/niveau2/English/SabaStEustatiusStMaarten.docx
@@ -1395,25 +1395,7 @@
           <w:color w:val="000000"/>
           <w:sz w:val="24"/>
         </w:rPr>
-        <w:t xml:space="preserve"> of 1814 gave the islands the name of Sint Eustatius and Depende</w:t>
-      </w:r>
-      <w:r>
-        <w:rPr>
-          <w:u w:val="single" w:color="0000ff"/>
-          <w:rFonts w:ascii="Charis SIL Regular" w:hAnsi="Charis SIL Regular" w:eastAsia="Charis SIL Regular"/>
-          <w:b w:val="0"/>
-          <w:i w:val="0"/>
-          <w:color w:val="000000"/>
-          <w:sz w:val="24"/>
-        </w:rPr>
-        <w:hyperlink r:id="rId14" w:history="1">
-          <w:r>
-            <w:rPr>
-              <w:rStyle w:val="Hyperlink"/>
-            </w:rPr>
-            <w:t>ncies a</w:t>
-          </w:r>
-        </w:hyperlink>
+        <w:t xml:space="preserve"> of 1814 gave the islands the name of Sint Eustatius and Dependencies a</w:t>
       </w:r>
       <w:r>
         <w:rPr>
@@ -3449,7 +3431,79 @@
           <w:color w:val="000000"/>
           <w:sz w:val="24"/>
         </w:rPr>
-        <w:t>ersity’s Caribbea</w:t>
+        <w:hyperlink r:id="rId17" w:history="1">
+          <w:r>
+            <w:rPr>
+              <w:rStyle w:val="Hyperlink"/>
+            </w:rPr>
+            <w:t>ersity’s</w:t>
+          </w:r>
+        </w:hyperlink>
+      </w:r>
+      <w:r>
+        <w:rPr>
+          <w:u w:val="single" w:color="0000ff"/>
+          <w:rFonts w:ascii="Charis SIL Regular" w:hAnsi="Charis SIL Regular" w:eastAsia="Charis SIL Regular"/>
+          <w:b w:val="0"/>
+          <w:i w:val="0"/>
+          <w:color w:val="000000"/>
+          <w:sz w:val="24"/>
+        </w:rPr>
+        <w:t xml:space="preserve"> </w:t>
+      </w:r>
+      <w:r>
+        <w:rPr>
+          <w:u w:val="single" w:color="0000ff"/>
+          <w:rFonts w:ascii="Charis SIL Regular" w:hAnsi="Charis SIL Regular" w:eastAsia="Charis SIL Regular"/>
+          <w:b w:val="0"/>
+          <w:i w:val="0"/>
+          <w:color w:val="000000"/>
+          <w:sz w:val="24"/>
+        </w:rPr>
+        <w:hyperlink r:id="rId17" w:history="1">
+          <w:r>
+            <w:rPr>
+              <w:rStyle w:val="Hyperlink"/>
+            </w:rPr>
+            <w:t>Carib</w:t>
+          </w:r>
+        </w:hyperlink>
+      </w:r>
+      <w:r>
+        <w:rPr>
+          <w:u w:val="single" w:color="0000ff"/>
+          <w:rFonts w:ascii="Charis SIL Regular" w:hAnsi="Charis SIL Regular" w:eastAsia="Charis SIL Regular"/>
+          <w:b w:val="0"/>
+          <w:i w:val="0"/>
+          <w:color w:val="000000"/>
+          <w:sz w:val="24"/>
+        </w:rPr>
+        <w:hyperlink r:id="rId17" w:history="1">
+          <w:r>
+            <w:rPr>
+              <w:rStyle w:val="Hyperlink"/>
+            </w:rPr>
+            <w:t>b</w:t>
+          </w:r>
+        </w:hyperlink>
+      </w:r>
+      <w:r>
+        <w:rPr>
+          <w:u w:val="single" w:color="0000ff"/>
+          <w:rFonts w:ascii="Charis SIL Regular" w:hAnsi="Charis SIL Regular" w:eastAsia="Charis SIL Regular"/>
+          <w:b w:val="0"/>
+          <w:i w:val="0"/>
+          <w:color w:val="000000"/>
+          <w:sz w:val="24"/>
+        </w:rPr>
+        <w:hyperlink r:id="rId17" w:history="1">
+          <w:r>
+            <w:rPr>
+              <w:rStyle w:val="Hyperlink"/>
+            </w:rPr>
+            <w:t>ea</w:t>
+          </w:r>
+        </w:hyperlink>
       </w:r>
       <w:r>
         <w:rPr>
@@ -4274,7 +4328,6 @@
       </w:r>
       <w:r>
         <w:rPr>
-          <w:u w:val="single" w:color="0000ff"/>
           <w:rFonts w:ascii="Charis SIL Regular" w:hAnsi="Charis SIL Regular" w:eastAsia="Charis SIL Regular"/>
           <w:b w:val="0"/>
           <w:i w:val="0"/>
@@ -4844,13 +4897,121 @@
       </w:r>
       <w:r>
         <w:rPr>
+          <w:u w:val="single" w:color="0000ff"/>
           <w:rFonts w:ascii="Charis SIL Regular" w:hAnsi="Charis SIL Regular" w:eastAsia="Charis SIL Regular"/>
           <w:b w:val="0"/>
           <w:i w:val="0"/>
           <w:color w:val="000000"/>
           <w:sz w:val="24"/>
         </w:rPr>
-        <w:t xml:space="preserve">Martin, (1806) 1828-1845 (1902)) and the </w:t>
+        <w:hyperlink r:id="rId21" w:history="1">
+          <w:r>
+            <w:rPr>
+              <w:rStyle w:val="Hyperlink"/>
+            </w:rPr>
+            <w:t>Martin, (1</w:t>
+          </w:r>
+        </w:hyperlink>
+      </w:r>
+      <w:r>
+        <w:rPr>
+          <w:u w:val="single" w:color="0000ff"/>
+          <w:rFonts w:ascii="Charis SIL Regular" w:hAnsi="Charis SIL Regular" w:eastAsia="Charis SIL Regular"/>
+          <w:b w:val="0"/>
+          <w:i w:val="0"/>
+          <w:color w:val="000000"/>
+          <w:sz w:val="24"/>
+        </w:rPr>
+        <w:hyperlink r:id="rId21" w:history="1">
+          <w:r>
+            <w:rPr>
+              <w:rStyle w:val="Hyperlink"/>
+            </w:rPr>
+            <w:t>806</w:t>
+          </w:r>
+        </w:hyperlink>
+      </w:r>
+      <w:r>
+        <w:rPr>
+          <w:u w:val="single" w:color="0000ff"/>
+          <w:rFonts w:ascii="Charis SIL Regular" w:hAnsi="Charis SIL Regular" w:eastAsia="Charis SIL Regular"/>
+          <w:b w:val="0"/>
+          <w:i w:val="0"/>
+          <w:color w:val="000000"/>
+          <w:sz w:val="24"/>
+        </w:rPr>
+        <w:hyperlink r:id="rId21" w:history="1">
+          <w:r>
+            <w:rPr>
+              <w:rStyle w:val="Hyperlink"/>
+            </w:rPr>
+            <w:t>)</w:t>
+          </w:r>
+        </w:hyperlink>
+      </w:r>
+      <w:r>
+        <w:rPr>
+          <w:u w:val="single" w:color="0000ff"/>
+          <w:rFonts w:ascii="Charis SIL Regular" w:hAnsi="Charis SIL Regular" w:eastAsia="Charis SIL Regular"/>
+          <w:b w:val="0"/>
+          <w:i w:val="0"/>
+          <w:color w:val="000000"/>
+          <w:sz w:val="24"/>
+        </w:rPr>
+        <w:hyperlink r:id="rId21" w:history="1">
+          <w:r>
+            <w:rPr>
+              <w:rStyle w:val="Hyperlink"/>
+            </w:rPr>
+            <w:t xml:space="preserve"> 1</w:t>
+          </w:r>
+        </w:hyperlink>
+      </w:r>
+      <w:r>
+        <w:rPr>
+          <w:u w:val="single" w:color="0000ff"/>
+          <w:rFonts w:ascii="Charis SIL Regular" w:hAnsi="Charis SIL Regular" w:eastAsia="Charis SIL Regular"/>
+          <w:b w:val="0"/>
+          <w:i w:val="0"/>
+          <w:color w:val="000000"/>
+          <w:sz w:val="24"/>
+        </w:rPr>
+        <w:hyperlink r:id="rId21" w:history="1">
+          <w:r>
+            <w:rPr>
+              <w:rStyle w:val="Hyperlink"/>
+            </w:rPr>
+            <w:t>8</w:t>
+          </w:r>
+        </w:hyperlink>
+      </w:r>
+      <w:r>
+        <w:rPr>
+          <w:u w:val="single" w:color="0000ff"/>
+          <w:rFonts w:ascii="Charis SIL Regular" w:hAnsi="Charis SIL Regular" w:eastAsia="Charis SIL Regular"/>
+          <w:b w:val="0"/>
+          <w:i w:val="0"/>
+          <w:color w:val="000000"/>
+          <w:sz w:val="24"/>
+        </w:rPr>
+        <w:hyperlink r:id="rId21" w:history="1">
+          <w:r>
+            <w:rPr>
+              <w:rStyle w:val="Hyperlink"/>
+            </w:rPr>
+            <w:t xml:space="preserve">28-1845 </w:t>
+          </w:r>
+        </w:hyperlink>
+      </w:r>
+      <w:r>
+        <w:rPr>
+          <w:rFonts w:ascii="Charis SIL Regular" w:hAnsi="Charis SIL Regular" w:eastAsia="Charis SIL Regular"/>
+          <w:b w:val="0"/>
+          <w:i w:val="0"/>
+          <w:color w:val="000000"/>
+          <w:sz w:val="24"/>
+        </w:rPr>
+        <w:t xml:space="preserve">(1902)) and the </w:t>
       </w:r>
       <w:r>
         <w:rPr>
@@ -5164,7 +5325,79 @@
           <w:color w:val="000000"/>
           <w:sz w:val="24"/>
         </w:rPr>
-        <w:t xml:space="preserve"> (Inventory of the archives of Sint Eustatius and Saba, </w:t>
+        <w:t xml:space="preserve"> (Inventory of the archives</w:t>
+      </w:r>
+      <w:r>
+        <w:rPr>
+          <w:u w:val="single" w:color="0000ff"/>
+          <w:rFonts w:ascii="Charis SIL Regular" w:hAnsi="Charis SIL Regular" w:eastAsia="Charis SIL Regular"/>
+          <w:b w:val="0"/>
+          <w:i w:val="0"/>
+          <w:color w:val="000000"/>
+          <w:sz w:val="24"/>
+        </w:rPr>
+        <w:hyperlink r:id="rId22" w:history="1">
+          <w:r>
+            <w:rPr>
+              <w:rStyle w:val="Hyperlink"/>
+            </w:rPr>
+            <w:t xml:space="preserve"> of Sint Eu</w:t>
+          </w:r>
+        </w:hyperlink>
+      </w:r>
+      <w:r>
+        <w:rPr>
+          <w:u w:val="single" w:color="0000ff"/>
+          <w:rFonts w:ascii="Charis SIL Regular" w:hAnsi="Charis SIL Regular" w:eastAsia="Charis SIL Regular"/>
+          <w:b w:val="0"/>
+          <w:i w:val="0"/>
+          <w:color w:val="000000"/>
+          <w:sz w:val="24"/>
+        </w:rPr>
+        <w:hyperlink r:id="rId22" w:history="1">
+          <w:r>
+            <w:rPr>
+              <w:rStyle w:val="Hyperlink"/>
+            </w:rPr>
+            <w:t>stati</w:t>
+          </w:r>
+        </w:hyperlink>
+      </w:r>
+      <w:r>
+        <w:rPr>
+          <w:u w:val="single" w:color="0000ff"/>
+          <w:rFonts w:ascii="Charis SIL Regular" w:hAnsi="Charis SIL Regular" w:eastAsia="Charis SIL Regular"/>
+          <w:b w:val="0"/>
+          <w:i w:val="0"/>
+          <w:color w:val="000000"/>
+          <w:sz w:val="24"/>
+        </w:rPr>
+        <w:hyperlink r:id="rId22" w:history="1">
+          <w:r>
+            <w:rPr>
+              <w:rStyle w:val="Hyperlink"/>
+            </w:rPr>
+            <w:t xml:space="preserve">us </w:t>
+          </w:r>
+        </w:hyperlink>
+      </w:r>
+      <w:r>
+        <w:rPr>
+          <w:u w:val="single" w:color="0000ff"/>
+          <w:rFonts w:ascii="Charis SIL Regular" w:hAnsi="Charis SIL Regular" w:eastAsia="Charis SIL Regular"/>
+          <w:b w:val="0"/>
+          <w:i w:val="0"/>
+          <w:color w:val="000000"/>
+          <w:sz w:val="24"/>
+        </w:rPr>
+        <w:hyperlink r:id="rId22" w:history="1">
+          <w:r>
+            <w:rPr>
+              <w:rStyle w:val="Hyperlink"/>
+            </w:rPr>
+            <w:t xml:space="preserve">and Saba, </w:t>
+          </w:r>
+        </w:hyperlink>
       </w:r>
       <w:r>
         <w:rPr>

--- a/EXPORTS/DOCX/published/niveau2/English/SabaStEustatiusStMaarten.docx
+++ b/EXPORTS/DOCX/published/niveau2/English/SabaStEustatiusStMaarten.docx
@@ -1395,7 +1395,25 @@
           <w:color w:val="000000"/>
           <w:sz w:val="24"/>
         </w:rPr>
-        <w:t xml:space="preserve"> of 1814 gave the islands the name of Sint Eustatius and Dependencies a</w:t>
+        <w:t xml:space="preserve"> of 1814 gave the islands the name of Sint Eustatius and Depende</w:t>
+      </w:r>
+      <w:r>
+        <w:rPr>
+          <w:u w:val="single" w:color="0000ff"/>
+          <w:rFonts w:ascii="Charis SIL Regular" w:hAnsi="Charis SIL Regular" w:eastAsia="Charis SIL Regular"/>
+          <w:b w:val="0"/>
+          <w:i w:val="0"/>
+          <w:color w:val="000000"/>
+          <w:sz w:val="24"/>
+        </w:rPr>
+        <w:hyperlink r:id="rId14" w:history="1">
+          <w:r>
+            <w:rPr>
+              <w:rStyle w:val="Hyperlink"/>
+            </w:rPr>
+            <w:t>ncies a</w:t>
+          </w:r>
+        </w:hyperlink>
       </w:r>
       <w:r>
         <w:rPr>
@@ -1748,7 +1766,7 @@
             <w:rPr>
               <w:rStyle w:val="Hyperlink"/>
             </w:rPr>
-            <w:t>offi</w:t>
+            <w:t>office</w:t>
           </w:r>
         </w:hyperlink>
       </w:r>
@@ -1759,23 +1777,7 @@
           <w:i w:val="0"/>
           <w:color w:val="0000FF"/>
           <w:sz w:val="24"/>
-        </w:rPr>
-        <w:hyperlink r:id="rId15" w:history="1">
-          <w:r>
-            <w:rPr>
-              <w:rStyle w:val="Hyperlink"/>
-            </w:rPr>
-            <w:t>ce</w:t>
-          </w:r>
-        </w:hyperlink>
-      </w:r>
-      <w:r>
-        <w:rPr>
-          <w:rFonts w:ascii="Charis SIL Regular" w:hAnsi="Charis SIL Regular" w:eastAsia="Charis SIL Regular"/>
-          <w:b w:val="0"/>
-          <w:i w:val="0"/>
-          <w:color w:val="0000FF"/>
-          <w:sz w:val="24"/>
+          <w:u w:val="single"/>
         </w:rPr>
         <w:t>rs</w:t>
       </w:r>
@@ -2036,9 +2038,19 @@
             <w:rPr>
               <w:rStyle w:val="Hyperlink"/>
             </w:rPr>
-            <w:t xml:space="preserve">Indies </w:t>
+            <w:t>Indi</w:t>
           </w:r>
         </w:hyperlink>
+      </w:r>
+      <w:r>
+        <w:rPr>
+          <w:rFonts w:ascii="Charis SIL Regular" w:hAnsi="Charis SIL Regular" w:eastAsia="Charis SIL Regular"/>
+          <w:b w:val="0"/>
+          <w:i w:val="0"/>
+          <w:color w:val="0000FF"/>
+          <w:sz w:val="24"/>
+        </w:rPr>
+        <w:t xml:space="preserve">es </w:t>
       </w:r>
       <w:r>
         <w:rPr>
@@ -2805,7 +2817,6 @@
       </w:r>
       <w:r>
         <w:rPr>
-          <w:u w:val="single" w:color="0000ff"/>
           <w:rFonts w:ascii="Charis SIL Regular" w:hAnsi="Charis SIL Regular" w:eastAsia="Charis SIL Regular"/>
           <w:b w:val="0"/>
           <w:i w:val="0"/>
@@ -4328,6 +4339,7 @@
       </w:r>
       <w:r>
         <w:rPr>
+          <w:u w:val="single" w:color="0000ff"/>
           <w:rFonts w:ascii="Charis SIL Regular" w:hAnsi="Charis SIL Regular" w:eastAsia="Charis SIL Regular"/>
           <w:b w:val="0"/>
           <w:i w:val="0"/>
@@ -5005,13 +5017,68 @@
       </w:r>
       <w:r>
         <w:rPr>
+          <w:u w:val="single" w:color="0000ff"/>
           <w:rFonts w:ascii="Charis SIL Regular" w:hAnsi="Charis SIL Regular" w:eastAsia="Charis SIL Regular"/>
           <w:b w:val="0"/>
           <w:i w:val="0"/>
           <w:color w:val="000000"/>
           <w:sz w:val="24"/>
         </w:rPr>
-        <w:t xml:space="preserve">(1902)) and the </w:t>
+        <w:hyperlink r:id="rId21" w:history="1">
+          <w:r>
+            <w:rPr>
+              <w:rStyle w:val="Hyperlink"/>
+            </w:rPr>
+            <w:t>(</w:t>
+          </w:r>
+        </w:hyperlink>
+      </w:r>
+      <w:r>
+        <w:rPr>
+          <w:u w:val="single" w:color="0000ff"/>
+          <w:rFonts w:ascii="Charis SIL Regular" w:hAnsi="Charis SIL Regular" w:eastAsia="Charis SIL Regular"/>
+          <w:b w:val="0"/>
+          <w:i w:val="0"/>
+          <w:color w:val="000000"/>
+          <w:sz w:val="24"/>
+        </w:rPr>
+        <w:hyperlink r:id="rId21" w:history="1">
+          <w:r>
+            <w:rPr>
+              <w:rStyle w:val="Hyperlink"/>
+            </w:rPr>
+            <w:t>1902))</w:t>
+          </w:r>
+        </w:hyperlink>
+      </w:r>
+      <w:r>
+        <w:rPr>
+          <w:u w:val="single" w:color="0000ff"/>
+          <w:rFonts w:ascii="Charis SIL Regular" w:hAnsi="Charis SIL Regular" w:eastAsia="Charis SIL Regular"/>
+          <w:b w:val="0"/>
+          <w:i w:val="0"/>
+          <w:color w:val="000000"/>
+          <w:sz w:val="24"/>
+        </w:rPr>
+        <w:t xml:space="preserve"> </w:t>
+      </w:r>
+      <w:r>
+        <w:rPr>
+          <w:u w:val="single" w:color="0000ff"/>
+          <w:rFonts w:ascii="Charis SIL Regular" w:hAnsi="Charis SIL Regular" w:eastAsia="Charis SIL Regular"/>
+          <w:b w:val="0"/>
+          <w:i w:val="0"/>
+          <w:color w:val="000000"/>
+          <w:sz w:val="24"/>
+        </w:rPr>
+        <w:hyperlink r:id="rId21" w:history="1">
+          <w:r>
+            <w:rPr>
+              <w:rStyle w:val="Hyperlink"/>
+            </w:rPr>
+            <w:t xml:space="preserve">and the </w:t>
+          </w:r>
+        </w:hyperlink>
       </w:r>
       <w:r>
         <w:rPr>

--- a/EXPORTS/DOCX/published/niveau2/English/SabaStEustatiusStMaarten.docx
+++ b/EXPORTS/DOCX/published/niveau2/English/SabaStEustatiusStMaarten.docx
@@ -543,25 +543,7 @@
           <w:color w:val="000000"/>
           <w:sz w:val="24"/>
         </w:rPr>
-        <w:t>Eustatius in 1632 and 1636,</w:t>
-      </w:r>
-      <w:r>
-        <w:rPr>
-          <w:u w:val="single" w:color="0000ff"/>
-          <w:rFonts w:ascii="Charis SIL Regular" w:hAnsi="Charis SIL Regular" w:eastAsia="Charis SIL Regular"/>
-          <w:b w:val="0"/>
-          <w:i w:val="0"/>
-          <w:color w:val="000000"/>
-          <w:sz w:val="24"/>
-        </w:rPr>
-        <w:hyperlink r:id="rId11" w:history="1">
-          <w:r>
-            <w:rPr>
-              <w:rStyle w:val="Hyperlink"/>
-            </w:rPr>
-            <w:t xml:space="preserve"> resp</w:t>
-          </w:r>
-        </w:hyperlink>
+        <w:t>Eustatius in 1632 and 1636, resp</w:t>
       </w:r>
       <w:r>
         <w:rPr>
@@ -1980,9 +1962,19 @@
             <w:rPr>
               <w:rStyle w:val="Hyperlink"/>
             </w:rPr>
-            <w:t>the</w:t>
+            <w:t>t</w:t>
           </w:r>
         </w:hyperlink>
+      </w:r>
+      <w:r>
+        <w:rPr>
+          <w:rFonts w:ascii="Charis SIL Regular" w:hAnsi="Charis SIL Regular" w:eastAsia="Charis SIL Regular"/>
+          <w:b w:val="0"/>
+          <w:i w:val="0"/>
+          <w:color w:val="0000FF"/>
+          <w:sz w:val="24"/>
+        </w:rPr>
+        <w:t>he</w:t>
       </w:r>
       <w:r>
         <w:rPr>
@@ -2038,19 +2030,9 @@
             <w:rPr>
               <w:rStyle w:val="Hyperlink"/>
             </w:rPr>
-            <w:t>Indi</w:t>
+            <w:t xml:space="preserve">Indies </w:t>
           </w:r>
         </w:hyperlink>
-      </w:r>
-      <w:r>
-        <w:rPr>
-          <w:rFonts w:ascii="Charis SIL Regular" w:hAnsi="Charis SIL Regular" w:eastAsia="Charis SIL Regular"/>
-          <w:b w:val="0"/>
-          <w:i w:val="0"/>
-          <w:color w:val="0000FF"/>
-          <w:sz w:val="24"/>
-        </w:rPr>
-        <w:t xml:space="preserve">es </w:t>
       </w:r>
       <w:r>
         <w:rPr>
@@ -4155,169 +4137,7 @@
           <w:color w:val="000000"/>
           <w:sz w:val="24"/>
         </w:rPr>
-        <w:t>of t</w:t>
-      </w:r>
-      <w:r>
-        <w:rPr>
-          <w:u w:val="single" w:color="0000ff"/>
-          <w:rFonts w:ascii="Charis SIL Regular" w:hAnsi="Charis SIL Regular" w:eastAsia="Charis SIL Regular"/>
-          <w:b w:val="0"/>
-          <w:i w:val="0"/>
-          <w:color w:val="000000"/>
-          <w:sz w:val="24"/>
-        </w:rPr>
-        <w:hyperlink r:id="rId20" w:history="1">
-          <w:r>
-            <w:rPr>
-              <w:rStyle w:val="Hyperlink"/>
-            </w:rPr>
-            <w:t>he archive</w:t>
-          </w:r>
-        </w:hyperlink>
-      </w:r>
-      <w:r>
-        <w:rPr>
-          <w:u w:val="single" w:color="0000ff"/>
-          <w:rFonts w:ascii="Charis SIL Regular" w:hAnsi="Charis SIL Regular" w:eastAsia="Charis SIL Regular"/>
-          <w:b w:val="0"/>
-          <w:i w:val="0"/>
-          <w:color w:val="000000"/>
-          <w:sz w:val="24"/>
-        </w:rPr>
-        <w:hyperlink r:id="rId20" w:history="1">
-          <w:r>
-            <w:rPr>
-              <w:rStyle w:val="Hyperlink"/>
-            </w:rPr>
-            <w:t>s</w:t>
-          </w:r>
-        </w:hyperlink>
-      </w:r>
-      <w:r>
-        <w:rPr>
-          <w:u w:val="single" w:color="0000ff"/>
-          <w:rFonts w:ascii="Charis SIL Regular" w:hAnsi="Charis SIL Regular" w:eastAsia="Charis SIL Regular"/>
-          <w:b w:val="0"/>
-          <w:i w:val="0"/>
-          <w:color w:val="000000"/>
-          <w:sz w:val="24"/>
-        </w:rPr>
-        <w:hyperlink r:id="rId20" w:history="1">
-          <w:r>
-            <w:rPr>
-              <w:rStyle w:val="Hyperlink"/>
-            </w:rPr>
-            <w:t xml:space="preserve"> of </w:t>
-          </w:r>
-        </w:hyperlink>
-      </w:r>
-      <w:r>
-        <w:rPr>
-          <w:u w:val="single" w:color="0000ff"/>
-          <w:rFonts w:ascii="Charis SIL Regular" w:hAnsi="Charis SIL Regular" w:eastAsia="Charis SIL Regular"/>
-          <w:b w:val="0"/>
-          <w:i w:val="0"/>
-          <w:color w:val="000000"/>
-          <w:sz w:val="24"/>
-        </w:rPr>
-        <w:hyperlink r:id="rId20" w:history="1">
-          <w:r>
-            <w:rPr>
-              <w:rStyle w:val="Hyperlink"/>
-            </w:rPr>
-            <w:t>S</w:t>
-          </w:r>
-        </w:hyperlink>
-      </w:r>
-      <w:r>
-        <w:rPr>
-          <w:u w:val="single" w:color="0000ff"/>
-          <w:rFonts w:ascii="Charis SIL Regular" w:hAnsi="Charis SIL Regular" w:eastAsia="Charis SIL Regular"/>
-          <w:b w:val="0"/>
-          <w:i w:val="0"/>
-          <w:color w:val="000000"/>
-          <w:sz w:val="24"/>
-        </w:rPr>
-        <w:hyperlink r:id="rId20" w:history="1">
-          <w:r>
-            <w:rPr>
-              <w:rStyle w:val="Hyperlink"/>
-            </w:rPr>
-            <w:t>in</w:t>
-          </w:r>
-        </w:hyperlink>
-      </w:r>
-      <w:r>
-        <w:rPr>
-          <w:u w:val="single" w:color="0000ff"/>
-          <w:rFonts w:ascii="Charis SIL Regular" w:hAnsi="Charis SIL Regular" w:eastAsia="Charis SIL Regular"/>
-          <w:b w:val="0"/>
-          <w:i w:val="0"/>
-          <w:color w:val="000000"/>
-          <w:sz w:val="24"/>
-        </w:rPr>
-        <w:hyperlink r:id="rId20" w:history="1">
-          <w:r>
-            <w:rPr>
-              <w:rStyle w:val="Hyperlink"/>
-            </w:rPr>
-            <w:t>t</w:t>
-          </w:r>
-        </w:hyperlink>
-      </w:r>
-      <w:r>
-        <w:rPr>
-          <w:u w:val="single" w:color="0000ff"/>
-          <w:rFonts w:ascii="Charis SIL Regular" w:hAnsi="Charis SIL Regular" w:eastAsia="Charis SIL Regular"/>
-          <w:b w:val="0"/>
-          <w:i w:val="0"/>
-          <w:color w:val="000000"/>
-          <w:sz w:val="24"/>
-        </w:rPr>
-        <w:hyperlink r:id="rId20" w:history="1">
-          <w:r>
-            <w:rPr>
-              <w:rStyle w:val="Hyperlink"/>
-            </w:rPr>
-            <w:t xml:space="preserve"> Eustatius</w:t>
-          </w:r>
-        </w:hyperlink>
-      </w:r>
-      <w:r>
-        <w:rPr>
-          <w:u w:val="single" w:color="0000ff"/>
-          <w:rFonts w:ascii="Charis SIL Regular" w:hAnsi="Charis SIL Regular" w:eastAsia="Charis SIL Regular"/>
-          <w:b w:val="0"/>
-          <w:i w:val="0"/>
-          <w:color w:val="000000"/>
-          <w:sz w:val="24"/>
-        </w:rPr>
-        <w:hyperlink r:id="rId20" w:history="1">
-          <w:r>
-            <w:rPr>
-              <w:rStyle w:val="Hyperlink"/>
-            </w:rPr>
-            <w:t>,</w:t>
-          </w:r>
-        </w:hyperlink>
-      </w:r>
-      <w:r>
-        <w:rPr>
-          <w:u w:val="single" w:color="0000ff"/>
-          <w:rFonts w:ascii="Charis SIL Regular" w:hAnsi="Charis SIL Regular" w:eastAsia="Charis SIL Regular"/>
-          <w:b w:val="0"/>
-          <w:i w:val="0"/>
-          <w:color w:val="000000"/>
-          <w:sz w:val="24"/>
-        </w:rPr>
-        <w:hyperlink r:id="rId20" w:history="1">
-          <w:r>
-            <w:rPr>
-              <w:rStyle w:val="Hyperlink"/>
-            </w:rPr>
-            <w:t xml:space="preserve"> Sai</w:t>
-          </w:r>
-        </w:hyperlink>
+        <w:t>of the archives of Sint Eustatius, Sai</w:t>
       </w:r>
       <w:r>
         <w:rPr>
@@ -4339,7 +4159,6 @@
       </w:r>
       <w:r>
         <w:rPr>
-          <w:u w:val="single" w:color="0000ff"/>
           <w:rFonts w:ascii="Charis SIL Regular" w:hAnsi="Charis SIL Regular" w:eastAsia="Charis SIL Regular"/>
           <w:b w:val="0"/>
           <w:i w:val="0"/>

--- a/EXPORTS/DOCX/published/niveau2/English/SabaStEustatiusStMaarten.docx
+++ b/EXPORTS/DOCX/published/niveau2/English/SabaStEustatiusStMaarten.docx
@@ -303,7 +303,7 @@
           <w:sz w:val="24"/>
           <w:u w:val="single"/>
         </w:rPr>
-        <w:hyperlink r:id="rId9" w:history="1">
+        <w:hyperlink r:id="rId10" w:history="1">
           <w:r>
             <w:rPr>
               <w:rStyle w:val="Hyperlink"/>
@@ -543,7 +543,25 @@
           <w:color w:val="000000"/>
           <w:sz w:val="24"/>
         </w:rPr>
-        <w:t>Eustatius in 1632 and 1636, resp</w:t>
+        <w:t>Eustatius in 1632 and 1636,</w:t>
+      </w:r>
+      <w:r>
+        <w:rPr>
+          <w:u w:val="single" w:color="0000ff"/>
+          <w:rFonts w:ascii="Charis SIL Regular" w:hAnsi="Charis SIL Regular" w:eastAsia="Charis SIL Regular"/>
+          <w:b w:val="0"/>
+          <w:i w:val="0"/>
+          <w:color w:val="000000"/>
+          <w:sz w:val="24"/>
+        </w:rPr>
+        <w:hyperlink r:id="rId11" w:history="1">
+          <w:r>
+            <w:rPr>
+              <w:rStyle w:val="Hyperlink"/>
+            </w:rPr>
+            <w:t xml:space="preserve"> resp</w:t>
+          </w:r>
+        </w:hyperlink>
       </w:r>
       <w:r>
         <w:rPr>
@@ -1377,118 +1395,7 @@
           <w:color w:val="000000"/>
           <w:sz w:val="24"/>
         </w:rPr>
-        <w:t xml:space="preserve"> of 1814 gave the islands the name of Sint Eustatius and Depende</w:t>
-      </w:r>
-      <w:r>
-        <w:rPr>
-          <w:u w:val="single" w:color="0000ff"/>
-          <w:rFonts w:ascii="Charis SIL Regular" w:hAnsi="Charis SIL Regular" w:eastAsia="Charis SIL Regular"/>
-          <w:b w:val="0"/>
-          <w:i w:val="0"/>
-          <w:color w:val="000000"/>
-          <w:sz w:val="24"/>
-        </w:rPr>
-        <w:hyperlink r:id="rId14" w:history="1">
-          <w:r>
-            <w:rPr>
-              <w:rStyle w:val="Hyperlink"/>
-            </w:rPr>
-            <w:t>ncies a</w:t>
-          </w:r>
-        </w:hyperlink>
-      </w:r>
-      <w:r>
-        <w:rPr>
-          <w:u w:val="single" w:color="0000ff"/>
-          <w:rFonts w:ascii="Charis SIL Regular" w:hAnsi="Charis SIL Regular" w:eastAsia="Charis SIL Regular"/>
-          <w:b w:val="0"/>
-          <w:i w:val="0"/>
-          <w:color w:val="000000"/>
-          <w:sz w:val="24"/>
-        </w:rPr>
-        <w:hyperlink r:id="rId14" w:history="1">
-          <w:r>
-            <w:rPr>
-              <w:rStyle w:val="Hyperlink"/>
-            </w:rPr>
-            <w:t>nd</w:t>
-          </w:r>
-        </w:hyperlink>
-      </w:r>
-      <w:r>
-        <w:rPr>
-          <w:u w:val="single" w:color="0000ff"/>
-          <w:rFonts w:ascii="Charis SIL Regular" w:hAnsi="Charis SIL Regular" w:eastAsia="Charis SIL Regular"/>
-          <w:b w:val="0"/>
-          <w:i w:val="0"/>
-          <w:color w:val="000000"/>
-          <w:sz w:val="24"/>
-        </w:rPr>
-        <w:t xml:space="preserve"> </w:t>
-      </w:r>
-      <w:r>
-        <w:rPr>
-          <w:u w:val="single" w:color="0000ff"/>
-          <w:rFonts w:ascii="Charis SIL Regular" w:hAnsi="Charis SIL Regular" w:eastAsia="Charis SIL Regular"/>
-          <w:b w:val="0"/>
-          <w:i w:val="0"/>
-          <w:color w:val="000000"/>
-          <w:sz w:val="24"/>
-        </w:rPr>
-        <w:hyperlink r:id="rId14" w:history="1">
-          <w:r>
-            <w:rPr>
-              <w:rStyle w:val="Hyperlink"/>
-            </w:rPr>
-            <w:t xml:space="preserve">placed </w:t>
-          </w:r>
-        </w:hyperlink>
-      </w:r>
-      <w:r>
-        <w:rPr>
-          <w:u w:val="single" w:color="0000ff"/>
-          <w:rFonts w:ascii="Charis SIL Regular" w:hAnsi="Charis SIL Regular" w:eastAsia="Charis SIL Regular"/>
-          <w:b w:val="0"/>
-          <w:i w:val="0"/>
-          <w:color w:val="000000"/>
-          <w:sz w:val="24"/>
-        </w:rPr>
-        <w:hyperlink r:id="rId14" w:history="1">
-          <w:r>
-            <w:rPr>
-              <w:rStyle w:val="Hyperlink"/>
-            </w:rPr>
-            <w:t>t</w:t>
-          </w:r>
-        </w:hyperlink>
-      </w:r>
-      <w:r>
-        <w:rPr>
-          <w:u w:val="single" w:color="0000ff"/>
-          <w:rFonts w:ascii="Charis SIL Regular" w:hAnsi="Charis SIL Regular" w:eastAsia="Charis SIL Regular"/>
-          <w:b w:val="0"/>
-          <w:i w:val="0"/>
-          <w:color w:val="000000"/>
-          <w:sz w:val="24"/>
-        </w:rPr>
-        <w:hyperlink r:id="rId14" w:history="1">
-          <w:r>
-            <w:rPr>
-              <w:rStyle w:val="Hyperlink"/>
-            </w:rPr>
-            <w:t>he</w:t>
-          </w:r>
-        </w:hyperlink>
-      </w:r>
-      <w:r>
-        <w:rPr>
-          <w:rFonts w:ascii="Charis SIL Regular" w:hAnsi="Charis SIL Regular" w:eastAsia="Charis SIL Regular"/>
-          <w:b w:val="0"/>
-          <w:i w:val="0"/>
-          <w:color w:val="000000"/>
-          <w:sz w:val="24"/>
-        </w:rPr>
-        <w:t xml:space="preserve">m </w:t>
+        <w:t xml:space="preserve"> of 1814 gave the islands the name of Sint Eustatius and Dependencies and placed them </w:t>
       </w:r>
       <w:r>
         <w:rPr>
@@ -1962,19 +1869,9 @@
             <w:rPr>
               <w:rStyle w:val="Hyperlink"/>
             </w:rPr>
-            <w:t>t</w:t>
+            <w:t>the</w:t>
           </w:r>
         </w:hyperlink>
-      </w:r>
-      <w:r>
-        <w:rPr>
-          <w:rFonts w:ascii="Charis SIL Regular" w:hAnsi="Charis SIL Regular" w:eastAsia="Charis SIL Regular"/>
-          <w:b w:val="0"/>
-          <w:i w:val="0"/>
-          <w:color w:val="0000FF"/>
-          <w:sz w:val="24"/>
-        </w:rPr>
-        <w:t>he</w:t>
       </w:r>
       <w:r>
         <w:rPr>
@@ -2030,9 +1927,19 @@
             <w:rPr>
               <w:rStyle w:val="Hyperlink"/>
             </w:rPr>
-            <w:t xml:space="preserve">Indies </w:t>
+            <w:t>Indi</w:t>
           </w:r>
         </w:hyperlink>
+      </w:r>
+      <w:r>
+        <w:rPr>
+          <w:rFonts w:ascii="Charis SIL Regular" w:hAnsi="Charis SIL Regular" w:eastAsia="Charis SIL Regular"/>
+          <w:b w:val="0"/>
+          <w:i w:val="0"/>
+          <w:color w:val="0000FF"/>
+          <w:sz w:val="24"/>
+        </w:rPr>
+        <w:t xml:space="preserve">es </w:t>
       </w:r>
       <w:r>
         <w:rPr>
@@ -2799,6 +2706,7 @@
       </w:r>
       <w:r>
         <w:rPr>
+          <w:u w:val="single" w:color="0000ff"/>
           <w:rFonts w:ascii="Charis SIL Regular" w:hAnsi="Charis SIL Regular" w:eastAsia="Charis SIL Regular"/>
           <w:b w:val="0"/>
           <w:i w:val="0"/>
@@ -4137,7 +4045,169 @@
           <w:color w:val="000000"/>
           <w:sz w:val="24"/>
         </w:rPr>
-        <w:t>of the archives of Sint Eustatius, Sai</w:t>
+        <w:t>of t</w:t>
+      </w:r>
+      <w:r>
+        <w:rPr>
+          <w:u w:val="single" w:color="0000ff"/>
+          <w:rFonts w:ascii="Charis SIL Regular" w:hAnsi="Charis SIL Regular" w:eastAsia="Charis SIL Regular"/>
+          <w:b w:val="0"/>
+          <w:i w:val="0"/>
+          <w:color w:val="000000"/>
+          <w:sz w:val="24"/>
+        </w:rPr>
+        <w:hyperlink r:id="rId20" w:history="1">
+          <w:r>
+            <w:rPr>
+              <w:rStyle w:val="Hyperlink"/>
+            </w:rPr>
+            <w:t>he archive</w:t>
+          </w:r>
+        </w:hyperlink>
+      </w:r>
+      <w:r>
+        <w:rPr>
+          <w:u w:val="single" w:color="0000ff"/>
+          <w:rFonts w:ascii="Charis SIL Regular" w:hAnsi="Charis SIL Regular" w:eastAsia="Charis SIL Regular"/>
+          <w:b w:val="0"/>
+          <w:i w:val="0"/>
+          <w:color w:val="000000"/>
+          <w:sz w:val="24"/>
+        </w:rPr>
+        <w:hyperlink r:id="rId20" w:history="1">
+          <w:r>
+            <w:rPr>
+              <w:rStyle w:val="Hyperlink"/>
+            </w:rPr>
+            <w:t>s</w:t>
+          </w:r>
+        </w:hyperlink>
+      </w:r>
+      <w:r>
+        <w:rPr>
+          <w:u w:val="single" w:color="0000ff"/>
+          <w:rFonts w:ascii="Charis SIL Regular" w:hAnsi="Charis SIL Regular" w:eastAsia="Charis SIL Regular"/>
+          <w:b w:val="0"/>
+          <w:i w:val="0"/>
+          <w:color w:val="000000"/>
+          <w:sz w:val="24"/>
+        </w:rPr>
+        <w:hyperlink r:id="rId20" w:history="1">
+          <w:r>
+            <w:rPr>
+              <w:rStyle w:val="Hyperlink"/>
+            </w:rPr>
+            <w:t xml:space="preserve"> of </w:t>
+          </w:r>
+        </w:hyperlink>
+      </w:r>
+      <w:r>
+        <w:rPr>
+          <w:u w:val="single" w:color="0000ff"/>
+          <w:rFonts w:ascii="Charis SIL Regular" w:hAnsi="Charis SIL Regular" w:eastAsia="Charis SIL Regular"/>
+          <w:b w:val="0"/>
+          <w:i w:val="0"/>
+          <w:color w:val="000000"/>
+          <w:sz w:val="24"/>
+        </w:rPr>
+        <w:hyperlink r:id="rId20" w:history="1">
+          <w:r>
+            <w:rPr>
+              <w:rStyle w:val="Hyperlink"/>
+            </w:rPr>
+            <w:t>S</w:t>
+          </w:r>
+        </w:hyperlink>
+      </w:r>
+      <w:r>
+        <w:rPr>
+          <w:u w:val="single" w:color="0000ff"/>
+          <w:rFonts w:ascii="Charis SIL Regular" w:hAnsi="Charis SIL Regular" w:eastAsia="Charis SIL Regular"/>
+          <w:b w:val="0"/>
+          <w:i w:val="0"/>
+          <w:color w:val="000000"/>
+          <w:sz w:val="24"/>
+        </w:rPr>
+        <w:hyperlink r:id="rId20" w:history="1">
+          <w:r>
+            <w:rPr>
+              <w:rStyle w:val="Hyperlink"/>
+            </w:rPr>
+            <w:t>in</w:t>
+          </w:r>
+        </w:hyperlink>
+      </w:r>
+      <w:r>
+        <w:rPr>
+          <w:u w:val="single" w:color="0000ff"/>
+          <w:rFonts w:ascii="Charis SIL Regular" w:hAnsi="Charis SIL Regular" w:eastAsia="Charis SIL Regular"/>
+          <w:b w:val="0"/>
+          <w:i w:val="0"/>
+          <w:color w:val="000000"/>
+          <w:sz w:val="24"/>
+        </w:rPr>
+        <w:hyperlink r:id="rId20" w:history="1">
+          <w:r>
+            <w:rPr>
+              <w:rStyle w:val="Hyperlink"/>
+            </w:rPr>
+            <w:t>t</w:t>
+          </w:r>
+        </w:hyperlink>
+      </w:r>
+      <w:r>
+        <w:rPr>
+          <w:u w:val="single" w:color="0000ff"/>
+          <w:rFonts w:ascii="Charis SIL Regular" w:hAnsi="Charis SIL Regular" w:eastAsia="Charis SIL Regular"/>
+          <w:b w:val="0"/>
+          <w:i w:val="0"/>
+          <w:color w:val="000000"/>
+          <w:sz w:val="24"/>
+        </w:rPr>
+        <w:hyperlink r:id="rId20" w:history="1">
+          <w:r>
+            <w:rPr>
+              <w:rStyle w:val="Hyperlink"/>
+            </w:rPr>
+            <w:t xml:space="preserve"> Eustatius</w:t>
+          </w:r>
+        </w:hyperlink>
+      </w:r>
+      <w:r>
+        <w:rPr>
+          <w:u w:val="single" w:color="0000ff"/>
+          <w:rFonts w:ascii="Charis SIL Regular" w:hAnsi="Charis SIL Regular" w:eastAsia="Charis SIL Regular"/>
+          <w:b w:val="0"/>
+          <w:i w:val="0"/>
+          <w:color w:val="000000"/>
+          <w:sz w:val="24"/>
+        </w:rPr>
+        <w:hyperlink r:id="rId20" w:history="1">
+          <w:r>
+            <w:rPr>
+              <w:rStyle w:val="Hyperlink"/>
+            </w:rPr>
+            <w:t>,</w:t>
+          </w:r>
+        </w:hyperlink>
+      </w:r>
+      <w:r>
+        <w:rPr>
+          <w:u w:val="single" w:color="0000ff"/>
+          <w:rFonts w:ascii="Charis SIL Regular" w:hAnsi="Charis SIL Regular" w:eastAsia="Charis SIL Regular"/>
+          <w:b w:val="0"/>
+          <w:i w:val="0"/>
+          <w:color w:val="000000"/>
+          <w:sz w:val="24"/>
+        </w:rPr>
+        <w:hyperlink r:id="rId20" w:history="1">
+          <w:r>
+            <w:rPr>
+              <w:rStyle w:val="Hyperlink"/>
+            </w:rPr>
+            <w:t xml:space="preserve"> Sai</w:t>
+          </w:r>
+        </w:hyperlink>
       </w:r>
       <w:r>
         <w:rPr>
@@ -4159,6 +4229,7 @@
       </w:r>
       <w:r>
         <w:rPr>
+          <w:u w:val="single" w:color="0000ff"/>
           <w:rFonts w:ascii="Charis SIL Regular" w:hAnsi="Charis SIL Regular" w:eastAsia="Charis SIL Regular"/>
           <w:b w:val="0"/>
           <w:i w:val="0"/>

--- a/EXPORTS/DOCX/published/niveau2/English/SabaStEustatiusStMaarten.docx
+++ b/EXPORTS/DOCX/published/niveau2/English/SabaStEustatiusStMaarten.docx
@@ -303,7 +303,7 @@
           <w:sz w:val="24"/>
           <w:u w:val="single"/>
         </w:rPr>
-        <w:hyperlink r:id="rId10" w:history="1">
+        <w:hyperlink r:id="rId9" w:history="1">
           <w:r>
             <w:rPr>
               <w:rStyle w:val="Hyperlink"/>
@@ -1395,7 +1395,100 @@
           <w:color w:val="000000"/>
           <w:sz w:val="24"/>
         </w:rPr>
-        <w:t xml:space="preserve"> of 1814 gave the islands the name of Sint Eustatius and Dependencies and placed them </w:t>
+        <w:t xml:space="preserve"> of 1814 gave the islands the name of Sint Eustatius and Dependencies a</w:t>
+      </w:r>
+      <w:r>
+        <w:rPr>
+          <w:u w:val="single" w:color="0000ff"/>
+          <w:rFonts w:ascii="Charis SIL Regular" w:hAnsi="Charis SIL Regular" w:eastAsia="Charis SIL Regular"/>
+          <w:b w:val="0"/>
+          <w:i w:val="0"/>
+          <w:color w:val="000000"/>
+          <w:sz w:val="24"/>
+        </w:rPr>
+        <w:hyperlink r:id="rId14" w:history="1">
+          <w:r>
+            <w:rPr>
+              <w:rStyle w:val="Hyperlink"/>
+            </w:rPr>
+            <w:t>nd</w:t>
+          </w:r>
+        </w:hyperlink>
+      </w:r>
+      <w:r>
+        <w:rPr>
+          <w:u w:val="single" w:color="0000ff"/>
+          <w:rFonts w:ascii="Charis SIL Regular" w:hAnsi="Charis SIL Regular" w:eastAsia="Charis SIL Regular"/>
+          <w:b w:val="0"/>
+          <w:i w:val="0"/>
+          <w:color w:val="000000"/>
+          <w:sz w:val="24"/>
+        </w:rPr>
+        <w:t xml:space="preserve"> </w:t>
+      </w:r>
+      <w:r>
+        <w:rPr>
+          <w:u w:val="single" w:color="0000ff"/>
+          <w:rFonts w:ascii="Charis SIL Regular" w:hAnsi="Charis SIL Regular" w:eastAsia="Charis SIL Regular"/>
+          <w:b w:val="0"/>
+          <w:i w:val="0"/>
+          <w:color w:val="000000"/>
+          <w:sz w:val="24"/>
+        </w:rPr>
+        <w:hyperlink r:id="rId14" w:history="1">
+          <w:r>
+            <w:rPr>
+              <w:rStyle w:val="Hyperlink"/>
+            </w:rPr>
+            <w:t xml:space="preserve">placed </w:t>
+          </w:r>
+        </w:hyperlink>
+      </w:r>
+      <w:r>
+        <w:rPr>
+          <w:u w:val="single" w:color="0000ff"/>
+          <w:rFonts w:ascii="Charis SIL Regular" w:hAnsi="Charis SIL Regular" w:eastAsia="Charis SIL Regular"/>
+          <w:b w:val="0"/>
+          <w:i w:val="0"/>
+          <w:color w:val="000000"/>
+          <w:sz w:val="24"/>
+        </w:rPr>
+        <w:hyperlink r:id="rId14" w:history="1">
+          <w:r>
+            <w:rPr>
+              <w:rStyle w:val="Hyperlink"/>
+            </w:rPr>
+            <w:t>t</w:t>
+          </w:r>
+        </w:hyperlink>
+      </w:r>
+      <w:r>
+        <w:rPr>
+          <w:u w:val="single" w:color="0000ff"/>
+          <w:rFonts w:ascii="Charis SIL Regular" w:hAnsi="Charis SIL Regular" w:eastAsia="Charis SIL Regular"/>
+          <w:b w:val="0"/>
+          <w:i w:val="0"/>
+          <w:color w:val="000000"/>
+          <w:sz w:val="24"/>
+        </w:rPr>
+        <w:hyperlink r:id="rId14" w:history="1">
+          <w:r>
+            <w:rPr>
+              <w:rStyle w:val="Hyperlink"/>
+            </w:rPr>
+            <w:t>he</w:t>
+          </w:r>
+        </w:hyperlink>
+      </w:r>
+      <w:r>
+        <w:rPr>
+          <w:rFonts w:ascii="Charis SIL Regular" w:hAnsi="Charis SIL Regular" w:eastAsia="Charis SIL Regular"/>
+          <w:b w:val="0"/>
+          <w:i w:val="0"/>
+          <w:color w:val="000000"/>
+          <w:sz w:val="24"/>
+        </w:rPr>
+        <w:t xml:space="preserve">m </w:t>
       </w:r>
       <w:r>
         <w:rPr>
@@ -1655,7 +1748,7 @@
             <w:rPr>
               <w:rStyle w:val="Hyperlink"/>
             </w:rPr>
-            <w:t>office</w:t>
+            <w:t>offi</w:t>
           </w:r>
         </w:hyperlink>
       </w:r>
@@ -1666,7 +1759,23 @@
           <w:i w:val="0"/>
           <w:color w:val="0000FF"/>
           <w:sz w:val="24"/>
-          <w:u w:val="single"/>
+        </w:rPr>
+        <w:hyperlink r:id="rId15" w:history="1">
+          <w:r>
+            <w:rPr>
+              <w:rStyle w:val="Hyperlink"/>
+            </w:rPr>
+            <w:t>ce</w:t>
+          </w:r>
+        </w:hyperlink>
+      </w:r>
+      <w:r>
+        <w:rPr>
+          <w:rFonts w:ascii="Charis SIL Regular" w:hAnsi="Charis SIL Regular" w:eastAsia="Charis SIL Regular"/>
+          <w:b w:val="0"/>
+          <w:i w:val="0"/>
+          <w:color w:val="0000FF"/>
+          <w:sz w:val="24"/>
         </w:rPr>
         <w:t>rs</w:t>
       </w:r>
@@ -1927,19 +2036,9 @@
             <w:rPr>
               <w:rStyle w:val="Hyperlink"/>
             </w:rPr>
-            <w:t>Indi</w:t>
+            <w:t xml:space="preserve">Indies </w:t>
           </w:r>
         </w:hyperlink>
-      </w:r>
-      <w:r>
-        <w:rPr>
-          <w:rFonts w:ascii="Charis SIL Regular" w:hAnsi="Charis SIL Regular" w:eastAsia="Charis SIL Regular"/>
-          <w:b w:val="0"/>
-          <w:i w:val="0"/>
-          <w:color w:val="0000FF"/>
-          <w:sz w:val="24"/>
-        </w:rPr>
-        <w:t xml:space="preserve">es </w:t>
       </w:r>
       <w:r>
         <w:rPr>
@@ -2630,25 +2729,7 @@
           <w:color w:val="000000"/>
           <w:sz w:val="24"/>
         </w:rPr>
-        <w:t>, which contains inf</w:t>
-      </w:r>
-      <w:r>
-        <w:rPr>
-          <w:u w:val="single" w:color="0000ff"/>
-          <w:rFonts w:ascii="Charis SIL Regular" w:hAnsi="Charis SIL Regular" w:eastAsia="Charis SIL Regular"/>
-          <w:b w:val="0"/>
-          <w:i w:val="0"/>
-          <w:color w:val="000000"/>
-          <w:sz w:val="24"/>
-        </w:rPr>
-        <w:hyperlink r:id="rId16" w:history="1">
-          <w:r>
-            <w:rPr>
-              <w:rStyle w:val="Hyperlink"/>
-            </w:rPr>
-            <w:t>orma</w:t>
-          </w:r>
-        </w:hyperlink>
+        <w:t>, which contains informa</w:t>
       </w:r>
       <w:r>
         <w:rPr>
@@ -2706,7 +2787,6 @@
       </w:r>
       <w:r>
         <w:rPr>
-          <w:u w:val="single" w:color="0000ff"/>
           <w:rFonts w:ascii="Charis SIL Regular" w:hAnsi="Charis SIL Regular" w:eastAsia="Charis SIL Regular"/>
           <w:b w:val="0"/>
           <w:i w:val="0"/>
@@ -4229,7 +4309,6 @@
       </w:r>
       <w:r>
         <w:rPr>
-          <w:u w:val="single" w:color="0000ff"/>
           <w:rFonts w:ascii="Charis SIL Regular" w:hAnsi="Charis SIL Regular" w:eastAsia="Charis SIL Regular"/>
           <w:b w:val="0"/>
           <w:i w:val="0"/>

--- a/EXPORTS/DOCX/published/niveau2/English/SabaStEustatiusStMaarten.docx
+++ b/EXPORTS/DOCX/published/niveau2/English/SabaStEustatiusStMaarten.docx
@@ -1395,7 +1395,25 @@
           <w:color w:val="000000"/>
           <w:sz w:val="24"/>
         </w:rPr>
-        <w:t xml:space="preserve"> of 1814 gave the islands the name of Sint Eustatius and Dependencies a</w:t>
+        <w:t xml:space="preserve"> of 1814 gave the islands the name of Sint Eustatius and Depende</w:t>
+      </w:r>
+      <w:r>
+        <w:rPr>
+          <w:u w:val="single" w:color="0000ff"/>
+          <w:rFonts w:ascii="Charis SIL Regular" w:hAnsi="Charis SIL Regular" w:eastAsia="Charis SIL Regular"/>
+          <w:b w:val="0"/>
+          <w:i w:val="0"/>
+          <w:color w:val="000000"/>
+          <w:sz w:val="24"/>
+        </w:rPr>
+        <w:hyperlink r:id="rId14" w:history="1">
+          <w:r>
+            <w:rPr>
+              <w:rStyle w:val="Hyperlink"/>
+            </w:rPr>
+            <w:t>ncies a</w:t>
+          </w:r>
+        </w:hyperlink>
       </w:r>
       <w:r>
         <w:rPr>
@@ -1748,7 +1766,7 @@
             <w:rPr>
               <w:rStyle w:val="Hyperlink"/>
             </w:rPr>
-            <w:t>offi</w:t>
+            <w:t>office</w:t>
           </w:r>
         </w:hyperlink>
       </w:r>
@@ -1759,23 +1777,7 @@
           <w:i w:val="0"/>
           <w:color w:val="0000FF"/>
           <w:sz w:val="24"/>
-        </w:rPr>
-        <w:hyperlink r:id="rId15" w:history="1">
-          <w:r>
-            <w:rPr>
-              <w:rStyle w:val="Hyperlink"/>
-            </w:rPr>
-            <w:t>ce</w:t>
-          </w:r>
-        </w:hyperlink>
-      </w:r>
-      <w:r>
-        <w:rPr>
-          <w:rFonts w:ascii="Charis SIL Regular" w:hAnsi="Charis SIL Regular" w:eastAsia="Charis SIL Regular"/>
-          <w:b w:val="0"/>
-          <w:i w:val="0"/>
-          <w:color w:val="0000FF"/>
-          <w:sz w:val="24"/>
+          <w:u w:val="single"/>
         </w:rPr>
         <w:t>rs</w:t>
       </w:r>
@@ -2036,9 +2038,19 @@
             <w:rPr>
               <w:rStyle w:val="Hyperlink"/>
             </w:rPr>
-            <w:t xml:space="preserve">Indies </w:t>
+            <w:t>Indi</w:t>
           </w:r>
         </w:hyperlink>
+      </w:r>
+      <w:r>
+        <w:rPr>
+          <w:rFonts w:ascii="Charis SIL Regular" w:hAnsi="Charis SIL Regular" w:eastAsia="Charis SIL Regular"/>
+          <w:b w:val="0"/>
+          <w:i w:val="0"/>
+          <w:color w:val="0000FF"/>
+          <w:sz w:val="24"/>
+        </w:rPr>
+        <w:t xml:space="preserve">es </w:t>
       </w:r>
       <w:r>
         <w:rPr>
@@ -2729,7 +2741,25 @@
           <w:color w:val="000000"/>
           <w:sz w:val="24"/>
         </w:rPr>
-        <w:t>, which contains informa</w:t>
+        <w:t>, which contains inf</w:t>
+      </w:r>
+      <w:r>
+        <w:rPr>
+          <w:u w:val="single" w:color="0000ff"/>
+          <w:rFonts w:ascii="Charis SIL Regular" w:hAnsi="Charis SIL Regular" w:eastAsia="Charis SIL Regular"/>
+          <w:b w:val="0"/>
+          <w:i w:val="0"/>
+          <w:color w:val="000000"/>
+          <w:sz w:val="24"/>
+        </w:rPr>
+        <w:hyperlink r:id="rId16" w:history="1">
+          <w:r>
+            <w:rPr>
+              <w:rStyle w:val="Hyperlink"/>
+            </w:rPr>
+            <w:t>orma</w:t>
+          </w:r>
+        </w:hyperlink>
       </w:r>
       <w:r>
         <w:rPr>
@@ -2787,6 +2817,7 @@
       </w:r>
       <w:r>
         <w:rPr>
+          <w:u w:val="single" w:color="0000ff"/>
           <w:rFonts w:ascii="Charis SIL Regular" w:hAnsi="Charis SIL Regular" w:eastAsia="Charis SIL Regular"/>
           <w:b w:val="0"/>
           <w:i w:val="0"/>
@@ -4309,6 +4340,7 @@
       </w:r>
       <w:r>
         <w:rPr>
+          <w:u w:val="single" w:color="0000ff"/>
           <w:rFonts w:ascii="Charis SIL Regular" w:hAnsi="Charis SIL Regular" w:eastAsia="Charis SIL Regular"/>
           <w:b w:val="0"/>
           <w:i w:val="0"/>

--- a/EXPORTS/DOCX/published/niveau2/English/SabaStEustatiusStMaarten.docx
+++ b/EXPORTS/DOCX/published/niveau2/English/SabaStEustatiusStMaarten.docx
@@ -1835,9 +1835,19 @@
             <w:rPr>
               <w:rStyle w:val="Hyperlink"/>
             </w:rPr>
-            <w:t>soldiers</w:t>
+            <w:t>soldie</w:t>
           </w:r>
         </w:hyperlink>
+      </w:r>
+      <w:r>
+        <w:rPr>
+          <w:rFonts w:ascii="Charis SIL Regular" w:hAnsi="Charis SIL Regular" w:eastAsia="Charis SIL Regular"/>
+          <w:b w:val="0"/>
+          <w:i w:val="0"/>
+          <w:color w:val="0000FF"/>
+          <w:sz w:val="24"/>
+        </w:rPr>
+        <w:t>rs</w:t>
       </w:r>
       <w:r>
         <w:rPr>
@@ -2038,19 +2048,9 @@
             <w:rPr>
               <w:rStyle w:val="Hyperlink"/>
             </w:rPr>
-            <w:t>Indi</w:t>
+            <w:t xml:space="preserve">Indies </w:t>
           </w:r>
         </w:hyperlink>
-      </w:r>
-      <w:r>
-        <w:rPr>
-          <w:rFonts w:ascii="Charis SIL Regular" w:hAnsi="Charis SIL Regular" w:eastAsia="Charis SIL Regular"/>
-          <w:b w:val="0"/>
-          <w:i w:val="0"/>
-          <w:color w:val="0000FF"/>
-          <w:sz w:val="24"/>
-        </w:rPr>
-        <w:t xml:space="preserve">es </w:t>
       </w:r>
       <w:r>
         <w:rPr>
@@ -2817,7 +2817,6 @@
       </w:r>
       <w:r>
         <w:rPr>
-          <w:u w:val="single" w:color="0000ff"/>
           <w:rFonts w:ascii="Charis SIL Regular" w:hAnsi="Charis SIL Regular" w:eastAsia="Charis SIL Regular"/>
           <w:b w:val="0"/>
           <w:i w:val="0"/>
@@ -4340,7 +4339,6 @@
       </w:r>
       <w:r>
         <w:rPr>
-          <w:u w:val="single" w:color="0000ff"/>
           <w:rFonts w:ascii="Charis SIL Regular" w:hAnsi="Charis SIL Regular" w:eastAsia="Charis SIL Regular"/>
           <w:b w:val="0"/>
           <w:i w:val="0"/>
@@ -4910,176 +4908,13 @@
       </w:r>
       <w:r>
         <w:rPr>
-          <w:u w:val="single" w:color="0000ff"/>
           <w:rFonts w:ascii="Charis SIL Regular" w:hAnsi="Charis SIL Regular" w:eastAsia="Charis SIL Regular"/>
           <w:b w:val="0"/>
           <w:i w:val="0"/>
           <w:color w:val="000000"/>
           <w:sz w:val="24"/>
         </w:rPr>
-        <w:hyperlink r:id="rId21" w:history="1">
-          <w:r>
-            <w:rPr>
-              <w:rStyle w:val="Hyperlink"/>
-            </w:rPr>
-            <w:t>Martin, (1</w:t>
-          </w:r>
-        </w:hyperlink>
-      </w:r>
-      <w:r>
-        <w:rPr>
-          <w:u w:val="single" w:color="0000ff"/>
-          <w:rFonts w:ascii="Charis SIL Regular" w:hAnsi="Charis SIL Regular" w:eastAsia="Charis SIL Regular"/>
-          <w:b w:val="0"/>
-          <w:i w:val="0"/>
-          <w:color w:val="000000"/>
-          <w:sz w:val="24"/>
-        </w:rPr>
-        <w:hyperlink r:id="rId21" w:history="1">
-          <w:r>
-            <w:rPr>
-              <w:rStyle w:val="Hyperlink"/>
-            </w:rPr>
-            <w:t>806</w:t>
-          </w:r>
-        </w:hyperlink>
-      </w:r>
-      <w:r>
-        <w:rPr>
-          <w:u w:val="single" w:color="0000ff"/>
-          <w:rFonts w:ascii="Charis SIL Regular" w:hAnsi="Charis SIL Regular" w:eastAsia="Charis SIL Regular"/>
-          <w:b w:val="0"/>
-          <w:i w:val="0"/>
-          <w:color w:val="000000"/>
-          <w:sz w:val="24"/>
-        </w:rPr>
-        <w:hyperlink r:id="rId21" w:history="1">
-          <w:r>
-            <w:rPr>
-              <w:rStyle w:val="Hyperlink"/>
-            </w:rPr>
-            <w:t>)</w:t>
-          </w:r>
-        </w:hyperlink>
-      </w:r>
-      <w:r>
-        <w:rPr>
-          <w:u w:val="single" w:color="0000ff"/>
-          <w:rFonts w:ascii="Charis SIL Regular" w:hAnsi="Charis SIL Regular" w:eastAsia="Charis SIL Regular"/>
-          <w:b w:val="0"/>
-          <w:i w:val="0"/>
-          <w:color w:val="000000"/>
-          <w:sz w:val="24"/>
-        </w:rPr>
-        <w:hyperlink r:id="rId21" w:history="1">
-          <w:r>
-            <w:rPr>
-              <w:rStyle w:val="Hyperlink"/>
-            </w:rPr>
-            <w:t xml:space="preserve"> 1</w:t>
-          </w:r>
-        </w:hyperlink>
-      </w:r>
-      <w:r>
-        <w:rPr>
-          <w:u w:val="single" w:color="0000ff"/>
-          <w:rFonts w:ascii="Charis SIL Regular" w:hAnsi="Charis SIL Regular" w:eastAsia="Charis SIL Regular"/>
-          <w:b w:val="0"/>
-          <w:i w:val="0"/>
-          <w:color w:val="000000"/>
-          <w:sz w:val="24"/>
-        </w:rPr>
-        <w:hyperlink r:id="rId21" w:history="1">
-          <w:r>
-            <w:rPr>
-              <w:rStyle w:val="Hyperlink"/>
-            </w:rPr>
-            <w:t>8</w:t>
-          </w:r>
-        </w:hyperlink>
-      </w:r>
-      <w:r>
-        <w:rPr>
-          <w:u w:val="single" w:color="0000ff"/>
-          <w:rFonts w:ascii="Charis SIL Regular" w:hAnsi="Charis SIL Regular" w:eastAsia="Charis SIL Regular"/>
-          <w:b w:val="0"/>
-          <w:i w:val="0"/>
-          <w:color w:val="000000"/>
-          <w:sz w:val="24"/>
-        </w:rPr>
-        <w:hyperlink r:id="rId21" w:history="1">
-          <w:r>
-            <w:rPr>
-              <w:rStyle w:val="Hyperlink"/>
-            </w:rPr>
-            <w:t xml:space="preserve">28-1845 </w:t>
-          </w:r>
-        </w:hyperlink>
-      </w:r>
-      <w:r>
-        <w:rPr>
-          <w:u w:val="single" w:color="0000ff"/>
-          <w:rFonts w:ascii="Charis SIL Regular" w:hAnsi="Charis SIL Regular" w:eastAsia="Charis SIL Regular"/>
-          <w:b w:val="0"/>
-          <w:i w:val="0"/>
-          <w:color w:val="000000"/>
-          <w:sz w:val="24"/>
-        </w:rPr>
-        <w:hyperlink r:id="rId21" w:history="1">
-          <w:r>
-            <w:rPr>
-              <w:rStyle w:val="Hyperlink"/>
-            </w:rPr>
-            <w:t>(</w:t>
-          </w:r>
-        </w:hyperlink>
-      </w:r>
-      <w:r>
-        <w:rPr>
-          <w:u w:val="single" w:color="0000ff"/>
-          <w:rFonts w:ascii="Charis SIL Regular" w:hAnsi="Charis SIL Regular" w:eastAsia="Charis SIL Regular"/>
-          <w:b w:val="0"/>
-          <w:i w:val="0"/>
-          <w:color w:val="000000"/>
-          <w:sz w:val="24"/>
-        </w:rPr>
-        <w:hyperlink r:id="rId21" w:history="1">
-          <w:r>
-            <w:rPr>
-              <w:rStyle w:val="Hyperlink"/>
-            </w:rPr>
-            <w:t>1902))</w:t>
-          </w:r>
-        </w:hyperlink>
-      </w:r>
-      <w:r>
-        <w:rPr>
-          <w:u w:val="single" w:color="0000ff"/>
-          <w:rFonts w:ascii="Charis SIL Regular" w:hAnsi="Charis SIL Regular" w:eastAsia="Charis SIL Regular"/>
-          <w:b w:val="0"/>
-          <w:i w:val="0"/>
-          <w:color w:val="000000"/>
-          <w:sz w:val="24"/>
-        </w:rPr>
-        <w:t xml:space="preserve"> </w:t>
-      </w:r>
-      <w:r>
-        <w:rPr>
-          <w:u w:val="single" w:color="0000ff"/>
-          <w:rFonts w:ascii="Charis SIL Regular" w:hAnsi="Charis SIL Regular" w:eastAsia="Charis SIL Regular"/>
-          <w:b w:val="0"/>
-          <w:i w:val="0"/>
-          <w:color w:val="000000"/>
-          <w:sz w:val="24"/>
-        </w:rPr>
-        <w:hyperlink r:id="rId21" w:history="1">
-          <w:r>
-            <w:rPr>
-              <w:rStyle w:val="Hyperlink"/>
-            </w:rPr>
-            <w:t xml:space="preserve">and the </w:t>
-          </w:r>
-        </w:hyperlink>
+        <w:t xml:space="preserve">Martin, (1806) 1828-1845 (1902)) and the </w:t>
       </w:r>
       <w:r>
         <w:rPr>
@@ -5422,32 +5257,7 @@
           <w:color w:val="000000"/>
           <w:sz w:val="24"/>
         </w:rPr>
-        <w:hyperlink r:id="rId22" w:history="1">
-          <w:r>
-            <w:rPr>
-              <w:rStyle w:val="Hyperlink"/>
-            </w:rPr>
-            <w:t>stati</w:t>
-          </w:r>
-        </w:hyperlink>
-      </w:r>
-      <w:r>
-        <w:rPr>
-          <w:u w:val="single" w:color="0000ff"/>
-          <w:rFonts w:ascii="Charis SIL Regular" w:hAnsi="Charis SIL Regular" w:eastAsia="Charis SIL Regular"/>
-          <w:b w:val="0"/>
-          <w:i w:val="0"/>
-          <w:color w:val="000000"/>
-          <w:sz w:val="24"/>
-        </w:rPr>
-        <w:hyperlink r:id="rId22" w:history="1">
-          <w:r>
-            <w:rPr>
-              <w:rStyle w:val="Hyperlink"/>
-            </w:rPr>
-            <w:t xml:space="preserve">us </w:t>
-          </w:r>
-        </w:hyperlink>
+        <w:t xml:space="preserve">statius </w:t>
       </w:r>
       <w:r>
         <w:rPr>

--- a/EXPORTS/DOCX/published/niveau2/English/SabaStEustatiusStMaarten.docx
+++ b/EXPORTS/DOCX/published/niveau2/English/SabaStEustatiusStMaarten.docx
@@ -1766,7 +1766,7 @@
             <w:rPr>
               <w:rStyle w:val="Hyperlink"/>
             </w:rPr>
-            <w:t>office</w:t>
+            <w:t>offi</w:t>
           </w:r>
         </w:hyperlink>
       </w:r>
@@ -1777,7 +1777,23 @@
           <w:i w:val="0"/>
           <w:color w:val="0000FF"/>
           <w:sz w:val="24"/>
-          <w:u w:val="single"/>
+        </w:rPr>
+        <w:hyperlink r:id="rId15" w:history="1">
+          <w:r>
+            <w:rPr>
+              <w:rStyle w:val="Hyperlink"/>
+            </w:rPr>
+            <w:t>ce</w:t>
+          </w:r>
+        </w:hyperlink>
+      </w:r>
+      <w:r>
+        <w:rPr>
+          <w:rFonts w:ascii="Charis SIL Regular" w:hAnsi="Charis SIL Regular" w:eastAsia="Charis SIL Regular"/>
+          <w:b w:val="0"/>
+          <w:i w:val="0"/>
+          <w:color w:val="0000FF"/>
+          <w:sz w:val="24"/>
         </w:rPr>
         <w:t>rs</w:t>
       </w:r>
@@ -1835,19 +1851,9 @@
             <w:rPr>
               <w:rStyle w:val="Hyperlink"/>
             </w:rPr>
-            <w:t>soldie</w:t>
+            <w:t>soldiers</w:t>
           </w:r>
         </w:hyperlink>
-      </w:r>
-      <w:r>
-        <w:rPr>
-          <w:rFonts w:ascii="Charis SIL Regular" w:hAnsi="Charis SIL Regular" w:eastAsia="Charis SIL Regular"/>
-          <w:b w:val="0"/>
-          <w:i w:val="0"/>
-          <w:color w:val="0000FF"/>
-          <w:sz w:val="24"/>
-        </w:rPr>
-        <w:t>rs</w:t>
       </w:r>
       <w:r>
         <w:rPr>
@@ -4908,6 +4914,7 @@
       </w:r>
       <w:r>
         <w:rPr>
+          <w:u w:val="single" w:color="0000ff"/>
           <w:rFonts w:ascii="Charis SIL Regular" w:hAnsi="Charis SIL Regular" w:eastAsia="Charis SIL Regular"/>
           <w:b w:val="0"/>
           <w:i w:val="0"/>
@@ -4925,7 +4932,7 @@
           <w:sz w:val="24"/>
           <w:u w:val="single"/>
         </w:rPr>
-        <w:hyperlink r:id="rId21" w:history="1">
+        <w:hyperlink r:id="rId22" w:history="1">
           <w:r>
             <w:rPr>
               <w:rStyle w:val="Hyperlink"/>
@@ -4943,7 +4950,7 @@
           <w:sz w:val="24"/>
           <w:u w:val="single"/>
         </w:rPr>
-        <w:hyperlink r:id="rId21" w:history="1">
+        <w:hyperlink r:id="rId22" w:history="1">
           <w:r>
             <w:rPr>
               <w:rStyle w:val="Hyperlink"/>
@@ -4961,7 +4968,7 @@
           <w:sz w:val="24"/>
           <w:u w:val="single"/>
         </w:rPr>
-        <w:hyperlink r:id="rId21" w:history="1">
+        <w:hyperlink r:id="rId22" w:history="1">
           <w:r>
             <w:rPr>
               <w:rStyle w:val="Hyperlink"/>
@@ -5228,7 +5235,7 @@
           <w:color w:val="000000"/>
           <w:sz w:val="24"/>
         </w:rPr>
-        <w:t xml:space="preserve"> (Inventory of the archives</w:t>
+        <w:t xml:space="preserve"> (Inventory of the archives of Sint Eu</w:t>
       </w:r>
       <w:r>
         <w:rPr>
@@ -5244,7 +5251,7 @@
             <w:rPr>
               <w:rStyle w:val="Hyperlink"/>
             </w:rPr>
-            <w:t xml:space="preserve"> of Sint Eu</w:t>
+            <w:t>stati</w:t>
           </w:r>
         </w:hyperlink>
       </w:r>
@@ -5257,7 +5264,14 @@
           <w:color w:val="000000"/>
           <w:sz w:val="24"/>
         </w:rPr>
-        <w:t xml:space="preserve">statius </w:t>
+        <w:hyperlink r:id="rId22" w:history="1">
+          <w:r>
+            <w:rPr>
+              <w:rStyle w:val="Hyperlink"/>
+            </w:rPr>
+            <w:t xml:space="preserve">us </w:t>
+          </w:r>
+        </w:hyperlink>
       </w:r>
       <w:r>
         <w:rPr>

--- a/EXPORTS/DOCX/published/niveau2/English/SabaStEustatiusStMaarten.docx
+++ b/EXPORTS/DOCX/published/niveau2/English/SabaStEustatiusStMaarten.docx
@@ -1395,118 +1395,7 @@
           <w:color w:val="000000"/>
           <w:sz w:val="24"/>
         </w:rPr>
-        <w:t xml:space="preserve"> of 1814 gave the islands the name of Sint Eustatius and Depende</w:t>
-      </w:r>
-      <w:r>
-        <w:rPr>
-          <w:u w:val="single" w:color="0000ff"/>
-          <w:rFonts w:ascii="Charis SIL Regular" w:hAnsi="Charis SIL Regular" w:eastAsia="Charis SIL Regular"/>
-          <w:b w:val="0"/>
-          <w:i w:val="0"/>
-          <w:color w:val="000000"/>
-          <w:sz w:val="24"/>
-        </w:rPr>
-        <w:hyperlink r:id="rId14" w:history="1">
-          <w:r>
-            <w:rPr>
-              <w:rStyle w:val="Hyperlink"/>
-            </w:rPr>
-            <w:t>ncies a</w:t>
-          </w:r>
-        </w:hyperlink>
-      </w:r>
-      <w:r>
-        <w:rPr>
-          <w:u w:val="single" w:color="0000ff"/>
-          <w:rFonts w:ascii="Charis SIL Regular" w:hAnsi="Charis SIL Regular" w:eastAsia="Charis SIL Regular"/>
-          <w:b w:val="0"/>
-          <w:i w:val="0"/>
-          <w:color w:val="000000"/>
-          <w:sz w:val="24"/>
-        </w:rPr>
-        <w:hyperlink r:id="rId14" w:history="1">
-          <w:r>
-            <w:rPr>
-              <w:rStyle w:val="Hyperlink"/>
-            </w:rPr>
-            <w:t>nd</w:t>
-          </w:r>
-        </w:hyperlink>
-      </w:r>
-      <w:r>
-        <w:rPr>
-          <w:u w:val="single" w:color="0000ff"/>
-          <w:rFonts w:ascii="Charis SIL Regular" w:hAnsi="Charis SIL Regular" w:eastAsia="Charis SIL Regular"/>
-          <w:b w:val="0"/>
-          <w:i w:val="0"/>
-          <w:color w:val="000000"/>
-          <w:sz w:val="24"/>
-        </w:rPr>
-        <w:t xml:space="preserve"> </w:t>
-      </w:r>
-      <w:r>
-        <w:rPr>
-          <w:u w:val="single" w:color="0000ff"/>
-          <w:rFonts w:ascii="Charis SIL Regular" w:hAnsi="Charis SIL Regular" w:eastAsia="Charis SIL Regular"/>
-          <w:b w:val="0"/>
-          <w:i w:val="0"/>
-          <w:color w:val="000000"/>
-          <w:sz w:val="24"/>
-        </w:rPr>
-        <w:hyperlink r:id="rId14" w:history="1">
-          <w:r>
-            <w:rPr>
-              <w:rStyle w:val="Hyperlink"/>
-            </w:rPr>
-            <w:t xml:space="preserve">placed </w:t>
-          </w:r>
-        </w:hyperlink>
-      </w:r>
-      <w:r>
-        <w:rPr>
-          <w:u w:val="single" w:color="0000ff"/>
-          <w:rFonts w:ascii="Charis SIL Regular" w:hAnsi="Charis SIL Regular" w:eastAsia="Charis SIL Regular"/>
-          <w:b w:val="0"/>
-          <w:i w:val="0"/>
-          <w:color w:val="000000"/>
-          <w:sz w:val="24"/>
-        </w:rPr>
-        <w:hyperlink r:id="rId14" w:history="1">
-          <w:r>
-            <w:rPr>
-              <w:rStyle w:val="Hyperlink"/>
-            </w:rPr>
-            <w:t>t</w:t>
-          </w:r>
-        </w:hyperlink>
-      </w:r>
-      <w:r>
-        <w:rPr>
-          <w:u w:val="single" w:color="0000ff"/>
-          <w:rFonts w:ascii="Charis SIL Regular" w:hAnsi="Charis SIL Regular" w:eastAsia="Charis SIL Regular"/>
-          <w:b w:val="0"/>
-          <w:i w:val="0"/>
-          <w:color w:val="000000"/>
-          <w:sz w:val="24"/>
-        </w:rPr>
-        <w:hyperlink r:id="rId14" w:history="1">
-          <w:r>
-            <w:rPr>
-              <w:rStyle w:val="Hyperlink"/>
-            </w:rPr>
-            <w:t>he</w:t>
-          </w:r>
-        </w:hyperlink>
-      </w:r>
-      <w:r>
-        <w:rPr>
-          <w:rFonts w:ascii="Charis SIL Regular" w:hAnsi="Charis SIL Regular" w:eastAsia="Charis SIL Regular"/>
-          <w:b w:val="0"/>
-          <w:i w:val="0"/>
-          <w:color w:val="000000"/>
-          <w:sz w:val="24"/>
-        </w:rPr>
-        <w:t xml:space="preserve">m </w:t>
+        <w:t xml:space="preserve"> of 1814 gave the islands the name of Sint Eustatius and Dependencies and placed them </w:t>
       </w:r>
       <w:r>
         <w:rPr>
@@ -2823,6 +2712,7 @@
       </w:r>
       <w:r>
         <w:rPr>
+          <w:u w:val="single" w:color="0000ff"/>
           <w:rFonts w:ascii="Charis SIL Regular" w:hAnsi="Charis SIL Regular" w:eastAsia="Charis SIL Regular"/>
           <w:b w:val="0"/>
           <w:i w:val="0"/>
@@ -4345,6 +4235,7 @@
       </w:r>
       <w:r>
         <w:rPr>
+          <w:u w:val="single" w:color="0000ff"/>
           <w:rFonts w:ascii="Charis SIL Regular" w:hAnsi="Charis SIL Regular" w:eastAsia="Charis SIL Regular"/>
           <w:b w:val="0"/>
           <w:i w:val="0"/>
@@ -4914,7 +4805,6 @@
       </w:r>
       <w:r>
         <w:rPr>
-          <w:u w:val="single" w:color="0000ff"/>
           <w:rFonts w:ascii="Charis SIL Regular" w:hAnsi="Charis SIL Regular" w:eastAsia="Charis SIL Regular"/>
           <w:b w:val="0"/>
           <w:i w:val="0"/>
@@ -4932,7 +4822,7 @@
           <w:sz w:val="24"/>
           <w:u w:val="single"/>
         </w:rPr>
-        <w:hyperlink r:id="rId22" w:history="1">
+        <w:hyperlink r:id="rId21" w:history="1">
           <w:r>
             <w:rPr>
               <w:rStyle w:val="Hyperlink"/>
@@ -4950,7 +4840,7 @@
           <w:sz w:val="24"/>
           <w:u w:val="single"/>
         </w:rPr>
-        <w:hyperlink r:id="rId22" w:history="1">
+        <w:hyperlink r:id="rId21" w:history="1">
           <w:r>
             <w:rPr>
               <w:rStyle w:val="Hyperlink"/>
@@ -4968,7 +4858,7 @@
           <w:sz w:val="24"/>
           <w:u w:val="single"/>
         </w:rPr>
-        <w:hyperlink r:id="rId22" w:history="1">
+        <w:hyperlink r:id="rId21" w:history="1">
           <w:r>
             <w:rPr>
               <w:rStyle w:val="Hyperlink"/>
@@ -5235,7 +5125,25 @@
           <w:color w:val="000000"/>
           <w:sz w:val="24"/>
         </w:rPr>
-        <w:t xml:space="preserve"> (Inventory of the archives of Sint Eu</w:t>
+        <w:t xml:space="preserve"> (Inventory of the archives</w:t>
+      </w:r>
+      <w:r>
+        <w:rPr>
+          <w:u w:val="single" w:color="0000ff"/>
+          <w:rFonts w:ascii="Charis SIL Regular" w:hAnsi="Charis SIL Regular" w:eastAsia="Charis SIL Regular"/>
+          <w:b w:val="0"/>
+          <w:i w:val="0"/>
+          <w:color w:val="000000"/>
+          <w:sz w:val="24"/>
+        </w:rPr>
+        <w:hyperlink r:id="rId22" w:history="1">
+          <w:r>
+            <w:rPr>
+              <w:rStyle w:val="Hyperlink"/>
+            </w:rPr>
+            <w:t xml:space="preserve"> of Sint Eu</w:t>
+          </w:r>
+        </w:hyperlink>
       </w:r>
       <w:r>
         <w:rPr>

--- a/EXPORTS/DOCX/published/niveau2/English/SabaStEustatiusStMaarten.docx
+++ b/EXPORTS/DOCX/published/niveau2/English/SabaStEustatiusStMaarten.docx
@@ -1395,7 +1395,118 @@
           <w:color w:val="000000"/>
           <w:sz w:val="24"/>
         </w:rPr>
-        <w:t xml:space="preserve"> of 1814 gave the islands the name of Sint Eustatius and Dependencies and placed them </w:t>
+        <w:t xml:space="preserve"> of 1814 gave the islands the name of Sint Eustatius and Depende</w:t>
+      </w:r>
+      <w:r>
+        <w:rPr>
+          <w:u w:val="single" w:color="0000ff"/>
+          <w:rFonts w:ascii="Charis SIL Regular" w:hAnsi="Charis SIL Regular" w:eastAsia="Charis SIL Regular"/>
+          <w:b w:val="0"/>
+          <w:i w:val="0"/>
+          <w:color w:val="000000"/>
+          <w:sz w:val="24"/>
+        </w:rPr>
+        <w:hyperlink r:id="rId14" w:history="1">
+          <w:r>
+            <w:rPr>
+              <w:rStyle w:val="Hyperlink"/>
+            </w:rPr>
+            <w:t>ncies a</w:t>
+          </w:r>
+        </w:hyperlink>
+      </w:r>
+      <w:r>
+        <w:rPr>
+          <w:u w:val="single" w:color="0000ff"/>
+          <w:rFonts w:ascii="Charis SIL Regular" w:hAnsi="Charis SIL Regular" w:eastAsia="Charis SIL Regular"/>
+          <w:b w:val="0"/>
+          <w:i w:val="0"/>
+          <w:color w:val="000000"/>
+          <w:sz w:val="24"/>
+        </w:rPr>
+        <w:hyperlink r:id="rId14" w:history="1">
+          <w:r>
+            <w:rPr>
+              <w:rStyle w:val="Hyperlink"/>
+            </w:rPr>
+            <w:t>nd</w:t>
+          </w:r>
+        </w:hyperlink>
+      </w:r>
+      <w:r>
+        <w:rPr>
+          <w:u w:val="single" w:color="0000ff"/>
+          <w:rFonts w:ascii="Charis SIL Regular" w:hAnsi="Charis SIL Regular" w:eastAsia="Charis SIL Regular"/>
+          <w:b w:val="0"/>
+          <w:i w:val="0"/>
+          <w:color w:val="000000"/>
+          <w:sz w:val="24"/>
+        </w:rPr>
+        <w:t xml:space="preserve"> </w:t>
+      </w:r>
+      <w:r>
+        <w:rPr>
+          <w:u w:val="single" w:color="0000ff"/>
+          <w:rFonts w:ascii="Charis SIL Regular" w:hAnsi="Charis SIL Regular" w:eastAsia="Charis SIL Regular"/>
+          <w:b w:val="0"/>
+          <w:i w:val="0"/>
+          <w:color w:val="000000"/>
+          <w:sz w:val="24"/>
+        </w:rPr>
+        <w:hyperlink r:id="rId14" w:history="1">
+          <w:r>
+            <w:rPr>
+              <w:rStyle w:val="Hyperlink"/>
+            </w:rPr>
+            <w:t xml:space="preserve">placed </w:t>
+          </w:r>
+        </w:hyperlink>
+      </w:r>
+      <w:r>
+        <w:rPr>
+          <w:u w:val="single" w:color="0000ff"/>
+          <w:rFonts w:ascii="Charis SIL Regular" w:hAnsi="Charis SIL Regular" w:eastAsia="Charis SIL Regular"/>
+          <w:b w:val="0"/>
+          <w:i w:val="0"/>
+          <w:color w:val="000000"/>
+          <w:sz w:val="24"/>
+        </w:rPr>
+        <w:hyperlink r:id="rId14" w:history="1">
+          <w:r>
+            <w:rPr>
+              <w:rStyle w:val="Hyperlink"/>
+            </w:rPr>
+            <w:t>t</w:t>
+          </w:r>
+        </w:hyperlink>
+      </w:r>
+      <w:r>
+        <w:rPr>
+          <w:u w:val="single" w:color="0000ff"/>
+          <w:rFonts w:ascii="Charis SIL Regular" w:hAnsi="Charis SIL Regular" w:eastAsia="Charis SIL Regular"/>
+          <w:b w:val="0"/>
+          <w:i w:val="0"/>
+          <w:color w:val="000000"/>
+          <w:sz w:val="24"/>
+        </w:rPr>
+        <w:hyperlink r:id="rId14" w:history="1">
+          <w:r>
+            <w:rPr>
+              <w:rStyle w:val="Hyperlink"/>
+            </w:rPr>
+            <w:t>he</w:t>
+          </w:r>
+        </w:hyperlink>
+      </w:r>
+      <w:r>
+        <w:rPr>
+          <w:rFonts w:ascii="Charis SIL Regular" w:hAnsi="Charis SIL Regular" w:eastAsia="Charis SIL Regular"/>
+          <w:b w:val="0"/>
+          <w:i w:val="0"/>
+          <w:color w:val="000000"/>
+          <w:sz w:val="24"/>
+        </w:rPr>
+        <w:t xml:space="preserve">m </w:t>
       </w:r>
       <w:r>
         <w:rPr>
@@ -1655,7 +1766,7 @@
             <w:rPr>
               <w:rStyle w:val="Hyperlink"/>
             </w:rPr>
-            <w:t>offi</w:t>
+            <w:t>office</w:t>
           </w:r>
         </w:hyperlink>
       </w:r>
@@ -1666,13 +1777,36 @@
           <w:i w:val="0"/>
           <w:color w:val="0000FF"/>
           <w:sz w:val="24"/>
+          <w:u w:val="single"/>
+        </w:rPr>
+        <w:t>rs</w:t>
+      </w:r>
+      <w:r>
+        <w:rPr>
+          <w:rFonts w:ascii="Charis SIL Regular" w:hAnsi="Charis SIL Regular" w:eastAsia="Charis SIL Regular"/>
+          <w:b w:val="0"/>
+          <w:i w:val="0"/>
+          <w:color w:val="0000FF"/>
+          <w:sz w:val="24"/>
+          <w:u w:val="single"/>
+        </w:rPr>
+        <w:t xml:space="preserve"> </w:t>
+      </w:r>
+      <w:r>
+        <w:rPr>
+          <w:rFonts w:ascii="Charis SIL Regular" w:hAnsi="Charis SIL Regular" w:eastAsia="Charis SIL Regular"/>
+          <w:b w:val="0"/>
+          <w:i w:val="0"/>
+          <w:color w:val="0000FF"/>
+          <w:sz w:val="24"/>
+          <w:u w:val="single"/>
         </w:rPr>
         <w:hyperlink r:id="rId15" w:history="1">
           <w:r>
             <w:rPr>
               <w:rStyle w:val="Hyperlink"/>
             </w:rPr>
-            <w:t>ce</w:t>
+            <w:t>an</w:t>
           </w:r>
         </w:hyperlink>
       </w:r>
@@ -1684,47 +1818,7 @@
           <w:color w:val="0000FF"/>
           <w:sz w:val="24"/>
         </w:rPr>
-        <w:t>rs</w:t>
-      </w:r>
-      <w:r>
-        <w:rPr>
-          <w:rFonts w:ascii="Charis SIL Regular" w:hAnsi="Charis SIL Regular" w:eastAsia="Charis SIL Regular"/>
-          <w:b w:val="0"/>
-          <w:i w:val="0"/>
-          <w:color w:val="0000FF"/>
-          <w:sz w:val="24"/>
-          <w:u w:val="single"/>
-        </w:rPr>
-        <w:t xml:space="preserve"> </w:t>
-      </w:r>
-      <w:r>
-        <w:rPr>
-          <w:rFonts w:ascii="Charis SIL Regular" w:hAnsi="Charis SIL Regular" w:eastAsia="Charis SIL Regular"/>
-          <w:b w:val="0"/>
-          <w:i w:val="0"/>
-          <w:color w:val="0000FF"/>
-          <w:sz w:val="24"/>
-          <w:u w:val="single"/>
-        </w:rPr>
-        <w:hyperlink r:id="rId15" w:history="1">
-          <w:r>
-            <w:rPr>
-              <w:rStyle w:val="Hyperlink"/>
-            </w:rPr>
-            <w:t>and</w:t>
-          </w:r>
-        </w:hyperlink>
-      </w:r>
-      <w:r>
-        <w:rPr>
-          <w:rFonts w:ascii="Charis SIL Regular" w:hAnsi="Charis SIL Regular" w:eastAsia="Charis SIL Regular"/>
-          <w:b w:val="0"/>
-          <w:i w:val="0"/>
-          <w:color w:val="0000FF"/>
-          <w:sz w:val="24"/>
-          <w:u w:val="single"/>
-        </w:rPr>
-        <w:t xml:space="preserve"> </w:t>
+        <w:t xml:space="preserve">d </w:t>
       </w:r>
       <w:r>
         <w:rPr>
@@ -2712,7 +2806,6 @@
       </w:r>
       <w:r>
         <w:rPr>
-          <w:u w:val="single" w:color="0000ff"/>
           <w:rFonts w:ascii="Charis SIL Regular" w:hAnsi="Charis SIL Regular" w:eastAsia="Charis SIL Regular"/>
           <w:b w:val="0"/>
           <w:i w:val="0"/>
@@ -4051,169 +4144,7 @@
           <w:color w:val="000000"/>
           <w:sz w:val="24"/>
         </w:rPr>
-        <w:t>of t</w:t>
-      </w:r>
-      <w:r>
-        <w:rPr>
-          <w:u w:val="single" w:color="0000ff"/>
-          <w:rFonts w:ascii="Charis SIL Regular" w:hAnsi="Charis SIL Regular" w:eastAsia="Charis SIL Regular"/>
-          <w:b w:val="0"/>
-          <w:i w:val="0"/>
-          <w:color w:val="000000"/>
-          <w:sz w:val="24"/>
-        </w:rPr>
-        <w:hyperlink r:id="rId20" w:history="1">
-          <w:r>
-            <w:rPr>
-              <w:rStyle w:val="Hyperlink"/>
-            </w:rPr>
-            <w:t>he archive</w:t>
-          </w:r>
-        </w:hyperlink>
-      </w:r>
-      <w:r>
-        <w:rPr>
-          <w:u w:val="single" w:color="0000ff"/>
-          <w:rFonts w:ascii="Charis SIL Regular" w:hAnsi="Charis SIL Regular" w:eastAsia="Charis SIL Regular"/>
-          <w:b w:val="0"/>
-          <w:i w:val="0"/>
-          <w:color w:val="000000"/>
-          <w:sz w:val="24"/>
-        </w:rPr>
-        <w:hyperlink r:id="rId20" w:history="1">
-          <w:r>
-            <w:rPr>
-              <w:rStyle w:val="Hyperlink"/>
-            </w:rPr>
-            <w:t>s</w:t>
-          </w:r>
-        </w:hyperlink>
-      </w:r>
-      <w:r>
-        <w:rPr>
-          <w:u w:val="single" w:color="0000ff"/>
-          <w:rFonts w:ascii="Charis SIL Regular" w:hAnsi="Charis SIL Regular" w:eastAsia="Charis SIL Regular"/>
-          <w:b w:val="0"/>
-          <w:i w:val="0"/>
-          <w:color w:val="000000"/>
-          <w:sz w:val="24"/>
-        </w:rPr>
-        <w:hyperlink r:id="rId20" w:history="1">
-          <w:r>
-            <w:rPr>
-              <w:rStyle w:val="Hyperlink"/>
-            </w:rPr>
-            <w:t xml:space="preserve"> of </w:t>
-          </w:r>
-        </w:hyperlink>
-      </w:r>
-      <w:r>
-        <w:rPr>
-          <w:u w:val="single" w:color="0000ff"/>
-          <w:rFonts w:ascii="Charis SIL Regular" w:hAnsi="Charis SIL Regular" w:eastAsia="Charis SIL Regular"/>
-          <w:b w:val="0"/>
-          <w:i w:val="0"/>
-          <w:color w:val="000000"/>
-          <w:sz w:val="24"/>
-        </w:rPr>
-        <w:hyperlink r:id="rId20" w:history="1">
-          <w:r>
-            <w:rPr>
-              <w:rStyle w:val="Hyperlink"/>
-            </w:rPr>
-            <w:t>S</w:t>
-          </w:r>
-        </w:hyperlink>
-      </w:r>
-      <w:r>
-        <w:rPr>
-          <w:u w:val="single" w:color="0000ff"/>
-          <w:rFonts w:ascii="Charis SIL Regular" w:hAnsi="Charis SIL Regular" w:eastAsia="Charis SIL Regular"/>
-          <w:b w:val="0"/>
-          <w:i w:val="0"/>
-          <w:color w:val="000000"/>
-          <w:sz w:val="24"/>
-        </w:rPr>
-        <w:hyperlink r:id="rId20" w:history="1">
-          <w:r>
-            <w:rPr>
-              <w:rStyle w:val="Hyperlink"/>
-            </w:rPr>
-            <w:t>in</w:t>
-          </w:r>
-        </w:hyperlink>
-      </w:r>
-      <w:r>
-        <w:rPr>
-          <w:u w:val="single" w:color="0000ff"/>
-          <w:rFonts w:ascii="Charis SIL Regular" w:hAnsi="Charis SIL Regular" w:eastAsia="Charis SIL Regular"/>
-          <w:b w:val="0"/>
-          <w:i w:val="0"/>
-          <w:color w:val="000000"/>
-          <w:sz w:val="24"/>
-        </w:rPr>
-        <w:hyperlink r:id="rId20" w:history="1">
-          <w:r>
-            <w:rPr>
-              <w:rStyle w:val="Hyperlink"/>
-            </w:rPr>
-            <w:t>t</w:t>
-          </w:r>
-        </w:hyperlink>
-      </w:r>
-      <w:r>
-        <w:rPr>
-          <w:u w:val="single" w:color="0000ff"/>
-          <w:rFonts w:ascii="Charis SIL Regular" w:hAnsi="Charis SIL Regular" w:eastAsia="Charis SIL Regular"/>
-          <w:b w:val="0"/>
-          <w:i w:val="0"/>
-          <w:color w:val="000000"/>
-          <w:sz w:val="24"/>
-        </w:rPr>
-        <w:hyperlink r:id="rId20" w:history="1">
-          <w:r>
-            <w:rPr>
-              <w:rStyle w:val="Hyperlink"/>
-            </w:rPr>
-            <w:t xml:space="preserve"> Eustatius</w:t>
-          </w:r>
-        </w:hyperlink>
-      </w:r>
-      <w:r>
-        <w:rPr>
-          <w:u w:val="single" w:color="0000ff"/>
-          <w:rFonts w:ascii="Charis SIL Regular" w:hAnsi="Charis SIL Regular" w:eastAsia="Charis SIL Regular"/>
-          <w:b w:val="0"/>
-          <w:i w:val="0"/>
-          <w:color w:val="000000"/>
-          <w:sz w:val="24"/>
-        </w:rPr>
-        <w:hyperlink r:id="rId20" w:history="1">
-          <w:r>
-            <w:rPr>
-              <w:rStyle w:val="Hyperlink"/>
-            </w:rPr>
-            <w:t>,</w:t>
-          </w:r>
-        </w:hyperlink>
-      </w:r>
-      <w:r>
-        <w:rPr>
-          <w:u w:val="single" w:color="0000ff"/>
-          <w:rFonts w:ascii="Charis SIL Regular" w:hAnsi="Charis SIL Regular" w:eastAsia="Charis SIL Regular"/>
-          <w:b w:val="0"/>
-          <w:i w:val="0"/>
-          <w:color w:val="000000"/>
-          <w:sz w:val="24"/>
-        </w:rPr>
-        <w:hyperlink r:id="rId20" w:history="1">
-          <w:r>
-            <w:rPr>
-              <w:rStyle w:val="Hyperlink"/>
-            </w:rPr>
-            <w:t xml:space="preserve"> Sai</w:t>
-          </w:r>
-        </w:hyperlink>
+        <w:t>of the archives of Sint Eustatius, Sai</w:t>
       </w:r>
       <w:r>
         <w:rPr>
@@ -4235,7 +4166,6 @@
       </w:r>
       <w:r>
         <w:rPr>
-          <w:u w:val="single" w:color="0000ff"/>
           <w:rFonts w:ascii="Charis SIL Regular" w:hAnsi="Charis SIL Regular" w:eastAsia="Charis SIL Regular"/>
           <w:b w:val="0"/>
           <w:i w:val="0"/>

--- a/EXPORTS/DOCX/published/niveau2/English/SabaStEustatiusStMaarten.docx
+++ b/EXPORTS/DOCX/published/niveau2/English/SabaStEustatiusStMaarten.docx
@@ -1806,7 +1806,7 @@
             <w:rPr>
               <w:rStyle w:val="Hyperlink"/>
             </w:rPr>
-            <w:t>an</w:t>
+            <w:t>and</w:t>
           </w:r>
         </w:hyperlink>
       </w:r>
@@ -1817,8 +1817,9 @@
           <w:i w:val="0"/>
           <w:color w:val="0000FF"/>
           <w:sz w:val="24"/>
-        </w:rPr>
-        <w:t xml:space="preserve">d </w:t>
+          <w:u w:val="single"/>
+        </w:rPr>
+        <w:t xml:space="preserve"> </w:t>
       </w:r>
       <w:r>
         <w:rPr>
@@ -1858,6 +1859,85 @@
           <w:sz w:val="24"/>
           <w:u w:val="single"/>
         </w:rPr>
+        <w:t>i</w:t>
+      </w:r>
+      <w:r>
+        <w:rPr>
+          <w:rFonts w:ascii="Charis SIL Regular" w:hAnsi="Charis SIL Regular" w:eastAsia="Charis SIL Regular"/>
+          <w:b w:val="0"/>
+          <w:i w:val="0"/>
+          <w:color w:val="0000FF"/>
+          <w:sz w:val="24"/>
+        </w:rPr>
+        <w:t xml:space="preserve">n </w:t>
+      </w:r>
+      <w:r>
+        <w:rPr>
+          <w:rFonts w:ascii="Charis SIL Regular" w:hAnsi="Charis SIL Regular" w:eastAsia="Charis SIL Regular"/>
+          <w:b w:val="0"/>
+          <w:i w:val="0"/>
+          <w:color w:val="0000FF"/>
+          <w:sz w:val="24"/>
+          <w:u w:val="single"/>
+        </w:rPr>
+        <w:hyperlink r:id="rId15" w:history="1">
+          <w:r>
+            <w:rPr>
+              <w:rStyle w:val="Hyperlink"/>
+            </w:rPr>
+            <w:t>the</w:t>
+          </w:r>
+        </w:hyperlink>
+      </w:r>
+      <w:r>
+        <w:rPr>
+          <w:rFonts w:ascii="Charis SIL Regular" w:hAnsi="Charis SIL Regular" w:eastAsia="Charis SIL Regular"/>
+          <w:b w:val="0"/>
+          <w:i w:val="0"/>
+          <w:color w:val="0000FF"/>
+          <w:sz w:val="24"/>
+          <w:u w:val="single"/>
+        </w:rPr>
+        <w:t xml:space="preserve"> </w:t>
+      </w:r>
+      <w:r>
+        <w:rPr>
+          <w:rFonts w:ascii="Charis SIL Regular" w:hAnsi="Charis SIL Regular" w:eastAsia="Charis SIL Regular"/>
+          <w:b w:val="0"/>
+          <w:i w:val="0"/>
+          <w:color w:val="0000FF"/>
+          <w:sz w:val="24"/>
+          <w:u w:val="single"/>
+        </w:rPr>
+        <w:hyperlink r:id="rId15" w:history="1">
+          <w:r>
+            <w:rPr>
+              <w:rStyle w:val="Hyperlink"/>
+            </w:rPr>
+            <w:t>army</w:t>
+          </w:r>
+        </w:hyperlink>
+      </w:r>
+      <w:r>
+        <w:rPr>
+          <w:rFonts w:ascii="Charis SIL Regular" w:hAnsi="Charis SIL Regular" w:eastAsia="Charis SIL Regular"/>
+          <w:b w:val="0"/>
+          <w:i w:val="0"/>
+          <w:color w:val="0000FF"/>
+          <w:sz w:val="24"/>
+          <w:u w:val="single"/>
+        </w:rPr>
+        <w:t xml:space="preserve"> </w:t>
+      </w:r>
+      <w:r>
+        <w:rPr>
+          <w:rFonts w:ascii="Charis SIL Regular" w:hAnsi="Charis SIL Regular" w:eastAsia="Charis SIL Regular"/>
+          <w:b w:val="0"/>
+          <w:i w:val="0"/>
+          <w:color w:val="0000FF"/>
+          <w:sz w:val="24"/>
+          <w:u w:val="single"/>
+        </w:rPr>
         <w:hyperlink r:id="rId15" w:history="1">
           <w:r>
             <w:rPr>
@@ -1921,93 +2001,6 @@
             <w:rPr>
               <w:rStyle w:val="Hyperlink"/>
             </w:rPr>
-            <w:t>army</w:t>
-          </w:r>
-        </w:hyperlink>
-      </w:r>
-      <w:r>
-        <w:rPr>
-          <w:rFonts w:ascii="Charis SIL Regular" w:hAnsi="Charis SIL Regular" w:eastAsia="Charis SIL Regular"/>
-          <w:b w:val="0"/>
-          <w:i w:val="0"/>
-          <w:color w:val="0000FF"/>
-          <w:sz w:val="24"/>
-          <w:u w:val="single"/>
-        </w:rPr>
-        <w:t xml:space="preserve"> </w:t>
-      </w:r>
-      <w:r>
-        <w:rPr>
-          <w:rFonts w:ascii="Charis SIL Regular" w:hAnsi="Charis SIL Regular" w:eastAsia="Charis SIL Regular"/>
-          <w:b w:val="0"/>
-          <w:i w:val="0"/>
-          <w:color w:val="0000FF"/>
-          <w:sz w:val="24"/>
-          <w:u w:val="single"/>
-        </w:rPr>
-        <w:hyperlink r:id="rId15" w:history="1">
-          <w:r>
-            <w:rPr>
-              <w:rStyle w:val="Hyperlink"/>
-            </w:rPr>
-            <w:t>in</w:t>
-          </w:r>
-        </w:hyperlink>
-      </w:r>
-      <w:r>
-        <w:rPr>
-          <w:rFonts w:ascii="Charis SIL Regular" w:hAnsi="Charis SIL Regular" w:eastAsia="Charis SIL Regular"/>
-          <w:b w:val="0"/>
-          <w:i w:val="0"/>
-          <w:color w:val="0000FF"/>
-          <w:sz w:val="24"/>
-          <w:u w:val="single"/>
-        </w:rPr>
-        <w:t xml:space="preserve"> </w:t>
-      </w:r>
-      <w:r>
-        <w:rPr>
-          <w:rFonts w:ascii="Charis SIL Regular" w:hAnsi="Charis SIL Regular" w:eastAsia="Charis SIL Regular"/>
-          <w:b w:val="0"/>
-          <w:i w:val="0"/>
-          <w:color w:val="0000FF"/>
-          <w:sz w:val="24"/>
-          <w:u w:val="single"/>
-        </w:rPr>
-        <w:hyperlink r:id="rId15" w:history="1">
-          <w:r>
-            <w:rPr>
-              <w:rStyle w:val="Hyperlink"/>
-            </w:rPr>
-            <w:t>the</w:t>
-          </w:r>
-        </w:hyperlink>
-      </w:r>
-      <w:r>
-        <w:rPr>
-          <w:rFonts w:ascii="Charis SIL Regular" w:hAnsi="Charis SIL Regular" w:eastAsia="Charis SIL Regular"/>
-          <w:b w:val="0"/>
-          <w:i w:val="0"/>
-          <w:color w:val="0000FF"/>
-          <w:sz w:val="24"/>
-          <w:u w:val="single"/>
-        </w:rPr>
-        <w:t xml:space="preserve"> </w:t>
-      </w:r>
-      <w:r>
-        <w:rPr>
-          <w:rFonts w:ascii="Charis SIL Regular" w:hAnsi="Charis SIL Regular" w:eastAsia="Charis SIL Regular"/>
-          <w:b w:val="0"/>
-          <w:i w:val="0"/>
-          <w:color w:val="0000FF"/>
-          <w:sz w:val="24"/>
-          <w:u w:val="single"/>
-        </w:rPr>
-        <w:hyperlink r:id="rId15" w:history="1">
-          <w:r>
-            <w:rPr>
-              <w:rStyle w:val="Hyperlink"/>
-            </w:rPr>
             <w:t>West</w:t>
           </w:r>
         </w:hyperlink>
@@ -2132,14 +2125,7 @@
           <w:color w:val="000000"/>
           <w:sz w:val="24"/>
         </w:rPr>
-        <w:hyperlink r:id="rId15" w:history="1">
-          <w:r>
-            <w:rPr>
-              <w:rStyle w:val="Hyperlink"/>
-            </w:rPr>
-            <w:t xml:space="preserve"> materi</w:t>
-          </w:r>
-        </w:hyperlink>
+        <w:t xml:space="preserve"> materi</w:t>
       </w:r>
       <w:r>
         <w:rPr>
@@ -2222,14 +2208,7 @@
           <w:color w:val="000000"/>
           <w:sz w:val="24"/>
         </w:rPr>
-        <w:hyperlink r:id="rId15" w:history="1">
-          <w:r>
-            <w:rPr>
-              <w:rStyle w:val="Hyperlink"/>
-            </w:rPr>
-            <w:t>ar</w:t>
-          </w:r>
-        </w:hyperlink>
+        <w:t>ar</w:t>
       </w:r>
       <w:r>
         <w:rPr>
@@ -2269,21 +2248,13 @@
       </w:r>
       <w:r>
         <w:rPr>
-          <w:u w:val="single" w:color="0000ff"/>
           <w:rFonts w:ascii="Charis SIL Regular" w:hAnsi="Charis SIL Regular" w:eastAsia="Charis SIL Regular"/>
           <w:b w:val="0"/>
           <w:i w:val="0"/>
           <w:color w:val="000000"/>
           <w:sz w:val="24"/>
         </w:rPr>
-        <w:hyperlink r:id="rId15" w:history="1">
-          <w:r>
-            <w:rPr>
-              <w:rStyle w:val="Hyperlink"/>
-            </w:rPr>
-            <w:t>rsonn</w:t>
-          </w:r>
-        </w:hyperlink>
+        <w:t>rsonn</w:t>
       </w:r>
       <w:r>
         <w:rPr>
@@ -3652,14 +3623,7 @@
           <w:color w:val="000000"/>
           <w:sz w:val="24"/>
         </w:rPr>
-        <w:hyperlink r:id="rId18" w:history="1">
-          <w:r>
-            <w:rPr>
-              <w:rStyle w:val="Hyperlink"/>
-            </w:rPr>
-            <w:t xml:space="preserve"> sti</w:t>
-          </w:r>
-        </w:hyperlink>
+        <w:t xml:space="preserve"> sti</w:t>
       </w:r>
       <w:r>
         <w:rPr>
@@ -4144,7 +4108,107 @@
           <w:color w:val="000000"/>
           <w:sz w:val="24"/>
         </w:rPr>
-        <w:t>of the archives of Sint Eustatius, Sai</w:t>
+        <w:t>of t</w:t>
+      </w:r>
+      <w:r>
+        <w:rPr>
+          <w:u w:val="single" w:color="0000ff"/>
+          <w:rFonts w:ascii="Charis SIL Regular" w:hAnsi="Charis SIL Regular" w:eastAsia="Charis SIL Regular"/>
+          <w:b w:val="0"/>
+          <w:i w:val="0"/>
+          <w:color w:val="000000"/>
+          <w:sz w:val="24"/>
+        </w:rPr>
+        <w:hyperlink r:id="rId20" w:history="1">
+          <w:r>
+            <w:rPr>
+              <w:rStyle w:val="Hyperlink"/>
+            </w:rPr>
+            <w:t>he archive</w:t>
+          </w:r>
+        </w:hyperlink>
+      </w:r>
+      <w:r>
+        <w:rPr>
+          <w:u w:val="single" w:color="0000ff"/>
+          <w:rFonts w:ascii="Charis SIL Regular" w:hAnsi="Charis SIL Regular" w:eastAsia="Charis SIL Regular"/>
+          <w:b w:val="0"/>
+          <w:i w:val="0"/>
+          <w:color w:val="000000"/>
+          <w:sz w:val="24"/>
+        </w:rPr>
+        <w:hyperlink r:id="rId20" w:history="1">
+          <w:r>
+            <w:rPr>
+              <w:rStyle w:val="Hyperlink"/>
+            </w:rPr>
+            <w:t>s</w:t>
+          </w:r>
+        </w:hyperlink>
+      </w:r>
+      <w:r>
+        <w:rPr>
+          <w:u w:val="single" w:color="0000ff"/>
+          <w:rFonts w:ascii="Charis SIL Regular" w:hAnsi="Charis SIL Regular" w:eastAsia="Charis SIL Regular"/>
+          <w:b w:val="0"/>
+          <w:i w:val="0"/>
+          <w:color w:val="000000"/>
+          <w:sz w:val="24"/>
+        </w:rPr>
+        <w:hyperlink r:id="rId20" w:history="1">
+          <w:r>
+            <w:rPr>
+              <w:rStyle w:val="Hyperlink"/>
+            </w:rPr>
+            <w:t xml:space="preserve"> of </w:t>
+          </w:r>
+        </w:hyperlink>
+      </w:r>
+      <w:r>
+        <w:rPr>
+          <w:u w:val="single" w:color="0000ff"/>
+          <w:rFonts w:ascii="Charis SIL Regular" w:hAnsi="Charis SIL Regular" w:eastAsia="Charis SIL Regular"/>
+          <w:b w:val="0"/>
+          <w:i w:val="0"/>
+          <w:color w:val="000000"/>
+          <w:sz w:val="24"/>
+        </w:rPr>
+        <w:hyperlink r:id="rId20" w:history="1">
+          <w:r>
+            <w:rPr>
+              <w:rStyle w:val="Hyperlink"/>
+            </w:rPr>
+            <w:t>S</w:t>
+          </w:r>
+        </w:hyperlink>
+      </w:r>
+      <w:r>
+        <w:rPr>
+          <w:u w:val="single" w:color="0000ff"/>
+          <w:rFonts w:ascii="Charis SIL Regular" w:hAnsi="Charis SIL Regular" w:eastAsia="Charis SIL Regular"/>
+          <w:b w:val="0"/>
+          <w:i w:val="0"/>
+          <w:color w:val="000000"/>
+          <w:sz w:val="24"/>
+        </w:rPr>
+        <w:hyperlink r:id="rId20" w:history="1">
+          <w:r>
+            <w:rPr>
+              <w:rStyle w:val="Hyperlink"/>
+            </w:rPr>
+            <w:t>in</w:t>
+          </w:r>
+        </w:hyperlink>
+      </w:r>
+      <w:r>
+        <w:rPr>
+          <w:rFonts w:ascii="Charis SIL Regular" w:hAnsi="Charis SIL Regular" w:eastAsia="Charis SIL Regular"/>
+          <w:b w:val="0"/>
+          <w:i w:val="0"/>
+          <w:color w:val="000000"/>
+          <w:sz w:val="24"/>
+        </w:rPr>
+        <w:t>t Eustatius, Sai</w:t>
       </w:r>
       <w:r>
         <w:rPr>

--- a/EXPORTS/DOCX/published/niveau2/English/SabaStEustatiusStMaarten.docx
+++ b/EXPORTS/DOCX/published/niveau2/English/SabaStEustatiusStMaarten.docx
@@ -1766,7 +1766,7 @@
             <w:rPr>
               <w:rStyle w:val="Hyperlink"/>
             </w:rPr>
-            <w:t>office</w:t>
+            <w:t>offi</w:t>
           </w:r>
         </w:hyperlink>
       </w:r>
@@ -1777,7 +1777,23 @@
           <w:i w:val="0"/>
           <w:color w:val="0000FF"/>
           <w:sz w:val="24"/>
-          <w:u w:val="single"/>
+        </w:rPr>
+        <w:hyperlink r:id="rId15" w:history="1">
+          <w:r>
+            <w:rPr>
+              <w:rStyle w:val="Hyperlink"/>
+            </w:rPr>
+            <w:t>ce</w:t>
+          </w:r>
+        </w:hyperlink>
+      </w:r>
+      <w:r>
+        <w:rPr>
+          <w:rFonts w:ascii="Charis SIL Regular" w:hAnsi="Charis SIL Regular" w:eastAsia="Charis SIL Regular"/>
+          <w:b w:val="0"/>
+          <w:i w:val="0"/>
+          <w:color w:val="0000FF"/>
+          <w:sz w:val="24"/>
         </w:rPr>
         <w:t>rs</w:t>
       </w:r>
@@ -1859,7 +1875,14 @@
           <w:sz w:val="24"/>
           <w:u w:val="single"/>
         </w:rPr>
-        <w:t>i</w:t>
+        <w:hyperlink r:id="rId15" w:history="1">
+          <w:r>
+            <w:rPr>
+              <w:rStyle w:val="Hyperlink"/>
+            </w:rPr>
+            <w:t>in</w:t>
+          </w:r>
+        </w:hyperlink>
       </w:r>
       <w:r>
         <w:rPr>
@@ -1868,8 +1891,9 @@
           <w:i w:val="0"/>
           <w:color w:val="0000FF"/>
           <w:sz w:val="24"/>
-        </w:rPr>
-        <w:t xml:space="preserve">n </w:t>
+          <w:u w:val="single"/>
+        </w:rPr>
+        <w:t xml:space="preserve"> </w:t>
       </w:r>
       <w:r>
         <w:rPr>
@@ -2125,7 +2149,14 @@
           <w:color w:val="000000"/>
           <w:sz w:val="24"/>
         </w:rPr>
-        <w:t xml:space="preserve"> materi</w:t>
+        <w:hyperlink r:id="rId15" w:history="1">
+          <w:r>
+            <w:rPr>
+              <w:rStyle w:val="Hyperlink"/>
+            </w:rPr>
+            <w:t xml:space="preserve"> materi</w:t>
+          </w:r>
+        </w:hyperlink>
       </w:r>
       <w:r>
         <w:rPr>
@@ -2208,7 +2239,14 @@
           <w:color w:val="000000"/>
           <w:sz w:val="24"/>
         </w:rPr>
-        <w:t>ar</w:t>
+        <w:hyperlink r:id="rId15" w:history="1">
+          <w:r>
+            <w:rPr>
+              <w:rStyle w:val="Hyperlink"/>
+            </w:rPr>
+            <w:t>ar</w:t>
+          </w:r>
+        </w:hyperlink>
       </w:r>
       <w:r>
         <w:rPr>
@@ -2248,13 +2286,21 @@
       </w:r>
       <w:r>
         <w:rPr>
+          <w:u w:val="single" w:color="0000ff"/>
           <w:rFonts w:ascii="Charis SIL Regular" w:hAnsi="Charis SIL Regular" w:eastAsia="Charis SIL Regular"/>
           <w:b w:val="0"/>
           <w:i w:val="0"/>
           <w:color w:val="000000"/>
           <w:sz w:val="24"/>
         </w:rPr>
-        <w:t>rsonn</w:t>
+        <w:hyperlink r:id="rId15" w:history="1">
+          <w:r>
+            <w:rPr>
+              <w:rStyle w:val="Hyperlink"/>
+            </w:rPr>
+            <w:t>rsonn</w:t>
+          </w:r>
+        </w:hyperlink>
       </w:r>
       <w:r>
         <w:rPr>
@@ -2777,6 +2823,7 @@
       </w:r>
       <w:r>
         <w:rPr>
+          <w:u w:val="single" w:color="0000ff"/>
           <w:rFonts w:ascii="Charis SIL Regular" w:hAnsi="Charis SIL Regular" w:eastAsia="Charis SIL Regular"/>
           <w:b w:val="0"/>
           <w:i w:val="0"/>
@@ -3623,7 +3670,14 @@
           <w:color w:val="000000"/>
           <w:sz w:val="24"/>
         </w:rPr>
-        <w:t xml:space="preserve"> sti</w:t>
+        <w:hyperlink r:id="rId18" w:history="1">
+          <w:r>
+            <w:rPr>
+              <w:rStyle w:val="Hyperlink"/>
+            </w:rPr>
+            <w:t xml:space="preserve"> sti</w:t>
+          </w:r>
+        </w:hyperlink>
       </w:r>
       <w:r>
         <w:rPr>
@@ -4202,13 +4256,75 @@
       </w:r>
       <w:r>
         <w:rPr>
+          <w:u w:val="single" w:color="0000ff"/>
           <w:rFonts w:ascii="Charis SIL Regular" w:hAnsi="Charis SIL Regular" w:eastAsia="Charis SIL Regular"/>
           <w:b w:val="0"/>
           <w:i w:val="0"/>
           <w:color w:val="000000"/>
           <w:sz w:val="24"/>
         </w:rPr>
-        <w:t>t Eustatius, Sai</w:t>
+        <w:hyperlink r:id="rId20" w:history="1">
+          <w:r>
+            <w:rPr>
+              <w:rStyle w:val="Hyperlink"/>
+            </w:rPr>
+            <w:t>t</w:t>
+          </w:r>
+        </w:hyperlink>
+      </w:r>
+      <w:r>
+        <w:rPr>
+          <w:u w:val="single" w:color="0000ff"/>
+          <w:rFonts w:ascii="Charis SIL Regular" w:hAnsi="Charis SIL Regular" w:eastAsia="Charis SIL Regular"/>
+          <w:b w:val="0"/>
+          <w:i w:val="0"/>
+          <w:color w:val="000000"/>
+          <w:sz w:val="24"/>
+        </w:rPr>
+        <w:hyperlink r:id="rId20" w:history="1">
+          <w:r>
+            <w:rPr>
+              <w:rStyle w:val="Hyperlink"/>
+            </w:rPr>
+            <w:t xml:space="preserve"> Eustatius</w:t>
+          </w:r>
+        </w:hyperlink>
+      </w:r>
+      <w:r>
+        <w:rPr>
+          <w:u w:val="single" w:color="0000ff"/>
+          <w:rFonts w:ascii="Charis SIL Regular" w:hAnsi="Charis SIL Regular" w:eastAsia="Charis SIL Regular"/>
+          <w:b w:val="0"/>
+          <w:i w:val="0"/>
+          <w:color w:val="000000"/>
+          <w:sz w:val="24"/>
+        </w:rPr>
+        <w:hyperlink r:id="rId20" w:history="1">
+          <w:r>
+            <w:rPr>
+              <w:rStyle w:val="Hyperlink"/>
+            </w:rPr>
+            <w:t>,</w:t>
+          </w:r>
+        </w:hyperlink>
+      </w:r>
+      <w:r>
+        <w:rPr>
+          <w:u w:val="single" w:color="0000ff"/>
+          <w:rFonts w:ascii="Charis SIL Regular" w:hAnsi="Charis SIL Regular" w:eastAsia="Charis SIL Regular"/>
+          <w:b w:val="0"/>
+          <w:i w:val="0"/>
+          <w:color w:val="000000"/>
+          <w:sz w:val="24"/>
+        </w:rPr>
+        <w:hyperlink r:id="rId20" w:history="1">
+          <w:r>
+            <w:rPr>
+              <w:rStyle w:val="Hyperlink"/>
+            </w:rPr>
+            <w:t xml:space="preserve"> Sai</w:t>
+          </w:r>
+        </w:hyperlink>
       </w:r>
       <w:r>
         <w:rPr>
@@ -4230,6 +4346,7 @@
       </w:r>
       <w:r>
         <w:rPr>
+          <w:u w:val="single" w:color="0000ff"/>
           <w:rFonts w:ascii="Charis SIL Regular" w:hAnsi="Charis SIL Regular" w:eastAsia="Charis SIL Regular"/>
           <w:b w:val="0"/>
           <w:i w:val="0"/>
@@ -4799,6 +4916,7 @@
       </w:r>
       <w:r>
         <w:rPr>
+          <w:u w:val="single" w:color="0000ff"/>
           <w:rFonts w:ascii="Charis SIL Regular" w:hAnsi="Charis SIL Regular" w:eastAsia="Charis SIL Regular"/>
           <w:b w:val="0"/>
           <w:i w:val="0"/>
@@ -5119,43 +5237,7 @@
           <w:color w:val="000000"/>
           <w:sz w:val="24"/>
         </w:rPr>
-        <w:t xml:space="preserve"> (Inventory of the archives</w:t>
-      </w:r>
-      <w:r>
-        <w:rPr>
-          <w:u w:val="single" w:color="0000ff"/>
-          <w:rFonts w:ascii="Charis SIL Regular" w:hAnsi="Charis SIL Regular" w:eastAsia="Charis SIL Regular"/>
-          <w:b w:val="0"/>
-          <w:i w:val="0"/>
-          <w:color w:val="000000"/>
-          <w:sz w:val="24"/>
-        </w:rPr>
-        <w:hyperlink r:id="rId22" w:history="1">
-          <w:r>
-            <w:rPr>
-              <w:rStyle w:val="Hyperlink"/>
-            </w:rPr>
-            <w:t xml:space="preserve"> of Sint Eu</w:t>
-          </w:r>
-        </w:hyperlink>
-      </w:r>
-      <w:r>
-        <w:rPr>
-          <w:u w:val="single" w:color="0000ff"/>
-          <w:rFonts w:ascii="Charis SIL Regular" w:hAnsi="Charis SIL Regular" w:eastAsia="Charis SIL Regular"/>
-          <w:b w:val="0"/>
-          <w:i w:val="0"/>
-          <w:color w:val="000000"/>
-          <w:sz w:val="24"/>
-        </w:rPr>
-        <w:hyperlink r:id="rId22" w:history="1">
-          <w:r>
-            <w:rPr>
-              <w:rStyle w:val="Hyperlink"/>
-            </w:rPr>
-            <w:t>stati</w:t>
-          </w:r>
-        </w:hyperlink>
+        <w:t xml:space="preserve"> (Inventory of the archives of Sint Eustati</w:t>
       </w:r>
       <w:r>
         <w:rPr>

--- a/EXPORTS/DOCX/published/niveau2/English/SabaStEustatiusStMaarten.docx
+++ b/EXPORTS/DOCX/published/niveau2/English/SabaStEustatiusStMaarten.docx
@@ -1395,118 +1395,7 @@
           <w:color w:val="000000"/>
           <w:sz w:val="24"/>
         </w:rPr>
-        <w:t xml:space="preserve"> of 1814 gave the islands the name of Sint Eustatius and Depende</w:t>
-      </w:r>
-      <w:r>
-        <w:rPr>
-          <w:u w:val="single" w:color="0000ff"/>
-          <w:rFonts w:ascii="Charis SIL Regular" w:hAnsi="Charis SIL Regular" w:eastAsia="Charis SIL Regular"/>
-          <w:b w:val="0"/>
-          <w:i w:val="0"/>
-          <w:color w:val="000000"/>
-          <w:sz w:val="24"/>
-        </w:rPr>
-        <w:hyperlink r:id="rId14" w:history="1">
-          <w:r>
-            <w:rPr>
-              <w:rStyle w:val="Hyperlink"/>
-            </w:rPr>
-            <w:t>ncies a</w:t>
-          </w:r>
-        </w:hyperlink>
-      </w:r>
-      <w:r>
-        <w:rPr>
-          <w:u w:val="single" w:color="0000ff"/>
-          <w:rFonts w:ascii="Charis SIL Regular" w:hAnsi="Charis SIL Regular" w:eastAsia="Charis SIL Regular"/>
-          <w:b w:val="0"/>
-          <w:i w:val="0"/>
-          <w:color w:val="000000"/>
-          <w:sz w:val="24"/>
-        </w:rPr>
-        <w:hyperlink r:id="rId14" w:history="1">
-          <w:r>
-            <w:rPr>
-              <w:rStyle w:val="Hyperlink"/>
-            </w:rPr>
-            <w:t>nd</w:t>
-          </w:r>
-        </w:hyperlink>
-      </w:r>
-      <w:r>
-        <w:rPr>
-          <w:u w:val="single" w:color="0000ff"/>
-          <w:rFonts w:ascii="Charis SIL Regular" w:hAnsi="Charis SIL Regular" w:eastAsia="Charis SIL Regular"/>
-          <w:b w:val="0"/>
-          <w:i w:val="0"/>
-          <w:color w:val="000000"/>
-          <w:sz w:val="24"/>
-        </w:rPr>
-        <w:t xml:space="preserve"> </w:t>
-      </w:r>
-      <w:r>
-        <w:rPr>
-          <w:u w:val="single" w:color="0000ff"/>
-          <w:rFonts w:ascii="Charis SIL Regular" w:hAnsi="Charis SIL Regular" w:eastAsia="Charis SIL Regular"/>
-          <w:b w:val="0"/>
-          <w:i w:val="0"/>
-          <w:color w:val="000000"/>
-          <w:sz w:val="24"/>
-        </w:rPr>
-        <w:hyperlink r:id="rId14" w:history="1">
-          <w:r>
-            <w:rPr>
-              <w:rStyle w:val="Hyperlink"/>
-            </w:rPr>
-            <w:t xml:space="preserve">placed </w:t>
-          </w:r>
-        </w:hyperlink>
-      </w:r>
-      <w:r>
-        <w:rPr>
-          <w:u w:val="single" w:color="0000ff"/>
-          <w:rFonts w:ascii="Charis SIL Regular" w:hAnsi="Charis SIL Regular" w:eastAsia="Charis SIL Regular"/>
-          <w:b w:val="0"/>
-          <w:i w:val="0"/>
-          <w:color w:val="000000"/>
-          <w:sz w:val="24"/>
-        </w:rPr>
-        <w:hyperlink r:id="rId14" w:history="1">
-          <w:r>
-            <w:rPr>
-              <w:rStyle w:val="Hyperlink"/>
-            </w:rPr>
-            <w:t>t</w:t>
-          </w:r>
-        </w:hyperlink>
-      </w:r>
-      <w:r>
-        <w:rPr>
-          <w:u w:val="single" w:color="0000ff"/>
-          <w:rFonts w:ascii="Charis SIL Regular" w:hAnsi="Charis SIL Regular" w:eastAsia="Charis SIL Regular"/>
-          <w:b w:val="0"/>
-          <w:i w:val="0"/>
-          <w:color w:val="000000"/>
-          <w:sz w:val="24"/>
-        </w:rPr>
-        <w:hyperlink r:id="rId14" w:history="1">
-          <w:r>
-            <w:rPr>
-              <w:rStyle w:val="Hyperlink"/>
-            </w:rPr>
-            <w:t>he</w:t>
-          </w:r>
-        </w:hyperlink>
-      </w:r>
-      <w:r>
-        <w:rPr>
-          <w:rFonts w:ascii="Charis SIL Regular" w:hAnsi="Charis SIL Regular" w:eastAsia="Charis SIL Regular"/>
-          <w:b w:val="0"/>
-          <w:i w:val="0"/>
-          <w:color w:val="000000"/>
-          <w:sz w:val="24"/>
-        </w:rPr>
-        <w:t xml:space="preserve">m </w:t>
+        <w:t xml:space="preserve"> of 1814 gave the islands the name of Sint Eustatius and Dependencies and placed them </w:t>
       </w:r>
       <w:r>
         <w:rPr>
@@ -1766,7 +1655,7 @@
             <w:rPr>
               <w:rStyle w:val="Hyperlink"/>
             </w:rPr>
-            <w:t>offi</w:t>
+            <w:t>office</w:t>
           </w:r>
         </w:hyperlink>
       </w:r>
@@ -1777,13 +1666,36 @@
           <w:i w:val="0"/>
           <w:color w:val="0000FF"/>
           <w:sz w:val="24"/>
+          <w:u w:val="single"/>
+        </w:rPr>
+        <w:t>rs</w:t>
+      </w:r>
+      <w:r>
+        <w:rPr>
+          <w:rFonts w:ascii="Charis SIL Regular" w:hAnsi="Charis SIL Regular" w:eastAsia="Charis SIL Regular"/>
+          <w:b w:val="0"/>
+          <w:i w:val="0"/>
+          <w:color w:val="0000FF"/>
+          <w:sz w:val="24"/>
+          <w:u w:val="single"/>
+        </w:rPr>
+        <w:t xml:space="preserve"> </w:t>
+      </w:r>
+      <w:r>
+        <w:rPr>
+          <w:rFonts w:ascii="Charis SIL Regular" w:hAnsi="Charis SIL Regular" w:eastAsia="Charis SIL Regular"/>
+          <w:b w:val="0"/>
+          <w:i w:val="0"/>
+          <w:color w:val="0000FF"/>
+          <w:sz w:val="24"/>
+          <w:u w:val="single"/>
         </w:rPr>
         <w:hyperlink r:id="rId15" w:history="1">
           <w:r>
             <w:rPr>
               <w:rStyle w:val="Hyperlink"/>
             </w:rPr>
-            <w:t>ce</w:t>
+            <w:t>a</w:t>
           </w:r>
         </w:hyperlink>
       </w:r>
@@ -1795,36 +1707,7 @@
           <w:color w:val="0000FF"/>
           <w:sz w:val="24"/>
         </w:rPr>
-        <w:t>rs</w:t>
-      </w:r>
-      <w:r>
-        <w:rPr>
-          <w:rFonts w:ascii="Charis SIL Regular" w:hAnsi="Charis SIL Regular" w:eastAsia="Charis SIL Regular"/>
-          <w:b w:val="0"/>
-          <w:i w:val="0"/>
-          <w:color w:val="0000FF"/>
-          <w:sz w:val="24"/>
-          <w:u w:val="single"/>
-        </w:rPr>
-        <w:t xml:space="preserve"> </w:t>
-      </w:r>
-      <w:r>
-        <w:rPr>
-          <w:rFonts w:ascii="Charis SIL Regular" w:hAnsi="Charis SIL Regular" w:eastAsia="Charis SIL Regular"/>
-          <w:b w:val="0"/>
-          <w:i w:val="0"/>
-          <w:color w:val="0000FF"/>
-          <w:sz w:val="24"/>
-          <w:u w:val="single"/>
-        </w:rPr>
-        <w:hyperlink r:id="rId15" w:history="1">
-          <w:r>
-            <w:rPr>
-              <w:rStyle w:val="Hyperlink"/>
-            </w:rPr>
-            <w:t>and</w:t>
-          </w:r>
-        </w:hyperlink>
+        <w:t>nd</w:t>
       </w:r>
       <w:r>
         <w:rPr>
@@ -2823,7 +2706,6 @@
       </w:r>
       <w:r>
         <w:rPr>
-          <w:u w:val="single" w:color="0000ff"/>
           <w:rFonts w:ascii="Charis SIL Regular" w:hAnsi="Charis SIL Regular" w:eastAsia="Charis SIL Regular"/>
           <w:b w:val="0"/>
           <w:i w:val="0"/>
@@ -4346,7 +4228,6 @@
       </w:r>
       <w:r>
         <w:rPr>
-          <w:u w:val="single" w:color="0000ff"/>
           <w:rFonts w:ascii="Charis SIL Regular" w:hAnsi="Charis SIL Regular" w:eastAsia="Charis SIL Regular"/>
           <w:b w:val="0"/>
           <w:i w:val="0"/>
@@ -4916,7 +4797,6 @@
       </w:r>
       <w:r>
         <w:rPr>
-          <w:u w:val="single" w:color="0000ff"/>
           <w:rFonts w:ascii="Charis SIL Regular" w:hAnsi="Charis SIL Regular" w:eastAsia="Charis SIL Regular"/>
           <w:b w:val="0"/>
           <w:i w:val="0"/>
@@ -5237,7 +5117,43 @@
           <w:color w:val="000000"/>
           <w:sz w:val="24"/>
         </w:rPr>
-        <w:t xml:space="preserve"> (Inventory of the archives of Sint Eustati</w:t>
+        <w:t xml:space="preserve"> (Inventory of the archives</w:t>
+      </w:r>
+      <w:r>
+        <w:rPr>
+          <w:u w:val="single" w:color="0000ff"/>
+          <w:rFonts w:ascii="Charis SIL Regular" w:hAnsi="Charis SIL Regular" w:eastAsia="Charis SIL Regular"/>
+          <w:b w:val="0"/>
+          <w:i w:val="0"/>
+          <w:color w:val="000000"/>
+          <w:sz w:val="24"/>
+        </w:rPr>
+        <w:hyperlink r:id="rId22" w:history="1">
+          <w:r>
+            <w:rPr>
+              <w:rStyle w:val="Hyperlink"/>
+            </w:rPr>
+            <w:t xml:space="preserve"> of Sint Eu</w:t>
+          </w:r>
+        </w:hyperlink>
+      </w:r>
+      <w:r>
+        <w:rPr>
+          <w:u w:val="single" w:color="0000ff"/>
+          <w:rFonts w:ascii="Charis SIL Regular" w:hAnsi="Charis SIL Regular" w:eastAsia="Charis SIL Regular"/>
+          <w:b w:val="0"/>
+          <w:i w:val="0"/>
+          <w:color w:val="000000"/>
+          <w:sz w:val="24"/>
+        </w:rPr>
+        <w:hyperlink r:id="rId22" w:history="1">
+          <w:r>
+            <w:rPr>
+              <w:rStyle w:val="Hyperlink"/>
+            </w:rPr>
+            <w:t>stati</w:t>
+          </w:r>
+        </w:hyperlink>
       </w:r>
       <w:r>
         <w:rPr>

--- a/EXPORTS/DOCX/published/niveau2/English/SabaStEustatiusStMaarten.docx
+++ b/EXPORTS/DOCX/published/niveau2/English/SabaStEustatiusStMaarten.docx
@@ -1395,7 +1395,118 @@
           <w:color w:val="000000"/>
           <w:sz w:val="24"/>
         </w:rPr>
-        <w:t xml:space="preserve"> of 1814 gave the islands the name of Sint Eustatius and Dependencies and placed them </w:t>
+        <w:t xml:space="preserve"> of 1814 gave the islands the name of Sint Eustatius and Depende</w:t>
+      </w:r>
+      <w:r>
+        <w:rPr>
+          <w:u w:val="single" w:color="0000ff"/>
+          <w:rFonts w:ascii="Charis SIL Regular" w:hAnsi="Charis SIL Regular" w:eastAsia="Charis SIL Regular"/>
+          <w:b w:val="0"/>
+          <w:i w:val="0"/>
+          <w:color w:val="000000"/>
+          <w:sz w:val="24"/>
+        </w:rPr>
+        <w:hyperlink r:id="rId14" w:history="1">
+          <w:r>
+            <w:rPr>
+              <w:rStyle w:val="Hyperlink"/>
+            </w:rPr>
+            <w:t>ncies a</w:t>
+          </w:r>
+        </w:hyperlink>
+      </w:r>
+      <w:r>
+        <w:rPr>
+          <w:u w:val="single" w:color="0000ff"/>
+          <w:rFonts w:ascii="Charis SIL Regular" w:hAnsi="Charis SIL Regular" w:eastAsia="Charis SIL Regular"/>
+          <w:b w:val="0"/>
+          <w:i w:val="0"/>
+          <w:color w:val="000000"/>
+          <w:sz w:val="24"/>
+        </w:rPr>
+        <w:hyperlink r:id="rId14" w:history="1">
+          <w:r>
+            <w:rPr>
+              <w:rStyle w:val="Hyperlink"/>
+            </w:rPr>
+            <w:t>nd</w:t>
+          </w:r>
+        </w:hyperlink>
+      </w:r>
+      <w:r>
+        <w:rPr>
+          <w:u w:val="single" w:color="0000ff"/>
+          <w:rFonts w:ascii="Charis SIL Regular" w:hAnsi="Charis SIL Regular" w:eastAsia="Charis SIL Regular"/>
+          <w:b w:val="0"/>
+          <w:i w:val="0"/>
+          <w:color w:val="000000"/>
+          <w:sz w:val="24"/>
+        </w:rPr>
+        <w:t xml:space="preserve"> </w:t>
+      </w:r>
+      <w:r>
+        <w:rPr>
+          <w:u w:val="single" w:color="0000ff"/>
+          <w:rFonts w:ascii="Charis SIL Regular" w:hAnsi="Charis SIL Regular" w:eastAsia="Charis SIL Regular"/>
+          <w:b w:val="0"/>
+          <w:i w:val="0"/>
+          <w:color w:val="000000"/>
+          <w:sz w:val="24"/>
+        </w:rPr>
+        <w:hyperlink r:id="rId14" w:history="1">
+          <w:r>
+            <w:rPr>
+              <w:rStyle w:val="Hyperlink"/>
+            </w:rPr>
+            <w:t xml:space="preserve">placed </w:t>
+          </w:r>
+        </w:hyperlink>
+      </w:r>
+      <w:r>
+        <w:rPr>
+          <w:u w:val="single" w:color="0000ff"/>
+          <w:rFonts w:ascii="Charis SIL Regular" w:hAnsi="Charis SIL Regular" w:eastAsia="Charis SIL Regular"/>
+          <w:b w:val="0"/>
+          <w:i w:val="0"/>
+          <w:color w:val="000000"/>
+          <w:sz w:val="24"/>
+        </w:rPr>
+        <w:hyperlink r:id="rId14" w:history="1">
+          <w:r>
+            <w:rPr>
+              <w:rStyle w:val="Hyperlink"/>
+            </w:rPr>
+            <w:t>t</w:t>
+          </w:r>
+        </w:hyperlink>
+      </w:r>
+      <w:r>
+        <w:rPr>
+          <w:u w:val="single" w:color="0000ff"/>
+          <w:rFonts w:ascii="Charis SIL Regular" w:hAnsi="Charis SIL Regular" w:eastAsia="Charis SIL Regular"/>
+          <w:b w:val="0"/>
+          <w:i w:val="0"/>
+          <w:color w:val="000000"/>
+          <w:sz w:val="24"/>
+        </w:rPr>
+        <w:hyperlink r:id="rId14" w:history="1">
+          <w:r>
+            <w:rPr>
+              <w:rStyle w:val="Hyperlink"/>
+            </w:rPr>
+            <w:t>he</w:t>
+          </w:r>
+        </w:hyperlink>
+      </w:r>
+      <w:r>
+        <w:rPr>
+          <w:rFonts w:ascii="Charis SIL Regular" w:hAnsi="Charis SIL Regular" w:eastAsia="Charis SIL Regular"/>
+          <w:b w:val="0"/>
+          <w:i w:val="0"/>
+          <w:color w:val="000000"/>
+          <w:sz w:val="24"/>
+        </w:rPr>
+        <w:t xml:space="preserve">m </w:t>
       </w:r>
       <w:r>
         <w:rPr>
@@ -1695,19 +1806,9 @@
             <w:rPr>
               <w:rStyle w:val="Hyperlink"/>
             </w:rPr>
-            <w:t>a</w:t>
+            <w:t>and</w:t>
           </w:r>
         </w:hyperlink>
-      </w:r>
-      <w:r>
-        <w:rPr>
-          <w:rFonts w:ascii="Charis SIL Regular" w:hAnsi="Charis SIL Regular" w:eastAsia="Charis SIL Regular"/>
-          <w:b w:val="0"/>
-          <w:i w:val="0"/>
-          <w:color w:val="0000FF"/>
-          <w:sz w:val="24"/>
-        </w:rPr>
-        <w:t>nd</w:t>
       </w:r>
       <w:r>
         <w:rPr>
@@ -1821,9 +1922,19 @@
             <w:rPr>
               <w:rStyle w:val="Hyperlink"/>
             </w:rPr>
-            <w:t>army</w:t>
+            <w:t>ar</w:t>
           </w:r>
         </w:hyperlink>
+      </w:r>
+      <w:r>
+        <w:rPr>
+          <w:rFonts w:ascii="Charis SIL Regular" w:hAnsi="Charis SIL Regular" w:eastAsia="Charis SIL Regular"/>
+          <w:b w:val="0"/>
+          <w:i w:val="0"/>
+          <w:color w:val="0000FF"/>
+          <w:sz w:val="24"/>
+        </w:rPr>
+        <w:t>my</w:t>
       </w:r>
       <w:r>
         <w:rPr>
@@ -1967,223 +2078,7 @@
           <w:color w:val="000000"/>
           <w:sz w:val="24"/>
         </w:rPr>
-        <w:t>a that refer</w:t>
-      </w:r>
-      <w:r>
-        <w:rPr>
-          <w:u w:val="single" w:color="0000ff"/>
-          <w:rFonts w:ascii="Charis SIL Regular" w:hAnsi="Charis SIL Regular" w:eastAsia="Charis SIL Regular"/>
-          <w:b w:val="0"/>
-          <w:i w:val="0"/>
-          <w:color w:val="000000"/>
-          <w:sz w:val="24"/>
-        </w:rPr>
-        <w:hyperlink r:id="rId15" w:history="1">
-          <w:r>
-            <w:rPr>
-              <w:rStyle w:val="Hyperlink"/>
-            </w:rPr>
-            <w:t>s to r</w:t>
-          </w:r>
-        </w:hyperlink>
-      </w:r>
-      <w:r>
-        <w:rPr>
-          <w:u w:val="single" w:color="0000ff"/>
-          <w:rFonts w:ascii="Charis SIL Regular" w:hAnsi="Charis SIL Regular" w:eastAsia="Charis SIL Regular"/>
-          <w:b w:val="0"/>
-          <w:i w:val="0"/>
-          <w:color w:val="000000"/>
-          <w:sz w:val="24"/>
-        </w:rPr>
-        <w:hyperlink r:id="rId15" w:history="1">
-          <w:r>
-            <w:rPr>
-              <w:rStyle w:val="Hyperlink"/>
-            </w:rPr>
-            <w:t>elevant archiv</w:t>
-          </w:r>
-        </w:hyperlink>
-      </w:r>
-      <w:r>
-        <w:rPr>
-          <w:u w:val="single" w:color="0000ff"/>
-          <w:rFonts w:ascii="Charis SIL Regular" w:hAnsi="Charis SIL Regular" w:eastAsia="Charis SIL Regular"/>
-          <w:b w:val="0"/>
-          <w:i w:val="0"/>
-          <w:color w:val="000000"/>
-          <w:sz w:val="24"/>
-        </w:rPr>
-        <w:hyperlink r:id="rId15" w:history="1">
-          <w:r>
-            <w:rPr>
-              <w:rStyle w:val="Hyperlink"/>
-            </w:rPr>
-            <w:t>e</w:t>
-          </w:r>
-        </w:hyperlink>
-      </w:r>
-      <w:r>
-        <w:rPr>
-          <w:u w:val="single" w:color="0000ff"/>
-          <w:rFonts w:ascii="Charis SIL Regular" w:hAnsi="Charis SIL Regular" w:eastAsia="Charis SIL Regular"/>
-          <w:b w:val="0"/>
-          <w:i w:val="0"/>
-          <w:color w:val="000000"/>
-          <w:sz w:val="24"/>
-        </w:rPr>
-        <w:hyperlink r:id="rId15" w:history="1">
-          <w:r>
-            <w:rPr>
-              <w:rStyle w:val="Hyperlink"/>
-            </w:rPr>
-            <w:t xml:space="preserve"> materi</w:t>
-          </w:r>
-        </w:hyperlink>
-      </w:r>
-      <w:r>
-        <w:rPr>
-          <w:u w:val="single" w:color="0000ff"/>
-          <w:rFonts w:ascii="Charis SIL Regular" w:hAnsi="Charis SIL Regular" w:eastAsia="Charis SIL Regular"/>
-          <w:b w:val="0"/>
-          <w:i w:val="0"/>
-          <w:color w:val="000000"/>
-          <w:sz w:val="24"/>
-        </w:rPr>
-        <w:hyperlink r:id="rId15" w:history="1">
-          <w:r>
-            <w:rPr>
-              <w:rStyle w:val="Hyperlink"/>
-            </w:rPr>
-            <w:t>al a</w:t>
-          </w:r>
-        </w:hyperlink>
-      </w:r>
-      <w:r>
-        <w:rPr>
-          <w:u w:val="single" w:color="0000ff"/>
-          <w:rFonts w:ascii="Charis SIL Regular" w:hAnsi="Charis SIL Regular" w:eastAsia="Charis SIL Regular"/>
-          <w:b w:val="0"/>
-          <w:i w:val="0"/>
-          <w:color w:val="000000"/>
-          <w:sz w:val="24"/>
-        </w:rPr>
-        <w:hyperlink r:id="rId15" w:history="1">
-          <w:r>
-            <w:rPr>
-              <w:rStyle w:val="Hyperlink"/>
-            </w:rPr>
-            <w:t>b</w:t>
-          </w:r>
-        </w:hyperlink>
-      </w:r>
-      <w:r>
-        <w:rPr>
-          <w:u w:val="single" w:color="0000ff"/>
-          <w:rFonts w:ascii="Charis SIL Regular" w:hAnsi="Charis SIL Regular" w:eastAsia="Charis SIL Regular"/>
-          <w:b w:val="0"/>
-          <w:i w:val="0"/>
-          <w:color w:val="000000"/>
-          <w:sz w:val="24"/>
-        </w:rPr>
-        <w:hyperlink r:id="rId15" w:history="1">
-          <w:r>
-            <w:rPr>
-              <w:rStyle w:val="Hyperlink"/>
-            </w:rPr>
-            <w:t>out mili</w:t>
-          </w:r>
-        </w:hyperlink>
-      </w:r>
-      <w:r>
-        <w:rPr>
-          <w:u w:val="single" w:color="0000ff"/>
-          <w:rFonts w:ascii="Charis SIL Regular" w:hAnsi="Charis SIL Regular" w:eastAsia="Charis SIL Regular"/>
-          <w:b w:val="0"/>
-          <w:i w:val="0"/>
-          <w:color w:val="000000"/>
-          <w:sz w:val="24"/>
-        </w:rPr>
-        <w:hyperlink r:id="rId15" w:history="1">
-          <w:r>
-            <w:rPr>
-              <w:rStyle w:val="Hyperlink"/>
-            </w:rPr>
-            <w:t>t</w:t>
-          </w:r>
-        </w:hyperlink>
-      </w:r>
-      <w:r>
-        <w:rPr>
-          <w:u w:val="single" w:color="0000ff"/>
-          <w:rFonts w:ascii="Charis SIL Regular" w:hAnsi="Charis SIL Regular" w:eastAsia="Charis SIL Regular"/>
-          <w:b w:val="0"/>
-          <w:i w:val="0"/>
-          <w:color w:val="000000"/>
-          <w:sz w:val="24"/>
-        </w:rPr>
-        <w:hyperlink r:id="rId15" w:history="1">
-          <w:r>
-            <w:rPr>
-              <w:rStyle w:val="Hyperlink"/>
-            </w:rPr>
-            <w:t>ar</w:t>
-          </w:r>
-        </w:hyperlink>
-      </w:r>
-      <w:r>
-        <w:rPr>
-          <w:u w:val="single" w:color="0000ff"/>
-          <w:rFonts w:ascii="Charis SIL Regular" w:hAnsi="Charis SIL Regular" w:eastAsia="Charis SIL Regular"/>
-          <w:b w:val="0"/>
-          <w:i w:val="0"/>
-          <w:color w:val="000000"/>
-          <w:sz w:val="24"/>
-        </w:rPr>
-        <w:hyperlink r:id="rId15" w:history="1">
-          <w:r>
-            <w:rPr>
-              <w:rStyle w:val="Hyperlink"/>
-            </w:rPr>
-            <w:t>y p</w:t>
-          </w:r>
-        </w:hyperlink>
-      </w:r>
-      <w:r>
-        <w:rPr>
-          <w:u w:val="single" w:color="0000ff"/>
-          <w:rFonts w:ascii="Charis SIL Regular" w:hAnsi="Charis SIL Regular" w:eastAsia="Charis SIL Regular"/>
-          <w:b w:val="0"/>
-          <w:i w:val="0"/>
-          <w:color w:val="000000"/>
-          <w:sz w:val="24"/>
-        </w:rPr>
-        <w:hyperlink r:id="rId15" w:history="1">
-          <w:r>
-            <w:rPr>
-              <w:rStyle w:val="Hyperlink"/>
-            </w:rPr>
-            <w:t>e</w:t>
-          </w:r>
-        </w:hyperlink>
-      </w:r>
-      <w:r>
-        <w:rPr>
-          <w:u w:val="single" w:color="0000ff"/>
-          <w:rFonts w:ascii="Charis SIL Regular" w:hAnsi="Charis SIL Regular" w:eastAsia="Charis SIL Regular"/>
-          <w:b w:val="0"/>
-          <w:i w:val="0"/>
-          <w:color w:val="000000"/>
-          <w:sz w:val="24"/>
-        </w:rPr>
-        <w:hyperlink r:id="rId15" w:history="1">
-          <w:r>
-            <w:rPr>
-              <w:rStyle w:val="Hyperlink"/>
-            </w:rPr>
-            <w:t>rsonn</w:t>
-          </w:r>
-        </w:hyperlink>
+        <w:t>a that refers to relevant archive material about military personn</w:t>
       </w:r>
       <w:r>
         <w:rPr>
@@ -4228,6 +4123,7 @@
       </w:r>
       <w:r>
         <w:rPr>
+          <w:u w:val="single" w:color="0000ff"/>
           <w:rFonts w:ascii="Charis SIL Regular" w:hAnsi="Charis SIL Regular" w:eastAsia="Charis SIL Regular"/>
           <w:b w:val="0"/>
           <w:i w:val="0"/>
@@ -4797,13 +4693,176 @@
       </w:r>
       <w:r>
         <w:rPr>
+          <w:u w:val="single" w:color="0000ff"/>
           <w:rFonts w:ascii="Charis SIL Regular" w:hAnsi="Charis SIL Regular" w:eastAsia="Charis SIL Regular"/>
           <w:b w:val="0"/>
           <w:i w:val="0"/>
           <w:color w:val="000000"/>
           <w:sz w:val="24"/>
         </w:rPr>
-        <w:t xml:space="preserve">Martin, (1806) 1828-1845 (1902)) and the </w:t>
+        <w:hyperlink r:id="rId21" w:history="1">
+          <w:r>
+            <w:rPr>
+              <w:rStyle w:val="Hyperlink"/>
+            </w:rPr>
+            <w:t>Martin, (1</w:t>
+          </w:r>
+        </w:hyperlink>
+      </w:r>
+      <w:r>
+        <w:rPr>
+          <w:u w:val="single" w:color="0000ff"/>
+          <w:rFonts w:ascii="Charis SIL Regular" w:hAnsi="Charis SIL Regular" w:eastAsia="Charis SIL Regular"/>
+          <w:b w:val="0"/>
+          <w:i w:val="0"/>
+          <w:color w:val="000000"/>
+          <w:sz w:val="24"/>
+        </w:rPr>
+        <w:hyperlink r:id="rId21" w:history="1">
+          <w:r>
+            <w:rPr>
+              <w:rStyle w:val="Hyperlink"/>
+            </w:rPr>
+            <w:t>806</w:t>
+          </w:r>
+        </w:hyperlink>
+      </w:r>
+      <w:r>
+        <w:rPr>
+          <w:u w:val="single" w:color="0000ff"/>
+          <w:rFonts w:ascii="Charis SIL Regular" w:hAnsi="Charis SIL Regular" w:eastAsia="Charis SIL Regular"/>
+          <w:b w:val="0"/>
+          <w:i w:val="0"/>
+          <w:color w:val="000000"/>
+          <w:sz w:val="24"/>
+        </w:rPr>
+        <w:hyperlink r:id="rId21" w:history="1">
+          <w:r>
+            <w:rPr>
+              <w:rStyle w:val="Hyperlink"/>
+            </w:rPr>
+            <w:t>)</w:t>
+          </w:r>
+        </w:hyperlink>
+      </w:r>
+      <w:r>
+        <w:rPr>
+          <w:u w:val="single" w:color="0000ff"/>
+          <w:rFonts w:ascii="Charis SIL Regular" w:hAnsi="Charis SIL Regular" w:eastAsia="Charis SIL Regular"/>
+          <w:b w:val="0"/>
+          <w:i w:val="0"/>
+          <w:color w:val="000000"/>
+          <w:sz w:val="24"/>
+        </w:rPr>
+        <w:hyperlink r:id="rId21" w:history="1">
+          <w:r>
+            <w:rPr>
+              <w:rStyle w:val="Hyperlink"/>
+            </w:rPr>
+            <w:t xml:space="preserve"> 1</w:t>
+          </w:r>
+        </w:hyperlink>
+      </w:r>
+      <w:r>
+        <w:rPr>
+          <w:u w:val="single" w:color="0000ff"/>
+          <w:rFonts w:ascii="Charis SIL Regular" w:hAnsi="Charis SIL Regular" w:eastAsia="Charis SIL Regular"/>
+          <w:b w:val="0"/>
+          <w:i w:val="0"/>
+          <w:color w:val="000000"/>
+          <w:sz w:val="24"/>
+        </w:rPr>
+        <w:hyperlink r:id="rId21" w:history="1">
+          <w:r>
+            <w:rPr>
+              <w:rStyle w:val="Hyperlink"/>
+            </w:rPr>
+            <w:t>8</w:t>
+          </w:r>
+        </w:hyperlink>
+      </w:r>
+      <w:r>
+        <w:rPr>
+          <w:u w:val="single" w:color="0000ff"/>
+          <w:rFonts w:ascii="Charis SIL Regular" w:hAnsi="Charis SIL Regular" w:eastAsia="Charis SIL Regular"/>
+          <w:b w:val="0"/>
+          <w:i w:val="0"/>
+          <w:color w:val="000000"/>
+          <w:sz w:val="24"/>
+        </w:rPr>
+        <w:hyperlink r:id="rId21" w:history="1">
+          <w:r>
+            <w:rPr>
+              <w:rStyle w:val="Hyperlink"/>
+            </w:rPr>
+            <w:t xml:space="preserve">28-1845 </w:t>
+          </w:r>
+        </w:hyperlink>
+      </w:r>
+      <w:r>
+        <w:rPr>
+          <w:u w:val="single" w:color="0000ff"/>
+          <w:rFonts w:ascii="Charis SIL Regular" w:hAnsi="Charis SIL Regular" w:eastAsia="Charis SIL Regular"/>
+          <w:b w:val="0"/>
+          <w:i w:val="0"/>
+          <w:color w:val="000000"/>
+          <w:sz w:val="24"/>
+        </w:rPr>
+        <w:hyperlink r:id="rId21" w:history="1">
+          <w:r>
+            <w:rPr>
+              <w:rStyle w:val="Hyperlink"/>
+            </w:rPr>
+            <w:t>(</w:t>
+          </w:r>
+        </w:hyperlink>
+      </w:r>
+      <w:r>
+        <w:rPr>
+          <w:u w:val="single" w:color="0000ff"/>
+          <w:rFonts w:ascii="Charis SIL Regular" w:hAnsi="Charis SIL Regular" w:eastAsia="Charis SIL Regular"/>
+          <w:b w:val="0"/>
+          <w:i w:val="0"/>
+          <w:color w:val="000000"/>
+          <w:sz w:val="24"/>
+        </w:rPr>
+        <w:hyperlink r:id="rId21" w:history="1">
+          <w:r>
+            <w:rPr>
+              <w:rStyle w:val="Hyperlink"/>
+            </w:rPr>
+            <w:t>1902))</w:t>
+          </w:r>
+        </w:hyperlink>
+      </w:r>
+      <w:r>
+        <w:rPr>
+          <w:u w:val="single" w:color="0000ff"/>
+          <w:rFonts w:ascii="Charis SIL Regular" w:hAnsi="Charis SIL Regular" w:eastAsia="Charis SIL Regular"/>
+          <w:b w:val="0"/>
+          <w:i w:val="0"/>
+          <w:color w:val="000000"/>
+          <w:sz w:val="24"/>
+        </w:rPr>
+        <w:t xml:space="preserve"> </w:t>
+      </w:r>
+      <w:r>
+        <w:rPr>
+          <w:u w:val="single" w:color="0000ff"/>
+          <w:rFonts w:ascii="Charis SIL Regular" w:hAnsi="Charis SIL Regular" w:eastAsia="Charis SIL Regular"/>
+          <w:b w:val="0"/>
+          <w:i w:val="0"/>
+          <w:color w:val="000000"/>
+          <w:sz w:val="24"/>
+        </w:rPr>
+        <w:hyperlink r:id="rId21" w:history="1">
+          <w:r>
+            <w:rPr>
+              <w:rStyle w:val="Hyperlink"/>
+            </w:rPr>
+            <w:t xml:space="preserve">and the </w:t>
+          </w:r>
+        </w:hyperlink>
       </w:r>
       <w:r>
         <w:rPr>

--- a/EXPORTS/DOCX/published/niveau2/English/SabaStEustatiusStMaarten.docx
+++ b/EXPORTS/DOCX/published/niveau2/English/SabaStEustatiusStMaarten.docx
@@ -1922,19 +1922,9 @@
             <w:rPr>
               <w:rStyle w:val="Hyperlink"/>
             </w:rPr>
-            <w:t>ar</w:t>
+            <w:t>army</w:t>
           </w:r>
         </w:hyperlink>
-      </w:r>
-      <w:r>
-        <w:rPr>
-          <w:rFonts w:ascii="Charis SIL Regular" w:hAnsi="Charis SIL Regular" w:eastAsia="Charis SIL Regular"/>
-          <w:b w:val="0"/>
-          <w:i w:val="0"/>
-          <w:color w:val="0000FF"/>
-          <w:sz w:val="24"/>
-        </w:rPr>
-        <w:t>my</w:t>
       </w:r>
       <w:r>
         <w:rPr>
@@ -2048,9 +2038,19 @@
             <w:rPr>
               <w:rStyle w:val="Hyperlink"/>
             </w:rPr>
-            <w:t xml:space="preserve">Indies </w:t>
+            <w:t>Indi</w:t>
           </w:r>
         </w:hyperlink>
+      </w:r>
+      <w:r>
+        <w:rPr>
+          <w:rFonts w:ascii="Charis SIL Regular" w:hAnsi="Charis SIL Regular" w:eastAsia="Charis SIL Regular"/>
+          <w:b w:val="0"/>
+          <w:i w:val="0"/>
+          <w:color w:val="0000FF"/>
+          <w:sz w:val="24"/>
+        </w:rPr>
+        <w:t xml:space="preserve">es </w:t>
       </w:r>
       <w:r>
         <w:rPr>
@@ -2078,7 +2078,223 @@
           <w:color w:val="000000"/>
           <w:sz w:val="24"/>
         </w:rPr>
-        <w:t>a that refers to relevant archive material about military personn</w:t>
+        <w:t>a that refer</w:t>
+      </w:r>
+      <w:r>
+        <w:rPr>
+          <w:u w:val="single" w:color="0000ff"/>
+          <w:rFonts w:ascii="Charis SIL Regular" w:hAnsi="Charis SIL Regular" w:eastAsia="Charis SIL Regular"/>
+          <w:b w:val="0"/>
+          <w:i w:val="0"/>
+          <w:color w:val="000000"/>
+          <w:sz w:val="24"/>
+        </w:rPr>
+        <w:hyperlink r:id="rId15" w:history="1">
+          <w:r>
+            <w:rPr>
+              <w:rStyle w:val="Hyperlink"/>
+            </w:rPr>
+            <w:t>s to r</w:t>
+          </w:r>
+        </w:hyperlink>
+      </w:r>
+      <w:r>
+        <w:rPr>
+          <w:u w:val="single" w:color="0000ff"/>
+          <w:rFonts w:ascii="Charis SIL Regular" w:hAnsi="Charis SIL Regular" w:eastAsia="Charis SIL Regular"/>
+          <w:b w:val="0"/>
+          <w:i w:val="0"/>
+          <w:color w:val="000000"/>
+          <w:sz w:val="24"/>
+        </w:rPr>
+        <w:hyperlink r:id="rId15" w:history="1">
+          <w:r>
+            <w:rPr>
+              <w:rStyle w:val="Hyperlink"/>
+            </w:rPr>
+            <w:t>elevant archiv</w:t>
+          </w:r>
+        </w:hyperlink>
+      </w:r>
+      <w:r>
+        <w:rPr>
+          <w:u w:val="single" w:color="0000ff"/>
+          <w:rFonts w:ascii="Charis SIL Regular" w:hAnsi="Charis SIL Regular" w:eastAsia="Charis SIL Regular"/>
+          <w:b w:val="0"/>
+          <w:i w:val="0"/>
+          <w:color w:val="000000"/>
+          <w:sz w:val="24"/>
+        </w:rPr>
+        <w:hyperlink r:id="rId15" w:history="1">
+          <w:r>
+            <w:rPr>
+              <w:rStyle w:val="Hyperlink"/>
+            </w:rPr>
+            <w:t>e</w:t>
+          </w:r>
+        </w:hyperlink>
+      </w:r>
+      <w:r>
+        <w:rPr>
+          <w:u w:val="single" w:color="0000ff"/>
+          <w:rFonts w:ascii="Charis SIL Regular" w:hAnsi="Charis SIL Regular" w:eastAsia="Charis SIL Regular"/>
+          <w:b w:val="0"/>
+          <w:i w:val="0"/>
+          <w:color w:val="000000"/>
+          <w:sz w:val="24"/>
+        </w:rPr>
+        <w:hyperlink r:id="rId15" w:history="1">
+          <w:r>
+            <w:rPr>
+              <w:rStyle w:val="Hyperlink"/>
+            </w:rPr>
+            <w:t xml:space="preserve"> materi</w:t>
+          </w:r>
+        </w:hyperlink>
+      </w:r>
+      <w:r>
+        <w:rPr>
+          <w:u w:val="single" w:color="0000ff"/>
+          <w:rFonts w:ascii="Charis SIL Regular" w:hAnsi="Charis SIL Regular" w:eastAsia="Charis SIL Regular"/>
+          <w:b w:val="0"/>
+          <w:i w:val="0"/>
+          <w:color w:val="000000"/>
+          <w:sz w:val="24"/>
+        </w:rPr>
+        <w:hyperlink r:id="rId15" w:history="1">
+          <w:r>
+            <w:rPr>
+              <w:rStyle w:val="Hyperlink"/>
+            </w:rPr>
+            <w:t>al a</w:t>
+          </w:r>
+        </w:hyperlink>
+      </w:r>
+      <w:r>
+        <w:rPr>
+          <w:u w:val="single" w:color="0000ff"/>
+          <w:rFonts w:ascii="Charis SIL Regular" w:hAnsi="Charis SIL Regular" w:eastAsia="Charis SIL Regular"/>
+          <w:b w:val="0"/>
+          <w:i w:val="0"/>
+          <w:color w:val="000000"/>
+          <w:sz w:val="24"/>
+        </w:rPr>
+        <w:hyperlink r:id="rId15" w:history="1">
+          <w:r>
+            <w:rPr>
+              <w:rStyle w:val="Hyperlink"/>
+            </w:rPr>
+            <w:t>b</w:t>
+          </w:r>
+        </w:hyperlink>
+      </w:r>
+      <w:r>
+        <w:rPr>
+          <w:u w:val="single" w:color="0000ff"/>
+          <w:rFonts w:ascii="Charis SIL Regular" w:hAnsi="Charis SIL Regular" w:eastAsia="Charis SIL Regular"/>
+          <w:b w:val="0"/>
+          <w:i w:val="0"/>
+          <w:color w:val="000000"/>
+          <w:sz w:val="24"/>
+        </w:rPr>
+        <w:hyperlink r:id="rId15" w:history="1">
+          <w:r>
+            <w:rPr>
+              <w:rStyle w:val="Hyperlink"/>
+            </w:rPr>
+            <w:t>out mili</w:t>
+          </w:r>
+        </w:hyperlink>
+      </w:r>
+      <w:r>
+        <w:rPr>
+          <w:u w:val="single" w:color="0000ff"/>
+          <w:rFonts w:ascii="Charis SIL Regular" w:hAnsi="Charis SIL Regular" w:eastAsia="Charis SIL Regular"/>
+          <w:b w:val="0"/>
+          <w:i w:val="0"/>
+          <w:color w:val="000000"/>
+          <w:sz w:val="24"/>
+        </w:rPr>
+        <w:hyperlink r:id="rId15" w:history="1">
+          <w:r>
+            <w:rPr>
+              <w:rStyle w:val="Hyperlink"/>
+            </w:rPr>
+            <w:t>t</w:t>
+          </w:r>
+        </w:hyperlink>
+      </w:r>
+      <w:r>
+        <w:rPr>
+          <w:u w:val="single" w:color="0000ff"/>
+          <w:rFonts w:ascii="Charis SIL Regular" w:hAnsi="Charis SIL Regular" w:eastAsia="Charis SIL Regular"/>
+          <w:b w:val="0"/>
+          <w:i w:val="0"/>
+          <w:color w:val="000000"/>
+          <w:sz w:val="24"/>
+        </w:rPr>
+        <w:hyperlink r:id="rId15" w:history="1">
+          <w:r>
+            <w:rPr>
+              <w:rStyle w:val="Hyperlink"/>
+            </w:rPr>
+            <w:t>ar</w:t>
+          </w:r>
+        </w:hyperlink>
+      </w:r>
+      <w:r>
+        <w:rPr>
+          <w:u w:val="single" w:color="0000ff"/>
+          <w:rFonts w:ascii="Charis SIL Regular" w:hAnsi="Charis SIL Regular" w:eastAsia="Charis SIL Regular"/>
+          <w:b w:val="0"/>
+          <w:i w:val="0"/>
+          <w:color w:val="000000"/>
+          <w:sz w:val="24"/>
+        </w:rPr>
+        <w:hyperlink r:id="rId15" w:history="1">
+          <w:r>
+            <w:rPr>
+              <w:rStyle w:val="Hyperlink"/>
+            </w:rPr>
+            <w:t>y p</w:t>
+          </w:r>
+        </w:hyperlink>
+      </w:r>
+      <w:r>
+        <w:rPr>
+          <w:u w:val="single" w:color="0000ff"/>
+          <w:rFonts w:ascii="Charis SIL Regular" w:hAnsi="Charis SIL Regular" w:eastAsia="Charis SIL Regular"/>
+          <w:b w:val="0"/>
+          <w:i w:val="0"/>
+          <w:color w:val="000000"/>
+          <w:sz w:val="24"/>
+        </w:rPr>
+        <w:hyperlink r:id="rId15" w:history="1">
+          <w:r>
+            <w:rPr>
+              <w:rStyle w:val="Hyperlink"/>
+            </w:rPr>
+            <w:t>e</w:t>
+          </w:r>
+        </w:hyperlink>
+      </w:r>
+      <w:r>
+        <w:rPr>
+          <w:u w:val="single" w:color="0000ff"/>
+          <w:rFonts w:ascii="Charis SIL Regular" w:hAnsi="Charis SIL Regular" w:eastAsia="Charis SIL Regular"/>
+          <w:b w:val="0"/>
+          <w:i w:val="0"/>
+          <w:color w:val="000000"/>
+          <w:sz w:val="24"/>
+        </w:rPr>
+        <w:hyperlink r:id="rId15" w:history="1">
+          <w:r>
+            <w:rPr>
+              <w:rStyle w:val="Hyperlink"/>
+            </w:rPr>
+            <w:t>rsonn</w:t>
+          </w:r>
+        </w:hyperlink>
       </w:r>
       <w:r>
         <w:rPr>
@@ -2525,25 +2741,7 @@
           <w:color w:val="000000"/>
           <w:sz w:val="24"/>
         </w:rPr>
-        <w:t>, which contains inf</w:t>
-      </w:r>
-      <w:r>
-        <w:rPr>
-          <w:u w:val="single" w:color="0000ff"/>
-          <w:rFonts w:ascii="Charis SIL Regular" w:hAnsi="Charis SIL Regular" w:eastAsia="Charis SIL Regular"/>
-          <w:b w:val="0"/>
-          <w:i w:val="0"/>
-          <w:color w:val="000000"/>
-          <w:sz w:val="24"/>
-        </w:rPr>
-        <w:hyperlink r:id="rId16" w:history="1">
-          <w:r>
-            <w:rPr>
-              <w:rStyle w:val="Hyperlink"/>
-            </w:rPr>
-            <w:t>orma</w:t>
-          </w:r>
-        </w:hyperlink>
+        <w:t>, which contains informa</w:t>
       </w:r>
       <w:r>
         <w:rPr>
@@ -2590,42 +2788,7 @@
           <w:color w:val="000000"/>
           <w:sz w:val="24"/>
         </w:rPr>
-        <w:hyperlink r:id="rId16" w:history="1">
-          <w:r>
-            <w:rPr>
-              <w:rStyle w:val="Hyperlink"/>
-            </w:rPr>
-            <w:t xml:space="preserve">t </w:t>
-          </w:r>
-        </w:hyperlink>
-      </w:r>
-      <w:r>
-        <w:rPr>
-          <w:rFonts w:ascii="Charis SIL Regular" w:hAnsi="Charis SIL Regular" w:eastAsia="Charis SIL Regular"/>
-          <w:b w:val="0"/>
-          <w:i w:val="0"/>
-          <w:color w:val="000000"/>
-          <w:sz w:val="24"/>
-        </w:rPr>
-        <w:t>D</w:t>
-      </w:r>
-      <w:r>
-        <w:rPr>
-          <w:u w:val="single" w:color="0000ff"/>
-          <w:rFonts w:ascii="Charis SIL Regular" w:hAnsi="Charis SIL Regular" w:eastAsia="Charis SIL Regular"/>
-          <w:b w:val="0"/>
-          <w:i w:val="0"/>
-          <w:color w:val="000000"/>
-          <w:sz w:val="24"/>
-        </w:rPr>
-        <w:hyperlink r:id="rId16" w:history="1">
-          <w:r>
-            <w:rPr>
-              <w:rStyle w:val="Hyperlink"/>
-            </w:rPr>
-            <w:t>ut</w:t>
-          </w:r>
-        </w:hyperlink>
+        <w:t>t Dut</w:t>
       </w:r>
       <w:r>
         <w:rPr>
@@ -2656,21 +2819,13 @@
       </w:r>
       <w:r>
         <w:rPr>
-          <w:u w:val="single" w:color="0000ff"/>
           <w:rFonts w:ascii="Charis SIL Regular" w:hAnsi="Charis SIL Regular" w:eastAsia="Charis SIL Regular"/>
           <w:b w:val="0"/>
           <w:i w:val="0"/>
           <w:color w:val="000000"/>
           <w:sz w:val="24"/>
         </w:rPr>
-        <w:hyperlink r:id="rId16" w:history="1">
-          <w:r>
-            <w:rPr>
-              <w:rStyle w:val="Hyperlink"/>
-            </w:rPr>
-            <w:t>colon</w:t>
-          </w:r>
-        </w:hyperlink>
+        <w:t>colon</w:t>
       </w:r>
       <w:r>
         <w:rPr>
@@ -3447,14 +3602,7 @@
           <w:color w:val="000000"/>
           <w:sz w:val="24"/>
         </w:rPr>
-        <w:hyperlink r:id="rId18" w:history="1">
-          <w:r>
-            <w:rPr>
-              <w:rStyle w:val="Hyperlink"/>
-            </w:rPr>
-            <w:t xml:space="preserve"> sti</w:t>
-          </w:r>
-        </w:hyperlink>
+        <w:t xml:space="preserve"> sti</w:t>
       </w:r>
       <w:r>
         <w:rPr>
@@ -4123,7 +4271,6 @@
       </w:r>
       <w:r>
         <w:rPr>
-          <w:u w:val="single" w:color="0000ff"/>
           <w:rFonts w:ascii="Charis SIL Regular" w:hAnsi="Charis SIL Regular" w:eastAsia="Charis SIL Regular"/>
           <w:b w:val="0"/>
           <w:i w:val="0"/>
@@ -4693,176 +4840,13 @@
       </w:r>
       <w:r>
         <w:rPr>
-          <w:u w:val="single" w:color="0000ff"/>
           <w:rFonts w:ascii="Charis SIL Regular" w:hAnsi="Charis SIL Regular" w:eastAsia="Charis SIL Regular"/>
           <w:b w:val="0"/>
           <w:i w:val="0"/>
           <w:color w:val="000000"/>
           <w:sz w:val="24"/>
         </w:rPr>
-        <w:hyperlink r:id="rId21" w:history="1">
-          <w:r>
-            <w:rPr>
-              <w:rStyle w:val="Hyperlink"/>
-            </w:rPr>
-            <w:t>Martin, (1</w:t>
-          </w:r>
-        </w:hyperlink>
-      </w:r>
-      <w:r>
-        <w:rPr>
-          <w:u w:val="single" w:color="0000ff"/>
-          <w:rFonts w:ascii="Charis SIL Regular" w:hAnsi="Charis SIL Regular" w:eastAsia="Charis SIL Regular"/>
-          <w:b w:val="0"/>
-          <w:i w:val="0"/>
-          <w:color w:val="000000"/>
-          <w:sz w:val="24"/>
-        </w:rPr>
-        <w:hyperlink r:id="rId21" w:history="1">
-          <w:r>
-            <w:rPr>
-              <w:rStyle w:val="Hyperlink"/>
-            </w:rPr>
-            <w:t>806</w:t>
-          </w:r>
-        </w:hyperlink>
-      </w:r>
-      <w:r>
-        <w:rPr>
-          <w:u w:val="single" w:color="0000ff"/>
-          <w:rFonts w:ascii="Charis SIL Regular" w:hAnsi="Charis SIL Regular" w:eastAsia="Charis SIL Regular"/>
-          <w:b w:val="0"/>
-          <w:i w:val="0"/>
-          <w:color w:val="000000"/>
-          <w:sz w:val="24"/>
-        </w:rPr>
-        <w:hyperlink r:id="rId21" w:history="1">
-          <w:r>
-            <w:rPr>
-              <w:rStyle w:val="Hyperlink"/>
-            </w:rPr>
-            <w:t>)</w:t>
-          </w:r>
-        </w:hyperlink>
-      </w:r>
-      <w:r>
-        <w:rPr>
-          <w:u w:val="single" w:color="0000ff"/>
-          <w:rFonts w:ascii="Charis SIL Regular" w:hAnsi="Charis SIL Regular" w:eastAsia="Charis SIL Regular"/>
-          <w:b w:val="0"/>
-          <w:i w:val="0"/>
-          <w:color w:val="000000"/>
-          <w:sz w:val="24"/>
-        </w:rPr>
-        <w:hyperlink r:id="rId21" w:history="1">
-          <w:r>
-            <w:rPr>
-              <w:rStyle w:val="Hyperlink"/>
-            </w:rPr>
-            <w:t xml:space="preserve"> 1</w:t>
-          </w:r>
-        </w:hyperlink>
-      </w:r>
-      <w:r>
-        <w:rPr>
-          <w:u w:val="single" w:color="0000ff"/>
-          <w:rFonts w:ascii="Charis SIL Regular" w:hAnsi="Charis SIL Regular" w:eastAsia="Charis SIL Regular"/>
-          <w:b w:val="0"/>
-          <w:i w:val="0"/>
-          <w:color w:val="000000"/>
-          <w:sz w:val="24"/>
-        </w:rPr>
-        <w:hyperlink r:id="rId21" w:history="1">
-          <w:r>
-            <w:rPr>
-              <w:rStyle w:val="Hyperlink"/>
-            </w:rPr>
-            <w:t>8</w:t>
-          </w:r>
-        </w:hyperlink>
-      </w:r>
-      <w:r>
-        <w:rPr>
-          <w:u w:val="single" w:color="0000ff"/>
-          <w:rFonts w:ascii="Charis SIL Regular" w:hAnsi="Charis SIL Regular" w:eastAsia="Charis SIL Regular"/>
-          <w:b w:val="0"/>
-          <w:i w:val="0"/>
-          <w:color w:val="000000"/>
-          <w:sz w:val="24"/>
-        </w:rPr>
-        <w:hyperlink r:id="rId21" w:history="1">
-          <w:r>
-            <w:rPr>
-              <w:rStyle w:val="Hyperlink"/>
-            </w:rPr>
-            <w:t xml:space="preserve">28-1845 </w:t>
-          </w:r>
-        </w:hyperlink>
-      </w:r>
-      <w:r>
-        <w:rPr>
-          <w:u w:val="single" w:color="0000ff"/>
-          <w:rFonts w:ascii="Charis SIL Regular" w:hAnsi="Charis SIL Regular" w:eastAsia="Charis SIL Regular"/>
-          <w:b w:val="0"/>
-          <w:i w:val="0"/>
-          <w:color w:val="000000"/>
-          <w:sz w:val="24"/>
-        </w:rPr>
-        <w:hyperlink r:id="rId21" w:history="1">
-          <w:r>
-            <w:rPr>
-              <w:rStyle w:val="Hyperlink"/>
-            </w:rPr>
-            <w:t>(</w:t>
-          </w:r>
-        </w:hyperlink>
-      </w:r>
-      <w:r>
-        <w:rPr>
-          <w:u w:val="single" w:color="0000ff"/>
-          <w:rFonts w:ascii="Charis SIL Regular" w:hAnsi="Charis SIL Regular" w:eastAsia="Charis SIL Regular"/>
-          <w:b w:val="0"/>
-          <w:i w:val="0"/>
-          <w:color w:val="000000"/>
-          <w:sz w:val="24"/>
-        </w:rPr>
-        <w:hyperlink r:id="rId21" w:history="1">
-          <w:r>
-            <w:rPr>
-              <w:rStyle w:val="Hyperlink"/>
-            </w:rPr>
-            <w:t>1902))</w:t>
-          </w:r>
-        </w:hyperlink>
-      </w:r>
-      <w:r>
-        <w:rPr>
-          <w:u w:val="single" w:color="0000ff"/>
-          <w:rFonts w:ascii="Charis SIL Regular" w:hAnsi="Charis SIL Regular" w:eastAsia="Charis SIL Regular"/>
-          <w:b w:val="0"/>
-          <w:i w:val="0"/>
-          <w:color w:val="000000"/>
-          <w:sz w:val="24"/>
-        </w:rPr>
-        <w:t xml:space="preserve"> </w:t>
-      </w:r>
-      <w:r>
-        <w:rPr>
-          <w:u w:val="single" w:color="0000ff"/>
-          <w:rFonts w:ascii="Charis SIL Regular" w:hAnsi="Charis SIL Regular" w:eastAsia="Charis SIL Regular"/>
-          <w:b w:val="0"/>
-          <w:i w:val="0"/>
-          <w:color w:val="000000"/>
-          <w:sz w:val="24"/>
-        </w:rPr>
-        <w:hyperlink r:id="rId21" w:history="1">
-          <w:r>
-            <w:rPr>
-              <w:rStyle w:val="Hyperlink"/>
-            </w:rPr>
-            <w:t xml:space="preserve">and the </w:t>
-          </w:r>
-        </w:hyperlink>
+        <w:t xml:space="preserve">Martin, (1806) 1828-1845 (1902)) and the </w:t>
       </w:r>
       <w:r>
         <w:rPr>

--- a/EXPORTS/DOCX/published/niveau2/English/SabaStEustatiusStMaarten.docx
+++ b/EXPORTS/DOCX/published/niveau2/English/SabaStEustatiusStMaarten.docx
@@ -543,25 +543,7 @@
           <w:color w:val="000000"/>
           <w:sz w:val="24"/>
         </w:rPr>
-        <w:t>Eustatius in 1632 and 1636,</w:t>
-      </w:r>
-      <w:r>
-        <w:rPr>
-          <w:u w:val="single" w:color="0000ff"/>
-          <w:rFonts w:ascii="Charis SIL Regular" w:hAnsi="Charis SIL Regular" w:eastAsia="Charis SIL Regular"/>
-          <w:b w:val="0"/>
-          <w:i w:val="0"/>
-          <w:color w:val="000000"/>
-          <w:sz w:val="24"/>
-        </w:rPr>
-        <w:hyperlink r:id="rId11" w:history="1">
-          <w:r>
-            <w:rPr>
-              <w:rStyle w:val="Hyperlink"/>
-            </w:rPr>
-            <w:t xml:space="preserve"> resp</w:t>
-          </w:r>
-        </w:hyperlink>
+        <w:t>Eustatius in 1632 and 1636, resp</w:t>
       </w:r>
       <w:r>
         <w:rPr>
@@ -1766,7 +1748,7 @@
             <w:rPr>
               <w:rStyle w:val="Hyperlink"/>
             </w:rPr>
-            <w:t>office</w:t>
+            <w:t>offi</w:t>
           </w:r>
         </w:hyperlink>
       </w:r>
@@ -1777,7 +1759,23 @@
           <w:i w:val="0"/>
           <w:color w:val="0000FF"/>
           <w:sz w:val="24"/>
-          <w:u w:val="single"/>
+        </w:rPr>
+        <w:hyperlink r:id="rId15" w:history="1">
+          <w:r>
+            <w:rPr>
+              <w:rStyle w:val="Hyperlink"/>
+            </w:rPr>
+            <w:t>ce</w:t>
+          </w:r>
+        </w:hyperlink>
+      </w:r>
+      <w:r>
+        <w:rPr>
+          <w:rFonts w:ascii="Charis SIL Regular" w:hAnsi="Charis SIL Regular" w:eastAsia="Charis SIL Regular"/>
+          <w:b w:val="0"/>
+          <w:i w:val="0"/>
+          <w:color w:val="0000FF"/>
+          <w:sz w:val="24"/>
         </w:rPr>
         <w:t>rs</w:t>
       </w:r>
@@ -2038,19 +2036,9 @@
             <w:rPr>
               <w:rStyle w:val="Hyperlink"/>
             </w:rPr>
-            <w:t>Indi</w:t>
+            <w:t xml:space="preserve">Indies </w:t>
           </w:r>
         </w:hyperlink>
-      </w:r>
-      <w:r>
-        <w:rPr>
-          <w:rFonts w:ascii="Charis SIL Regular" w:hAnsi="Charis SIL Regular" w:eastAsia="Charis SIL Regular"/>
-          <w:b w:val="0"/>
-          <w:i w:val="0"/>
-          <w:color w:val="0000FF"/>
-          <w:sz w:val="24"/>
-        </w:rPr>
-        <w:t xml:space="preserve">es </w:t>
       </w:r>
       <w:r>
         <w:rPr>
@@ -2741,7 +2729,7 @@
           <w:color w:val="000000"/>
           <w:sz w:val="24"/>
         </w:rPr>
-        <w:t>, which contains informa</w:t>
+        <w:t>, which contains information about D</w:t>
       </w:r>
       <w:r>
         <w:rPr>
@@ -2757,38 +2745,9 @@
             <w:rPr>
               <w:rStyle w:val="Hyperlink"/>
             </w:rPr>
-            <w:t>tion abo</w:t>
+            <w:t>ut</w:t>
           </w:r>
         </w:hyperlink>
-      </w:r>
-      <w:r>
-        <w:rPr>
-          <w:u w:val="single" w:color="0000ff"/>
-          <w:rFonts w:ascii="Charis SIL Regular" w:hAnsi="Charis SIL Regular" w:eastAsia="Charis SIL Regular"/>
-          <w:b w:val="0"/>
-          <w:i w:val="0"/>
-          <w:color w:val="000000"/>
-          <w:sz w:val="24"/>
-        </w:rPr>
-        <w:hyperlink r:id="rId16" w:history="1">
-          <w:r>
-            <w:rPr>
-              <w:rStyle w:val="Hyperlink"/>
-            </w:rPr>
-            <w:t>u</w:t>
-          </w:r>
-        </w:hyperlink>
-      </w:r>
-      <w:r>
-        <w:rPr>
-          <w:u w:val="single" w:color="0000ff"/>
-          <w:rFonts w:ascii="Charis SIL Regular" w:hAnsi="Charis SIL Regular" w:eastAsia="Charis SIL Regular"/>
-          <w:b w:val="0"/>
-          <w:i w:val="0"/>
-          <w:color w:val="000000"/>
-          <w:sz w:val="24"/>
-        </w:rPr>
-        <w:t>t Dut</w:t>
       </w:r>
       <w:r>
         <w:rPr>
@@ -2819,13 +2778,21 @@
       </w:r>
       <w:r>
         <w:rPr>
+          <w:u w:val="single" w:color="0000ff"/>
           <w:rFonts w:ascii="Charis SIL Regular" w:hAnsi="Charis SIL Regular" w:eastAsia="Charis SIL Regular"/>
           <w:b w:val="0"/>
           <w:i w:val="0"/>
           <w:color w:val="000000"/>
           <w:sz w:val="24"/>
         </w:rPr>
-        <w:t>colon</w:t>
+        <w:hyperlink r:id="rId16" w:history="1">
+          <w:r>
+            <w:rPr>
+              <w:rStyle w:val="Hyperlink"/>
+            </w:rPr>
+            <w:t>colon</w:t>
+          </w:r>
+        </w:hyperlink>
       </w:r>
       <w:r>
         <w:rPr>
@@ -3602,7 +3569,14 @@
           <w:color w:val="000000"/>
           <w:sz w:val="24"/>
         </w:rPr>
-        <w:t xml:space="preserve"> sti</w:t>
+        <w:hyperlink r:id="rId18" w:history="1">
+          <w:r>
+            <w:rPr>
+              <w:rStyle w:val="Hyperlink"/>
+            </w:rPr>
+            <w:t xml:space="preserve"> sti</w:t>
+          </w:r>
+        </w:hyperlink>
       </w:r>
       <w:r>
         <w:rPr>
@@ -4271,6 +4245,7 @@
       </w:r>
       <w:r>
         <w:rPr>
+          <w:u w:val="single" w:color="0000ff"/>
           <w:rFonts w:ascii="Charis SIL Regular" w:hAnsi="Charis SIL Regular" w:eastAsia="Charis SIL Regular"/>
           <w:b w:val="0"/>
           <w:i w:val="0"/>
@@ -4479,7 +4454,7 @@
           <w:sz w:val="24"/>
           <w:u w:val="single"/>
         </w:rPr>
-        <w:hyperlink r:id="rId20" w:history="1">
+        <w:hyperlink r:id="rId21" w:history="1">
           <w:r>
             <w:rPr>
               <w:rStyle w:val="Hyperlink"/>
@@ -4840,13 +4815,176 @@
       </w:r>
       <w:r>
         <w:rPr>
+          <w:u w:val="single" w:color="0000ff"/>
           <w:rFonts w:ascii="Charis SIL Regular" w:hAnsi="Charis SIL Regular" w:eastAsia="Charis SIL Regular"/>
           <w:b w:val="0"/>
           <w:i w:val="0"/>
           <w:color w:val="000000"/>
           <w:sz w:val="24"/>
         </w:rPr>
-        <w:t xml:space="preserve">Martin, (1806) 1828-1845 (1902)) and the </w:t>
+        <w:hyperlink r:id="rId21" w:history="1">
+          <w:r>
+            <w:rPr>
+              <w:rStyle w:val="Hyperlink"/>
+            </w:rPr>
+            <w:t>Martin, (1</w:t>
+          </w:r>
+        </w:hyperlink>
+      </w:r>
+      <w:r>
+        <w:rPr>
+          <w:u w:val="single" w:color="0000ff"/>
+          <w:rFonts w:ascii="Charis SIL Regular" w:hAnsi="Charis SIL Regular" w:eastAsia="Charis SIL Regular"/>
+          <w:b w:val="0"/>
+          <w:i w:val="0"/>
+          <w:color w:val="000000"/>
+          <w:sz w:val="24"/>
+        </w:rPr>
+        <w:hyperlink r:id="rId21" w:history="1">
+          <w:r>
+            <w:rPr>
+              <w:rStyle w:val="Hyperlink"/>
+            </w:rPr>
+            <w:t>806</w:t>
+          </w:r>
+        </w:hyperlink>
+      </w:r>
+      <w:r>
+        <w:rPr>
+          <w:u w:val="single" w:color="0000ff"/>
+          <w:rFonts w:ascii="Charis SIL Regular" w:hAnsi="Charis SIL Regular" w:eastAsia="Charis SIL Regular"/>
+          <w:b w:val="0"/>
+          <w:i w:val="0"/>
+          <w:color w:val="000000"/>
+          <w:sz w:val="24"/>
+        </w:rPr>
+        <w:hyperlink r:id="rId21" w:history="1">
+          <w:r>
+            <w:rPr>
+              <w:rStyle w:val="Hyperlink"/>
+            </w:rPr>
+            <w:t>)</w:t>
+          </w:r>
+        </w:hyperlink>
+      </w:r>
+      <w:r>
+        <w:rPr>
+          <w:u w:val="single" w:color="0000ff"/>
+          <w:rFonts w:ascii="Charis SIL Regular" w:hAnsi="Charis SIL Regular" w:eastAsia="Charis SIL Regular"/>
+          <w:b w:val="0"/>
+          <w:i w:val="0"/>
+          <w:color w:val="000000"/>
+          <w:sz w:val="24"/>
+        </w:rPr>
+        <w:hyperlink r:id="rId21" w:history="1">
+          <w:r>
+            <w:rPr>
+              <w:rStyle w:val="Hyperlink"/>
+            </w:rPr>
+            <w:t xml:space="preserve"> 1</w:t>
+          </w:r>
+        </w:hyperlink>
+      </w:r>
+      <w:r>
+        <w:rPr>
+          <w:u w:val="single" w:color="0000ff"/>
+          <w:rFonts w:ascii="Charis SIL Regular" w:hAnsi="Charis SIL Regular" w:eastAsia="Charis SIL Regular"/>
+          <w:b w:val="0"/>
+          <w:i w:val="0"/>
+          <w:color w:val="000000"/>
+          <w:sz w:val="24"/>
+        </w:rPr>
+        <w:hyperlink r:id="rId21" w:history="1">
+          <w:r>
+            <w:rPr>
+              <w:rStyle w:val="Hyperlink"/>
+            </w:rPr>
+            <w:t>8</w:t>
+          </w:r>
+        </w:hyperlink>
+      </w:r>
+      <w:r>
+        <w:rPr>
+          <w:u w:val="single" w:color="0000ff"/>
+          <w:rFonts w:ascii="Charis SIL Regular" w:hAnsi="Charis SIL Regular" w:eastAsia="Charis SIL Regular"/>
+          <w:b w:val="0"/>
+          <w:i w:val="0"/>
+          <w:color w:val="000000"/>
+          <w:sz w:val="24"/>
+        </w:rPr>
+        <w:hyperlink r:id="rId21" w:history="1">
+          <w:r>
+            <w:rPr>
+              <w:rStyle w:val="Hyperlink"/>
+            </w:rPr>
+            <w:t xml:space="preserve">28-1845 </w:t>
+          </w:r>
+        </w:hyperlink>
+      </w:r>
+      <w:r>
+        <w:rPr>
+          <w:u w:val="single" w:color="0000ff"/>
+          <w:rFonts w:ascii="Charis SIL Regular" w:hAnsi="Charis SIL Regular" w:eastAsia="Charis SIL Regular"/>
+          <w:b w:val="0"/>
+          <w:i w:val="0"/>
+          <w:color w:val="000000"/>
+          <w:sz w:val="24"/>
+        </w:rPr>
+        <w:hyperlink r:id="rId21" w:history="1">
+          <w:r>
+            <w:rPr>
+              <w:rStyle w:val="Hyperlink"/>
+            </w:rPr>
+            <w:t>(</w:t>
+          </w:r>
+        </w:hyperlink>
+      </w:r>
+      <w:r>
+        <w:rPr>
+          <w:u w:val="single" w:color="0000ff"/>
+          <w:rFonts w:ascii="Charis SIL Regular" w:hAnsi="Charis SIL Regular" w:eastAsia="Charis SIL Regular"/>
+          <w:b w:val="0"/>
+          <w:i w:val="0"/>
+          <w:color w:val="000000"/>
+          <w:sz w:val="24"/>
+        </w:rPr>
+        <w:hyperlink r:id="rId21" w:history="1">
+          <w:r>
+            <w:rPr>
+              <w:rStyle w:val="Hyperlink"/>
+            </w:rPr>
+            <w:t>1902))</w:t>
+          </w:r>
+        </w:hyperlink>
+      </w:r>
+      <w:r>
+        <w:rPr>
+          <w:u w:val="single" w:color="0000ff"/>
+          <w:rFonts w:ascii="Charis SIL Regular" w:hAnsi="Charis SIL Regular" w:eastAsia="Charis SIL Regular"/>
+          <w:b w:val="0"/>
+          <w:i w:val="0"/>
+          <w:color w:val="000000"/>
+          <w:sz w:val="24"/>
+        </w:rPr>
+        <w:t xml:space="preserve"> </w:t>
+      </w:r>
+      <w:r>
+        <w:rPr>
+          <w:u w:val="single" w:color="0000ff"/>
+          <w:rFonts w:ascii="Charis SIL Regular" w:hAnsi="Charis SIL Regular" w:eastAsia="Charis SIL Regular"/>
+          <w:b w:val="0"/>
+          <w:i w:val="0"/>
+          <w:color w:val="000000"/>
+          <w:sz w:val="24"/>
+        </w:rPr>
+        <w:hyperlink r:id="rId21" w:history="1">
+          <w:r>
+            <w:rPr>
+              <w:rStyle w:val="Hyperlink"/>
+            </w:rPr>
+            <w:t xml:space="preserve">and the </w:t>
+          </w:r>
+        </w:hyperlink>
       </w:r>
       <w:r>
         <w:rPr>

--- a/EXPORTS/DOCX/published/niveau2/English/SabaStEustatiusStMaarten.docx
+++ b/EXPORTS/DOCX/published/niveau2/English/SabaStEustatiusStMaarten.docx
@@ -543,7 +543,25 @@
           <w:color w:val="000000"/>
           <w:sz w:val="24"/>
         </w:rPr>
-        <w:t>Eustatius in 1632 and 1636, resp</w:t>
+        <w:t>Eustatius in 1632 and 1636,</w:t>
+      </w:r>
+      <w:r>
+        <w:rPr>
+          <w:u w:val="single" w:color="0000ff"/>
+          <w:rFonts w:ascii="Charis SIL Regular" w:hAnsi="Charis SIL Regular" w:eastAsia="Charis SIL Regular"/>
+          <w:b w:val="0"/>
+          <w:i w:val="0"/>
+          <w:color w:val="000000"/>
+          <w:sz w:val="24"/>
+        </w:rPr>
+        <w:hyperlink r:id="rId11" w:history="1">
+          <w:r>
+            <w:rPr>
+              <w:rStyle w:val="Hyperlink"/>
+            </w:rPr>
+            <w:t xml:space="preserve"> resp</w:t>
+          </w:r>
+        </w:hyperlink>
       </w:r>
       <w:r>
         <w:rPr>
@@ -1748,7 +1766,7 @@
             <w:rPr>
               <w:rStyle w:val="Hyperlink"/>
             </w:rPr>
-            <w:t>offi</w:t>
+            <w:t>office</w:t>
           </w:r>
         </w:hyperlink>
       </w:r>
@@ -1759,23 +1777,7 @@
           <w:i w:val="0"/>
           <w:color w:val="0000FF"/>
           <w:sz w:val="24"/>
-        </w:rPr>
-        <w:hyperlink r:id="rId15" w:history="1">
-          <w:r>
-            <w:rPr>
-              <w:rStyle w:val="Hyperlink"/>
-            </w:rPr>
-            <w:t>ce</w:t>
-          </w:r>
-        </w:hyperlink>
-      </w:r>
-      <w:r>
-        <w:rPr>
-          <w:rFonts w:ascii="Charis SIL Regular" w:hAnsi="Charis SIL Regular" w:eastAsia="Charis SIL Regular"/>
-          <w:b w:val="0"/>
-          <w:i w:val="0"/>
-          <w:color w:val="0000FF"/>
-          <w:sz w:val="24"/>
+          <w:u w:val="single"/>
         </w:rPr>
         <w:t>rs</w:t>
       </w:r>
@@ -1949,7 +1951,7 @@
             <w:rPr>
               <w:rStyle w:val="Hyperlink"/>
             </w:rPr>
-            <w:t>in</w:t>
+            <w:t>i</w:t>
           </w:r>
         </w:hyperlink>
       </w:r>
@@ -1960,9 +1962,8 @@
           <w:i w:val="0"/>
           <w:color w:val="0000FF"/>
           <w:sz w:val="24"/>
-          <w:u w:val="single"/>
-        </w:rPr>
-        <w:t xml:space="preserve"> </w:t>
+        </w:rPr>
+        <w:t xml:space="preserve">n </w:t>
       </w:r>
       <w:r>
         <w:rPr>
@@ -2729,7 +2730,89 @@
           <w:color w:val="000000"/>
           <w:sz w:val="24"/>
         </w:rPr>
-        <w:t>, which contains information about D</w:t>
+        <w:t>, which contains inf</w:t>
+      </w:r>
+      <w:r>
+        <w:rPr>
+          <w:u w:val="single" w:color="0000ff"/>
+          <w:rFonts w:ascii="Charis SIL Regular" w:hAnsi="Charis SIL Regular" w:eastAsia="Charis SIL Regular"/>
+          <w:b w:val="0"/>
+          <w:i w:val="0"/>
+          <w:color w:val="000000"/>
+          <w:sz w:val="24"/>
+        </w:rPr>
+        <w:hyperlink r:id="rId16" w:history="1">
+          <w:r>
+            <w:rPr>
+              <w:rStyle w:val="Hyperlink"/>
+            </w:rPr>
+            <w:t>orma</w:t>
+          </w:r>
+        </w:hyperlink>
+      </w:r>
+      <w:r>
+        <w:rPr>
+          <w:u w:val="single" w:color="0000ff"/>
+          <w:rFonts w:ascii="Charis SIL Regular" w:hAnsi="Charis SIL Regular" w:eastAsia="Charis SIL Regular"/>
+          <w:b w:val="0"/>
+          <w:i w:val="0"/>
+          <w:color w:val="000000"/>
+          <w:sz w:val="24"/>
+        </w:rPr>
+        <w:hyperlink r:id="rId16" w:history="1">
+          <w:r>
+            <w:rPr>
+              <w:rStyle w:val="Hyperlink"/>
+            </w:rPr>
+            <w:t>tion abo</w:t>
+          </w:r>
+        </w:hyperlink>
+      </w:r>
+      <w:r>
+        <w:rPr>
+          <w:u w:val="single" w:color="0000ff"/>
+          <w:rFonts w:ascii="Charis SIL Regular" w:hAnsi="Charis SIL Regular" w:eastAsia="Charis SIL Regular"/>
+          <w:b w:val="0"/>
+          <w:i w:val="0"/>
+          <w:color w:val="000000"/>
+          <w:sz w:val="24"/>
+        </w:rPr>
+        <w:hyperlink r:id="rId16" w:history="1">
+          <w:r>
+            <w:rPr>
+              <w:rStyle w:val="Hyperlink"/>
+            </w:rPr>
+            <w:t>u</w:t>
+          </w:r>
+        </w:hyperlink>
+      </w:r>
+      <w:r>
+        <w:rPr>
+          <w:u w:val="single" w:color="0000ff"/>
+          <w:rFonts w:ascii="Charis SIL Regular" w:hAnsi="Charis SIL Regular" w:eastAsia="Charis SIL Regular"/>
+          <w:b w:val="0"/>
+          <w:i w:val="0"/>
+          <w:color w:val="000000"/>
+          <w:sz w:val="24"/>
+        </w:rPr>
+        <w:hyperlink r:id="rId16" w:history="1">
+          <w:r>
+            <w:rPr>
+              <w:rStyle w:val="Hyperlink"/>
+            </w:rPr>
+            <w:t xml:space="preserve">t </w:t>
+          </w:r>
+        </w:hyperlink>
+      </w:r>
+      <w:r>
+        <w:rPr>
+          <w:rFonts w:ascii="Charis SIL Regular" w:hAnsi="Charis SIL Regular" w:eastAsia="Charis SIL Regular"/>
+          <w:b w:val="0"/>
+          <w:i w:val="0"/>
+          <w:color w:val="000000"/>
+          <w:sz w:val="24"/>
+        </w:rPr>
+        <w:t>D</w:t>
       </w:r>
       <w:r>
         <w:rPr>
@@ -4454,7 +4537,7 @@
           <w:sz w:val="24"/>
           <w:u w:val="single"/>
         </w:rPr>
-        <w:hyperlink r:id="rId21" w:history="1">
+        <w:hyperlink r:id="rId20" w:history="1">
           <w:r>
             <w:rPr>
               <w:rStyle w:val="Hyperlink"/>

--- a/EXPORTS/DOCX/published/niveau2/English/SabaStEustatiusStMaarten.docx
+++ b/EXPORTS/DOCX/published/niveau2/English/SabaStEustatiusStMaarten.docx
@@ -1766,7 +1766,7 @@
             <w:rPr>
               <w:rStyle w:val="Hyperlink"/>
             </w:rPr>
-            <w:t>office</w:t>
+            <w:t>offi</w:t>
           </w:r>
         </w:hyperlink>
       </w:r>
@@ -1777,7 +1777,23 @@
           <w:i w:val="0"/>
           <w:color w:val="0000FF"/>
           <w:sz w:val="24"/>
-          <w:u w:val="single"/>
+        </w:rPr>
+        <w:hyperlink r:id="rId15" w:history="1">
+          <w:r>
+            <w:rPr>
+              <w:rStyle w:val="Hyperlink"/>
+            </w:rPr>
+            <w:t>ce</w:t>
+          </w:r>
+        </w:hyperlink>
+      </w:r>
+      <w:r>
+        <w:rPr>
+          <w:rFonts w:ascii="Charis SIL Regular" w:hAnsi="Charis SIL Regular" w:eastAsia="Charis SIL Regular"/>
+          <w:b w:val="0"/>
+          <w:i w:val="0"/>
+          <w:color w:val="0000FF"/>
+          <w:sz w:val="24"/>
         </w:rPr>
         <w:t>rs</w:t>
       </w:r>
@@ -1951,7 +1967,7 @@
             <w:rPr>
               <w:rStyle w:val="Hyperlink"/>
             </w:rPr>
-            <w:t>i</w:t>
+            <w:t>in</w:t>
           </w:r>
         </w:hyperlink>
       </w:r>
@@ -1962,8 +1978,9 @@
           <w:i w:val="0"/>
           <w:color w:val="0000FF"/>
           <w:sz w:val="24"/>
-        </w:rPr>
-        <w:t xml:space="preserve">n </w:t>
+          <w:u w:val="single"/>
+        </w:rPr>
+        <w:t xml:space="preserve"> </w:t>
       </w:r>
       <w:r>
         <w:rPr>
@@ -2806,6 +2823,7 @@
       </w:r>
       <w:r>
         <w:rPr>
+          <w:u w:val="single" w:color="0000ff"/>
           <w:rFonts w:ascii="Charis SIL Regular" w:hAnsi="Charis SIL Regular" w:eastAsia="Charis SIL Regular"/>
           <w:b w:val="0"/>
           <w:i w:val="0"/>
@@ -4898,176 +4916,13 @@
       </w:r>
       <w:r>
         <w:rPr>
-          <w:u w:val="single" w:color="0000ff"/>
           <w:rFonts w:ascii="Charis SIL Regular" w:hAnsi="Charis SIL Regular" w:eastAsia="Charis SIL Regular"/>
           <w:b w:val="0"/>
           <w:i w:val="0"/>
           <w:color w:val="000000"/>
           <w:sz w:val="24"/>
         </w:rPr>
-        <w:hyperlink r:id="rId21" w:history="1">
-          <w:r>
-            <w:rPr>
-              <w:rStyle w:val="Hyperlink"/>
-            </w:rPr>
-            <w:t>Martin, (1</w:t>
-          </w:r>
-        </w:hyperlink>
-      </w:r>
-      <w:r>
-        <w:rPr>
-          <w:u w:val="single" w:color="0000ff"/>
-          <w:rFonts w:ascii="Charis SIL Regular" w:hAnsi="Charis SIL Regular" w:eastAsia="Charis SIL Regular"/>
-          <w:b w:val="0"/>
-          <w:i w:val="0"/>
-          <w:color w:val="000000"/>
-          <w:sz w:val="24"/>
-        </w:rPr>
-        <w:hyperlink r:id="rId21" w:history="1">
-          <w:r>
-            <w:rPr>
-              <w:rStyle w:val="Hyperlink"/>
-            </w:rPr>
-            <w:t>806</w:t>
-          </w:r>
-        </w:hyperlink>
-      </w:r>
-      <w:r>
-        <w:rPr>
-          <w:u w:val="single" w:color="0000ff"/>
-          <w:rFonts w:ascii="Charis SIL Regular" w:hAnsi="Charis SIL Regular" w:eastAsia="Charis SIL Regular"/>
-          <w:b w:val="0"/>
-          <w:i w:val="0"/>
-          <w:color w:val="000000"/>
-          <w:sz w:val="24"/>
-        </w:rPr>
-        <w:hyperlink r:id="rId21" w:history="1">
-          <w:r>
-            <w:rPr>
-              <w:rStyle w:val="Hyperlink"/>
-            </w:rPr>
-            <w:t>)</w:t>
-          </w:r>
-        </w:hyperlink>
-      </w:r>
-      <w:r>
-        <w:rPr>
-          <w:u w:val="single" w:color="0000ff"/>
-          <w:rFonts w:ascii="Charis SIL Regular" w:hAnsi="Charis SIL Regular" w:eastAsia="Charis SIL Regular"/>
-          <w:b w:val="0"/>
-          <w:i w:val="0"/>
-          <w:color w:val="000000"/>
-          <w:sz w:val="24"/>
-        </w:rPr>
-        <w:hyperlink r:id="rId21" w:history="1">
-          <w:r>
-            <w:rPr>
-              <w:rStyle w:val="Hyperlink"/>
-            </w:rPr>
-            <w:t xml:space="preserve"> 1</w:t>
-          </w:r>
-        </w:hyperlink>
-      </w:r>
-      <w:r>
-        <w:rPr>
-          <w:u w:val="single" w:color="0000ff"/>
-          <w:rFonts w:ascii="Charis SIL Regular" w:hAnsi="Charis SIL Regular" w:eastAsia="Charis SIL Regular"/>
-          <w:b w:val="0"/>
-          <w:i w:val="0"/>
-          <w:color w:val="000000"/>
-          <w:sz w:val="24"/>
-        </w:rPr>
-        <w:hyperlink r:id="rId21" w:history="1">
-          <w:r>
-            <w:rPr>
-              <w:rStyle w:val="Hyperlink"/>
-            </w:rPr>
-            <w:t>8</w:t>
-          </w:r>
-        </w:hyperlink>
-      </w:r>
-      <w:r>
-        <w:rPr>
-          <w:u w:val="single" w:color="0000ff"/>
-          <w:rFonts w:ascii="Charis SIL Regular" w:hAnsi="Charis SIL Regular" w:eastAsia="Charis SIL Regular"/>
-          <w:b w:val="0"/>
-          <w:i w:val="0"/>
-          <w:color w:val="000000"/>
-          <w:sz w:val="24"/>
-        </w:rPr>
-        <w:hyperlink r:id="rId21" w:history="1">
-          <w:r>
-            <w:rPr>
-              <w:rStyle w:val="Hyperlink"/>
-            </w:rPr>
-            <w:t xml:space="preserve">28-1845 </w:t>
-          </w:r>
-        </w:hyperlink>
-      </w:r>
-      <w:r>
-        <w:rPr>
-          <w:u w:val="single" w:color="0000ff"/>
-          <w:rFonts w:ascii="Charis SIL Regular" w:hAnsi="Charis SIL Regular" w:eastAsia="Charis SIL Regular"/>
-          <w:b w:val="0"/>
-          <w:i w:val="0"/>
-          <w:color w:val="000000"/>
-          <w:sz w:val="24"/>
-        </w:rPr>
-        <w:hyperlink r:id="rId21" w:history="1">
-          <w:r>
-            <w:rPr>
-              <w:rStyle w:val="Hyperlink"/>
-            </w:rPr>
-            <w:t>(</w:t>
-          </w:r>
-        </w:hyperlink>
-      </w:r>
-      <w:r>
-        <w:rPr>
-          <w:u w:val="single" w:color="0000ff"/>
-          <w:rFonts w:ascii="Charis SIL Regular" w:hAnsi="Charis SIL Regular" w:eastAsia="Charis SIL Regular"/>
-          <w:b w:val="0"/>
-          <w:i w:val="0"/>
-          <w:color w:val="000000"/>
-          <w:sz w:val="24"/>
-        </w:rPr>
-        <w:hyperlink r:id="rId21" w:history="1">
-          <w:r>
-            <w:rPr>
-              <w:rStyle w:val="Hyperlink"/>
-            </w:rPr>
-            <w:t>1902))</w:t>
-          </w:r>
-        </w:hyperlink>
-      </w:r>
-      <w:r>
-        <w:rPr>
-          <w:u w:val="single" w:color="0000ff"/>
-          <w:rFonts w:ascii="Charis SIL Regular" w:hAnsi="Charis SIL Regular" w:eastAsia="Charis SIL Regular"/>
-          <w:b w:val="0"/>
-          <w:i w:val="0"/>
-          <w:color w:val="000000"/>
-          <w:sz w:val="24"/>
-        </w:rPr>
-        <w:t xml:space="preserve"> </w:t>
-      </w:r>
-      <w:r>
-        <w:rPr>
-          <w:u w:val="single" w:color="0000ff"/>
-          <w:rFonts w:ascii="Charis SIL Regular" w:hAnsi="Charis SIL Regular" w:eastAsia="Charis SIL Regular"/>
-          <w:b w:val="0"/>
-          <w:i w:val="0"/>
-          <w:color w:val="000000"/>
-          <w:sz w:val="24"/>
-        </w:rPr>
-        <w:hyperlink r:id="rId21" w:history="1">
-          <w:r>
-            <w:rPr>
-              <w:rStyle w:val="Hyperlink"/>
-            </w:rPr>
-            <w:t xml:space="preserve">and the </w:t>
-          </w:r>
-        </w:hyperlink>
+        <w:t xml:space="preserve">Martin, (1806) 1828-1845 (1902)) and the </w:t>
       </w:r>
       <w:r>
         <w:rPr>

--- a/EXPORTS/DOCX/published/niveau2/English/SabaStEustatiusStMaarten.docx
+++ b/EXPORTS/DOCX/published/niveau2/English/SabaStEustatiusStMaarten.docx
@@ -1395,118 +1395,7 @@
           <w:color w:val="000000"/>
           <w:sz w:val="24"/>
         </w:rPr>
-        <w:t xml:space="preserve"> of 1814 gave the islands the name of Sint Eustatius and Depende</w:t>
-      </w:r>
-      <w:r>
-        <w:rPr>
-          <w:u w:val="single" w:color="0000ff"/>
-          <w:rFonts w:ascii="Charis SIL Regular" w:hAnsi="Charis SIL Regular" w:eastAsia="Charis SIL Regular"/>
-          <w:b w:val="0"/>
-          <w:i w:val="0"/>
-          <w:color w:val="000000"/>
-          <w:sz w:val="24"/>
-        </w:rPr>
-        <w:hyperlink r:id="rId14" w:history="1">
-          <w:r>
-            <w:rPr>
-              <w:rStyle w:val="Hyperlink"/>
-            </w:rPr>
-            <w:t>ncies a</w:t>
-          </w:r>
-        </w:hyperlink>
-      </w:r>
-      <w:r>
-        <w:rPr>
-          <w:u w:val="single" w:color="0000ff"/>
-          <w:rFonts w:ascii="Charis SIL Regular" w:hAnsi="Charis SIL Regular" w:eastAsia="Charis SIL Regular"/>
-          <w:b w:val="0"/>
-          <w:i w:val="0"/>
-          <w:color w:val="000000"/>
-          <w:sz w:val="24"/>
-        </w:rPr>
-        <w:hyperlink r:id="rId14" w:history="1">
-          <w:r>
-            <w:rPr>
-              <w:rStyle w:val="Hyperlink"/>
-            </w:rPr>
-            <w:t>nd</w:t>
-          </w:r>
-        </w:hyperlink>
-      </w:r>
-      <w:r>
-        <w:rPr>
-          <w:u w:val="single" w:color="0000ff"/>
-          <w:rFonts w:ascii="Charis SIL Regular" w:hAnsi="Charis SIL Regular" w:eastAsia="Charis SIL Regular"/>
-          <w:b w:val="0"/>
-          <w:i w:val="0"/>
-          <w:color w:val="000000"/>
-          <w:sz w:val="24"/>
-        </w:rPr>
-        <w:t xml:space="preserve"> </w:t>
-      </w:r>
-      <w:r>
-        <w:rPr>
-          <w:u w:val="single" w:color="0000ff"/>
-          <w:rFonts w:ascii="Charis SIL Regular" w:hAnsi="Charis SIL Regular" w:eastAsia="Charis SIL Regular"/>
-          <w:b w:val="0"/>
-          <w:i w:val="0"/>
-          <w:color w:val="000000"/>
-          <w:sz w:val="24"/>
-        </w:rPr>
-        <w:hyperlink r:id="rId14" w:history="1">
-          <w:r>
-            <w:rPr>
-              <w:rStyle w:val="Hyperlink"/>
-            </w:rPr>
-            <w:t xml:space="preserve">placed </w:t>
-          </w:r>
-        </w:hyperlink>
-      </w:r>
-      <w:r>
-        <w:rPr>
-          <w:u w:val="single" w:color="0000ff"/>
-          <w:rFonts w:ascii="Charis SIL Regular" w:hAnsi="Charis SIL Regular" w:eastAsia="Charis SIL Regular"/>
-          <w:b w:val="0"/>
-          <w:i w:val="0"/>
-          <w:color w:val="000000"/>
-          <w:sz w:val="24"/>
-        </w:rPr>
-        <w:hyperlink r:id="rId14" w:history="1">
-          <w:r>
-            <w:rPr>
-              <w:rStyle w:val="Hyperlink"/>
-            </w:rPr>
-            <w:t>t</w:t>
-          </w:r>
-        </w:hyperlink>
-      </w:r>
-      <w:r>
-        <w:rPr>
-          <w:u w:val="single" w:color="0000ff"/>
-          <w:rFonts w:ascii="Charis SIL Regular" w:hAnsi="Charis SIL Regular" w:eastAsia="Charis SIL Regular"/>
-          <w:b w:val="0"/>
-          <w:i w:val="0"/>
-          <w:color w:val="000000"/>
-          <w:sz w:val="24"/>
-        </w:rPr>
-        <w:hyperlink r:id="rId14" w:history="1">
-          <w:r>
-            <w:rPr>
-              <w:rStyle w:val="Hyperlink"/>
-            </w:rPr>
-            <w:t>he</w:t>
-          </w:r>
-        </w:hyperlink>
-      </w:r>
-      <w:r>
-        <w:rPr>
-          <w:rFonts w:ascii="Charis SIL Regular" w:hAnsi="Charis SIL Regular" w:eastAsia="Charis SIL Regular"/>
-          <w:b w:val="0"/>
-          <w:i w:val="0"/>
-          <w:color w:val="000000"/>
-          <w:sz w:val="24"/>
-        </w:rPr>
-        <w:t xml:space="preserve">m </w:t>
+        <w:t xml:space="preserve"> of 1814 gave the islands the name of Sint Eustatius and Dependencies and placed them </w:t>
       </w:r>
       <w:r>
         <w:rPr>
@@ -2769,68 +2658,13 @@
       </w:r>
       <w:r>
         <w:rPr>
-          <w:u w:val="single" w:color="0000ff"/>
           <w:rFonts w:ascii="Charis SIL Regular" w:hAnsi="Charis SIL Regular" w:eastAsia="Charis SIL Regular"/>
           <w:b w:val="0"/>
           <w:i w:val="0"/>
           <w:color w:val="000000"/>
           <w:sz w:val="24"/>
         </w:rPr>
-        <w:hyperlink r:id="rId16" w:history="1">
-          <w:r>
-            <w:rPr>
-              <w:rStyle w:val="Hyperlink"/>
-            </w:rPr>
-            <w:t>tion abo</w:t>
-          </w:r>
-        </w:hyperlink>
-      </w:r>
-      <w:r>
-        <w:rPr>
-          <w:u w:val="single" w:color="0000ff"/>
-          <w:rFonts w:ascii="Charis SIL Regular" w:hAnsi="Charis SIL Regular" w:eastAsia="Charis SIL Regular"/>
-          <w:b w:val="0"/>
-          <w:i w:val="0"/>
-          <w:color w:val="000000"/>
-          <w:sz w:val="24"/>
-        </w:rPr>
-        <w:hyperlink r:id="rId16" w:history="1">
-          <w:r>
-            <w:rPr>
-              <w:rStyle w:val="Hyperlink"/>
-            </w:rPr>
-            <w:t>u</w:t>
-          </w:r>
-        </w:hyperlink>
-      </w:r>
-      <w:r>
-        <w:rPr>
-          <w:u w:val="single" w:color="0000ff"/>
-          <w:rFonts w:ascii="Charis SIL Regular" w:hAnsi="Charis SIL Regular" w:eastAsia="Charis SIL Regular"/>
-          <w:b w:val="0"/>
-          <w:i w:val="0"/>
-          <w:color w:val="000000"/>
-          <w:sz w:val="24"/>
-        </w:rPr>
-        <w:hyperlink r:id="rId16" w:history="1">
-          <w:r>
-            <w:rPr>
-              <w:rStyle w:val="Hyperlink"/>
-            </w:rPr>
-            <w:t xml:space="preserve">t </w:t>
-          </w:r>
-        </w:hyperlink>
-      </w:r>
-      <w:r>
-        <w:rPr>
-          <w:u w:val="single" w:color="0000ff"/>
-          <w:rFonts w:ascii="Charis SIL Regular" w:hAnsi="Charis SIL Regular" w:eastAsia="Charis SIL Regular"/>
-          <w:b w:val="0"/>
-          <w:i w:val="0"/>
-          <w:color w:val="000000"/>
-          <w:sz w:val="24"/>
-        </w:rPr>
-        <w:t>D</w:t>
+        <w:t>tion about D</w:t>
       </w:r>
       <w:r>
         <w:rPr>
@@ -4310,21 +4144,13 @@
       </w:r>
       <w:r>
         <w:rPr>
-          <w:u w:val="single" w:color="0000ff"/>
           <w:rFonts w:ascii="Charis SIL Regular" w:hAnsi="Charis SIL Regular" w:eastAsia="Charis SIL Regular"/>
           <w:b w:val="0"/>
           <w:i w:val="0"/>
           <w:color w:val="000000"/>
           <w:sz w:val="24"/>
         </w:rPr>
-        <w:hyperlink r:id="rId20" w:history="1">
-          <w:r>
-            <w:rPr>
-              <w:rStyle w:val="Hyperlink"/>
-            </w:rPr>
-            <w:t xml:space="preserve"> Sai</w:t>
-          </w:r>
-        </w:hyperlink>
+        <w:t xml:space="preserve"> Sai</w:t>
       </w:r>
       <w:r>
         <w:rPr>
@@ -4346,7 +4172,6 @@
       </w:r>
       <w:r>
         <w:rPr>
-          <w:u w:val="single" w:color="0000ff"/>
           <w:rFonts w:ascii="Charis SIL Regular" w:hAnsi="Charis SIL Regular" w:eastAsia="Charis SIL Regular"/>
           <w:b w:val="0"/>
           <w:i w:val="0"/>
@@ -4922,7 +4747,161 @@
           <w:color w:val="000000"/>
           <w:sz w:val="24"/>
         </w:rPr>
-        <w:t xml:space="preserve">Martin, (1806) 1828-1845 (1902)) and the </w:t>
+        <w:t>Martin, (1</w:t>
+      </w:r>
+      <w:r>
+        <w:rPr>
+          <w:u w:val="single" w:color="0000ff"/>
+          <w:rFonts w:ascii="Charis SIL Regular" w:hAnsi="Charis SIL Regular" w:eastAsia="Charis SIL Regular"/>
+          <w:b w:val="0"/>
+          <w:i w:val="0"/>
+          <w:color w:val="000000"/>
+          <w:sz w:val="24"/>
+        </w:rPr>
+        <w:hyperlink r:id="rId21" w:history="1">
+          <w:r>
+            <w:rPr>
+              <w:rStyle w:val="Hyperlink"/>
+            </w:rPr>
+            <w:t>806</w:t>
+          </w:r>
+        </w:hyperlink>
+      </w:r>
+      <w:r>
+        <w:rPr>
+          <w:u w:val="single" w:color="0000ff"/>
+          <w:rFonts w:ascii="Charis SIL Regular" w:hAnsi="Charis SIL Regular" w:eastAsia="Charis SIL Regular"/>
+          <w:b w:val="0"/>
+          <w:i w:val="0"/>
+          <w:color w:val="000000"/>
+          <w:sz w:val="24"/>
+        </w:rPr>
+        <w:hyperlink r:id="rId21" w:history="1">
+          <w:r>
+            <w:rPr>
+              <w:rStyle w:val="Hyperlink"/>
+            </w:rPr>
+            <w:t>)</w:t>
+          </w:r>
+        </w:hyperlink>
+      </w:r>
+      <w:r>
+        <w:rPr>
+          <w:u w:val="single" w:color="0000ff"/>
+          <w:rFonts w:ascii="Charis SIL Regular" w:hAnsi="Charis SIL Regular" w:eastAsia="Charis SIL Regular"/>
+          <w:b w:val="0"/>
+          <w:i w:val="0"/>
+          <w:color w:val="000000"/>
+          <w:sz w:val="24"/>
+        </w:rPr>
+        <w:hyperlink r:id="rId21" w:history="1">
+          <w:r>
+            <w:rPr>
+              <w:rStyle w:val="Hyperlink"/>
+            </w:rPr>
+            <w:t xml:space="preserve"> 1</w:t>
+          </w:r>
+        </w:hyperlink>
+      </w:r>
+      <w:r>
+        <w:rPr>
+          <w:u w:val="single" w:color="0000ff"/>
+          <w:rFonts w:ascii="Charis SIL Regular" w:hAnsi="Charis SIL Regular" w:eastAsia="Charis SIL Regular"/>
+          <w:b w:val="0"/>
+          <w:i w:val="0"/>
+          <w:color w:val="000000"/>
+          <w:sz w:val="24"/>
+        </w:rPr>
+        <w:hyperlink r:id="rId21" w:history="1">
+          <w:r>
+            <w:rPr>
+              <w:rStyle w:val="Hyperlink"/>
+            </w:rPr>
+            <w:t>8</w:t>
+          </w:r>
+        </w:hyperlink>
+      </w:r>
+      <w:r>
+        <w:rPr>
+          <w:u w:val="single" w:color="0000ff"/>
+          <w:rFonts w:ascii="Charis SIL Regular" w:hAnsi="Charis SIL Regular" w:eastAsia="Charis SIL Regular"/>
+          <w:b w:val="0"/>
+          <w:i w:val="0"/>
+          <w:color w:val="000000"/>
+          <w:sz w:val="24"/>
+        </w:rPr>
+        <w:hyperlink r:id="rId21" w:history="1">
+          <w:r>
+            <w:rPr>
+              <w:rStyle w:val="Hyperlink"/>
+            </w:rPr>
+            <w:t xml:space="preserve">28-1845 </w:t>
+          </w:r>
+        </w:hyperlink>
+      </w:r>
+      <w:r>
+        <w:rPr>
+          <w:u w:val="single" w:color="0000ff"/>
+          <w:rFonts w:ascii="Charis SIL Regular" w:hAnsi="Charis SIL Regular" w:eastAsia="Charis SIL Regular"/>
+          <w:b w:val="0"/>
+          <w:i w:val="0"/>
+          <w:color w:val="000000"/>
+          <w:sz w:val="24"/>
+        </w:rPr>
+        <w:hyperlink r:id="rId21" w:history="1">
+          <w:r>
+            <w:rPr>
+              <w:rStyle w:val="Hyperlink"/>
+            </w:rPr>
+            <w:t>(</w:t>
+          </w:r>
+        </w:hyperlink>
+      </w:r>
+      <w:r>
+        <w:rPr>
+          <w:u w:val="single" w:color="0000ff"/>
+          <w:rFonts w:ascii="Charis SIL Regular" w:hAnsi="Charis SIL Regular" w:eastAsia="Charis SIL Regular"/>
+          <w:b w:val="0"/>
+          <w:i w:val="0"/>
+          <w:color w:val="000000"/>
+          <w:sz w:val="24"/>
+        </w:rPr>
+        <w:hyperlink r:id="rId21" w:history="1">
+          <w:r>
+            <w:rPr>
+              <w:rStyle w:val="Hyperlink"/>
+            </w:rPr>
+            <w:t>1902))</w:t>
+          </w:r>
+        </w:hyperlink>
+      </w:r>
+      <w:r>
+        <w:rPr>
+          <w:u w:val="single" w:color="0000ff"/>
+          <w:rFonts w:ascii="Charis SIL Regular" w:hAnsi="Charis SIL Regular" w:eastAsia="Charis SIL Regular"/>
+          <w:b w:val="0"/>
+          <w:i w:val="0"/>
+          <w:color w:val="000000"/>
+          <w:sz w:val="24"/>
+        </w:rPr>
+        <w:t xml:space="preserve"> </w:t>
+      </w:r>
+      <w:r>
+        <w:rPr>
+          <w:rFonts w:ascii="Charis SIL Regular" w:hAnsi="Charis SIL Regular" w:eastAsia="Charis SIL Regular"/>
+          <w:b w:val="0"/>
+          <w:i w:val="0"/>
+          <w:color w:val="000000"/>
+          <w:sz w:val="24"/>
+        </w:rPr>
+        <w:hyperlink r:id="rId21" w:history="1">
+          <w:r>
+            <w:rPr>
+              <w:rStyle w:val="Hyperlink"/>
+            </w:rPr>
+            <w:t xml:space="preserve">and the </w:t>
+          </w:r>
+        </w:hyperlink>
       </w:r>
       <w:r>
         <w:rPr>
@@ -5283,32 +5262,7 @@
           <w:color w:val="000000"/>
           <w:sz w:val="24"/>
         </w:rPr>
-        <w:hyperlink r:id="rId22" w:history="1">
-          <w:r>
-            <w:rPr>
-              <w:rStyle w:val="Hyperlink"/>
-            </w:rPr>
-            <w:t xml:space="preserve">us </w:t>
-          </w:r>
-        </w:hyperlink>
-      </w:r>
-      <w:r>
-        <w:rPr>
-          <w:u w:val="single" w:color="0000ff"/>
-          <w:rFonts w:ascii="Charis SIL Regular" w:hAnsi="Charis SIL Regular" w:eastAsia="Charis SIL Regular"/>
-          <w:b w:val="0"/>
-          <w:i w:val="0"/>
-          <w:color w:val="000000"/>
-          <w:sz w:val="24"/>
-        </w:rPr>
-        <w:hyperlink r:id="rId22" w:history="1">
-          <w:r>
-            <w:rPr>
-              <w:rStyle w:val="Hyperlink"/>
-            </w:rPr>
-            <w:t xml:space="preserve">and Saba, </w:t>
-          </w:r>
-        </w:hyperlink>
+        <w:t xml:space="preserve">us and Saba, </w:t>
       </w:r>
       <w:r>
         <w:rPr>

--- a/EXPORTS/DOCX/published/niveau2/English/SabaStEustatiusStMaarten.docx
+++ b/EXPORTS/DOCX/published/niveau2/English/SabaStEustatiusStMaarten.docx
@@ -1395,7 +1395,118 @@
           <w:color w:val="000000"/>
           <w:sz w:val="24"/>
         </w:rPr>
-        <w:t xml:space="preserve"> of 1814 gave the islands the name of Sint Eustatius and Dependencies and placed them </w:t>
+        <w:t xml:space="preserve"> of 1814 gave the islands the name of Sint Eustatius and Depende</w:t>
+      </w:r>
+      <w:r>
+        <w:rPr>
+          <w:u w:val="single" w:color="0000ff"/>
+          <w:rFonts w:ascii="Charis SIL Regular" w:hAnsi="Charis SIL Regular" w:eastAsia="Charis SIL Regular"/>
+          <w:b w:val="0"/>
+          <w:i w:val="0"/>
+          <w:color w:val="000000"/>
+          <w:sz w:val="24"/>
+        </w:rPr>
+        <w:hyperlink r:id="rId14" w:history="1">
+          <w:r>
+            <w:rPr>
+              <w:rStyle w:val="Hyperlink"/>
+            </w:rPr>
+            <w:t>ncies a</w:t>
+          </w:r>
+        </w:hyperlink>
+      </w:r>
+      <w:r>
+        <w:rPr>
+          <w:u w:val="single" w:color="0000ff"/>
+          <w:rFonts w:ascii="Charis SIL Regular" w:hAnsi="Charis SIL Regular" w:eastAsia="Charis SIL Regular"/>
+          <w:b w:val="0"/>
+          <w:i w:val="0"/>
+          <w:color w:val="000000"/>
+          <w:sz w:val="24"/>
+        </w:rPr>
+        <w:hyperlink r:id="rId14" w:history="1">
+          <w:r>
+            <w:rPr>
+              <w:rStyle w:val="Hyperlink"/>
+            </w:rPr>
+            <w:t>nd</w:t>
+          </w:r>
+        </w:hyperlink>
+      </w:r>
+      <w:r>
+        <w:rPr>
+          <w:u w:val="single" w:color="0000ff"/>
+          <w:rFonts w:ascii="Charis SIL Regular" w:hAnsi="Charis SIL Regular" w:eastAsia="Charis SIL Regular"/>
+          <w:b w:val="0"/>
+          <w:i w:val="0"/>
+          <w:color w:val="000000"/>
+          <w:sz w:val="24"/>
+        </w:rPr>
+        <w:t xml:space="preserve"> </w:t>
+      </w:r>
+      <w:r>
+        <w:rPr>
+          <w:u w:val="single" w:color="0000ff"/>
+          <w:rFonts w:ascii="Charis SIL Regular" w:hAnsi="Charis SIL Regular" w:eastAsia="Charis SIL Regular"/>
+          <w:b w:val="0"/>
+          <w:i w:val="0"/>
+          <w:color w:val="000000"/>
+          <w:sz w:val="24"/>
+        </w:rPr>
+        <w:hyperlink r:id="rId14" w:history="1">
+          <w:r>
+            <w:rPr>
+              <w:rStyle w:val="Hyperlink"/>
+            </w:rPr>
+            <w:t xml:space="preserve">placed </w:t>
+          </w:r>
+        </w:hyperlink>
+      </w:r>
+      <w:r>
+        <w:rPr>
+          <w:u w:val="single" w:color="0000ff"/>
+          <w:rFonts w:ascii="Charis SIL Regular" w:hAnsi="Charis SIL Regular" w:eastAsia="Charis SIL Regular"/>
+          <w:b w:val="0"/>
+          <w:i w:val="0"/>
+          <w:color w:val="000000"/>
+          <w:sz w:val="24"/>
+        </w:rPr>
+        <w:hyperlink r:id="rId14" w:history="1">
+          <w:r>
+            <w:rPr>
+              <w:rStyle w:val="Hyperlink"/>
+            </w:rPr>
+            <w:t>t</w:t>
+          </w:r>
+        </w:hyperlink>
+      </w:r>
+      <w:r>
+        <w:rPr>
+          <w:u w:val="single" w:color="0000ff"/>
+          <w:rFonts w:ascii="Charis SIL Regular" w:hAnsi="Charis SIL Regular" w:eastAsia="Charis SIL Regular"/>
+          <w:b w:val="0"/>
+          <w:i w:val="0"/>
+          <w:color w:val="000000"/>
+          <w:sz w:val="24"/>
+        </w:rPr>
+        <w:hyperlink r:id="rId14" w:history="1">
+          <w:r>
+            <w:rPr>
+              <w:rStyle w:val="Hyperlink"/>
+            </w:rPr>
+            <w:t>he</w:t>
+          </w:r>
+        </w:hyperlink>
+      </w:r>
+      <w:r>
+        <w:rPr>
+          <w:rFonts w:ascii="Charis SIL Regular" w:hAnsi="Charis SIL Regular" w:eastAsia="Charis SIL Regular"/>
+          <w:b w:val="0"/>
+          <w:i w:val="0"/>
+          <w:color w:val="000000"/>
+          <w:sz w:val="24"/>
+        </w:rPr>
+        <w:t xml:space="preserve">m </w:t>
       </w:r>
       <w:r>
         <w:rPr>
@@ -2658,13 +2769,68 @@
       </w:r>
       <w:r>
         <w:rPr>
+          <w:u w:val="single" w:color="0000ff"/>
           <w:rFonts w:ascii="Charis SIL Regular" w:hAnsi="Charis SIL Regular" w:eastAsia="Charis SIL Regular"/>
           <w:b w:val="0"/>
           <w:i w:val="0"/>
           <w:color w:val="000000"/>
           <w:sz w:val="24"/>
         </w:rPr>
-        <w:t>tion about D</w:t>
+        <w:hyperlink r:id="rId16" w:history="1">
+          <w:r>
+            <w:rPr>
+              <w:rStyle w:val="Hyperlink"/>
+            </w:rPr>
+            <w:t>tion abo</w:t>
+          </w:r>
+        </w:hyperlink>
+      </w:r>
+      <w:r>
+        <w:rPr>
+          <w:u w:val="single" w:color="0000ff"/>
+          <w:rFonts w:ascii="Charis SIL Regular" w:hAnsi="Charis SIL Regular" w:eastAsia="Charis SIL Regular"/>
+          <w:b w:val="0"/>
+          <w:i w:val="0"/>
+          <w:color w:val="000000"/>
+          <w:sz w:val="24"/>
+        </w:rPr>
+        <w:hyperlink r:id="rId16" w:history="1">
+          <w:r>
+            <w:rPr>
+              <w:rStyle w:val="Hyperlink"/>
+            </w:rPr>
+            <w:t>u</w:t>
+          </w:r>
+        </w:hyperlink>
+      </w:r>
+      <w:r>
+        <w:rPr>
+          <w:u w:val="single" w:color="0000ff"/>
+          <w:rFonts w:ascii="Charis SIL Regular" w:hAnsi="Charis SIL Regular" w:eastAsia="Charis SIL Regular"/>
+          <w:b w:val="0"/>
+          <w:i w:val="0"/>
+          <w:color w:val="000000"/>
+          <w:sz w:val="24"/>
+        </w:rPr>
+        <w:hyperlink r:id="rId16" w:history="1">
+          <w:r>
+            <w:rPr>
+              <w:rStyle w:val="Hyperlink"/>
+            </w:rPr>
+            <w:t xml:space="preserve">t </w:t>
+          </w:r>
+        </w:hyperlink>
+      </w:r>
+      <w:r>
+        <w:rPr>
+          <w:u w:val="single" w:color="0000ff"/>
+          <w:rFonts w:ascii="Charis SIL Regular" w:hAnsi="Charis SIL Regular" w:eastAsia="Charis SIL Regular"/>
+          <w:b w:val="0"/>
+          <w:i w:val="0"/>
+          <w:color w:val="000000"/>
+          <w:sz w:val="24"/>
+        </w:rPr>
+        <w:t>D</w:t>
       </w:r>
       <w:r>
         <w:rPr>
@@ -4144,13 +4310,21 @@
       </w:r>
       <w:r>
         <w:rPr>
+          <w:u w:val="single" w:color="0000ff"/>
           <w:rFonts w:ascii="Charis SIL Regular" w:hAnsi="Charis SIL Regular" w:eastAsia="Charis SIL Regular"/>
           <w:b w:val="0"/>
           <w:i w:val="0"/>
           <w:color w:val="000000"/>
           <w:sz w:val="24"/>
         </w:rPr>
-        <w:t xml:space="preserve"> Sai</w:t>
+        <w:hyperlink r:id="rId20" w:history="1">
+          <w:r>
+            <w:rPr>
+              <w:rStyle w:val="Hyperlink"/>
+            </w:rPr>
+            <w:t xml:space="preserve"> Sai</w:t>
+          </w:r>
+        </w:hyperlink>
       </w:r>
       <w:r>
         <w:rPr>
@@ -4172,6 +4346,7 @@
       </w:r>
       <w:r>
         <w:rPr>
+          <w:u w:val="single" w:color="0000ff"/>
           <w:rFonts w:ascii="Charis SIL Regular" w:hAnsi="Charis SIL Regular" w:eastAsia="Charis SIL Regular"/>
           <w:b w:val="0"/>
           <w:i w:val="0"/>
@@ -4741,167 +4916,14 @@
       </w:r>
       <w:r>
         <w:rPr>
+          <w:u w:val="single" w:color="0000ff"/>
           <w:rFonts w:ascii="Charis SIL Regular" w:hAnsi="Charis SIL Regular" w:eastAsia="Charis SIL Regular"/>
           <w:b w:val="0"/>
           <w:i w:val="0"/>
           <w:color w:val="000000"/>
           <w:sz w:val="24"/>
         </w:rPr>
-        <w:t>Martin, (1</w:t>
-      </w:r>
-      <w:r>
-        <w:rPr>
-          <w:u w:val="single" w:color="0000ff"/>
-          <w:rFonts w:ascii="Charis SIL Regular" w:hAnsi="Charis SIL Regular" w:eastAsia="Charis SIL Regular"/>
-          <w:b w:val="0"/>
-          <w:i w:val="0"/>
-          <w:color w:val="000000"/>
-          <w:sz w:val="24"/>
-        </w:rPr>
-        <w:hyperlink r:id="rId21" w:history="1">
-          <w:r>
-            <w:rPr>
-              <w:rStyle w:val="Hyperlink"/>
-            </w:rPr>
-            <w:t>806</w:t>
-          </w:r>
-        </w:hyperlink>
-      </w:r>
-      <w:r>
-        <w:rPr>
-          <w:u w:val="single" w:color="0000ff"/>
-          <w:rFonts w:ascii="Charis SIL Regular" w:hAnsi="Charis SIL Regular" w:eastAsia="Charis SIL Regular"/>
-          <w:b w:val="0"/>
-          <w:i w:val="0"/>
-          <w:color w:val="000000"/>
-          <w:sz w:val="24"/>
-        </w:rPr>
-        <w:hyperlink r:id="rId21" w:history="1">
-          <w:r>
-            <w:rPr>
-              <w:rStyle w:val="Hyperlink"/>
-            </w:rPr>
-            <w:t>)</w:t>
-          </w:r>
-        </w:hyperlink>
-      </w:r>
-      <w:r>
-        <w:rPr>
-          <w:u w:val="single" w:color="0000ff"/>
-          <w:rFonts w:ascii="Charis SIL Regular" w:hAnsi="Charis SIL Regular" w:eastAsia="Charis SIL Regular"/>
-          <w:b w:val="0"/>
-          <w:i w:val="0"/>
-          <w:color w:val="000000"/>
-          <w:sz w:val="24"/>
-        </w:rPr>
-        <w:hyperlink r:id="rId21" w:history="1">
-          <w:r>
-            <w:rPr>
-              <w:rStyle w:val="Hyperlink"/>
-            </w:rPr>
-            <w:t xml:space="preserve"> 1</w:t>
-          </w:r>
-        </w:hyperlink>
-      </w:r>
-      <w:r>
-        <w:rPr>
-          <w:u w:val="single" w:color="0000ff"/>
-          <w:rFonts w:ascii="Charis SIL Regular" w:hAnsi="Charis SIL Regular" w:eastAsia="Charis SIL Regular"/>
-          <w:b w:val="0"/>
-          <w:i w:val="0"/>
-          <w:color w:val="000000"/>
-          <w:sz w:val="24"/>
-        </w:rPr>
-        <w:hyperlink r:id="rId21" w:history="1">
-          <w:r>
-            <w:rPr>
-              <w:rStyle w:val="Hyperlink"/>
-            </w:rPr>
-            <w:t>8</w:t>
-          </w:r>
-        </w:hyperlink>
-      </w:r>
-      <w:r>
-        <w:rPr>
-          <w:u w:val="single" w:color="0000ff"/>
-          <w:rFonts w:ascii="Charis SIL Regular" w:hAnsi="Charis SIL Regular" w:eastAsia="Charis SIL Regular"/>
-          <w:b w:val="0"/>
-          <w:i w:val="0"/>
-          <w:color w:val="000000"/>
-          <w:sz w:val="24"/>
-        </w:rPr>
-        <w:hyperlink r:id="rId21" w:history="1">
-          <w:r>
-            <w:rPr>
-              <w:rStyle w:val="Hyperlink"/>
-            </w:rPr>
-            <w:t xml:space="preserve">28-1845 </w:t>
-          </w:r>
-        </w:hyperlink>
-      </w:r>
-      <w:r>
-        <w:rPr>
-          <w:u w:val="single" w:color="0000ff"/>
-          <w:rFonts w:ascii="Charis SIL Regular" w:hAnsi="Charis SIL Regular" w:eastAsia="Charis SIL Regular"/>
-          <w:b w:val="0"/>
-          <w:i w:val="0"/>
-          <w:color w:val="000000"/>
-          <w:sz w:val="24"/>
-        </w:rPr>
-        <w:hyperlink r:id="rId21" w:history="1">
-          <w:r>
-            <w:rPr>
-              <w:rStyle w:val="Hyperlink"/>
-            </w:rPr>
-            <w:t>(</w:t>
-          </w:r>
-        </w:hyperlink>
-      </w:r>
-      <w:r>
-        <w:rPr>
-          <w:u w:val="single" w:color="0000ff"/>
-          <w:rFonts w:ascii="Charis SIL Regular" w:hAnsi="Charis SIL Regular" w:eastAsia="Charis SIL Regular"/>
-          <w:b w:val="0"/>
-          <w:i w:val="0"/>
-          <w:color w:val="000000"/>
-          <w:sz w:val="24"/>
-        </w:rPr>
-        <w:hyperlink r:id="rId21" w:history="1">
-          <w:r>
-            <w:rPr>
-              <w:rStyle w:val="Hyperlink"/>
-            </w:rPr>
-            <w:t>1902))</w:t>
-          </w:r>
-        </w:hyperlink>
-      </w:r>
-      <w:r>
-        <w:rPr>
-          <w:u w:val="single" w:color="0000ff"/>
-          <w:rFonts w:ascii="Charis SIL Regular" w:hAnsi="Charis SIL Regular" w:eastAsia="Charis SIL Regular"/>
-          <w:b w:val="0"/>
-          <w:i w:val="0"/>
-          <w:color w:val="000000"/>
-          <w:sz w:val="24"/>
-        </w:rPr>
-        <w:t xml:space="preserve"> </w:t>
-      </w:r>
-      <w:r>
-        <w:rPr>
-          <w:rFonts w:ascii="Charis SIL Regular" w:hAnsi="Charis SIL Regular" w:eastAsia="Charis SIL Regular"/>
-          <w:b w:val="0"/>
-          <w:i w:val="0"/>
-          <w:color w:val="000000"/>
-          <w:sz w:val="24"/>
-        </w:rPr>
-        <w:hyperlink r:id="rId21" w:history="1">
-          <w:r>
-            <w:rPr>
-              <w:rStyle w:val="Hyperlink"/>
-            </w:rPr>
-            <w:t xml:space="preserve">and the </w:t>
-          </w:r>
-        </w:hyperlink>
+        <w:t xml:space="preserve">Martin, (1806) 1828-1845 (1902)) and the </w:t>
       </w:r>
       <w:r>
         <w:rPr>
@@ -4912,7 +4934,7 @@
           <w:sz w:val="24"/>
           <w:u w:val="single"/>
         </w:rPr>
-        <w:hyperlink r:id="rId21" w:history="1">
+        <w:hyperlink r:id="rId22" w:history="1">
           <w:r>
             <w:rPr>
               <w:rStyle w:val="Hyperlink"/>
@@ -4930,7 +4952,7 @@
           <w:sz w:val="24"/>
           <w:u w:val="single"/>
         </w:rPr>
-        <w:hyperlink r:id="rId21" w:history="1">
+        <w:hyperlink r:id="rId22" w:history="1">
           <w:r>
             <w:rPr>
               <w:rStyle w:val="Hyperlink"/>
@@ -4948,7 +4970,7 @@
           <w:sz w:val="24"/>
           <w:u w:val="single"/>
         </w:rPr>
-        <w:hyperlink r:id="rId21" w:history="1">
+        <w:hyperlink r:id="rId22" w:history="1">
           <w:r>
             <w:rPr>
               <w:rStyle w:val="Hyperlink"/>
@@ -5262,7 +5284,32 @@
           <w:color w:val="000000"/>
           <w:sz w:val="24"/>
         </w:rPr>
-        <w:t xml:space="preserve">us and Saba, </w:t>
+        <w:hyperlink r:id="rId22" w:history="1">
+          <w:r>
+            <w:rPr>
+              <w:rStyle w:val="Hyperlink"/>
+            </w:rPr>
+            <w:t xml:space="preserve">us </w:t>
+          </w:r>
+        </w:hyperlink>
+      </w:r>
+      <w:r>
+        <w:rPr>
+          <w:u w:val="single" w:color="0000ff"/>
+          <w:rFonts w:ascii="Charis SIL Regular" w:hAnsi="Charis SIL Regular" w:eastAsia="Charis SIL Regular"/>
+          <w:b w:val="0"/>
+          <w:i w:val="0"/>
+          <w:color w:val="000000"/>
+          <w:sz w:val="24"/>
+        </w:rPr>
+        <w:hyperlink r:id="rId22" w:history="1">
+          <w:r>
+            <w:rPr>
+              <w:rStyle w:val="Hyperlink"/>
+            </w:rPr>
+            <w:t xml:space="preserve">and Saba, </w:t>
+          </w:r>
+        </w:hyperlink>
       </w:r>
       <w:r>
         <w:rPr>

--- a/EXPORTS/DOCX/published/niveau2/English/SabaStEustatiusStMaarten.docx
+++ b/EXPORTS/DOCX/published/niveau2/English/SabaStEustatiusStMaarten.docx
@@ -1766,7 +1766,7 @@
             <w:rPr>
               <w:rStyle w:val="Hyperlink"/>
             </w:rPr>
-            <w:t>office</w:t>
+            <w:t>offi</w:t>
           </w:r>
         </w:hyperlink>
       </w:r>
@@ -1777,7 +1777,23 @@
           <w:i w:val="0"/>
           <w:color w:val="0000FF"/>
           <w:sz w:val="24"/>
-          <w:u w:val="single"/>
+        </w:rPr>
+        <w:hyperlink r:id="rId15" w:history="1">
+          <w:r>
+            <w:rPr>
+              <w:rStyle w:val="Hyperlink"/>
+            </w:rPr>
+            <w:t>ce</w:t>
+          </w:r>
+        </w:hyperlink>
+      </w:r>
+      <w:r>
+        <w:rPr>
+          <w:rFonts w:ascii="Charis SIL Regular" w:hAnsi="Charis SIL Regular" w:eastAsia="Charis SIL Regular"/>
+          <w:b w:val="0"/>
+          <w:i w:val="0"/>
+          <w:color w:val="0000FF"/>
+          <w:sz w:val="24"/>
         </w:rPr>
         <w:t>rs</w:t>
       </w:r>
@@ -1980,7 +1996,7 @@
             <w:rPr>
               <w:rStyle w:val="Hyperlink"/>
             </w:rPr>
-            <w:t>th</w:t>
+            <w:t>the</w:t>
           </w:r>
         </w:hyperlink>
       </w:r>
@@ -1991,8 +2007,9 @@
           <w:i w:val="0"/>
           <w:color w:val="0000FF"/>
           <w:sz w:val="24"/>
-        </w:rPr>
-        <w:t xml:space="preserve">e </w:t>
+          <w:u w:val="single"/>
+        </w:rPr>
+        <w:t xml:space="preserve"> </w:t>
       </w:r>
       <w:r>
         <w:rPr>
@@ -2806,6 +2823,7 @@
       </w:r>
       <w:r>
         <w:rPr>
+          <w:u w:val="single" w:color="0000ff"/>
           <w:rFonts w:ascii="Charis SIL Regular" w:hAnsi="Charis SIL Regular" w:eastAsia="Charis SIL Regular"/>
           <w:b w:val="0"/>
           <w:i w:val="0"/>
@@ -4537,7 +4555,7 @@
           <w:sz w:val="24"/>
           <w:u w:val="single"/>
         </w:rPr>
-        <w:hyperlink r:id="rId21" w:history="1">
+        <w:hyperlink r:id="rId20" w:history="1">
           <w:r>
             <w:rPr>
               <w:rStyle w:val="Hyperlink"/>
@@ -5381,7 +5399,43 @@
           <w:color w:val="000000"/>
           <w:sz w:val="24"/>
         </w:rPr>
-        <w:t xml:space="preserve"> (Inventory of the archives of Sint Eustati</w:t>
+        <w:t xml:space="preserve"> (Inventory of the archives</w:t>
+      </w:r>
+      <w:r>
+        <w:rPr>
+          <w:u w:val="single" w:color="0000ff"/>
+          <w:rFonts w:ascii="Charis SIL Regular" w:hAnsi="Charis SIL Regular" w:eastAsia="Charis SIL Regular"/>
+          <w:b w:val="0"/>
+          <w:i w:val="0"/>
+          <w:color w:val="000000"/>
+          <w:sz w:val="24"/>
+        </w:rPr>
+        <w:hyperlink r:id="rId22" w:history="1">
+          <w:r>
+            <w:rPr>
+              <w:rStyle w:val="Hyperlink"/>
+            </w:rPr>
+            <w:t xml:space="preserve"> of Sint Eu</w:t>
+          </w:r>
+        </w:hyperlink>
+      </w:r>
+      <w:r>
+        <w:rPr>
+          <w:u w:val="single" w:color="0000ff"/>
+          <w:rFonts w:ascii="Charis SIL Regular" w:hAnsi="Charis SIL Regular" w:eastAsia="Charis SIL Regular"/>
+          <w:b w:val="0"/>
+          <w:i w:val="0"/>
+          <w:color w:val="000000"/>
+          <w:sz w:val="24"/>
+        </w:rPr>
+        <w:hyperlink r:id="rId22" w:history="1">
+          <w:r>
+            <w:rPr>
+              <w:rStyle w:val="Hyperlink"/>
+            </w:rPr>
+            <w:t>stati</w:t>
+          </w:r>
+        </w:hyperlink>
       </w:r>
       <w:r>
         <w:rPr>

--- a/EXPORTS/DOCX/published/niveau2/English/SabaStEustatiusStMaarten.docx
+++ b/EXPORTS/DOCX/published/niveau2/English/SabaStEustatiusStMaarten.docx
@@ -4916,176 +4916,13 @@
       </w:r>
       <w:r>
         <w:rPr>
-          <w:u w:val="single" w:color="0000ff"/>
           <w:rFonts w:ascii="Charis SIL Regular" w:hAnsi="Charis SIL Regular" w:eastAsia="Charis SIL Regular"/>
           <w:b w:val="0"/>
           <w:i w:val="0"/>
           <w:color w:val="000000"/>
           <w:sz w:val="24"/>
         </w:rPr>
-        <w:hyperlink r:id="rId21" w:history="1">
-          <w:r>
-            <w:rPr>
-              <w:rStyle w:val="Hyperlink"/>
-            </w:rPr>
-            <w:t>Martin, (1</w:t>
-          </w:r>
-        </w:hyperlink>
-      </w:r>
-      <w:r>
-        <w:rPr>
-          <w:u w:val="single" w:color="0000ff"/>
-          <w:rFonts w:ascii="Charis SIL Regular" w:hAnsi="Charis SIL Regular" w:eastAsia="Charis SIL Regular"/>
-          <w:b w:val="0"/>
-          <w:i w:val="0"/>
-          <w:color w:val="000000"/>
-          <w:sz w:val="24"/>
-        </w:rPr>
-        <w:hyperlink r:id="rId21" w:history="1">
-          <w:r>
-            <w:rPr>
-              <w:rStyle w:val="Hyperlink"/>
-            </w:rPr>
-            <w:t>806</w:t>
-          </w:r>
-        </w:hyperlink>
-      </w:r>
-      <w:r>
-        <w:rPr>
-          <w:u w:val="single" w:color="0000ff"/>
-          <w:rFonts w:ascii="Charis SIL Regular" w:hAnsi="Charis SIL Regular" w:eastAsia="Charis SIL Regular"/>
-          <w:b w:val="0"/>
-          <w:i w:val="0"/>
-          <w:color w:val="000000"/>
-          <w:sz w:val="24"/>
-        </w:rPr>
-        <w:hyperlink r:id="rId21" w:history="1">
-          <w:r>
-            <w:rPr>
-              <w:rStyle w:val="Hyperlink"/>
-            </w:rPr>
-            <w:t>)</w:t>
-          </w:r>
-        </w:hyperlink>
-      </w:r>
-      <w:r>
-        <w:rPr>
-          <w:u w:val="single" w:color="0000ff"/>
-          <w:rFonts w:ascii="Charis SIL Regular" w:hAnsi="Charis SIL Regular" w:eastAsia="Charis SIL Regular"/>
-          <w:b w:val="0"/>
-          <w:i w:val="0"/>
-          <w:color w:val="000000"/>
-          <w:sz w:val="24"/>
-        </w:rPr>
-        <w:hyperlink r:id="rId21" w:history="1">
-          <w:r>
-            <w:rPr>
-              <w:rStyle w:val="Hyperlink"/>
-            </w:rPr>
-            <w:t xml:space="preserve"> 1</w:t>
-          </w:r>
-        </w:hyperlink>
-      </w:r>
-      <w:r>
-        <w:rPr>
-          <w:u w:val="single" w:color="0000ff"/>
-          <w:rFonts w:ascii="Charis SIL Regular" w:hAnsi="Charis SIL Regular" w:eastAsia="Charis SIL Regular"/>
-          <w:b w:val="0"/>
-          <w:i w:val="0"/>
-          <w:color w:val="000000"/>
-          <w:sz w:val="24"/>
-        </w:rPr>
-        <w:hyperlink r:id="rId21" w:history="1">
-          <w:r>
-            <w:rPr>
-              <w:rStyle w:val="Hyperlink"/>
-            </w:rPr>
-            <w:t>8</w:t>
-          </w:r>
-        </w:hyperlink>
-      </w:r>
-      <w:r>
-        <w:rPr>
-          <w:u w:val="single" w:color="0000ff"/>
-          <w:rFonts w:ascii="Charis SIL Regular" w:hAnsi="Charis SIL Regular" w:eastAsia="Charis SIL Regular"/>
-          <w:b w:val="0"/>
-          <w:i w:val="0"/>
-          <w:color w:val="000000"/>
-          <w:sz w:val="24"/>
-        </w:rPr>
-        <w:hyperlink r:id="rId21" w:history="1">
-          <w:r>
-            <w:rPr>
-              <w:rStyle w:val="Hyperlink"/>
-            </w:rPr>
-            <w:t xml:space="preserve">28-1845 </w:t>
-          </w:r>
-        </w:hyperlink>
-      </w:r>
-      <w:r>
-        <w:rPr>
-          <w:u w:val="single" w:color="0000ff"/>
-          <w:rFonts w:ascii="Charis SIL Regular" w:hAnsi="Charis SIL Regular" w:eastAsia="Charis SIL Regular"/>
-          <w:b w:val="0"/>
-          <w:i w:val="0"/>
-          <w:color w:val="000000"/>
-          <w:sz w:val="24"/>
-        </w:rPr>
-        <w:hyperlink r:id="rId21" w:history="1">
-          <w:r>
-            <w:rPr>
-              <w:rStyle w:val="Hyperlink"/>
-            </w:rPr>
-            <w:t>(</w:t>
-          </w:r>
-        </w:hyperlink>
-      </w:r>
-      <w:r>
-        <w:rPr>
-          <w:u w:val="single" w:color="0000ff"/>
-          <w:rFonts w:ascii="Charis SIL Regular" w:hAnsi="Charis SIL Regular" w:eastAsia="Charis SIL Regular"/>
-          <w:b w:val="0"/>
-          <w:i w:val="0"/>
-          <w:color w:val="000000"/>
-          <w:sz w:val="24"/>
-        </w:rPr>
-        <w:hyperlink r:id="rId21" w:history="1">
-          <w:r>
-            <w:rPr>
-              <w:rStyle w:val="Hyperlink"/>
-            </w:rPr>
-            <w:t>1902))</w:t>
-          </w:r>
-        </w:hyperlink>
-      </w:r>
-      <w:r>
-        <w:rPr>
-          <w:u w:val="single" w:color="0000ff"/>
-          <w:rFonts w:ascii="Charis SIL Regular" w:hAnsi="Charis SIL Regular" w:eastAsia="Charis SIL Regular"/>
-          <w:b w:val="0"/>
-          <w:i w:val="0"/>
-          <w:color w:val="000000"/>
-          <w:sz w:val="24"/>
-        </w:rPr>
-        <w:t xml:space="preserve"> </w:t>
-      </w:r>
-      <w:r>
-        <w:rPr>
-          <w:u w:val="single" w:color="0000ff"/>
-          <w:rFonts w:ascii="Charis SIL Regular" w:hAnsi="Charis SIL Regular" w:eastAsia="Charis SIL Regular"/>
-          <w:b w:val="0"/>
-          <w:i w:val="0"/>
-          <w:color w:val="000000"/>
-          <w:sz w:val="24"/>
-        </w:rPr>
-        <w:hyperlink r:id="rId21" w:history="1">
-          <w:r>
-            <w:rPr>
-              <w:rStyle w:val="Hyperlink"/>
-            </w:rPr>
-            <w:t xml:space="preserve">and the </w:t>
-          </w:r>
-        </w:hyperlink>
+        <w:t xml:space="preserve">Martin, (1806) 1828-1845 (1902)) and the </w:t>
       </w:r>
       <w:r>
         <w:rPr>

--- a/EXPORTS/DOCX/published/niveau2/English/SabaStEustatiusStMaarten.docx
+++ b/EXPORTS/DOCX/published/niveau2/English/SabaStEustatiusStMaarten.docx
@@ -1766,7 +1766,7 @@
             <w:rPr>
               <w:rStyle w:val="Hyperlink"/>
             </w:rPr>
-            <w:t>offi</w:t>
+            <w:t>office</w:t>
           </w:r>
         </w:hyperlink>
       </w:r>
@@ -1777,23 +1777,7 @@
           <w:i w:val="0"/>
           <w:color w:val="0000FF"/>
           <w:sz w:val="24"/>
-        </w:rPr>
-        <w:hyperlink r:id="rId15" w:history="1">
-          <w:r>
-            <w:rPr>
-              <w:rStyle w:val="Hyperlink"/>
-            </w:rPr>
-            <w:t>ce</w:t>
-          </w:r>
-        </w:hyperlink>
-      </w:r>
-      <w:r>
-        <w:rPr>
-          <w:rFonts w:ascii="Charis SIL Regular" w:hAnsi="Charis SIL Regular" w:eastAsia="Charis SIL Regular"/>
-          <w:b w:val="0"/>
-          <w:i w:val="0"/>
-          <w:color w:val="0000FF"/>
-          <w:sz w:val="24"/>
+          <w:u w:val="single"/>
         </w:rPr>
         <w:t>rs</w:t>
       </w:r>
@@ -2054,9 +2038,19 @@
             <w:rPr>
               <w:rStyle w:val="Hyperlink"/>
             </w:rPr>
-            <w:t xml:space="preserve">Indies </w:t>
+            <w:t>Indi</w:t>
           </w:r>
         </w:hyperlink>
+      </w:r>
+      <w:r>
+        <w:rPr>
+          <w:rFonts w:ascii="Charis SIL Regular" w:hAnsi="Charis SIL Regular" w:eastAsia="Charis SIL Regular"/>
+          <w:b w:val="0"/>
+          <w:i w:val="0"/>
+          <w:color w:val="0000FF"/>
+          <w:sz w:val="24"/>
+        </w:rPr>
+        <w:t xml:space="preserve">es </w:t>
       </w:r>
       <w:r>
         <w:rPr>
@@ -2879,21 +2873,13 @@
       </w:r>
       <w:r>
         <w:rPr>
-          <w:u w:val="single" w:color="0000ff"/>
           <w:rFonts w:ascii="Charis SIL Regular" w:hAnsi="Charis SIL Regular" w:eastAsia="Charis SIL Regular"/>
           <w:b w:val="0"/>
           <w:i w:val="0"/>
           <w:color w:val="000000"/>
           <w:sz w:val="24"/>
         </w:rPr>
-        <w:hyperlink r:id="rId16" w:history="1">
-          <w:r>
-            <w:rPr>
-              <w:rStyle w:val="Hyperlink"/>
-            </w:rPr>
-            <w:t>colon</w:t>
-          </w:r>
-        </w:hyperlink>
+        <w:t>colon</w:t>
       </w:r>
       <w:r>
         <w:rPr>
@@ -4916,13 +4902,175 @@
       </w:r>
       <w:r>
         <w:rPr>
+          <w:u w:val="single" w:color="0000ff"/>
           <w:rFonts w:ascii="Charis SIL Regular" w:hAnsi="Charis SIL Regular" w:eastAsia="Charis SIL Regular"/>
           <w:b w:val="0"/>
           <w:i w:val="0"/>
           <w:color w:val="000000"/>
           <w:sz w:val="24"/>
         </w:rPr>
-        <w:t xml:space="preserve">Martin, (1806) 1828-1845 (1902)) and the </w:t>
+        <w:hyperlink r:id="rId21" w:history="1">
+          <w:r>
+            <w:rPr>
+              <w:rStyle w:val="Hyperlink"/>
+            </w:rPr>
+            <w:t>Martin, (1</w:t>
+          </w:r>
+        </w:hyperlink>
+      </w:r>
+      <w:r>
+        <w:rPr>
+          <w:u w:val="single" w:color="0000ff"/>
+          <w:rFonts w:ascii="Charis SIL Regular" w:hAnsi="Charis SIL Regular" w:eastAsia="Charis SIL Regular"/>
+          <w:b w:val="0"/>
+          <w:i w:val="0"/>
+          <w:color w:val="000000"/>
+          <w:sz w:val="24"/>
+        </w:rPr>
+        <w:hyperlink r:id="rId21" w:history="1">
+          <w:r>
+            <w:rPr>
+              <w:rStyle w:val="Hyperlink"/>
+            </w:rPr>
+            <w:t>806</w:t>
+          </w:r>
+        </w:hyperlink>
+      </w:r>
+      <w:r>
+        <w:rPr>
+          <w:u w:val="single" w:color="0000ff"/>
+          <w:rFonts w:ascii="Charis SIL Regular" w:hAnsi="Charis SIL Regular" w:eastAsia="Charis SIL Regular"/>
+          <w:b w:val="0"/>
+          <w:i w:val="0"/>
+          <w:color w:val="000000"/>
+          <w:sz w:val="24"/>
+        </w:rPr>
+        <w:hyperlink r:id="rId21" w:history="1">
+          <w:r>
+            <w:rPr>
+              <w:rStyle w:val="Hyperlink"/>
+            </w:rPr>
+            <w:t>)</w:t>
+          </w:r>
+        </w:hyperlink>
+      </w:r>
+      <w:r>
+        <w:rPr>
+          <w:u w:val="single" w:color="0000ff"/>
+          <w:rFonts w:ascii="Charis SIL Regular" w:hAnsi="Charis SIL Regular" w:eastAsia="Charis SIL Regular"/>
+          <w:b w:val="0"/>
+          <w:i w:val="0"/>
+          <w:color w:val="000000"/>
+          <w:sz w:val="24"/>
+        </w:rPr>
+        <w:hyperlink r:id="rId21" w:history="1">
+          <w:r>
+            <w:rPr>
+              <w:rStyle w:val="Hyperlink"/>
+            </w:rPr>
+            <w:t xml:space="preserve"> 1</w:t>
+          </w:r>
+        </w:hyperlink>
+      </w:r>
+      <w:r>
+        <w:rPr>
+          <w:u w:val="single" w:color="0000ff"/>
+          <w:rFonts w:ascii="Charis SIL Regular" w:hAnsi="Charis SIL Regular" w:eastAsia="Charis SIL Regular"/>
+          <w:b w:val="0"/>
+          <w:i w:val="0"/>
+          <w:color w:val="000000"/>
+          <w:sz w:val="24"/>
+        </w:rPr>
+        <w:hyperlink r:id="rId21" w:history="1">
+          <w:r>
+            <w:rPr>
+              <w:rStyle w:val="Hyperlink"/>
+            </w:rPr>
+            <w:t>8</w:t>
+          </w:r>
+        </w:hyperlink>
+      </w:r>
+      <w:r>
+        <w:rPr>
+          <w:u w:val="single" w:color="0000ff"/>
+          <w:rFonts w:ascii="Charis SIL Regular" w:hAnsi="Charis SIL Regular" w:eastAsia="Charis SIL Regular"/>
+          <w:b w:val="0"/>
+          <w:i w:val="0"/>
+          <w:color w:val="000000"/>
+          <w:sz w:val="24"/>
+        </w:rPr>
+        <w:hyperlink r:id="rId21" w:history="1">
+          <w:r>
+            <w:rPr>
+              <w:rStyle w:val="Hyperlink"/>
+            </w:rPr>
+            <w:t xml:space="preserve">28-1845 </w:t>
+          </w:r>
+        </w:hyperlink>
+      </w:r>
+      <w:r>
+        <w:rPr>
+          <w:u w:val="single" w:color="0000ff"/>
+          <w:rFonts w:ascii="Charis SIL Regular" w:hAnsi="Charis SIL Regular" w:eastAsia="Charis SIL Regular"/>
+          <w:b w:val="0"/>
+          <w:i w:val="0"/>
+          <w:color w:val="000000"/>
+          <w:sz w:val="24"/>
+        </w:rPr>
+        <w:hyperlink r:id="rId21" w:history="1">
+          <w:r>
+            <w:rPr>
+              <w:rStyle w:val="Hyperlink"/>
+            </w:rPr>
+            <w:t>(</w:t>
+          </w:r>
+        </w:hyperlink>
+      </w:r>
+      <w:r>
+        <w:rPr>
+          <w:u w:val="single" w:color="0000ff"/>
+          <w:rFonts w:ascii="Charis SIL Regular" w:hAnsi="Charis SIL Regular" w:eastAsia="Charis SIL Regular"/>
+          <w:b w:val="0"/>
+          <w:i w:val="0"/>
+          <w:color w:val="000000"/>
+          <w:sz w:val="24"/>
+        </w:rPr>
+        <w:hyperlink r:id="rId21" w:history="1">
+          <w:r>
+            <w:rPr>
+              <w:rStyle w:val="Hyperlink"/>
+            </w:rPr>
+            <w:t>1902))</w:t>
+          </w:r>
+        </w:hyperlink>
+      </w:r>
+      <w:r>
+        <w:rPr>
+          <w:u w:val="single" w:color="0000ff"/>
+          <w:rFonts w:ascii="Charis SIL Regular" w:hAnsi="Charis SIL Regular" w:eastAsia="Charis SIL Regular"/>
+          <w:b w:val="0"/>
+          <w:i w:val="0"/>
+          <w:color w:val="000000"/>
+          <w:sz w:val="24"/>
+        </w:rPr>
+        <w:t xml:space="preserve"> </w:t>
+      </w:r>
+      <w:r>
+        <w:rPr>
+          <w:rFonts w:ascii="Charis SIL Regular" w:hAnsi="Charis SIL Regular" w:eastAsia="Charis SIL Regular"/>
+          <w:b w:val="0"/>
+          <w:i w:val="0"/>
+          <w:color w:val="000000"/>
+          <w:sz w:val="24"/>
+        </w:rPr>
+        <w:hyperlink r:id="rId21" w:history="1">
+          <w:r>
+            <w:rPr>
+              <w:rStyle w:val="Hyperlink"/>
+            </w:rPr>
+            <w:t xml:space="preserve">and the </w:t>
+          </w:r>
+        </w:hyperlink>
       </w:r>
       <w:r>
         <w:rPr>

--- a/EXPORTS/DOCX/published/niveau2/English/SabaStEustatiusStMaarten.docx
+++ b/EXPORTS/DOCX/published/niveau2/English/SabaStEustatiusStMaarten.docx
@@ -1951,7 +1951,7 @@
             <w:rPr>
               <w:rStyle w:val="Hyperlink"/>
             </w:rPr>
-            <w:t>in</w:t>
+            <w:t>i</w:t>
           </w:r>
         </w:hyperlink>
       </w:r>
@@ -1962,9 +1962,8 @@
           <w:i w:val="0"/>
           <w:color w:val="0000FF"/>
           <w:sz w:val="24"/>
-          <w:u w:val="single"/>
-        </w:rPr>
-        <w:t xml:space="preserve"> </w:t>
+        </w:rPr>
+        <w:t xml:space="preserve">n </w:t>
       </w:r>
       <w:r>
         <w:rPr>
@@ -2038,19 +2037,9 @@
             <w:rPr>
               <w:rStyle w:val="Hyperlink"/>
             </w:rPr>
-            <w:t>Indi</w:t>
+            <w:t xml:space="preserve">Indies </w:t>
           </w:r>
         </w:hyperlink>
-      </w:r>
-      <w:r>
-        <w:rPr>
-          <w:rFonts w:ascii="Charis SIL Regular" w:hAnsi="Charis SIL Regular" w:eastAsia="Charis SIL Regular"/>
-          <w:b w:val="0"/>
-          <w:i w:val="0"/>
-          <w:color w:val="0000FF"/>
-          <w:sz w:val="24"/>
-        </w:rPr>
-        <w:t xml:space="preserve">es </w:t>
       </w:r>
       <w:r>
         <w:rPr>
@@ -2817,7 +2806,6 @@
       </w:r>
       <w:r>
         <w:rPr>
-          <w:u w:val="single" w:color="0000ff"/>
           <w:rFonts w:ascii="Charis SIL Regular" w:hAnsi="Charis SIL Regular" w:eastAsia="Charis SIL Regular"/>
           <w:b w:val="0"/>
           <w:i w:val="0"/>
@@ -2873,13 +2861,21 @@
       </w:r>
       <w:r>
         <w:rPr>
+          <w:u w:val="single" w:color="0000ff"/>
           <w:rFonts w:ascii="Charis SIL Regular" w:hAnsi="Charis SIL Regular" w:eastAsia="Charis SIL Regular"/>
           <w:b w:val="0"/>
           <w:i w:val="0"/>
           <w:color w:val="000000"/>
           <w:sz w:val="24"/>
         </w:rPr>
-        <w:t>colon</w:t>
+        <w:hyperlink r:id="rId16" w:history="1">
+          <w:r>
+            <w:rPr>
+              <w:rStyle w:val="Hyperlink"/>
+            </w:rPr>
+            <w:t>colon</w:t>
+          </w:r>
+        </w:hyperlink>
       </w:r>
       <w:r>
         <w:rPr>
@@ -5057,6 +5053,7 @@
       </w:r>
       <w:r>
         <w:rPr>
+          <w:u w:val="single" w:color="0000ff"/>
           <w:rFonts w:ascii="Charis SIL Regular" w:hAnsi="Charis SIL Regular" w:eastAsia="Charis SIL Regular"/>
           <w:b w:val="0"/>
           <w:i w:val="0"/>

--- a/EXPORTS/DOCX/published/niveau2/English/SabaStEustatiusStMaarten.docx
+++ b/EXPORTS/DOCX/published/niveau2/English/SabaStEustatiusStMaarten.docx
@@ -1922,7 +1922,7 @@
             <w:rPr>
               <w:rStyle w:val="Hyperlink"/>
             </w:rPr>
-            <w:t>army</w:t>
+            <w:t>arm</w:t>
           </w:r>
         </w:hyperlink>
       </w:r>
@@ -1933,9 +1933,8 @@
           <w:i w:val="0"/>
           <w:color w:val="0000FF"/>
           <w:sz w:val="24"/>
-          <w:u w:val="single"/>
-        </w:rPr>
-        <w:t xml:space="preserve"> </w:t>
+        </w:rPr>
+        <w:t xml:space="preserve">y </w:t>
       </w:r>
       <w:r>
         <w:rPr>
@@ -1951,7 +1950,7 @@
             <w:rPr>
               <w:rStyle w:val="Hyperlink"/>
             </w:rPr>
-            <w:t>i</w:t>
+            <w:t>in</w:t>
           </w:r>
         </w:hyperlink>
       </w:r>
@@ -1962,8 +1961,9 @@
           <w:i w:val="0"/>
           <w:color w:val="0000FF"/>
           <w:sz w:val="24"/>
-        </w:rPr>
-        <w:t xml:space="preserve">n </w:t>
+          <w:u w:val="single"/>
+        </w:rPr>
+        <w:t xml:space="preserve"> </w:t>
       </w:r>
       <w:r>
         <w:rPr>

--- a/EXPORTS/DOCX/published/niveau2/English/SabaStEustatiusStMaarten.docx
+++ b/EXPORTS/DOCX/published/niveau2/English/SabaStEustatiusStMaarten.docx
@@ -1766,7 +1766,7 @@
             <w:rPr>
               <w:rStyle w:val="Hyperlink"/>
             </w:rPr>
-            <w:t>office</w:t>
+            <w:t>offi</w:t>
           </w:r>
         </w:hyperlink>
       </w:r>
@@ -1777,7 +1777,23 @@
           <w:i w:val="0"/>
           <w:color w:val="0000FF"/>
           <w:sz w:val="24"/>
-          <w:u w:val="single"/>
+        </w:rPr>
+        <w:hyperlink r:id="rId15" w:history="1">
+          <w:r>
+            <w:rPr>
+              <w:rStyle w:val="Hyperlink"/>
+            </w:rPr>
+            <w:t>ce</w:t>
+          </w:r>
+        </w:hyperlink>
+      </w:r>
+      <w:r>
+        <w:rPr>
+          <w:rFonts w:ascii="Charis SIL Regular" w:hAnsi="Charis SIL Regular" w:eastAsia="Charis SIL Regular"/>
+          <w:b w:val="0"/>
+          <w:i w:val="0"/>
+          <w:color w:val="0000FF"/>
+          <w:sz w:val="24"/>
         </w:rPr>
         <w:t>rs</w:t>
       </w:r>
@@ -1922,7 +1938,7 @@
             <w:rPr>
               <w:rStyle w:val="Hyperlink"/>
             </w:rPr>
-            <w:t>arm</w:t>
+            <w:t>army</w:t>
           </w:r>
         </w:hyperlink>
       </w:r>
@@ -1933,8 +1949,9 @@
           <w:i w:val="0"/>
           <w:color w:val="0000FF"/>
           <w:sz w:val="24"/>
-        </w:rPr>
-        <w:t xml:space="preserve">y </w:t>
+          <w:u w:val="single"/>
+        </w:rPr>
+        <w:t xml:space="preserve"> </w:t>
       </w:r>
       <w:r>
         <w:rPr>
@@ -2806,6 +2823,7 @@
       </w:r>
       <w:r>
         <w:rPr>
+          <w:u w:val="single" w:color="0000ff"/>
           <w:rFonts w:ascii="Charis SIL Regular" w:hAnsi="Charis SIL Regular" w:eastAsia="Charis SIL Regular"/>
           <w:b w:val="0"/>
           <w:i w:val="0"/>
@@ -4905,169 +4923,7 @@
           <w:color w:val="000000"/>
           <w:sz w:val="24"/>
         </w:rPr>
-        <w:hyperlink r:id="rId21" w:history="1">
-          <w:r>
-            <w:rPr>
-              <w:rStyle w:val="Hyperlink"/>
-            </w:rPr>
-            <w:t>Martin, (1</w:t>
-          </w:r>
-        </w:hyperlink>
-      </w:r>
-      <w:r>
-        <w:rPr>
-          <w:u w:val="single" w:color="0000ff"/>
-          <w:rFonts w:ascii="Charis SIL Regular" w:hAnsi="Charis SIL Regular" w:eastAsia="Charis SIL Regular"/>
-          <w:b w:val="0"/>
-          <w:i w:val="0"/>
-          <w:color w:val="000000"/>
-          <w:sz w:val="24"/>
-        </w:rPr>
-        <w:hyperlink r:id="rId21" w:history="1">
-          <w:r>
-            <w:rPr>
-              <w:rStyle w:val="Hyperlink"/>
-            </w:rPr>
-            <w:t>806</w:t>
-          </w:r>
-        </w:hyperlink>
-      </w:r>
-      <w:r>
-        <w:rPr>
-          <w:u w:val="single" w:color="0000ff"/>
-          <w:rFonts w:ascii="Charis SIL Regular" w:hAnsi="Charis SIL Regular" w:eastAsia="Charis SIL Regular"/>
-          <w:b w:val="0"/>
-          <w:i w:val="0"/>
-          <w:color w:val="000000"/>
-          <w:sz w:val="24"/>
-        </w:rPr>
-        <w:hyperlink r:id="rId21" w:history="1">
-          <w:r>
-            <w:rPr>
-              <w:rStyle w:val="Hyperlink"/>
-            </w:rPr>
-            <w:t>)</w:t>
-          </w:r>
-        </w:hyperlink>
-      </w:r>
-      <w:r>
-        <w:rPr>
-          <w:u w:val="single" w:color="0000ff"/>
-          <w:rFonts w:ascii="Charis SIL Regular" w:hAnsi="Charis SIL Regular" w:eastAsia="Charis SIL Regular"/>
-          <w:b w:val="0"/>
-          <w:i w:val="0"/>
-          <w:color w:val="000000"/>
-          <w:sz w:val="24"/>
-        </w:rPr>
-        <w:hyperlink r:id="rId21" w:history="1">
-          <w:r>
-            <w:rPr>
-              <w:rStyle w:val="Hyperlink"/>
-            </w:rPr>
-            <w:t xml:space="preserve"> 1</w:t>
-          </w:r>
-        </w:hyperlink>
-      </w:r>
-      <w:r>
-        <w:rPr>
-          <w:u w:val="single" w:color="0000ff"/>
-          <w:rFonts w:ascii="Charis SIL Regular" w:hAnsi="Charis SIL Regular" w:eastAsia="Charis SIL Regular"/>
-          <w:b w:val="0"/>
-          <w:i w:val="0"/>
-          <w:color w:val="000000"/>
-          <w:sz w:val="24"/>
-        </w:rPr>
-        <w:hyperlink r:id="rId21" w:history="1">
-          <w:r>
-            <w:rPr>
-              <w:rStyle w:val="Hyperlink"/>
-            </w:rPr>
-            <w:t>8</w:t>
-          </w:r>
-        </w:hyperlink>
-      </w:r>
-      <w:r>
-        <w:rPr>
-          <w:u w:val="single" w:color="0000ff"/>
-          <w:rFonts w:ascii="Charis SIL Regular" w:hAnsi="Charis SIL Regular" w:eastAsia="Charis SIL Regular"/>
-          <w:b w:val="0"/>
-          <w:i w:val="0"/>
-          <w:color w:val="000000"/>
-          <w:sz w:val="24"/>
-        </w:rPr>
-        <w:hyperlink r:id="rId21" w:history="1">
-          <w:r>
-            <w:rPr>
-              <w:rStyle w:val="Hyperlink"/>
-            </w:rPr>
-            <w:t xml:space="preserve">28-1845 </w:t>
-          </w:r>
-        </w:hyperlink>
-      </w:r>
-      <w:r>
-        <w:rPr>
-          <w:u w:val="single" w:color="0000ff"/>
-          <w:rFonts w:ascii="Charis SIL Regular" w:hAnsi="Charis SIL Regular" w:eastAsia="Charis SIL Regular"/>
-          <w:b w:val="0"/>
-          <w:i w:val="0"/>
-          <w:color w:val="000000"/>
-          <w:sz w:val="24"/>
-        </w:rPr>
-        <w:hyperlink r:id="rId21" w:history="1">
-          <w:r>
-            <w:rPr>
-              <w:rStyle w:val="Hyperlink"/>
-            </w:rPr>
-            <w:t>(</w:t>
-          </w:r>
-        </w:hyperlink>
-      </w:r>
-      <w:r>
-        <w:rPr>
-          <w:u w:val="single" w:color="0000ff"/>
-          <w:rFonts w:ascii="Charis SIL Regular" w:hAnsi="Charis SIL Regular" w:eastAsia="Charis SIL Regular"/>
-          <w:b w:val="0"/>
-          <w:i w:val="0"/>
-          <w:color w:val="000000"/>
-          <w:sz w:val="24"/>
-        </w:rPr>
-        <w:hyperlink r:id="rId21" w:history="1">
-          <w:r>
-            <w:rPr>
-              <w:rStyle w:val="Hyperlink"/>
-            </w:rPr>
-            <w:t>1902))</w:t>
-          </w:r>
-        </w:hyperlink>
-      </w:r>
-      <w:r>
-        <w:rPr>
-          <w:u w:val="single" w:color="0000ff"/>
-          <w:rFonts w:ascii="Charis SIL Regular" w:hAnsi="Charis SIL Regular" w:eastAsia="Charis SIL Regular"/>
-          <w:b w:val="0"/>
-          <w:i w:val="0"/>
-          <w:color w:val="000000"/>
-          <w:sz w:val="24"/>
-        </w:rPr>
-        <w:t xml:space="preserve"> </w:t>
-      </w:r>
-      <w:r>
-        <w:rPr>
-          <w:u w:val="single" w:color="0000ff"/>
-          <w:rFonts w:ascii="Charis SIL Regular" w:hAnsi="Charis SIL Regular" w:eastAsia="Charis SIL Regular"/>
-          <w:b w:val="0"/>
-          <w:i w:val="0"/>
-          <w:color w:val="000000"/>
-          <w:sz w:val="24"/>
-        </w:rPr>
-        <w:hyperlink r:id="rId21" w:history="1">
-          <w:r>
-            <w:rPr>
-              <w:rStyle w:val="Hyperlink"/>
-            </w:rPr>
-            <w:t xml:space="preserve">and the </w:t>
-          </w:r>
-        </w:hyperlink>
+        <w:t xml:space="preserve">Martin, (1806) 1828-1845 (1902)) and the </w:t>
       </w:r>
       <w:r>
         <w:rPr>

--- a/EXPORTS/DOCX/published/niveau2/English/SabaStEustatiusStMaarten.docx
+++ b/EXPORTS/DOCX/published/niveau2/English/SabaStEustatiusStMaarten.docx
@@ -1395,118 +1395,7 @@
           <w:color w:val="000000"/>
           <w:sz w:val="24"/>
         </w:rPr>
-        <w:t xml:space="preserve"> of 1814 gave the islands the name of Sint Eustatius and Depende</w:t>
-      </w:r>
-      <w:r>
-        <w:rPr>
-          <w:u w:val="single" w:color="0000ff"/>
-          <w:rFonts w:ascii="Charis SIL Regular" w:hAnsi="Charis SIL Regular" w:eastAsia="Charis SIL Regular"/>
-          <w:b w:val="0"/>
-          <w:i w:val="0"/>
-          <w:color w:val="000000"/>
-          <w:sz w:val="24"/>
-        </w:rPr>
-        <w:hyperlink r:id="rId14" w:history="1">
-          <w:r>
-            <w:rPr>
-              <w:rStyle w:val="Hyperlink"/>
-            </w:rPr>
-            <w:t>ncies a</w:t>
-          </w:r>
-        </w:hyperlink>
-      </w:r>
-      <w:r>
-        <w:rPr>
-          <w:u w:val="single" w:color="0000ff"/>
-          <w:rFonts w:ascii="Charis SIL Regular" w:hAnsi="Charis SIL Regular" w:eastAsia="Charis SIL Regular"/>
-          <w:b w:val="0"/>
-          <w:i w:val="0"/>
-          <w:color w:val="000000"/>
-          <w:sz w:val="24"/>
-        </w:rPr>
-        <w:hyperlink r:id="rId14" w:history="1">
-          <w:r>
-            <w:rPr>
-              <w:rStyle w:val="Hyperlink"/>
-            </w:rPr>
-            <w:t>nd</w:t>
-          </w:r>
-        </w:hyperlink>
-      </w:r>
-      <w:r>
-        <w:rPr>
-          <w:u w:val="single" w:color="0000ff"/>
-          <w:rFonts w:ascii="Charis SIL Regular" w:hAnsi="Charis SIL Regular" w:eastAsia="Charis SIL Regular"/>
-          <w:b w:val="0"/>
-          <w:i w:val="0"/>
-          <w:color w:val="000000"/>
-          <w:sz w:val="24"/>
-        </w:rPr>
-        <w:t xml:space="preserve"> </w:t>
-      </w:r>
-      <w:r>
-        <w:rPr>
-          <w:u w:val="single" w:color="0000ff"/>
-          <w:rFonts w:ascii="Charis SIL Regular" w:hAnsi="Charis SIL Regular" w:eastAsia="Charis SIL Regular"/>
-          <w:b w:val="0"/>
-          <w:i w:val="0"/>
-          <w:color w:val="000000"/>
-          <w:sz w:val="24"/>
-        </w:rPr>
-        <w:hyperlink r:id="rId14" w:history="1">
-          <w:r>
-            <w:rPr>
-              <w:rStyle w:val="Hyperlink"/>
-            </w:rPr>
-            <w:t xml:space="preserve">placed </w:t>
-          </w:r>
-        </w:hyperlink>
-      </w:r>
-      <w:r>
-        <w:rPr>
-          <w:u w:val="single" w:color="0000ff"/>
-          <w:rFonts w:ascii="Charis SIL Regular" w:hAnsi="Charis SIL Regular" w:eastAsia="Charis SIL Regular"/>
-          <w:b w:val="0"/>
-          <w:i w:val="0"/>
-          <w:color w:val="000000"/>
-          <w:sz w:val="24"/>
-        </w:rPr>
-        <w:hyperlink r:id="rId14" w:history="1">
-          <w:r>
-            <w:rPr>
-              <w:rStyle w:val="Hyperlink"/>
-            </w:rPr>
-            <w:t>t</w:t>
-          </w:r>
-        </w:hyperlink>
-      </w:r>
-      <w:r>
-        <w:rPr>
-          <w:u w:val="single" w:color="0000ff"/>
-          <w:rFonts w:ascii="Charis SIL Regular" w:hAnsi="Charis SIL Regular" w:eastAsia="Charis SIL Regular"/>
-          <w:b w:val="0"/>
-          <w:i w:val="0"/>
-          <w:color w:val="000000"/>
-          <w:sz w:val="24"/>
-        </w:rPr>
-        <w:hyperlink r:id="rId14" w:history="1">
-          <w:r>
-            <w:rPr>
-              <w:rStyle w:val="Hyperlink"/>
-            </w:rPr>
-            <w:t>he</w:t>
-          </w:r>
-        </w:hyperlink>
-      </w:r>
-      <w:r>
-        <w:rPr>
-          <w:rFonts w:ascii="Charis SIL Regular" w:hAnsi="Charis SIL Regular" w:eastAsia="Charis SIL Regular"/>
-          <w:b w:val="0"/>
-          <w:i w:val="0"/>
-          <w:color w:val="000000"/>
-          <w:sz w:val="24"/>
-        </w:rPr>
-        <w:t xml:space="preserve">m </w:t>
+        <w:t xml:space="preserve"> of 1814 gave the islands the name of Sint Eustatius and Dependencies and placed them </w:t>
       </w:r>
       <w:r>
         <w:rPr>
@@ -4916,7 +4805,6 @@
       </w:r>
       <w:r>
         <w:rPr>
-          <w:u w:val="single" w:color="0000ff"/>
           <w:rFonts w:ascii="Charis SIL Regular" w:hAnsi="Charis SIL Regular" w:eastAsia="Charis SIL Regular"/>
           <w:b w:val="0"/>
           <w:i w:val="0"/>

--- a/EXPORTS/DOCX/published/niveau2/English/SabaStEustatiusStMaarten.docx
+++ b/EXPORTS/DOCX/published/niveau2/English/SabaStEustatiusStMaarten.docx
@@ -1395,7 +1395,118 @@
           <w:color w:val="000000"/>
           <w:sz w:val="24"/>
         </w:rPr>
-        <w:t xml:space="preserve"> of 1814 gave the islands the name of Sint Eustatius and Dependencies and placed them </w:t>
+        <w:t xml:space="preserve"> of 1814 gave the islands the name of Sint Eustatius and Depende</w:t>
+      </w:r>
+      <w:r>
+        <w:rPr>
+          <w:u w:val="single" w:color="0000ff"/>
+          <w:rFonts w:ascii="Charis SIL Regular" w:hAnsi="Charis SIL Regular" w:eastAsia="Charis SIL Regular"/>
+          <w:b w:val="0"/>
+          <w:i w:val="0"/>
+          <w:color w:val="000000"/>
+          <w:sz w:val="24"/>
+        </w:rPr>
+        <w:hyperlink r:id="rId14" w:history="1">
+          <w:r>
+            <w:rPr>
+              <w:rStyle w:val="Hyperlink"/>
+            </w:rPr>
+            <w:t>ncies a</w:t>
+          </w:r>
+        </w:hyperlink>
+      </w:r>
+      <w:r>
+        <w:rPr>
+          <w:u w:val="single" w:color="0000ff"/>
+          <w:rFonts w:ascii="Charis SIL Regular" w:hAnsi="Charis SIL Regular" w:eastAsia="Charis SIL Regular"/>
+          <w:b w:val="0"/>
+          <w:i w:val="0"/>
+          <w:color w:val="000000"/>
+          <w:sz w:val="24"/>
+        </w:rPr>
+        <w:hyperlink r:id="rId14" w:history="1">
+          <w:r>
+            <w:rPr>
+              <w:rStyle w:val="Hyperlink"/>
+            </w:rPr>
+            <w:t>nd</w:t>
+          </w:r>
+        </w:hyperlink>
+      </w:r>
+      <w:r>
+        <w:rPr>
+          <w:u w:val="single" w:color="0000ff"/>
+          <w:rFonts w:ascii="Charis SIL Regular" w:hAnsi="Charis SIL Regular" w:eastAsia="Charis SIL Regular"/>
+          <w:b w:val="0"/>
+          <w:i w:val="0"/>
+          <w:color w:val="000000"/>
+          <w:sz w:val="24"/>
+        </w:rPr>
+        <w:t xml:space="preserve"> </w:t>
+      </w:r>
+      <w:r>
+        <w:rPr>
+          <w:u w:val="single" w:color="0000ff"/>
+          <w:rFonts w:ascii="Charis SIL Regular" w:hAnsi="Charis SIL Regular" w:eastAsia="Charis SIL Regular"/>
+          <w:b w:val="0"/>
+          <w:i w:val="0"/>
+          <w:color w:val="000000"/>
+          <w:sz w:val="24"/>
+        </w:rPr>
+        <w:hyperlink r:id="rId14" w:history="1">
+          <w:r>
+            <w:rPr>
+              <w:rStyle w:val="Hyperlink"/>
+            </w:rPr>
+            <w:t xml:space="preserve">placed </w:t>
+          </w:r>
+        </w:hyperlink>
+      </w:r>
+      <w:r>
+        <w:rPr>
+          <w:u w:val="single" w:color="0000ff"/>
+          <w:rFonts w:ascii="Charis SIL Regular" w:hAnsi="Charis SIL Regular" w:eastAsia="Charis SIL Regular"/>
+          <w:b w:val="0"/>
+          <w:i w:val="0"/>
+          <w:color w:val="000000"/>
+          <w:sz w:val="24"/>
+        </w:rPr>
+        <w:hyperlink r:id="rId14" w:history="1">
+          <w:r>
+            <w:rPr>
+              <w:rStyle w:val="Hyperlink"/>
+            </w:rPr>
+            <w:t>t</w:t>
+          </w:r>
+        </w:hyperlink>
+      </w:r>
+      <w:r>
+        <w:rPr>
+          <w:u w:val="single" w:color="0000ff"/>
+          <w:rFonts w:ascii="Charis SIL Regular" w:hAnsi="Charis SIL Regular" w:eastAsia="Charis SIL Regular"/>
+          <w:b w:val="0"/>
+          <w:i w:val="0"/>
+          <w:color w:val="000000"/>
+          <w:sz w:val="24"/>
+        </w:rPr>
+        <w:hyperlink r:id="rId14" w:history="1">
+          <w:r>
+            <w:rPr>
+              <w:rStyle w:val="Hyperlink"/>
+            </w:rPr>
+            <w:t>he</w:t>
+          </w:r>
+        </w:hyperlink>
+      </w:r>
+      <w:r>
+        <w:rPr>
+          <w:rFonts w:ascii="Charis SIL Regular" w:hAnsi="Charis SIL Regular" w:eastAsia="Charis SIL Regular"/>
+          <w:b w:val="0"/>
+          <w:i w:val="0"/>
+          <w:color w:val="000000"/>
+          <w:sz w:val="24"/>
+        </w:rPr>
+        <w:t xml:space="preserve">m </w:t>
       </w:r>
       <w:r>
         <w:rPr>
@@ -4805,6 +4916,7 @@
       </w:r>
       <w:r>
         <w:rPr>
+          <w:u w:val="single" w:color="0000ff"/>
           <w:rFonts w:ascii="Charis SIL Regular" w:hAnsi="Charis SIL Regular" w:eastAsia="Charis SIL Regular"/>
           <w:b w:val="0"/>
           <w:i w:val="0"/>

--- a/EXPORTS/DOCX/published/niveau2/English/SabaStEustatiusStMaarten.docx
+++ b/EXPORTS/DOCX/published/niveau2/English/SabaStEustatiusStMaarten.docx
@@ -1766,7 +1766,7 @@
             <w:rPr>
               <w:rStyle w:val="Hyperlink"/>
             </w:rPr>
-            <w:t>offi</w:t>
+            <w:t>office</w:t>
           </w:r>
         </w:hyperlink>
       </w:r>
@@ -1777,23 +1777,7 @@
           <w:i w:val="0"/>
           <w:color w:val="0000FF"/>
           <w:sz w:val="24"/>
-        </w:rPr>
-        <w:hyperlink r:id="rId15" w:history="1">
-          <w:r>
-            <w:rPr>
-              <w:rStyle w:val="Hyperlink"/>
-            </w:rPr>
-            <w:t>ce</w:t>
-          </w:r>
-        </w:hyperlink>
-      </w:r>
-      <w:r>
-        <w:rPr>
-          <w:rFonts w:ascii="Charis SIL Regular" w:hAnsi="Charis SIL Regular" w:eastAsia="Charis SIL Regular"/>
-          <w:b w:val="0"/>
-          <w:i w:val="0"/>
-          <w:color w:val="0000FF"/>
-          <w:sz w:val="24"/>
+          <w:u w:val="single"/>
         </w:rPr>
         <w:t>rs</w:t>
       </w:r>
@@ -1851,7 +1835,7 @@
             <w:rPr>
               <w:rStyle w:val="Hyperlink"/>
             </w:rPr>
-            <w:t>soldiers</w:t>
+            <w:t>soldier</w:t>
           </w:r>
         </w:hyperlink>
       </w:r>
@@ -1862,9 +1846,8 @@
           <w:i w:val="0"/>
           <w:color w:val="0000FF"/>
           <w:sz w:val="24"/>
-          <w:u w:val="single"/>
-        </w:rPr>
-        <w:t xml:space="preserve"> </w:t>
+        </w:rPr>
+        <w:t xml:space="preserve">s </w:t>
       </w:r>
       <w:r>
         <w:rPr>
@@ -2747,25 +2730,7 @@
           <w:color w:val="000000"/>
           <w:sz w:val="24"/>
         </w:rPr>
-        <w:t>, which contains inf</w:t>
-      </w:r>
-      <w:r>
-        <w:rPr>
-          <w:u w:val="single" w:color="0000ff"/>
-          <w:rFonts w:ascii="Charis SIL Regular" w:hAnsi="Charis SIL Regular" w:eastAsia="Charis SIL Regular"/>
-          <w:b w:val="0"/>
-          <w:i w:val="0"/>
-          <w:color w:val="000000"/>
-          <w:sz w:val="24"/>
-        </w:rPr>
-        <w:hyperlink r:id="rId16" w:history="1">
-          <w:r>
-            <w:rPr>
-              <w:rStyle w:val="Hyperlink"/>
-            </w:rPr>
-            <w:t>orma</w:t>
-          </w:r>
-        </w:hyperlink>
+        <w:t>, which contains informa</w:t>
       </w:r>
       <w:r>
         <w:rPr>
@@ -2823,7 +2788,6 @@
       </w:r>
       <w:r>
         <w:rPr>
-          <w:u w:val="single" w:color="0000ff"/>
           <w:rFonts w:ascii="Charis SIL Regular" w:hAnsi="Charis SIL Regular" w:eastAsia="Charis SIL Regular"/>
           <w:b w:val="0"/>
           <w:i w:val="0"/>
@@ -4162,169 +4126,7 @@
           <w:color w:val="000000"/>
           <w:sz w:val="24"/>
         </w:rPr>
-        <w:t>of t</w:t>
-      </w:r>
-      <w:r>
-        <w:rPr>
-          <w:u w:val="single" w:color="0000ff"/>
-          <w:rFonts w:ascii="Charis SIL Regular" w:hAnsi="Charis SIL Regular" w:eastAsia="Charis SIL Regular"/>
-          <w:b w:val="0"/>
-          <w:i w:val="0"/>
-          <w:color w:val="000000"/>
-          <w:sz w:val="24"/>
-        </w:rPr>
-        <w:hyperlink r:id="rId20" w:history="1">
-          <w:r>
-            <w:rPr>
-              <w:rStyle w:val="Hyperlink"/>
-            </w:rPr>
-            <w:t>he archive</w:t>
-          </w:r>
-        </w:hyperlink>
-      </w:r>
-      <w:r>
-        <w:rPr>
-          <w:u w:val="single" w:color="0000ff"/>
-          <w:rFonts w:ascii="Charis SIL Regular" w:hAnsi="Charis SIL Regular" w:eastAsia="Charis SIL Regular"/>
-          <w:b w:val="0"/>
-          <w:i w:val="0"/>
-          <w:color w:val="000000"/>
-          <w:sz w:val="24"/>
-        </w:rPr>
-        <w:hyperlink r:id="rId20" w:history="1">
-          <w:r>
-            <w:rPr>
-              <w:rStyle w:val="Hyperlink"/>
-            </w:rPr>
-            <w:t>s</w:t>
-          </w:r>
-        </w:hyperlink>
-      </w:r>
-      <w:r>
-        <w:rPr>
-          <w:u w:val="single" w:color="0000ff"/>
-          <w:rFonts w:ascii="Charis SIL Regular" w:hAnsi="Charis SIL Regular" w:eastAsia="Charis SIL Regular"/>
-          <w:b w:val="0"/>
-          <w:i w:val="0"/>
-          <w:color w:val="000000"/>
-          <w:sz w:val="24"/>
-        </w:rPr>
-        <w:hyperlink r:id="rId20" w:history="1">
-          <w:r>
-            <w:rPr>
-              <w:rStyle w:val="Hyperlink"/>
-            </w:rPr>
-            <w:t xml:space="preserve"> of </w:t>
-          </w:r>
-        </w:hyperlink>
-      </w:r>
-      <w:r>
-        <w:rPr>
-          <w:u w:val="single" w:color="0000ff"/>
-          <w:rFonts w:ascii="Charis SIL Regular" w:hAnsi="Charis SIL Regular" w:eastAsia="Charis SIL Regular"/>
-          <w:b w:val="0"/>
-          <w:i w:val="0"/>
-          <w:color w:val="000000"/>
-          <w:sz w:val="24"/>
-        </w:rPr>
-        <w:hyperlink r:id="rId20" w:history="1">
-          <w:r>
-            <w:rPr>
-              <w:rStyle w:val="Hyperlink"/>
-            </w:rPr>
-            <w:t>S</w:t>
-          </w:r>
-        </w:hyperlink>
-      </w:r>
-      <w:r>
-        <w:rPr>
-          <w:u w:val="single" w:color="0000ff"/>
-          <w:rFonts w:ascii="Charis SIL Regular" w:hAnsi="Charis SIL Regular" w:eastAsia="Charis SIL Regular"/>
-          <w:b w:val="0"/>
-          <w:i w:val="0"/>
-          <w:color w:val="000000"/>
-          <w:sz w:val="24"/>
-        </w:rPr>
-        <w:hyperlink r:id="rId20" w:history="1">
-          <w:r>
-            <w:rPr>
-              <w:rStyle w:val="Hyperlink"/>
-            </w:rPr>
-            <w:t>in</w:t>
-          </w:r>
-        </w:hyperlink>
-      </w:r>
-      <w:r>
-        <w:rPr>
-          <w:u w:val="single" w:color="0000ff"/>
-          <w:rFonts w:ascii="Charis SIL Regular" w:hAnsi="Charis SIL Regular" w:eastAsia="Charis SIL Regular"/>
-          <w:b w:val="0"/>
-          <w:i w:val="0"/>
-          <w:color w:val="000000"/>
-          <w:sz w:val="24"/>
-        </w:rPr>
-        <w:hyperlink r:id="rId20" w:history="1">
-          <w:r>
-            <w:rPr>
-              <w:rStyle w:val="Hyperlink"/>
-            </w:rPr>
-            <w:t>t</w:t>
-          </w:r>
-        </w:hyperlink>
-      </w:r>
-      <w:r>
-        <w:rPr>
-          <w:u w:val="single" w:color="0000ff"/>
-          <w:rFonts w:ascii="Charis SIL Regular" w:hAnsi="Charis SIL Regular" w:eastAsia="Charis SIL Regular"/>
-          <w:b w:val="0"/>
-          <w:i w:val="0"/>
-          <w:color w:val="000000"/>
-          <w:sz w:val="24"/>
-        </w:rPr>
-        <w:hyperlink r:id="rId20" w:history="1">
-          <w:r>
-            <w:rPr>
-              <w:rStyle w:val="Hyperlink"/>
-            </w:rPr>
-            <w:t xml:space="preserve"> Eustatius</w:t>
-          </w:r>
-        </w:hyperlink>
-      </w:r>
-      <w:r>
-        <w:rPr>
-          <w:u w:val="single" w:color="0000ff"/>
-          <w:rFonts w:ascii="Charis SIL Regular" w:hAnsi="Charis SIL Regular" w:eastAsia="Charis SIL Regular"/>
-          <w:b w:val="0"/>
-          <w:i w:val="0"/>
-          <w:color w:val="000000"/>
-          <w:sz w:val="24"/>
-        </w:rPr>
-        <w:hyperlink r:id="rId20" w:history="1">
-          <w:r>
-            <w:rPr>
-              <w:rStyle w:val="Hyperlink"/>
-            </w:rPr>
-            <w:t>,</w:t>
-          </w:r>
-        </w:hyperlink>
-      </w:r>
-      <w:r>
-        <w:rPr>
-          <w:u w:val="single" w:color="0000ff"/>
-          <w:rFonts w:ascii="Charis SIL Regular" w:hAnsi="Charis SIL Regular" w:eastAsia="Charis SIL Regular"/>
-          <w:b w:val="0"/>
-          <w:i w:val="0"/>
-          <w:color w:val="000000"/>
-          <w:sz w:val="24"/>
-        </w:rPr>
-        <w:hyperlink r:id="rId20" w:history="1">
-          <w:r>
-            <w:rPr>
-              <w:rStyle w:val="Hyperlink"/>
-            </w:rPr>
-            <w:t xml:space="preserve"> Sai</w:t>
-          </w:r>
-        </w:hyperlink>
+        <w:t>of the archives of Sint Eustatius, Sai</w:t>
       </w:r>
       <w:r>
         <w:rPr>
@@ -4346,7 +4148,6 @@
       </w:r>
       <w:r>
         <w:rPr>
-          <w:u w:val="single" w:color="0000ff"/>
           <w:rFonts w:ascii="Charis SIL Regular" w:hAnsi="Charis SIL Regular" w:eastAsia="Charis SIL Regular"/>
           <w:b w:val="0"/>
           <w:i w:val="0"/>
@@ -4923,7 +4724,169 @@
           <w:color w:val="000000"/>
           <w:sz w:val="24"/>
         </w:rPr>
-        <w:t xml:space="preserve">Martin, (1806) 1828-1845 (1902)) and the </w:t>
+        <w:hyperlink r:id="rId21" w:history="1">
+          <w:r>
+            <w:rPr>
+              <w:rStyle w:val="Hyperlink"/>
+            </w:rPr>
+            <w:t>Martin, (1</w:t>
+          </w:r>
+        </w:hyperlink>
+      </w:r>
+      <w:r>
+        <w:rPr>
+          <w:u w:val="single" w:color="0000ff"/>
+          <w:rFonts w:ascii="Charis SIL Regular" w:hAnsi="Charis SIL Regular" w:eastAsia="Charis SIL Regular"/>
+          <w:b w:val="0"/>
+          <w:i w:val="0"/>
+          <w:color w:val="000000"/>
+          <w:sz w:val="24"/>
+        </w:rPr>
+        <w:hyperlink r:id="rId21" w:history="1">
+          <w:r>
+            <w:rPr>
+              <w:rStyle w:val="Hyperlink"/>
+            </w:rPr>
+            <w:t>806</w:t>
+          </w:r>
+        </w:hyperlink>
+      </w:r>
+      <w:r>
+        <w:rPr>
+          <w:u w:val="single" w:color="0000ff"/>
+          <w:rFonts w:ascii="Charis SIL Regular" w:hAnsi="Charis SIL Regular" w:eastAsia="Charis SIL Regular"/>
+          <w:b w:val="0"/>
+          <w:i w:val="0"/>
+          <w:color w:val="000000"/>
+          <w:sz w:val="24"/>
+        </w:rPr>
+        <w:hyperlink r:id="rId21" w:history="1">
+          <w:r>
+            <w:rPr>
+              <w:rStyle w:val="Hyperlink"/>
+            </w:rPr>
+            <w:t>)</w:t>
+          </w:r>
+        </w:hyperlink>
+      </w:r>
+      <w:r>
+        <w:rPr>
+          <w:u w:val="single" w:color="0000ff"/>
+          <w:rFonts w:ascii="Charis SIL Regular" w:hAnsi="Charis SIL Regular" w:eastAsia="Charis SIL Regular"/>
+          <w:b w:val="0"/>
+          <w:i w:val="0"/>
+          <w:color w:val="000000"/>
+          <w:sz w:val="24"/>
+        </w:rPr>
+        <w:hyperlink r:id="rId21" w:history="1">
+          <w:r>
+            <w:rPr>
+              <w:rStyle w:val="Hyperlink"/>
+            </w:rPr>
+            <w:t xml:space="preserve"> 1</w:t>
+          </w:r>
+        </w:hyperlink>
+      </w:r>
+      <w:r>
+        <w:rPr>
+          <w:u w:val="single" w:color="0000ff"/>
+          <w:rFonts w:ascii="Charis SIL Regular" w:hAnsi="Charis SIL Regular" w:eastAsia="Charis SIL Regular"/>
+          <w:b w:val="0"/>
+          <w:i w:val="0"/>
+          <w:color w:val="000000"/>
+          <w:sz w:val="24"/>
+        </w:rPr>
+        <w:hyperlink r:id="rId21" w:history="1">
+          <w:r>
+            <w:rPr>
+              <w:rStyle w:val="Hyperlink"/>
+            </w:rPr>
+            <w:t>8</w:t>
+          </w:r>
+        </w:hyperlink>
+      </w:r>
+      <w:r>
+        <w:rPr>
+          <w:u w:val="single" w:color="0000ff"/>
+          <w:rFonts w:ascii="Charis SIL Regular" w:hAnsi="Charis SIL Regular" w:eastAsia="Charis SIL Regular"/>
+          <w:b w:val="0"/>
+          <w:i w:val="0"/>
+          <w:color w:val="000000"/>
+          <w:sz w:val="24"/>
+        </w:rPr>
+        <w:hyperlink r:id="rId21" w:history="1">
+          <w:r>
+            <w:rPr>
+              <w:rStyle w:val="Hyperlink"/>
+            </w:rPr>
+            <w:t xml:space="preserve">28-1845 </w:t>
+          </w:r>
+        </w:hyperlink>
+      </w:r>
+      <w:r>
+        <w:rPr>
+          <w:u w:val="single" w:color="0000ff"/>
+          <w:rFonts w:ascii="Charis SIL Regular" w:hAnsi="Charis SIL Regular" w:eastAsia="Charis SIL Regular"/>
+          <w:b w:val="0"/>
+          <w:i w:val="0"/>
+          <w:color w:val="000000"/>
+          <w:sz w:val="24"/>
+        </w:rPr>
+        <w:hyperlink r:id="rId21" w:history="1">
+          <w:r>
+            <w:rPr>
+              <w:rStyle w:val="Hyperlink"/>
+            </w:rPr>
+            <w:t>(</w:t>
+          </w:r>
+        </w:hyperlink>
+      </w:r>
+      <w:r>
+        <w:rPr>
+          <w:u w:val="single" w:color="0000ff"/>
+          <w:rFonts w:ascii="Charis SIL Regular" w:hAnsi="Charis SIL Regular" w:eastAsia="Charis SIL Regular"/>
+          <w:b w:val="0"/>
+          <w:i w:val="0"/>
+          <w:color w:val="000000"/>
+          <w:sz w:val="24"/>
+        </w:rPr>
+        <w:hyperlink r:id="rId21" w:history="1">
+          <w:r>
+            <w:rPr>
+              <w:rStyle w:val="Hyperlink"/>
+            </w:rPr>
+            <w:t>1902))</w:t>
+          </w:r>
+        </w:hyperlink>
+      </w:r>
+      <w:r>
+        <w:rPr>
+          <w:u w:val="single" w:color="0000ff"/>
+          <w:rFonts w:ascii="Charis SIL Regular" w:hAnsi="Charis SIL Regular" w:eastAsia="Charis SIL Regular"/>
+          <w:b w:val="0"/>
+          <w:i w:val="0"/>
+          <w:color w:val="000000"/>
+          <w:sz w:val="24"/>
+        </w:rPr>
+        <w:t xml:space="preserve"> </w:t>
+      </w:r>
+      <w:r>
+        <w:rPr>
+          <w:u w:val="single" w:color="0000ff"/>
+          <w:rFonts w:ascii="Charis SIL Regular" w:hAnsi="Charis SIL Regular" w:eastAsia="Charis SIL Regular"/>
+          <w:b w:val="0"/>
+          <w:i w:val="0"/>
+          <w:color w:val="000000"/>
+          <w:sz w:val="24"/>
+        </w:rPr>
+        <w:hyperlink r:id="rId21" w:history="1">
+          <w:r>
+            <w:rPr>
+              <w:rStyle w:val="Hyperlink"/>
+            </w:rPr>
+            <w:t xml:space="preserve">and the </w:t>
+          </w:r>
+        </w:hyperlink>
       </w:r>
       <w:r>
         <w:rPr>

--- a/EXPORTS/DOCX/published/niveau2/English/SabaStEustatiusStMaarten.docx
+++ b/EXPORTS/DOCX/published/niveau2/English/SabaStEustatiusStMaarten.docx
@@ -1766,7 +1766,7 @@
             <w:rPr>
               <w:rStyle w:val="Hyperlink"/>
             </w:rPr>
-            <w:t>office</w:t>
+            <w:t>offi</w:t>
           </w:r>
         </w:hyperlink>
       </w:r>
@@ -1777,7 +1777,23 @@
           <w:i w:val="0"/>
           <w:color w:val="0000FF"/>
           <w:sz w:val="24"/>
-          <w:u w:val="single"/>
+        </w:rPr>
+        <w:hyperlink r:id="rId15" w:history="1">
+          <w:r>
+            <w:rPr>
+              <w:rStyle w:val="Hyperlink"/>
+            </w:rPr>
+            <w:t>ce</w:t>
+          </w:r>
+        </w:hyperlink>
+      </w:r>
+      <w:r>
+        <w:rPr>
+          <w:rFonts w:ascii="Charis SIL Regular" w:hAnsi="Charis SIL Regular" w:eastAsia="Charis SIL Regular"/>
+          <w:b w:val="0"/>
+          <w:i w:val="0"/>
+          <w:color w:val="0000FF"/>
+          <w:sz w:val="24"/>
         </w:rPr>
         <w:t>rs</w:t>
       </w:r>
@@ -1835,7 +1851,7 @@
             <w:rPr>
               <w:rStyle w:val="Hyperlink"/>
             </w:rPr>
-            <w:t>soldier</w:t>
+            <w:t>soldiers</w:t>
           </w:r>
         </w:hyperlink>
       </w:r>
@@ -1846,8 +1862,9 @@
           <w:i w:val="0"/>
           <w:color w:val="0000FF"/>
           <w:sz w:val="24"/>
-        </w:rPr>
-        <w:t xml:space="preserve">s </w:t>
+          <w:u w:val="single"/>
+        </w:rPr>
+        <w:t xml:space="preserve"> </w:t>
       </w:r>
       <w:r>
         <w:rPr>
@@ -2730,7 +2747,25 @@
           <w:color w:val="000000"/>
           <w:sz w:val="24"/>
         </w:rPr>
-        <w:t>, which contains informa</w:t>
+        <w:t>, which contains inf</w:t>
+      </w:r>
+      <w:r>
+        <w:rPr>
+          <w:u w:val="single" w:color="0000ff"/>
+          <w:rFonts w:ascii="Charis SIL Regular" w:hAnsi="Charis SIL Regular" w:eastAsia="Charis SIL Regular"/>
+          <w:b w:val="0"/>
+          <w:i w:val="0"/>
+          <w:color w:val="000000"/>
+          <w:sz w:val="24"/>
+        </w:rPr>
+        <w:hyperlink r:id="rId16" w:history="1">
+          <w:r>
+            <w:rPr>
+              <w:rStyle w:val="Hyperlink"/>
+            </w:rPr>
+            <w:t>orma</w:t>
+          </w:r>
+        </w:hyperlink>
       </w:r>
       <w:r>
         <w:rPr>
@@ -4126,7 +4161,169 @@
           <w:color w:val="000000"/>
           <w:sz w:val="24"/>
         </w:rPr>
-        <w:t>of the archives of Sint Eustatius, Sai</w:t>
+        <w:t>of t</w:t>
+      </w:r>
+      <w:r>
+        <w:rPr>
+          <w:u w:val="single" w:color="0000ff"/>
+          <w:rFonts w:ascii="Charis SIL Regular" w:hAnsi="Charis SIL Regular" w:eastAsia="Charis SIL Regular"/>
+          <w:b w:val="0"/>
+          <w:i w:val="0"/>
+          <w:color w:val="000000"/>
+          <w:sz w:val="24"/>
+        </w:rPr>
+        <w:hyperlink r:id="rId20" w:history="1">
+          <w:r>
+            <w:rPr>
+              <w:rStyle w:val="Hyperlink"/>
+            </w:rPr>
+            <w:t>he archive</w:t>
+          </w:r>
+        </w:hyperlink>
+      </w:r>
+      <w:r>
+        <w:rPr>
+          <w:u w:val="single" w:color="0000ff"/>
+          <w:rFonts w:ascii="Charis SIL Regular" w:hAnsi="Charis SIL Regular" w:eastAsia="Charis SIL Regular"/>
+          <w:b w:val="0"/>
+          <w:i w:val="0"/>
+          <w:color w:val="000000"/>
+          <w:sz w:val="24"/>
+        </w:rPr>
+        <w:hyperlink r:id="rId20" w:history="1">
+          <w:r>
+            <w:rPr>
+              <w:rStyle w:val="Hyperlink"/>
+            </w:rPr>
+            <w:t>s</w:t>
+          </w:r>
+        </w:hyperlink>
+      </w:r>
+      <w:r>
+        <w:rPr>
+          <w:u w:val="single" w:color="0000ff"/>
+          <w:rFonts w:ascii="Charis SIL Regular" w:hAnsi="Charis SIL Regular" w:eastAsia="Charis SIL Regular"/>
+          <w:b w:val="0"/>
+          <w:i w:val="0"/>
+          <w:color w:val="000000"/>
+          <w:sz w:val="24"/>
+        </w:rPr>
+        <w:hyperlink r:id="rId20" w:history="1">
+          <w:r>
+            <w:rPr>
+              <w:rStyle w:val="Hyperlink"/>
+            </w:rPr>
+            <w:t xml:space="preserve"> of </w:t>
+          </w:r>
+        </w:hyperlink>
+      </w:r>
+      <w:r>
+        <w:rPr>
+          <w:u w:val="single" w:color="0000ff"/>
+          <w:rFonts w:ascii="Charis SIL Regular" w:hAnsi="Charis SIL Regular" w:eastAsia="Charis SIL Regular"/>
+          <w:b w:val="0"/>
+          <w:i w:val="0"/>
+          <w:color w:val="000000"/>
+          <w:sz w:val="24"/>
+        </w:rPr>
+        <w:hyperlink r:id="rId20" w:history="1">
+          <w:r>
+            <w:rPr>
+              <w:rStyle w:val="Hyperlink"/>
+            </w:rPr>
+            <w:t>S</w:t>
+          </w:r>
+        </w:hyperlink>
+      </w:r>
+      <w:r>
+        <w:rPr>
+          <w:u w:val="single" w:color="0000ff"/>
+          <w:rFonts w:ascii="Charis SIL Regular" w:hAnsi="Charis SIL Regular" w:eastAsia="Charis SIL Regular"/>
+          <w:b w:val="0"/>
+          <w:i w:val="0"/>
+          <w:color w:val="000000"/>
+          <w:sz w:val="24"/>
+        </w:rPr>
+        <w:hyperlink r:id="rId20" w:history="1">
+          <w:r>
+            <w:rPr>
+              <w:rStyle w:val="Hyperlink"/>
+            </w:rPr>
+            <w:t>in</w:t>
+          </w:r>
+        </w:hyperlink>
+      </w:r>
+      <w:r>
+        <w:rPr>
+          <w:u w:val="single" w:color="0000ff"/>
+          <w:rFonts w:ascii="Charis SIL Regular" w:hAnsi="Charis SIL Regular" w:eastAsia="Charis SIL Regular"/>
+          <w:b w:val="0"/>
+          <w:i w:val="0"/>
+          <w:color w:val="000000"/>
+          <w:sz w:val="24"/>
+        </w:rPr>
+        <w:hyperlink r:id="rId20" w:history="1">
+          <w:r>
+            <w:rPr>
+              <w:rStyle w:val="Hyperlink"/>
+            </w:rPr>
+            <w:t>t</w:t>
+          </w:r>
+        </w:hyperlink>
+      </w:r>
+      <w:r>
+        <w:rPr>
+          <w:u w:val="single" w:color="0000ff"/>
+          <w:rFonts w:ascii="Charis SIL Regular" w:hAnsi="Charis SIL Regular" w:eastAsia="Charis SIL Regular"/>
+          <w:b w:val="0"/>
+          <w:i w:val="0"/>
+          <w:color w:val="000000"/>
+          <w:sz w:val="24"/>
+        </w:rPr>
+        <w:hyperlink r:id="rId20" w:history="1">
+          <w:r>
+            <w:rPr>
+              <w:rStyle w:val="Hyperlink"/>
+            </w:rPr>
+            <w:t xml:space="preserve"> Eustatius</w:t>
+          </w:r>
+        </w:hyperlink>
+      </w:r>
+      <w:r>
+        <w:rPr>
+          <w:u w:val="single" w:color="0000ff"/>
+          <w:rFonts w:ascii="Charis SIL Regular" w:hAnsi="Charis SIL Regular" w:eastAsia="Charis SIL Regular"/>
+          <w:b w:val="0"/>
+          <w:i w:val="0"/>
+          <w:color w:val="000000"/>
+          <w:sz w:val="24"/>
+        </w:rPr>
+        <w:hyperlink r:id="rId20" w:history="1">
+          <w:r>
+            <w:rPr>
+              <w:rStyle w:val="Hyperlink"/>
+            </w:rPr>
+            <w:t>,</w:t>
+          </w:r>
+        </w:hyperlink>
+      </w:r>
+      <w:r>
+        <w:rPr>
+          <w:u w:val="single" w:color="0000ff"/>
+          <w:rFonts w:ascii="Charis SIL Regular" w:hAnsi="Charis SIL Regular" w:eastAsia="Charis SIL Regular"/>
+          <w:b w:val="0"/>
+          <w:i w:val="0"/>
+          <w:color w:val="000000"/>
+          <w:sz w:val="24"/>
+        </w:rPr>
+        <w:hyperlink r:id="rId20" w:history="1">
+          <w:r>
+            <w:rPr>
+              <w:rStyle w:val="Hyperlink"/>
+            </w:rPr>
+            <w:t xml:space="preserve"> Sai</w:t>
+          </w:r>
+        </w:hyperlink>
       </w:r>
       <w:r>
         <w:rPr>
@@ -4717,176 +4914,13 @@
       </w:r>
       <w:r>
         <w:rPr>
-          <w:u w:val="single" w:color="0000ff"/>
           <w:rFonts w:ascii="Charis SIL Regular" w:hAnsi="Charis SIL Regular" w:eastAsia="Charis SIL Regular"/>
           <w:b w:val="0"/>
           <w:i w:val="0"/>
           <w:color w:val="000000"/>
           <w:sz w:val="24"/>
         </w:rPr>
-        <w:hyperlink r:id="rId21" w:history="1">
-          <w:r>
-            <w:rPr>
-              <w:rStyle w:val="Hyperlink"/>
-            </w:rPr>
-            <w:t>Martin, (1</w:t>
-          </w:r>
-        </w:hyperlink>
-      </w:r>
-      <w:r>
-        <w:rPr>
-          <w:u w:val="single" w:color="0000ff"/>
-          <w:rFonts w:ascii="Charis SIL Regular" w:hAnsi="Charis SIL Regular" w:eastAsia="Charis SIL Regular"/>
-          <w:b w:val="0"/>
-          <w:i w:val="0"/>
-          <w:color w:val="000000"/>
-          <w:sz w:val="24"/>
-        </w:rPr>
-        <w:hyperlink r:id="rId21" w:history="1">
-          <w:r>
-            <w:rPr>
-              <w:rStyle w:val="Hyperlink"/>
-            </w:rPr>
-            <w:t>806</w:t>
-          </w:r>
-        </w:hyperlink>
-      </w:r>
-      <w:r>
-        <w:rPr>
-          <w:u w:val="single" w:color="0000ff"/>
-          <w:rFonts w:ascii="Charis SIL Regular" w:hAnsi="Charis SIL Regular" w:eastAsia="Charis SIL Regular"/>
-          <w:b w:val="0"/>
-          <w:i w:val="0"/>
-          <w:color w:val="000000"/>
-          <w:sz w:val="24"/>
-        </w:rPr>
-        <w:hyperlink r:id="rId21" w:history="1">
-          <w:r>
-            <w:rPr>
-              <w:rStyle w:val="Hyperlink"/>
-            </w:rPr>
-            <w:t>)</w:t>
-          </w:r>
-        </w:hyperlink>
-      </w:r>
-      <w:r>
-        <w:rPr>
-          <w:u w:val="single" w:color="0000ff"/>
-          <w:rFonts w:ascii="Charis SIL Regular" w:hAnsi="Charis SIL Regular" w:eastAsia="Charis SIL Regular"/>
-          <w:b w:val="0"/>
-          <w:i w:val="0"/>
-          <w:color w:val="000000"/>
-          <w:sz w:val="24"/>
-        </w:rPr>
-        <w:hyperlink r:id="rId21" w:history="1">
-          <w:r>
-            <w:rPr>
-              <w:rStyle w:val="Hyperlink"/>
-            </w:rPr>
-            <w:t xml:space="preserve"> 1</w:t>
-          </w:r>
-        </w:hyperlink>
-      </w:r>
-      <w:r>
-        <w:rPr>
-          <w:u w:val="single" w:color="0000ff"/>
-          <w:rFonts w:ascii="Charis SIL Regular" w:hAnsi="Charis SIL Regular" w:eastAsia="Charis SIL Regular"/>
-          <w:b w:val="0"/>
-          <w:i w:val="0"/>
-          <w:color w:val="000000"/>
-          <w:sz w:val="24"/>
-        </w:rPr>
-        <w:hyperlink r:id="rId21" w:history="1">
-          <w:r>
-            <w:rPr>
-              <w:rStyle w:val="Hyperlink"/>
-            </w:rPr>
-            <w:t>8</w:t>
-          </w:r>
-        </w:hyperlink>
-      </w:r>
-      <w:r>
-        <w:rPr>
-          <w:u w:val="single" w:color="0000ff"/>
-          <w:rFonts w:ascii="Charis SIL Regular" w:hAnsi="Charis SIL Regular" w:eastAsia="Charis SIL Regular"/>
-          <w:b w:val="0"/>
-          <w:i w:val="0"/>
-          <w:color w:val="000000"/>
-          <w:sz w:val="24"/>
-        </w:rPr>
-        <w:hyperlink r:id="rId21" w:history="1">
-          <w:r>
-            <w:rPr>
-              <w:rStyle w:val="Hyperlink"/>
-            </w:rPr>
-            <w:t xml:space="preserve">28-1845 </w:t>
-          </w:r>
-        </w:hyperlink>
-      </w:r>
-      <w:r>
-        <w:rPr>
-          <w:u w:val="single" w:color="0000ff"/>
-          <w:rFonts w:ascii="Charis SIL Regular" w:hAnsi="Charis SIL Regular" w:eastAsia="Charis SIL Regular"/>
-          <w:b w:val="0"/>
-          <w:i w:val="0"/>
-          <w:color w:val="000000"/>
-          <w:sz w:val="24"/>
-        </w:rPr>
-        <w:hyperlink r:id="rId21" w:history="1">
-          <w:r>
-            <w:rPr>
-              <w:rStyle w:val="Hyperlink"/>
-            </w:rPr>
-            <w:t>(</w:t>
-          </w:r>
-        </w:hyperlink>
-      </w:r>
-      <w:r>
-        <w:rPr>
-          <w:u w:val="single" w:color="0000ff"/>
-          <w:rFonts w:ascii="Charis SIL Regular" w:hAnsi="Charis SIL Regular" w:eastAsia="Charis SIL Regular"/>
-          <w:b w:val="0"/>
-          <w:i w:val="0"/>
-          <w:color w:val="000000"/>
-          <w:sz w:val="24"/>
-        </w:rPr>
-        <w:hyperlink r:id="rId21" w:history="1">
-          <w:r>
-            <w:rPr>
-              <w:rStyle w:val="Hyperlink"/>
-            </w:rPr>
-            <w:t>1902))</w:t>
-          </w:r>
-        </w:hyperlink>
-      </w:r>
-      <w:r>
-        <w:rPr>
-          <w:u w:val="single" w:color="0000ff"/>
-          <w:rFonts w:ascii="Charis SIL Regular" w:hAnsi="Charis SIL Regular" w:eastAsia="Charis SIL Regular"/>
-          <w:b w:val="0"/>
-          <w:i w:val="0"/>
-          <w:color w:val="000000"/>
-          <w:sz w:val="24"/>
-        </w:rPr>
-        <w:t xml:space="preserve"> </w:t>
-      </w:r>
-      <w:r>
-        <w:rPr>
-          <w:u w:val="single" w:color="0000ff"/>
-          <w:rFonts w:ascii="Charis SIL Regular" w:hAnsi="Charis SIL Regular" w:eastAsia="Charis SIL Regular"/>
-          <w:b w:val="0"/>
-          <w:i w:val="0"/>
-          <w:color w:val="000000"/>
-          <w:sz w:val="24"/>
-        </w:rPr>
-        <w:hyperlink r:id="rId21" w:history="1">
-          <w:r>
-            <w:rPr>
-              <w:rStyle w:val="Hyperlink"/>
-            </w:rPr>
-            <w:t xml:space="preserve">and the </w:t>
-          </w:r>
-        </w:hyperlink>
+        <w:t xml:space="preserve">Martin, (1806) 1828-1845 (1902)) and the </w:t>
       </w:r>
       <w:r>
         <w:rPr>

--- a/EXPORTS/DOCX/published/niveau2/English/SabaStEustatiusStMaarten.docx
+++ b/EXPORTS/DOCX/published/niveau2/English/SabaStEustatiusStMaarten.docx
@@ -1395,25 +1395,7 @@
           <w:color w:val="000000"/>
           <w:sz w:val="24"/>
         </w:rPr>
-        <w:t xml:space="preserve"> of 1814 gave the islands the name of Sint Eustatius and Depende</w:t>
-      </w:r>
-      <w:r>
-        <w:rPr>
-          <w:u w:val="single" w:color="0000ff"/>
-          <w:rFonts w:ascii="Charis SIL Regular" w:hAnsi="Charis SIL Regular" w:eastAsia="Charis SIL Regular"/>
-          <w:b w:val="0"/>
-          <w:i w:val="0"/>
-          <w:color w:val="000000"/>
-          <w:sz w:val="24"/>
-        </w:rPr>
-        <w:hyperlink r:id="rId14" w:history="1">
-          <w:r>
-            <w:rPr>
-              <w:rStyle w:val="Hyperlink"/>
-            </w:rPr>
-            <w:t>ncies a</w:t>
-          </w:r>
-        </w:hyperlink>
+        <w:t xml:space="preserve"> of 1814 gave the islands the name of Sint Eustatius and Dependencies a</w:t>
       </w:r>
       <w:r>
         <w:rPr>
@@ -1766,7 +1748,7 @@
             <w:rPr>
               <w:rStyle w:val="Hyperlink"/>
             </w:rPr>
-            <w:t>offi</w:t>
+            <w:t>office</w:t>
           </w:r>
         </w:hyperlink>
       </w:r>
@@ -1777,23 +1759,7 @@
           <w:i w:val="0"/>
           <w:color w:val="0000FF"/>
           <w:sz w:val="24"/>
-        </w:rPr>
-        <w:hyperlink r:id="rId15" w:history="1">
-          <w:r>
-            <w:rPr>
-              <w:rStyle w:val="Hyperlink"/>
-            </w:rPr>
-            <w:t>ce</w:t>
-          </w:r>
-        </w:hyperlink>
-      </w:r>
-      <w:r>
-        <w:rPr>
-          <w:rFonts w:ascii="Charis SIL Regular" w:hAnsi="Charis SIL Regular" w:eastAsia="Charis SIL Regular"/>
-          <w:b w:val="0"/>
-          <w:i w:val="0"/>
-          <w:color w:val="0000FF"/>
-          <w:sz w:val="24"/>
+          <w:u w:val="single"/>
         </w:rPr>
         <w:t>rs</w:t>
       </w:r>
@@ -1938,9 +1904,19 @@
             <w:rPr>
               <w:rStyle w:val="Hyperlink"/>
             </w:rPr>
-            <w:t>army</w:t>
+            <w:t>ar</w:t>
           </w:r>
         </w:hyperlink>
+      </w:r>
+      <w:r>
+        <w:rPr>
+          <w:rFonts w:ascii="Charis SIL Regular" w:hAnsi="Charis SIL Regular" w:eastAsia="Charis SIL Regular"/>
+          <w:b w:val="0"/>
+          <w:i w:val="0"/>
+          <w:color w:val="0000FF"/>
+          <w:sz w:val="24"/>
+        </w:rPr>
+        <w:t>my</w:t>
       </w:r>
       <w:r>
         <w:rPr>
@@ -2084,223 +2060,7 @@
           <w:color w:val="000000"/>
           <w:sz w:val="24"/>
         </w:rPr>
-        <w:t>a that refer</w:t>
-      </w:r>
-      <w:r>
-        <w:rPr>
-          <w:u w:val="single" w:color="0000ff"/>
-          <w:rFonts w:ascii="Charis SIL Regular" w:hAnsi="Charis SIL Regular" w:eastAsia="Charis SIL Regular"/>
-          <w:b w:val="0"/>
-          <w:i w:val="0"/>
-          <w:color w:val="000000"/>
-          <w:sz w:val="24"/>
-        </w:rPr>
-        <w:hyperlink r:id="rId15" w:history="1">
-          <w:r>
-            <w:rPr>
-              <w:rStyle w:val="Hyperlink"/>
-            </w:rPr>
-            <w:t>s to r</w:t>
-          </w:r>
-        </w:hyperlink>
-      </w:r>
-      <w:r>
-        <w:rPr>
-          <w:u w:val="single" w:color="0000ff"/>
-          <w:rFonts w:ascii="Charis SIL Regular" w:hAnsi="Charis SIL Regular" w:eastAsia="Charis SIL Regular"/>
-          <w:b w:val="0"/>
-          <w:i w:val="0"/>
-          <w:color w:val="000000"/>
-          <w:sz w:val="24"/>
-        </w:rPr>
-        <w:hyperlink r:id="rId15" w:history="1">
-          <w:r>
-            <w:rPr>
-              <w:rStyle w:val="Hyperlink"/>
-            </w:rPr>
-            <w:t>elevant archiv</w:t>
-          </w:r>
-        </w:hyperlink>
-      </w:r>
-      <w:r>
-        <w:rPr>
-          <w:u w:val="single" w:color="0000ff"/>
-          <w:rFonts w:ascii="Charis SIL Regular" w:hAnsi="Charis SIL Regular" w:eastAsia="Charis SIL Regular"/>
-          <w:b w:val="0"/>
-          <w:i w:val="0"/>
-          <w:color w:val="000000"/>
-          <w:sz w:val="24"/>
-        </w:rPr>
-        <w:hyperlink r:id="rId15" w:history="1">
-          <w:r>
-            <w:rPr>
-              <w:rStyle w:val="Hyperlink"/>
-            </w:rPr>
-            <w:t>e</w:t>
-          </w:r>
-        </w:hyperlink>
-      </w:r>
-      <w:r>
-        <w:rPr>
-          <w:u w:val="single" w:color="0000ff"/>
-          <w:rFonts w:ascii="Charis SIL Regular" w:hAnsi="Charis SIL Regular" w:eastAsia="Charis SIL Regular"/>
-          <w:b w:val="0"/>
-          <w:i w:val="0"/>
-          <w:color w:val="000000"/>
-          <w:sz w:val="24"/>
-        </w:rPr>
-        <w:hyperlink r:id="rId15" w:history="1">
-          <w:r>
-            <w:rPr>
-              <w:rStyle w:val="Hyperlink"/>
-            </w:rPr>
-            <w:t xml:space="preserve"> materi</w:t>
-          </w:r>
-        </w:hyperlink>
-      </w:r>
-      <w:r>
-        <w:rPr>
-          <w:u w:val="single" w:color="0000ff"/>
-          <w:rFonts w:ascii="Charis SIL Regular" w:hAnsi="Charis SIL Regular" w:eastAsia="Charis SIL Regular"/>
-          <w:b w:val="0"/>
-          <w:i w:val="0"/>
-          <w:color w:val="000000"/>
-          <w:sz w:val="24"/>
-        </w:rPr>
-        <w:hyperlink r:id="rId15" w:history="1">
-          <w:r>
-            <w:rPr>
-              <w:rStyle w:val="Hyperlink"/>
-            </w:rPr>
-            <w:t>al a</w:t>
-          </w:r>
-        </w:hyperlink>
-      </w:r>
-      <w:r>
-        <w:rPr>
-          <w:u w:val="single" w:color="0000ff"/>
-          <w:rFonts w:ascii="Charis SIL Regular" w:hAnsi="Charis SIL Regular" w:eastAsia="Charis SIL Regular"/>
-          <w:b w:val="0"/>
-          <w:i w:val="0"/>
-          <w:color w:val="000000"/>
-          <w:sz w:val="24"/>
-        </w:rPr>
-        <w:hyperlink r:id="rId15" w:history="1">
-          <w:r>
-            <w:rPr>
-              <w:rStyle w:val="Hyperlink"/>
-            </w:rPr>
-            <w:t>b</w:t>
-          </w:r>
-        </w:hyperlink>
-      </w:r>
-      <w:r>
-        <w:rPr>
-          <w:u w:val="single" w:color="0000ff"/>
-          <w:rFonts w:ascii="Charis SIL Regular" w:hAnsi="Charis SIL Regular" w:eastAsia="Charis SIL Regular"/>
-          <w:b w:val="0"/>
-          <w:i w:val="0"/>
-          <w:color w:val="000000"/>
-          <w:sz w:val="24"/>
-        </w:rPr>
-        <w:hyperlink r:id="rId15" w:history="1">
-          <w:r>
-            <w:rPr>
-              <w:rStyle w:val="Hyperlink"/>
-            </w:rPr>
-            <w:t>out mili</w:t>
-          </w:r>
-        </w:hyperlink>
-      </w:r>
-      <w:r>
-        <w:rPr>
-          <w:u w:val="single" w:color="0000ff"/>
-          <w:rFonts w:ascii="Charis SIL Regular" w:hAnsi="Charis SIL Regular" w:eastAsia="Charis SIL Regular"/>
-          <w:b w:val="0"/>
-          <w:i w:val="0"/>
-          <w:color w:val="000000"/>
-          <w:sz w:val="24"/>
-        </w:rPr>
-        <w:hyperlink r:id="rId15" w:history="1">
-          <w:r>
-            <w:rPr>
-              <w:rStyle w:val="Hyperlink"/>
-            </w:rPr>
-            <w:t>t</w:t>
-          </w:r>
-        </w:hyperlink>
-      </w:r>
-      <w:r>
-        <w:rPr>
-          <w:u w:val="single" w:color="0000ff"/>
-          <w:rFonts w:ascii="Charis SIL Regular" w:hAnsi="Charis SIL Regular" w:eastAsia="Charis SIL Regular"/>
-          <w:b w:val="0"/>
-          <w:i w:val="0"/>
-          <w:color w:val="000000"/>
-          <w:sz w:val="24"/>
-        </w:rPr>
-        <w:hyperlink r:id="rId15" w:history="1">
-          <w:r>
-            <w:rPr>
-              <w:rStyle w:val="Hyperlink"/>
-            </w:rPr>
-            <w:t>ar</w:t>
-          </w:r>
-        </w:hyperlink>
-      </w:r>
-      <w:r>
-        <w:rPr>
-          <w:u w:val="single" w:color="0000ff"/>
-          <w:rFonts w:ascii="Charis SIL Regular" w:hAnsi="Charis SIL Regular" w:eastAsia="Charis SIL Regular"/>
-          <w:b w:val="0"/>
-          <w:i w:val="0"/>
-          <w:color w:val="000000"/>
-          <w:sz w:val="24"/>
-        </w:rPr>
-        <w:hyperlink r:id="rId15" w:history="1">
-          <w:r>
-            <w:rPr>
-              <w:rStyle w:val="Hyperlink"/>
-            </w:rPr>
-            <w:t>y p</w:t>
-          </w:r>
-        </w:hyperlink>
-      </w:r>
-      <w:r>
-        <w:rPr>
-          <w:u w:val="single" w:color="0000ff"/>
-          <w:rFonts w:ascii="Charis SIL Regular" w:hAnsi="Charis SIL Regular" w:eastAsia="Charis SIL Regular"/>
-          <w:b w:val="0"/>
-          <w:i w:val="0"/>
-          <w:color w:val="000000"/>
-          <w:sz w:val="24"/>
-        </w:rPr>
-        <w:hyperlink r:id="rId15" w:history="1">
-          <w:r>
-            <w:rPr>
-              <w:rStyle w:val="Hyperlink"/>
-            </w:rPr>
-            <w:t>e</w:t>
-          </w:r>
-        </w:hyperlink>
-      </w:r>
-      <w:r>
-        <w:rPr>
-          <w:u w:val="single" w:color="0000ff"/>
-          <w:rFonts w:ascii="Charis SIL Regular" w:hAnsi="Charis SIL Regular" w:eastAsia="Charis SIL Regular"/>
-          <w:b w:val="0"/>
-          <w:i w:val="0"/>
-          <w:color w:val="000000"/>
-          <w:sz w:val="24"/>
-        </w:rPr>
-        <w:hyperlink r:id="rId15" w:history="1">
-          <w:r>
-            <w:rPr>
-              <w:rStyle w:val="Hyperlink"/>
-            </w:rPr>
-            <w:t>rsonn</w:t>
-          </w:r>
-        </w:hyperlink>
+        <w:t>a that refers to relevant archive material about military personn</w:t>
       </w:r>
       <w:r>
         <w:rPr>
@@ -4345,6 +4105,7 @@
       </w:r>
       <w:r>
         <w:rPr>
+          <w:u w:val="single" w:color="0000ff"/>
           <w:rFonts w:ascii="Charis SIL Regular" w:hAnsi="Charis SIL Regular" w:eastAsia="Charis SIL Regular"/>
           <w:b w:val="0"/>
           <w:i w:val="0"/>
@@ -4914,13 +4675,176 @@
       </w:r>
       <w:r>
         <w:rPr>
+          <w:u w:val="single" w:color="0000ff"/>
           <w:rFonts w:ascii="Charis SIL Regular" w:hAnsi="Charis SIL Regular" w:eastAsia="Charis SIL Regular"/>
           <w:b w:val="0"/>
           <w:i w:val="0"/>
           <w:color w:val="000000"/>
           <w:sz w:val="24"/>
         </w:rPr>
-        <w:t xml:space="preserve">Martin, (1806) 1828-1845 (1902)) and the </w:t>
+        <w:hyperlink r:id="rId21" w:history="1">
+          <w:r>
+            <w:rPr>
+              <w:rStyle w:val="Hyperlink"/>
+            </w:rPr>
+            <w:t>Martin, (1</w:t>
+          </w:r>
+        </w:hyperlink>
+      </w:r>
+      <w:r>
+        <w:rPr>
+          <w:u w:val="single" w:color="0000ff"/>
+          <w:rFonts w:ascii="Charis SIL Regular" w:hAnsi="Charis SIL Regular" w:eastAsia="Charis SIL Regular"/>
+          <w:b w:val="0"/>
+          <w:i w:val="0"/>
+          <w:color w:val="000000"/>
+          <w:sz w:val="24"/>
+        </w:rPr>
+        <w:hyperlink r:id="rId21" w:history="1">
+          <w:r>
+            <w:rPr>
+              <w:rStyle w:val="Hyperlink"/>
+            </w:rPr>
+            <w:t>806</w:t>
+          </w:r>
+        </w:hyperlink>
+      </w:r>
+      <w:r>
+        <w:rPr>
+          <w:u w:val="single" w:color="0000ff"/>
+          <w:rFonts w:ascii="Charis SIL Regular" w:hAnsi="Charis SIL Regular" w:eastAsia="Charis SIL Regular"/>
+          <w:b w:val="0"/>
+          <w:i w:val="0"/>
+          <w:color w:val="000000"/>
+          <w:sz w:val="24"/>
+        </w:rPr>
+        <w:hyperlink r:id="rId21" w:history="1">
+          <w:r>
+            <w:rPr>
+              <w:rStyle w:val="Hyperlink"/>
+            </w:rPr>
+            <w:t>)</w:t>
+          </w:r>
+        </w:hyperlink>
+      </w:r>
+      <w:r>
+        <w:rPr>
+          <w:u w:val="single" w:color="0000ff"/>
+          <w:rFonts w:ascii="Charis SIL Regular" w:hAnsi="Charis SIL Regular" w:eastAsia="Charis SIL Regular"/>
+          <w:b w:val="0"/>
+          <w:i w:val="0"/>
+          <w:color w:val="000000"/>
+          <w:sz w:val="24"/>
+        </w:rPr>
+        <w:hyperlink r:id="rId21" w:history="1">
+          <w:r>
+            <w:rPr>
+              <w:rStyle w:val="Hyperlink"/>
+            </w:rPr>
+            <w:t xml:space="preserve"> 1</w:t>
+          </w:r>
+        </w:hyperlink>
+      </w:r>
+      <w:r>
+        <w:rPr>
+          <w:u w:val="single" w:color="0000ff"/>
+          <w:rFonts w:ascii="Charis SIL Regular" w:hAnsi="Charis SIL Regular" w:eastAsia="Charis SIL Regular"/>
+          <w:b w:val="0"/>
+          <w:i w:val="0"/>
+          <w:color w:val="000000"/>
+          <w:sz w:val="24"/>
+        </w:rPr>
+        <w:hyperlink r:id="rId21" w:history="1">
+          <w:r>
+            <w:rPr>
+              <w:rStyle w:val="Hyperlink"/>
+            </w:rPr>
+            <w:t>8</w:t>
+          </w:r>
+        </w:hyperlink>
+      </w:r>
+      <w:r>
+        <w:rPr>
+          <w:u w:val="single" w:color="0000ff"/>
+          <w:rFonts w:ascii="Charis SIL Regular" w:hAnsi="Charis SIL Regular" w:eastAsia="Charis SIL Regular"/>
+          <w:b w:val="0"/>
+          <w:i w:val="0"/>
+          <w:color w:val="000000"/>
+          <w:sz w:val="24"/>
+        </w:rPr>
+        <w:hyperlink r:id="rId21" w:history="1">
+          <w:r>
+            <w:rPr>
+              <w:rStyle w:val="Hyperlink"/>
+            </w:rPr>
+            <w:t xml:space="preserve">28-1845 </w:t>
+          </w:r>
+        </w:hyperlink>
+      </w:r>
+      <w:r>
+        <w:rPr>
+          <w:u w:val="single" w:color="0000ff"/>
+          <w:rFonts w:ascii="Charis SIL Regular" w:hAnsi="Charis SIL Regular" w:eastAsia="Charis SIL Regular"/>
+          <w:b w:val="0"/>
+          <w:i w:val="0"/>
+          <w:color w:val="000000"/>
+          <w:sz w:val="24"/>
+        </w:rPr>
+        <w:hyperlink r:id="rId21" w:history="1">
+          <w:r>
+            <w:rPr>
+              <w:rStyle w:val="Hyperlink"/>
+            </w:rPr>
+            <w:t>(</w:t>
+          </w:r>
+        </w:hyperlink>
+      </w:r>
+      <w:r>
+        <w:rPr>
+          <w:u w:val="single" w:color="0000ff"/>
+          <w:rFonts w:ascii="Charis SIL Regular" w:hAnsi="Charis SIL Regular" w:eastAsia="Charis SIL Regular"/>
+          <w:b w:val="0"/>
+          <w:i w:val="0"/>
+          <w:color w:val="000000"/>
+          <w:sz w:val="24"/>
+        </w:rPr>
+        <w:hyperlink r:id="rId21" w:history="1">
+          <w:r>
+            <w:rPr>
+              <w:rStyle w:val="Hyperlink"/>
+            </w:rPr>
+            <w:t>1902))</w:t>
+          </w:r>
+        </w:hyperlink>
+      </w:r>
+      <w:r>
+        <w:rPr>
+          <w:u w:val="single" w:color="0000ff"/>
+          <w:rFonts w:ascii="Charis SIL Regular" w:hAnsi="Charis SIL Regular" w:eastAsia="Charis SIL Regular"/>
+          <w:b w:val="0"/>
+          <w:i w:val="0"/>
+          <w:color w:val="000000"/>
+          <w:sz w:val="24"/>
+        </w:rPr>
+        <w:t xml:space="preserve"> </w:t>
+      </w:r>
+      <w:r>
+        <w:rPr>
+          <w:u w:val="single" w:color="0000ff"/>
+          <w:rFonts w:ascii="Charis SIL Regular" w:hAnsi="Charis SIL Regular" w:eastAsia="Charis SIL Regular"/>
+          <w:b w:val="0"/>
+          <w:i w:val="0"/>
+          <w:color w:val="000000"/>
+          <w:sz w:val="24"/>
+        </w:rPr>
+        <w:hyperlink r:id="rId21" w:history="1">
+          <w:r>
+            <w:rPr>
+              <w:rStyle w:val="Hyperlink"/>
+            </w:rPr>
+            <w:t xml:space="preserve">and the </w:t>
+          </w:r>
+        </w:hyperlink>
       </w:r>
       <w:r>
         <w:rPr>

--- a/EXPORTS/DOCX/published/niveau2/English/SabaStEustatiusStMaarten.docx
+++ b/EXPORTS/DOCX/published/niveau2/English/SabaStEustatiusStMaarten.docx
@@ -303,7 +303,7 @@
           <w:sz w:val="24"/>
           <w:u w:val="single"/>
         </w:rPr>
-        <w:hyperlink r:id="rId9" w:history="1">
+        <w:hyperlink r:id="rId10" w:history="1">
           <w:r>
             <w:rPr>
               <w:rStyle w:val="Hyperlink"/>
@@ -1395,100 +1395,7 @@
           <w:color w:val="000000"/>
           <w:sz w:val="24"/>
         </w:rPr>
-        <w:t xml:space="preserve"> of 1814 gave the islands the name of Sint Eustatius and Dependencies a</w:t>
-      </w:r>
-      <w:r>
-        <w:rPr>
-          <w:u w:val="single" w:color="0000ff"/>
-          <w:rFonts w:ascii="Charis SIL Regular" w:hAnsi="Charis SIL Regular" w:eastAsia="Charis SIL Regular"/>
-          <w:b w:val="0"/>
-          <w:i w:val="0"/>
-          <w:color w:val="000000"/>
-          <w:sz w:val="24"/>
-        </w:rPr>
-        <w:hyperlink r:id="rId14" w:history="1">
-          <w:r>
-            <w:rPr>
-              <w:rStyle w:val="Hyperlink"/>
-            </w:rPr>
-            <w:t>nd</w:t>
-          </w:r>
-        </w:hyperlink>
-      </w:r>
-      <w:r>
-        <w:rPr>
-          <w:u w:val="single" w:color="0000ff"/>
-          <w:rFonts w:ascii="Charis SIL Regular" w:hAnsi="Charis SIL Regular" w:eastAsia="Charis SIL Regular"/>
-          <w:b w:val="0"/>
-          <w:i w:val="0"/>
-          <w:color w:val="000000"/>
-          <w:sz w:val="24"/>
-        </w:rPr>
-        <w:t xml:space="preserve"> </w:t>
-      </w:r>
-      <w:r>
-        <w:rPr>
-          <w:u w:val="single" w:color="0000ff"/>
-          <w:rFonts w:ascii="Charis SIL Regular" w:hAnsi="Charis SIL Regular" w:eastAsia="Charis SIL Regular"/>
-          <w:b w:val="0"/>
-          <w:i w:val="0"/>
-          <w:color w:val="000000"/>
-          <w:sz w:val="24"/>
-        </w:rPr>
-        <w:hyperlink r:id="rId14" w:history="1">
-          <w:r>
-            <w:rPr>
-              <w:rStyle w:val="Hyperlink"/>
-            </w:rPr>
-            <w:t xml:space="preserve">placed </w:t>
-          </w:r>
-        </w:hyperlink>
-      </w:r>
-      <w:r>
-        <w:rPr>
-          <w:u w:val="single" w:color="0000ff"/>
-          <w:rFonts w:ascii="Charis SIL Regular" w:hAnsi="Charis SIL Regular" w:eastAsia="Charis SIL Regular"/>
-          <w:b w:val="0"/>
-          <w:i w:val="0"/>
-          <w:color w:val="000000"/>
-          <w:sz w:val="24"/>
-        </w:rPr>
-        <w:hyperlink r:id="rId14" w:history="1">
-          <w:r>
-            <w:rPr>
-              <w:rStyle w:val="Hyperlink"/>
-            </w:rPr>
-            <w:t>t</w:t>
-          </w:r>
-        </w:hyperlink>
-      </w:r>
-      <w:r>
-        <w:rPr>
-          <w:u w:val="single" w:color="0000ff"/>
-          <w:rFonts w:ascii="Charis SIL Regular" w:hAnsi="Charis SIL Regular" w:eastAsia="Charis SIL Regular"/>
-          <w:b w:val="0"/>
-          <w:i w:val="0"/>
-          <w:color w:val="000000"/>
-          <w:sz w:val="24"/>
-        </w:rPr>
-        <w:hyperlink r:id="rId14" w:history="1">
-          <w:r>
-            <w:rPr>
-              <w:rStyle w:val="Hyperlink"/>
-            </w:rPr>
-            <w:t>he</w:t>
-          </w:r>
-        </w:hyperlink>
-      </w:r>
-      <w:r>
-        <w:rPr>
-          <w:rFonts w:ascii="Charis SIL Regular" w:hAnsi="Charis SIL Regular" w:eastAsia="Charis SIL Regular"/>
-          <w:b w:val="0"/>
-          <w:i w:val="0"/>
-          <w:color w:val="000000"/>
-          <w:sz w:val="24"/>
-        </w:rPr>
-        <w:t xml:space="preserve">m </w:t>
+        <w:t xml:space="preserve"> of 1814 gave the islands the name of Sint Eustatius and Dependencies and placed them </w:t>
       </w:r>
       <w:r>
         <w:rPr>
@@ -1748,7 +1655,7 @@
             <w:rPr>
               <w:rStyle w:val="Hyperlink"/>
             </w:rPr>
-            <w:t>office</w:t>
+            <w:t>offi</w:t>
           </w:r>
         </w:hyperlink>
       </w:r>
@@ -1759,7 +1666,23 @@
           <w:i w:val="0"/>
           <w:color w:val="0000FF"/>
           <w:sz w:val="24"/>
-          <w:u w:val="single"/>
+        </w:rPr>
+        <w:hyperlink r:id="rId15" w:history="1">
+          <w:r>
+            <w:rPr>
+              <w:rStyle w:val="Hyperlink"/>
+            </w:rPr>
+            <w:t>ce</w:t>
+          </w:r>
+        </w:hyperlink>
+      </w:r>
+      <w:r>
+        <w:rPr>
+          <w:rFonts w:ascii="Charis SIL Regular" w:hAnsi="Charis SIL Regular" w:eastAsia="Charis SIL Regular"/>
+          <w:b w:val="0"/>
+          <w:i w:val="0"/>
+          <w:color w:val="0000FF"/>
+          <w:sz w:val="24"/>
         </w:rPr>
         <w:t>rs</w:t>
       </w:r>
@@ -1904,19 +1827,9 @@
             <w:rPr>
               <w:rStyle w:val="Hyperlink"/>
             </w:rPr>
-            <w:t>ar</w:t>
+            <w:t>army</w:t>
           </w:r>
         </w:hyperlink>
-      </w:r>
-      <w:r>
-        <w:rPr>
-          <w:rFonts w:ascii="Charis SIL Regular" w:hAnsi="Charis SIL Regular" w:eastAsia="Charis SIL Regular"/>
-          <w:b w:val="0"/>
-          <w:i w:val="0"/>
-          <w:color w:val="0000FF"/>
-          <w:sz w:val="24"/>
-        </w:rPr>
-        <w:t>my</w:t>
       </w:r>
       <w:r>
         <w:rPr>
@@ -2060,7 +1973,223 @@
           <w:color w:val="000000"/>
           <w:sz w:val="24"/>
         </w:rPr>
-        <w:t>a that refers to relevant archive material about military personn</w:t>
+        <w:t>a that refer</w:t>
+      </w:r>
+      <w:r>
+        <w:rPr>
+          <w:u w:val="single" w:color="0000ff"/>
+          <w:rFonts w:ascii="Charis SIL Regular" w:hAnsi="Charis SIL Regular" w:eastAsia="Charis SIL Regular"/>
+          <w:b w:val="0"/>
+          <w:i w:val="0"/>
+          <w:color w:val="000000"/>
+          <w:sz w:val="24"/>
+        </w:rPr>
+        <w:hyperlink r:id="rId15" w:history="1">
+          <w:r>
+            <w:rPr>
+              <w:rStyle w:val="Hyperlink"/>
+            </w:rPr>
+            <w:t>s to r</w:t>
+          </w:r>
+        </w:hyperlink>
+      </w:r>
+      <w:r>
+        <w:rPr>
+          <w:u w:val="single" w:color="0000ff"/>
+          <w:rFonts w:ascii="Charis SIL Regular" w:hAnsi="Charis SIL Regular" w:eastAsia="Charis SIL Regular"/>
+          <w:b w:val="0"/>
+          <w:i w:val="0"/>
+          <w:color w:val="000000"/>
+          <w:sz w:val="24"/>
+        </w:rPr>
+        <w:hyperlink r:id="rId15" w:history="1">
+          <w:r>
+            <w:rPr>
+              <w:rStyle w:val="Hyperlink"/>
+            </w:rPr>
+            <w:t>elevant archiv</w:t>
+          </w:r>
+        </w:hyperlink>
+      </w:r>
+      <w:r>
+        <w:rPr>
+          <w:u w:val="single" w:color="0000ff"/>
+          <w:rFonts w:ascii="Charis SIL Regular" w:hAnsi="Charis SIL Regular" w:eastAsia="Charis SIL Regular"/>
+          <w:b w:val="0"/>
+          <w:i w:val="0"/>
+          <w:color w:val="000000"/>
+          <w:sz w:val="24"/>
+        </w:rPr>
+        <w:hyperlink r:id="rId15" w:history="1">
+          <w:r>
+            <w:rPr>
+              <w:rStyle w:val="Hyperlink"/>
+            </w:rPr>
+            <w:t>e</w:t>
+          </w:r>
+        </w:hyperlink>
+      </w:r>
+      <w:r>
+        <w:rPr>
+          <w:u w:val="single" w:color="0000ff"/>
+          <w:rFonts w:ascii="Charis SIL Regular" w:hAnsi="Charis SIL Regular" w:eastAsia="Charis SIL Regular"/>
+          <w:b w:val="0"/>
+          <w:i w:val="0"/>
+          <w:color w:val="000000"/>
+          <w:sz w:val="24"/>
+        </w:rPr>
+        <w:hyperlink r:id="rId15" w:history="1">
+          <w:r>
+            <w:rPr>
+              <w:rStyle w:val="Hyperlink"/>
+            </w:rPr>
+            <w:t xml:space="preserve"> materi</w:t>
+          </w:r>
+        </w:hyperlink>
+      </w:r>
+      <w:r>
+        <w:rPr>
+          <w:u w:val="single" w:color="0000ff"/>
+          <w:rFonts w:ascii="Charis SIL Regular" w:hAnsi="Charis SIL Regular" w:eastAsia="Charis SIL Regular"/>
+          <w:b w:val="0"/>
+          <w:i w:val="0"/>
+          <w:color w:val="000000"/>
+          <w:sz w:val="24"/>
+        </w:rPr>
+        <w:hyperlink r:id="rId15" w:history="1">
+          <w:r>
+            <w:rPr>
+              <w:rStyle w:val="Hyperlink"/>
+            </w:rPr>
+            <w:t>al a</w:t>
+          </w:r>
+        </w:hyperlink>
+      </w:r>
+      <w:r>
+        <w:rPr>
+          <w:u w:val="single" w:color="0000ff"/>
+          <w:rFonts w:ascii="Charis SIL Regular" w:hAnsi="Charis SIL Regular" w:eastAsia="Charis SIL Regular"/>
+          <w:b w:val="0"/>
+          <w:i w:val="0"/>
+          <w:color w:val="000000"/>
+          <w:sz w:val="24"/>
+        </w:rPr>
+        <w:hyperlink r:id="rId15" w:history="1">
+          <w:r>
+            <w:rPr>
+              <w:rStyle w:val="Hyperlink"/>
+            </w:rPr>
+            <w:t>b</w:t>
+          </w:r>
+        </w:hyperlink>
+      </w:r>
+      <w:r>
+        <w:rPr>
+          <w:u w:val="single" w:color="0000ff"/>
+          <w:rFonts w:ascii="Charis SIL Regular" w:hAnsi="Charis SIL Regular" w:eastAsia="Charis SIL Regular"/>
+          <w:b w:val="0"/>
+          <w:i w:val="0"/>
+          <w:color w:val="000000"/>
+          <w:sz w:val="24"/>
+        </w:rPr>
+        <w:hyperlink r:id="rId15" w:history="1">
+          <w:r>
+            <w:rPr>
+              <w:rStyle w:val="Hyperlink"/>
+            </w:rPr>
+            <w:t>out mili</w:t>
+          </w:r>
+        </w:hyperlink>
+      </w:r>
+      <w:r>
+        <w:rPr>
+          <w:u w:val="single" w:color="0000ff"/>
+          <w:rFonts w:ascii="Charis SIL Regular" w:hAnsi="Charis SIL Regular" w:eastAsia="Charis SIL Regular"/>
+          <w:b w:val="0"/>
+          <w:i w:val="0"/>
+          <w:color w:val="000000"/>
+          <w:sz w:val="24"/>
+        </w:rPr>
+        <w:hyperlink r:id="rId15" w:history="1">
+          <w:r>
+            <w:rPr>
+              <w:rStyle w:val="Hyperlink"/>
+            </w:rPr>
+            <w:t>t</w:t>
+          </w:r>
+        </w:hyperlink>
+      </w:r>
+      <w:r>
+        <w:rPr>
+          <w:u w:val="single" w:color="0000ff"/>
+          <w:rFonts w:ascii="Charis SIL Regular" w:hAnsi="Charis SIL Regular" w:eastAsia="Charis SIL Regular"/>
+          <w:b w:val="0"/>
+          <w:i w:val="0"/>
+          <w:color w:val="000000"/>
+          <w:sz w:val="24"/>
+        </w:rPr>
+        <w:hyperlink r:id="rId15" w:history="1">
+          <w:r>
+            <w:rPr>
+              <w:rStyle w:val="Hyperlink"/>
+            </w:rPr>
+            <w:t>ar</w:t>
+          </w:r>
+        </w:hyperlink>
+      </w:r>
+      <w:r>
+        <w:rPr>
+          <w:u w:val="single" w:color="0000ff"/>
+          <w:rFonts w:ascii="Charis SIL Regular" w:hAnsi="Charis SIL Regular" w:eastAsia="Charis SIL Regular"/>
+          <w:b w:val="0"/>
+          <w:i w:val="0"/>
+          <w:color w:val="000000"/>
+          <w:sz w:val="24"/>
+        </w:rPr>
+        <w:hyperlink r:id="rId15" w:history="1">
+          <w:r>
+            <w:rPr>
+              <w:rStyle w:val="Hyperlink"/>
+            </w:rPr>
+            <w:t>y p</w:t>
+          </w:r>
+        </w:hyperlink>
+      </w:r>
+      <w:r>
+        <w:rPr>
+          <w:u w:val="single" w:color="0000ff"/>
+          <w:rFonts w:ascii="Charis SIL Regular" w:hAnsi="Charis SIL Regular" w:eastAsia="Charis SIL Regular"/>
+          <w:b w:val="0"/>
+          <w:i w:val="0"/>
+          <w:color w:val="000000"/>
+          <w:sz w:val="24"/>
+        </w:rPr>
+        <w:hyperlink r:id="rId15" w:history="1">
+          <w:r>
+            <w:rPr>
+              <w:rStyle w:val="Hyperlink"/>
+            </w:rPr>
+            <w:t>e</w:t>
+          </w:r>
+        </w:hyperlink>
+      </w:r>
+      <w:r>
+        <w:rPr>
+          <w:u w:val="single" w:color="0000ff"/>
+          <w:rFonts w:ascii="Charis SIL Regular" w:hAnsi="Charis SIL Regular" w:eastAsia="Charis SIL Regular"/>
+          <w:b w:val="0"/>
+          <w:i w:val="0"/>
+          <w:color w:val="000000"/>
+          <w:sz w:val="24"/>
+        </w:rPr>
+        <w:hyperlink r:id="rId15" w:history="1">
+          <w:r>
+            <w:rPr>
+              <w:rStyle w:val="Hyperlink"/>
+            </w:rPr>
+            <w:t>rsonn</w:t>
+          </w:r>
+        </w:hyperlink>
       </w:r>
       <w:r>
         <w:rPr>
@@ -2583,6 +2712,7 @@
       </w:r>
       <w:r>
         <w:rPr>
+          <w:u w:val="single" w:color="0000ff"/>
           <w:rFonts w:ascii="Charis SIL Regular" w:hAnsi="Charis SIL Regular" w:eastAsia="Charis SIL Regular"/>
           <w:b w:val="0"/>
           <w:i w:val="0"/>
@@ -4675,176 +4805,13 @@
       </w:r>
       <w:r>
         <w:rPr>
-          <w:u w:val="single" w:color="0000ff"/>
           <w:rFonts w:ascii="Charis SIL Regular" w:hAnsi="Charis SIL Regular" w:eastAsia="Charis SIL Regular"/>
           <w:b w:val="0"/>
           <w:i w:val="0"/>
           <w:color w:val="000000"/>
           <w:sz w:val="24"/>
         </w:rPr>
-        <w:hyperlink r:id="rId21" w:history="1">
-          <w:r>
-            <w:rPr>
-              <w:rStyle w:val="Hyperlink"/>
-            </w:rPr>
-            <w:t>Martin, (1</w:t>
-          </w:r>
-        </w:hyperlink>
-      </w:r>
-      <w:r>
-        <w:rPr>
-          <w:u w:val="single" w:color="0000ff"/>
-          <w:rFonts w:ascii="Charis SIL Regular" w:hAnsi="Charis SIL Regular" w:eastAsia="Charis SIL Regular"/>
-          <w:b w:val="0"/>
-          <w:i w:val="0"/>
-          <w:color w:val="000000"/>
-          <w:sz w:val="24"/>
-        </w:rPr>
-        <w:hyperlink r:id="rId21" w:history="1">
-          <w:r>
-            <w:rPr>
-              <w:rStyle w:val="Hyperlink"/>
-            </w:rPr>
-            <w:t>806</w:t>
-          </w:r>
-        </w:hyperlink>
-      </w:r>
-      <w:r>
-        <w:rPr>
-          <w:u w:val="single" w:color="0000ff"/>
-          <w:rFonts w:ascii="Charis SIL Regular" w:hAnsi="Charis SIL Regular" w:eastAsia="Charis SIL Regular"/>
-          <w:b w:val="0"/>
-          <w:i w:val="0"/>
-          <w:color w:val="000000"/>
-          <w:sz w:val="24"/>
-        </w:rPr>
-        <w:hyperlink r:id="rId21" w:history="1">
-          <w:r>
-            <w:rPr>
-              <w:rStyle w:val="Hyperlink"/>
-            </w:rPr>
-            <w:t>)</w:t>
-          </w:r>
-        </w:hyperlink>
-      </w:r>
-      <w:r>
-        <w:rPr>
-          <w:u w:val="single" w:color="0000ff"/>
-          <w:rFonts w:ascii="Charis SIL Regular" w:hAnsi="Charis SIL Regular" w:eastAsia="Charis SIL Regular"/>
-          <w:b w:val="0"/>
-          <w:i w:val="0"/>
-          <w:color w:val="000000"/>
-          <w:sz w:val="24"/>
-        </w:rPr>
-        <w:hyperlink r:id="rId21" w:history="1">
-          <w:r>
-            <w:rPr>
-              <w:rStyle w:val="Hyperlink"/>
-            </w:rPr>
-            <w:t xml:space="preserve"> 1</w:t>
-          </w:r>
-        </w:hyperlink>
-      </w:r>
-      <w:r>
-        <w:rPr>
-          <w:u w:val="single" w:color="0000ff"/>
-          <w:rFonts w:ascii="Charis SIL Regular" w:hAnsi="Charis SIL Regular" w:eastAsia="Charis SIL Regular"/>
-          <w:b w:val="0"/>
-          <w:i w:val="0"/>
-          <w:color w:val="000000"/>
-          <w:sz w:val="24"/>
-        </w:rPr>
-        <w:hyperlink r:id="rId21" w:history="1">
-          <w:r>
-            <w:rPr>
-              <w:rStyle w:val="Hyperlink"/>
-            </w:rPr>
-            <w:t>8</w:t>
-          </w:r>
-        </w:hyperlink>
-      </w:r>
-      <w:r>
-        <w:rPr>
-          <w:u w:val="single" w:color="0000ff"/>
-          <w:rFonts w:ascii="Charis SIL Regular" w:hAnsi="Charis SIL Regular" w:eastAsia="Charis SIL Regular"/>
-          <w:b w:val="0"/>
-          <w:i w:val="0"/>
-          <w:color w:val="000000"/>
-          <w:sz w:val="24"/>
-        </w:rPr>
-        <w:hyperlink r:id="rId21" w:history="1">
-          <w:r>
-            <w:rPr>
-              <w:rStyle w:val="Hyperlink"/>
-            </w:rPr>
-            <w:t xml:space="preserve">28-1845 </w:t>
-          </w:r>
-        </w:hyperlink>
-      </w:r>
-      <w:r>
-        <w:rPr>
-          <w:u w:val="single" w:color="0000ff"/>
-          <w:rFonts w:ascii="Charis SIL Regular" w:hAnsi="Charis SIL Regular" w:eastAsia="Charis SIL Regular"/>
-          <w:b w:val="0"/>
-          <w:i w:val="0"/>
-          <w:color w:val="000000"/>
-          <w:sz w:val="24"/>
-        </w:rPr>
-        <w:hyperlink r:id="rId21" w:history="1">
-          <w:r>
-            <w:rPr>
-              <w:rStyle w:val="Hyperlink"/>
-            </w:rPr>
-            <w:t>(</w:t>
-          </w:r>
-        </w:hyperlink>
-      </w:r>
-      <w:r>
-        <w:rPr>
-          <w:u w:val="single" w:color="0000ff"/>
-          <w:rFonts w:ascii="Charis SIL Regular" w:hAnsi="Charis SIL Regular" w:eastAsia="Charis SIL Regular"/>
-          <w:b w:val="0"/>
-          <w:i w:val="0"/>
-          <w:color w:val="000000"/>
-          <w:sz w:val="24"/>
-        </w:rPr>
-        <w:hyperlink r:id="rId21" w:history="1">
-          <w:r>
-            <w:rPr>
-              <w:rStyle w:val="Hyperlink"/>
-            </w:rPr>
-            <w:t>1902))</w:t>
-          </w:r>
-        </w:hyperlink>
-      </w:r>
-      <w:r>
-        <w:rPr>
-          <w:u w:val="single" w:color="0000ff"/>
-          <w:rFonts w:ascii="Charis SIL Regular" w:hAnsi="Charis SIL Regular" w:eastAsia="Charis SIL Regular"/>
-          <w:b w:val="0"/>
-          <w:i w:val="0"/>
-          <w:color w:val="000000"/>
-          <w:sz w:val="24"/>
-        </w:rPr>
-        <w:t xml:space="preserve"> </w:t>
-      </w:r>
-      <w:r>
-        <w:rPr>
-          <w:u w:val="single" w:color="0000ff"/>
-          <w:rFonts w:ascii="Charis SIL Regular" w:hAnsi="Charis SIL Regular" w:eastAsia="Charis SIL Regular"/>
-          <w:b w:val="0"/>
-          <w:i w:val="0"/>
-          <w:color w:val="000000"/>
-          <w:sz w:val="24"/>
-        </w:rPr>
-        <w:hyperlink r:id="rId21" w:history="1">
-          <w:r>
-            <w:rPr>
-              <w:rStyle w:val="Hyperlink"/>
-            </w:rPr>
-            <w:t xml:space="preserve">and the </w:t>
-          </w:r>
-        </w:hyperlink>
+        <w:t xml:space="preserve">Martin, (1806) 1828-1845 (1902)) and the </w:t>
       </w:r>
       <w:r>
         <w:rPr>

--- a/EXPORTS/DOCX/published/niveau2/English/SabaStEustatiusStMaarten.docx
+++ b/EXPORTS/DOCX/published/niveau2/English/SabaStEustatiusStMaarten.docx
@@ -303,7 +303,7 @@
           <w:sz w:val="24"/>
           <w:u w:val="single"/>
         </w:rPr>
-        <w:hyperlink r:id="rId10" w:history="1">
+        <w:hyperlink r:id="rId9" w:history="1">
           <w:r>
             <w:rPr>
               <w:rStyle w:val="Hyperlink"/>
@@ -1395,7 +1395,118 @@
           <w:color w:val="000000"/>
           <w:sz w:val="24"/>
         </w:rPr>
-        <w:t xml:space="preserve"> of 1814 gave the islands the name of Sint Eustatius and Dependencies and placed them </w:t>
+        <w:t xml:space="preserve"> of 1814 gave the islands the name of Sint Eustatius and Depende</w:t>
+      </w:r>
+      <w:r>
+        <w:rPr>
+          <w:u w:val="single" w:color="0000ff"/>
+          <w:rFonts w:ascii="Charis SIL Regular" w:hAnsi="Charis SIL Regular" w:eastAsia="Charis SIL Regular"/>
+          <w:b w:val="0"/>
+          <w:i w:val="0"/>
+          <w:color w:val="000000"/>
+          <w:sz w:val="24"/>
+        </w:rPr>
+        <w:hyperlink r:id="rId14" w:history="1">
+          <w:r>
+            <w:rPr>
+              <w:rStyle w:val="Hyperlink"/>
+            </w:rPr>
+            <w:t>ncies a</w:t>
+          </w:r>
+        </w:hyperlink>
+      </w:r>
+      <w:r>
+        <w:rPr>
+          <w:u w:val="single" w:color="0000ff"/>
+          <w:rFonts w:ascii="Charis SIL Regular" w:hAnsi="Charis SIL Regular" w:eastAsia="Charis SIL Regular"/>
+          <w:b w:val="0"/>
+          <w:i w:val="0"/>
+          <w:color w:val="000000"/>
+          <w:sz w:val="24"/>
+        </w:rPr>
+        <w:hyperlink r:id="rId14" w:history="1">
+          <w:r>
+            <w:rPr>
+              <w:rStyle w:val="Hyperlink"/>
+            </w:rPr>
+            <w:t>nd</w:t>
+          </w:r>
+        </w:hyperlink>
+      </w:r>
+      <w:r>
+        <w:rPr>
+          <w:u w:val="single" w:color="0000ff"/>
+          <w:rFonts w:ascii="Charis SIL Regular" w:hAnsi="Charis SIL Regular" w:eastAsia="Charis SIL Regular"/>
+          <w:b w:val="0"/>
+          <w:i w:val="0"/>
+          <w:color w:val="000000"/>
+          <w:sz w:val="24"/>
+        </w:rPr>
+        <w:t xml:space="preserve"> </w:t>
+      </w:r>
+      <w:r>
+        <w:rPr>
+          <w:u w:val="single" w:color="0000ff"/>
+          <w:rFonts w:ascii="Charis SIL Regular" w:hAnsi="Charis SIL Regular" w:eastAsia="Charis SIL Regular"/>
+          <w:b w:val="0"/>
+          <w:i w:val="0"/>
+          <w:color w:val="000000"/>
+          <w:sz w:val="24"/>
+        </w:rPr>
+        <w:hyperlink r:id="rId14" w:history="1">
+          <w:r>
+            <w:rPr>
+              <w:rStyle w:val="Hyperlink"/>
+            </w:rPr>
+            <w:t xml:space="preserve">placed </w:t>
+          </w:r>
+        </w:hyperlink>
+      </w:r>
+      <w:r>
+        <w:rPr>
+          <w:u w:val="single" w:color="0000ff"/>
+          <w:rFonts w:ascii="Charis SIL Regular" w:hAnsi="Charis SIL Regular" w:eastAsia="Charis SIL Regular"/>
+          <w:b w:val="0"/>
+          <w:i w:val="0"/>
+          <w:color w:val="000000"/>
+          <w:sz w:val="24"/>
+        </w:rPr>
+        <w:hyperlink r:id="rId14" w:history="1">
+          <w:r>
+            <w:rPr>
+              <w:rStyle w:val="Hyperlink"/>
+            </w:rPr>
+            <w:t>t</w:t>
+          </w:r>
+        </w:hyperlink>
+      </w:r>
+      <w:r>
+        <w:rPr>
+          <w:u w:val="single" w:color="0000ff"/>
+          <w:rFonts w:ascii="Charis SIL Regular" w:hAnsi="Charis SIL Regular" w:eastAsia="Charis SIL Regular"/>
+          <w:b w:val="0"/>
+          <w:i w:val="0"/>
+          <w:color w:val="000000"/>
+          <w:sz w:val="24"/>
+        </w:rPr>
+        <w:hyperlink r:id="rId14" w:history="1">
+          <w:r>
+            <w:rPr>
+              <w:rStyle w:val="Hyperlink"/>
+            </w:rPr>
+            <w:t>he</w:t>
+          </w:r>
+        </w:hyperlink>
+      </w:r>
+      <w:r>
+        <w:rPr>
+          <w:rFonts w:ascii="Charis SIL Regular" w:hAnsi="Charis SIL Regular" w:eastAsia="Charis SIL Regular"/>
+          <w:b w:val="0"/>
+          <w:i w:val="0"/>
+          <w:color w:val="000000"/>
+          <w:sz w:val="24"/>
+        </w:rPr>
+        <w:t xml:space="preserve">m </w:t>
       </w:r>
       <w:r>
         <w:rPr>
@@ -4805,13 +4916,32 @@
       </w:r>
       <w:r>
         <w:rPr>
+          <w:u w:val="single" w:color="0000ff"/>
           <w:rFonts w:ascii="Charis SIL Regular" w:hAnsi="Charis SIL Regular" w:eastAsia="Charis SIL Regular"/>
           <w:b w:val="0"/>
           <w:i w:val="0"/>
           <w:color w:val="000000"/>
           <w:sz w:val="24"/>
         </w:rPr>
-        <w:t xml:space="preserve">Martin, (1806) 1828-1845 (1902)) and the </w:t>
+        <w:hyperlink r:id="rId21" w:history="1">
+          <w:r>
+            <w:rPr>
+              <w:rStyle w:val="Hyperlink"/>
+            </w:rPr>
+            <w:t>Martin, (1</w:t>
+          </w:r>
+        </w:hyperlink>
+      </w:r>
+      <w:r>
+        <w:rPr>
+          <w:u w:val="single" w:color="0000ff"/>
+          <w:rFonts w:ascii="Charis SIL Regular" w:hAnsi="Charis SIL Regular" w:eastAsia="Charis SIL Regular"/>
+          <w:b w:val="0"/>
+          <w:i w:val="0"/>
+          <w:color w:val="000000"/>
+          <w:sz w:val="24"/>
+        </w:rPr>
+        <w:t xml:space="preserve">806) 1828-1845 (1902)) and the </w:t>
       </w:r>
       <w:r>
         <w:rPr>
@@ -4822,7 +4952,7 @@
           <w:sz w:val="24"/>
           <w:u w:val="single"/>
         </w:rPr>
-        <w:hyperlink r:id="rId21" w:history="1">
+        <w:hyperlink r:id="rId22" w:history="1">
           <w:r>
             <w:rPr>
               <w:rStyle w:val="Hyperlink"/>
@@ -4840,7 +4970,7 @@
           <w:sz w:val="24"/>
           <w:u w:val="single"/>
         </w:rPr>
-        <w:hyperlink r:id="rId21" w:history="1">
+        <w:hyperlink r:id="rId22" w:history="1">
           <w:r>
             <w:rPr>
               <w:rStyle w:val="Hyperlink"/>
@@ -4858,7 +4988,7 @@
           <w:sz w:val="24"/>
           <w:u w:val="single"/>
         </w:rPr>
-        <w:hyperlink r:id="rId21" w:history="1">
+        <w:hyperlink r:id="rId22" w:history="1">
           <w:r>
             <w:rPr>
               <w:rStyle w:val="Hyperlink"/>
@@ -5125,79 +5255,7 @@
           <w:color w:val="000000"/>
           <w:sz w:val="24"/>
         </w:rPr>
-        <w:t xml:space="preserve"> (Inventory of the archives</w:t>
-      </w:r>
-      <w:r>
-        <w:rPr>
-          <w:u w:val="single" w:color="0000ff"/>
-          <w:rFonts w:ascii="Charis SIL Regular" w:hAnsi="Charis SIL Regular" w:eastAsia="Charis SIL Regular"/>
-          <w:b w:val="0"/>
-          <w:i w:val="0"/>
-          <w:color w:val="000000"/>
-          <w:sz w:val="24"/>
-        </w:rPr>
-        <w:hyperlink r:id="rId22" w:history="1">
-          <w:r>
-            <w:rPr>
-              <w:rStyle w:val="Hyperlink"/>
-            </w:rPr>
-            <w:t xml:space="preserve"> of Sint Eu</w:t>
-          </w:r>
-        </w:hyperlink>
-      </w:r>
-      <w:r>
-        <w:rPr>
-          <w:u w:val="single" w:color="0000ff"/>
-          <w:rFonts w:ascii="Charis SIL Regular" w:hAnsi="Charis SIL Regular" w:eastAsia="Charis SIL Regular"/>
-          <w:b w:val="0"/>
-          <w:i w:val="0"/>
-          <w:color w:val="000000"/>
-          <w:sz w:val="24"/>
-        </w:rPr>
-        <w:hyperlink r:id="rId22" w:history="1">
-          <w:r>
-            <w:rPr>
-              <w:rStyle w:val="Hyperlink"/>
-            </w:rPr>
-            <w:t>stati</w:t>
-          </w:r>
-        </w:hyperlink>
-      </w:r>
-      <w:r>
-        <w:rPr>
-          <w:u w:val="single" w:color="0000ff"/>
-          <w:rFonts w:ascii="Charis SIL Regular" w:hAnsi="Charis SIL Regular" w:eastAsia="Charis SIL Regular"/>
-          <w:b w:val="0"/>
-          <w:i w:val="0"/>
-          <w:color w:val="000000"/>
-          <w:sz w:val="24"/>
-        </w:rPr>
-        <w:hyperlink r:id="rId22" w:history="1">
-          <w:r>
-            <w:rPr>
-              <w:rStyle w:val="Hyperlink"/>
-            </w:rPr>
-            <w:t xml:space="preserve">us </w:t>
-          </w:r>
-        </w:hyperlink>
-      </w:r>
-      <w:r>
-        <w:rPr>
-          <w:u w:val="single" w:color="0000ff"/>
-          <w:rFonts w:ascii="Charis SIL Regular" w:hAnsi="Charis SIL Regular" w:eastAsia="Charis SIL Regular"/>
-          <w:b w:val="0"/>
-          <w:i w:val="0"/>
-          <w:color w:val="000000"/>
-          <w:sz w:val="24"/>
-        </w:rPr>
-        <w:hyperlink r:id="rId22" w:history="1">
-          <w:r>
-            <w:rPr>
-              <w:rStyle w:val="Hyperlink"/>
-            </w:rPr>
-            <w:t xml:space="preserve">and Saba, </w:t>
-          </w:r>
-        </w:hyperlink>
+        <w:t xml:space="preserve"> (Inventory of the archives of Sint Eustatius and Saba, </w:t>
       </w:r>
       <w:r>
         <w:rPr>

--- a/EXPORTS/DOCX/published/niveau2/English/SabaStEustatiusStMaarten.docx
+++ b/EXPORTS/DOCX/published/niveau2/English/SabaStEustatiusStMaarten.docx
@@ -1766,7 +1766,7 @@
             <w:rPr>
               <w:rStyle w:val="Hyperlink"/>
             </w:rPr>
-            <w:t>offi</w:t>
+            <w:t>office</w:t>
           </w:r>
         </w:hyperlink>
       </w:r>
@@ -1777,23 +1777,7 @@
           <w:i w:val="0"/>
           <w:color w:val="0000FF"/>
           <w:sz w:val="24"/>
-        </w:rPr>
-        <w:hyperlink r:id="rId15" w:history="1">
-          <w:r>
-            <w:rPr>
-              <w:rStyle w:val="Hyperlink"/>
-            </w:rPr>
-            <w:t>ce</w:t>
-          </w:r>
-        </w:hyperlink>
-      </w:r>
-      <w:r>
-        <w:rPr>
-          <w:rFonts w:ascii="Charis SIL Regular" w:hAnsi="Charis SIL Regular" w:eastAsia="Charis SIL Regular"/>
-          <w:b w:val="0"/>
-          <w:i w:val="0"/>
-          <w:color w:val="0000FF"/>
-          <w:sz w:val="24"/>
+          <w:u w:val="single"/>
         </w:rPr>
         <w:t>rs</w:t>
       </w:r>
@@ -2054,9 +2038,19 @@
             <w:rPr>
               <w:rStyle w:val="Hyperlink"/>
             </w:rPr>
-            <w:t xml:space="preserve">Indies </w:t>
+            <w:t>Indi</w:t>
           </w:r>
         </w:hyperlink>
+      </w:r>
+      <w:r>
+        <w:rPr>
+          <w:rFonts w:ascii="Charis SIL Regular" w:hAnsi="Charis SIL Regular" w:eastAsia="Charis SIL Regular"/>
+          <w:b w:val="0"/>
+          <w:i w:val="0"/>
+          <w:color w:val="0000FF"/>
+          <w:sz w:val="24"/>
+        </w:rPr>
+        <w:t xml:space="preserve">es </w:t>
       </w:r>
       <w:r>
         <w:rPr>
@@ -4941,7 +4935,151 @@
           <w:color w:val="000000"/>
           <w:sz w:val="24"/>
         </w:rPr>
-        <w:t xml:space="preserve">806) 1828-1845 (1902)) and the </w:t>
+        <w:hyperlink r:id="rId21" w:history="1">
+          <w:r>
+            <w:rPr>
+              <w:rStyle w:val="Hyperlink"/>
+            </w:rPr>
+            <w:t>806</w:t>
+          </w:r>
+        </w:hyperlink>
+      </w:r>
+      <w:r>
+        <w:rPr>
+          <w:u w:val="single" w:color="0000ff"/>
+          <w:rFonts w:ascii="Charis SIL Regular" w:hAnsi="Charis SIL Regular" w:eastAsia="Charis SIL Regular"/>
+          <w:b w:val="0"/>
+          <w:i w:val="0"/>
+          <w:color w:val="000000"/>
+          <w:sz w:val="24"/>
+        </w:rPr>
+        <w:hyperlink r:id="rId21" w:history="1">
+          <w:r>
+            <w:rPr>
+              <w:rStyle w:val="Hyperlink"/>
+            </w:rPr>
+            <w:t>)</w:t>
+          </w:r>
+        </w:hyperlink>
+      </w:r>
+      <w:r>
+        <w:rPr>
+          <w:u w:val="single" w:color="0000ff"/>
+          <w:rFonts w:ascii="Charis SIL Regular" w:hAnsi="Charis SIL Regular" w:eastAsia="Charis SIL Regular"/>
+          <w:b w:val="0"/>
+          <w:i w:val="0"/>
+          <w:color w:val="000000"/>
+          <w:sz w:val="24"/>
+        </w:rPr>
+        <w:hyperlink r:id="rId21" w:history="1">
+          <w:r>
+            <w:rPr>
+              <w:rStyle w:val="Hyperlink"/>
+            </w:rPr>
+            <w:t xml:space="preserve"> 1</w:t>
+          </w:r>
+        </w:hyperlink>
+      </w:r>
+      <w:r>
+        <w:rPr>
+          <w:u w:val="single" w:color="0000ff"/>
+          <w:rFonts w:ascii="Charis SIL Regular" w:hAnsi="Charis SIL Regular" w:eastAsia="Charis SIL Regular"/>
+          <w:b w:val="0"/>
+          <w:i w:val="0"/>
+          <w:color w:val="000000"/>
+          <w:sz w:val="24"/>
+        </w:rPr>
+        <w:hyperlink r:id="rId21" w:history="1">
+          <w:r>
+            <w:rPr>
+              <w:rStyle w:val="Hyperlink"/>
+            </w:rPr>
+            <w:t>8</w:t>
+          </w:r>
+        </w:hyperlink>
+      </w:r>
+      <w:r>
+        <w:rPr>
+          <w:u w:val="single" w:color="0000ff"/>
+          <w:rFonts w:ascii="Charis SIL Regular" w:hAnsi="Charis SIL Regular" w:eastAsia="Charis SIL Regular"/>
+          <w:b w:val="0"/>
+          <w:i w:val="0"/>
+          <w:color w:val="000000"/>
+          <w:sz w:val="24"/>
+        </w:rPr>
+        <w:hyperlink r:id="rId21" w:history="1">
+          <w:r>
+            <w:rPr>
+              <w:rStyle w:val="Hyperlink"/>
+            </w:rPr>
+            <w:t xml:space="preserve">28-1845 </w:t>
+          </w:r>
+        </w:hyperlink>
+      </w:r>
+      <w:r>
+        <w:rPr>
+          <w:u w:val="single" w:color="0000ff"/>
+          <w:rFonts w:ascii="Charis SIL Regular" w:hAnsi="Charis SIL Regular" w:eastAsia="Charis SIL Regular"/>
+          <w:b w:val="0"/>
+          <w:i w:val="0"/>
+          <w:color w:val="000000"/>
+          <w:sz w:val="24"/>
+        </w:rPr>
+        <w:hyperlink r:id="rId21" w:history="1">
+          <w:r>
+            <w:rPr>
+              <w:rStyle w:val="Hyperlink"/>
+            </w:rPr>
+            <w:t>(</w:t>
+          </w:r>
+        </w:hyperlink>
+      </w:r>
+      <w:r>
+        <w:rPr>
+          <w:u w:val="single" w:color="0000ff"/>
+          <w:rFonts w:ascii="Charis SIL Regular" w:hAnsi="Charis SIL Regular" w:eastAsia="Charis SIL Regular"/>
+          <w:b w:val="0"/>
+          <w:i w:val="0"/>
+          <w:color w:val="000000"/>
+          <w:sz w:val="24"/>
+        </w:rPr>
+        <w:hyperlink r:id="rId21" w:history="1">
+          <w:r>
+            <w:rPr>
+              <w:rStyle w:val="Hyperlink"/>
+            </w:rPr>
+            <w:t>1902))</w:t>
+          </w:r>
+        </w:hyperlink>
+      </w:r>
+      <w:r>
+        <w:rPr>
+          <w:u w:val="single" w:color="0000ff"/>
+          <w:rFonts w:ascii="Charis SIL Regular" w:hAnsi="Charis SIL Regular" w:eastAsia="Charis SIL Regular"/>
+          <w:b w:val="0"/>
+          <w:i w:val="0"/>
+          <w:color w:val="000000"/>
+          <w:sz w:val="24"/>
+        </w:rPr>
+        <w:t xml:space="preserve"> </w:t>
+      </w:r>
+      <w:r>
+        <w:rPr>
+          <w:u w:val="single" w:color="0000ff"/>
+          <w:rFonts w:ascii="Charis SIL Regular" w:hAnsi="Charis SIL Regular" w:eastAsia="Charis SIL Regular"/>
+          <w:b w:val="0"/>
+          <w:i w:val="0"/>
+          <w:color w:val="000000"/>
+          <w:sz w:val="24"/>
+        </w:rPr>
+        <w:hyperlink r:id="rId21" w:history="1">
+          <w:r>
+            <w:rPr>
+              <w:rStyle w:val="Hyperlink"/>
+            </w:rPr>
+            <w:t xml:space="preserve">and the </w:t>
+          </w:r>
+        </w:hyperlink>
       </w:r>
       <w:r>
         <w:rPr>
@@ -4952,7 +5090,7 @@
           <w:sz w:val="24"/>
           <w:u w:val="single"/>
         </w:rPr>
-        <w:hyperlink r:id="rId22" w:history="1">
+        <w:hyperlink r:id="rId21" w:history="1">
           <w:r>
             <w:rPr>
               <w:rStyle w:val="Hyperlink"/>
@@ -4970,7 +5108,7 @@
           <w:sz w:val="24"/>
           <w:u w:val="single"/>
         </w:rPr>
-        <w:hyperlink r:id="rId22" w:history="1">
+        <w:hyperlink r:id="rId21" w:history="1">
           <w:r>
             <w:rPr>
               <w:rStyle w:val="Hyperlink"/>
@@ -4988,7 +5126,7 @@
           <w:sz w:val="24"/>
           <w:u w:val="single"/>
         </w:rPr>
-        <w:hyperlink r:id="rId22" w:history="1">
+        <w:hyperlink r:id="rId21" w:history="1">
           <w:r>
             <w:rPr>
               <w:rStyle w:val="Hyperlink"/>
@@ -5255,7 +5393,79 @@
           <w:color w:val="000000"/>
           <w:sz w:val="24"/>
         </w:rPr>
-        <w:t xml:space="preserve"> (Inventory of the archives of Sint Eustatius and Saba, </w:t>
+        <w:t xml:space="preserve"> (Inventory of the archives</w:t>
+      </w:r>
+      <w:r>
+        <w:rPr>
+          <w:u w:val="single" w:color="0000ff"/>
+          <w:rFonts w:ascii="Charis SIL Regular" w:hAnsi="Charis SIL Regular" w:eastAsia="Charis SIL Regular"/>
+          <w:b w:val="0"/>
+          <w:i w:val="0"/>
+          <w:color w:val="000000"/>
+          <w:sz w:val="24"/>
+        </w:rPr>
+        <w:hyperlink r:id="rId22" w:history="1">
+          <w:r>
+            <w:rPr>
+              <w:rStyle w:val="Hyperlink"/>
+            </w:rPr>
+            <w:t xml:space="preserve"> of Sint Eu</w:t>
+          </w:r>
+        </w:hyperlink>
+      </w:r>
+      <w:r>
+        <w:rPr>
+          <w:u w:val="single" w:color="0000ff"/>
+          <w:rFonts w:ascii="Charis SIL Regular" w:hAnsi="Charis SIL Regular" w:eastAsia="Charis SIL Regular"/>
+          <w:b w:val="0"/>
+          <w:i w:val="0"/>
+          <w:color w:val="000000"/>
+          <w:sz w:val="24"/>
+        </w:rPr>
+        <w:hyperlink r:id="rId22" w:history="1">
+          <w:r>
+            <w:rPr>
+              <w:rStyle w:val="Hyperlink"/>
+            </w:rPr>
+            <w:t>stati</w:t>
+          </w:r>
+        </w:hyperlink>
+      </w:r>
+      <w:r>
+        <w:rPr>
+          <w:u w:val="single" w:color="0000ff"/>
+          <w:rFonts w:ascii="Charis SIL Regular" w:hAnsi="Charis SIL Regular" w:eastAsia="Charis SIL Regular"/>
+          <w:b w:val="0"/>
+          <w:i w:val="0"/>
+          <w:color w:val="000000"/>
+          <w:sz w:val="24"/>
+        </w:rPr>
+        <w:hyperlink r:id="rId22" w:history="1">
+          <w:r>
+            <w:rPr>
+              <w:rStyle w:val="Hyperlink"/>
+            </w:rPr>
+            <w:t xml:space="preserve">us </w:t>
+          </w:r>
+        </w:hyperlink>
+      </w:r>
+      <w:r>
+        <w:rPr>
+          <w:u w:val="single" w:color="0000ff"/>
+          <w:rFonts w:ascii="Charis SIL Regular" w:hAnsi="Charis SIL Regular" w:eastAsia="Charis SIL Regular"/>
+          <w:b w:val="0"/>
+          <w:i w:val="0"/>
+          <w:color w:val="000000"/>
+          <w:sz w:val="24"/>
+        </w:rPr>
+        <w:hyperlink r:id="rId22" w:history="1">
+          <w:r>
+            <w:rPr>
+              <w:rStyle w:val="Hyperlink"/>
+            </w:rPr>
+            <w:t xml:space="preserve">and Saba, </w:t>
+          </w:r>
+        </w:hyperlink>
       </w:r>
       <w:r>
         <w:rPr>

--- a/EXPORTS/DOCX/published/niveau2/English/SabaStEustatiusStMaarten.docx
+++ b/EXPORTS/DOCX/published/niveau2/English/SabaStEustatiusStMaarten.docx
@@ -543,25 +543,7 @@
           <w:color w:val="000000"/>
           <w:sz w:val="24"/>
         </w:rPr>
-        <w:t>Eustatius in 1632 and 1636,</w:t>
-      </w:r>
-      <w:r>
-        <w:rPr>
-          <w:u w:val="single" w:color="0000ff"/>
-          <w:rFonts w:ascii="Charis SIL Regular" w:hAnsi="Charis SIL Regular" w:eastAsia="Charis SIL Regular"/>
-          <w:b w:val="0"/>
-          <w:i w:val="0"/>
-          <w:color w:val="000000"/>
-          <w:sz w:val="24"/>
-        </w:rPr>
-        <w:hyperlink r:id="rId11" w:history="1">
-          <w:r>
-            <w:rPr>
-              <w:rStyle w:val="Hyperlink"/>
-            </w:rPr>
-            <w:t xml:space="preserve"> resp</w:t>
-          </w:r>
-        </w:hyperlink>
+        <w:t>Eustatius in 1632 and 1636, resp</w:t>
       </w:r>
       <w:r>
         <w:rPr>
@@ -2817,7 +2799,6 @@
       </w:r>
       <w:r>
         <w:rPr>
-          <w:u w:val="single" w:color="0000ff"/>
           <w:rFonts w:ascii="Charis SIL Regular" w:hAnsi="Charis SIL Regular" w:eastAsia="Charis SIL Regular"/>
           <w:b w:val="0"/>
           <w:i w:val="0"/>
@@ -5065,7 +5046,6 @@
       </w:r>
       <w:r>
         <w:rPr>
-          <w:u w:val="single" w:color="0000ff"/>
           <w:rFonts w:ascii="Charis SIL Regular" w:hAnsi="Charis SIL Regular" w:eastAsia="Charis SIL Regular"/>
           <w:b w:val="0"/>
           <w:i w:val="0"/>

--- a/EXPORTS/DOCX/published/niveau2/English/SabaStEustatiusStMaarten.docx
+++ b/EXPORTS/DOCX/published/niveau2/English/SabaStEustatiusStMaarten.docx
@@ -543,7 +543,25 @@
           <w:color w:val="000000"/>
           <w:sz w:val="24"/>
         </w:rPr>
-        <w:t>Eustatius in 1632 and 1636, resp</w:t>
+        <w:t>Eustatius in 1632 and 1636,</w:t>
+      </w:r>
+      <w:r>
+        <w:rPr>
+          <w:u w:val="single" w:color="0000ff"/>
+          <w:rFonts w:ascii="Charis SIL Regular" w:hAnsi="Charis SIL Regular" w:eastAsia="Charis SIL Regular"/>
+          <w:b w:val="0"/>
+          <w:i w:val="0"/>
+          <w:color w:val="000000"/>
+          <w:sz w:val="24"/>
+        </w:rPr>
+        <w:hyperlink r:id="rId11" w:history="1">
+          <w:r>
+            <w:rPr>
+              <w:rStyle w:val="Hyperlink"/>
+            </w:rPr>
+            <w:t xml:space="preserve"> resp</w:t>
+          </w:r>
+        </w:hyperlink>
       </w:r>
       <w:r>
         <w:rPr>
@@ -1788,7 +1806,7 @@
             <w:rPr>
               <w:rStyle w:val="Hyperlink"/>
             </w:rPr>
-            <w:t>and</w:t>
+            <w:t>an</w:t>
           </w:r>
         </w:hyperlink>
       </w:r>
@@ -1799,9 +1817,8 @@
           <w:i w:val="0"/>
           <w:color w:val="0000FF"/>
           <w:sz w:val="24"/>
-          <w:u w:val="single"/>
-        </w:rPr>
-        <w:t xml:space="preserve"> </w:t>
+        </w:rPr>
+        <w:t xml:space="preserve">d </w:t>
       </w:r>
       <w:r>
         <w:rPr>
@@ -2020,19 +2037,9 @@
             <w:rPr>
               <w:rStyle w:val="Hyperlink"/>
             </w:rPr>
-            <w:t>Indi</w:t>
+            <w:t xml:space="preserve">Indies </w:t>
           </w:r>
         </w:hyperlink>
-      </w:r>
-      <w:r>
-        <w:rPr>
-          <w:rFonts w:ascii="Charis SIL Regular" w:hAnsi="Charis SIL Regular" w:eastAsia="Charis SIL Regular"/>
-          <w:b w:val="0"/>
-          <w:i w:val="0"/>
-          <w:color w:val="0000FF"/>
-          <w:sz w:val="24"/>
-        </w:rPr>
-        <w:t xml:space="preserve">es </w:t>
       </w:r>
       <w:r>
         <w:rPr>
@@ -4530,7 +4537,7 @@
           <w:sz w:val="24"/>
           <w:u w:val="single"/>
         </w:rPr>
-        <w:hyperlink r:id="rId20" w:history="1">
+        <w:hyperlink r:id="rId21" w:history="1">
           <w:r>
             <w:rPr>
               <w:rStyle w:val="Hyperlink"/>
@@ -4891,175 +4898,13 @@
       </w:r>
       <w:r>
         <w:rPr>
-          <w:u w:val="single" w:color="0000ff"/>
           <w:rFonts w:ascii="Charis SIL Regular" w:hAnsi="Charis SIL Regular" w:eastAsia="Charis SIL Regular"/>
           <w:b w:val="0"/>
           <w:i w:val="0"/>
           <w:color w:val="000000"/>
           <w:sz w:val="24"/>
         </w:rPr>
-        <w:hyperlink r:id="rId21" w:history="1">
-          <w:r>
-            <w:rPr>
-              <w:rStyle w:val="Hyperlink"/>
-            </w:rPr>
-            <w:t>Martin, (1</w:t>
-          </w:r>
-        </w:hyperlink>
-      </w:r>
-      <w:r>
-        <w:rPr>
-          <w:u w:val="single" w:color="0000ff"/>
-          <w:rFonts w:ascii="Charis SIL Regular" w:hAnsi="Charis SIL Regular" w:eastAsia="Charis SIL Regular"/>
-          <w:b w:val="0"/>
-          <w:i w:val="0"/>
-          <w:color w:val="000000"/>
-          <w:sz w:val="24"/>
-        </w:rPr>
-        <w:hyperlink r:id="rId21" w:history="1">
-          <w:r>
-            <w:rPr>
-              <w:rStyle w:val="Hyperlink"/>
-            </w:rPr>
-            <w:t>806</w:t>
-          </w:r>
-        </w:hyperlink>
-      </w:r>
-      <w:r>
-        <w:rPr>
-          <w:u w:val="single" w:color="0000ff"/>
-          <w:rFonts w:ascii="Charis SIL Regular" w:hAnsi="Charis SIL Regular" w:eastAsia="Charis SIL Regular"/>
-          <w:b w:val="0"/>
-          <w:i w:val="0"/>
-          <w:color w:val="000000"/>
-          <w:sz w:val="24"/>
-        </w:rPr>
-        <w:hyperlink r:id="rId21" w:history="1">
-          <w:r>
-            <w:rPr>
-              <w:rStyle w:val="Hyperlink"/>
-            </w:rPr>
-            <w:t>)</w:t>
-          </w:r>
-        </w:hyperlink>
-      </w:r>
-      <w:r>
-        <w:rPr>
-          <w:u w:val="single" w:color="0000ff"/>
-          <w:rFonts w:ascii="Charis SIL Regular" w:hAnsi="Charis SIL Regular" w:eastAsia="Charis SIL Regular"/>
-          <w:b w:val="0"/>
-          <w:i w:val="0"/>
-          <w:color w:val="000000"/>
-          <w:sz w:val="24"/>
-        </w:rPr>
-        <w:hyperlink r:id="rId21" w:history="1">
-          <w:r>
-            <w:rPr>
-              <w:rStyle w:val="Hyperlink"/>
-            </w:rPr>
-            <w:t xml:space="preserve"> 1</w:t>
-          </w:r>
-        </w:hyperlink>
-      </w:r>
-      <w:r>
-        <w:rPr>
-          <w:u w:val="single" w:color="0000ff"/>
-          <w:rFonts w:ascii="Charis SIL Regular" w:hAnsi="Charis SIL Regular" w:eastAsia="Charis SIL Regular"/>
-          <w:b w:val="0"/>
-          <w:i w:val="0"/>
-          <w:color w:val="000000"/>
-          <w:sz w:val="24"/>
-        </w:rPr>
-        <w:hyperlink r:id="rId21" w:history="1">
-          <w:r>
-            <w:rPr>
-              <w:rStyle w:val="Hyperlink"/>
-            </w:rPr>
-            <w:t>8</w:t>
-          </w:r>
-        </w:hyperlink>
-      </w:r>
-      <w:r>
-        <w:rPr>
-          <w:u w:val="single" w:color="0000ff"/>
-          <w:rFonts w:ascii="Charis SIL Regular" w:hAnsi="Charis SIL Regular" w:eastAsia="Charis SIL Regular"/>
-          <w:b w:val="0"/>
-          <w:i w:val="0"/>
-          <w:color w:val="000000"/>
-          <w:sz w:val="24"/>
-        </w:rPr>
-        <w:hyperlink r:id="rId21" w:history="1">
-          <w:r>
-            <w:rPr>
-              <w:rStyle w:val="Hyperlink"/>
-            </w:rPr>
-            <w:t xml:space="preserve">28-1845 </w:t>
-          </w:r>
-        </w:hyperlink>
-      </w:r>
-      <w:r>
-        <w:rPr>
-          <w:u w:val="single" w:color="0000ff"/>
-          <w:rFonts w:ascii="Charis SIL Regular" w:hAnsi="Charis SIL Regular" w:eastAsia="Charis SIL Regular"/>
-          <w:b w:val="0"/>
-          <w:i w:val="0"/>
-          <w:color w:val="000000"/>
-          <w:sz w:val="24"/>
-        </w:rPr>
-        <w:hyperlink r:id="rId21" w:history="1">
-          <w:r>
-            <w:rPr>
-              <w:rStyle w:val="Hyperlink"/>
-            </w:rPr>
-            <w:t>(</w:t>
-          </w:r>
-        </w:hyperlink>
-      </w:r>
-      <w:r>
-        <w:rPr>
-          <w:u w:val="single" w:color="0000ff"/>
-          <w:rFonts w:ascii="Charis SIL Regular" w:hAnsi="Charis SIL Regular" w:eastAsia="Charis SIL Regular"/>
-          <w:b w:val="0"/>
-          <w:i w:val="0"/>
-          <w:color w:val="000000"/>
-          <w:sz w:val="24"/>
-        </w:rPr>
-        <w:hyperlink r:id="rId21" w:history="1">
-          <w:r>
-            <w:rPr>
-              <w:rStyle w:val="Hyperlink"/>
-            </w:rPr>
-            <w:t>1902))</w:t>
-          </w:r>
-        </w:hyperlink>
-      </w:r>
-      <w:r>
-        <w:rPr>
-          <w:u w:val="single" w:color="0000ff"/>
-          <w:rFonts w:ascii="Charis SIL Regular" w:hAnsi="Charis SIL Regular" w:eastAsia="Charis SIL Regular"/>
-          <w:b w:val="0"/>
-          <w:i w:val="0"/>
-          <w:color w:val="000000"/>
-          <w:sz w:val="24"/>
-        </w:rPr>
-        <w:t xml:space="preserve"> </w:t>
-      </w:r>
-      <w:r>
-        <w:rPr>
-          <w:rFonts w:ascii="Charis SIL Regular" w:hAnsi="Charis SIL Regular" w:eastAsia="Charis SIL Regular"/>
-          <w:b w:val="0"/>
-          <w:i w:val="0"/>
-          <w:color w:val="000000"/>
-          <w:sz w:val="24"/>
-        </w:rPr>
-        <w:hyperlink r:id="rId21" w:history="1">
-          <w:r>
-            <w:rPr>
-              <w:rStyle w:val="Hyperlink"/>
-            </w:rPr>
-            <w:t xml:space="preserve">and the </w:t>
-          </w:r>
-        </w:hyperlink>
+        <w:t xml:space="preserve">Martin, (1806) 1828-1845 (1902)) and the </w:t>
       </w:r>
       <w:r>
         <w:rPr>
@@ -5070,7 +4915,7 @@
           <w:sz w:val="24"/>
           <w:u w:val="single"/>
         </w:rPr>
-        <w:hyperlink r:id="rId21" w:history="1">
+        <w:hyperlink r:id="rId22" w:history="1">
           <w:r>
             <w:rPr>
               <w:rStyle w:val="Hyperlink"/>
@@ -5384,32 +5229,7 @@
           <w:color w:val="000000"/>
           <w:sz w:val="24"/>
         </w:rPr>
-        <w:hyperlink r:id="rId22" w:history="1">
-          <w:r>
-            <w:rPr>
-              <w:rStyle w:val="Hyperlink"/>
-            </w:rPr>
-            <w:t xml:space="preserve"> of Sint Eu</w:t>
-          </w:r>
-        </w:hyperlink>
-      </w:r>
-      <w:r>
-        <w:rPr>
-          <w:u w:val="single" w:color="0000ff"/>
-          <w:rFonts w:ascii="Charis SIL Regular" w:hAnsi="Charis SIL Regular" w:eastAsia="Charis SIL Regular"/>
-          <w:b w:val="0"/>
-          <w:i w:val="0"/>
-          <w:color w:val="000000"/>
-          <w:sz w:val="24"/>
-        </w:rPr>
-        <w:hyperlink r:id="rId22" w:history="1">
-          <w:r>
-            <w:rPr>
-              <w:rStyle w:val="Hyperlink"/>
-            </w:rPr>
-            <w:t>stati</w:t>
-          </w:r>
-        </w:hyperlink>
+        <w:t xml:space="preserve"> of Sint Eustati</w:t>
       </w:r>
       <w:r>
         <w:rPr>

--- a/EXPORTS/DOCX/published/niveau2/English/SabaStEustatiusStMaarten.docx
+++ b/EXPORTS/DOCX/published/niveau2/English/SabaStEustatiusStMaarten.docx
@@ -1806,7 +1806,7 @@
             <w:rPr>
               <w:rStyle w:val="Hyperlink"/>
             </w:rPr>
-            <w:t>an</w:t>
+            <w:t>and</w:t>
           </w:r>
         </w:hyperlink>
       </w:r>
@@ -1817,8 +1817,9 @@
           <w:i w:val="0"/>
           <w:color w:val="0000FF"/>
           <w:sz w:val="24"/>
-        </w:rPr>
-        <w:t xml:space="preserve">d </w:t>
+          <w:u w:val="single"/>
+        </w:rPr>
+        <w:t xml:space="preserve"> </w:t>
       </w:r>
       <w:r>
         <w:rPr>
@@ -2037,9 +2038,19 @@
             <w:rPr>
               <w:rStyle w:val="Hyperlink"/>
             </w:rPr>
-            <w:t xml:space="preserve">Indies </w:t>
+            <w:t>Indi</w:t>
           </w:r>
         </w:hyperlink>
+      </w:r>
+      <w:r>
+        <w:rPr>
+          <w:rFonts w:ascii="Charis SIL Regular" w:hAnsi="Charis SIL Regular" w:eastAsia="Charis SIL Regular"/>
+          <w:b w:val="0"/>
+          <w:i w:val="0"/>
+          <w:color w:val="0000FF"/>
+          <w:sz w:val="24"/>
+        </w:rPr>
+        <w:t xml:space="preserve">es </w:t>
       </w:r>
       <w:r>
         <w:rPr>
@@ -2788,31 +2799,13 @@
       </w:r>
       <w:r>
         <w:rPr>
-          <w:u w:val="single" w:color="0000ff"/>
           <w:rFonts w:ascii="Charis SIL Regular" w:hAnsi="Charis SIL Regular" w:eastAsia="Charis SIL Regular"/>
           <w:b w:val="0"/>
           <w:i w:val="0"/>
           <w:color w:val="000000"/>
           <w:sz w:val="24"/>
         </w:rPr>
-        <w:hyperlink r:id="rId16" w:history="1">
-          <w:r>
-            <w:rPr>
-              <w:rStyle w:val="Hyperlink"/>
-            </w:rPr>
-            <w:t xml:space="preserve">t </w:t>
-          </w:r>
-        </w:hyperlink>
-      </w:r>
-      <w:r>
-        <w:rPr>
-          <w:rFonts w:ascii="Charis SIL Regular" w:hAnsi="Charis SIL Regular" w:eastAsia="Charis SIL Regular"/>
-          <w:b w:val="0"/>
-          <w:i w:val="0"/>
-          <w:color w:val="000000"/>
-          <w:sz w:val="24"/>
-        </w:rPr>
-        <w:t>D</w:t>
+        <w:t>t D</w:t>
       </w:r>
       <w:r>
         <w:rPr>
@@ -4537,7 +4530,7 @@
           <w:sz w:val="24"/>
           <w:u w:val="single"/>
         </w:rPr>
-        <w:hyperlink r:id="rId21" w:history="1">
+        <w:hyperlink r:id="rId20" w:history="1">
           <w:r>
             <w:rPr>
               <w:rStyle w:val="Hyperlink"/>
@@ -4898,13 +4891,176 @@
       </w:r>
       <w:r>
         <w:rPr>
+          <w:u w:val="single" w:color="0000ff"/>
           <w:rFonts w:ascii="Charis SIL Regular" w:hAnsi="Charis SIL Regular" w:eastAsia="Charis SIL Regular"/>
           <w:b w:val="0"/>
           <w:i w:val="0"/>
           <w:color w:val="000000"/>
           <w:sz w:val="24"/>
         </w:rPr>
-        <w:t xml:space="preserve">Martin, (1806) 1828-1845 (1902)) and the </w:t>
+        <w:hyperlink r:id="rId21" w:history="1">
+          <w:r>
+            <w:rPr>
+              <w:rStyle w:val="Hyperlink"/>
+            </w:rPr>
+            <w:t>Martin, (1</w:t>
+          </w:r>
+        </w:hyperlink>
+      </w:r>
+      <w:r>
+        <w:rPr>
+          <w:u w:val="single" w:color="0000ff"/>
+          <w:rFonts w:ascii="Charis SIL Regular" w:hAnsi="Charis SIL Regular" w:eastAsia="Charis SIL Regular"/>
+          <w:b w:val="0"/>
+          <w:i w:val="0"/>
+          <w:color w:val="000000"/>
+          <w:sz w:val="24"/>
+        </w:rPr>
+        <w:hyperlink r:id="rId21" w:history="1">
+          <w:r>
+            <w:rPr>
+              <w:rStyle w:val="Hyperlink"/>
+            </w:rPr>
+            <w:t>806</w:t>
+          </w:r>
+        </w:hyperlink>
+      </w:r>
+      <w:r>
+        <w:rPr>
+          <w:u w:val="single" w:color="0000ff"/>
+          <w:rFonts w:ascii="Charis SIL Regular" w:hAnsi="Charis SIL Regular" w:eastAsia="Charis SIL Regular"/>
+          <w:b w:val="0"/>
+          <w:i w:val="0"/>
+          <w:color w:val="000000"/>
+          <w:sz w:val="24"/>
+        </w:rPr>
+        <w:hyperlink r:id="rId21" w:history="1">
+          <w:r>
+            <w:rPr>
+              <w:rStyle w:val="Hyperlink"/>
+            </w:rPr>
+            <w:t>)</w:t>
+          </w:r>
+        </w:hyperlink>
+      </w:r>
+      <w:r>
+        <w:rPr>
+          <w:u w:val="single" w:color="0000ff"/>
+          <w:rFonts w:ascii="Charis SIL Regular" w:hAnsi="Charis SIL Regular" w:eastAsia="Charis SIL Regular"/>
+          <w:b w:val="0"/>
+          <w:i w:val="0"/>
+          <w:color w:val="000000"/>
+          <w:sz w:val="24"/>
+        </w:rPr>
+        <w:hyperlink r:id="rId21" w:history="1">
+          <w:r>
+            <w:rPr>
+              <w:rStyle w:val="Hyperlink"/>
+            </w:rPr>
+            <w:t xml:space="preserve"> 1</w:t>
+          </w:r>
+        </w:hyperlink>
+      </w:r>
+      <w:r>
+        <w:rPr>
+          <w:u w:val="single" w:color="0000ff"/>
+          <w:rFonts w:ascii="Charis SIL Regular" w:hAnsi="Charis SIL Regular" w:eastAsia="Charis SIL Regular"/>
+          <w:b w:val="0"/>
+          <w:i w:val="0"/>
+          <w:color w:val="000000"/>
+          <w:sz w:val="24"/>
+        </w:rPr>
+        <w:hyperlink r:id="rId21" w:history="1">
+          <w:r>
+            <w:rPr>
+              <w:rStyle w:val="Hyperlink"/>
+            </w:rPr>
+            <w:t>8</w:t>
+          </w:r>
+        </w:hyperlink>
+      </w:r>
+      <w:r>
+        <w:rPr>
+          <w:u w:val="single" w:color="0000ff"/>
+          <w:rFonts w:ascii="Charis SIL Regular" w:hAnsi="Charis SIL Regular" w:eastAsia="Charis SIL Regular"/>
+          <w:b w:val="0"/>
+          <w:i w:val="0"/>
+          <w:color w:val="000000"/>
+          <w:sz w:val="24"/>
+        </w:rPr>
+        <w:hyperlink r:id="rId21" w:history="1">
+          <w:r>
+            <w:rPr>
+              <w:rStyle w:val="Hyperlink"/>
+            </w:rPr>
+            <w:t xml:space="preserve">28-1845 </w:t>
+          </w:r>
+        </w:hyperlink>
+      </w:r>
+      <w:r>
+        <w:rPr>
+          <w:u w:val="single" w:color="0000ff"/>
+          <w:rFonts w:ascii="Charis SIL Regular" w:hAnsi="Charis SIL Regular" w:eastAsia="Charis SIL Regular"/>
+          <w:b w:val="0"/>
+          <w:i w:val="0"/>
+          <w:color w:val="000000"/>
+          <w:sz w:val="24"/>
+        </w:rPr>
+        <w:hyperlink r:id="rId21" w:history="1">
+          <w:r>
+            <w:rPr>
+              <w:rStyle w:val="Hyperlink"/>
+            </w:rPr>
+            <w:t>(</w:t>
+          </w:r>
+        </w:hyperlink>
+      </w:r>
+      <w:r>
+        <w:rPr>
+          <w:u w:val="single" w:color="0000ff"/>
+          <w:rFonts w:ascii="Charis SIL Regular" w:hAnsi="Charis SIL Regular" w:eastAsia="Charis SIL Regular"/>
+          <w:b w:val="0"/>
+          <w:i w:val="0"/>
+          <w:color w:val="000000"/>
+          <w:sz w:val="24"/>
+        </w:rPr>
+        <w:hyperlink r:id="rId21" w:history="1">
+          <w:r>
+            <w:rPr>
+              <w:rStyle w:val="Hyperlink"/>
+            </w:rPr>
+            <w:t>1902))</w:t>
+          </w:r>
+        </w:hyperlink>
+      </w:r>
+      <w:r>
+        <w:rPr>
+          <w:u w:val="single" w:color="0000ff"/>
+          <w:rFonts w:ascii="Charis SIL Regular" w:hAnsi="Charis SIL Regular" w:eastAsia="Charis SIL Regular"/>
+          <w:b w:val="0"/>
+          <w:i w:val="0"/>
+          <w:color w:val="000000"/>
+          <w:sz w:val="24"/>
+        </w:rPr>
+        <w:t xml:space="preserve"> </w:t>
+      </w:r>
+      <w:r>
+        <w:rPr>
+          <w:u w:val="single" w:color="0000ff"/>
+          <w:rFonts w:ascii="Charis SIL Regular" w:hAnsi="Charis SIL Regular" w:eastAsia="Charis SIL Regular"/>
+          <w:b w:val="0"/>
+          <w:i w:val="0"/>
+          <w:color w:val="000000"/>
+          <w:sz w:val="24"/>
+        </w:rPr>
+        <w:hyperlink r:id="rId21" w:history="1">
+          <w:r>
+            <w:rPr>
+              <w:rStyle w:val="Hyperlink"/>
+            </w:rPr>
+            <w:t xml:space="preserve">and the </w:t>
+          </w:r>
+        </w:hyperlink>
       </w:r>
       <w:r>
         <w:rPr>
@@ -4915,7 +5071,7 @@
           <w:sz w:val="24"/>
           <w:u w:val="single"/>
         </w:rPr>
-        <w:hyperlink r:id="rId22" w:history="1">
+        <w:hyperlink r:id="rId21" w:history="1">
           <w:r>
             <w:rPr>
               <w:rStyle w:val="Hyperlink"/>
@@ -5229,7 +5385,32 @@
           <w:color w:val="000000"/>
           <w:sz w:val="24"/>
         </w:rPr>
-        <w:t xml:space="preserve"> of Sint Eustati</w:t>
+        <w:hyperlink r:id="rId22" w:history="1">
+          <w:r>
+            <w:rPr>
+              <w:rStyle w:val="Hyperlink"/>
+            </w:rPr>
+            <w:t xml:space="preserve"> of Sint Eu</w:t>
+          </w:r>
+        </w:hyperlink>
+      </w:r>
+      <w:r>
+        <w:rPr>
+          <w:u w:val="single" w:color="0000ff"/>
+          <w:rFonts w:ascii="Charis SIL Regular" w:hAnsi="Charis SIL Regular" w:eastAsia="Charis SIL Regular"/>
+          <w:b w:val="0"/>
+          <w:i w:val="0"/>
+          <w:color w:val="000000"/>
+          <w:sz w:val="24"/>
+        </w:rPr>
+        <w:hyperlink r:id="rId22" w:history="1">
+          <w:r>
+            <w:rPr>
+              <w:rStyle w:val="Hyperlink"/>
+            </w:rPr>
+            <w:t>stati</w:t>
+          </w:r>
+        </w:hyperlink>
       </w:r>
       <w:r>
         <w:rPr>
@@ -5251,21 +5432,13 @@
       </w:r>
       <w:r>
         <w:rPr>
-          <w:u w:val="single" w:color="0000ff"/>
           <w:rFonts w:ascii="Charis SIL Regular" w:hAnsi="Charis SIL Regular" w:eastAsia="Charis SIL Regular"/>
           <w:b w:val="0"/>
           <w:i w:val="0"/>
           <w:color w:val="000000"/>
           <w:sz w:val="24"/>
         </w:rPr>
-        <w:hyperlink r:id="rId22" w:history="1">
-          <w:r>
-            <w:rPr>
-              <w:rStyle w:val="Hyperlink"/>
-            </w:rPr>
-            <w:t xml:space="preserve">and Saba, </w:t>
-          </w:r>
-        </w:hyperlink>
+        <w:t xml:space="preserve">and Saba, </w:t>
       </w:r>
       <w:r>
         <w:rPr>

--- a/EXPORTS/DOCX/published/niveau2/English/SabaStEustatiusStMaarten.docx
+++ b/EXPORTS/DOCX/published/niveau2/English/SabaStEustatiusStMaarten.docx
@@ -2799,13 +2799,31 @@
       </w:r>
       <w:r>
         <w:rPr>
+          <w:u w:val="single" w:color="0000ff"/>
           <w:rFonts w:ascii="Charis SIL Regular" w:hAnsi="Charis SIL Regular" w:eastAsia="Charis SIL Regular"/>
           <w:b w:val="0"/>
           <w:i w:val="0"/>
           <w:color w:val="000000"/>
           <w:sz w:val="24"/>
         </w:rPr>
-        <w:t>t D</w:t>
+        <w:hyperlink r:id="rId16" w:history="1">
+          <w:r>
+            <w:rPr>
+              <w:rStyle w:val="Hyperlink"/>
+            </w:rPr>
+            <w:t xml:space="preserve">t </w:t>
+          </w:r>
+        </w:hyperlink>
+      </w:r>
+      <w:r>
+        <w:rPr>
+          <w:rFonts w:ascii="Charis SIL Regular" w:hAnsi="Charis SIL Regular" w:eastAsia="Charis SIL Regular"/>
+          <w:b w:val="0"/>
+          <w:i w:val="0"/>
+          <w:color w:val="000000"/>
+          <w:sz w:val="24"/>
+        </w:rPr>
+        <w:t>D</w:t>
       </w:r>
       <w:r>
         <w:rPr>
@@ -5432,13 +5450,21 @@
       </w:r>
       <w:r>
         <w:rPr>
+          <w:u w:val="single" w:color="0000ff"/>
           <w:rFonts w:ascii="Charis SIL Regular" w:hAnsi="Charis SIL Regular" w:eastAsia="Charis SIL Regular"/>
           <w:b w:val="0"/>
           <w:i w:val="0"/>
           <w:color w:val="000000"/>
           <w:sz w:val="24"/>
         </w:rPr>
-        <w:t xml:space="preserve">and Saba, </w:t>
+        <w:hyperlink r:id="rId22" w:history="1">
+          <w:r>
+            <w:rPr>
+              <w:rStyle w:val="Hyperlink"/>
+            </w:rPr>
+            <w:t xml:space="preserve">and Saba, </w:t>
+          </w:r>
+        </w:hyperlink>
       </w:r>
       <w:r>
         <w:rPr>

--- a/EXPORTS/DOCX/published/niveau2/English/SabaStEustatiusStMaarten.docx
+++ b/EXPORTS/DOCX/published/niveau2/English/SabaStEustatiusStMaarten.docx
@@ -1766,7 +1766,7 @@
             <w:rPr>
               <w:rStyle w:val="Hyperlink"/>
             </w:rPr>
-            <w:t>office</w:t>
+            <w:t>offi</w:t>
           </w:r>
         </w:hyperlink>
       </w:r>
@@ -1777,7 +1777,23 @@
           <w:i w:val="0"/>
           <w:color w:val="0000FF"/>
           <w:sz w:val="24"/>
-          <w:u w:val="single"/>
+        </w:rPr>
+        <w:hyperlink r:id="rId15" w:history="1">
+          <w:r>
+            <w:rPr>
+              <w:rStyle w:val="Hyperlink"/>
+            </w:rPr>
+            <w:t>ce</w:t>
+          </w:r>
+        </w:hyperlink>
+      </w:r>
+      <w:r>
+        <w:rPr>
+          <w:rFonts w:ascii="Charis SIL Regular" w:hAnsi="Charis SIL Regular" w:eastAsia="Charis SIL Regular"/>
+          <w:b w:val="0"/>
+          <w:i w:val="0"/>
+          <w:color w:val="0000FF"/>
+          <w:sz w:val="24"/>
         </w:rPr>
         <w:t>rs</w:t>
       </w:r>
@@ -2038,19 +2054,9 @@
             <w:rPr>
               <w:rStyle w:val="Hyperlink"/>
             </w:rPr>
-            <w:t>Indi</w:t>
+            <w:t xml:space="preserve">Indies </w:t>
           </w:r>
         </w:hyperlink>
-      </w:r>
-      <w:r>
-        <w:rPr>
-          <w:rFonts w:ascii="Charis SIL Regular" w:hAnsi="Charis SIL Regular" w:eastAsia="Charis SIL Regular"/>
-          <w:b w:val="0"/>
-          <w:i w:val="0"/>
-          <w:color w:val="0000FF"/>
-          <w:sz w:val="24"/>
-        </w:rPr>
-        <w:t xml:space="preserve">es </w:t>
       </w:r>
       <w:r>
         <w:rPr>
@@ -2078,223 +2084,7 @@
           <w:color w:val="000000"/>
           <w:sz w:val="24"/>
         </w:rPr>
-        <w:t>a that refer</w:t>
-      </w:r>
-      <w:r>
-        <w:rPr>
-          <w:u w:val="single" w:color="0000ff"/>
-          <w:rFonts w:ascii="Charis SIL Regular" w:hAnsi="Charis SIL Regular" w:eastAsia="Charis SIL Regular"/>
-          <w:b w:val="0"/>
-          <w:i w:val="0"/>
-          <w:color w:val="000000"/>
-          <w:sz w:val="24"/>
-        </w:rPr>
-        <w:hyperlink r:id="rId15" w:history="1">
-          <w:r>
-            <w:rPr>
-              <w:rStyle w:val="Hyperlink"/>
-            </w:rPr>
-            <w:t>s to r</w:t>
-          </w:r>
-        </w:hyperlink>
-      </w:r>
-      <w:r>
-        <w:rPr>
-          <w:u w:val="single" w:color="0000ff"/>
-          <w:rFonts w:ascii="Charis SIL Regular" w:hAnsi="Charis SIL Regular" w:eastAsia="Charis SIL Regular"/>
-          <w:b w:val="0"/>
-          <w:i w:val="0"/>
-          <w:color w:val="000000"/>
-          <w:sz w:val="24"/>
-        </w:rPr>
-        <w:hyperlink r:id="rId15" w:history="1">
-          <w:r>
-            <w:rPr>
-              <w:rStyle w:val="Hyperlink"/>
-            </w:rPr>
-            <w:t>elevant archiv</w:t>
-          </w:r>
-        </w:hyperlink>
-      </w:r>
-      <w:r>
-        <w:rPr>
-          <w:u w:val="single" w:color="0000ff"/>
-          <w:rFonts w:ascii="Charis SIL Regular" w:hAnsi="Charis SIL Regular" w:eastAsia="Charis SIL Regular"/>
-          <w:b w:val="0"/>
-          <w:i w:val="0"/>
-          <w:color w:val="000000"/>
-          <w:sz w:val="24"/>
-        </w:rPr>
-        <w:hyperlink r:id="rId15" w:history="1">
-          <w:r>
-            <w:rPr>
-              <w:rStyle w:val="Hyperlink"/>
-            </w:rPr>
-            <w:t>e</w:t>
-          </w:r>
-        </w:hyperlink>
-      </w:r>
-      <w:r>
-        <w:rPr>
-          <w:u w:val="single" w:color="0000ff"/>
-          <w:rFonts w:ascii="Charis SIL Regular" w:hAnsi="Charis SIL Regular" w:eastAsia="Charis SIL Regular"/>
-          <w:b w:val="0"/>
-          <w:i w:val="0"/>
-          <w:color w:val="000000"/>
-          <w:sz w:val="24"/>
-        </w:rPr>
-        <w:hyperlink r:id="rId15" w:history="1">
-          <w:r>
-            <w:rPr>
-              <w:rStyle w:val="Hyperlink"/>
-            </w:rPr>
-            <w:t xml:space="preserve"> materi</w:t>
-          </w:r>
-        </w:hyperlink>
-      </w:r>
-      <w:r>
-        <w:rPr>
-          <w:u w:val="single" w:color="0000ff"/>
-          <w:rFonts w:ascii="Charis SIL Regular" w:hAnsi="Charis SIL Regular" w:eastAsia="Charis SIL Regular"/>
-          <w:b w:val="0"/>
-          <w:i w:val="0"/>
-          <w:color w:val="000000"/>
-          <w:sz w:val="24"/>
-        </w:rPr>
-        <w:hyperlink r:id="rId15" w:history="1">
-          <w:r>
-            <w:rPr>
-              <w:rStyle w:val="Hyperlink"/>
-            </w:rPr>
-            <w:t>al a</w:t>
-          </w:r>
-        </w:hyperlink>
-      </w:r>
-      <w:r>
-        <w:rPr>
-          <w:u w:val="single" w:color="0000ff"/>
-          <w:rFonts w:ascii="Charis SIL Regular" w:hAnsi="Charis SIL Regular" w:eastAsia="Charis SIL Regular"/>
-          <w:b w:val="0"/>
-          <w:i w:val="0"/>
-          <w:color w:val="000000"/>
-          <w:sz w:val="24"/>
-        </w:rPr>
-        <w:hyperlink r:id="rId15" w:history="1">
-          <w:r>
-            <w:rPr>
-              <w:rStyle w:val="Hyperlink"/>
-            </w:rPr>
-            <w:t>b</w:t>
-          </w:r>
-        </w:hyperlink>
-      </w:r>
-      <w:r>
-        <w:rPr>
-          <w:u w:val="single" w:color="0000ff"/>
-          <w:rFonts w:ascii="Charis SIL Regular" w:hAnsi="Charis SIL Regular" w:eastAsia="Charis SIL Regular"/>
-          <w:b w:val="0"/>
-          <w:i w:val="0"/>
-          <w:color w:val="000000"/>
-          <w:sz w:val="24"/>
-        </w:rPr>
-        <w:hyperlink r:id="rId15" w:history="1">
-          <w:r>
-            <w:rPr>
-              <w:rStyle w:val="Hyperlink"/>
-            </w:rPr>
-            <w:t>out mili</w:t>
-          </w:r>
-        </w:hyperlink>
-      </w:r>
-      <w:r>
-        <w:rPr>
-          <w:u w:val="single" w:color="0000ff"/>
-          <w:rFonts w:ascii="Charis SIL Regular" w:hAnsi="Charis SIL Regular" w:eastAsia="Charis SIL Regular"/>
-          <w:b w:val="0"/>
-          <w:i w:val="0"/>
-          <w:color w:val="000000"/>
-          <w:sz w:val="24"/>
-        </w:rPr>
-        <w:hyperlink r:id="rId15" w:history="1">
-          <w:r>
-            <w:rPr>
-              <w:rStyle w:val="Hyperlink"/>
-            </w:rPr>
-            <w:t>t</w:t>
-          </w:r>
-        </w:hyperlink>
-      </w:r>
-      <w:r>
-        <w:rPr>
-          <w:u w:val="single" w:color="0000ff"/>
-          <w:rFonts w:ascii="Charis SIL Regular" w:hAnsi="Charis SIL Regular" w:eastAsia="Charis SIL Regular"/>
-          <w:b w:val="0"/>
-          <w:i w:val="0"/>
-          <w:color w:val="000000"/>
-          <w:sz w:val="24"/>
-        </w:rPr>
-        <w:hyperlink r:id="rId15" w:history="1">
-          <w:r>
-            <w:rPr>
-              <w:rStyle w:val="Hyperlink"/>
-            </w:rPr>
-            <w:t>ar</w:t>
-          </w:r>
-        </w:hyperlink>
-      </w:r>
-      <w:r>
-        <w:rPr>
-          <w:u w:val="single" w:color="0000ff"/>
-          <w:rFonts w:ascii="Charis SIL Regular" w:hAnsi="Charis SIL Regular" w:eastAsia="Charis SIL Regular"/>
-          <w:b w:val="0"/>
-          <w:i w:val="0"/>
-          <w:color w:val="000000"/>
-          <w:sz w:val="24"/>
-        </w:rPr>
-        <w:hyperlink r:id="rId15" w:history="1">
-          <w:r>
-            <w:rPr>
-              <w:rStyle w:val="Hyperlink"/>
-            </w:rPr>
-            <w:t>y p</w:t>
-          </w:r>
-        </w:hyperlink>
-      </w:r>
-      <w:r>
-        <w:rPr>
-          <w:u w:val="single" w:color="0000ff"/>
-          <w:rFonts w:ascii="Charis SIL Regular" w:hAnsi="Charis SIL Regular" w:eastAsia="Charis SIL Regular"/>
-          <w:b w:val="0"/>
-          <w:i w:val="0"/>
-          <w:color w:val="000000"/>
-          <w:sz w:val="24"/>
-        </w:rPr>
-        <w:hyperlink r:id="rId15" w:history="1">
-          <w:r>
-            <w:rPr>
-              <w:rStyle w:val="Hyperlink"/>
-            </w:rPr>
-            <w:t>e</w:t>
-          </w:r>
-        </w:hyperlink>
-      </w:r>
-      <w:r>
-        <w:rPr>
-          <w:u w:val="single" w:color="0000ff"/>
-          <w:rFonts w:ascii="Charis SIL Regular" w:hAnsi="Charis SIL Regular" w:eastAsia="Charis SIL Regular"/>
-          <w:b w:val="0"/>
-          <w:i w:val="0"/>
-          <w:color w:val="000000"/>
-          <w:sz w:val="24"/>
-        </w:rPr>
-        <w:hyperlink r:id="rId15" w:history="1">
-          <w:r>
-            <w:rPr>
-              <w:rStyle w:val="Hyperlink"/>
-            </w:rPr>
-            <w:t>rsonn</w:t>
-          </w:r>
-        </w:hyperlink>
+        <w:t>a that refers to relevant archive material about military personn</w:t>
       </w:r>
       <w:r>
         <w:rPr>
@@ -2817,6 +2607,7 @@
       </w:r>
       <w:r>
         <w:rPr>
+          <w:u w:val="single" w:color="0000ff"/>
           <w:rFonts w:ascii="Charis SIL Regular" w:hAnsi="Charis SIL Regular" w:eastAsia="Charis SIL Regular"/>
           <w:b w:val="0"/>
           <w:i w:val="0"/>
@@ -4155,198 +3946,7 @@
           <w:color w:val="000000"/>
           <w:sz w:val="24"/>
         </w:rPr>
-        <w:t>of t</w:t>
-      </w:r>
-      <w:r>
-        <w:rPr>
-          <w:u w:val="single" w:color="0000ff"/>
-          <w:rFonts w:ascii="Charis SIL Regular" w:hAnsi="Charis SIL Regular" w:eastAsia="Charis SIL Regular"/>
-          <w:b w:val="0"/>
-          <w:i w:val="0"/>
-          <w:color w:val="000000"/>
-          <w:sz w:val="24"/>
-        </w:rPr>
-        <w:hyperlink r:id="rId20" w:history="1">
-          <w:r>
-            <w:rPr>
-              <w:rStyle w:val="Hyperlink"/>
-            </w:rPr>
-            <w:t>he archive</w:t>
-          </w:r>
-        </w:hyperlink>
-      </w:r>
-      <w:r>
-        <w:rPr>
-          <w:u w:val="single" w:color="0000ff"/>
-          <w:rFonts w:ascii="Charis SIL Regular" w:hAnsi="Charis SIL Regular" w:eastAsia="Charis SIL Regular"/>
-          <w:b w:val="0"/>
-          <w:i w:val="0"/>
-          <w:color w:val="000000"/>
-          <w:sz w:val="24"/>
-        </w:rPr>
-        <w:hyperlink r:id="rId20" w:history="1">
-          <w:r>
-            <w:rPr>
-              <w:rStyle w:val="Hyperlink"/>
-            </w:rPr>
-            <w:t>s</w:t>
-          </w:r>
-        </w:hyperlink>
-      </w:r>
-      <w:r>
-        <w:rPr>
-          <w:u w:val="single" w:color="0000ff"/>
-          <w:rFonts w:ascii="Charis SIL Regular" w:hAnsi="Charis SIL Regular" w:eastAsia="Charis SIL Regular"/>
-          <w:b w:val="0"/>
-          <w:i w:val="0"/>
-          <w:color w:val="000000"/>
-          <w:sz w:val="24"/>
-        </w:rPr>
-        <w:hyperlink r:id="rId20" w:history="1">
-          <w:r>
-            <w:rPr>
-              <w:rStyle w:val="Hyperlink"/>
-            </w:rPr>
-            <w:t xml:space="preserve"> of </w:t>
-          </w:r>
-        </w:hyperlink>
-      </w:r>
-      <w:r>
-        <w:rPr>
-          <w:u w:val="single" w:color="0000ff"/>
-          <w:rFonts w:ascii="Charis SIL Regular" w:hAnsi="Charis SIL Regular" w:eastAsia="Charis SIL Regular"/>
-          <w:b w:val="0"/>
-          <w:i w:val="0"/>
-          <w:color w:val="000000"/>
-          <w:sz w:val="24"/>
-        </w:rPr>
-        <w:hyperlink r:id="rId20" w:history="1">
-          <w:r>
-            <w:rPr>
-              <w:rStyle w:val="Hyperlink"/>
-            </w:rPr>
-            <w:t>S</w:t>
-          </w:r>
-        </w:hyperlink>
-      </w:r>
-      <w:r>
-        <w:rPr>
-          <w:u w:val="single" w:color="0000ff"/>
-          <w:rFonts w:ascii="Charis SIL Regular" w:hAnsi="Charis SIL Regular" w:eastAsia="Charis SIL Regular"/>
-          <w:b w:val="0"/>
-          <w:i w:val="0"/>
-          <w:color w:val="000000"/>
-          <w:sz w:val="24"/>
-        </w:rPr>
-        <w:hyperlink r:id="rId20" w:history="1">
-          <w:r>
-            <w:rPr>
-              <w:rStyle w:val="Hyperlink"/>
-            </w:rPr>
-            <w:t>in</w:t>
-          </w:r>
-        </w:hyperlink>
-      </w:r>
-      <w:r>
-        <w:rPr>
-          <w:u w:val="single" w:color="0000ff"/>
-          <w:rFonts w:ascii="Charis SIL Regular" w:hAnsi="Charis SIL Regular" w:eastAsia="Charis SIL Regular"/>
-          <w:b w:val="0"/>
-          <w:i w:val="0"/>
-          <w:color w:val="000000"/>
-          <w:sz w:val="24"/>
-        </w:rPr>
-        <w:hyperlink r:id="rId20" w:history="1">
-          <w:r>
-            <w:rPr>
-              <w:rStyle w:val="Hyperlink"/>
-            </w:rPr>
-            <w:t>t</w:t>
-          </w:r>
-        </w:hyperlink>
-      </w:r>
-      <w:r>
-        <w:rPr>
-          <w:u w:val="single" w:color="0000ff"/>
-          <w:rFonts w:ascii="Charis SIL Regular" w:hAnsi="Charis SIL Regular" w:eastAsia="Charis SIL Regular"/>
-          <w:b w:val="0"/>
-          <w:i w:val="0"/>
-          <w:color w:val="000000"/>
-          <w:sz w:val="24"/>
-        </w:rPr>
-        <w:hyperlink r:id="rId20" w:history="1">
-          <w:r>
-            <w:rPr>
-              <w:rStyle w:val="Hyperlink"/>
-            </w:rPr>
-            <w:t xml:space="preserve"> Eustatius</w:t>
-          </w:r>
-        </w:hyperlink>
-      </w:r>
-      <w:r>
-        <w:rPr>
-          <w:u w:val="single" w:color="0000ff"/>
-          <w:rFonts w:ascii="Charis SIL Regular" w:hAnsi="Charis SIL Regular" w:eastAsia="Charis SIL Regular"/>
-          <w:b w:val="0"/>
-          <w:i w:val="0"/>
-          <w:color w:val="000000"/>
-          <w:sz w:val="24"/>
-        </w:rPr>
-        <w:hyperlink r:id="rId20" w:history="1">
-          <w:r>
-            <w:rPr>
-              <w:rStyle w:val="Hyperlink"/>
-            </w:rPr>
-            <w:t>,</w:t>
-          </w:r>
-        </w:hyperlink>
-      </w:r>
-      <w:r>
-        <w:rPr>
-          <w:u w:val="single" w:color="0000ff"/>
-          <w:rFonts w:ascii="Charis SIL Regular" w:hAnsi="Charis SIL Regular" w:eastAsia="Charis SIL Regular"/>
-          <w:b w:val="0"/>
-          <w:i w:val="0"/>
-          <w:color w:val="000000"/>
-          <w:sz w:val="24"/>
-        </w:rPr>
-        <w:hyperlink r:id="rId20" w:history="1">
-          <w:r>
-            <w:rPr>
-              <w:rStyle w:val="Hyperlink"/>
-            </w:rPr>
-            <w:t xml:space="preserve"> Sai</w:t>
-          </w:r>
-        </w:hyperlink>
-      </w:r>
-      <w:r>
-        <w:rPr>
-          <w:u w:val="single" w:color="0000ff"/>
-          <w:rFonts w:ascii="Charis SIL Regular" w:hAnsi="Charis SIL Regular" w:eastAsia="Charis SIL Regular"/>
-          <w:b w:val="0"/>
-          <w:i w:val="0"/>
-          <w:color w:val="000000"/>
-          <w:sz w:val="24"/>
-        </w:rPr>
-        <w:hyperlink r:id="rId20" w:history="1">
-          <w:r>
-            <w:rPr>
-              <w:rStyle w:val="Hyperlink"/>
-            </w:rPr>
-            <w:t xml:space="preserve">nt </w:t>
-          </w:r>
-        </w:hyperlink>
-      </w:r>
-      <w:r>
-        <w:rPr>
-          <w:u w:val="single" w:color="0000ff"/>
-          <w:rFonts w:ascii="Charis SIL Regular" w:hAnsi="Charis SIL Regular" w:eastAsia="Charis SIL Regular"/>
-          <w:b w:val="0"/>
-          <w:i w:val="0"/>
-          <w:color w:val="000000"/>
-          <w:sz w:val="24"/>
-        </w:rPr>
-        <w:t>M</w:t>
+        <w:t>of the archives of Sint Eustatius, Saint M</w:t>
       </w:r>
       <w:r>
         <w:rPr>
@@ -4988,97 +4588,7 @@
           <w:color w:val="000000"/>
           <w:sz w:val="24"/>
         </w:rPr>
-        <w:hyperlink r:id="rId21" w:history="1">
-          <w:r>
-            <w:rPr>
-              <w:rStyle w:val="Hyperlink"/>
-            </w:rPr>
-            <w:t>8</w:t>
-          </w:r>
-        </w:hyperlink>
-      </w:r>
-      <w:r>
-        <w:rPr>
-          <w:u w:val="single" w:color="0000ff"/>
-          <w:rFonts w:ascii="Charis SIL Regular" w:hAnsi="Charis SIL Regular" w:eastAsia="Charis SIL Regular"/>
-          <w:b w:val="0"/>
-          <w:i w:val="0"/>
-          <w:color w:val="000000"/>
-          <w:sz w:val="24"/>
-        </w:rPr>
-        <w:hyperlink r:id="rId21" w:history="1">
-          <w:r>
-            <w:rPr>
-              <w:rStyle w:val="Hyperlink"/>
-            </w:rPr>
-            <w:t xml:space="preserve">28-1845 </w:t>
-          </w:r>
-        </w:hyperlink>
-      </w:r>
-      <w:r>
-        <w:rPr>
-          <w:u w:val="single" w:color="0000ff"/>
-          <w:rFonts w:ascii="Charis SIL Regular" w:hAnsi="Charis SIL Regular" w:eastAsia="Charis SIL Regular"/>
-          <w:b w:val="0"/>
-          <w:i w:val="0"/>
-          <w:color w:val="000000"/>
-          <w:sz w:val="24"/>
-        </w:rPr>
-        <w:hyperlink r:id="rId21" w:history="1">
-          <w:r>
-            <w:rPr>
-              <w:rStyle w:val="Hyperlink"/>
-            </w:rPr>
-            <w:t>(</w:t>
-          </w:r>
-        </w:hyperlink>
-      </w:r>
-      <w:r>
-        <w:rPr>
-          <w:u w:val="single" w:color="0000ff"/>
-          <w:rFonts w:ascii="Charis SIL Regular" w:hAnsi="Charis SIL Regular" w:eastAsia="Charis SIL Regular"/>
-          <w:b w:val="0"/>
-          <w:i w:val="0"/>
-          <w:color w:val="000000"/>
-          <w:sz w:val="24"/>
-        </w:rPr>
-        <w:hyperlink r:id="rId21" w:history="1">
-          <w:r>
-            <w:rPr>
-              <w:rStyle w:val="Hyperlink"/>
-            </w:rPr>
-            <w:t>1902))</w:t>
-          </w:r>
-        </w:hyperlink>
-      </w:r>
-      <w:r>
-        <w:rPr>
-          <w:u w:val="single" w:color="0000ff"/>
-          <w:rFonts w:ascii="Charis SIL Regular" w:hAnsi="Charis SIL Regular" w:eastAsia="Charis SIL Regular"/>
-          <w:b w:val="0"/>
-          <w:i w:val="0"/>
-          <w:color w:val="000000"/>
-          <w:sz w:val="24"/>
-        </w:rPr>
-        <w:t xml:space="preserve"> </w:t>
-      </w:r>
-      <w:r>
-        <w:rPr>
-          <w:u w:val="single" w:color="0000ff"/>
-          <w:rFonts w:ascii="Charis SIL Regular" w:hAnsi="Charis SIL Regular" w:eastAsia="Charis SIL Regular"/>
-          <w:b w:val="0"/>
-          <w:i w:val="0"/>
-          <w:color w:val="000000"/>
-          <w:sz w:val="24"/>
-        </w:rPr>
-        <w:hyperlink r:id="rId21" w:history="1">
-          <w:r>
-            <w:rPr>
-              <w:rStyle w:val="Hyperlink"/>
-            </w:rPr>
-            <w:t xml:space="preserve">and the </w:t>
-          </w:r>
-        </w:hyperlink>
+        <w:t xml:space="preserve">828-1845 (1902)) and the </w:t>
       </w:r>
       <w:r>
         <w:rPr>

--- a/EXPORTS/DOCX/published/niveau2/English/SabaStEustatiusStMaarten.docx
+++ b/EXPORTS/DOCX/published/niveau2/English/SabaStEustatiusStMaarten.docx
@@ -1417,96 +1417,13 @@
       </w:r>
       <w:r>
         <w:rPr>
-          <w:u w:val="single" w:color="0000ff"/>
           <w:rFonts w:ascii="Charis SIL Regular" w:hAnsi="Charis SIL Regular" w:eastAsia="Charis SIL Regular"/>
           <w:b w:val="0"/>
           <w:i w:val="0"/>
           <w:color w:val="000000"/>
           <w:sz w:val="24"/>
         </w:rPr>
-        <w:hyperlink r:id="rId14" w:history="1">
-          <w:r>
-            <w:rPr>
-              <w:rStyle w:val="Hyperlink"/>
-            </w:rPr>
-            <w:t>nd</w:t>
-          </w:r>
-        </w:hyperlink>
-      </w:r>
-      <w:r>
-        <w:rPr>
-          <w:u w:val="single" w:color="0000ff"/>
-          <w:rFonts w:ascii="Charis SIL Regular" w:hAnsi="Charis SIL Regular" w:eastAsia="Charis SIL Regular"/>
-          <w:b w:val="0"/>
-          <w:i w:val="0"/>
-          <w:color w:val="000000"/>
-          <w:sz w:val="24"/>
-        </w:rPr>
-        <w:t xml:space="preserve"> </w:t>
-      </w:r>
-      <w:r>
-        <w:rPr>
-          <w:u w:val="single" w:color="0000ff"/>
-          <w:rFonts w:ascii="Charis SIL Regular" w:hAnsi="Charis SIL Regular" w:eastAsia="Charis SIL Regular"/>
-          <w:b w:val="0"/>
-          <w:i w:val="0"/>
-          <w:color w:val="000000"/>
-          <w:sz w:val="24"/>
-        </w:rPr>
-        <w:hyperlink r:id="rId14" w:history="1">
-          <w:r>
-            <w:rPr>
-              <w:rStyle w:val="Hyperlink"/>
-            </w:rPr>
-            <w:t xml:space="preserve">placed </w:t>
-          </w:r>
-        </w:hyperlink>
-      </w:r>
-      <w:r>
-        <w:rPr>
-          <w:u w:val="single" w:color="0000ff"/>
-          <w:rFonts w:ascii="Charis SIL Regular" w:hAnsi="Charis SIL Regular" w:eastAsia="Charis SIL Regular"/>
-          <w:b w:val="0"/>
-          <w:i w:val="0"/>
-          <w:color w:val="000000"/>
-          <w:sz w:val="24"/>
-        </w:rPr>
-        <w:hyperlink r:id="rId14" w:history="1">
-          <w:r>
-            <w:rPr>
-              <w:rStyle w:val="Hyperlink"/>
-            </w:rPr>
-            <w:t>t</w:t>
-          </w:r>
-        </w:hyperlink>
-      </w:r>
-      <w:r>
-        <w:rPr>
-          <w:u w:val="single" w:color="0000ff"/>
-          <w:rFonts w:ascii="Charis SIL Regular" w:hAnsi="Charis SIL Regular" w:eastAsia="Charis SIL Regular"/>
-          <w:b w:val="0"/>
-          <w:i w:val="0"/>
-          <w:color w:val="000000"/>
-          <w:sz w:val="24"/>
-        </w:rPr>
-        <w:hyperlink r:id="rId14" w:history="1">
-          <w:r>
-            <w:rPr>
-              <w:rStyle w:val="Hyperlink"/>
-            </w:rPr>
-            <w:t>he</w:t>
-          </w:r>
-        </w:hyperlink>
-      </w:r>
-      <w:r>
-        <w:rPr>
-          <w:rFonts w:ascii="Charis SIL Regular" w:hAnsi="Charis SIL Regular" w:eastAsia="Charis SIL Regular"/>
-          <w:b w:val="0"/>
-          <w:i w:val="0"/>
-          <w:color w:val="000000"/>
-          <w:sz w:val="24"/>
-        </w:rPr>
-        <w:t xml:space="preserve">m </w:t>
+        <w:t xml:space="preserve">nd placed them </w:t>
       </w:r>
       <w:r>
         <w:rPr>
@@ -1766,7 +1683,7 @@
             <w:rPr>
               <w:rStyle w:val="Hyperlink"/>
             </w:rPr>
-            <w:t>offi</w:t>
+            <w:t>office</w:t>
           </w:r>
         </w:hyperlink>
       </w:r>
@@ -1777,23 +1694,7 @@
           <w:i w:val="0"/>
           <w:color w:val="0000FF"/>
           <w:sz w:val="24"/>
-        </w:rPr>
-        <w:hyperlink r:id="rId15" w:history="1">
-          <w:r>
-            <w:rPr>
-              <w:rStyle w:val="Hyperlink"/>
-            </w:rPr>
-            <w:t>ce</w:t>
-          </w:r>
-        </w:hyperlink>
-      </w:r>
-      <w:r>
-        <w:rPr>
-          <w:rFonts w:ascii="Charis SIL Regular" w:hAnsi="Charis SIL Regular" w:eastAsia="Charis SIL Regular"/>
-          <w:b w:val="0"/>
-          <w:i w:val="0"/>
-          <w:color w:val="0000FF"/>
-          <w:sz w:val="24"/>
+          <w:u w:val="single"/>
         </w:rPr>
         <w:t>rs</w:t>
       </w:r>
@@ -2054,9 +1955,19 @@
             <w:rPr>
               <w:rStyle w:val="Hyperlink"/>
             </w:rPr>
-            <w:t xml:space="preserve">Indies </w:t>
+            <w:t>Indi</w:t>
           </w:r>
         </w:hyperlink>
+      </w:r>
+      <w:r>
+        <w:rPr>
+          <w:rFonts w:ascii="Charis SIL Regular" w:hAnsi="Charis SIL Regular" w:eastAsia="Charis SIL Regular"/>
+          <w:b w:val="0"/>
+          <w:i w:val="0"/>
+          <w:color w:val="0000FF"/>
+          <w:sz w:val="24"/>
+        </w:rPr>
+        <w:t xml:space="preserve">es </w:t>
       </w:r>
       <w:r>
         <w:rPr>
@@ -2084,7 +1995,223 @@
           <w:color w:val="000000"/>
           <w:sz w:val="24"/>
         </w:rPr>
-        <w:t>a that refers to relevant archive material about military personn</w:t>
+        <w:t>a that refer</w:t>
+      </w:r>
+      <w:r>
+        <w:rPr>
+          <w:u w:val="single" w:color="0000ff"/>
+          <w:rFonts w:ascii="Charis SIL Regular" w:hAnsi="Charis SIL Regular" w:eastAsia="Charis SIL Regular"/>
+          <w:b w:val="0"/>
+          <w:i w:val="0"/>
+          <w:color w:val="000000"/>
+          <w:sz w:val="24"/>
+        </w:rPr>
+        <w:hyperlink r:id="rId15" w:history="1">
+          <w:r>
+            <w:rPr>
+              <w:rStyle w:val="Hyperlink"/>
+            </w:rPr>
+            <w:t>s to r</w:t>
+          </w:r>
+        </w:hyperlink>
+      </w:r>
+      <w:r>
+        <w:rPr>
+          <w:u w:val="single" w:color="0000ff"/>
+          <w:rFonts w:ascii="Charis SIL Regular" w:hAnsi="Charis SIL Regular" w:eastAsia="Charis SIL Regular"/>
+          <w:b w:val="0"/>
+          <w:i w:val="0"/>
+          <w:color w:val="000000"/>
+          <w:sz w:val="24"/>
+        </w:rPr>
+        <w:hyperlink r:id="rId15" w:history="1">
+          <w:r>
+            <w:rPr>
+              <w:rStyle w:val="Hyperlink"/>
+            </w:rPr>
+            <w:t>elevant archiv</w:t>
+          </w:r>
+        </w:hyperlink>
+      </w:r>
+      <w:r>
+        <w:rPr>
+          <w:u w:val="single" w:color="0000ff"/>
+          <w:rFonts w:ascii="Charis SIL Regular" w:hAnsi="Charis SIL Regular" w:eastAsia="Charis SIL Regular"/>
+          <w:b w:val="0"/>
+          <w:i w:val="0"/>
+          <w:color w:val="000000"/>
+          <w:sz w:val="24"/>
+        </w:rPr>
+        <w:hyperlink r:id="rId15" w:history="1">
+          <w:r>
+            <w:rPr>
+              <w:rStyle w:val="Hyperlink"/>
+            </w:rPr>
+            <w:t>e</w:t>
+          </w:r>
+        </w:hyperlink>
+      </w:r>
+      <w:r>
+        <w:rPr>
+          <w:u w:val="single" w:color="0000ff"/>
+          <w:rFonts w:ascii="Charis SIL Regular" w:hAnsi="Charis SIL Regular" w:eastAsia="Charis SIL Regular"/>
+          <w:b w:val="0"/>
+          <w:i w:val="0"/>
+          <w:color w:val="000000"/>
+          <w:sz w:val="24"/>
+        </w:rPr>
+        <w:hyperlink r:id="rId15" w:history="1">
+          <w:r>
+            <w:rPr>
+              <w:rStyle w:val="Hyperlink"/>
+            </w:rPr>
+            <w:t xml:space="preserve"> materi</w:t>
+          </w:r>
+        </w:hyperlink>
+      </w:r>
+      <w:r>
+        <w:rPr>
+          <w:u w:val="single" w:color="0000ff"/>
+          <w:rFonts w:ascii="Charis SIL Regular" w:hAnsi="Charis SIL Regular" w:eastAsia="Charis SIL Regular"/>
+          <w:b w:val="0"/>
+          <w:i w:val="0"/>
+          <w:color w:val="000000"/>
+          <w:sz w:val="24"/>
+        </w:rPr>
+        <w:hyperlink r:id="rId15" w:history="1">
+          <w:r>
+            <w:rPr>
+              <w:rStyle w:val="Hyperlink"/>
+            </w:rPr>
+            <w:t>al a</w:t>
+          </w:r>
+        </w:hyperlink>
+      </w:r>
+      <w:r>
+        <w:rPr>
+          <w:u w:val="single" w:color="0000ff"/>
+          <w:rFonts w:ascii="Charis SIL Regular" w:hAnsi="Charis SIL Regular" w:eastAsia="Charis SIL Regular"/>
+          <w:b w:val="0"/>
+          <w:i w:val="0"/>
+          <w:color w:val="000000"/>
+          <w:sz w:val="24"/>
+        </w:rPr>
+        <w:hyperlink r:id="rId15" w:history="1">
+          <w:r>
+            <w:rPr>
+              <w:rStyle w:val="Hyperlink"/>
+            </w:rPr>
+            <w:t>b</w:t>
+          </w:r>
+        </w:hyperlink>
+      </w:r>
+      <w:r>
+        <w:rPr>
+          <w:u w:val="single" w:color="0000ff"/>
+          <w:rFonts w:ascii="Charis SIL Regular" w:hAnsi="Charis SIL Regular" w:eastAsia="Charis SIL Regular"/>
+          <w:b w:val="0"/>
+          <w:i w:val="0"/>
+          <w:color w:val="000000"/>
+          <w:sz w:val="24"/>
+        </w:rPr>
+        <w:hyperlink r:id="rId15" w:history="1">
+          <w:r>
+            <w:rPr>
+              <w:rStyle w:val="Hyperlink"/>
+            </w:rPr>
+            <w:t>out mili</w:t>
+          </w:r>
+        </w:hyperlink>
+      </w:r>
+      <w:r>
+        <w:rPr>
+          <w:u w:val="single" w:color="0000ff"/>
+          <w:rFonts w:ascii="Charis SIL Regular" w:hAnsi="Charis SIL Regular" w:eastAsia="Charis SIL Regular"/>
+          <w:b w:val="0"/>
+          <w:i w:val="0"/>
+          <w:color w:val="000000"/>
+          <w:sz w:val="24"/>
+        </w:rPr>
+        <w:hyperlink r:id="rId15" w:history="1">
+          <w:r>
+            <w:rPr>
+              <w:rStyle w:val="Hyperlink"/>
+            </w:rPr>
+            <w:t>t</w:t>
+          </w:r>
+        </w:hyperlink>
+      </w:r>
+      <w:r>
+        <w:rPr>
+          <w:u w:val="single" w:color="0000ff"/>
+          <w:rFonts w:ascii="Charis SIL Regular" w:hAnsi="Charis SIL Regular" w:eastAsia="Charis SIL Regular"/>
+          <w:b w:val="0"/>
+          <w:i w:val="0"/>
+          <w:color w:val="000000"/>
+          <w:sz w:val="24"/>
+        </w:rPr>
+        <w:hyperlink r:id="rId15" w:history="1">
+          <w:r>
+            <w:rPr>
+              <w:rStyle w:val="Hyperlink"/>
+            </w:rPr>
+            <w:t>ar</w:t>
+          </w:r>
+        </w:hyperlink>
+      </w:r>
+      <w:r>
+        <w:rPr>
+          <w:u w:val="single" w:color="0000ff"/>
+          <w:rFonts w:ascii="Charis SIL Regular" w:hAnsi="Charis SIL Regular" w:eastAsia="Charis SIL Regular"/>
+          <w:b w:val="0"/>
+          <w:i w:val="0"/>
+          <w:color w:val="000000"/>
+          <w:sz w:val="24"/>
+        </w:rPr>
+        <w:hyperlink r:id="rId15" w:history="1">
+          <w:r>
+            <w:rPr>
+              <w:rStyle w:val="Hyperlink"/>
+            </w:rPr>
+            <w:t>y p</w:t>
+          </w:r>
+        </w:hyperlink>
+      </w:r>
+      <w:r>
+        <w:rPr>
+          <w:u w:val="single" w:color="0000ff"/>
+          <w:rFonts w:ascii="Charis SIL Regular" w:hAnsi="Charis SIL Regular" w:eastAsia="Charis SIL Regular"/>
+          <w:b w:val="0"/>
+          <w:i w:val="0"/>
+          <w:color w:val="000000"/>
+          <w:sz w:val="24"/>
+        </w:rPr>
+        <w:hyperlink r:id="rId15" w:history="1">
+          <w:r>
+            <w:rPr>
+              <w:rStyle w:val="Hyperlink"/>
+            </w:rPr>
+            <w:t>e</w:t>
+          </w:r>
+        </w:hyperlink>
+      </w:r>
+      <w:r>
+        <w:rPr>
+          <w:u w:val="single" w:color="0000ff"/>
+          <w:rFonts w:ascii="Charis SIL Regular" w:hAnsi="Charis SIL Regular" w:eastAsia="Charis SIL Regular"/>
+          <w:b w:val="0"/>
+          <w:i w:val="0"/>
+          <w:color w:val="000000"/>
+          <w:sz w:val="24"/>
+        </w:rPr>
+        <w:hyperlink r:id="rId15" w:history="1">
+          <w:r>
+            <w:rPr>
+              <w:rStyle w:val="Hyperlink"/>
+            </w:rPr>
+            <w:t>rsonn</w:t>
+          </w:r>
+        </w:hyperlink>
       </w:r>
       <w:r>
         <w:rPr>
@@ -2542,79 +2669,7 @@
           <w:color w:val="000000"/>
           <w:sz w:val="24"/>
         </w:rPr>
-        <w:hyperlink r:id="rId16" w:history="1">
-          <w:r>
-            <w:rPr>
-              <w:rStyle w:val="Hyperlink"/>
-            </w:rPr>
-            <w:t>orma</w:t>
-          </w:r>
-        </w:hyperlink>
-      </w:r>
-      <w:r>
-        <w:rPr>
-          <w:u w:val="single" w:color="0000ff"/>
-          <w:rFonts w:ascii="Charis SIL Regular" w:hAnsi="Charis SIL Regular" w:eastAsia="Charis SIL Regular"/>
-          <w:b w:val="0"/>
-          <w:i w:val="0"/>
-          <w:color w:val="000000"/>
-          <w:sz w:val="24"/>
-        </w:rPr>
-        <w:hyperlink r:id="rId16" w:history="1">
-          <w:r>
-            <w:rPr>
-              <w:rStyle w:val="Hyperlink"/>
-            </w:rPr>
-            <w:t>tion abo</w:t>
-          </w:r>
-        </w:hyperlink>
-      </w:r>
-      <w:r>
-        <w:rPr>
-          <w:u w:val="single" w:color="0000ff"/>
-          <w:rFonts w:ascii="Charis SIL Regular" w:hAnsi="Charis SIL Regular" w:eastAsia="Charis SIL Regular"/>
-          <w:b w:val="0"/>
-          <w:i w:val="0"/>
-          <w:color w:val="000000"/>
-          <w:sz w:val="24"/>
-        </w:rPr>
-        <w:hyperlink r:id="rId16" w:history="1">
-          <w:r>
-            <w:rPr>
-              <w:rStyle w:val="Hyperlink"/>
-            </w:rPr>
-            <w:t>u</w:t>
-          </w:r>
-        </w:hyperlink>
-      </w:r>
-      <w:r>
-        <w:rPr>
-          <w:u w:val="single" w:color="0000ff"/>
-          <w:rFonts w:ascii="Charis SIL Regular" w:hAnsi="Charis SIL Regular" w:eastAsia="Charis SIL Regular"/>
-          <w:b w:val="0"/>
-          <w:i w:val="0"/>
-          <w:color w:val="000000"/>
-          <w:sz w:val="24"/>
-        </w:rPr>
-        <w:hyperlink r:id="rId16" w:history="1">
-          <w:r>
-            <w:rPr>
-              <w:rStyle w:val="Hyperlink"/>
-            </w:rPr>
-            <w:t xml:space="preserve">t </w:t>
-          </w:r>
-        </w:hyperlink>
-      </w:r>
-      <w:r>
-        <w:rPr>
-          <w:u w:val="single" w:color="0000ff"/>
-          <w:rFonts w:ascii="Charis SIL Regular" w:hAnsi="Charis SIL Regular" w:eastAsia="Charis SIL Regular"/>
-          <w:b w:val="0"/>
-          <w:i w:val="0"/>
-          <w:color w:val="000000"/>
-          <w:sz w:val="24"/>
-        </w:rPr>
-        <w:t>D</w:t>
+        <w:t>ormation about D</w:t>
       </w:r>
       <w:r>
         <w:rPr>
@@ -3233,79 +3288,7 @@
           <w:color w:val="000000"/>
           <w:sz w:val="24"/>
         </w:rPr>
-        <w:hyperlink r:id="rId17" w:history="1">
-          <w:r>
-            <w:rPr>
-              <w:rStyle w:val="Hyperlink"/>
-            </w:rPr>
-            <w:t>ersity’s</w:t>
-          </w:r>
-        </w:hyperlink>
-      </w:r>
-      <w:r>
-        <w:rPr>
-          <w:u w:val="single" w:color="0000ff"/>
-          <w:rFonts w:ascii="Charis SIL Regular" w:hAnsi="Charis SIL Regular" w:eastAsia="Charis SIL Regular"/>
-          <w:b w:val="0"/>
-          <w:i w:val="0"/>
-          <w:color w:val="000000"/>
-          <w:sz w:val="24"/>
-        </w:rPr>
-        <w:t xml:space="preserve"> </w:t>
-      </w:r>
-      <w:r>
-        <w:rPr>
-          <w:u w:val="single" w:color="0000ff"/>
-          <w:rFonts w:ascii="Charis SIL Regular" w:hAnsi="Charis SIL Regular" w:eastAsia="Charis SIL Regular"/>
-          <w:b w:val="0"/>
-          <w:i w:val="0"/>
-          <w:color w:val="000000"/>
-          <w:sz w:val="24"/>
-        </w:rPr>
-        <w:hyperlink r:id="rId17" w:history="1">
-          <w:r>
-            <w:rPr>
-              <w:rStyle w:val="Hyperlink"/>
-            </w:rPr>
-            <w:t>Carib</w:t>
-          </w:r>
-        </w:hyperlink>
-      </w:r>
-      <w:r>
-        <w:rPr>
-          <w:u w:val="single" w:color="0000ff"/>
-          <w:rFonts w:ascii="Charis SIL Regular" w:hAnsi="Charis SIL Regular" w:eastAsia="Charis SIL Regular"/>
-          <w:b w:val="0"/>
-          <w:i w:val="0"/>
-          <w:color w:val="000000"/>
-          <w:sz w:val="24"/>
-        </w:rPr>
-        <w:hyperlink r:id="rId17" w:history="1">
-          <w:r>
-            <w:rPr>
-              <w:rStyle w:val="Hyperlink"/>
-            </w:rPr>
-            <w:t>b</w:t>
-          </w:r>
-        </w:hyperlink>
-      </w:r>
-      <w:r>
-        <w:rPr>
-          <w:u w:val="single" w:color="0000ff"/>
-          <w:rFonts w:ascii="Charis SIL Regular" w:hAnsi="Charis SIL Regular" w:eastAsia="Charis SIL Regular"/>
-          <w:b w:val="0"/>
-          <w:i w:val="0"/>
-          <w:color w:val="000000"/>
-          <w:sz w:val="24"/>
-        </w:rPr>
-        <w:hyperlink r:id="rId17" w:history="1">
-          <w:r>
-            <w:rPr>
-              <w:rStyle w:val="Hyperlink"/>
-            </w:rPr>
-            <w:t>ea</w:t>
-          </w:r>
-        </w:hyperlink>
+        <w:t>ersity’s Caribbea</w:t>
       </w:r>
       <w:r>
         <w:rPr>
@@ -3946,7 +3929,18 @@
           <w:color w:val="000000"/>
           <w:sz w:val="24"/>
         </w:rPr>
-        <w:t>of the archives of Sint Eustatius, Saint M</w:t>
+        <w:t>of t</w:t>
+      </w:r>
+      <w:r>
+        <w:rPr>
+          <w:u w:val="single" w:color="0000ff"/>
+          <w:rFonts w:ascii="Charis SIL Regular" w:hAnsi="Charis SIL Regular" w:eastAsia="Charis SIL Regular"/>
+          <w:b w:val="0"/>
+          <w:i w:val="0"/>
+          <w:color w:val="000000"/>
+          <w:sz w:val="24"/>
+        </w:rPr>
+        <w:t>he archives of Sint Eustatius, Saint M</w:t>
       </w:r>
       <w:r>
         <w:rPr>
@@ -4516,14 +4510,7 @@
           <w:color w:val="000000"/>
           <w:sz w:val="24"/>
         </w:rPr>
-        <w:hyperlink r:id="rId21" w:history="1">
-          <w:r>
-            <w:rPr>
-              <w:rStyle w:val="Hyperlink"/>
-            </w:rPr>
-            <w:t>Martin, (1</w:t>
-          </w:r>
-        </w:hyperlink>
+        <w:t>Martin, (1</w:t>
       </w:r>
       <w:r>
         <w:rPr>
@@ -4588,7 +4575,97 @@
           <w:color w:val="000000"/>
           <w:sz w:val="24"/>
         </w:rPr>
-        <w:t xml:space="preserve">828-1845 (1902)) and the </w:t>
+        <w:hyperlink r:id="rId21" w:history="1">
+          <w:r>
+            <w:rPr>
+              <w:rStyle w:val="Hyperlink"/>
+            </w:rPr>
+            <w:t>8</w:t>
+          </w:r>
+        </w:hyperlink>
+      </w:r>
+      <w:r>
+        <w:rPr>
+          <w:u w:val="single" w:color="0000ff"/>
+          <w:rFonts w:ascii="Charis SIL Regular" w:hAnsi="Charis SIL Regular" w:eastAsia="Charis SIL Regular"/>
+          <w:b w:val="0"/>
+          <w:i w:val="0"/>
+          <w:color w:val="000000"/>
+          <w:sz w:val="24"/>
+        </w:rPr>
+        <w:hyperlink r:id="rId21" w:history="1">
+          <w:r>
+            <w:rPr>
+              <w:rStyle w:val="Hyperlink"/>
+            </w:rPr>
+            <w:t xml:space="preserve">28-1845 </w:t>
+          </w:r>
+        </w:hyperlink>
+      </w:r>
+      <w:r>
+        <w:rPr>
+          <w:u w:val="single" w:color="0000ff"/>
+          <w:rFonts w:ascii="Charis SIL Regular" w:hAnsi="Charis SIL Regular" w:eastAsia="Charis SIL Regular"/>
+          <w:b w:val="0"/>
+          <w:i w:val="0"/>
+          <w:color w:val="000000"/>
+          <w:sz w:val="24"/>
+        </w:rPr>
+        <w:hyperlink r:id="rId21" w:history="1">
+          <w:r>
+            <w:rPr>
+              <w:rStyle w:val="Hyperlink"/>
+            </w:rPr>
+            <w:t>(</w:t>
+          </w:r>
+        </w:hyperlink>
+      </w:r>
+      <w:r>
+        <w:rPr>
+          <w:u w:val="single" w:color="0000ff"/>
+          <w:rFonts w:ascii="Charis SIL Regular" w:hAnsi="Charis SIL Regular" w:eastAsia="Charis SIL Regular"/>
+          <w:b w:val="0"/>
+          <w:i w:val="0"/>
+          <w:color w:val="000000"/>
+          <w:sz w:val="24"/>
+        </w:rPr>
+        <w:hyperlink r:id="rId21" w:history="1">
+          <w:r>
+            <w:rPr>
+              <w:rStyle w:val="Hyperlink"/>
+            </w:rPr>
+            <w:t>1902))</w:t>
+          </w:r>
+        </w:hyperlink>
+      </w:r>
+      <w:r>
+        <w:rPr>
+          <w:u w:val="single" w:color="0000ff"/>
+          <w:rFonts w:ascii="Charis SIL Regular" w:hAnsi="Charis SIL Regular" w:eastAsia="Charis SIL Regular"/>
+          <w:b w:val="0"/>
+          <w:i w:val="0"/>
+          <w:color w:val="000000"/>
+          <w:sz w:val="24"/>
+        </w:rPr>
+        <w:t xml:space="preserve"> </w:t>
+      </w:r>
+      <w:r>
+        <w:rPr>
+          <w:u w:val="single" w:color="0000ff"/>
+          <w:rFonts w:ascii="Charis SIL Regular" w:hAnsi="Charis SIL Regular" w:eastAsia="Charis SIL Regular"/>
+          <w:b w:val="0"/>
+          <w:i w:val="0"/>
+          <w:color w:val="000000"/>
+          <w:sz w:val="24"/>
+        </w:rPr>
+        <w:hyperlink r:id="rId21" w:history="1">
+          <w:r>
+            <w:rPr>
+              <w:rStyle w:val="Hyperlink"/>
+            </w:rPr>
+            <w:t xml:space="preserve">and the </w:t>
+          </w:r>
+        </w:hyperlink>
       </w:r>
       <w:r>
         <w:rPr>
@@ -4599,7 +4676,7 @@
           <w:sz w:val="24"/>
           <w:u w:val="single"/>
         </w:rPr>
-        <w:hyperlink r:id="rId21" w:history="1">
+        <w:hyperlink r:id="rId22" w:history="1">
           <w:r>
             <w:rPr>
               <w:rStyle w:val="Hyperlink"/>
@@ -4617,7 +4694,7 @@
           <w:sz w:val="24"/>
           <w:u w:val="single"/>
         </w:rPr>
-        <w:hyperlink r:id="rId21" w:history="1">
+        <w:hyperlink r:id="rId22" w:history="1">
           <w:r>
             <w:rPr>
               <w:rStyle w:val="Hyperlink"/>
@@ -4635,7 +4712,7 @@
           <w:sz w:val="24"/>
           <w:u w:val="single"/>
         </w:rPr>
-        <w:hyperlink r:id="rId21" w:history="1">
+        <w:hyperlink r:id="rId22" w:history="1">
           <w:r>
             <w:rPr>
               <w:rStyle w:val="Hyperlink"/>
@@ -4924,39 +5001,13 @@
       </w:r>
       <w:r>
         <w:rPr>
-          <w:u w:val="single" w:color="0000ff"/>
           <w:rFonts w:ascii="Charis SIL Regular" w:hAnsi="Charis SIL Regular" w:eastAsia="Charis SIL Regular"/>
           <w:b w:val="0"/>
           <w:i w:val="0"/>
           <w:color w:val="000000"/>
           <w:sz w:val="24"/>
         </w:rPr>
-        <w:hyperlink r:id="rId22" w:history="1">
-          <w:r>
-            <w:rPr>
-              <w:rStyle w:val="Hyperlink"/>
-            </w:rPr>
-            <w:t>stati</w:t>
-          </w:r>
-        </w:hyperlink>
-      </w:r>
-      <w:r>
-        <w:rPr>
-          <w:u w:val="single" w:color="0000ff"/>
-          <w:rFonts w:ascii="Charis SIL Regular" w:hAnsi="Charis SIL Regular" w:eastAsia="Charis SIL Regular"/>
-          <w:b w:val="0"/>
-          <w:i w:val="0"/>
-          <w:color w:val="000000"/>
-          <w:sz w:val="24"/>
-        </w:rPr>
-        <w:hyperlink r:id="rId22" w:history="1">
-          <w:r>
-            <w:rPr>
-              <w:rStyle w:val="Hyperlink"/>
-            </w:rPr>
-            <w:t xml:space="preserve">us </w:t>
-          </w:r>
-        </w:hyperlink>
+        <w:t xml:space="preserve">statius </w:t>
       </w:r>
       <w:r>
         <w:rPr>

--- a/EXPORTS/DOCX/published/niveau2/English/SabaStEustatiusStMaarten.docx
+++ b/EXPORTS/DOCX/published/niveau2/English/SabaStEustatiusStMaarten.docx
@@ -1417,13 +1417,96 @@
       </w:r>
       <w:r>
         <w:rPr>
+          <w:u w:val="single" w:color="0000ff"/>
           <w:rFonts w:ascii="Charis SIL Regular" w:hAnsi="Charis SIL Regular" w:eastAsia="Charis SIL Regular"/>
           <w:b w:val="0"/>
           <w:i w:val="0"/>
           <w:color w:val="000000"/>
           <w:sz w:val="24"/>
         </w:rPr>
-        <w:t xml:space="preserve">nd placed them </w:t>
+        <w:hyperlink r:id="rId14" w:history="1">
+          <w:r>
+            <w:rPr>
+              <w:rStyle w:val="Hyperlink"/>
+            </w:rPr>
+            <w:t>nd</w:t>
+          </w:r>
+        </w:hyperlink>
+      </w:r>
+      <w:r>
+        <w:rPr>
+          <w:u w:val="single" w:color="0000ff"/>
+          <w:rFonts w:ascii="Charis SIL Regular" w:hAnsi="Charis SIL Regular" w:eastAsia="Charis SIL Regular"/>
+          <w:b w:val="0"/>
+          <w:i w:val="0"/>
+          <w:color w:val="000000"/>
+          <w:sz w:val="24"/>
+        </w:rPr>
+        <w:t xml:space="preserve"> </w:t>
+      </w:r>
+      <w:r>
+        <w:rPr>
+          <w:u w:val="single" w:color="0000ff"/>
+          <w:rFonts w:ascii="Charis SIL Regular" w:hAnsi="Charis SIL Regular" w:eastAsia="Charis SIL Regular"/>
+          <w:b w:val="0"/>
+          <w:i w:val="0"/>
+          <w:color w:val="000000"/>
+          <w:sz w:val="24"/>
+        </w:rPr>
+        <w:hyperlink r:id="rId14" w:history="1">
+          <w:r>
+            <w:rPr>
+              <w:rStyle w:val="Hyperlink"/>
+            </w:rPr>
+            <w:t xml:space="preserve">placed </w:t>
+          </w:r>
+        </w:hyperlink>
+      </w:r>
+      <w:r>
+        <w:rPr>
+          <w:u w:val="single" w:color="0000ff"/>
+          <w:rFonts w:ascii="Charis SIL Regular" w:hAnsi="Charis SIL Regular" w:eastAsia="Charis SIL Regular"/>
+          <w:b w:val="0"/>
+          <w:i w:val="0"/>
+          <w:color w:val="000000"/>
+          <w:sz w:val="24"/>
+        </w:rPr>
+        <w:hyperlink r:id="rId14" w:history="1">
+          <w:r>
+            <w:rPr>
+              <w:rStyle w:val="Hyperlink"/>
+            </w:rPr>
+            <w:t>t</w:t>
+          </w:r>
+        </w:hyperlink>
+      </w:r>
+      <w:r>
+        <w:rPr>
+          <w:u w:val="single" w:color="0000ff"/>
+          <w:rFonts w:ascii="Charis SIL Regular" w:hAnsi="Charis SIL Regular" w:eastAsia="Charis SIL Regular"/>
+          <w:b w:val="0"/>
+          <w:i w:val="0"/>
+          <w:color w:val="000000"/>
+          <w:sz w:val="24"/>
+        </w:rPr>
+        <w:hyperlink r:id="rId14" w:history="1">
+          <w:r>
+            <w:rPr>
+              <w:rStyle w:val="Hyperlink"/>
+            </w:rPr>
+            <w:t>he</w:t>
+          </w:r>
+        </w:hyperlink>
+      </w:r>
+      <w:r>
+        <w:rPr>
+          <w:rFonts w:ascii="Charis SIL Regular" w:hAnsi="Charis SIL Regular" w:eastAsia="Charis SIL Regular"/>
+          <w:b w:val="0"/>
+          <w:i w:val="0"/>
+          <w:color w:val="000000"/>
+          <w:sz w:val="24"/>
+        </w:rPr>
+        <w:t xml:space="preserve">m </w:t>
       </w:r>
       <w:r>
         <w:rPr>
@@ -1683,7 +1766,7 @@
             <w:rPr>
               <w:rStyle w:val="Hyperlink"/>
             </w:rPr>
-            <w:t>office</w:t>
+            <w:t>offi</w:t>
           </w:r>
         </w:hyperlink>
       </w:r>
@@ -1694,7 +1777,23 @@
           <w:i w:val="0"/>
           <w:color w:val="0000FF"/>
           <w:sz w:val="24"/>
-          <w:u w:val="single"/>
+        </w:rPr>
+        <w:hyperlink r:id="rId15" w:history="1">
+          <w:r>
+            <w:rPr>
+              <w:rStyle w:val="Hyperlink"/>
+            </w:rPr>
+            <w:t>ce</w:t>
+          </w:r>
+        </w:hyperlink>
+      </w:r>
+      <w:r>
+        <w:rPr>
+          <w:rFonts w:ascii="Charis SIL Regular" w:hAnsi="Charis SIL Regular" w:eastAsia="Charis SIL Regular"/>
+          <w:b w:val="0"/>
+          <w:i w:val="0"/>
+          <w:color w:val="0000FF"/>
+          <w:sz w:val="24"/>
         </w:rPr>
         <w:t>rs</w:t>
       </w:r>
@@ -1955,19 +2054,9 @@
             <w:rPr>
               <w:rStyle w:val="Hyperlink"/>
             </w:rPr>
-            <w:t>Indi</w:t>
+            <w:t xml:space="preserve">Indies </w:t>
           </w:r>
         </w:hyperlink>
-      </w:r>
-      <w:r>
-        <w:rPr>
-          <w:rFonts w:ascii="Charis SIL Regular" w:hAnsi="Charis SIL Regular" w:eastAsia="Charis SIL Regular"/>
-          <w:b w:val="0"/>
-          <w:i w:val="0"/>
-          <w:color w:val="0000FF"/>
-          <w:sz w:val="24"/>
-        </w:rPr>
-        <w:t xml:space="preserve">es </w:t>
       </w:r>
       <w:r>
         <w:rPr>
@@ -2669,7 +2758,78 @@
           <w:color w:val="000000"/>
           <w:sz w:val="24"/>
         </w:rPr>
-        <w:t>ormation about D</w:t>
+        <w:hyperlink r:id="rId16" w:history="1">
+          <w:r>
+            <w:rPr>
+              <w:rStyle w:val="Hyperlink"/>
+            </w:rPr>
+            <w:t>orma</w:t>
+          </w:r>
+        </w:hyperlink>
+      </w:r>
+      <w:r>
+        <w:rPr>
+          <w:u w:val="single" w:color="0000ff"/>
+          <w:rFonts w:ascii="Charis SIL Regular" w:hAnsi="Charis SIL Regular" w:eastAsia="Charis SIL Regular"/>
+          <w:b w:val="0"/>
+          <w:i w:val="0"/>
+          <w:color w:val="000000"/>
+          <w:sz w:val="24"/>
+        </w:rPr>
+        <w:hyperlink r:id="rId16" w:history="1">
+          <w:r>
+            <w:rPr>
+              <w:rStyle w:val="Hyperlink"/>
+            </w:rPr>
+            <w:t>tion abo</w:t>
+          </w:r>
+        </w:hyperlink>
+      </w:r>
+      <w:r>
+        <w:rPr>
+          <w:u w:val="single" w:color="0000ff"/>
+          <w:rFonts w:ascii="Charis SIL Regular" w:hAnsi="Charis SIL Regular" w:eastAsia="Charis SIL Regular"/>
+          <w:b w:val="0"/>
+          <w:i w:val="0"/>
+          <w:color w:val="000000"/>
+          <w:sz w:val="24"/>
+        </w:rPr>
+        <w:hyperlink r:id="rId16" w:history="1">
+          <w:r>
+            <w:rPr>
+              <w:rStyle w:val="Hyperlink"/>
+            </w:rPr>
+            <w:t>u</w:t>
+          </w:r>
+        </w:hyperlink>
+      </w:r>
+      <w:r>
+        <w:rPr>
+          <w:u w:val="single" w:color="0000ff"/>
+          <w:rFonts w:ascii="Charis SIL Regular" w:hAnsi="Charis SIL Regular" w:eastAsia="Charis SIL Regular"/>
+          <w:b w:val="0"/>
+          <w:i w:val="0"/>
+          <w:color w:val="000000"/>
+          <w:sz w:val="24"/>
+        </w:rPr>
+        <w:hyperlink r:id="rId16" w:history="1">
+          <w:r>
+            <w:rPr>
+              <w:rStyle w:val="Hyperlink"/>
+            </w:rPr>
+            <w:t xml:space="preserve">t </w:t>
+          </w:r>
+        </w:hyperlink>
+      </w:r>
+      <w:r>
+        <w:rPr>
+          <w:rFonts w:ascii="Charis SIL Regular" w:hAnsi="Charis SIL Regular" w:eastAsia="Charis SIL Regular"/>
+          <w:b w:val="0"/>
+          <w:i w:val="0"/>
+          <w:color w:val="000000"/>
+          <w:sz w:val="24"/>
+        </w:rPr>
+        <w:t>D</w:t>
       </w:r>
       <w:r>
         <w:rPr>
@@ -3288,7 +3448,79 @@
           <w:color w:val="000000"/>
           <w:sz w:val="24"/>
         </w:rPr>
-        <w:t>ersity’s Caribbea</w:t>
+        <w:hyperlink r:id="rId17" w:history="1">
+          <w:r>
+            <w:rPr>
+              <w:rStyle w:val="Hyperlink"/>
+            </w:rPr>
+            <w:t>ersity’s</w:t>
+          </w:r>
+        </w:hyperlink>
+      </w:r>
+      <w:r>
+        <w:rPr>
+          <w:u w:val="single" w:color="0000ff"/>
+          <w:rFonts w:ascii="Charis SIL Regular" w:hAnsi="Charis SIL Regular" w:eastAsia="Charis SIL Regular"/>
+          <w:b w:val="0"/>
+          <w:i w:val="0"/>
+          <w:color w:val="000000"/>
+          <w:sz w:val="24"/>
+        </w:rPr>
+        <w:t xml:space="preserve"> </w:t>
+      </w:r>
+      <w:r>
+        <w:rPr>
+          <w:u w:val="single" w:color="0000ff"/>
+          <w:rFonts w:ascii="Charis SIL Regular" w:hAnsi="Charis SIL Regular" w:eastAsia="Charis SIL Regular"/>
+          <w:b w:val="0"/>
+          <w:i w:val="0"/>
+          <w:color w:val="000000"/>
+          <w:sz w:val="24"/>
+        </w:rPr>
+        <w:hyperlink r:id="rId17" w:history="1">
+          <w:r>
+            <w:rPr>
+              <w:rStyle w:val="Hyperlink"/>
+            </w:rPr>
+            <w:t>Carib</w:t>
+          </w:r>
+        </w:hyperlink>
+      </w:r>
+      <w:r>
+        <w:rPr>
+          <w:u w:val="single" w:color="0000ff"/>
+          <w:rFonts w:ascii="Charis SIL Regular" w:hAnsi="Charis SIL Regular" w:eastAsia="Charis SIL Regular"/>
+          <w:b w:val="0"/>
+          <w:i w:val="0"/>
+          <w:color w:val="000000"/>
+          <w:sz w:val="24"/>
+        </w:rPr>
+        <w:hyperlink r:id="rId17" w:history="1">
+          <w:r>
+            <w:rPr>
+              <w:rStyle w:val="Hyperlink"/>
+            </w:rPr>
+            <w:t>b</w:t>
+          </w:r>
+        </w:hyperlink>
+      </w:r>
+      <w:r>
+        <w:rPr>
+          <w:u w:val="single" w:color="0000ff"/>
+          <w:rFonts w:ascii="Charis SIL Regular" w:hAnsi="Charis SIL Regular" w:eastAsia="Charis SIL Regular"/>
+          <w:b w:val="0"/>
+          <w:i w:val="0"/>
+          <w:color w:val="000000"/>
+          <w:sz w:val="24"/>
+        </w:rPr>
+        <w:hyperlink r:id="rId17" w:history="1">
+          <w:r>
+            <w:rPr>
+              <w:rStyle w:val="Hyperlink"/>
+            </w:rPr>
+            <w:t>ea</w:t>
+          </w:r>
+        </w:hyperlink>
       </w:r>
       <w:r>
         <w:rPr>
@@ -3940,7 +4172,186 @@
           <w:color w:val="000000"/>
           <w:sz w:val="24"/>
         </w:rPr>
-        <w:t>he archives of Sint Eustatius, Saint M</w:t>
+        <w:hyperlink r:id="rId20" w:history="1">
+          <w:r>
+            <w:rPr>
+              <w:rStyle w:val="Hyperlink"/>
+            </w:rPr>
+            <w:t>he archive</w:t>
+          </w:r>
+        </w:hyperlink>
+      </w:r>
+      <w:r>
+        <w:rPr>
+          <w:u w:val="single" w:color="0000ff"/>
+          <w:rFonts w:ascii="Charis SIL Regular" w:hAnsi="Charis SIL Regular" w:eastAsia="Charis SIL Regular"/>
+          <w:b w:val="0"/>
+          <w:i w:val="0"/>
+          <w:color w:val="000000"/>
+          <w:sz w:val="24"/>
+        </w:rPr>
+        <w:hyperlink r:id="rId20" w:history="1">
+          <w:r>
+            <w:rPr>
+              <w:rStyle w:val="Hyperlink"/>
+            </w:rPr>
+            <w:t>s</w:t>
+          </w:r>
+        </w:hyperlink>
+      </w:r>
+      <w:r>
+        <w:rPr>
+          <w:u w:val="single" w:color="0000ff"/>
+          <w:rFonts w:ascii="Charis SIL Regular" w:hAnsi="Charis SIL Regular" w:eastAsia="Charis SIL Regular"/>
+          <w:b w:val="0"/>
+          <w:i w:val="0"/>
+          <w:color w:val="000000"/>
+          <w:sz w:val="24"/>
+        </w:rPr>
+        <w:hyperlink r:id="rId20" w:history="1">
+          <w:r>
+            <w:rPr>
+              <w:rStyle w:val="Hyperlink"/>
+            </w:rPr>
+            <w:t xml:space="preserve"> of </w:t>
+          </w:r>
+        </w:hyperlink>
+      </w:r>
+      <w:r>
+        <w:rPr>
+          <w:u w:val="single" w:color="0000ff"/>
+          <w:rFonts w:ascii="Charis SIL Regular" w:hAnsi="Charis SIL Regular" w:eastAsia="Charis SIL Regular"/>
+          <w:b w:val="0"/>
+          <w:i w:val="0"/>
+          <w:color w:val="000000"/>
+          <w:sz w:val="24"/>
+        </w:rPr>
+        <w:hyperlink r:id="rId20" w:history="1">
+          <w:r>
+            <w:rPr>
+              <w:rStyle w:val="Hyperlink"/>
+            </w:rPr>
+            <w:t>S</w:t>
+          </w:r>
+        </w:hyperlink>
+      </w:r>
+      <w:r>
+        <w:rPr>
+          <w:u w:val="single" w:color="0000ff"/>
+          <w:rFonts w:ascii="Charis SIL Regular" w:hAnsi="Charis SIL Regular" w:eastAsia="Charis SIL Regular"/>
+          <w:b w:val="0"/>
+          <w:i w:val="0"/>
+          <w:color w:val="000000"/>
+          <w:sz w:val="24"/>
+        </w:rPr>
+        <w:hyperlink r:id="rId20" w:history="1">
+          <w:r>
+            <w:rPr>
+              <w:rStyle w:val="Hyperlink"/>
+            </w:rPr>
+            <w:t>in</w:t>
+          </w:r>
+        </w:hyperlink>
+      </w:r>
+      <w:r>
+        <w:rPr>
+          <w:u w:val="single" w:color="0000ff"/>
+          <w:rFonts w:ascii="Charis SIL Regular" w:hAnsi="Charis SIL Regular" w:eastAsia="Charis SIL Regular"/>
+          <w:b w:val="0"/>
+          <w:i w:val="0"/>
+          <w:color w:val="000000"/>
+          <w:sz w:val="24"/>
+        </w:rPr>
+        <w:hyperlink r:id="rId20" w:history="1">
+          <w:r>
+            <w:rPr>
+              <w:rStyle w:val="Hyperlink"/>
+            </w:rPr>
+            <w:t>t</w:t>
+          </w:r>
+        </w:hyperlink>
+      </w:r>
+      <w:r>
+        <w:rPr>
+          <w:u w:val="single" w:color="0000ff"/>
+          <w:rFonts w:ascii="Charis SIL Regular" w:hAnsi="Charis SIL Regular" w:eastAsia="Charis SIL Regular"/>
+          <w:b w:val="0"/>
+          <w:i w:val="0"/>
+          <w:color w:val="000000"/>
+          <w:sz w:val="24"/>
+        </w:rPr>
+        <w:hyperlink r:id="rId20" w:history="1">
+          <w:r>
+            <w:rPr>
+              <w:rStyle w:val="Hyperlink"/>
+            </w:rPr>
+            <w:t xml:space="preserve"> Eustatius</w:t>
+          </w:r>
+        </w:hyperlink>
+      </w:r>
+      <w:r>
+        <w:rPr>
+          <w:u w:val="single" w:color="0000ff"/>
+          <w:rFonts w:ascii="Charis SIL Regular" w:hAnsi="Charis SIL Regular" w:eastAsia="Charis SIL Regular"/>
+          <w:b w:val="0"/>
+          <w:i w:val="0"/>
+          <w:color w:val="000000"/>
+          <w:sz w:val="24"/>
+        </w:rPr>
+        <w:hyperlink r:id="rId20" w:history="1">
+          <w:r>
+            <w:rPr>
+              <w:rStyle w:val="Hyperlink"/>
+            </w:rPr>
+            <w:t>,</w:t>
+          </w:r>
+        </w:hyperlink>
+      </w:r>
+      <w:r>
+        <w:rPr>
+          <w:u w:val="single" w:color="0000ff"/>
+          <w:rFonts w:ascii="Charis SIL Regular" w:hAnsi="Charis SIL Regular" w:eastAsia="Charis SIL Regular"/>
+          <w:b w:val="0"/>
+          <w:i w:val="0"/>
+          <w:color w:val="000000"/>
+          <w:sz w:val="24"/>
+        </w:rPr>
+        <w:hyperlink r:id="rId20" w:history="1">
+          <w:r>
+            <w:rPr>
+              <w:rStyle w:val="Hyperlink"/>
+            </w:rPr>
+            <w:t xml:space="preserve"> Sai</w:t>
+          </w:r>
+        </w:hyperlink>
+      </w:r>
+      <w:r>
+        <w:rPr>
+          <w:u w:val="single" w:color="0000ff"/>
+          <w:rFonts w:ascii="Charis SIL Regular" w:hAnsi="Charis SIL Regular" w:eastAsia="Charis SIL Regular"/>
+          <w:b w:val="0"/>
+          <w:i w:val="0"/>
+          <w:color w:val="000000"/>
+          <w:sz w:val="24"/>
+        </w:rPr>
+        <w:hyperlink r:id="rId20" w:history="1">
+          <w:r>
+            <w:rPr>
+              <w:rStyle w:val="Hyperlink"/>
+            </w:rPr>
+            <w:t xml:space="preserve">nt </w:t>
+          </w:r>
+        </w:hyperlink>
+      </w:r>
+      <w:r>
+        <w:rPr>
+          <w:rFonts w:ascii="Charis SIL Regular" w:hAnsi="Charis SIL Regular" w:eastAsia="Charis SIL Regular"/>
+          <w:b w:val="0"/>
+          <w:i w:val="0"/>
+          <w:color w:val="000000"/>
+          <w:sz w:val="24"/>
+        </w:rPr>
+        <w:t>M</w:t>
       </w:r>
       <w:r>
         <w:rPr>
@@ -4503,180 +4914,24 @@
       </w:r>
       <w:r>
         <w:rPr>
-          <w:u w:val="single" w:color="0000ff"/>
           <w:rFonts w:ascii="Charis SIL Regular" w:hAnsi="Charis SIL Regular" w:eastAsia="Charis SIL Regular"/>
           <w:b w:val="0"/>
           <w:i w:val="0"/>
           <w:color w:val="000000"/>
           <w:sz w:val="24"/>
         </w:rPr>
-        <w:t>Martin, (1</w:t>
-      </w:r>
-      <w:r>
-        <w:rPr>
-          <w:u w:val="single" w:color="0000ff"/>
-          <w:rFonts w:ascii="Charis SIL Regular" w:hAnsi="Charis SIL Regular" w:eastAsia="Charis SIL Regular"/>
-          <w:b w:val="0"/>
-          <w:i w:val="0"/>
-          <w:color w:val="000000"/>
-          <w:sz w:val="24"/>
+        <w:t xml:space="preserve">Martin, (1806) 1828-1845 (1902)) and the </w:t>
+      </w:r>
+      <w:r>
+        <w:rPr>
+          <w:rFonts w:ascii="Charis SIL Regular" w:hAnsi="Charis SIL Regular" w:eastAsia="Charis SIL Regular"/>
+          <w:b w:val="0"/>
+          <w:i w:val="0"/>
+          <w:color w:val="0000FF"/>
+          <w:sz w:val="24"/>
+          <w:u w:val="single"/>
         </w:rPr>
         <w:hyperlink r:id="rId21" w:history="1">
-          <w:r>
-            <w:rPr>
-              <w:rStyle w:val="Hyperlink"/>
-            </w:rPr>
-            <w:t>806</w:t>
-          </w:r>
-        </w:hyperlink>
-      </w:r>
-      <w:r>
-        <w:rPr>
-          <w:u w:val="single" w:color="0000ff"/>
-          <w:rFonts w:ascii="Charis SIL Regular" w:hAnsi="Charis SIL Regular" w:eastAsia="Charis SIL Regular"/>
-          <w:b w:val="0"/>
-          <w:i w:val="0"/>
-          <w:color w:val="000000"/>
-          <w:sz w:val="24"/>
-        </w:rPr>
-        <w:hyperlink r:id="rId21" w:history="1">
-          <w:r>
-            <w:rPr>
-              <w:rStyle w:val="Hyperlink"/>
-            </w:rPr>
-            <w:t>)</w:t>
-          </w:r>
-        </w:hyperlink>
-      </w:r>
-      <w:r>
-        <w:rPr>
-          <w:u w:val="single" w:color="0000ff"/>
-          <w:rFonts w:ascii="Charis SIL Regular" w:hAnsi="Charis SIL Regular" w:eastAsia="Charis SIL Regular"/>
-          <w:b w:val="0"/>
-          <w:i w:val="0"/>
-          <w:color w:val="000000"/>
-          <w:sz w:val="24"/>
-        </w:rPr>
-        <w:hyperlink r:id="rId21" w:history="1">
-          <w:r>
-            <w:rPr>
-              <w:rStyle w:val="Hyperlink"/>
-            </w:rPr>
-            <w:t xml:space="preserve"> 1</w:t>
-          </w:r>
-        </w:hyperlink>
-      </w:r>
-      <w:r>
-        <w:rPr>
-          <w:u w:val="single" w:color="0000ff"/>
-          <w:rFonts w:ascii="Charis SIL Regular" w:hAnsi="Charis SIL Regular" w:eastAsia="Charis SIL Regular"/>
-          <w:b w:val="0"/>
-          <w:i w:val="0"/>
-          <w:color w:val="000000"/>
-          <w:sz w:val="24"/>
-        </w:rPr>
-        <w:hyperlink r:id="rId21" w:history="1">
-          <w:r>
-            <w:rPr>
-              <w:rStyle w:val="Hyperlink"/>
-            </w:rPr>
-            <w:t>8</w:t>
-          </w:r>
-        </w:hyperlink>
-      </w:r>
-      <w:r>
-        <w:rPr>
-          <w:u w:val="single" w:color="0000ff"/>
-          <w:rFonts w:ascii="Charis SIL Regular" w:hAnsi="Charis SIL Regular" w:eastAsia="Charis SIL Regular"/>
-          <w:b w:val="0"/>
-          <w:i w:val="0"/>
-          <w:color w:val="000000"/>
-          <w:sz w:val="24"/>
-        </w:rPr>
-        <w:hyperlink r:id="rId21" w:history="1">
-          <w:r>
-            <w:rPr>
-              <w:rStyle w:val="Hyperlink"/>
-            </w:rPr>
-            <w:t xml:space="preserve">28-1845 </w:t>
-          </w:r>
-        </w:hyperlink>
-      </w:r>
-      <w:r>
-        <w:rPr>
-          <w:u w:val="single" w:color="0000ff"/>
-          <w:rFonts w:ascii="Charis SIL Regular" w:hAnsi="Charis SIL Regular" w:eastAsia="Charis SIL Regular"/>
-          <w:b w:val="0"/>
-          <w:i w:val="0"/>
-          <w:color w:val="000000"/>
-          <w:sz w:val="24"/>
-        </w:rPr>
-        <w:hyperlink r:id="rId21" w:history="1">
-          <w:r>
-            <w:rPr>
-              <w:rStyle w:val="Hyperlink"/>
-            </w:rPr>
-            <w:t>(</w:t>
-          </w:r>
-        </w:hyperlink>
-      </w:r>
-      <w:r>
-        <w:rPr>
-          <w:u w:val="single" w:color="0000ff"/>
-          <w:rFonts w:ascii="Charis SIL Regular" w:hAnsi="Charis SIL Regular" w:eastAsia="Charis SIL Regular"/>
-          <w:b w:val="0"/>
-          <w:i w:val="0"/>
-          <w:color w:val="000000"/>
-          <w:sz w:val="24"/>
-        </w:rPr>
-        <w:hyperlink r:id="rId21" w:history="1">
-          <w:r>
-            <w:rPr>
-              <w:rStyle w:val="Hyperlink"/>
-            </w:rPr>
-            <w:t>1902))</w:t>
-          </w:r>
-        </w:hyperlink>
-      </w:r>
-      <w:r>
-        <w:rPr>
-          <w:u w:val="single" w:color="0000ff"/>
-          <w:rFonts w:ascii="Charis SIL Regular" w:hAnsi="Charis SIL Regular" w:eastAsia="Charis SIL Regular"/>
-          <w:b w:val="0"/>
-          <w:i w:val="0"/>
-          <w:color w:val="000000"/>
-          <w:sz w:val="24"/>
-        </w:rPr>
-        <w:t xml:space="preserve"> </w:t>
-      </w:r>
-      <w:r>
-        <w:rPr>
-          <w:u w:val="single" w:color="0000ff"/>
-          <w:rFonts w:ascii="Charis SIL Regular" w:hAnsi="Charis SIL Regular" w:eastAsia="Charis SIL Regular"/>
-          <w:b w:val="0"/>
-          <w:i w:val="0"/>
-          <w:color w:val="000000"/>
-          <w:sz w:val="24"/>
-        </w:rPr>
-        <w:hyperlink r:id="rId21" w:history="1">
-          <w:r>
-            <w:rPr>
-              <w:rStyle w:val="Hyperlink"/>
-            </w:rPr>
-            <w:t xml:space="preserve">and the </w:t>
-          </w:r>
-        </w:hyperlink>
-      </w:r>
-      <w:r>
-        <w:rPr>
-          <w:rFonts w:ascii="Charis SIL Regular" w:hAnsi="Charis SIL Regular" w:eastAsia="Charis SIL Regular"/>
-          <w:b w:val="0"/>
-          <w:i w:val="0"/>
-          <w:color w:val="0000FF"/>
-          <w:sz w:val="24"/>
-          <w:u w:val="single"/>
-        </w:rPr>
-        <w:hyperlink r:id="rId22" w:history="1">
           <w:r>
             <w:rPr>
               <w:rStyle w:val="Hyperlink"/>
@@ -4694,7 +4949,7 @@
           <w:sz w:val="24"/>
           <w:u w:val="single"/>
         </w:rPr>
-        <w:hyperlink r:id="rId22" w:history="1">
+        <w:hyperlink r:id="rId21" w:history="1">
           <w:r>
             <w:rPr>
               <w:rStyle w:val="Hyperlink"/>
@@ -4712,7 +4967,7 @@
           <w:sz w:val="24"/>
           <w:u w:val="single"/>
         </w:rPr>
-        <w:hyperlink r:id="rId22" w:history="1">
+        <w:hyperlink r:id="rId21" w:history="1">
           <w:r>
             <w:rPr>
               <w:rStyle w:val="Hyperlink"/>
@@ -4979,7 +5234,7 @@
           <w:color w:val="000000"/>
           <w:sz w:val="24"/>
         </w:rPr>
-        <w:t xml:space="preserve"> (Inventory of the archives</w:t>
+        <w:t xml:space="preserve"> (Inventory of the archives of Sint Eustati</w:t>
       </w:r>
       <w:r>
         <w:rPr>
@@ -4995,19 +5250,9 @@
             <w:rPr>
               <w:rStyle w:val="Hyperlink"/>
             </w:rPr>
-            <w:t xml:space="preserve"> of Sint Eu</w:t>
+            <w:t xml:space="preserve">us </w:t>
           </w:r>
         </w:hyperlink>
-      </w:r>
-      <w:r>
-        <w:rPr>
-          <w:rFonts w:ascii="Charis SIL Regular" w:hAnsi="Charis SIL Regular" w:eastAsia="Charis SIL Regular"/>
-          <w:b w:val="0"/>
-          <w:i w:val="0"/>
-          <w:color w:val="000000"/>
-          <w:sz w:val="24"/>
-        </w:rPr>
-        <w:t xml:space="preserve">statius </w:t>
       </w:r>
       <w:r>
         <w:rPr>

--- a/EXPORTS/DOCX/published/niveau2/English/SabaStEustatiusStMaarten.docx
+++ b/EXPORTS/DOCX/published/niveau2/English/SabaStEustatiusStMaarten.docx
@@ -1395,118 +1395,7 @@
           <w:color w:val="000000"/>
           <w:sz w:val="24"/>
         </w:rPr>
-        <w:t xml:space="preserve"> of 1814 gave the islands the name of Sint Eustatius and Depende</w:t>
-      </w:r>
-      <w:r>
-        <w:rPr>
-          <w:u w:val="single" w:color="0000ff"/>
-          <w:rFonts w:ascii="Charis SIL Regular" w:hAnsi="Charis SIL Regular" w:eastAsia="Charis SIL Regular"/>
-          <w:b w:val="0"/>
-          <w:i w:val="0"/>
-          <w:color w:val="000000"/>
-          <w:sz w:val="24"/>
-        </w:rPr>
-        <w:hyperlink r:id="rId14" w:history="1">
-          <w:r>
-            <w:rPr>
-              <w:rStyle w:val="Hyperlink"/>
-            </w:rPr>
-            <w:t>ncies a</w:t>
-          </w:r>
-        </w:hyperlink>
-      </w:r>
-      <w:r>
-        <w:rPr>
-          <w:u w:val="single" w:color="0000ff"/>
-          <w:rFonts w:ascii="Charis SIL Regular" w:hAnsi="Charis SIL Regular" w:eastAsia="Charis SIL Regular"/>
-          <w:b w:val="0"/>
-          <w:i w:val="0"/>
-          <w:color w:val="000000"/>
-          <w:sz w:val="24"/>
-        </w:rPr>
-        <w:hyperlink r:id="rId14" w:history="1">
-          <w:r>
-            <w:rPr>
-              <w:rStyle w:val="Hyperlink"/>
-            </w:rPr>
-            <w:t>nd</w:t>
-          </w:r>
-        </w:hyperlink>
-      </w:r>
-      <w:r>
-        <w:rPr>
-          <w:u w:val="single" w:color="0000ff"/>
-          <w:rFonts w:ascii="Charis SIL Regular" w:hAnsi="Charis SIL Regular" w:eastAsia="Charis SIL Regular"/>
-          <w:b w:val="0"/>
-          <w:i w:val="0"/>
-          <w:color w:val="000000"/>
-          <w:sz w:val="24"/>
-        </w:rPr>
-        <w:t xml:space="preserve"> </w:t>
-      </w:r>
-      <w:r>
-        <w:rPr>
-          <w:u w:val="single" w:color="0000ff"/>
-          <w:rFonts w:ascii="Charis SIL Regular" w:hAnsi="Charis SIL Regular" w:eastAsia="Charis SIL Regular"/>
-          <w:b w:val="0"/>
-          <w:i w:val="0"/>
-          <w:color w:val="000000"/>
-          <w:sz w:val="24"/>
-        </w:rPr>
-        <w:hyperlink r:id="rId14" w:history="1">
-          <w:r>
-            <w:rPr>
-              <w:rStyle w:val="Hyperlink"/>
-            </w:rPr>
-            <w:t xml:space="preserve">placed </w:t>
-          </w:r>
-        </w:hyperlink>
-      </w:r>
-      <w:r>
-        <w:rPr>
-          <w:u w:val="single" w:color="0000ff"/>
-          <w:rFonts w:ascii="Charis SIL Regular" w:hAnsi="Charis SIL Regular" w:eastAsia="Charis SIL Regular"/>
-          <w:b w:val="0"/>
-          <w:i w:val="0"/>
-          <w:color w:val="000000"/>
-          <w:sz w:val="24"/>
-        </w:rPr>
-        <w:hyperlink r:id="rId14" w:history="1">
-          <w:r>
-            <w:rPr>
-              <w:rStyle w:val="Hyperlink"/>
-            </w:rPr>
-            <w:t>t</w:t>
-          </w:r>
-        </w:hyperlink>
-      </w:r>
-      <w:r>
-        <w:rPr>
-          <w:u w:val="single" w:color="0000ff"/>
-          <w:rFonts w:ascii="Charis SIL Regular" w:hAnsi="Charis SIL Regular" w:eastAsia="Charis SIL Regular"/>
-          <w:b w:val="0"/>
-          <w:i w:val="0"/>
-          <w:color w:val="000000"/>
-          <w:sz w:val="24"/>
-        </w:rPr>
-        <w:hyperlink r:id="rId14" w:history="1">
-          <w:r>
-            <w:rPr>
-              <w:rStyle w:val="Hyperlink"/>
-            </w:rPr>
-            <w:t>he</w:t>
-          </w:r>
-        </w:hyperlink>
-      </w:r>
-      <w:r>
-        <w:rPr>
-          <w:rFonts w:ascii="Charis SIL Regular" w:hAnsi="Charis SIL Regular" w:eastAsia="Charis SIL Regular"/>
-          <w:b w:val="0"/>
-          <w:i w:val="0"/>
-          <w:color w:val="000000"/>
-          <w:sz w:val="24"/>
-        </w:rPr>
-        <w:t xml:space="preserve">m </w:t>
+        <w:t xml:space="preserve"> of 1814 gave the islands the name of Sint Eustatius and Dependencies and placed them </w:t>
       </w:r>
       <w:r>
         <w:rPr>
@@ -1766,7 +1655,7 @@
             <w:rPr>
               <w:rStyle w:val="Hyperlink"/>
             </w:rPr>
-            <w:t>offi</w:t>
+            <w:t>office</w:t>
           </w:r>
         </w:hyperlink>
       </w:r>
@@ -1777,23 +1666,7 @@
           <w:i w:val="0"/>
           <w:color w:val="0000FF"/>
           <w:sz w:val="24"/>
-        </w:rPr>
-        <w:hyperlink r:id="rId15" w:history="1">
-          <w:r>
-            <w:rPr>
-              <w:rStyle w:val="Hyperlink"/>
-            </w:rPr>
-            <w:t>ce</w:t>
-          </w:r>
-        </w:hyperlink>
-      </w:r>
-      <w:r>
-        <w:rPr>
-          <w:rFonts w:ascii="Charis SIL Regular" w:hAnsi="Charis SIL Regular" w:eastAsia="Charis SIL Regular"/>
-          <w:b w:val="0"/>
-          <w:i w:val="0"/>
-          <w:color w:val="0000FF"/>
-          <w:sz w:val="24"/>
+          <w:u w:val="single"/>
         </w:rPr>
         <w:t>rs</w:t>
       </w:r>
@@ -2054,9 +1927,19 @@
             <w:rPr>
               <w:rStyle w:val="Hyperlink"/>
             </w:rPr>
-            <w:t xml:space="preserve">Indies </w:t>
+            <w:t>Indi</w:t>
           </w:r>
         </w:hyperlink>
+      </w:r>
+      <w:r>
+        <w:rPr>
+          <w:rFonts w:ascii="Charis SIL Regular" w:hAnsi="Charis SIL Regular" w:eastAsia="Charis SIL Regular"/>
+          <w:b w:val="0"/>
+          <w:i w:val="0"/>
+          <w:color w:val="0000FF"/>
+          <w:sz w:val="24"/>
+        </w:rPr>
+        <w:t xml:space="preserve">es </w:t>
       </w:r>
       <w:r>
         <w:rPr>
@@ -2823,6 +2706,7 @@
       </w:r>
       <w:r>
         <w:rPr>
+          <w:u w:val="single" w:color="0000ff"/>
           <w:rFonts w:ascii="Charis SIL Regular" w:hAnsi="Charis SIL Regular" w:eastAsia="Charis SIL Regular"/>
           <w:b w:val="0"/>
           <w:i w:val="0"/>
@@ -2878,21 +2762,13 @@
       </w:r>
       <w:r>
         <w:rPr>
-          <w:u w:val="single" w:color="0000ff"/>
           <w:rFonts w:ascii="Charis SIL Regular" w:hAnsi="Charis SIL Regular" w:eastAsia="Charis SIL Regular"/>
           <w:b w:val="0"/>
           <w:i w:val="0"/>
           <w:color w:val="000000"/>
           <w:sz w:val="24"/>
         </w:rPr>
-        <w:hyperlink r:id="rId16" w:history="1">
-          <w:r>
-            <w:rPr>
-              <w:rStyle w:val="Hyperlink"/>
-            </w:rPr>
-            <w:t>colon</w:t>
-          </w:r>
-        </w:hyperlink>
+        <w:t>colon</w:t>
       </w:r>
       <w:r>
         <w:rPr>
@@ -4345,6 +4221,7 @@
       </w:r>
       <w:r>
         <w:rPr>
+          <w:u w:val="single" w:color="0000ff"/>
           <w:rFonts w:ascii="Charis SIL Regular" w:hAnsi="Charis SIL Regular" w:eastAsia="Charis SIL Regular"/>
           <w:b w:val="0"/>
           <w:i w:val="0"/>
@@ -4914,13 +4791,168 @@
       </w:r>
       <w:r>
         <w:rPr>
+          <w:u w:val="single" w:color="0000ff"/>
           <w:rFonts w:ascii="Charis SIL Regular" w:hAnsi="Charis SIL Regular" w:eastAsia="Charis SIL Regular"/>
           <w:b w:val="0"/>
           <w:i w:val="0"/>
           <w:color w:val="000000"/>
           <w:sz w:val="24"/>
         </w:rPr>
-        <w:t xml:space="preserve">Martin, (1806) 1828-1845 (1902)) and the </w:t>
+        <w:t>Martin, (1</w:t>
+      </w:r>
+      <w:r>
+        <w:rPr>
+          <w:u w:val="single" w:color="0000ff"/>
+          <w:rFonts w:ascii="Charis SIL Regular" w:hAnsi="Charis SIL Regular" w:eastAsia="Charis SIL Regular"/>
+          <w:b w:val="0"/>
+          <w:i w:val="0"/>
+          <w:color w:val="000000"/>
+          <w:sz w:val="24"/>
+        </w:rPr>
+        <w:hyperlink r:id="rId21" w:history="1">
+          <w:r>
+            <w:rPr>
+              <w:rStyle w:val="Hyperlink"/>
+            </w:rPr>
+            <w:t>806</w:t>
+          </w:r>
+        </w:hyperlink>
+      </w:r>
+      <w:r>
+        <w:rPr>
+          <w:u w:val="single" w:color="0000ff"/>
+          <w:rFonts w:ascii="Charis SIL Regular" w:hAnsi="Charis SIL Regular" w:eastAsia="Charis SIL Regular"/>
+          <w:b w:val="0"/>
+          <w:i w:val="0"/>
+          <w:color w:val="000000"/>
+          <w:sz w:val="24"/>
+        </w:rPr>
+        <w:hyperlink r:id="rId21" w:history="1">
+          <w:r>
+            <w:rPr>
+              <w:rStyle w:val="Hyperlink"/>
+            </w:rPr>
+            <w:t>)</w:t>
+          </w:r>
+        </w:hyperlink>
+      </w:r>
+      <w:r>
+        <w:rPr>
+          <w:u w:val="single" w:color="0000ff"/>
+          <w:rFonts w:ascii="Charis SIL Regular" w:hAnsi="Charis SIL Regular" w:eastAsia="Charis SIL Regular"/>
+          <w:b w:val="0"/>
+          <w:i w:val="0"/>
+          <w:color w:val="000000"/>
+          <w:sz w:val="24"/>
+        </w:rPr>
+        <w:hyperlink r:id="rId21" w:history="1">
+          <w:r>
+            <w:rPr>
+              <w:rStyle w:val="Hyperlink"/>
+            </w:rPr>
+            <w:t xml:space="preserve"> 1</w:t>
+          </w:r>
+        </w:hyperlink>
+      </w:r>
+      <w:r>
+        <w:rPr>
+          <w:u w:val="single" w:color="0000ff"/>
+          <w:rFonts w:ascii="Charis SIL Regular" w:hAnsi="Charis SIL Regular" w:eastAsia="Charis SIL Regular"/>
+          <w:b w:val="0"/>
+          <w:i w:val="0"/>
+          <w:color w:val="000000"/>
+          <w:sz w:val="24"/>
+        </w:rPr>
+        <w:hyperlink r:id="rId21" w:history="1">
+          <w:r>
+            <w:rPr>
+              <w:rStyle w:val="Hyperlink"/>
+            </w:rPr>
+            <w:t>8</w:t>
+          </w:r>
+        </w:hyperlink>
+      </w:r>
+      <w:r>
+        <w:rPr>
+          <w:u w:val="single" w:color="0000ff"/>
+          <w:rFonts w:ascii="Charis SIL Regular" w:hAnsi="Charis SIL Regular" w:eastAsia="Charis SIL Regular"/>
+          <w:b w:val="0"/>
+          <w:i w:val="0"/>
+          <w:color w:val="000000"/>
+          <w:sz w:val="24"/>
+        </w:rPr>
+        <w:hyperlink r:id="rId21" w:history="1">
+          <w:r>
+            <w:rPr>
+              <w:rStyle w:val="Hyperlink"/>
+            </w:rPr>
+            <w:t xml:space="preserve">28-1845 </w:t>
+          </w:r>
+        </w:hyperlink>
+      </w:r>
+      <w:r>
+        <w:rPr>
+          <w:u w:val="single" w:color="0000ff"/>
+          <w:rFonts w:ascii="Charis SIL Regular" w:hAnsi="Charis SIL Regular" w:eastAsia="Charis SIL Regular"/>
+          <w:b w:val="0"/>
+          <w:i w:val="0"/>
+          <w:color w:val="000000"/>
+          <w:sz w:val="24"/>
+        </w:rPr>
+        <w:hyperlink r:id="rId21" w:history="1">
+          <w:r>
+            <w:rPr>
+              <w:rStyle w:val="Hyperlink"/>
+            </w:rPr>
+            <w:t>(</w:t>
+          </w:r>
+        </w:hyperlink>
+      </w:r>
+      <w:r>
+        <w:rPr>
+          <w:u w:val="single" w:color="0000ff"/>
+          <w:rFonts w:ascii="Charis SIL Regular" w:hAnsi="Charis SIL Regular" w:eastAsia="Charis SIL Regular"/>
+          <w:b w:val="0"/>
+          <w:i w:val="0"/>
+          <w:color w:val="000000"/>
+          <w:sz w:val="24"/>
+        </w:rPr>
+        <w:hyperlink r:id="rId21" w:history="1">
+          <w:r>
+            <w:rPr>
+              <w:rStyle w:val="Hyperlink"/>
+            </w:rPr>
+            <w:t>1902))</w:t>
+          </w:r>
+        </w:hyperlink>
+      </w:r>
+      <w:r>
+        <w:rPr>
+          <w:u w:val="single" w:color="0000ff"/>
+          <w:rFonts w:ascii="Charis SIL Regular" w:hAnsi="Charis SIL Regular" w:eastAsia="Charis SIL Regular"/>
+          <w:b w:val="0"/>
+          <w:i w:val="0"/>
+          <w:color w:val="000000"/>
+          <w:sz w:val="24"/>
+        </w:rPr>
+        <w:t xml:space="preserve"> </w:t>
+      </w:r>
+      <w:r>
+        <w:rPr>
+          <w:rFonts w:ascii="Charis SIL Regular" w:hAnsi="Charis SIL Regular" w:eastAsia="Charis SIL Regular"/>
+          <w:b w:val="0"/>
+          <w:i w:val="0"/>
+          <w:color w:val="000000"/>
+          <w:sz w:val="24"/>
+        </w:rPr>
+        <w:hyperlink r:id="rId21" w:history="1">
+          <w:r>
+            <w:rPr>
+              <w:rStyle w:val="Hyperlink"/>
+            </w:rPr>
+            <w:t xml:space="preserve">and the </w:t>
+          </w:r>
+        </w:hyperlink>
       </w:r>
       <w:r>
         <w:rPr>
@@ -4931,7 +4963,7 @@
           <w:sz w:val="24"/>
           <w:u w:val="single"/>
         </w:rPr>
-        <w:hyperlink r:id="rId21" w:history="1">
+        <w:hyperlink r:id="rId22" w:history="1">
           <w:r>
             <w:rPr>
               <w:rStyle w:val="Hyperlink"/>
@@ -4949,7 +4981,7 @@
           <w:sz w:val="24"/>
           <w:u w:val="single"/>
         </w:rPr>
-        <w:hyperlink r:id="rId21" w:history="1">
+        <w:hyperlink r:id="rId22" w:history="1">
           <w:r>
             <w:rPr>
               <w:rStyle w:val="Hyperlink"/>
@@ -5234,7 +5266,36 @@
           <w:color w:val="000000"/>
           <w:sz w:val="24"/>
         </w:rPr>
-        <w:t xml:space="preserve"> (Inventory of the archives of Sint Eustati</w:t>
+        <w:t xml:space="preserve"> (Inventory of the archives</w:t>
+      </w:r>
+      <w:r>
+        <w:rPr>
+          <w:u w:val="single" w:color="0000ff"/>
+          <w:rFonts w:ascii="Charis SIL Regular" w:hAnsi="Charis SIL Regular" w:eastAsia="Charis SIL Regular"/>
+          <w:b w:val="0"/>
+          <w:i w:val="0"/>
+          <w:color w:val="000000"/>
+          <w:sz w:val="24"/>
+        </w:rPr>
+        <w:t xml:space="preserve"> of Sint Eu</w:t>
+      </w:r>
+      <w:r>
+        <w:rPr>
+          <w:u w:val="single" w:color="0000ff"/>
+          <w:rFonts w:ascii="Charis SIL Regular" w:hAnsi="Charis SIL Regular" w:eastAsia="Charis SIL Regular"/>
+          <w:b w:val="0"/>
+          <w:i w:val="0"/>
+          <w:color w:val="000000"/>
+          <w:sz w:val="24"/>
+        </w:rPr>
+        <w:hyperlink r:id="rId22" w:history="1">
+          <w:r>
+            <w:rPr>
+              <w:rStyle w:val="Hyperlink"/>
+            </w:rPr>
+            <w:t>stati</w:t>
+          </w:r>
+        </w:hyperlink>
       </w:r>
       <w:r>
         <w:rPr>

--- a/EXPORTS/DOCX/published/niveau2/English/SabaStEustatiusStMaarten.docx
+++ b/EXPORTS/DOCX/published/niveau2/English/SabaStEustatiusStMaarten.docx
@@ -1395,7 +1395,118 @@
           <w:color w:val="000000"/>
           <w:sz w:val="24"/>
         </w:rPr>
-        <w:t xml:space="preserve"> of 1814 gave the islands the name of Sint Eustatius and Dependencies and placed them </w:t>
+        <w:t xml:space="preserve"> of 1814 gave the islands the name of Sint Eustatius and Depende</w:t>
+      </w:r>
+      <w:r>
+        <w:rPr>
+          <w:u w:val="single" w:color="0000ff"/>
+          <w:rFonts w:ascii="Charis SIL Regular" w:hAnsi="Charis SIL Regular" w:eastAsia="Charis SIL Regular"/>
+          <w:b w:val="0"/>
+          <w:i w:val="0"/>
+          <w:color w:val="000000"/>
+          <w:sz w:val="24"/>
+        </w:rPr>
+        <w:hyperlink r:id="rId14" w:history="1">
+          <w:r>
+            <w:rPr>
+              <w:rStyle w:val="Hyperlink"/>
+            </w:rPr>
+            <w:t>ncies a</w:t>
+          </w:r>
+        </w:hyperlink>
+      </w:r>
+      <w:r>
+        <w:rPr>
+          <w:u w:val="single" w:color="0000ff"/>
+          <w:rFonts w:ascii="Charis SIL Regular" w:hAnsi="Charis SIL Regular" w:eastAsia="Charis SIL Regular"/>
+          <w:b w:val="0"/>
+          <w:i w:val="0"/>
+          <w:color w:val="000000"/>
+          <w:sz w:val="24"/>
+        </w:rPr>
+        <w:hyperlink r:id="rId14" w:history="1">
+          <w:r>
+            <w:rPr>
+              <w:rStyle w:val="Hyperlink"/>
+            </w:rPr>
+            <w:t>nd</w:t>
+          </w:r>
+        </w:hyperlink>
+      </w:r>
+      <w:r>
+        <w:rPr>
+          <w:u w:val="single" w:color="0000ff"/>
+          <w:rFonts w:ascii="Charis SIL Regular" w:hAnsi="Charis SIL Regular" w:eastAsia="Charis SIL Regular"/>
+          <w:b w:val="0"/>
+          <w:i w:val="0"/>
+          <w:color w:val="000000"/>
+          <w:sz w:val="24"/>
+        </w:rPr>
+        <w:t xml:space="preserve"> </w:t>
+      </w:r>
+      <w:r>
+        <w:rPr>
+          <w:u w:val="single" w:color="0000ff"/>
+          <w:rFonts w:ascii="Charis SIL Regular" w:hAnsi="Charis SIL Regular" w:eastAsia="Charis SIL Regular"/>
+          <w:b w:val="0"/>
+          <w:i w:val="0"/>
+          <w:color w:val="000000"/>
+          <w:sz w:val="24"/>
+        </w:rPr>
+        <w:hyperlink r:id="rId14" w:history="1">
+          <w:r>
+            <w:rPr>
+              <w:rStyle w:val="Hyperlink"/>
+            </w:rPr>
+            <w:t xml:space="preserve">placed </w:t>
+          </w:r>
+        </w:hyperlink>
+      </w:r>
+      <w:r>
+        <w:rPr>
+          <w:u w:val="single" w:color="0000ff"/>
+          <w:rFonts w:ascii="Charis SIL Regular" w:hAnsi="Charis SIL Regular" w:eastAsia="Charis SIL Regular"/>
+          <w:b w:val="0"/>
+          <w:i w:val="0"/>
+          <w:color w:val="000000"/>
+          <w:sz w:val="24"/>
+        </w:rPr>
+        <w:hyperlink r:id="rId14" w:history="1">
+          <w:r>
+            <w:rPr>
+              <w:rStyle w:val="Hyperlink"/>
+            </w:rPr>
+            <w:t>t</w:t>
+          </w:r>
+        </w:hyperlink>
+      </w:r>
+      <w:r>
+        <w:rPr>
+          <w:u w:val="single" w:color="0000ff"/>
+          <w:rFonts w:ascii="Charis SIL Regular" w:hAnsi="Charis SIL Regular" w:eastAsia="Charis SIL Regular"/>
+          <w:b w:val="0"/>
+          <w:i w:val="0"/>
+          <w:color w:val="000000"/>
+          <w:sz w:val="24"/>
+        </w:rPr>
+        <w:hyperlink r:id="rId14" w:history="1">
+          <w:r>
+            <w:rPr>
+              <w:rStyle w:val="Hyperlink"/>
+            </w:rPr>
+            <w:t>he</w:t>
+          </w:r>
+        </w:hyperlink>
+      </w:r>
+      <w:r>
+        <w:rPr>
+          <w:rFonts w:ascii="Charis SIL Regular" w:hAnsi="Charis SIL Regular" w:eastAsia="Charis SIL Regular"/>
+          <w:b w:val="0"/>
+          <w:i w:val="0"/>
+          <w:color w:val="000000"/>
+          <w:sz w:val="24"/>
+        </w:rPr>
+        <w:t xml:space="preserve">m </w:t>
       </w:r>
       <w:r>
         <w:rPr>
@@ -2762,13 +2873,21 @@
       </w:r>
       <w:r>
         <w:rPr>
+          <w:u w:val="single" w:color="0000ff"/>
           <w:rFonts w:ascii="Charis SIL Regular" w:hAnsi="Charis SIL Regular" w:eastAsia="Charis SIL Regular"/>
           <w:b w:val="0"/>
           <w:i w:val="0"/>
           <w:color w:val="000000"/>
           <w:sz w:val="24"/>
         </w:rPr>
-        <w:t>colon</w:t>
+        <w:hyperlink r:id="rId16" w:history="1">
+          <w:r>
+            <w:rPr>
+              <w:rStyle w:val="Hyperlink"/>
+            </w:rPr>
+            <w:t>colon</w:t>
+          </w:r>
+        </w:hyperlink>
       </w:r>
       <w:r>
         <w:rPr>
@@ -4798,7 +4917,14 @@
           <w:color w:val="000000"/>
           <w:sz w:val="24"/>
         </w:rPr>
-        <w:t>Martin, (1</w:t>
+        <w:hyperlink r:id="rId21" w:history="1">
+          <w:r>
+            <w:rPr>
+              <w:rStyle w:val="Hyperlink"/>
+            </w:rPr>
+            <w:t>Martin, (1</w:t>
+          </w:r>
+        </w:hyperlink>
       </w:r>
       <w:r>
         <w:rPr>
@@ -4939,6 +5065,7 @@
       </w:r>
       <w:r>
         <w:rPr>
+          <w:u w:val="single" w:color="0000ff"/>
           <w:rFonts w:ascii="Charis SIL Regular" w:hAnsi="Charis SIL Regular" w:eastAsia="Charis SIL Regular"/>
           <w:b w:val="0"/>
           <w:i w:val="0"/>
@@ -4963,7 +5090,7 @@
           <w:sz w:val="24"/>
           <w:u w:val="single"/>
         </w:rPr>
-        <w:hyperlink r:id="rId22" w:history="1">
+        <w:hyperlink r:id="rId21" w:history="1">
           <w:r>
             <w:rPr>
               <w:rStyle w:val="Hyperlink"/>
@@ -4981,7 +5108,7 @@
           <w:sz w:val="24"/>
           <w:u w:val="single"/>
         </w:rPr>
-        <w:hyperlink r:id="rId22" w:history="1">
+        <w:hyperlink r:id="rId21" w:history="1">
           <w:r>
             <w:rPr>
               <w:rStyle w:val="Hyperlink"/>
@@ -5277,7 +5404,14 @@
           <w:color w:val="000000"/>
           <w:sz w:val="24"/>
         </w:rPr>
-        <w:t xml:space="preserve"> of Sint Eu</w:t>
+        <w:hyperlink r:id="rId22" w:history="1">
+          <w:r>
+            <w:rPr>
+              <w:rStyle w:val="Hyperlink"/>
+            </w:rPr>
+            <w:t xml:space="preserve"> of Sint Eu</w:t>
+          </w:r>
+        </w:hyperlink>
       </w:r>
       <w:r>
         <w:rPr>

--- a/EXPORTS/DOCX/published/niveau2/English/SabaStEustatiusStMaarten.docx
+++ b/EXPORTS/DOCX/published/niveau2/English/SabaStEustatiusStMaarten.docx
@@ -1766,7 +1766,7 @@
             <w:rPr>
               <w:rStyle w:val="Hyperlink"/>
             </w:rPr>
-            <w:t>office</w:t>
+            <w:t>offi</w:t>
           </w:r>
         </w:hyperlink>
       </w:r>
@@ -1777,7 +1777,23 @@
           <w:i w:val="0"/>
           <w:color w:val="0000FF"/>
           <w:sz w:val="24"/>
-          <w:u w:val="single"/>
+        </w:rPr>
+        <w:hyperlink r:id="rId15" w:history="1">
+          <w:r>
+            <w:rPr>
+              <w:rStyle w:val="Hyperlink"/>
+            </w:rPr>
+            <w:t>ce</w:t>
+          </w:r>
+        </w:hyperlink>
+      </w:r>
+      <w:r>
+        <w:rPr>
+          <w:rFonts w:ascii="Charis SIL Regular" w:hAnsi="Charis SIL Regular" w:eastAsia="Charis SIL Regular"/>
+          <w:b w:val="0"/>
+          <w:i w:val="0"/>
+          <w:color w:val="0000FF"/>
+          <w:sz w:val="24"/>
         </w:rPr>
         <w:t>rs</w:t>
       </w:r>
@@ -2038,19 +2054,9 @@
             <w:rPr>
               <w:rStyle w:val="Hyperlink"/>
             </w:rPr>
-            <w:t>Indi</w:t>
+            <w:t xml:space="preserve">Indies </w:t>
           </w:r>
         </w:hyperlink>
-      </w:r>
-      <w:r>
-        <w:rPr>
-          <w:rFonts w:ascii="Charis SIL Regular" w:hAnsi="Charis SIL Regular" w:eastAsia="Charis SIL Regular"/>
-          <w:b w:val="0"/>
-          <w:i w:val="0"/>
-          <w:color w:val="0000FF"/>
-          <w:sz w:val="24"/>
-        </w:rPr>
-        <w:t xml:space="preserve">es </w:t>
       </w:r>
       <w:r>
         <w:rPr>
@@ -4917,169 +4923,7 @@
           <w:color w:val="000000"/>
           <w:sz w:val="24"/>
         </w:rPr>
-        <w:hyperlink r:id="rId21" w:history="1">
-          <w:r>
-            <w:rPr>
-              <w:rStyle w:val="Hyperlink"/>
-            </w:rPr>
-            <w:t>Martin, (1</w:t>
-          </w:r>
-        </w:hyperlink>
-      </w:r>
-      <w:r>
-        <w:rPr>
-          <w:u w:val="single" w:color="0000ff"/>
-          <w:rFonts w:ascii="Charis SIL Regular" w:hAnsi="Charis SIL Regular" w:eastAsia="Charis SIL Regular"/>
-          <w:b w:val="0"/>
-          <w:i w:val="0"/>
-          <w:color w:val="000000"/>
-          <w:sz w:val="24"/>
-        </w:rPr>
-        <w:hyperlink r:id="rId21" w:history="1">
-          <w:r>
-            <w:rPr>
-              <w:rStyle w:val="Hyperlink"/>
-            </w:rPr>
-            <w:t>806</w:t>
-          </w:r>
-        </w:hyperlink>
-      </w:r>
-      <w:r>
-        <w:rPr>
-          <w:u w:val="single" w:color="0000ff"/>
-          <w:rFonts w:ascii="Charis SIL Regular" w:hAnsi="Charis SIL Regular" w:eastAsia="Charis SIL Regular"/>
-          <w:b w:val="0"/>
-          <w:i w:val="0"/>
-          <w:color w:val="000000"/>
-          <w:sz w:val="24"/>
-        </w:rPr>
-        <w:hyperlink r:id="rId21" w:history="1">
-          <w:r>
-            <w:rPr>
-              <w:rStyle w:val="Hyperlink"/>
-            </w:rPr>
-            <w:t>)</w:t>
-          </w:r>
-        </w:hyperlink>
-      </w:r>
-      <w:r>
-        <w:rPr>
-          <w:u w:val="single" w:color="0000ff"/>
-          <w:rFonts w:ascii="Charis SIL Regular" w:hAnsi="Charis SIL Regular" w:eastAsia="Charis SIL Regular"/>
-          <w:b w:val="0"/>
-          <w:i w:val="0"/>
-          <w:color w:val="000000"/>
-          <w:sz w:val="24"/>
-        </w:rPr>
-        <w:hyperlink r:id="rId21" w:history="1">
-          <w:r>
-            <w:rPr>
-              <w:rStyle w:val="Hyperlink"/>
-            </w:rPr>
-            <w:t xml:space="preserve"> 1</w:t>
-          </w:r>
-        </w:hyperlink>
-      </w:r>
-      <w:r>
-        <w:rPr>
-          <w:u w:val="single" w:color="0000ff"/>
-          <w:rFonts w:ascii="Charis SIL Regular" w:hAnsi="Charis SIL Regular" w:eastAsia="Charis SIL Regular"/>
-          <w:b w:val="0"/>
-          <w:i w:val="0"/>
-          <w:color w:val="000000"/>
-          <w:sz w:val="24"/>
-        </w:rPr>
-        <w:hyperlink r:id="rId21" w:history="1">
-          <w:r>
-            <w:rPr>
-              <w:rStyle w:val="Hyperlink"/>
-            </w:rPr>
-            <w:t>8</w:t>
-          </w:r>
-        </w:hyperlink>
-      </w:r>
-      <w:r>
-        <w:rPr>
-          <w:u w:val="single" w:color="0000ff"/>
-          <w:rFonts w:ascii="Charis SIL Regular" w:hAnsi="Charis SIL Regular" w:eastAsia="Charis SIL Regular"/>
-          <w:b w:val="0"/>
-          <w:i w:val="0"/>
-          <w:color w:val="000000"/>
-          <w:sz w:val="24"/>
-        </w:rPr>
-        <w:hyperlink r:id="rId21" w:history="1">
-          <w:r>
-            <w:rPr>
-              <w:rStyle w:val="Hyperlink"/>
-            </w:rPr>
-            <w:t xml:space="preserve">28-1845 </w:t>
-          </w:r>
-        </w:hyperlink>
-      </w:r>
-      <w:r>
-        <w:rPr>
-          <w:u w:val="single" w:color="0000ff"/>
-          <w:rFonts w:ascii="Charis SIL Regular" w:hAnsi="Charis SIL Regular" w:eastAsia="Charis SIL Regular"/>
-          <w:b w:val="0"/>
-          <w:i w:val="0"/>
-          <w:color w:val="000000"/>
-          <w:sz w:val="24"/>
-        </w:rPr>
-        <w:hyperlink r:id="rId21" w:history="1">
-          <w:r>
-            <w:rPr>
-              <w:rStyle w:val="Hyperlink"/>
-            </w:rPr>
-            <w:t>(</w:t>
-          </w:r>
-        </w:hyperlink>
-      </w:r>
-      <w:r>
-        <w:rPr>
-          <w:u w:val="single" w:color="0000ff"/>
-          <w:rFonts w:ascii="Charis SIL Regular" w:hAnsi="Charis SIL Regular" w:eastAsia="Charis SIL Regular"/>
-          <w:b w:val="0"/>
-          <w:i w:val="0"/>
-          <w:color w:val="000000"/>
-          <w:sz w:val="24"/>
-        </w:rPr>
-        <w:hyperlink r:id="rId21" w:history="1">
-          <w:r>
-            <w:rPr>
-              <w:rStyle w:val="Hyperlink"/>
-            </w:rPr>
-            <w:t>1902))</w:t>
-          </w:r>
-        </w:hyperlink>
-      </w:r>
-      <w:r>
-        <w:rPr>
-          <w:u w:val="single" w:color="0000ff"/>
-          <w:rFonts w:ascii="Charis SIL Regular" w:hAnsi="Charis SIL Regular" w:eastAsia="Charis SIL Regular"/>
-          <w:b w:val="0"/>
-          <w:i w:val="0"/>
-          <w:color w:val="000000"/>
-          <w:sz w:val="24"/>
-        </w:rPr>
-        <w:t xml:space="preserve"> </w:t>
-      </w:r>
-      <w:r>
-        <w:rPr>
-          <w:u w:val="single" w:color="0000ff"/>
-          <w:rFonts w:ascii="Charis SIL Regular" w:hAnsi="Charis SIL Regular" w:eastAsia="Charis SIL Regular"/>
-          <w:b w:val="0"/>
-          <w:i w:val="0"/>
-          <w:color w:val="000000"/>
-          <w:sz w:val="24"/>
-        </w:rPr>
-        <w:hyperlink r:id="rId21" w:history="1">
-          <w:r>
-            <w:rPr>
-              <w:rStyle w:val="Hyperlink"/>
-            </w:rPr>
-            <w:t xml:space="preserve">and the </w:t>
-          </w:r>
-        </w:hyperlink>
+        <w:t xml:space="preserve">Martin, (1806) 1828-1845 (1902)) and the </w:t>
       </w:r>
       <w:r>
         <w:rPr>
@@ -5393,25 +5237,7 @@
           <w:color w:val="000000"/>
           <w:sz w:val="24"/>
         </w:rPr>
-        <w:t xml:space="preserve"> (Inventory of the archives</w:t>
-      </w:r>
-      <w:r>
-        <w:rPr>
-          <w:u w:val="single" w:color="0000ff"/>
-          <w:rFonts w:ascii="Charis SIL Regular" w:hAnsi="Charis SIL Regular" w:eastAsia="Charis SIL Regular"/>
-          <w:b w:val="0"/>
-          <w:i w:val="0"/>
-          <w:color w:val="000000"/>
-          <w:sz w:val="24"/>
-        </w:rPr>
-        <w:hyperlink r:id="rId22" w:history="1">
-          <w:r>
-            <w:rPr>
-              <w:rStyle w:val="Hyperlink"/>
-            </w:rPr>
-            <w:t xml:space="preserve"> of Sint Eu</w:t>
-          </w:r>
-        </w:hyperlink>
+        <w:t xml:space="preserve"> (Inventory of the archives of Sint Eu</w:t>
       </w:r>
       <w:r>
         <w:rPr>

--- a/EXPORTS/DOCX/published/niveau2/English/SabaStEustatiusStMaarten.docx
+++ b/EXPORTS/DOCX/published/niveau2/English/SabaStEustatiusStMaarten.docx
@@ -543,25 +543,7 @@
           <w:color w:val="000000"/>
           <w:sz w:val="24"/>
         </w:rPr>
-        <w:t>Eustatius in 1632 and 1636,</w:t>
-      </w:r>
-      <w:r>
-        <w:rPr>
-          <w:u w:val="single" w:color="0000ff"/>
-          <w:rFonts w:ascii="Charis SIL Regular" w:hAnsi="Charis SIL Regular" w:eastAsia="Charis SIL Regular"/>
-          <w:b w:val="0"/>
-          <w:i w:val="0"/>
-          <w:color w:val="000000"/>
-          <w:sz w:val="24"/>
-        </w:rPr>
-        <w:hyperlink r:id="rId11" w:history="1">
-          <w:r>
-            <w:rPr>
-              <w:rStyle w:val="Hyperlink"/>
-            </w:rPr>
-            <w:t xml:space="preserve"> resp</w:t>
-          </w:r>
-        </w:hyperlink>
+        <w:t>Eustatius in 1632 and 1636, resp</w:t>
       </w:r>
       <w:r>
         <w:rPr>
@@ -1766,7 +1748,7 @@
             <w:rPr>
               <w:rStyle w:val="Hyperlink"/>
             </w:rPr>
-            <w:t>offi</w:t>
+            <w:t>office</w:t>
           </w:r>
         </w:hyperlink>
       </w:r>
@@ -1777,23 +1759,7 @@
           <w:i w:val="0"/>
           <w:color w:val="0000FF"/>
           <w:sz w:val="24"/>
-        </w:rPr>
-        <w:hyperlink r:id="rId15" w:history="1">
-          <w:r>
-            <w:rPr>
-              <w:rStyle w:val="Hyperlink"/>
-            </w:rPr>
-            <w:t>ce</w:t>
-          </w:r>
-        </w:hyperlink>
-      </w:r>
-      <w:r>
-        <w:rPr>
-          <w:rFonts w:ascii="Charis SIL Regular" w:hAnsi="Charis SIL Regular" w:eastAsia="Charis SIL Regular"/>
-          <w:b w:val="0"/>
-          <w:i w:val="0"/>
-          <w:color w:val="0000FF"/>
-          <w:sz w:val="24"/>
+          <w:u w:val="single"/>
         </w:rPr>
         <w:t>rs</w:t>
       </w:r>
@@ -2054,9 +2020,19 @@
             <w:rPr>
               <w:rStyle w:val="Hyperlink"/>
             </w:rPr>
-            <w:t xml:space="preserve">Indies </w:t>
+            <w:t>Indi</w:t>
           </w:r>
         </w:hyperlink>
+      </w:r>
+      <w:r>
+        <w:rPr>
+          <w:rFonts w:ascii="Charis SIL Regular" w:hAnsi="Charis SIL Regular" w:eastAsia="Charis SIL Regular"/>
+          <w:b w:val="0"/>
+          <w:i w:val="0"/>
+          <w:color w:val="0000FF"/>
+          <w:sz w:val="24"/>
+        </w:rPr>
+        <w:t xml:space="preserve">es </w:t>
       </w:r>
       <w:r>
         <w:rPr>
@@ -4923,7 +4899,169 @@
           <w:color w:val="000000"/>
           <w:sz w:val="24"/>
         </w:rPr>
-        <w:t xml:space="preserve">Martin, (1806) 1828-1845 (1902)) and the </w:t>
+        <w:hyperlink r:id="rId21" w:history="1">
+          <w:r>
+            <w:rPr>
+              <w:rStyle w:val="Hyperlink"/>
+            </w:rPr>
+            <w:t>Martin, (1</w:t>
+          </w:r>
+        </w:hyperlink>
+      </w:r>
+      <w:r>
+        <w:rPr>
+          <w:u w:val="single" w:color="0000ff"/>
+          <w:rFonts w:ascii="Charis SIL Regular" w:hAnsi="Charis SIL Regular" w:eastAsia="Charis SIL Regular"/>
+          <w:b w:val="0"/>
+          <w:i w:val="0"/>
+          <w:color w:val="000000"/>
+          <w:sz w:val="24"/>
+        </w:rPr>
+        <w:hyperlink r:id="rId21" w:history="1">
+          <w:r>
+            <w:rPr>
+              <w:rStyle w:val="Hyperlink"/>
+            </w:rPr>
+            <w:t>806</w:t>
+          </w:r>
+        </w:hyperlink>
+      </w:r>
+      <w:r>
+        <w:rPr>
+          <w:u w:val="single" w:color="0000ff"/>
+          <w:rFonts w:ascii="Charis SIL Regular" w:hAnsi="Charis SIL Regular" w:eastAsia="Charis SIL Regular"/>
+          <w:b w:val="0"/>
+          <w:i w:val="0"/>
+          <w:color w:val="000000"/>
+          <w:sz w:val="24"/>
+        </w:rPr>
+        <w:hyperlink r:id="rId21" w:history="1">
+          <w:r>
+            <w:rPr>
+              <w:rStyle w:val="Hyperlink"/>
+            </w:rPr>
+            <w:t>)</w:t>
+          </w:r>
+        </w:hyperlink>
+      </w:r>
+      <w:r>
+        <w:rPr>
+          <w:u w:val="single" w:color="0000ff"/>
+          <w:rFonts w:ascii="Charis SIL Regular" w:hAnsi="Charis SIL Regular" w:eastAsia="Charis SIL Regular"/>
+          <w:b w:val="0"/>
+          <w:i w:val="0"/>
+          <w:color w:val="000000"/>
+          <w:sz w:val="24"/>
+        </w:rPr>
+        <w:hyperlink r:id="rId21" w:history="1">
+          <w:r>
+            <w:rPr>
+              <w:rStyle w:val="Hyperlink"/>
+            </w:rPr>
+            <w:t xml:space="preserve"> 1</w:t>
+          </w:r>
+        </w:hyperlink>
+      </w:r>
+      <w:r>
+        <w:rPr>
+          <w:u w:val="single" w:color="0000ff"/>
+          <w:rFonts w:ascii="Charis SIL Regular" w:hAnsi="Charis SIL Regular" w:eastAsia="Charis SIL Regular"/>
+          <w:b w:val="0"/>
+          <w:i w:val="0"/>
+          <w:color w:val="000000"/>
+          <w:sz w:val="24"/>
+        </w:rPr>
+        <w:hyperlink r:id="rId21" w:history="1">
+          <w:r>
+            <w:rPr>
+              <w:rStyle w:val="Hyperlink"/>
+            </w:rPr>
+            <w:t>8</w:t>
+          </w:r>
+        </w:hyperlink>
+      </w:r>
+      <w:r>
+        <w:rPr>
+          <w:u w:val="single" w:color="0000ff"/>
+          <w:rFonts w:ascii="Charis SIL Regular" w:hAnsi="Charis SIL Regular" w:eastAsia="Charis SIL Regular"/>
+          <w:b w:val="0"/>
+          <w:i w:val="0"/>
+          <w:color w:val="000000"/>
+          <w:sz w:val="24"/>
+        </w:rPr>
+        <w:hyperlink r:id="rId21" w:history="1">
+          <w:r>
+            <w:rPr>
+              <w:rStyle w:val="Hyperlink"/>
+            </w:rPr>
+            <w:t xml:space="preserve">28-1845 </w:t>
+          </w:r>
+        </w:hyperlink>
+      </w:r>
+      <w:r>
+        <w:rPr>
+          <w:u w:val="single" w:color="0000ff"/>
+          <w:rFonts w:ascii="Charis SIL Regular" w:hAnsi="Charis SIL Regular" w:eastAsia="Charis SIL Regular"/>
+          <w:b w:val="0"/>
+          <w:i w:val="0"/>
+          <w:color w:val="000000"/>
+          <w:sz w:val="24"/>
+        </w:rPr>
+        <w:hyperlink r:id="rId21" w:history="1">
+          <w:r>
+            <w:rPr>
+              <w:rStyle w:val="Hyperlink"/>
+            </w:rPr>
+            <w:t>(</w:t>
+          </w:r>
+        </w:hyperlink>
+      </w:r>
+      <w:r>
+        <w:rPr>
+          <w:u w:val="single" w:color="0000ff"/>
+          <w:rFonts w:ascii="Charis SIL Regular" w:hAnsi="Charis SIL Regular" w:eastAsia="Charis SIL Regular"/>
+          <w:b w:val="0"/>
+          <w:i w:val="0"/>
+          <w:color w:val="000000"/>
+          <w:sz w:val="24"/>
+        </w:rPr>
+        <w:hyperlink r:id="rId21" w:history="1">
+          <w:r>
+            <w:rPr>
+              <w:rStyle w:val="Hyperlink"/>
+            </w:rPr>
+            <w:t>1902))</w:t>
+          </w:r>
+        </w:hyperlink>
+      </w:r>
+      <w:r>
+        <w:rPr>
+          <w:u w:val="single" w:color="0000ff"/>
+          <w:rFonts w:ascii="Charis SIL Regular" w:hAnsi="Charis SIL Regular" w:eastAsia="Charis SIL Regular"/>
+          <w:b w:val="0"/>
+          <w:i w:val="0"/>
+          <w:color w:val="000000"/>
+          <w:sz w:val="24"/>
+        </w:rPr>
+        <w:t xml:space="preserve"> </w:t>
+      </w:r>
+      <w:r>
+        <w:rPr>
+          <w:u w:val="single" w:color="0000ff"/>
+          <w:rFonts w:ascii="Charis SIL Regular" w:hAnsi="Charis SIL Regular" w:eastAsia="Charis SIL Regular"/>
+          <w:b w:val="0"/>
+          <w:i w:val="0"/>
+          <w:color w:val="000000"/>
+          <w:sz w:val="24"/>
+        </w:rPr>
+        <w:hyperlink r:id="rId21" w:history="1">
+          <w:r>
+            <w:rPr>
+              <w:rStyle w:val="Hyperlink"/>
+            </w:rPr>
+            <w:t xml:space="preserve">and the </w:t>
+          </w:r>
+        </w:hyperlink>
       </w:r>
       <w:r>
         <w:rPr>
@@ -5237,7 +5375,25 @@
           <w:color w:val="000000"/>
           <w:sz w:val="24"/>
         </w:rPr>
-        <w:t xml:space="preserve"> (Inventory of the archives of Sint Eu</w:t>
+        <w:t xml:space="preserve"> (Inventory of the archives</w:t>
+      </w:r>
+      <w:r>
+        <w:rPr>
+          <w:u w:val="single" w:color="0000ff"/>
+          <w:rFonts w:ascii="Charis SIL Regular" w:hAnsi="Charis SIL Regular" w:eastAsia="Charis SIL Regular"/>
+          <w:b w:val="0"/>
+          <w:i w:val="0"/>
+          <w:color w:val="000000"/>
+          <w:sz w:val="24"/>
+        </w:rPr>
+        <w:hyperlink r:id="rId22" w:history="1">
+          <w:r>
+            <w:rPr>
+              <w:rStyle w:val="Hyperlink"/>
+            </w:rPr>
+            <w:t xml:space="preserve"> of Sint Eu</w:t>
+          </w:r>
+        </w:hyperlink>
       </w:r>
       <w:r>
         <w:rPr>

--- a/EXPORTS/DOCX/published/niveau2/English/SabaStEustatiusStMaarten.docx
+++ b/EXPORTS/DOCX/published/niveau2/English/SabaStEustatiusStMaarten.docx
@@ -543,7 +543,25 @@
           <w:color w:val="000000"/>
           <w:sz w:val="24"/>
         </w:rPr>
-        <w:t>Eustatius in 1632 and 1636, resp</w:t>
+        <w:t>Eustatius in 1632 and 1636,</w:t>
+      </w:r>
+      <w:r>
+        <w:rPr>
+          <w:u w:val="single" w:color="0000ff"/>
+          <w:rFonts w:ascii="Charis SIL Regular" w:hAnsi="Charis SIL Regular" w:eastAsia="Charis SIL Regular"/>
+          <w:b w:val="0"/>
+          <w:i w:val="0"/>
+          <w:color w:val="000000"/>
+          <w:sz w:val="24"/>
+        </w:rPr>
+        <w:hyperlink r:id="rId11" w:history="1">
+          <w:r>
+            <w:rPr>
+              <w:rStyle w:val="Hyperlink"/>
+            </w:rPr>
+            <w:t xml:space="preserve"> resp</w:t>
+          </w:r>
+        </w:hyperlink>
       </w:r>
       <w:r>
         <w:rPr>
@@ -1788,7 +1806,7 @@
             <w:rPr>
               <w:rStyle w:val="Hyperlink"/>
             </w:rPr>
-            <w:t>and</w:t>
+            <w:t>an</w:t>
           </w:r>
         </w:hyperlink>
       </w:r>
@@ -1799,9 +1817,8 @@
           <w:i w:val="0"/>
           <w:color w:val="0000FF"/>
           <w:sz w:val="24"/>
-          <w:u w:val="single"/>
-        </w:rPr>
-        <w:t xml:space="preserve"> </w:t>
+        </w:rPr>
+        <w:t xml:space="preserve">d </w:t>
       </w:r>
       <w:r>
         <w:rPr>
@@ -2020,19 +2037,9 @@
             <w:rPr>
               <w:rStyle w:val="Hyperlink"/>
             </w:rPr>
-            <w:t>Indi</w:t>
+            <w:t xml:space="preserve">Indies </w:t>
           </w:r>
         </w:hyperlink>
-      </w:r>
-      <w:r>
-        <w:rPr>
-          <w:rFonts w:ascii="Charis SIL Regular" w:hAnsi="Charis SIL Regular" w:eastAsia="Charis SIL Regular"/>
-          <w:b w:val="0"/>
-          <w:i w:val="0"/>
-          <w:color w:val="0000FF"/>
-          <w:sz w:val="24"/>
-        </w:rPr>
-        <w:t xml:space="preserve">es </w:t>
       </w:r>
       <w:r>
         <w:rPr>
@@ -2799,7 +2806,6 @@
       </w:r>
       <w:r>
         <w:rPr>
-          <w:u w:val="single" w:color="0000ff"/>
           <w:rFonts w:ascii="Charis SIL Regular" w:hAnsi="Charis SIL Regular" w:eastAsia="Charis SIL Regular"/>
           <w:b w:val="0"/>
           <w:i w:val="0"/>
@@ -4322,7 +4328,6 @@
       </w:r>
       <w:r>
         <w:rPr>
-          <w:u w:val="single" w:color="0000ff"/>
           <w:rFonts w:ascii="Charis SIL Regular" w:hAnsi="Charis SIL Regular" w:eastAsia="Charis SIL Regular"/>
           <w:b w:val="0"/>
           <w:i w:val="0"/>

--- a/EXPORTS/DOCX/published/niveau2/English/SabaStEustatiusStMaarten.docx
+++ b/EXPORTS/DOCX/published/niveau2/English/SabaStEustatiusStMaarten.docx
@@ -1806,7 +1806,7 @@
             <w:rPr>
               <w:rStyle w:val="Hyperlink"/>
             </w:rPr>
-            <w:t>an</w:t>
+            <w:t>and</w:t>
           </w:r>
         </w:hyperlink>
       </w:r>
@@ -1817,8 +1817,9 @@
           <w:i w:val="0"/>
           <w:color w:val="0000FF"/>
           <w:sz w:val="24"/>
-        </w:rPr>
-        <w:t xml:space="preserve">d </w:t>
+          <w:u w:val="single"/>
+        </w:rPr>
+        <w:t xml:space="preserve"> </w:t>
       </w:r>
       <w:r>
         <w:rPr>
@@ -2037,9 +2038,19 @@
             <w:rPr>
               <w:rStyle w:val="Hyperlink"/>
             </w:rPr>
-            <w:t xml:space="preserve">Indies </w:t>
+            <w:t>Indi</w:t>
           </w:r>
         </w:hyperlink>
+      </w:r>
+      <w:r>
+        <w:rPr>
+          <w:rFonts w:ascii="Charis SIL Regular" w:hAnsi="Charis SIL Regular" w:eastAsia="Charis SIL Regular"/>
+          <w:b w:val="0"/>
+          <w:i w:val="0"/>
+          <w:color w:val="0000FF"/>
+          <w:sz w:val="24"/>
+        </w:rPr>
+        <w:t xml:space="preserve">es </w:t>
       </w:r>
       <w:r>
         <w:rPr>
@@ -2806,6 +2817,7 @@
       </w:r>
       <w:r>
         <w:rPr>
+          <w:u w:val="single" w:color="0000ff"/>
           <w:rFonts w:ascii="Charis SIL Regular" w:hAnsi="Charis SIL Regular" w:eastAsia="Charis SIL Regular"/>
           <w:b w:val="0"/>
           <w:i w:val="0"/>
@@ -4328,6 +4340,7 @@
       </w:r>
       <w:r>
         <w:rPr>
+          <w:u w:val="single" w:color="0000ff"/>
           <w:rFonts w:ascii="Charis SIL Regular" w:hAnsi="Charis SIL Regular" w:eastAsia="Charis SIL Regular"/>
           <w:b w:val="0"/>
           <w:i w:val="0"/>

--- a/EXPORTS/DOCX/published/niveau2/English/SabaStEustatiusStMaarten.docx
+++ b/EXPORTS/DOCX/published/niveau2/English/SabaStEustatiusStMaarten.docx
@@ -2741,90 +2741,7 @@
           <w:color w:val="000000"/>
           <w:sz w:val="24"/>
         </w:rPr>
-        <w:t>, which contains inf</w:t>
-      </w:r>
-      <w:r>
-        <w:rPr>
-          <w:u w:val="single" w:color="0000ff"/>
-          <w:rFonts w:ascii="Charis SIL Regular" w:hAnsi="Charis SIL Regular" w:eastAsia="Charis SIL Regular"/>
-          <w:b w:val="0"/>
-          <w:i w:val="0"/>
-          <w:color w:val="000000"/>
-          <w:sz w:val="24"/>
-        </w:rPr>
-        <w:hyperlink r:id="rId16" w:history="1">
-          <w:r>
-            <w:rPr>
-              <w:rStyle w:val="Hyperlink"/>
-            </w:rPr>
-            <w:t>orma</w:t>
-          </w:r>
-        </w:hyperlink>
-      </w:r>
-      <w:r>
-        <w:rPr>
-          <w:u w:val="single" w:color="0000ff"/>
-          <w:rFonts w:ascii="Charis SIL Regular" w:hAnsi="Charis SIL Regular" w:eastAsia="Charis SIL Regular"/>
-          <w:b w:val="0"/>
-          <w:i w:val="0"/>
-          <w:color w:val="000000"/>
-          <w:sz w:val="24"/>
-        </w:rPr>
-        <w:hyperlink r:id="rId16" w:history="1">
-          <w:r>
-            <w:rPr>
-              <w:rStyle w:val="Hyperlink"/>
-            </w:rPr>
-            <w:t>tion abo</w:t>
-          </w:r>
-        </w:hyperlink>
-      </w:r>
-      <w:r>
-        <w:rPr>
-          <w:u w:val="single" w:color="0000ff"/>
-          <w:rFonts w:ascii="Charis SIL Regular" w:hAnsi="Charis SIL Regular" w:eastAsia="Charis SIL Regular"/>
-          <w:b w:val="0"/>
-          <w:i w:val="0"/>
-          <w:color w:val="000000"/>
-          <w:sz w:val="24"/>
-        </w:rPr>
-        <w:hyperlink r:id="rId16" w:history="1">
-          <w:r>
-            <w:rPr>
-              <w:rStyle w:val="Hyperlink"/>
-            </w:rPr>
-            <w:t>u</w:t>
-          </w:r>
-        </w:hyperlink>
-      </w:r>
-      <w:r>
-        <w:rPr>
-          <w:u w:val="single" w:color="0000ff"/>
-          <w:rFonts w:ascii="Charis SIL Regular" w:hAnsi="Charis SIL Regular" w:eastAsia="Charis SIL Regular"/>
-          <w:b w:val="0"/>
-          <w:i w:val="0"/>
-          <w:color w:val="000000"/>
-          <w:sz w:val="24"/>
-        </w:rPr>
-        <w:hyperlink r:id="rId16" w:history="1">
-          <w:r>
-            <w:rPr>
-              <w:rStyle w:val="Hyperlink"/>
-            </w:rPr>
-            <w:t xml:space="preserve">t </w:t>
-          </w:r>
-        </w:hyperlink>
-      </w:r>
-      <w:r>
-        <w:rPr>
-          <w:u w:val="single" w:color="0000ff"/>
-          <w:rFonts w:ascii="Charis SIL Regular" w:hAnsi="Charis SIL Regular" w:eastAsia="Charis SIL Regular"/>
-          <w:b w:val="0"/>
-          <w:i w:val="0"/>
-          <w:color w:val="000000"/>
-          <w:sz w:val="24"/>
-        </w:rPr>
-        <w:t>D</w:t>
+        <w:t>, which contains information about D</w:t>
       </w:r>
       <w:r>
         <w:rPr>
@@ -5025,61 +4942,7 @@
           <w:color w:val="000000"/>
           <w:sz w:val="24"/>
         </w:rPr>
-        <w:hyperlink r:id="rId21" w:history="1">
-          <w:r>
-            <w:rPr>
-              <w:rStyle w:val="Hyperlink"/>
-            </w:rPr>
-            <w:t>(</w:t>
-          </w:r>
-        </w:hyperlink>
-      </w:r>
-      <w:r>
-        <w:rPr>
-          <w:u w:val="single" w:color="0000ff"/>
-          <w:rFonts w:ascii="Charis SIL Regular" w:hAnsi="Charis SIL Regular" w:eastAsia="Charis SIL Regular"/>
-          <w:b w:val="0"/>
-          <w:i w:val="0"/>
-          <w:color w:val="000000"/>
-          <w:sz w:val="24"/>
-        </w:rPr>
-        <w:hyperlink r:id="rId21" w:history="1">
-          <w:r>
-            <w:rPr>
-              <w:rStyle w:val="Hyperlink"/>
-            </w:rPr>
-            <w:t>1902))</w:t>
-          </w:r>
-        </w:hyperlink>
-      </w:r>
-      <w:r>
-        <w:rPr>
-          <w:u w:val="single" w:color="0000ff"/>
-          <w:rFonts w:ascii="Charis SIL Regular" w:hAnsi="Charis SIL Regular" w:eastAsia="Charis SIL Regular"/>
-          <w:b w:val="0"/>
-          <w:i w:val="0"/>
-          <w:color w:val="000000"/>
-          <w:sz w:val="24"/>
-        </w:rPr>
-        <w:t xml:space="preserve"> </w:t>
-      </w:r>
-      <w:r>
-        <w:rPr>
-          <w:u w:val="single" w:color="0000ff"/>
-          <w:rFonts w:ascii="Charis SIL Regular" w:hAnsi="Charis SIL Regular" w:eastAsia="Charis SIL Regular"/>
-          <w:b w:val="0"/>
-          <w:i w:val="0"/>
-          <w:color w:val="000000"/>
-          <w:sz w:val="24"/>
-        </w:rPr>
-        <w:hyperlink r:id="rId21" w:history="1">
-          <w:r>
-            <w:rPr>
-              <w:rStyle w:val="Hyperlink"/>
-            </w:rPr>
-            <w:t xml:space="preserve">and the </w:t>
-          </w:r>
-        </w:hyperlink>
+        <w:t xml:space="preserve">(1902)) and the </w:t>
       </w:r>
       <w:r>
         <w:rPr>

--- a/EXPORTS/DOCX/published/niveau2/English/SabaStEustatiusStMaarten.docx
+++ b/EXPORTS/DOCX/published/niveau2/English/SabaStEustatiusStMaarten.docx
@@ -2106,57 +2106,13 @@
       </w:r>
       <w:r>
         <w:rPr>
-          <w:u w:val="single" w:color="0000ff"/>
           <w:rFonts w:ascii="Charis SIL Regular" w:hAnsi="Charis SIL Regular" w:eastAsia="Charis SIL Regular"/>
           <w:b w:val="0"/>
           <w:i w:val="0"/>
           <w:color w:val="000000"/>
           <w:sz w:val="24"/>
         </w:rPr>
-        <w:hyperlink r:id="rId15" w:history="1">
-          <w:r>
-            <w:rPr>
-              <w:rStyle w:val="Hyperlink"/>
-            </w:rPr>
-            <w:t>elevant archiv</w:t>
-          </w:r>
-        </w:hyperlink>
-      </w:r>
-      <w:r>
-        <w:rPr>
-          <w:u w:val="single" w:color="0000ff"/>
-          <w:rFonts w:ascii="Charis SIL Regular" w:hAnsi="Charis SIL Regular" w:eastAsia="Charis SIL Regular"/>
-          <w:b w:val="0"/>
-          <w:i w:val="0"/>
-          <w:color w:val="000000"/>
-          <w:sz w:val="24"/>
-        </w:rPr>
-        <w:hyperlink r:id="rId15" w:history="1">
-          <w:r>
-            <w:rPr>
-              <w:rStyle w:val="Hyperlink"/>
-            </w:rPr>
-            <w:t>e</w:t>
-          </w:r>
-        </w:hyperlink>
-      </w:r>
-      <w:r>
-        <w:rPr>
-          <w:u w:val="single" w:color="0000ff"/>
-          <w:rFonts w:ascii="Charis SIL Regular" w:hAnsi="Charis SIL Regular" w:eastAsia="Charis SIL Regular"/>
-          <w:b w:val="0"/>
-          <w:i w:val="0"/>
-          <w:color w:val="000000"/>
-          <w:sz w:val="24"/>
-        </w:rPr>
-        <w:hyperlink r:id="rId15" w:history="1">
-          <w:r>
-            <w:rPr>
-              <w:rStyle w:val="Hyperlink"/>
-            </w:rPr>
-            <w:t xml:space="preserve"> materi</w:t>
-          </w:r>
-        </w:hyperlink>
+        <w:t>elevant archive materi</w:t>
       </w:r>
       <w:r>
         <w:rPr>
@@ -2239,68 +2195,7 @@
           <w:color w:val="000000"/>
           <w:sz w:val="24"/>
         </w:rPr>
-        <w:hyperlink r:id="rId15" w:history="1">
-          <w:r>
-            <w:rPr>
-              <w:rStyle w:val="Hyperlink"/>
-            </w:rPr>
-            <w:t>ar</w:t>
-          </w:r>
-        </w:hyperlink>
-      </w:r>
-      <w:r>
-        <w:rPr>
-          <w:u w:val="single" w:color="0000ff"/>
-          <w:rFonts w:ascii="Charis SIL Regular" w:hAnsi="Charis SIL Regular" w:eastAsia="Charis SIL Regular"/>
-          <w:b w:val="0"/>
-          <w:i w:val="0"/>
-          <w:color w:val="000000"/>
-          <w:sz w:val="24"/>
-        </w:rPr>
-        <w:hyperlink r:id="rId15" w:history="1">
-          <w:r>
-            <w:rPr>
-              <w:rStyle w:val="Hyperlink"/>
-            </w:rPr>
-            <w:t>y p</w:t>
-          </w:r>
-        </w:hyperlink>
-      </w:r>
-      <w:r>
-        <w:rPr>
-          <w:u w:val="single" w:color="0000ff"/>
-          <w:rFonts w:ascii="Charis SIL Regular" w:hAnsi="Charis SIL Regular" w:eastAsia="Charis SIL Regular"/>
-          <w:b w:val="0"/>
-          <w:i w:val="0"/>
-          <w:color w:val="000000"/>
-          <w:sz w:val="24"/>
-        </w:rPr>
-        <w:hyperlink r:id="rId15" w:history="1">
-          <w:r>
-            <w:rPr>
-              <w:rStyle w:val="Hyperlink"/>
-            </w:rPr>
-            <w:t>e</w:t>
-          </w:r>
-        </w:hyperlink>
-      </w:r>
-      <w:r>
-        <w:rPr>
-          <w:u w:val="single" w:color="0000ff"/>
-          <w:rFonts w:ascii="Charis SIL Regular" w:hAnsi="Charis SIL Regular" w:eastAsia="Charis SIL Regular"/>
-          <w:b w:val="0"/>
-          <w:i w:val="0"/>
-          <w:color w:val="000000"/>
-          <w:sz w:val="24"/>
-        </w:rPr>
-        <w:hyperlink r:id="rId15" w:history="1">
-          <w:r>
-            <w:rPr>
-              <w:rStyle w:val="Hyperlink"/>
-            </w:rPr>
-            <w:t>rsonn</w:t>
-          </w:r>
-        </w:hyperlink>
+        <w:t>ary personn</w:t>
       </w:r>
       <w:r>
         <w:rPr>
@@ -2823,6 +2718,7 @@
       </w:r>
       <w:r>
         <w:rPr>
+          <w:u w:val="single" w:color="0000ff"/>
           <w:rFonts w:ascii="Charis SIL Regular" w:hAnsi="Charis SIL Regular" w:eastAsia="Charis SIL Regular"/>
           <w:b w:val="0"/>
           <w:i w:val="0"/>
@@ -4345,7 +4241,6 @@
       </w:r>
       <w:r>
         <w:rPr>
-          <w:u w:val="single" w:color="0000ff"/>
           <w:rFonts w:ascii="Charis SIL Regular" w:hAnsi="Charis SIL Regular" w:eastAsia="Charis SIL Regular"/>
           <w:b w:val="0"/>
           <w:i w:val="0"/>
@@ -4554,7 +4449,7 @@
           <w:sz w:val="24"/>
           <w:u w:val="single"/>
         </w:rPr>
-        <w:hyperlink r:id="rId20" w:history="1">
+        <w:hyperlink r:id="rId21" w:history="1">
           <w:r>
             <w:rPr>
               <w:rStyle w:val="Hyperlink"/>

--- a/EXPORTS/DOCX/published/niveau2/English/SabaStEustatiusStMaarten.docx
+++ b/EXPORTS/DOCX/published/niveau2/English/SabaStEustatiusStMaarten.docx
@@ -2747,7 +2747,25 @@
           <w:color w:val="000000"/>
           <w:sz w:val="24"/>
         </w:rPr>
-        <w:t>, which contains informa</w:t>
+        <w:t>, which contains inf</w:t>
+      </w:r>
+      <w:r>
+        <w:rPr>
+          <w:u w:val="single" w:color="0000ff"/>
+          <w:rFonts w:ascii="Charis SIL Regular" w:hAnsi="Charis SIL Regular" w:eastAsia="Charis SIL Regular"/>
+          <w:b w:val="0"/>
+          <w:i w:val="0"/>
+          <w:color w:val="000000"/>
+          <w:sz w:val="24"/>
+        </w:rPr>
+        <w:hyperlink r:id="rId16" w:history="1">
+          <w:r>
+            <w:rPr>
+              <w:rStyle w:val="Hyperlink"/>
+            </w:rPr>
+            <w:t>orma</w:t>
+          </w:r>
+        </w:hyperlink>
       </w:r>
       <w:r>
         <w:rPr>
@@ -2805,6 +2823,7 @@
       </w:r>
       <w:r>
         <w:rPr>
+          <w:u w:val="single" w:color="0000ff"/>
           <w:rFonts w:ascii="Charis SIL Regular" w:hAnsi="Charis SIL Regular" w:eastAsia="Charis SIL Regular"/>
           <w:b w:val="0"/>
           <w:i w:val="0"/>
@@ -4327,6 +4346,7 @@
       </w:r>
       <w:r>
         <w:rPr>
+          <w:u w:val="single" w:color="0000ff"/>
           <w:rFonts w:ascii="Charis SIL Regular" w:hAnsi="Charis SIL Regular" w:eastAsia="Charis SIL Regular"/>
           <w:b w:val="0"/>
           <w:i w:val="0"/>
@@ -5011,61 +5031,7 @@
           <w:color w:val="000000"/>
           <w:sz w:val="24"/>
         </w:rPr>
-        <w:hyperlink r:id="rId21" w:history="1">
-          <w:r>
-            <w:rPr>
-              <w:rStyle w:val="Hyperlink"/>
-            </w:rPr>
-            <w:t>(</w:t>
-          </w:r>
-        </w:hyperlink>
-      </w:r>
-      <w:r>
-        <w:rPr>
-          <w:u w:val="single" w:color="0000ff"/>
-          <w:rFonts w:ascii="Charis SIL Regular" w:hAnsi="Charis SIL Regular" w:eastAsia="Charis SIL Regular"/>
-          <w:b w:val="0"/>
-          <w:i w:val="0"/>
-          <w:color w:val="000000"/>
-          <w:sz w:val="24"/>
-        </w:rPr>
-        <w:hyperlink r:id="rId21" w:history="1">
-          <w:r>
-            <w:rPr>
-              <w:rStyle w:val="Hyperlink"/>
-            </w:rPr>
-            <w:t>1902))</w:t>
-          </w:r>
-        </w:hyperlink>
-      </w:r>
-      <w:r>
-        <w:rPr>
-          <w:u w:val="single" w:color="0000ff"/>
-          <w:rFonts w:ascii="Charis SIL Regular" w:hAnsi="Charis SIL Regular" w:eastAsia="Charis SIL Regular"/>
-          <w:b w:val="0"/>
-          <w:i w:val="0"/>
-          <w:color w:val="000000"/>
-          <w:sz w:val="24"/>
-        </w:rPr>
-        <w:t xml:space="preserve"> </w:t>
-      </w:r>
-      <w:r>
-        <w:rPr>
-          <w:u w:val="single" w:color="0000ff"/>
-          <w:rFonts w:ascii="Charis SIL Regular" w:hAnsi="Charis SIL Regular" w:eastAsia="Charis SIL Regular"/>
-          <w:b w:val="0"/>
-          <w:i w:val="0"/>
-          <w:color w:val="000000"/>
-          <w:sz w:val="24"/>
-        </w:rPr>
-        <w:hyperlink r:id="rId21" w:history="1">
-          <w:r>
-            <w:rPr>
-              <w:rStyle w:val="Hyperlink"/>
-            </w:rPr>
-            <w:t xml:space="preserve">and the </w:t>
-          </w:r>
-        </w:hyperlink>
+        <w:t xml:space="preserve">(1902)) and the </w:t>
       </w:r>
       <w:r>
         <w:rPr>

--- a/EXPORTS/DOCX/published/niveau2/English/SabaStEustatiusStMaarten.docx
+++ b/EXPORTS/DOCX/published/niveau2/English/SabaStEustatiusStMaarten.docx
@@ -303,7 +303,7 @@
           <w:sz w:val="24"/>
           <w:u w:val="single"/>
         </w:rPr>
-        <w:hyperlink r:id="rId9" w:history="1">
+        <w:hyperlink r:id="rId10" w:history="1">
           <w:r>
             <w:rPr>
               <w:rStyle w:val="Hyperlink"/>
@@ -543,25 +543,7 @@
           <w:color w:val="000000"/>
           <w:sz w:val="24"/>
         </w:rPr>
-        <w:t>Eustatius in 1632 and 1636,</w:t>
-      </w:r>
-      <w:r>
-        <w:rPr>
-          <w:u w:val="single" w:color="0000ff"/>
-          <w:rFonts w:ascii="Charis SIL Regular" w:hAnsi="Charis SIL Regular" w:eastAsia="Charis SIL Regular"/>
-          <w:b w:val="0"/>
-          <w:i w:val="0"/>
-          <w:color w:val="000000"/>
-          <w:sz w:val="24"/>
-        </w:rPr>
-        <w:hyperlink r:id="rId11" w:history="1">
-          <w:r>
-            <w:rPr>
-              <w:rStyle w:val="Hyperlink"/>
-            </w:rPr>
-            <w:t xml:space="preserve"> resp</w:t>
-          </w:r>
-        </w:hyperlink>
+        <w:t>Eustatius in 1632 and 1636, resp</w:t>
       </w:r>
       <w:r>
         <w:rPr>
@@ -1766,7 +1748,7 @@
             <w:rPr>
               <w:rStyle w:val="Hyperlink"/>
             </w:rPr>
-            <w:t>offi</w:t>
+            <w:t>office</w:t>
           </w:r>
         </w:hyperlink>
       </w:r>
@@ -1777,23 +1759,7 @@
           <w:i w:val="0"/>
           <w:color w:val="0000FF"/>
           <w:sz w:val="24"/>
-        </w:rPr>
-        <w:hyperlink r:id="rId15" w:history="1">
-          <w:r>
-            <w:rPr>
-              <w:rStyle w:val="Hyperlink"/>
-            </w:rPr>
-            <w:t>ce</w:t>
-          </w:r>
-        </w:hyperlink>
-      </w:r>
-      <w:r>
-        <w:rPr>
-          <w:rFonts w:ascii="Charis SIL Regular" w:hAnsi="Charis SIL Regular" w:eastAsia="Charis SIL Regular"/>
-          <w:b w:val="0"/>
-          <w:i w:val="0"/>
-          <w:color w:val="0000FF"/>
-          <w:sz w:val="24"/>
+          <w:u w:val="single"/>
         </w:rPr>
         <w:t>rs</w:t>
       </w:r>
@@ -2054,9 +2020,19 @@
             <w:rPr>
               <w:rStyle w:val="Hyperlink"/>
             </w:rPr>
-            <w:t xml:space="preserve">Indies </w:t>
+            <w:t>Indi</w:t>
           </w:r>
         </w:hyperlink>
+      </w:r>
+      <w:r>
+        <w:rPr>
+          <w:rFonts w:ascii="Charis SIL Regular" w:hAnsi="Charis SIL Regular" w:eastAsia="Charis SIL Regular"/>
+          <w:b w:val="0"/>
+          <w:i w:val="0"/>
+          <w:color w:val="0000FF"/>
+          <w:sz w:val="24"/>
+        </w:rPr>
+        <w:t xml:space="preserve">es </w:t>
       </w:r>
       <w:r>
         <w:rPr>
@@ -2879,21 +2855,13 @@
       </w:r>
       <w:r>
         <w:rPr>
-          <w:u w:val="single" w:color="0000ff"/>
           <w:rFonts w:ascii="Charis SIL Regular" w:hAnsi="Charis SIL Regular" w:eastAsia="Charis SIL Regular"/>
           <w:b w:val="0"/>
           <w:i w:val="0"/>
           <w:color w:val="000000"/>
           <w:sz w:val="24"/>
         </w:rPr>
-        <w:hyperlink r:id="rId16" w:history="1">
-          <w:r>
-            <w:rPr>
-              <w:rStyle w:val="Hyperlink"/>
-            </w:rPr>
-            <w:t>colon</w:t>
-          </w:r>
-        </w:hyperlink>
+        <w:t>colon</w:t>
       </w:r>
       <w:r>
         <w:rPr>
@@ -4916,21 +4884,13 @@
       </w:r>
       <w:r>
         <w:rPr>
-          <w:u w:val="single" w:color="0000ff"/>
           <w:rFonts w:ascii="Charis SIL Regular" w:hAnsi="Charis SIL Regular" w:eastAsia="Charis SIL Regular"/>
           <w:b w:val="0"/>
           <w:i w:val="0"/>
           <w:color w:val="000000"/>
           <w:sz w:val="24"/>
         </w:rPr>
-        <w:hyperlink r:id="rId21" w:history="1">
-          <w:r>
-            <w:rPr>
-              <w:rStyle w:val="Hyperlink"/>
-            </w:rPr>
-            <w:t>Martin, (1</w:t>
-          </w:r>
-        </w:hyperlink>
+        <w:t>Martin, (1</w:t>
       </w:r>
       <w:r>
         <w:rPr>
@@ -5031,7 +4991,61 @@
           <w:color w:val="000000"/>
           <w:sz w:val="24"/>
         </w:rPr>
-        <w:t xml:space="preserve">(1902)) and the </w:t>
+        <w:hyperlink r:id="rId21" w:history="1">
+          <w:r>
+            <w:rPr>
+              <w:rStyle w:val="Hyperlink"/>
+            </w:rPr>
+            <w:t>(</w:t>
+          </w:r>
+        </w:hyperlink>
+      </w:r>
+      <w:r>
+        <w:rPr>
+          <w:u w:val="single" w:color="0000ff"/>
+          <w:rFonts w:ascii="Charis SIL Regular" w:hAnsi="Charis SIL Regular" w:eastAsia="Charis SIL Regular"/>
+          <w:b w:val="0"/>
+          <w:i w:val="0"/>
+          <w:color w:val="000000"/>
+          <w:sz w:val="24"/>
+        </w:rPr>
+        <w:hyperlink r:id="rId21" w:history="1">
+          <w:r>
+            <w:rPr>
+              <w:rStyle w:val="Hyperlink"/>
+            </w:rPr>
+            <w:t>1902))</w:t>
+          </w:r>
+        </w:hyperlink>
+      </w:r>
+      <w:r>
+        <w:rPr>
+          <w:u w:val="single" w:color="0000ff"/>
+          <w:rFonts w:ascii="Charis SIL Regular" w:hAnsi="Charis SIL Regular" w:eastAsia="Charis SIL Regular"/>
+          <w:b w:val="0"/>
+          <w:i w:val="0"/>
+          <w:color w:val="000000"/>
+          <w:sz w:val="24"/>
+        </w:rPr>
+        <w:t xml:space="preserve"> </w:t>
+      </w:r>
+      <w:r>
+        <w:rPr>
+          <w:u w:val="single" w:color="0000ff"/>
+          <w:rFonts w:ascii="Charis SIL Regular" w:hAnsi="Charis SIL Regular" w:eastAsia="Charis SIL Regular"/>
+          <w:b w:val="0"/>
+          <w:i w:val="0"/>
+          <w:color w:val="000000"/>
+          <w:sz w:val="24"/>
+        </w:rPr>
+        <w:hyperlink r:id="rId21" w:history="1">
+          <w:r>
+            <w:rPr>
+              <w:rStyle w:val="Hyperlink"/>
+            </w:rPr>
+            <w:t xml:space="preserve">and the </w:t>
+          </w:r>
+        </w:hyperlink>
       </w:r>
       <w:r>
         <w:rPr>
@@ -6844,7 +6858,7 @@
         <w:autoSpaceDN w:val="0"/>
         <w:autoSpaceDE w:val="0"/>
         <w:widowControl/>
-        <w:spacing w:line="540" w:lineRule="exact" w:before="478" w:after="0"/>
+        <w:spacing w:line="540" w:lineRule="exact" w:before="458" w:after="0"/>
         <w:ind w:left="0" w:right="0" w:firstLine="0"/>
         <w:jc w:val="left"/>
       </w:pPr>
@@ -6883,7 +6897,7 @@
       <w:pPr>
         <w:sectPr>
           <w:pgSz w:w="11900" w:h="16840"/>
-          <w:pgMar w:top="324" w:right="940" w:bottom="458" w:left="960" w:header="720" w:footer="720" w:gutter="0"/>
+          <w:pgMar w:top="324" w:right="940" w:bottom="468" w:left="960" w:header="720" w:footer="720" w:gutter="0"/>
           <w:cols/>
           <w:docGrid w:linePitch="360"/>
         </w:sectPr>

--- a/EXPORTS/DOCX/published/niveau2/English/SabaStEustatiusStMaarten.docx
+++ b/EXPORTS/DOCX/published/niveau2/English/SabaStEustatiusStMaarten.docx
@@ -303,7 +303,7 @@
           <w:sz w:val="24"/>
           <w:u w:val="single"/>
         </w:rPr>
-        <w:hyperlink r:id="rId10" w:history="1">
+        <w:hyperlink r:id="rId9" w:history="1">
           <w:r>
             <w:rPr>
               <w:rStyle w:val="Hyperlink"/>
@@ -543,7 +543,25 @@
           <w:color w:val="000000"/>
           <w:sz w:val="24"/>
         </w:rPr>
-        <w:t>Eustatius in 1632 and 1636, resp</w:t>
+        <w:t>Eustatius in 1632 and 1636,</w:t>
+      </w:r>
+      <w:r>
+        <w:rPr>
+          <w:u w:val="single" w:color="0000ff"/>
+          <w:rFonts w:ascii="Charis SIL Regular" w:hAnsi="Charis SIL Regular" w:eastAsia="Charis SIL Regular"/>
+          <w:b w:val="0"/>
+          <w:i w:val="0"/>
+          <w:color w:val="000000"/>
+          <w:sz w:val="24"/>
+        </w:rPr>
+        <w:hyperlink r:id="rId11" w:history="1">
+          <w:r>
+            <w:rPr>
+              <w:rStyle w:val="Hyperlink"/>
+            </w:rPr>
+            <w:t xml:space="preserve"> resp</w:t>
+          </w:r>
+        </w:hyperlink>
       </w:r>
       <w:r>
         <w:rPr>
@@ -2799,7 +2817,6 @@
       </w:r>
       <w:r>
         <w:rPr>
-          <w:u w:val="single" w:color="0000ff"/>
           <w:rFonts w:ascii="Charis SIL Regular" w:hAnsi="Charis SIL Regular" w:eastAsia="Charis SIL Regular"/>
           <w:b w:val="0"/>
           <w:i w:val="0"/>
@@ -2855,13 +2872,21 @@
       </w:r>
       <w:r>
         <w:rPr>
+          <w:u w:val="single" w:color="0000ff"/>
           <w:rFonts w:ascii="Charis SIL Regular" w:hAnsi="Charis SIL Regular" w:eastAsia="Charis SIL Regular"/>
           <w:b w:val="0"/>
           <w:i w:val="0"/>
           <w:color w:val="000000"/>
           <w:sz w:val="24"/>
         </w:rPr>
-        <w:t>colon</w:t>
+        <w:hyperlink r:id="rId16" w:history="1">
+          <w:r>
+            <w:rPr>
+              <w:rStyle w:val="Hyperlink"/>
+            </w:rPr>
+            <w:t>colon</w:t>
+          </w:r>
+        </w:hyperlink>
       </w:r>
       <w:r>
         <w:rPr>
@@ -4884,13 +4909,21 @@
       </w:r>
       <w:r>
         <w:rPr>
+          <w:u w:val="single" w:color="0000ff"/>
           <w:rFonts w:ascii="Charis SIL Regular" w:hAnsi="Charis SIL Regular" w:eastAsia="Charis SIL Regular"/>
           <w:b w:val="0"/>
           <w:i w:val="0"/>
           <w:color w:val="000000"/>
           <w:sz w:val="24"/>
         </w:rPr>
-        <w:t>Martin, (1</w:t>
+        <w:hyperlink r:id="rId21" w:history="1">
+          <w:r>
+            <w:rPr>
+              <w:rStyle w:val="Hyperlink"/>
+            </w:rPr>
+            <w:t>Martin, (1</w:t>
+          </w:r>
+        </w:hyperlink>
       </w:r>
       <w:r>
         <w:rPr>

--- a/EXPORTS/DOCX/published/niveau2/English/SabaStEustatiusStMaarten.docx
+++ b/EXPORTS/DOCX/published/niveau2/English/SabaStEustatiusStMaarten.docx
@@ -1766,7 +1766,7 @@
             <w:rPr>
               <w:rStyle w:val="Hyperlink"/>
             </w:rPr>
-            <w:t>office</w:t>
+            <w:t>offi</w:t>
           </w:r>
         </w:hyperlink>
       </w:r>
@@ -1777,7 +1777,23 @@
           <w:i w:val="0"/>
           <w:color w:val="0000FF"/>
           <w:sz w:val="24"/>
-          <w:u w:val="single"/>
+        </w:rPr>
+        <w:hyperlink r:id="rId15" w:history="1">
+          <w:r>
+            <w:rPr>
+              <w:rStyle w:val="Hyperlink"/>
+            </w:rPr>
+            <w:t>ce</w:t>
+          </w:r>
+        </w:hyperlink>
+      </w:r>
+      <w:r>
+        <w:rPr>
+          <w:rFonts w:ascii="Charis SIL Regular" w:hAnsi="Charis SIL Regular" w:eastAsia="Charis SIL Regular"/>
+          <w:b w:val="0"/>
+          <w:i w:val="0"/>
+          <w:color w:val="0000FF"/>
+          <w:sz w:val="24"/>
         </w:rPr>
         <w:t>rs</w:t>
       </w:r>
@@ -2038,19 +2054,9 @@
             <w:rPr>
               <w:rStyle w:val="Hyperlink"/>
             </w:rPr>
-            <w:t>Indi</w:t>
+            <w:t xml:space="preserve">Indies </w:t>
           </w:r>
         </w:hyperlink>
-      </w:r>
-      <w:r>
-        <w:rPr>
-          <w:rFonts w:ascii="Charis SIL Regular" w:hAnsi="Charis SIL Regular" w:eastAsia="Charis SIL Regular"/>
-          <w:b w:val="0"/>
-          <w:i w:val="0"/>
-          <w:color w:val="0000FF"/>
-          <w:sz w:val="24"/>
-        </w:rPr>
-        <w:t xml:space="preserve">es </w:t>
       </w:r>
       <w:r>
         <w:rPr>
@@ -2078,79 +2084,7 @@
           <w:color w:val="000000"/>
           <w:sz w:val="24"/>
         </w:rPr>
-        <w:t>a that refer</w:t>
-      </w:r>
-      <w:r>
-        <w:rPr>
-          <w:u w:val="single" w:color="0000ff"/>
-          <w:rFonts w:ascii="Charis SIL Regular" w:hAnsi="Charis SIL Regular" w:eastAsia="Charis SIL Regular"/>
-          <w:b w:val="0"/>
-          <w:i w:val="0"/>
-          <w:color w:val="000000"/>
-          <w:sz w:val="24"/>
-        </w:rPr>
-        <w:hyperlink r:id="rId15" w:history="1">
-          <w:r>
-            <w:rPr>
-              <w:rStyle w:val="Hyperlink"/>
-            </w:rPr>
-            <w:t>s to r</w:t>
-          </w:r>
-        </w:hyperlink>
-      </w:r>
-      <w:r>
-        <w:rPr>
-          <w:u w:val="single" w:color="0000ff"/>
-          <w:rFonts w:ascii="Charis SIL Regular" w:hAnsi="Charis SIL Regular" w:eastAsia="Charis SIL Regular"/>
-          <w:b w:val="0"/>
-          <w:i w:val="0"/>
-          <w:color w:val="000000"/>
-          <w:sz w:val="24"/>
-        </w:rPr>
-        <w:hyperlink r:id="rId15" w:history="1">
-          <w:r>
-            <w:rPr>
-              <w:rStyle w:val="Hyperlink"/>
-            </w:rPr>
-            <w:t>elevant archiv</w:t>
-          </w:r>
-        </w:hyperlink>
-      </w:r>
-      <w:r>
-        <w:rPr>
-          <w:u w:val="single" w:color="0000ff"/>
-          <w:rFonts w:ascii="Charis SIL Regular" w:hAnsi="Charis SIL Regular" w:eastAsia="Charis SIL Regular"/>
-          <w:b w:val="0"/>
-          <w:i w:val="0"/>
-          <w:color w:val="000000"/>
-          <w:sz w:val="24"/>
-        </w:rPr>
-        <w:hyperlink r:id="rId15" w:history="1">
-          <w:r>
-            <w:rPr>
-              <w:rStyle w:val="Hyperlink"/>
-            </w:rPr>
-            <w:t>e</w:t>
-          </w:r>
-        </w:hyperlink>
-      </w:r>
-      <w:r>
-        <w:rPr>
-          <w:u w:val="single" w:color="0000ff"/>
-          <w:rFonts w:ascii="Charis SIL Regular" w:hAnsi="Charis SIL Regular" w:eastAsia="Charis SIL Regular"/>
-          <w:b w:val="0"/>
-          <w:i w:val="0"/>
-          <w:color w:val="000000"/>
-          <w:sz w:val="24"/>
-        </w:rPr>
-        <w:hyperlink r:id="rId15" w:history="1">
-          <w:r>
-            <w:rPr>
-              <w:rStyle w:val="Hyperlink"/>
-            </w:rPr>
-            <w:t xml:space="preserve"> materi</w:t>
-          </w:r>
-        </w:hyperlink>
+        <w:t>a that refers to relevant archive materi</w:t>
       </w:r>
       <w:r>
         <w:rPr>
@@ -2226,21 +2160,13 @@
       </w:r>
       <w:r>
         <w:rPr>
-          <w:u w:val="single" w:color="0000ff"/>
           <w:rFonts w:ascii="Charis SIL Regular" w:hAnsi="Charis SIL Regular" w:eastAsia="Charis SIL Regular"/>
           <w:b w:val="0"/>
           <w:i w:val="0"/>
           <w:color w:val="000000"/>
           <w:sz w:val="24"/>
         </w:rPr>
-        <w:hyperlink r:id="rId15" w:history="1">
-          <w:r>
-            <w:rPr>
-              <w:rStyle w:val="Hyperlink"/>
-            </w:rPr>
-            <w:t>ar</w:t>
-          </w:r>
-        </w:hyperlink>
+        <w:t>ar</w:t>
       </w:r>
       <w:r>
         <w:rPr>
@@ -2262,39 +2188,13 @@
       </w:r>
       <w:r>
         <w:rPr>
-          <w:u w:val="single" w:color="0000ff"/>
           <w:rFonts w:ascii="Charis SIL Regular" w:hAnsi="Charis SIL Regular" w:eastAsia="Charis SIL Regular"/>
           <w:b w:val="0"/>
           <w:i w:val="0"/>
           <w:color w:val="000000"/>
           <w:sz w:val="24"/>
         </w:rPr>
-        <w:hyperlink r:id="rId15" w:history="1">
-          <w:r>
-            <w:rPr>
-              <w:rStyle w:val="Hyperlink"/>
-            </w:rPr>
-            <w:t>e</w:t>
-          </w:r>
-        </w:hyperlink>
-      </w:r>
-      <w:r>
-        <w:rPr>
-          <w:u w:val="single" w:color="0000ff"/>
-          <w:rFonts w:ascii="Charis SIL Regular" w:hAnsi="Charis SIL Regular" w:eastAsia="Charis SIL Regular"/>
-          <w:b w:val="0"/>
-          <w:i w:val="0"/>
-          <w:color w:val="000000"/>
-          <w:sz w:val="24"/>
-        </w:rPr>
-        <w:hyperlink r:id="rId15" w:history="1">
-          <w:r>
-            <w:rPr>
-              <w:rStyle w:val="Hyperlink"/>
-            </w:rPr>
-            <w:t>rsonn</w:t>
-          </w:r>
-        </w:hyperlink>
+        <w:t>ersonn</w:t>
       </w:r>
       <w:r>
         <w:rPr>
@@ -2741,25 +2641,7 @@
           <w:color w:val="000000"/>
           <w:sz w:val="24"/>
         </w:rPr>
-        <w:t>, which contains inf</w:t>
-      </w:r>
-      <w:r>
-        <w:rPr>
-          <w:u w:val="single" w:color="0000ff"/>
-          <w:rFonts w:ascii="Charis SIL Regular" w:hAnsi="Charis SIL Regular" w:eastAsia="Charis SIL Regular"/>
-          <w:b w:val="0"/>
-          <w:i w:val="0"/>
-          <w:color w:val="000000"/>
-          <w:sz w:val="24"/>
-        </w:rPr>
-        <w:hyperlink r:id="rId16" w:history="1">
-          <w:r>
-            <w:rPr>
-              <w:rStyle w:val="Hyperlink"/>
-            </w:rPr>
-            <w:t>orma</w:t>
-          </w:r>
-        </w:hyperlink>
+        <w:t>, which contains informa</w:t>
       </w:r>
       <w:r>
         <w:rPr>
@@ -2817,6 +2699,7 @@
       </w:r>
       <w:r>
         <w:rPr>
+          <w:u w:val="single" w:color="0000ff"/>
           <w:rFonts w:ascii="Charis SIL Regular" w:hAnsi="Charis SIL Regular" w:eastAsia="Charis SIL Regular"/>
           <w:b w:val="0"/>
           <w:i w:val="0"/>
@@ -4274,79 +4157,7 @@
           <w:color w:val="000000"/>
           <w:sz w:val="24"/>
         </w:rPr>
-        <w:hyperlink r:id="rId20" w:history="1">
-          <w:r>
-            <w:rPr>
-              <w:rStyle w:val="Hyperlink"/>
-            </w:rPr>
-            <w:t xml:space="preserve"> Eustatius</w:t>
-          </w:r>
-        </w:hyperlink>
-      </w:r>
-      <w:r>
-        <w:rPr>
-          <w:u w:val="single" w:color="0000ff"/>
-          <w:rFonts w:ascii="Charis SIL Regular" w:hAnsi="Charis SIL Regular" w:eastAsia="Charis SIL Regular"/>
-          <w:b w:val="0"/>
-          <w:i w:val="0"/>
-          <w:color w:val="000000"/>
-          <w:sz w:val="24"/>
-        </w:rPr>
-        <w:hyperlink r:id="rId20" w:history="1">
-          <w:r>
-            <w:rPr>
-              <w:rStyle w:val="Hyperlink"/>
-            </w:rPr>
-            <w:t>,</w:t>
-          </w:r>
-        </w:hyperlink>
-      </w:r>
-      <w:r>
-        <w:rPr>
-          <w:u w:val="single" w:color="0000ff"/>
-          <w:rFonts w:ascii="Charis SIL Regular" w:hAnsi="Charis SIL Regular" w:eastAsia="Charis SIL Regular"/>
-          <w:b w:val="0"/>
-          <w:i w:val="0"/>
-          <w:color w:val="000000"/>
-          <w:sz w:val="24"/>
-        </w:rPr>
-        <w:hyperlink r:id="rId20" w:history="1">
-          <w:r>
-            <w:rPr>
-              <w:rStyle w:val="Hyperlink"/>
-            </w:rPr>
-            <w:t xml:space="preserve"> Sai</w:t>
-          </w:r>
-        </w:hyperlink>
-      </w:r>
-      <w:r>
-        <w:rPr>
-          <w:u w:val="single" w:color="0000ff"/>
-          <w:rFonts w:ascii="Charis SIL Regular" w:hAnsi="Charis SIL Regular" w:eastAsia="Charis SIL Regular"/>
-          <w:b w:val="0"/>
-          <w:i w:val="0"/>
-          <w:color w:val="000000"/>
-          <w:sz w:val="24"/>
-        </w:rPr>
-        <w:hyperlink r:id="rId20" w:history="1">
-          <w:r>
-            <w:rPr>
-              <w:rStyle w:val="Hyperlink"/>
-            </w:rPr>
-            <w:t xml:space="preserve">nt </w:t>
-          </w:r>
-        </w:hyperlink>
-      </w:r>
-      <w:r>
-        <w:rPr>
-          <w:u w:val="single" w:color="0000ff"/>
-          <w:rFonts w:ascii="Charis SIL Regular" w:hAnsi="Charis SIL Regular" w:eastAsia="Charis SIL Regular"/>
-          <w:b w:val="0"/>
-          <w:i w:val="0"/>
-          <w:color w:val="000000"/>
-          <w:sz w:val="24"/>
-        </w:rPr>
-        <w:t>M</w:t>
+        <w:t xml:space="preserve"> Eustatius, Saint M</w:t>
       </w:r>
       <w:r>
         <w:rPr>
@@ -4548,7 +4359,7 @@
           <w:sz w:val="24"/>
           <w:u w:val="single"/>
         </w:rPr>
-        <w:hyperlink r:id="rId20" w:history="1">
+        <w:hyperlink r:id="rId21" w:history="1">
           <w:r>
             <w:rPr>
               <w:rStyle w:val="Hyperlink"/>

--- a/EXPORTS/DOCX/published/niveau2/English/SabaStEustatiusStMaarten.docx
+++ b/EXPORTS/DOCX/published/niveau2/English/SabaStEustatiusStMaarten.docx
@@ -1766,7 +1766,7 @@
             <w:rPr>
               <w:rStyle w:val="Hyperlink"/>
             </w:rPr>
-            <w:t>offi</w:t>
+            <w:t>office</w:t>
           </w:r>
         </w:hyperlink>
       </w:r>
@@ -1777,23 +1777,7 @@
           <w:i w:val="0"/>
           <w:color w:val="0000FF"/>
           <w:sz w:val="24"/>
-        </w:rPr>
-        <w:hyperlink r:id="rId15" w:history="1">
-          <w:r>
-            <w:rPr>
-              <w:rStyle w:val="Hyperlink"/>
-            </w:rPr>
-            <w:t>ce</w:t>
-          </w:r>
-        </w:hyperlink>
-      </w:r>
-      <w:r>
-        <w:rPr>
-          <w:rFonts w:ascii="Charis SIL Regular" w:hAnsi="Charis SIL Regular" w:eastAsia="Charis SIL Regular"/>
-          <w:b w:val="0"/>
-          <w:i w:val="0"/>
-          <w:color w:val="0000FF"/>
-          <w:sz w:val="24"/>
+          <w:u w:val="single"/>
         </w:rPr>
         <w:t>rs</w:t>
       </w:r>
@@ -1967,7 +1951,7 @@
             <w:rPr>
               <w:rStyle w:val="Hyperlink"/>
             </w:rPr>
-            <w:t>in</w:t>
+            <w:t>i</w:t>
           </w:r>
         </w:hyperlink>
       </w:r>
@@ -1978,9 +1962,8 @@
           <w:i w:val="0"/>
           <w:color w:val="0000FF"/>
           <w:sz w:val="24"/>
-          <w:u w:val="single"/>
-        </w:rPr>
-        <w:t xml:space="preserve"> </w:t>
+        </w:rPr>
+        <w:t xml:space="preserve">n </w:t>
       </w:r>
       <w:r>
         <w:rPr>
@@ -2084,7 +2067,79 @@
           <w:color w:val="000000"/>
           <w:sz w:val="24"/>
         </w:rPr>
-        <w:t>a that refers to relevant archive materi</w:t>
+        <w:t>a that refer</w:t>
+      </w:r>
+      <w:r>
+        <w:rPr>
+          <w:u w:val="single" w:color="0000ff"/>
+          <w:rFonts w:ascii="Charis SIL Regular" w:hAnsi="Charis SIL Regular" w:eastAsia="Charis SIL Regular"/>
+          <w:b w:val="0"/>
+          <w:i w:val="0"/>
+          <w:color w:val="000000"/>
+          <w:sz w:val="24"/>
+        </w:rPr>
+        <w:hyperlink r:id="rId15" w:history="1">
+          <w:r>
+            <w:rPr>
+              <w:rStyle w:val="Hyperlink"/>
+            </w:rPr>
+            <w:t>s to r</w:t>
+          </w:r>
+        </w:hyperlink>
+      </w:r>
+      <w:r>
+        <w:rPr>
+          <w:u w:val="single" w:color="0000ff"/>
+          <w:rFonts w:ascii="Charis SIL Regular" w:hAnsi="Charis SIL Regular" w:eastAsia="Charis SIL Regular"/>
+          <w:b w:val="0"/>
+          <w:i w:val="0"/>
+          <w:color w:val="000000"/>
+          <w:sz w:val="24"/>
+        </w:rPr>
+        <w:hyperlink r:id="rId15" w:history="1">
+          <w:r>
+            <w:rPr>
+              <w:rStyle w:val="Hyperlink"/>
+            </w:rPr>
+            <w:t>elevant archiv</w:t>
+          </w:r>
+        </w:hyperlink>
+      </w:r>
+      <w:r>
+        <w:rPr>
+          <w:u w:val="single" w:color="0000ff"/>
+          <w:rFonts w:ascii="Charis SIL Regular" w:hAnsi="Charis SIL Regular" w:eastAsia="Charis SIL Regular"/>
+          <w:b w:val="0"/>
+          <w:i w:val="0"/>
+          <w:color w:val="000000"/>
+          <w:sz w:val="24"/>
+        </w:rPr>
+        <w:hyperlink r:id="rId15" w:history="1">
+          <w:r>
+            <w:rPr>
+              <w:rStyle w:val="Hyperlink"/>
+            </w:rPr>
+            <w:t>e</w:t>
+          </w:r>
+        </w:hyperlink>
+      </w:r>
+      <w:r>
+        <w:rPr>
+          <w:u w:val="single" w:color="0000ff"/>
+          <w:rFonts w:ascii="Charis SIL Regular" w:hAnsi="Charis SIL Regular" w:eastAsia="Charis SIL Regular"/>
+          <w:b w:val="0"/>
+          <w:i w:val="0"/>
+          <w:color w:val="000000"/>
+          <w:sz w:val="24"/>
+        </w:rPr>
+        <w:hyperlink r:id="rId15" w:history="1">
+          <w:r>
+            <w:rPr>
+              <w:rStyle w:val="Hyperlink"/>
+            </w:rPr>
+            <w:t xml:space="preserve"> materi</w:t>
+          </w:r>
+        </w:hyperlink>
       </w:r>
       <w:r>
         <w:rPr>
@@ -2160,13 +2215,21 @@
       </w:r>
       <w:r>
         <w:rPr>
+          <w:u w:val="single" w:color="0000ff"/>
           <w:rFonts w:ascii="Charis SIL Regular" w:hAnsi="Charis SIL Regular" w:eastAsia="Charis SIL Regular"/>
           <w:b w:val="0"/>
           <w:i w:val="0"/>
           <w:color w:val="000000"/>
           <w:sz w:val="24"/>
         </w:rPr>
-        <w:t>ar</w:t>
+        <w:hyperlink r:id="rId15" w:history="1">
+          <w:r>
+            <w:rPr>
+              <w:rStyle w:val="Hyperlink"/>
+            </w:rPr>
+            <w:t>ar</w:t>
+          </w:r>
+        </w:hyperlink>
       </w:r>
       <w:r>
         <w:rPr>
@@ -2188,13 +2251,39 @@
       </w:r>
       <w:r>
         <w:rPr>
+          <w:u w:val="single" w:color="0000ff"/>
           <w:rFonts w:ascii="Charis SIL Regular" w:hAnsi="Charis SIL Regular" w:eastAsia="Charis SIL Regular"/>
           <w:b w:val="0"/>
           <w:i w:val="0"/>
           <w:color w:val="000000"/>
           <w:sz w:val="24"/>
         </w:rPr>
-        <w:t>ersonn</w:t>
+        <w:hyperlink r:id="rId15" w:history="1">
+          <w:r>
+            <w:rPr>
+              <w:rStyle w:val="Hyperlink"/>
+            </w:rPr>
+            <w:t>e</w:t>
+          </w:r>
+        </w:hyperlink>
+      </w:r>
+      <w:r>
+        <w:rPr>
+          <w:u w:val="single" w:color="0000ff"/>
+          <w:rFonts w:ascii="Charis SIL Regular" w:hAnsi="Charis SIL Regular" w:eastAsia="Charis SIL Regular"/>
+          <w:b w:val="0"/>
+          <w:i w:val="0"/>
+          <w:color w:val="000000"/>
+          <w:sz w:val="24"/>
+        </w:rPr>
+        <w:hyperlink r:id="rId15" w:history="1">
+          <w:r>
+            <w:rPr>
+              <w:rStyle w:val="Hyperlink"/>
+            </w:rPr>
+            <w:t>rsonn</w:t>
+          </w:r>
+        </w:hyperlink>
       </w:r>
       <w:r>
         <w:rPr>
@@ -2641,7 +2730,25 @@
           <w:color w:val="000000"/>
           <w:sz w:val="24"/>
         </w:rPr>
-        <w:t>, which contains informa</w:t>
+        <w:t>, which contains inf</w:t>
+      </w:r>
+      <w:r>
+        <w:rPr>
+          <w:u w:val="single" w:color="0000ff"/>
+          <w:rFonts w:ascii="Charis SIL Regular" w:hAnsi="Charis SIL Regular" w:eastAsia="Charis SIL Regular"/>
+          <w:b w:val="0"/>
+          <w:i w:val="0"/>
+          <w:color w:val="000000"/>
+          <w:sz w:val="24"/>
+        </w:rPr>
+        <w:hyperlink r:id="rId16" w:history="1">
+          <w:r>
+            <w:rPr>
+              <w:rStyle w:val="Hyperlink"/>
+            </w:rPr>
+            <w:t>orma</w:t>
+          </w:r>
+        </w:hyperlink>
       </w:r>
       <w:r>
         <w:rPr>
@@ -2699,7 +2806,6 @@
       </w:r>
       <w:r>
         <w:rPr>
-          <w:u w:val="single" w:color="0000ff"/>
           <w:rFonts w:ascii="Charis SIL Regular" w:hAnsi="Charis SIL Regular" w:eastAsia="Charis SIL Regular"/>
           <w:b w:val="0"/>
           <w:i w:val="0"/>
@@ -4157,7 +4263,79 @@
           <w:color w:val="000000"/>
           <w:sz w:val="24"/>
         </w:rPr>
-        <w:t xml:space="preserve"> Eustatius, Saint M</w:t>
+        <w:hyperlink r:id="rId20" w:history="1">
+          <w:r>
+            <w:rPr>
+              <w:rStyle w:val="Hyperlink"/>
+            </w:rPr>
+            <w:t xml:space="preserve"> Eustatius</w:t>
+          </w:r>
+        </w:hyperlink>
+      </w:r>
+      <w:r>
+        <w:rPr>
+          <w:u w:val="single" w:color="0000ff"/>
+          <w:rFonts w:ascii="Charis SIL Regular" w:hAnsi="Charis SIL Regular" w:eastAsia="Charis SIL Regular"/>
+          <w:b w:val="0"/>
+          <w:i w:val="0"/>
+          <w:color w:val="000000"/>
+          <w:sz w:val="24"/>
+        </w:rPr>
+        <w:hyperlink r:id="rId20" w:history="1">
+          <w:r>
+            <w:rPr>
+              <w:rStyle w:val="Hyperlink"/>
+            </w:rPr>
+            <w:t>,</w:t>
+          </w:r>
+        </w:hyperlink>
+      </w:r>
+      <w:r>
+        <w:rPr>
+          <w:u w:val="single" w:color="0000ff"/>
+          <w:rFonts w:ascii="Charis SIL Regular" w:hAnsi="Charis SIL Regular" w:eastAsia="Charis SIL Regular"/>
+          <w:b w:val="0"/>
+          <w:i w:val="0"/>
+          <w:color w:val="000000"/>
+          <w:sz w:val="24"/>
+        </w:rPr>
+        <w:hyperlink r:id="rId20" w:history="1">
+          <w:r>
+            <w:rPr>
+              <w:rStyle w:val="Hyperlink"/>
+            </w:rPr>
+            <w:t xml:space="preserve"> Sai</w:t>
+          </w:r>
+        </w:hyperlink>
+      </w:r>
+      <w:r>
+        <w:rPr>
+          <w:u w:val="single" w:color="0000ff"/>
+          <w:rFonts w:ascii="Charis SIL Regular" w:hAnsi="Charis SIL Regular" w:eastAsia="Charis SIL Regular"/>
+          <w:b w:val="0"/>
+          <w:i w:val="0"/>
+          <w:color w:val="000000"/>
+          <w:sz w:val="24"/>
+        </w:rPr>
+        <w:hyperlink r:id="rId20" w:history="1">
+          <w:r>
+            <w:rPr>
+              <w:rStyle w:val="Hyperlink"/>
+            </w:rPr>
+            <w:t xml:space="preserve">nt </w:t>
+          </w:r>
+        </w:hyperlink>
+      </w:r>
+      <w:r>
+        <w:rPr>
+          <w:u w:val="single" w:color="0000ff"/>
+          <w:rFonts w:ascii="Charis SIL Regular" w:hAnsi="Charis SIL Regular" w:eastAsia="Charis SIL Regular"/>
+          <w:b w:val="0"/>
+          <w:i w:val="0"/>
+          <w:color w:val="000000"/>
+          <w:sz w:val="24"/>
+        </w:rPr>
+        <w:t>M</w:t>
       </w:r>
       <w:r>
         <w:rPr>
@@ -4359,7 +4537,7 @@
           <w:sz w:val="24"/>
           <w:u w:val="single"/>
         </w:rPr>
-        <w:hyperlink r:id="rId21" w:history="1">
+        <w:hyperlink r:id="rId20" w:history="1">
           <w:r>
             <w:rPr>
               <w:rStyle w:val="Hyperlink"/>

--- a/EXPORTS/DOCX/published/niveau2/English/SabaStEustatiusStMaarten.docx
+++ b/EXPORTS/DOCX/published/niveau2/English/SabaStEustatiusStMaarten.docx
@@ -1395,25 +1395,7 @@
           <w:color w:val="000000"/>
           <w:sz w:val="24"/>
         </w:rPr>
-        <w:t xml:space="preserve"> of 1814 gave the islands the name of Sint Eustatius and Depende</w:t>
-      </w:r>
-      <w:r>
-        <w:rPr>
-          <w:u w:val="single" w:color="0000ff"/>
-          <w:rFonts w:ascii="Charis SIL Regular" w:hAnsi="Charis SIL Regular" w:eastAsia="Charis SIL Regular"/>
-          <w:b w:val="0"/>
-          <w:i w:val="0"/>
-          <w:color w:val="000000"/>
-          <w:sz w:val="24"/>
-        </w:rPr>
-        <w:hyperlink r:id="rId14" w:history="1">
-          <w:r>
-            <w:rPr>
-              <w:rStyle w:val="Hyperlink"/>
-            </w:rPr>
-            <w:t>ncies a</w:t>
-          </w:r>
-        </w:hyperlink>
+        <w:t xml:space="preserve"> of 1814 gave the islands the name of Sint Eustatius and Dependencies a</w:t>
       </w:r>
       <w:r>
         <w:rPr>
@@ -1951,7 +1933,7 @@
             <w:rPr>
               <w:rStyle w:val="Hyperlink"/>
             </w:rPr>
-            <w:t>i</w:t>
+            <w:t>in</w:t>
           </w:r>
         </w:hyperlink>
       </w:r>
@@ -1962,8 +1944,9 @@
           <w:i w:val="0"/>
           <w:color w:val="0000FF"/>
           <w:sz w:val="24"/>
-        </w:rPr>
-        <w:t xml:space="preserve">n </w:t>
+          <w:u w:val="single"/>
+        </w:rPr>
+        <w:t xml:space="preserve"> </w:t>
       </w:r>
       <w:r>
         <w:rPr>
@@ -2037,9 +2020,19 @@
             <w:rPr>
               <w:rStyle w:val="Hyperlink"/>
             </w:rPr>
-            <w:t xml:space="preserve">Indies </w:t>
+            <w:t>Indi</w:t>
           </w:r>
         </w:hyperlink>
+      </w:r>
+      <w:r>
+        <w:rPr>
+          <w:rFonts w:ascii="Charis SIL Regular" w:hAnsi="Charis SIL Regular" w:eastAsia="Charis SIL Regular"/>
+          <w:b w:val="0"/>
+          <w:i w:val="0"/>
+          <w:color w:val="0000FF"/>
+          <w:sz w:val="24"/>
+        </w:rPr>
+        <w:t xml:space="preserve">es </w:t>
       </w:r>
       <w:r>
         <w:rPr>
@@ -2795,42 +2788,7 @@
           <w:color w:val="000000"/>
           <w:sz w:val="24"/>
         </w:rPr>
-        <w:hyperlink r:id="rId16" w:history="1">
-          <w:r>
-            <w:rPr>
-              <w:rStyle w:val="Hyperlink"/>
-            </w:rPr>
-            <w:t xml:space="preserve">t </w:t>
-          </w:r>
-        </w:hyperlink>
-      </w:r>
-      <w:r>
-        <w:rPr>
-          <w:rFonts w:ascii="Charis SIL Regular" w:hAnsi="Charis SIL Regular" w:eastAsia="Charis SIL Regular"/>
-          <w:b w:val="0"/>
-          <w:i w:val="0"/>
-          <w:color w:val="000000"/>
-          <w:sz w:val="24"/>
-        </w:rPr>
-        <w:t>D</w:t>
-      </w:r>
-      <w:r>
-        <w:rPr>
-          <w:u w:val="single" w:color="0000ff"/>
-          <w:rFonts w:ascii="Charis SIL Regular" w:hAnsi="Charis SIL Regular" w:eastAsia="Charis SIL Regular"/>
-          <w:b w:val="0"/>
-          <w:i w:val="0"/>
-          <w:color w:val="000000"/>
-          <w:sz w:val="24"/>
-        </w:rPr>
-        <w:hyperlink r:id="rId16" w:history="1">
-          <w:r>
-            <w:rPr>
-              <w:rStyle w:val="Hyperlink"/>
-            </w:rPr>
-            <w:t>ut</w:t>
-          </w:r>
-        </w:hyperlink>
+        <w:t>t Dut</w:t>
       </w:r>
       <w:r>
         <w:rPr>
@@ -3652,14 +3610,7 @@
           <w:color w:val="000000"/>
           <w:sz w:val="24"/>
         </w:rPr>
-        <w:hyperlink r:id="rId18" w:history="1">
-          <w:r>
-            <w:rPr>
-              <w:rStyle w:val="Hyperlink"/>
-            </w:rPr>
-            <w:t xml:space="preserve"> sti</w:t>
-          </w:r>
-        </w:hyperlink>
+        <w:t xml:space="preserve"> sti</w:t>
       </w:r>
       <w:r>
         <w:rPr>
@@ -4328,7 +4279,6 @@
       </w:r>
       <w:r>
         <w:rPr>
-          <w:u w:val="single" w:color="0000ff"/>
           <w:rFonts w:ascii="Charis SIL Regular" w:hAnsi="Charis SIL Regular" w:eastAsia="Charis SIL Regular"/>
           <w:b w:val="0"/>
           <w:i w:val="0"/>
@@ -4905,14 +4855,7 @@
           <w:color w:val="000000"/>
           <w:sz w:val="24"/>
         </w:rPr>
-        <w:hyperlink r:id="rId21" w:history="1">
-          <w:r>
-            <w:rPr>
-              <w:rStyle w:val="Hyperlink"/>
-            </w:rPr>
-            <w:t>Martin, (1</w:t>
-          </w:r>
-        </w:hyperlink>
+        <w:t>Martin, (1</w:t>
       </w:r>
       <w:r>
         <w:rPr>
@@ -5096,7 +5039,7 @@
           <w:sz w:val="24"/>
           <w:u w:val="single"/>
         </w:rPr>
-        <w:hyperlink r:id="rId21" w:history="1">
+        <w:hyperlink r:id="rId22" w:history="1">
           <w:r>
             <w:rPr>
               <w:rStyle w:val="Hyperlink"/>
@@ -5114,7 +5057,7 @@
           <w:sz w:val="24"/>
           <w:u w:val="single"/>
         </w:rPr>
-        <w:hyperlink r:id="rId21" w:history="1">
+        <w:hyperlink r:id="rId22" w:history="1">
           <w:r>
             <w:rPr>
               <w:rStyle w:val="Hyperlink"/>
@@ -5403,57 +5346,13 @@
       </w:r>
       <w:r>
         <w:rPr>
-          <w:u w:val="single" w:color="0000ff"/>
           <w:rFonts w:ascii="Charis SIL Regular" w:hAnsi="Charis SIL Regular" w:eastAsia="Charis SIL Regular"/>
           <w:b w:val="0"/>
           <w:i w:val="0"/>
           <w:color w:val="000000"/>
           <w:sz w:val="24"/>
         </w:rPr>
-        <w:hyperlink r:id="rId22" w:history="1">
-          <w:r>
-            <w:rPr>
-              <w:rStyle w:val="Hyperlink"/>
-            </w:rPr>
-            <w:t>stati</w:t>
-          </w:r>
-        </w:hyperlink>
-      </w:r>
-      <w:r>
-        <w:rPr>
-          <w:u w:val="single" w:color="0000ff"/>
-          <w:rFonts w:ascii="Charis SIL Regular" w:hAnsi="Charis SIL Regular" w:eastAsia="Charis SIL Regular"/>
-          <w:b w:val="0"/>
-          <w:i w:val="0"/>
-          <w:color w:val="000000"/>
-          <w:sz w:val="24"/>
-        </w:rPr>
-        <w:hyperlink r:id="rId22" w:history="1">
-          <w:r>
-            <w:rPr>
-              <w:rStyle w:val="Hyperlink"/>
-            </w:rPr>
-            <w:t xml:space="preserve">us </w:t>
-          </w:r>
-        </w:hyperlink>
-      </w:r>
-      <w:r>
-        <w:rPr>
-          <w:u w:val="single" w:color="0000ff"/>
-          <w:rFonts w:ascii="Charis SIL Regular" w:hAnsi="Charis SIL Regular" w:eastAsia="Charis SIL Regular"/>
-          <w:b w:val="0"/>
-          <w:i w:val="0"/>
-          <w:color w:val="000000"/>
-          <w:sz w:val="24"/>
-        </w:rPr>
-        <w:hyperlink r:id="rId22" w:history="1">
-          <w:r>
-            <w:rPr>
-              <w:rStyle w:val="Hyperlink"/>
-            </w:rPr>
-            <w:t xml:space="preserve">and Saba, </w:t>
-          </w:r>
-        </w:hyperlink>
+        <w:t xml:space="preserve">statius and Saba, </w:t>
       </w:r>
       <w:r>
         <w:rPr>

--- a/EXPORTS/DOCX/published/niveau2/English/SabaStEustatiusStMaarten.docx
+++ b/EXPORTS/DOCX/published/niveau2/English/SabaStEustatiusStMaarten.docx
@@ -543,25 +543,7 @@
           <w:color w:val="000000"/>
           <w:sz w:val="24"/>
         </w:rPr>
-        <w:t>Eustatius in 1632 and 1636,</w:t>
-      </w:r>
-      <w:r>
-        <w:rPr>
-          <w:u w:val="single" w:color="0000ff"/>
-          <w:rFonts w:ascii="Charis SIL Regular" w:hAnsi="Charis SIL Regular" w:eastAsia="Charis SIL Regular"/>
-          <w:b w:val="0"/>
-          <w:i w:val="0"/>
-          <w:color w:val="000000"/>
-          <w:sz w:val="24"/>
-        </w:rPr>
-        <w:hyperlink r:id="rId11" w:history="1">
-          <w:r>
-            <w:rPr>
-              <w:rStyle w:val="Hyperlink"/>
-            </w:rPr>
-            <w:t xml:space="preserve"> resp</w:t>
-          </w:r>
-        </w:hyperlink>
+        <w:t>Eustatius in 1632 and 1636, resp</w:t>
       </w:r>
       <w:r>
         <w:rPr>
@@ -1395,7 +1377,25 @@
           <w:color w:val="000000"/>
           <w:sz w:val="24"/>
         </w:rPr>
-        <w:t xml:space="preserve"> of 1814 gave the islands the name of Sint Eustatius and Dependencies a</w:t>
+        <w:t xml:space="preserve"> of 1814 gave the islands the name of Sint Eustatius and Depende</w:t>
+      </w:r>
+      <w:r>
+        <w:rPr>
+          <w:u w:val="single" w:color="0000ff"/>
+          <w:rFonts w:ascii="Charis SIL Regular" w:hAnsi="Charis SIL Regular" w:eastAsia="Charis SIL Regular"/>
+          <w:b w:val="0"/>
+          <w:i w:val="0"/>
+          <w:color w:val="000000"/>
+          <w:sz w:val="24"/>
+        </w:rPr>
+        <w:hyperlink r:id="rId14" w:history="1">
+          <w:r>
+            <w:rPr>
+              <w:rStyle w:val="Hyperlink"/>
+            </w:rPr>
+            <w:t>ncies a</w:t>
+          </w:r>
+        </w:hyperlink>
       </w:r>
       <w:r>
         <w:rPr>
@@ -1748,7 +1748,7 @@
             <w:rPr>
               <w:rStyle w:val="Hyperlink"/>
             </w:rPr>
-            <w:t>office</w:t>
+            <w:t>offi</w:t>
           </w:r>
         </w:hyperlink>
       </w:r>
@@ -1759,7 +1759,23 @@
           <w:i w:val="0"/>
           <w:color w:val="0000FF"/>
           <w:sz w:val="24"/>
-          <w:u w:val="single"/>
+        </w:rPr>
+        <w:hyperlink r:id="rId15" w:history="1">
+          <w:r>
+            <w:rPr>
+              <w:rStyle w:val="Hyperlink"/>
+            </w:rPr>
+            <w:t>ce</w:t>
+          </w:r>
+        </w:hyperlink>
+      </w:r>
+      <w:r>
+        <w:rPr>
+          <w:rFonts w:ascii="Charis SIL Regular" w:hAnsi="Charis SIL Regular" w:eastAsia="Charis SIL Regular"/>
+          <w:b w:val="0"/>
+          <w:i w:val="0"/>
+          <w:color w:val="0000FF"/>
+          <w:sz w:val="24"/>
         </w:rPr>
         <w:t>rs</w:t>
       </w:r>
@@ -2020,19 +2036,9 @@
             <w:rPr>
               <w:rStyle w:val="Hyperlink"/>
             </w:rPr>
-            <w:t>Indi</w:t>
+            <w:t xml:space="preserve">Indies </w:t>
           </w:r>
         </w:hyperlink>
-      </w:r>
-      <w:r>
-        <w:rPr>
-          <w:rFonts w:ascii="Charis SIL Regular" w:hAnsi="Charis SIL Regular" w:eastAsia="Charis SIL Regular"/>
-          <w:b w:val="0"/>
-          <w:i w:val="0"/>
-          <w:color w:val="0000FF"/>
-          <w:sz w:val="24"/>
-        </w:rPr>
-        <w:t xml:space="preserve">es </w:t>
       </w:r>
       <w:r>
         <w:rPr>
@@ -2788,7 +2794,42 @@
           <w:color w:val="000000"/>
           <w:sz w:val="24"/>
         </w:rPr>
-        <w:t>t Dut</w:t>
+        <w:hyperlink r:id="rId16" w:history="1">
+          <w:r>
+            <w:rPr>
+              <w:rStyle w:val="Hyperlink"/>
+            </w:rPr>
+            <w:t xml:space="preserve">t </w:t>
+          </w:r>
+        </w:hyperlink>
+      </w:r>
+      <w:r>
+        <w:rPr>
+          <w:rFonts w:ascii="Charis SIL Regular" w:hAnsi="Charis SIL Regular" w:eastAsia="Charis SIL Regular"/>
+          <w:b w:val="0"/>
+          <w:i w:val="0"/>
+          <w:color w:val="000000"/>
+          <w:sz w:val="24"/>
+        </w:rPr>
+        <w:t>D</w:t>
+      </w:r>
+      <w:r>
+        <w:rPr>
+          <w:u w:val="single" w:color="0000ff"/>
+          <w:rFonts w:ascii="Charis SIL Regular" w:hAnsi="Charis SIL Regular" w:eastAsia="Charis SIL Regular"/>
+          <w:b w:val="0"/>
+          <w:i w:val="0"/>
+          <w:color w:val="000000"/>
+          <w:sz w:val="24"/>
+        </w:rPr>
+        <w:hyperlink r:id="rId16" w:history="1">
+          <w:r>
+            <w:rPr>
+              <w:rStyle w:val="Hyperlink"/>
+            </w:rPr>
+            <w:t>ut</w:t>
+          </w:r>
+        </w:hyperlink>
       </w:r>
       <w:r>
         <w:rPr>
@@ -3610,7 +3651,14 @@
           <w:color w:val="000000"/>
           <w:sz w:val="24"/>
         </w:rPr>
-        <w:t xml:space="preserve"> sti</w:t>
+        <w:hyperlink r:id="rId18" w:history="1">
+          <w:r>
+            <w:rPr>
+              <w:rStyle w:val="Hyperlink"/>
+            </w:rPr>
+            <w:t xml:space="preserve"> sti</w:t>
+          </w:r>
+        </w:hyperlink>
       </w:r>
       <w:r>
         <w:rPr>
@@ -4279,6 +4327,7 @@
       </w:r>
       <w:r>
         <w:rPr>
+          <w:u w:val="single" w:color="0000ff"/>
           <w:rFonts w:ascii="Charis SIL Regular" w:hAnsi="Charis SIL Regular" w:eastAsia="Charis SIL Regular"/>
           <w:b w:val="0"/>
           <w:i w:val="0"/>
@@ -4855,7 +4904,14 @@
           <w:color w:val="000000"/>
           <w:sz w:val="24"/>
         </w:rPr>
-        <w:t>Martin, (1</w:t>
+        <w:hyperlink r:id="rId21" w:history="1">
+          <w:r>
+            <w:rPr>
+              <w:rStyle w:val="Hyperlink"/>
+            </w:rPr>
+            <w:t>Martin, (1</w:t>
+          </w:r>
+        </w:hyperlink>
       </w:r>
       <w:r>
         <w:rPr>
@@ -5039,7 +5095,7 @@
           <w:sz w:val="24"/>
           <w:u w:val="single"/>
         </w:rPr>
-        <w:hyperlink r:id="rId22" w:history="1">
+        <w:hyperlink r:id="rId21" w:history="1">
           <w:r>
             <w:rPr>
               <w:rStyle w:val="Hyperlink"/>
@@ -5057,7 +5113,7 @@
           <w:sz w:val="24"/>
           <w:u w:val="single"/>
         </w:rPr>
-        <w:hyperlink r:id="rId22" w:history="1">
+        <w:hyperlink r:id="rId21" w:history="1">
           <w:r>
             <w:rPr>
               <w:rStyle w:val="Hyperlink"/>
@@ -5346,13 +5402,57 @@
       </w:r>
       <w:r>
         <w:rPr>
+          <w:u w:val="single" w:color="0000ff"/>
           <w:rFonts w:ascii="Charis SIL Regular" w:hAnsi="Charis SIL Regular" w:eastAsia="Charis SIL Regular"/>
           <w:b w:val="0"/>
           <w:i w:val="0"/>
           <w:color w:val="000000"/>
           <w:sz w:val="24"/>
         </w:rPr>
-        <w:t xml:space="preserve">statius and Saba, </w:t>
+        <w:hyperlink r:id="rId22" w:history="1">
+          <w:r>
+            <w:rPr>
+              <w:rStyle w:val="Hyperlink"/>
+            </w:rPr>
+            <w:t>stati</w:t>
+          </w:r>
+        </w:hyperlink>
+      </w:r>
+      <w:r>
+        <w:rPr>
+          <w:u w:val="single" w:color="0000ff"/>
+          <w:rFonts w:ascii="Charis SIL Regular" w:hAnsi="Charis SIL Regular" w:eastAsia="Charis SIL Regular"/>
+          <w:b w:val="0"/>
+          <w:i w:val="0"/>
+          <w:color w:val="000000"/>
+          <w:sz w:val="24"/>
+        </w:rPr>
+        <w:hyperlink r:id="rId22" w:history="1">
+          <w:r>
+            <w:rPr>
+              <w:rStyle w:val="Hyperlink"/>
+            </w:rPr>
+            <w:t xml:space="preserve">us </w:t>
+          </w:r>
+        </w:hyperlink>
+      </w:r>
+      <w:r>
+        <w:rPr>
+          <w:u w:val="single" w:color="0000ff"/>
+          <w:rFonts w:ascii="Charis SIL Regular" w:hAnsi="Charis SIL Regular" w:eastAsia="Charis SIL Regular"/>
+          <w:b w:val="0"/>
+          <w:i w:val="0"/>
+          <w:color w:val="000000"/>
+          <w:sz w:val="24"/>
+        </w:rPr>
+        <w:hyperlink r:id="rId22" w:history="1">
+          <w:r>
+            <w:rPr>
+              <w:rStyle w:val="Hyperlink"/>
+            </w:rPr>
+            <w:t xml:space="preserve">and Saba, </w:t>
+          </w:r>
+        </w:hyperlink>
       </w:r>
       <w:r>
         <w:rPr>

--- a/EXPORTS/DOCX/published/niveau2/English/SabaStEustatiusStMaarten.docx
+++ b/EXPORTS/DOCX/published/niveau2/English/SabaStEustatiusStMaarten.docx
@@ -543,7 +543,25 @@
           <w:color w:val="000000"/>
           <w:sz w:val="24"/>
         </w:rPr>
-        <w:t>Eustatius in 1632 and 1636, resp</w:t>
+        <w:t>Eustatius in 1632 and 1636,</w:t>
+      </w:r>
+      <w:r>
+        <w:rPr>
+          <w:u w:val="single" w:color="0000ff"/>
+          <w:rFonts w:ascii="Charis SIL Regular" w:hAnsi="Charis SIL Regular" w:eastAsia="Charis SIL Regular"/>
+          <w:b w:val="0"/>
+          <w:i w:val="0"/>
+          <w:color w:val="000000"/>
+          <w:sz w:val="24"/>
+        </w:rPr>
+        <w:hyperlink r:id="rId11" w:history="1">
+          <w:r>
+            <w:rPr>
+              <w:rStyle w:val="Hyperlink"/>
+            </w:rPr>
+            <w:t xml:space="preserve"> resp</w:t>
+          </w:r>
+        </w:hyperlink>
       </w:r>
       <w:r>
         <w:rPr>

--- a/EXPORTS/DOCX/published/niveau2/English/SabaStEustatiusStMaarten.docx
+++ b/EXPORTS/DOCX/published/niveau2/English/SabaStEustatiusStMaarten.docx
@@ -1406,14 +1406,7 @@
           <w:color w:val="000000"/>
           <w:sz w:val="24"/>
         </w:rPr>
-        <w:hyperlink r:id="rId14" w:history="1">
-          <w:r>
-            <w:rPr>
-              <w:rStyle w:val="Hyperlink"/>
-            </w:rPr>
-            <w:t>ncies a</w:t>
-          </w:r>
-        </w:hyperlink>
+        <w:t>ncies a</w:t>
       </w:r>
       <w:r>
         <w:rPr>
@@ -1766,7 +1759,7 @@
             <w:rPr>
               <w:rStyle w:val="Hyperlink"/>
             </w:rPr>
-            <w:t>offi</w:t>
+            <w:t>office</w:t>
           </w:r>
         </w:hyperlink>
       </w:r>
@@ -1777,13 +1770,36 @@
           <w:i w:val="0"/>
           <w:color w:val="0000FF"/>
           <w:sz w:val="24"/>
+          <w:u w:val="single"/>
+        </w:rPr>
+        <w:t>rs</w:t>
+      </w:r>
+      <w:r>
+        <w:rPr>
+          <w:rFonts w:ascii="Charis SIL Regular" w:hAnsi="Charis SIL Regular" w:eastAsia="Charis SIL Regular"/>
+          <w:b w:val="0"/>
+          <w:i w:val="0"/>
+          <w:color w:val="0000FF"/>
+          <w:sz w:val="24"/>
+          <w:u w:val="single"/>
+        </w:rPr>
+        <w:t xml:space="preserve"> </w:t>
+      </w:r>
+      <w:r>
+        <w:rPr>
+          <w:rFonts w:ascii="Charis SIL Regular" w:hAnsi="Charis SIL Regular" w:eastAsia="Charis SIL Regular"/>
+          <w:b w:val="0"/>
+          <w:i w:val="0"/>
+          <w:color w:val="0000FF"/>
+          <w:sz w:val="24"/>
+          <w:u w:val="single"/>
         </w:rPr>
         <w:hyperlink r:id="rId15" w:history="1">
           <w:r>
             <w:rPr>
               <w:rStyle w:val="Hyperlink"/>
             </w:rPr>
-            <w:t>ce</w:t>
+            <w:t>a</w:t>
           </w:r>
         </w:hyperlink>
       </w:r>
@@ -1795,36 +1811,7 @@
           <w:color w:val="0000FF"/>
           <w:sz w:val="24"/>
         </w:rPr>
-        <w:t>rs</w:t>
-      </w:r>
-      <w:r>
-        <w:rPr>
-          <w:rFonts w:ascii="Charis SIL Regular" w:hAnsi="Charis SIL Regular" w:eastAsia="Charis SIL Regular"/>
-          <w:b w:val="0"/>
-          <w:i w:val="0"/>
-          <w:color w:val="0000FF"/>
-          <w:sz w:val="24"/>
-          <w:u w:val="single"/>
-        </w:rPr>
-        <w:t xml:space="preserve"> </w:t>
-      </w:r>
-      <w:r>
-        <w:rPr>
-          <w:rFonts w:ascii="Charis SIL Regular" w:hAnsi="Charis SIL Regular" w:eastAsia="Charis SIL Regular"/>
-          <w:b w:val="0"/>
-          <w:i w:val="0"/>
-          <w:color w:val="0000FF"/>
-          <w:sz w:val="24"/>
-          <w:u w:val="single"/>
-        </w:rPr>
-        <w:hyperlink r:id="rId15" w:history="1">
-          <w:r>
-            <w:rPr>
-              <w:rStyle w:val="Hyperlink"/>
-            </w:rPr>
-            <w:t>and</w:t>
-          </w:r>
-        </w:hyperlink>
+        <w:t>nd</w:t>
       </w:r>
       <w:r>
         <w:rPr>
@@ -2113,194 +2100,7 @@
           <w:color w:val="000000"/>
           <w:sz w:val="24"/>
         </w:rPr>
-        <w:hyperlink r:id="rId15" w:history="1">
-          <w:r>
-            <w:rPr>
-              <w:rStyle w:val="Hyperlink"/>
-            </w:rPr>
-            <w:t>elevant archiv</w:t>
-          </w:r>
-        </w:hyperlink>
-      </w:r>
-      <w:r>
-        <w:rPr>
-          <w:u w:val="single" w:color="0000ff"/>
-          <w:rFonts w:ascii="Charis SIL Regular" w:hAnsi="Charis SIL Regular" w:eastAsia="Charis SIL Regular"/>
-          <w:b w:val="0"/>
-          <w:i w:val="0"/>
-          <w:color w:val="000000"/>
-          <w:sz w:val="24"/>
-        </w:rPr>
-        <w:hyperlink r:id="rId15" w:history="1">
-          <w:r>
-            <w:rPr>
-              <w:rStyle w:val="Hyperlink"/>
-            </w:rPr>
-            <w:t>e</w:t>
-          </w:r>
-        </w:hyperlink>
-      </w:r>
-      <w:r>
-        <w:rPr>
-          <w:u w:val="single" w:color="0000ff"/>
-          <w:rFonts w:ascii="Charis SIL Regular" w:hAnsi="Charis SIL Regular" w:eastAsia="Charis SIL Regular"/>
-          <w:b w:val="0"/>
-          <w:i w:val="0"/>
-          <w:color w:val="000000"/>
-          <w:sz w:val="24"/>
-        </w:rPr>
-        <w:hyperlink r:id="rId15" w:history="1">
-          <w:r>
-            <w:rPr>
-              <w:rStyle w:val="Hyperlink"/>
-            </w:rPr>
-            <w:t xml:space="preserve"> materi</w:t>
-          </w:r>
-        </w:hyperlink>
-      </w:r>
-      <w:r>
-        <w:rPr>
-          <w:u w:val="single" w:color="0000ff"/>
-          <w:rFonts w:ascii="Charis SIL Regular" w:hAnsi="Charis SIL Regular" w:eastAsia="Charis SIL Regular"/>
-          <w:b w:val="0"/>
-          <w:i w:val="0"/>
-          <w:color w:val="000000"/>
-          <w:sz w:val="24"/>
-        </w:rPr>
-        <w:hyperlink r:id="rId15" w:history="1">
-          <w:r>
-            <w:rPr>
-              <w:rStyle w:val="Hyperlink"/>
-            </w:rPr>
-            <w:t>al a</w:t>
-          </w:r>
-        </w:hyperlink>
-      </w:r>
-      <w:r>
-        <w:rPr>
-          <w:u w:val="single" w:color="0000ff"/>
-          <w:rFonts w:ascii="Charis SIL Regular" w:hAnsi="Charis SIL Regular" w:eastAsia="Charis SIL Regular"/>
-          <w:b w:val="0"/>
-          <w:i w:val="0"/>
-          <w:color w:val="000000"/>
-          <w:sz w:val="24"/>
-        </w:rPr>
-        <w:hyperlink r:id="rId15" w:history="1">
-          <w:r>
-            <w:rPr>
-              <w:rStyle w:val="Hyperlink"/>
-            </w:rPr>
-            <w:t>b</w:t>
-          </w:r>
-        </w:hyperlink>
-      </w:r>
-      <w:r>
-        <w:rPr>
-          <w:u w:val="single" w:color="0000ff"/>
-          <w:rFonts w:ascii="Charis SIL Regular" w:hAnsi="Charis SIL Regular" w:eastAsia="Charis SIL Regular"/>
-          <w:b w:val="0"/>
-          <w:i w:val="0"/>
-          <w:color w:val="000000"/>
-          <w:sz w:val="24"/>
-        </w:rPr>
-        <w:hyperlink r:id="rId15" w:history="1">
-          <w:r>
-            <w:rPr>
-              <w:rStyle w:val="Hyperlink"/>
-            </w:rPr>
-            <w:t>out mili</w:t>
-          </w:r>
-        </w:hyperlink>
-      </w:r>
-      <w:r>
-        <w:rPr>
-          <w:u w:val="single" w:color="0000ff"/>
-          <w:rFonts w:ascii="Charis SIL Regular" w:hAnsi="Charis SIL Regular" w:eastAsia="Charis SIL Regular"/>
-          <w:b w:val="0"/>
-          <w:i w:val="0"/>
-          <w:color w:val="000000"/>
-          <w:sz w:val="24"/>
-        </w:rPr>
-        <w:hyperlink r:id="rId15" w:history="1">
-          <w:r>
-            <w:rPr>
-              <w:rStyle w:val="Hyperlink"/>
-            </w:rPr>
-            <w:t>t</w:t>
-          </w:r>
-        </w:hyperlink>
-      </w:r>
-      <w:r>
-        <w:rPr>
-          <w:u w:val="single" w:color="0000ff"/>
-          <w:rFonts w:ascii="Charis SIL Regular" w:hAnsi="Charis SIL Regular" w:eastAsia="Charis SIL Regular"/>
-          <w:b w:val="0"/>
-          <w:i w:val="0"/>
-          <w:color w:val="000000"/>
-          <w:sz w:val="24"/>
-        </w:rPr>
-        <w:hyperlink r:id="rId15" w:history="1">
-          <w:r>
-            <w:rPr>
-              <w:rStyle w:val="Hyperlink"/>
-            </w:rPr>
-            <w:t>ar</w:t>
-          </w:r>
-        </w:hyperlink>
-      </w:r>
-      <w:r>
-        <w:rPr>
-          <w:u w:val="single" w:color="0000ff"/>
-          <w:rFonts w:ascii="Charis SIL Regular" w:hAnsi="Charis SIL Regular" w:eastAsia="Charis SIL Regular"/>
-          <w:b w:val="0"/>
-          <w:i w:val="0"/>
-          <w:color w:val="000000"/>
-          <w:sz w:val="24"/>
-        </w:rPr>
-        <w:hyperlink r:id="rId15" w:history="1">
-          <w:r>
-            <w:rPr>
-              <w:rStyle w:val="Hyperlink"/>
-            </w:rPr>
-            <w:t>y p</w:t>
-          </w:r>
-        </w:hyperlink>
-      </w:r>
-      <w:r>
-        <w:rPr>
-          <w:u w:val="single" w:color="0000ff"/>
-          <w:rFonts w:ascii="Charis SIL Regular" w:hAnsi="Charis SIL Regular" w:eastAsia="Charis SIL Regular"/>
-          <w:b w:val="0"/>
-          <w:i w:val="0"/>
-          <w:color w:val="000000"/>
-          <w:sz w:val="24"/>
-        </w:rPr>
-        <w:hyperlink r:id="rId15" w:history="1">
-          <w:r>
-            <w:rPr>
-              <w:rStyle w:val="Hyperlink"/>
-            </w:rPr>
-            <w:t>e</w:t>
-          </w:r>
-        </w:hyperlink>
-      </w:r>
-      <w:r>
-        <w:rPr>
-          <w:u w:val="single" w:color="0000ff"/>
-          <w:rFonts w:ascii="Charis SIL Regular" w:hAnsi="Charis SIL Regular" w:eastAsia="Charis SIL Regular"/>
-          <w:b w:val="0"/>
-          <w:i w:val="0"/>
-          <w:color w:val="000000"/>
-          <w:sz w:val="24"/>
-        </w:rPr>
-        <w:hyperlink r:id="rId15" w:history="1">
-          <w:r>
-            <w:rPr>
-              <w:rStyle w:val="Hyperlink"/>
-            </w:rPr>
-            <w:t>rsonn</w:t>
-          </w:r>
-        </w:hyperlink>
+        <w:t>elevant archive material about military personn</w:t>
       </w:r>
       <w:r>
         <w:rPr>
@@ -2805,31 +2605,13 @@
       </w:r>
       <w:r>
         <w:rPr>
-          <w:u w:val="single" w:color="0000ff"/>
           <w:rFonts w:ascii="Charis SIL Regular" w:hAnsi="Charis SIL Regular" w:eastAsia="Charis SIL Regular"/>
           <w:b w:val="0"/>
           <w:i w:val="0"/>
           <w:color w:val="000000"/>
           <w:sz w:val="24"/>
         </w:rPr>
-        <w:hyperlink r:id="rId16" w:history="1">
-          <w:r>
-            <w:rPr>
-              <w:rStyle w:val="Hyperlink"/>
-            </w:rPr>
-            <w:t xml:space="preserve">t </w:t>
-          </w:r>
-        </w:hyperlink>
-      </w:r>
-      <w:r>
-        <w:rPr>
-          <w:rFonts w:ascii="Charis SIL Regular" w:hAnsi="Charis SIL Regular" w:eastAsia="Charis SIL Regular"/>
-          <w:b w:val="0"/>
-          <w:i w:val="0"/>
-          <w:color w:val="000000"/>
-          <w:sz w:val="24"/>
-        </w:rPr>
-        <w:t>D</w:t>
+        <w:t>t D</w:t>
       </w:r>
       <w:r>
         <w:rPr>
@@ -3669,14 +3451,7 @@
           <w:color w:val="000000"/>
           <w:sz w:val="24"/>
         </w:rPr>
-        <w:hyperlink r:id="rId18" w:history="1">
-          <w:r>
-            <w:rPr>
-              <w:rStyle w:val="Hyperlink"/>
-            </w:rPr>
-            <w:t xml:space="preserve"> sti</w:t>
-          </w:r>
-        </w:hyperlink>
+        <w:t xml:space="preserve"> sti</w:t>
       </w:r>
       <w:r>
         <w:rPr>
@@ -4161,169 +3936,7 @@
           <w:color w:val="000000"/>
           <w:sz w:val="24"/>
         </w:rPr>
-        <w:t>of t</w:t>
-      </w:r>
-      <w:r>
-        <w:rPr>
-          <w:u w:val="single" w:color="0000ff"/>
-          <w:rFonts w:ascii="Charis SIL Regular" w:hAnsi="Charis SIL Regular" w:eastAsia="Charis SIL Regular"/>
-          <w:b w:val="0"/>
-          <w:i w:val="0"/>
-          <w:color w:val="000000"/>
-          <w:sz w:val="24"/>
-        </w:rPr>
-        <w:hyperlink r:id="rId20" w:history="1">
-          <w:r>
-            <w:rPr>
-              <w:rStyle w:val="Hyperlink"/>
-            </w:rPr>
-            <w:t>he archive</w:t>
-          </w:r>
-        </w:hyperlink>
-      </w:r>
-      <w:r>
-        <w:rPr>
-          <w:u w:val="single" w:color="0000ff"/>
-          <w:rFonts w:ascii="Charis SIL Regular" w:hAnsi="Charis SIL Regular" w:eastAsia="Charis SIL Regular"/>
-          <w:b w:val="0"/>
-          <w:i w:val="0"/>
-          <w:color w:val="000000"/>
-          <w:sz w:val="24"/>
-        </w:rPr>
-        <w:hyperlink r:id="rId20" w:history="1">
-          <w:r>
-            <w:rPr>
-              <w:rStyle w:val="Hyperlink"/>
-            </w:rPr>
-            <w:t>s</w:t>
-          </w:r>
-        </w:hyperlink>
-      </w:r>
-      <w:r>
-        <w:rPr>
-          <w:u w:val="single" w:color="0000ff"/>
-          <w:rFonts w:ascii="Charis SIL Regular" w:hAnsi="Charis SIL Regular" w:eastAsia="Charis SIL Regular"/>
-          <w:b w:val="0"/>
-          <w:i w:val="0"/>
-          <w:color w:val="000000"/>
-          <w:sz w:val="24"/>
-        </w:rPr>
-        <w:hyperlink r:id="rId20" w:history="1">
-          <w:r>
-            <w:rPr>
-              <w:rStyle w:val="Hyperlink"/>
-            </w:rPr>
-            <w:t xml:space="preserve"> of </w:t>
-          </w:r>
-        </w:hyperlink>
-      </w:r>
-      <w:r>
-        <w:rPr>
-          <w:u w:val="single" w:color="0000ff"/>
-          <w:rFonts w:ascii="Charis SIL Regular" w:hAnsi="Charis SIL Regular" w:eastAsia="Charis SIL Regular"/>
-          <w:b w:val="0"/>
-          <w:i w:val="0"/>
-          <w:color w:val="000000"/>
-          <w:sz w:val="24"/>
-        </w:rPr>
-        <w:hyperlink r:id="rId20" w:history="1">
-          <w:r>
-            <w:rPr>
-              <w:rStyle w:val="Hyperlink"/>
-            </w:rPr>
-            <w:t>S</w:t>
-          </w:r>
-        </w:hyperlink>
-      </w:r>
-      <w:r>
-        <w:rPr>
-          <w:u w:val="single" w:color="0000ff"/>
-          <w:rFonts w:ascii="Charis SIL Regular" w:hAnsi="Charis SIL Regular" w:eastAsia="Charis SIL Regular"/>
-          <w:b w:val="0"/>
-          <w:i w:val="0"/>
-          <w:color w:val="000000"/>
-          <w:sz w:val="24"/>
-        </w:rPr>
-        <w:hyperlink r:id="rId20" w:history="1">
-          <w:r>
-            <w:rPr>
-              <w:rStyle w:val="Hyperlink"/>
-            </w:rPr>
-            <w:t>in</w:t>
-          </w:r>
-        </w:hyperlink>
-      </w:r>
-      <w:r>
-        <w:rPr>
-          <w:u w:val="single" w:color="0000ff"/>
-          <w:rFonts w:ascii="Charis SIL Regular" w:hAnsi="Charis SIL Regular" w:eastAsia="Charis SIL Regular"/>
-          <w:b w:val="0"/>
-          <w:i w:val="0"/>
-          <w:color w:val="000000"/>
-          <w:sz w:val="24"/>
-        </w:rPr>
-        <w:hyperlink r:id="rId20" w:history="1">
-          <w:r>
-            <w:rPr>
-              <w:rStyle w:val="Hyperlink"/>
-            </w:rPr>
-            <w:t>t</w:t>
-          </w:r>
-        </w:hyperlink>
-      </w:r>
-      <w:r>
-        <w:rPr>
-          <w:u w:val="single" w:color="0000ff"/>
-          <w:rFonts w:ascii="Charis SIL Regular" w:hAnsi="Charis SIL Regular" w:eastAsia="Charis SIL Regular"/>
-          <w:b w:val="0"/>
-          <w:i w:val="0"/>
-          <w:color w:val="000000"/>
-          <w:sz w:val="24"/>
-        </w:rPr>
-        <w:hyperlink r:id="rId20" w:history="1">
-          <w:r>
-            <w:rPr>
-              <w:rStyle w:val="Hyperlink"/>
-            </w:rPr>
-            <w:t xml:space="preserve"> Eustatius</w:t>
-          </w:r>
-        </w:hyperlink>
-      </w:r>
-      <w:r>
-        <w:rPr>
-          <w:u w:val="single" w:color="0000ff"/>
-          <w:rFonts w:ascii="Charis SIL Regular" w:hAnsi="Charis SIL Regular" w:eastAsia="Charis SIL Regular"/>
-          <w:b w:val="0"/>
-          <w:i w:val="0"/>
-          <w:color w:val="000000"/>
-          <w:sz w:val="24"/>
-        </w:rPr>
-        <w:hyperlink r:id="rId20" w:history="1">
-          <w:r>
-            <w:rPr>
-              <w:rStyle w:val="Hyperlink"/>
-            </w:rPr>
-            <w:t>,</w:t>
-          </w:r>
-        </w:hyperlink>
-      </w:r>
-      <w:r>
-        <w:rPr>
-          <w:u w:val="single" w:color="0000ff"/>
-          <w:rFonts w:ascii="Charis SIL Regular" w:hAnsi="Charis SIL Regular" w:eastAsia="Charis SIL Regular"/>
-          <w:b w:val="0"/>
-          <w:i w:val="0"/>
-          <w:color w:val="000000"/>
-          <w:sz w:val="24"/>
-        </w:rPr>
-        <w:hyperlink r:id="rId20" w:history="1">
-          <w:r>
-            <w:rPr>
-              <w:rStyle w:val="Hyperlink"/>
-            </w:rPr>
-            <w:t xml:space="preserve"> Sai</w:t>
-          </w:r>
-        </w:hyperlink>
+        <w:t>of the archives of Sint Eustatius, Sai</w:t>
       </w:r>
       <w:r>
         <w:rPr>
@@ -4345,7 +3958,6 @@
       </w:r>
       <w:r>
         <w:rPr>
-          <w:u w:val="single" w:color="0000ff"/>
           <w:rFonts w:ascii="Charis SIL Regular" w:hAnsi="Charis SIL Regular" w:eastAsia="Charis SIL Regular"/>
           <w:b w:val="0"/>
           <w:i w:val="0"/>
@@ -4915,176 +4527,13 @@
       </w:r>
       <w:r>
         <w:rPr>
-          <w:u w:val="single" w:color="0000ff"/>
           <w:rFonts w:ascii="Charis SIL Regular" w:hAnsi="Charis SIL Regular" w:eastAsia="Charis SIL Regular"/>
           <w:b w:val="0"/>
           <w:i w:val="0"/>
           <w:color w:val="000000"/>
           <w:sz w:val="24"/>
         </w:rPr>
-        <w:hyperlink r:id="rId21" w:history="1">
-          <w:r>
-            <w:rPr>
-              <w:rStyle w:val="Hyperlink"/>
-            </w:rPr>
-            <w:t>Martin, (1</w:t>
-          </w:r>
-        </w:hyperlink>
-      </w:r>
-      <w:r>
-        <w:rPr>
-          <w:u w:val="single" w:color="0000ff"/>
-          <w:rFonts w:ascii="Charis SIL Regular" w:hAnsi="Charis SIL Regular" w:eastAsia="Charis SIL Regular"/>
-          <w:b w:val="0"/>
-          <w:i w:val="0"/>
-          <w:color w:val="000000"/>
-          <w:sz w:val="24"/>
-        </w:rPr>
-        <w:hyperlink r:id="rId21" w:history="1">
-          <w:r>
-            <w:rPr>
-              <w:rStyle w:val="Hyperlink"/>
-            </w:rPr>
-            <w:t>806</w:t>
-          </w:r>
-        </w:hyperlink>
-      </w:r>
-      <w:r>
-        <w:rPr>
-          <w:u w:val="single" w:color="0000ff"/>
-          <w:rFonts w:ascii="Charis SIL Regular" w:hAnsi="Charis SIL Regular" w:eastAsia="Charis SIL Regular"/>
-          <w:b w:val="0"/>
-          <w:i w:val="0"/>
-          <w:color w:val="000000"/>
-          <w:sz w:val="24"/>
-        </w:rPr>
-        <w:hyperlink r:id="rId21" w:history="1">
-          <w:r>
-            <w:rPr>
-              <w:rStyle w:val="Hyperlink"/>
-            </w:rPr>
-            <w:t>)</w:t>
-          </w:r>
-        </w:hyperlink>
-      </w:r>
-      <w:r>
-        <w:rPr>
-          <w:u w:val="single" w:color="0000ff"/>
-          <w:rFonts w:ascii="Charis SIL Regular" w:hAnsi="Charis SIL Regular" w:eastAsia="Charis SIL Regular"/>
-          <w:b w:val="0"/>
-          <w:i w:val="0"/>
-          <w:color w:val="000000"/>
-          <w:sz w:val="24"/>
-        </w:rPr>
-        <w:hyperlink r:id="rId21" w:history="1">
-          <w:r>
-            <w:rPr>
-              <w:rStyle w:val="Hyperlink"/>
-            </w:rPr>
-            <w:t xml:space="preserve"> 1</w:t>
-          </w:r>
-        </w:hyperlink>
-      </w:r>
-      <w:r>
-        <w:rPr>
-          <w:u w:val="single" w:color="0000ff"/>
-          <w:rFonts w:ascii="Charis SIL Regular" w:hAnsi="Charis SIL Regular" w:eastAsia="Charis SIL Regular"/>
-          <w:b w:val="0"/>
-          <w:i w:val="0"/>
-          <w:color w:val="000000"/>
-          <w:sz w:val="24"/>
-        </w:rPr>
-        <w:hyperlink r:id="rId21" w:history="1">
-          <w:r>
-            <w:rPr>
-              <w:rStyle w:val="Hyperlink"/>
-            </w:rPr>
-            <w:t>8</w:t>
-          </w:r>
-        </w:hyperlink>
-      </w:r>
-      <w:r>
-        <w:rPr>
-          <w:u w:val="single" w:color="0000ff"/>
-          <w:rFonts w:ascii="Charis SIL Regular" w:hAnsi="Charis SIL Regular" w:eastAsia="Charis SIL Regular"/>
-          <w:b w:val="0"/>
-          <w:i w:val="0"/>
-          <w:color w:val="000000"/>
-          <w:sz w:val="24"/>
-        </w:rPr>
-        <w:hyperlink r:id="rId21" w:history="1">
-          <w:r>
-            <w:rPr>
-              <w:rStyle w:val="Hyperlink"/>
-            </w:rPr>
-            <w:t xml:space="preserve">28-1845 </w:t>
-          </w:r>
-        </w:hyperlink>
-      </w:r>
-      <w:r>
-        <w:rPr>
-          <w:u w:val="single" w:color="0000ff"/>
-          <w:rFonts w:ascii="Charis SIL Regular" w:hAnsi="Charis SIL Regular" w:eastAsia="Charis SIL Regular"/>
-          <w:b w:val="0"/>
-          <w:i w:val="0"/>
-          <w:color w:val="000000"/>
-          <w:sz w:val="24"/>
-        </w:rPr>
-        <w:hyperlink r:id="rId21" w:history="1">
-          <w:r>
-            <w:rPr>
-              <w:rStyle w:val="Hyperlink"/>
-            </w:rPr>
-            <w:t>(</w:t>
-          </w:r>
-        </w:hyperlink>
-      </w:r>
-      <w:r>
-        <w:rPr>
-          <w:u w:val="single" w:color="0000ff"/>
-          <w:rFonts w:ascii="Charis SIL Regular" w:hAnsi="Charis SIL Regular" w:eastAsia="Charis SIL Regular"/>
-          <w:b w:val="0"/>
-          <w:i w:val="0"/>
-          <w:color w:val="000000"/>
-          <w:sz w:val="24"/>
-        </w:rPr>
-        <w:hyperlink r:id="rId21" w:history="1">
-          <w:r>
-            <w:rPr>
-              <w:rStyle w:val="Hyperlink"/>
-            </w:rPr>
-            <w:t>1902))</w:t>
-          </w:r>
-        </w:hyperlink>
-      </w:r>
-      <w:r>
-        <w:rPr>
-          <w:u w:val="single" w:color="0000ff"/>
-          <w:rFonts w:ascii="Charis SIL Regular" w:hAnsi="Charis SIL Regular" w:eastAsia="Charis SIL Regular"/>
-          <w:b w:val="0"/>
-          <w:i w:val="0"/>
-          <w:color w:val="000000"/>
-          <w:sz w:val="24"/>
-        </w:rPr>
-        <w:t xml:space="preserve"> </w:t>
-      </w:r>
-      <w:r>
-        <w:rPr>
-          <w:u w:val="single" w:color="0000ff"/>
-          <w:rFonts w:ascii="Charis SIL Regular" w:hAnsi="Charis SIL Regular" w:eastAsia="Charis SIL Regular"/>
-          <w:b w:val="0"/>
-          <w:i w:val="0"/>
-          <w:color w:val="000000"/>
-          <w:sz w:val="24"/>
-        </w:rPr>
-        <w:hyperlink r:id="rId21" w:history="1">
-          <w:r>
-            <w:rPr>
-              <w:rStyle w:val="Hyperlink"/>
-            </w:rPr>
-            <w:t xml:space="preserve">and the </w:t>
-          </w:r>
-        </w:hyperlink>
+        <w:t xml:space="preserve">Martin, (1806) 1828-1845 (1902)) and the </w:t>
       </w:r>
       <w:r>
         <w:rPr>

--- a/EXPORTS/DOCX/published/niveau2/English/SabaStEustatiusStMaarten.docx
+++ b/EXPORTS/DOCX/published/niveau2/English/SabaStEustatiusStMaarten.docx
@@ -1406,7 +1406,14 @@
           <w:color w:val="000000"/>
           <w:sz w:val="24"/>
         </w:rPr>
-        <w:t>ncies a</w:t>
+        <w:hyperlink r:id="rId14" w:history="1">
+          <w:r>
+            <w:rPr>
+              <w:rStyle w:val="Hyperlink"/>
+            </w:rPr>
+            <w:t>ncies a</w:t>
+          </w:r>
+        </w:hyperlink>
       </w:r>
       <w:r>
         <w:rPr>
@@ -1799,19 +1806,9 @@
             <w:rPr>
               <w:rStyle w:val="Hyperlink"/>
             </w:rPr>
-            <w:t>a</w:t>
+            <w:t>and</w:t>
           </w:r>
         </w:hyperlink>
-      </w:r>
-      <w:r>
-        <w:rPr>
-          <w:rFonts w:ascii="Charis SIL Regular" w:hAnsi="Charis SIL Regular" w:eastAsia="Charis SIL Regular"/>
-          <w:b w:val="0"/>
-          <w:i w:val="0"/>
-          <w:color w:val="0000FF"/>
-          <w:sz w:val="24"/>
-        </w:rPr>
-        <w:t>nd</w:t>
       </w:r>
       <w:r>
         <w:rPr>
@@ -2041,9 +2038,19 @@
             <w:rPr>
               <w:rStyle w:val="Hyperlink"/>
             </w:rPr>
-            <w:t xml:space="preserve">Indies </w:t>
+            <w:t>Indi</w:t>
           </w:r>
         </w:hyperlink>
+      </w:r>
+      <w:r>
+        <w:rPr>
+          <w:rFonts w:ascii="Charis SIL Regular" w:hAnsi="Charis SIL Regular" w:eastAsia="Charis SIL Regular"/>
+          <w:b w:val="0"/>
+          <w:i w:val="0"/>
+          <w:color w:val="0000FF"/>
+          <w:sz w:val="24"/>
+        </w:rPr>
+        <w:t xml:space="preserve">es </w:t>
       </w:r>
       <w:r>
         <w:rPr>
@@ -2100,7 +2107,194 @@
           <w:color w:val="000000"/>
           <w:sz w:val="24"/>
         </w:rPr>
-        <w:t>elevant archive material about military personn</w:t>
+        <w:hyperlink r:id="rId15" w:history="1">
+          <w:r>
+            <w:rPr>
+              <w:rStyle w:val="Hyperlink"/>
+            </w:rPr>
+            <w:t>elevant archiv</w:t>
+          </w:r>
+        </w:hyperlink>
+      </w:r>
+      <w:r>
+        <w:rPr>
+          <w:u w:val="single" w:color="0000ff"/>
+          <w:rFonts w:ascii="Charis SIL Regular" w:hAnsi="Charis SIL Regular" w:eastAsia="Charis SIL Regular"/>
+          <w:b w:val="0"/>
+          <w:i w:val="0"/>
+          <w:color w:val="000000"/>
+          <w:sz w:val="24"/>
+        </w:rPr>
+        <w:hyperlink r:id="rId15" w:history="1">
+          <w:r>
+            <w:rPr>
+              <w:rStyle w:val="Hyperlink"/>
+            </w:rPr>
+            <w:t>e</w:t>
+          </w:r>
+        </w:hyperlink>
+      </w:r>
+      <w:r>
+        <w:rPr>
+          <w:u w:val="single" w:color="0000ff"/>
+          <w:rFonts w:ascii="Charis SIL Regular" w:hAnsi="Charis SIL Regular" w:eastAsia="Charis SIL Regular"/>
+          <w:b w:val="0"/>
+          <w:i w:val="0"/>
+          <w:color w:val="000000"/>
+          <w:sz w:val="24"/>
+        </w:rPr>
+        <w:hyperlink r:id="rId15" w:history="1">
+          <w:r>
+            <w:rPr>
+              <w:rStyle w:val="Hyperlink"/>
+            </w:rPr>
+            <w:t xml:space="preserve"> materi</w:t>
+          </w:r>
+        </w:hyperlink>
+      </w:r>
+      <w:r>
+        <w:rPr>
+          <w:u w:val="single" w:color="0000ff"/>
+          <w:rFonts w:ascii="Charis SIL Regular" w:hAnsi="Charis SIL Regular" w:eastAsia="Charis SIL Regular"/>
+          <w:b w:val="0"/>
+          <w:i w:val="0"/>
+          <w:color w:val="000000"/>
+          <w:sz w:val="24"/>
+        </w:rPr>
+        <w:hyperlink r:id="rId15" w:history="1">
+          <w:r>
+            <w:rPr>
+              <w:rStyle w:val="Hyperlink"/>
+            </w:rPr>
+            <w:t>al a</w:t>
+          </w:r>
+        </w:hyperlink>
+      </w:r>
+      <w:r>
+        <w:rPr>
+          <w:u w:val="single" w:color="0000ff"/>
+          <w:rFonts w:ascii="Charis SIL Regular" w:hAnsi="Charis SIL Regular" w:eastAsia="Charis SIL Regular"/>
+          <w:b w:val="0"/>
+          <w:i w:val="0"/>
+          <w:color w:val="000000"/>
+          <w:sz w:val="24"/>
+        </w:rPr>
+        <w:hyperlink r:id="rId15" w:history="1">
+          <w:r>
+            <w:rPr>
+              <w:rStyle w:val="Hyperlink"/>
+            </w:rPr>
+            <w:t>b</w:t>
+          </w:r>
+        </w:hyperlink>
+      </w:r>
+      <w:r>
+        <w:rPr>
+          <w:u w:val="single" w:color="0000ff"/>
+          <w:rFonts w:ascii="Charis SIL Regular" w:hAnsi="Charis SIL Regular" w:eastAsia="Charis SIL Regular"/>
+          <w:b w:val="0"/>
+          <w:i w:val="0"/>
+          <w:color w:val="000000"/>
+          <w:sz w:val="24"/>
+        </w:rPr>
+        <w:hyperlink r:id="rId15" w:history="1">
+          <w:r>
+            <w:rPr>
+              <w:rStyle w:val="Hyperlink"/>
+            </w:rPr>
+            <w:t>out mili</w:t>
+          </w:r>
+        </w:hyperlink>
+      </w:r>
+      <w:r>
+        <w:rPr>
+          <w:u w:val="single" w:color="0000ff"/>
+          <w:rFonts w:ascii="Charis SIL Regular" w:hAnsi="Charis SIL Regular" w:eastAsia="Charis SIL Regular"/>
+          <w:b w:val="0"/>
+          <w:i w:val="0"/>
+          <w:color w:val="000000"/>
+          <w:sz w:val="24"/>
+        </w:rPr>
+        <w:hyperlink r:id="rId15" w:history="1">
+          <w:r>
+            <w:rPr>
+              <w:rStyle w:val="Hyperlink"/>
+            </w:rPr>
+            <w:t>t</w:t>
+          </w:r>
+        </w:hyperlink>
+      </w:r>
+      <w:r>
+        <w:rPr>
+          <w:u w:val="single" w:color="0000ff"/>
+          <w:rFonts w:ascii="Charis SIL Regular" w:hAnsi="Charis SIL Regular" w:eastAsia="Charis SIL Regular"/>
+          <w:b w:val="0"/>
+          <w:i w:val="0"/>
+          <w:color w:val="000000"/>
+          <w:sz w:val="24"/>
+        </w:rPr>
+        <w:hyperlink r:id="rId15" w:history="1">
+          <w:r>
+            <w:rPr>
+              <w:rStyle w:val="Hyperlink"/>
+            </w:rPr>
+            <w:t>ar</w:t>
+          </w:r>
+        </w:hyperlink>
+      </w:r>
+      <w:r>
+        <w:rPr>
+          <w:u w:val="single" w:color="0000ff"/>
+          <w:rFonts w:ascii="Charis SIL Regular" w:hAnsi="Charis SIL Regular" w:eastAsia="Charis SIL Regular"/>
+          <w:b w:val="0"/>
+          <w:i w:val="0"/>
+          <w:color w:val="000000"/>
+          <w:sz w:val="24"/>
+        </w:rPr>
+        <w:hyperlink r:id="rId15" w:history="1">
+          <w:r>
+            <w:rPr>
+              <w:rStyle w:val="Hyperlink"/>
+            </w:rPr>
+            <w:t>y p</w:t>
+          </w:r>
+        </w:hyperlink>
+      </w:r>
+      <w:r>
+        <w:rPr>
+          <w:u w:val="single" w:color="0000ff"/>
+          <w:rFonts w:ascii="Charis SIL Regular" w:hAnsi="Charis SIL Regular" w:eastAsia="Charis SIL Regular"/>
+          <w:b w:val="0"/>
+          <w:i w:val="0"/>
+          <w:color w:val="000000"/>
+          <w:sz w:val="24"/>
+        </w:rPr>
+        <w:hyperlink r:id="rId15" w:history="1">
+          <w:r>
+            <w:rPr>
+              <w:rStyle w:val="Hyperlink"/>
+            </w:rPr>
+            <w:t>e</w:t>
+          </w:r>
+        </w:hyperlink>
+      </w:r>
+      <w:r>
+        <w:rPr>
+          <w:u w:val="single" w:color="0000ff"/>
+          <w:rFonts w:ascii="Charis SIL Regular" w:hAnsi="Charis SIL Regular" w:eastAsia="Charis SIL Regular"/>
+          <w:b w:val="0"/>
+          <w:i w:val="0"/>
+          <w:color w:val="000000"/>
+          <w:sz w:val="24"/>
+        </w:rPr>
+        <w:hyperlink r:id="rId15" w:history="1">
+          <w:r>
+            <w:rPr>
+              <w:rStyle w:val="Hyperlink"/>
+            </w:rPr>
+            <w:t>rsonn</w:t>
+          </w:r>
+        </w:hyperlink>
       </w:r>
       <w:r>
         <w:rPr>
@@ -2605,13 +2799,32 @@
       </w:r>
       <w:r>
         <w:rPr>
+          <w:u w:val="single" w:color="0000ff"/>
           <w:rFonts w:ascii="Charis SIL Regular" w:hAnsi="Charis SIL Regular" w:eastAsia="Charis SIL Regular"/>
           <w:b w:val="0"/>
           <w:i w:val="0"/>
           <w:color w:val="000000"/>
           <w:sz w:val="24"/>
         </w:rPr>
-        <w:t>t D</w:t>
+        <w:hyperlink r:id="rId16" w:history="1">
+          <w:r>
+            <w:rPr>
+              <w:rStyle w:val="Hyperlink"/>
+            </w:rPr>
+            <w:t xml:space="preserve">t </w:t>
+          </w:r>
+        </w:hyperlink>
+      </w:r>
+      <w:r>
+        <w:rPr>
+          <w:u w:val="single" w:color="0000ff"/>
+          <w:rFonts w:ascii="Charis SIL Regular" w:hAnsi="Charis SIL Regular" w:eastAsia="Charis SIL Regular"/>
+          <w:b w:val="0"/>
+          <w:i w:val="0"/>
+          <w:color w:val="000000"/>
+          <w:sz w:val="24"/>
+        </w:rPr>
+        <w:t>D</w:t>
       </w:r>
       <w:r>
         <w:rPr>
@@ -3451,7 +3664,14 @@
           <w:color w:val="000000"/>
           <w:sz w:val="24"/>
         </w:rPr>
-        <w:t xml:space="preserve"> sti</w:t>
+        <w:hyperlink r:id="rId18" w:history="1">
+          <w:r>
+            <w:rPr>
+              <w:rStyle w:val="Hyperlink"/>
+            </w:rPr>
+            <w:t xml:space="preserve"> sti</w:t>
+          </w:r>
+        </w:hyperlink>
       </w:r>
       <w:r>
         <w:rPr>
@@ -3936,7 +4156,169 @@
           <w:color w:val="000000"/>
           <w:sz w:val="24"/>
         </w:rPr>
-        <w:t>of the archives of Sint Eustatius, Sai</w:t>
+        <w:t>of t</w:t>
+      </w:r>
+      <w:r>
+        <w:rPr>
+          <w:u w:val="single" w:color="0000ff"/>
+          <w:rFonts w:ascii="Charis SIL Regular" w:hAnsi="Charis SIL Regular" w:eastAsia="Charis SIL Regular"/>
+          <w:b w:val="0"/>
+          <w:i w:val="0"/>
+          <w:color w:val="000000"/>
+          <w:sz w:val="24"/>
+        </w:rPr>
+        <w:hyperlink r:id="rId20" w:history="1">
+          <w:r>
+            <w:rPr>
+              <w:rStyle w:val="Hyperlink"/>
+            </w:rPr>
+            <w:t>he archive</w:t>
+          </w:r>
+        </w:hyperlink>
+      </w:r>
+      <w:r>
+        <w:rPr>
+          <w:u w:val="single" w:color="0000ff"/>
+          <w:rFonts w:ascii="Charis SIL Regular" w:hAnsi="Charis SIL Regular" w:eastAsia="Charis SIL Regular"/>
+          <w:b w:val="0"/>
+          <w:i w:val="0"/>
+          <w:color w:val="000000"/>
+          <w:sz w:val="24"/>
+        </w:rPr>
+        <w:hyperlink r:id="rId20" w:history="1">
+          <w:r>
+            <w:rPr>
+              <w:rStyle w:val="Hyperlink"/>
+            </w:rPr>
+            <w:t>s</w:t>
+          </w:r>
+        </w:hyperlink>
+      </w:r>
+      <w:r>
+        <w:rPr>
+          <w:u w:val="single" w:color="0000ff"/>
+          <w:rFonts w:ascii="Charis SIL Regular" w:hAnsi="Charis SIL Regular" w:eastAsia="Charis SIL Regular"/>
+          <w:b w:val="0"/>
+          <w:i w:val="0"/>
+          <w:color w:val="000000"/>
+          <w:sz w:val="24"/>
+        </w:rPr>
+        <w:hyperlink r:id="rId20" w:history="1">
+          <w:r>
+            <w:rPr>
+              <w:rStyle w:val="Hyperlink"/>
+            </w:rPr>
+            <w:t xml:space="preserve"> of </w:t>
+          </w:r>
+        </w:hyperlink>
+      </w:r>
+      <w:r>
+        <w:rPr>
+          <w:u w:val="single" w:color="0000ff"/>
+          <w:rFonts w:ascii="Charis SIL Regular" w:hAnsi="Charis SIL Regular" w:eastAsia="Charis SIL Regular"/>
+          <w:b w:val="0"/>
+          <w:i w:val="0"/>
+          <w:color w:val="000000"/>
+          <w:sz w:val="24"/>
+        </w:rPr>
+        <w:hyperlink r:id="rId20" w:history="1">
+          <w:r>
+            <w:rPr>
+              <w:rStyle w:val="Hyperlink"/>
+            </w:rPr>
+            <w:t>S</w:t>
+          </w:r>
+        </w:hyperlink>
+      </w:r>
+      <w:r>
+        <w:rPr>
+          <w:u w:val="single" w:color="0000ff"/>
+          <w:rFonts w:ascii="Charis SIL Regular" w:hAnsi="Charis SIL Regular" w:eastAsia="Charis SIL Regular"/>
+          <w:b w:val="0"/>
+          <w:i w:val="0"/>
+          <w:color w:val="000000"/>
+          <w:sz w:val="24"/>
+        </w:rPr>
+        <w:hyperlink r:id="rId20" w:history="1">
+          <w:r>
+            <w:rPr>
+              <w:rStyle w:val="Hyperlink"/>
+            </w:rPr>
+            <w:t>in</w:t>
+          </w:r>
+        </w:hyperlink>
+      </w:r>
+      <w:r>
+        <w:rPr>
+          <w:u w:val="single" w:color="0000ff"/>
+          <w:rFonts w:ascii="Charis SIL Regular" w:hAnsi="Charis SIL Regular" w:eastAsia="Charis SIL Regular"/>
+          <w:b w:val="0"/>
+          <w:i w:val="0"/>
+          <w:color w:val="000000"/>
+          <w:sz w:val="24"/>
+        </w:rPr>
+        <w:hyperlink r:id="rId20" w:history="1">
+          <w:r>
+            <w:rPr>
+              <w:rStyle w:val="Hyperlink"/>
+            </w:rPr>
+            <w:t>t</w:t>
+          </w:r>
+        </w:hyperlink>
+      </w:r>
+      <w:r>
+        <w:rPr>
+          <w:u w:val="single" w:color="0000ff"/>
+          <w:rFonts w:ascii="Charis SIL Regular" w:hAnsi="Charis SIL Regular" w:eastAsia="Charis SIL Regular"/>
+          <w:b w:val="0"/>
+          <w:i w:val="0"/>
+          <w:color w:val="000000"/>
+          <w:sz w:val="24"/>
+        </w:rPr>
+        <w:hyperlink r:id="rId20" w:history="1">
+          <w:r>
+            <w:rPr>
+              <w:rStyle w:val="Hyperlink"/>
+            </w:rPr>
+            <w:t xml:space="preserve"> Eustatius</w:t>
+          </w:r>
+        </w:hyperlink>
+      </w:r>
+      <w:r>
+        <w:rPr>
+          <w:u w:val="single" w:color="0000ff"/>
+          <w:rFonts w:ascii="Charis SIL Regular" w:hAnsi="Charis SIL Regular" w:eastAsia="Charis SIL Regular"/>
+          <w:b w:val="0"/>
+          <w:i w:val="0"/>
+          <w:color w:val="000000"/>
+          <w:sz w:val="24"/>
+        </w:rPr>
+        <w:hyperlink r:id="rId20" w:history="1">
+          <w:r>
+            <w:rPr>
+              <w:rStyle w:val="Hyperlink"/>
+            </w:rPr>
+            <w:t>,</w:t>
+          </w:r>
+        </w:hyperlink>
+      </w:r>
+      <w:r>
+        <w:rPr>
+          <w:u w:val="single" w:color="0000ff"/>
+          <w:rFonts w:ascii="Charis SIL Regular" w:hAnsi="Charis SIL Regular" w:eastAsia="Charis SIL Regular"/>
+          <w:b w:val="0"/>
+          <w:i w:val="0"/>
+          <w:color w:val="000000"/>
+          <w:sz w:val="24"/>
+        </w:rPr>
+        <w:hyperlink r:id="rId20" w:history="1">
+          <w:r>
+            <w:rPr>
+              <w:rStyle w:val="Hyperlink"/>
+            </w:rPr>
+            <w:t xml:space="preserve"> Sai</w:t>
+          </w:r>
+        </w:hyperlink>
       </w:r>
       <w:r>
         <w:rPr>
@@ -3958,6 +4340,7 @@
       </w:r>
       <w:r>
         <w:rPr>
+          <w:u w:val="single" w:color="0000ff"/>
           <w:rFonts w:ascii="Charis SIL Regular" w:hAnsi="Charis SIL Regular" w:eastAsia="Charis SIL Regular"/>
           <w:b w:val="0"/>
           <w:i w:val="0"/>
@@ -4533,7 +4916,162 @@
           <w:color w:val="000000"/>
           <w:sz w:val="24"/>
         </w:rPr>
-        <w:t xml:space="preserve">Martin, (1806) 1828-1845 (1902)) and the </w:t>
+        <w:t>Martin, (1</w:t>
+      </w:r>
+      <w:r>
+        <w:rPr>
+          <w:u w:val="single" w:color="0000ff"/>
+          <w:rFonts w:ascii="Charis SIL Regular" w:hAnsi="Charis SIL Regular" w:eastAsia="Charis SIL Regular"/>
+          <w:b w:val="0"/>
+          <w:i w:val="0"/>
+          <w:color w:val="000000"/>
+          <w:sz w:val="24"/>
+        </w:rPr>
+        <w:hyperlink r:id="rId21" w:history="1">
+          <w:r>
+            <w:rPr>
+              <w:rStyle w:val="Hyperlink"/>
+            </w:rPr>
+            <w:t>806</w:t>
+          </w:r>
+        </w:hyperlink>
+      </w:r>
+      <w:r>
+        <w:rPr>
+          <w:u w:val="single" w:color="0000ff"/>
+          <w:rFonts w:ascii="Charis SIL Regular" w:hAnsi="Charis SIL Regular" w:eastAsia="Charis SIL Regular"/>
+          <w:b w:val="0"/>
+          <w:i w:val="0"/>
+          <w:color w:val="000000"/>
+          <w:sz w:val="24"/>
+        </w:rPr>
+        <w:hyperlink r:id="rId21" w:history="1">
+          <w:r>
+            <w:rPr>
+              <w:rStyle w:val="Hyperlink"/>
+            </w:rPr>
+            <w:t>)</w:t>
+          </w:r>
+        </w:hyperlink>
+      </w:r>
+      <w:r>
+        <w:rPr>
+          <w:u w:val="single" w:color="0000ff"/>
+          <w:rFonts w:ascii="Charis SIL Regular" w:hAnsi="Charis SIL Regular" w:eastAsia="Charis SIL Regular"/>
+          <w:b w:val="0"/>
+          <w:i w:val="0"/>
+          <w:color w:val="000000"/>
+          <w:sz w:val="24"/>
+        </w:rPr>
+        <w:hyperlink r:id="rId21" w:history="1">
+          <w:r>
+            <w:rPr>
+              <w:rStyle w:val="Hyperlink"/>
+            </w:rPr>
+            <w:t xml:space="preserve"> 1</w:t>
+          </w:r>
+        </w:hyperlink>
+      </w:r>
+      <w:r>
+        <w:rPr>
+          <w:u w:val="single" w:color="0000ff"/>
+          <w:rFonts w:ascii="Charis SIL Regular" w:hAnsi="Charis SIL Regular" w:eastAsia="Charis SIL Regular"/>
+          <w:b w:val="0"/>
+          <w:i w:val="0"/>
+          <w:color w:val="000000"/>
+          <w:sz w:val="24"/>
+        </w:rPr>
+        <w:hyperlink r:id="rId21" w:history="1">
+          <w:r>
+            <w:rPr>
+              <w:rStyle w:val="Hyperlink"/>
+            </w:rPr>
+            <w:t>8</w:t>
+          </w:r>
+        </w:hyperlink>
+      </w:r>
+      <w:r>
+        <w:rPr>
+          <w:u w:val="single" w:color="0000ff"/>
+          <w:rFonts w:ascii="Charis SIL Regular" w:hAnsi="Charis SIL Regular" w:eastAsia="Charis SIL Regular"/>
+          <w:b w:val="0"/>
+          <w:i w:val="0"/>
+          <w:color w:val="000000"/>
+          <w:sz w:val="24"/>
+        </w:rPr>
+        <w:hyperlink r:id="rId21" w:history="1">
+          <w:r>
+            <w:rPr>
+              <w:rStyle w:val="Hyperlink"/>
+            </w:rPr>
+            <w:t xml:space="preserve">28-1845 </w:t>
+          </w:r>
+        </w:hyperlink>
+      </w:r>
+      <w:r>
+        <w:rPr>
+          <w:u w:val="single" w:color="0000ff"/>
+          <w:rFonts w:ascii="Charis SIL Regular" w:hAnsi="Charis SIL Regular" w:eastAsia="Charis SIL Regular"/>
+          <w:b w:val="0"/>
+          <w:i w:val="0"/>
+          <w:color w:val="000000"/>
+          <w:sz w:val="24"/>
+        </w:rPr>
+        <w:hyperlink r:id="rId21" w:history="1">
+          <w:r>
+            <w:rPr>
+              <w:rStyle w:val="Hyperlink"/>
+            </w:rPr>
+            <w:t>(</w:t>
+          </w:r>
+        </w:hyperlink>
+      </w:r>
+      <w:r>
+        <w:rPr>
+          <w:u w:val="single" w:color="0000ff"/>
+          <w:rFonts w:ascii="Charis SIL Regular" w:hAnsi="Charis SIL Regular" w:eastAsia="Charis SIL Regular"/>
+          <w:b w:val="0"/>
+          <w:i w:val="0"/>
+          <w:color w:val="000000"/>
+          <w:sz w:val="24"/>
+        </w:rPr>
+        <w:hyperlink r:id="rId21" w:history="1">
+          <w:r>
+            <w:rPr>
+              <w:rStyle w:val="Hyperlink"/>
+            </w:rPr>
+            <w:t>1902))</w:t>
+          </w:r>
+        </w:hyperlink>
+      </w:r>
+      <w:r>
+        <w:rPr>
+          <w:u w:val="single" w:color="0000ff"/>
+          <w:rFonts w:ascii="Charis SIL Regular" w:hAnsi="Charis SIL Regular" w:eastAsia="Charis SIL Regular"/>
+          <w:b w:val="0"/>
+          <w:i w:val="0"/>
+          <w:color w:val="000000"/>
+          <w:sz w:val="24"/>
+        </w:rPr>
+        <w:t xml:space="preserve"> </w:t>
+      </w:r>
+      <w:r>
+        <w:rPr>
+          <w:u w:val="single" w:color="0000ff"/>
+          <w:rFonts w:ascii="Charis SIL Regular" w:hAnsi="Charis SIL Regular" w:eastAsia="Charis SIL Regular"/>
+          <w:b w:val="0"/>
+          <w:i w:val="0"/>
+          <w:color w:val="000000"/>
+          <w:sz w:val="24"/>
+        </w:rPr>
+        <w:hyperlink r:id="rId21" w:history="1">
+          <w:r>
+            <w:rPr>
+              <w:rStyle w:val="Hyperlink"/>
+            </w:rPr>
+            <w:t xml:space="preserve">and the </w:t>
+          </w:r>
+        </w:hyperlink>
       </w:r>
       <w:r>
         <w:rPr>

--- a/EXPORTS/DOCX/published/niveau2/English/SabaStEustatiusStMaarten.docx
+++ b/EXPORTS/DOCX/published/niveau2/English/SabaStEustatiusStMaarten.docx
@@ -1766,7 +1766,7 @@
             <w:rPr>
               <w:rStyle w:val="Hyperlink"/>
             </w:rPr>
-            <w:t>office</w:t>
+            <w:t>offi</w:t>
           </w:r>
         </w:hyperlink>
       </w:r>
@@ -1777,7 +1777,23 @@
           <w:i w:val="0"/>
           <w:color w:val="0000FF"/>
           <w:sz w:val="24"/>
-          <w:u w:val="single"/>
+        </w:rPr>
+        <w:hyperlink r:id="rId15" w:history="1">
+          <w:r>
+            <w:rPr>
+              <w:rStyle w:val="Hyperlink"/>
+            </w:rPr>
+            <w:t>ce</w:t>
+          </w:r>
+        </w:hyperlink>
+      </w:r>
+      <w:r>
+        <w:rPr>
+          <w:rFonts w:ascii="Charis SIL Regular" w:hAnsi="Charis SIL Regular" w:eastAsia="Charis SIL Regular"/>
+          <w:b w:val="0"/>
+          <w:i w:val="0"/>
+          <w:color w:val="0000FF"/>
+          <w:sz w:val="24"/>
         </w:rPr>
         <w:t>rs</w:t>
       </w:r>
@@ -2038,19 +2054,9 @@
             <w:rPr>
               <w:rStyle w:val="Hyperlink"/>
             </w:rPr>
-            <w:t>Indi</w:t>
+            <w:t xml:space="preserve">Indies </w:t>
           </w:r>
         </w:hyperlink>
-      </w:r>
-      <w:r>
-        <w:rPr>
-          <w:rFonts w:ascii="Charis SIL Regular" w:hAnsi="Charis SIL Regular" w:eastAsia="Charis SIL Regular"/>
-          <w:b w:val="0"/>
-          <w:i w:val="0"/>
-          <w:color w:val="0000FF"/>
-          <w:sz w:val="24"/>
-        </w:rPr>
-        <w:t xml:space="preserve">es </w:t>
       </w:r>
       <w:r>
         <w:rPr>
@@ -4916,162 +4922,7 @@
           <w:color w:val="000000"/>
           <w:sz w:val="24"/>
         </w:rPr>
-        <w:t>Martin, (1</w:t>
-      </w:r>
-      <w:r>
-        <w:rPr>
-          <w:u w:val="single" w:color="0000ff"/>
-          <w:rFonts w:ascii="Charis SIL Regular" w:hAnsi="Charis SIL Regular" w:eastAsia="Charis SIL Regular"/>
-          <w:b w:val="0"/>
-          <w:i w:val="0"/>
-          <w:color w:val="000000"/>
-          <w:sz w:val="24"/>
-        </w:rPr>
-        <w:hyperlink r:id="rId21" w:history="1">
-          <w:r>
-            <w:rPr>
-              <w:rStyle w:val="Hyperlink"/>
-            </w:rPr>
-            <w:t>806</w:t>
-          </w:r>
-        </w:hyperlink>
-      </w:r>
-      <w:r>
-        <w:rPr>
-          <w:u w:val="single" w:color="0000ff"/>
-          <w:rFonts w:ascii="Charis SIL Regular" w:hAnsi="Charis SIL Regular" w:eastAsia="Charis SIL Regular"/>
-          <w:b w:val="0"/>
-          <w:i w:val="0"/>
-          <w:color w:val="000000"/>
-          <w:sz w:val="24"/>
-        </w:rPr>
-        <w:hyperlink r:id="rId21" w:history="1">
-          <w:r>
-            <w:rPr>
-              <w:rStyle w:val="Hyperlink"/>
-            </w:rPr>
-            <w:t>)</w:t>
-          </w:r>
-        </w:hyperlink>
-      </w:r>
-      <w:r>
-        <w:rPr>
-          <w:u w:val="single" w:color="0000ff"/>
-          <w:rFonts w:ascii="Charis SIL Regular" w:hAnsi="Charis SIL Regular" w:eastAsia="Charis SIL Regular"/>
-          <w:b w:val="0"/>
-          <w:i w:val="0"/>
-          <w:color w:val="000000"/>
-          <w:sz w:val="24"/>
-        </w:rPr>
-        <w:hyperlink r:id="rId21" w:history="1">
-          <w:r>
-            <w:rPr>
-              <w:rStyle w:val="Hyperlink"/>
-            </w:rPr>
-            <w:t xml:space="preserve"> 1</w:t>
-          </w:r>
-        </w:hyperlink>
-      </w:r>
-      <w:r>
-        <w:rPr>
-          <w:u w:val="single" w:color="0000ff"/>
-          <w:rFonts w:ascii="Charis SIL Regular" w:hAnsi="Charis SIL Regular" w:eastAsia="Charis SIL Regular"/>
-          <w:b w:val="0"/>
-          <w:i w:val="0"/>
-          <w:color w:val="000000"/>
-          <w:sz w:val="24"/>
-        </w:rPr>
-        <w:hyperlink r:id="rId21" w:history="1">
-          <w:r>
-            <w:rPr>
-              <w:rStyle w:val="Hyperlink"/>
-            </w:rPr>
-            <w:t>8</w:t>
-          </w:r>
-        </w:hyperlink>
-      </w:r>
-      <w:r>
-        <w:rPr>
-          <w:u w:val="single" w:color="0000ff"/>
-          <w:rFonts w:ascii="Charis SIL Regular" w:hAnsi="Charis SIL Regular" w:eastAsia="Charis SIL Regular"/>
-          <w:b w:val="0"/>
-          <w:i w:val="0"/>
-          <w:color w:val="000000"/>
-          <w:sz w:val="24"/>
-        </w:rPr>
-        <w:hyperlink r:id="rId21" w:history="1">
-          <w:r>
-            <w:rPr>
-              <w:rStyle w:val="Hyperlink"/>
-            </w:rPr>
-            <w:t xml:space="preserve">28-1845 </w:t>
-          </w:r>
-        </w:hyperlink>
-      </w:r>
-      <w:r>
-        <w:rPr>
-          <w:u w:val="single" w:color="0000ff"/>
-          <w:rFonts w:ascii="Charis SIL Regular" w:hAnsi="Charis SIL Regular" w:eastAsia="Charis SIL Regular"/>
-          <w:b w:val="0"/>
-          <w:i w:val="0"/>
-          <w:color w:val="000000"/>
-          <w:sz w:val="24"/>
-        </w:rPr>
-        <w:hyperlink r:id="rId21" w:history="1">
-          <w:r>
-            <w:rPr>
-              <w:rStyle w:val="Hyperlink"/>
-            </w:rPr>
-            <w:t>(</w:t>
-          </w:r>
-        </w:hyperlink>
-      </w:r>
-      <w:r>
-        <w:rPr>
-          <w:u w:val="single" w:color="0000ff"/>
-          <w:rFonts w:ascii="Charis SIL Regular" w:hAnsi="Charis SIL Regular" w:eastAsia="Charis SIL Regular"/>
-          <w:b w:val="0"/>
-          <w:i w:val="0"/>
-          <w:color w:val="000000"/>
-          <w:sz w:val="24"/>
-        </w:rPr>
-        <w:hyperlink r:id="rId21" w:history="1">
-          <w:r>
-            <w:rPr>
-              <w:rStyle w:val="Hyperlink"/>
-            </w:rPr>
-            <w:t>1902))</w:t>
-          </w:r>
-        </w:hyperlink>
-      </w:r>
-      <w:r>
-        <w:rPr>
-          <w:u w:val="single" w:color="0000ff"/>
-          <w:rFonts w:ascii="Charis SIL Regular" w:hAnsi="Charis SIL Regular" w:eastAsia="Charis SIL Regular"/>
-          <w:b w:val="0"/>
-          <w:i w:val="0"/>
-          <w:color w:val="000000"/>
-          <w:sz w:val="24"/>
-        </w:rPr>
-        <w:t xml:space="preserve"> </w:t>
-      </w:r>
-      <w:r>
-        <w:rPr>
-          <w:u w:val="single" w:color="0000ff"/>
-          <w:rFonts w:ascii="Charis SIL Regular" w:hAnsi="Charis SIL Regular" w:eastAsia="Charis SIL Regular"/>
-          <w:b w:val="0"/>
-          <w:i w:val="0"/>
-          <w:color w:val="000000"/>
-          <w:sz w:val="24"/>
-        </w:rPr>
-        <w:hyperlink r:id="rId21" w:history="1">
-          <w:r>
-            <w:rPr>
-              <w:rStyle w:val="Hyperlink"/>
-            </w:rPr>
-            <w:t xml:space="preserve">and the </w:t>
-          </w:r>
-        </w:hyperlink>
+        <w:t xml:space="preserve">Martin, (1806) 1828-1845 (1902)) and the </w:t>
       </w:r>
       <w:r>
         <w:rPr>

--- a/EXPORTS/DOCX/published/niveau2/English/SabaStEustatiusStMaarten.docx
+++ b/EXPORTS/DOCX/published/niveau2/English/SabaStEustatiusStMaarten.docx
@@ -4916,6 +4916,7 @@
       </w:r>
       <w:r>
         <w:rPr>
+          <w:u w:val="single" w:color="0000ff"/>
           <w:rFonts w:ascii="Charis SIL Regular" w:hAnsi="Charis SIL Regular" w:eastAsia="Charis SIL Regular"/>
           <w:b w:val="0"/>
           <w:i w:val="0"/>
@@ -4933,7 +4934,7 @@
           <w:sz w:val="24"/>
           <w:u w:val="single"/>
         </w:rPr>
-        <w:hyperlink r:id="rId21" w:history="1">
+        <w:hyperlink r:id="rId22" w:history="1">
           <w:r>
             <w:rPr>
               <w:rStyle w:val="Hyperlink"/>

--- a/EXPORTS/DOCX/published/niveau2/English/SabaStEustatiusStMaarten.docx
+++ b/EXPORTS/DOCX/published/niveau2/English/SabaStEustatiusStMaarten.docx
@@ -1395,25 +1395,7 @@
           <w:color w:val="000000"/>
           <w:sz w:val="24"/>
         </w:rPr>
-        <w:t xml:space="preserve"> of 1814 gave the islands the name of Sint Eustatius and Depende</w:t>
-      </w:r>
-      <w:r>
-        <w:rPr>
-          <w:u w:val="single" w:color="0000ff"/>
-          <w:rFonts w:ascii="Charis SIL Regular" w:hAnsi="Charis SIL Regular" w:eastAsia="Charis SIL Regular"/>
-          <w:b w:val="0"/>
-          <w:i w:val="0"/>
-          <w:color w:val="000000"/>
-          <w:sz w:val="24"/>
-        </w:rPr>
-        <w:hyperlink r:id="rId14" w:history="1">
-          <w:r>
-            <w:rPr>
-              <w:rStyle w:val="Hyperlink"/>
-            </w:rPr>
-            <w:t>ncies a</w:t>
-          </w:r>
-        </w:hyperlink>
+        <w:t xml:space="preserve"> of 1814 gave the islands the name of Sint Eustatius and Dependencies a</w:t>
       </w:r>
       <w:r>
         <w:rPr>
@@ -1766,7 +1748,7 @@
             <w:rPr>
               <w:rStyle w:val="Hyperlink"/>
             </w:rPr>
-            <w:t>offi</w:t>
+            <w:t>office</w:t>
           </w:r>
         </w:hyperlink>
       </w:r>
@@ -1777,13 +1759,36 @@
           <w:i w:val="0"/>
           <w:color w:val="0000FF"/>
           <w:sz w:val="24"/>
+          <w:u w:val="single"/>
+        </w:rPr>
+        <w:t>rs</w:t>
+      </w:r>
+      <w:r>
+        <w:rPr>
+          <w:rFonts w:ascii="Charis SIL Regular" w:hAnsi="Charis SIL Regular" w:eastAsia="Charis SIL Regular"/>
+          <w:b w:val="0"/>
+          <w:i w:val="0"/>
+          <w:color w:val="0000FF"/>
+          <w:sz w:val="24"/>
+          <w:u w:val="single"/>
+        </w:rPr>
+        <w:t xml:space="preserve"> </w:t>
+      </w:r>
+      <w:r>
+        <w:rPr>
+          <w:rFonts w:ascii="Charis SIL Regular" w:hAnsi="Charis SIL Regular" w:eastAsia="Charis SIL Regular"/>
+          <w:b w:val="0"/>
+          <w:i w:val="0"/>
+          <w:color w:val="0000FF"/>
+          <w:sz w:val="24"/>
+          <w:u w:val="single"/>
         </w:rPr>
         <w:hyperlink r:id="rId15" w:history="1">
           <w:r>
             <w:rPr>
               <w:rStyle w:val="Hyperlink"/>
             </w:rPr>
-            <w:t>ce</w:t>
+            <w:t>an</w:t>
           </w:r>
         </w:hyperlink>
       </w:r>
@@ -1795,47 +1800,7 @@
           <w:color w:val="0000FF"/>
           <w:sz w:val="24"/>
         </w:rPr>
-        <w:t>rs</w:t>
-      </w:r>
-      <w:r>
-        <w:rPr>
-          <w:rFonts w:ascii="Charis SIL Regular" w:hAnsi="Charis SIL Regular" w:eastAsia="Charis SIL Regular"/>
-          <w:b w:val="0"/>
-          <w:i w:val="0"/>
-          <w:color w:val="0000FF"/>
-          <w:sz w:val="24"/>
-          <w:u w:val="single"/>
-        </w:rPr>
-        <w:t xml:space="preserve"> </w:t>
-      </w:r>
-      <w:r>
-        <w:rPr>
-          <w:rFonts w:ascii="Charis SIL Regular" w:hAnsi="Charis SIL Regular" w:eastAsia="Charis SIL Regular"/>
-          <w:b w:val="0"/>
-          <w:i w:val="0"/>
-          <w:color w:val="0000FF"/>
-          <w:sz w:val="24"/>
-          <w:u w:val="single"/>
-        </w:rPr>
-        <w:hyperlink r:id="rId15" w:history="1">
-          <w:r>
-            <w:rPr>
-              <w:rStyle w:val="Hyperlink"/>
-            </w:rPr>
-            <w:t>and</w:t>
-          </w:r>
-        </w:hyperlink>
-      </w:r>
-      <w:r>
-        <w:rPr>
-          <w:rFonts w:ascii="Charis SIL Regular" w:hAnsi="Charis SIL Regular" w:eastAsia="Charis SIL Regular"/>
-          <w:b w:val="0"/>
-          <w:i w:val="0"/>
-          <w:color w:val="0000FF"/>
-          <w:sz w:val="24"/>
-          <w:u w:val="single"/>
-        </w:rPr>
-        <w:t xml:space="preserve"> </w:t>
+        <w:t xml:space="preserve">d </w:t>
       </w:r>
       <w:r>
         <w:rPr>
@@ -4346,7 +4311,6 @@
       </w:r>
       <w:r>
         <w:rPr>
-          <w:u w:val="single" w:color="0000ff"/>
           <w:rFonts w:ascii="Charis SIL Regular" w:hAnsi="Charis SIL Regular" w:eastAsia="Charis SIL Regular"/>
           <w:b w:val="0"/>
           <w:i w:val="0"/>
@@ -4916,7 +4880,6 @@
       </w:r>
       <w:r>
         <w:rPr>
-          <w:u w:val="single" w:color="0000ff"/>
           <w:rFonts w:ascii="Charis SIL Regular" w:hAnsi="Charis SIL Regular" w:eastAsia="Charis SIL Regular"/>
           <w:b w:val="0"/>
           <w:i w:val="0"/>
@@ -4934,7 +4897,7 @@
           <w:sz w:val="24"/>
           <w:u w:val="single"/>
         </w:rPr>
-        <w:hyperlink r:id="rId22" w:history="1">
+        <w:hyperlink r:id="rId21" w:history="1">
           <w:r>
             <w:rPr>
               <w:rStyle w:val="Hyperlink"/>

--- a/EXPORTS/DOCX/published/niveau2/English/SabaStEustatiusStMaarten.docx
+++ b/EXPORTS/DOCX/published/niveau2/English/SabaStEustatiusStMaarten.docx
@@ -1395,7 +1395,18 @@
           <w:color w:val="000000"/>
           <w:sz w:val="24"/>
         </w:rPr>
-        <w:t xml:space="preserve"> of 1814 gave the islands the name of Sint Eustatius and Dependencies a</w:t>
+        <w:t xml:space="preserve"> of 1814 gave the islands the name of Sint Eustatius and Depende</w:t>
+      </w:r>
+      <w:r>
+        <w:rPr>
+          <w:u w:val="single" w:color="0000ff"/>
+          <w:rFonts w:ascii="Charis SIL Regular" w:hAnsi="Charis SIL Regular" w:eastAsia="Charis SIL Regular"/>
+          <w:b w:val="0"/>
+          <w:i w:val="0"/>
+          <w:color w:val="000000"/>
+          <w:sz w:val="24"/>
+        </w:rPr>
+        <w:t>ncies a</w:t>
       </w:r>
       <w:r>
         <w:rPr>
@@ -1748,7 +1759,7 @@
             <w:rPr>
               <w:rStyle w:val="Hyperlink"/>
             </w:rPr>
-            <w:t>office</w:t>
+            <w:t>offi</w:t>
           </w:r>
         </w:hyperlink>
       </w:r>
@@ -1759,36 +1770,13 @@
           <w:i w:val="0"/>
           <w:color w:val="0000FF"/>
           <w:sz w:val="24"/>
-          <w:u w:val="single"/>
-        </w:rPr>
-        <w:t>rs</w:t>
-      </w:r>
-      <w:r>
-        <w:rPr>
-          <w:rFonts w:ascii="Charis SIL Regular" w:hAnsi="Charis SIL Regular" w:eastAsia="Charis SIL Regular"/>
-          <w:b w:val="0"/>
-          <w:i w:val="0"/>
-          <w:color w:val="0000FF"/>
-          <w:sz w:val="24"/>
-          <w:u w:val="single"/>
-        </w:rPr>
-        <w:t xml:space="preserve"> </w:t>
-      </w:r>
-      <w:r>
-        <w:rPr>
-          <w:rFonts w:ascii="Charis SIL Regular" w:hAnsi="Charis SIL Regular" w:eastAsia="Charis SIL Regular"/>
-          <w:b w:val="0"/>
-          <w:i w:val="0"/>
-          <w:color w:val="0000FF"/>
-          <w:sz w:val="24"/>
-          <w:u w:val="single"/>
         </w:rPr>
         <w:hyperlink r:id="rId15" w:history="1">
           <w:r>
             <w:rPr>
               <w:rStyle w:val="Hyperlink"/>
             </w:rPr>
-            <w:t>an</w:t>
+            <w:t>ce</w:t>
           </w:r>
         </w:hyperlink>
       </w:r>
@@ -1800,7 +1788,47 @@
           <w:color w:val="0000FF"/>
           <w:sz w:val="24"/>
         </w:rPr>
-        <w:t xml:space="preserve">d </w:t>
+        <w:t>rs</w:t>
+      </w:r>
+      <w:r>
+        <w:rPr>
+          <w:rFonts w:ascii="Charis SIL Regular" w:hAnsi="Charis SIL Regular" w:eastAsia="Charis SIL Regular"/>
+          <w:b w:val="0"/>
+          <w:i w:val="0"/>
+          <w:color w:val="0000FF"/>
+          <w:sz w:val="24"/>
+          <w:u w:val="single"/>
+        </w:rPr>
+        <w:t xml:space="preserve"> </w:t>
+      </w:r>
+      <w:r>
+        <w:rPr>
+          <w:rFonts w:ascii="Charis SIL Regular" w:hAnsi="Charis SIL Regular" w:eastAsia="Charis SIL Regular"/>
+          <w:b w:val="0"/>
+          <w:i w:val="0"/>
+          <w:color w:val="0000FF"/>
+          <w:sz w:val="24"/>
+          <w:u w:val="single"/>
+        </w:rPr>
+        <w:hyperlink r:id="rId15" w:history="1">
+          <w:r>
+            <w:rPr>
+              <w:rStyle w:val="Hyperlink"/>
+            </w:rPr>
+            <w:t>and</w:t>
+          </w:r>
+        </w:hyperlink>
+      </w:r>
+      <w:r>
+        <w:rPr>
+          <w:rFonts w:ascii="Charis SIL Regular" w:hAnsi="Charis SIL Regular" w:eastAsia="Charis SIL Regular"/>
+          <w:b w:val="0"/>
+          <w:i w:val="0"/>
+          <w:color w:val="0000FF"/>
+          <w:sz w:val="24"/>
+          <w:u w:val="single"/>
+        </w:rPr>
+        <w:t xml:space="preserve"> </w:t>
       </w:r>
       <w:r>
         <w:rPr>
@@ -4311,6 +4339,7 @@
       </w:r>
       <w:r>
         <w:rPr>
+          <w:u w:val="single" w:color="0000ff"/>
           <w:rFonts w:ascii="Charis SIL Regular" w:hAnsi="Charis SIL Regular" w:eastAsia="Charis SIL Regular"/>
           <w:b w:val="0"/>
           <w:i w:val="0"/>
@@ -5200,79 +5229,7 @@
           <w:color w:val="000000"/>
           <w:sz w:val="24"/>
         </w:rPr>
-        <w:t xml:space="preserve"> (Inventory of the archives</w:t>
-      </w:r>
-      <w:r>
-        <w:rPr>
-          <w:u w:val="single" w:color="0000ff"/>
-          <w:rFonts w:ascii="Charis SIL Regular" w:hAnsi="Charis SIL Regular" w:eastAsia="Charis SIL Regular"/>
-          <w:b w:val="0"/>
-          <w:i w:val="0"/>
-          <w:color w:val="000000"/>
-          <w:sz w:val="24"/>
-        </w:rPr>
-        <w:hyperlink r:id="rId22" w:history="1">
-          <w:r>
-            <w:rPr>
-              <w:rStyle w:val="Hyperlink"/>
-            </w:rPr>
-            <w:t xml:space="preserve"> of Sint Eu</w:t>
-          </w:r>
-        </w:hyperlink>
-      </w:r>
-      <w:r>
-        <w:rPr>
-          <w:u w:val="single" w:color="0000ff"/>
-          <w:rFonts w:ascii="Charis SIL Regular" w:hAnsi="Charis SIL Regular" w:eastAsia="Charis SIL Regular"/>
-          <w:b w:val="0"/>
-          <w:i w:val="0"/>
-          <w:color w:val="000000"/>
-          <w:sz w:val="24"/>
-        </w:rPr>
-        <w:hyperlink r:id="rId22" w:history="1">
-          <w:r>
-            <w:rPr>
-              <w:rStyle w:val="Hyperlink"/>
-            </w:rPr>
-            <w:t>stati</w:t>
-          </w:r>
-        </w:hyperlink>
-      </w:r>
-      <w:r>
-        <w:rPr>
-          <w:u w:val="single" w:color="0000ff"/>
-          <w:rFonts w:ascii="Charis SIL Regular" w:hAnsi="Charis SIL Regular" w:eastAsia="Charis SIL Regular"/>
-          <w:b w:val="0"/>
-          <w:i w:val="0"/>
-          <w:color w:val="000000"/>
-          <w:sz w:val="24"/>
-        </w:rPr>
-        <w:hyperlink r:id="rId22" w:history="1">
-          <w:r>
-            <w:rPr>
-              <w:rStyle w:val="Hyperlink"/>
-            </w:rPr>
-            <w:t xml:space="preserve">us </w:t>
-          </w:r>
-        </w:hyperlink>
-      </w:r>
-      <w:r>
-        <w:rPr>
-          <w:u w:val="single" w:color="0000ff"/>
-          <w:rFonts w:ascii="Charis SIL Regular" w:hAnsi="Charis SIL Regular" w:eastAsia="Charis SIL Regular"/>
-          <w:b w:val="0"/>
-          <w:i w:val="0"/>
-          <w:color w:val="000000"/>
-          <w:sz w:val="24"/>
-        </w:rPr>
-        <w:hyperlink r:id="rId22" w:history="1">
-          <w:r>
-            <w:rPr>
-              <w:rStyle w:val="Hyperlink"/>
-            </w:rPr>
-            <w:t xml:space="preserve">and Saba, </w:t>
-          </w:r>
-        </w:hyperlink>
+        <w:t xml:space="preserve"> (Inventory of the archives of Sint Eustatius and Saba, </w:t>
       </w:r>
       <w:r>
         <w:rPr>

--- a/EXPORTS/DOCX/published/niveau2/English/SabaStEustatiusStMaarten.docx
+++ b/EXPORTS/DOCX/published/niveau2/English/SabaStEustatiusStMaarten.docx
@@ -1406,7 +1406,14 @@
           <w:color w:val="000000"/>
           <w:sz w:val="24"/>
         </w:rPr>
-        <w:t>ncies a</w:t>
+        <w:hyperlink r:id="rId14" w:history="1">
+          <w:r>
+            <w:rPr>
+              <w:rStyle w:val="Hyperlink"/>
+            </w:rPr>
+            <w:t>ncies a</w:t>
+          </w:r>
+        </w:hyperlink>
       </w:r>
       <w:r>
         <w:rPr>
@@ -1759,7 +1766,7 @@
             <w:rPr>
               <w:rStyle w:val="Hyperlink"/>
             </w:rPr>
-            <w:t>offi</w:t>
+            <w:t>office</w:t>
           </w:r>
         </w:hyperlink>
       </w:r>
@@ -1770,23 +1777,7 @@
           <w:i w:val="0"/>
           <w:color w:val="0000FF"/>
           <w:sz w:val="24"/>
-        </w:rPr>
-        <w:hyperlink r:id="rId15" w:history="1">
-          <w:r>
-            <w:rPr>
-              <w:rStyle w:val="Hyperlink"/>
-            </w:rPr>
-            <w:t>ce</w:t>
-          </w:r>
-        </w:hyperlink>
-      </w:r>
-      <w:r>
-        <w:rPr>
-          <w:rFonts w:ascii="Charis SIL Regular" w:hAnsi="Charis SIL Regular" w:eastAsia="Charis SIL Regular"/>
-          <w:b w:val="0"/>
-          <w:i w:val="0"/>
-          <w:color w:val="0000FF"/>
-          <w:sz w:val="24"/>
+          <w:u w:val="single"/>
         </w:rPr>
         <w:t>rs</w:t>
       </w:r>
@@ -2047,9 +2038,19 @@
             <w:rPr>
               <w:rStyle w:val="Hyperlink"/>
             </w:rPr>
-            <w:t xml:space="preserve">Indies </w:t>
+            <w:t>Indi</w:t>
           </w:r>
         </w:hyperlink>
+      </w:r>
+      <w:r>
+        <w:rPr>
+          <w:rFonts w:ascii="Charis SIL Regular" w:hAnsi="Charis SIL Regular" w:eastAsia="Charis SIL Regular"/>
+          <w:b w:val="0"/>
+          <w:i w:val="0"/>
+          <w:color w:val="0000FF"/>
+          <w:sz w:val="24"/>
+        </w:rPr>
+        <w:t xml:space="preserve">es </w:t>
       </w:r>
       <w:r>
         <w:rPr>
@@ -4909,13 +4910,176 @@
       </w:r>
       <w:r>
         <w:rPr>
+          <w:u w:val="single" w:color="0000ff"/>
           <w:rFonts w:ascii="Charis SIL Regular" w:hAnsi="Charis SIL Regular" w:eastAsia="Charis SIL Regular"/>
           <w:b w:val="0"/>
           <w:i w:val="0"/>
           <w:color w:val="000000"/>
           <w:sz w:val="24"/>
         </w:rPr>
-        <w:t xml:space="preserve">Martin, (1806) 1828-1845 (1902)) and the </w:t>
+        <w:hyperlink r:id="rId21" w:history="1">
+          <w:r>
+            <w:rPr>
+              <w:rStyle w:val="Hyperlink"/>
+            </w:rPr>
+            <w:t>Martin, (1</w:t>
+          </w:r>
+        </w:hyperlink>
+      </w:r>
+      <w:r>
+        <w:rPr>
+          <w:u w:val="single" w:color="0000ff"/>
+          <w:rFonts w:ascii="Charis SIL Regular" w:hAnsi="Charis SIL Regular" w:eastAsia="Charis SIL Regular"/>
+          <w:b w:val="0"/>
+          <w:i w:val="0"/>
+          <w:color w:val="000000"/>
+          <w:sz w:val="24"/>
+        </w:rPr>
+        <w:hyperlink r:id="rId21" w:history="1">
+          <w:r>
+            <w:rPr>
+              <w:rStyle w:val="Hyperlink"/>
+            </w:rPr>
+            <w:t>806</w:t>
+          </w:r>
+        </w:hyperlink>
+      </w:r>
+      <w:r>
+        <w:rPr>
+          <w:u w:val="single" w:color="0000ff"/>
+          <w:rFonts w:ascii="Charis SIL Regular" w:hAnsi="Charis SIL Regular" w:eastAsia="Charis SIL Regular"/>
+          <w:b w:val="0"/>
+          <w:i w:val="0"/>
+          <w:color w:val="000000"/>
+          <w:sz w:val="24"/>
+        </w:rPr>
+        <w:hyperlink r:id="rId21" w:history="1">
+          <w:r>
+            <w:rPr>
+              <w:rStyle w:val="Hyperlink"/>
+            </w:rPr>
+            <w:t>)</w:t>
+          </w:r>
+        </w:hyperlink>
+      </w:r>
+      <w:r>
+        <w:rPr>
+          <w:u w:val="single" w:color="0000ff"/>
+          <w:rFonts w:ascii="Charis SIL Regular" w:hAnsi="Charis SIL Regular" w:eastAsia="Charis SIL Regular"/>
+          <w:b w:val="0"/>
+          <w:i w:val="0"/>
+          <w:color w:val="000000"/>
+          <w:sz w:val="24"/>
+        </w:rPr>
+        <w:hyperlink r:id="rId21" w:history="1">
+          <w:r>
+            <w:rPr>
+              <w:rStyle w:val="Hyperlink"/>
+            </w:rPr>
+            <w:t xml:space="preserve"> 1</w:t>
+          </w:r>
+        </w:hyperlink>
+      </w:r>
+      <w:r>
+        <w:rPr>
+          <w:u w:val="single" w:color="0000ff"/>
+          <w:rFonts w:ascii="Charis SIL Regular" w:hAnsi="Charis SIL Regular" w:eastAsia="Charis SIL Regular"/>
+          <w:b w:val="0"/>
+          <w:i w:val="0"/>
+          <w:color w:val="000000"/>
+          <w:sz w:val="24"/>
+        </w:rPr>
+        <w:hyperlink r:id="rId21" w:history="1">
+          <w:r>
+            <w:rPr>
+              <w:rStyle w:val="Hyperlink"/>
+            </w:rPr>
+            <w:t>8</w:t>
+          </w:r>
+        </w:hyperlink>
+      </w:r>
+      <w:r>
+        <w:rPr>
+          <w:u w:val="single" w:color="0000ff"/>
+          <w:rFonts w:ascii="Charis SIL Regular" w:hAnsi="Charis SIL Regular" w:eastAsia="Charis SIL Regular"/>
+          <w:b w:val="0"/>
+          <w:i w:val="0"/>
+          <w:color w:val="000000"/>
+          <w:sz w:val="24"/>
+        </w:rPr>
+        <w:hyperlink r:id="rId21" w:history="1">
+          <w:r>
+            <w:rPr>
+              <w:rStyle w:val="Hyperlink"/>
+            </w:rPr>
+            <w:t xml:space="preserve">28-1845 </w:t>
+          </w:r>
+        </w:hyperlink>
+      </w:r>
+      <w:r>
+        <w:rPr>
+          <w:u w:val="single" w:color="0000ff"/>
+          <w:rFonts w:ascii="Charis SIL Regular" w:hAnsi="Charis SIL Regular" w:eastAsia="Charis SIL Regular"/>
+          <w:b w:val="0"/>
+          <w:i w:val="0"/>
+          <w:color w:val="000000"/>
+          <w:sz w:val="24"/>
+        </w:rPr>
+        <w:hyperlink r:id="rId21" w:history="1">
+          <w:r>
+            <w:rPr>
+              <w:rStyle w:val="Hyperlink"/>
+            </w:rPr>
+            <w:t>(</w:t>
+          </w:r>
+        </w:hyperlink>
+      </w:r>
+      <w:r>
+        <w:rPr>
+          <w:u w:val="single" w:color="0000ff"/>
+          <w:rFonts w:ascii="Charis SIL Regular" w:hAnsi="Charis SIL Regular" w:eastAsia="Charis SIL Regular"/>
+          <w:b w:val="0"/>
+          <w:i w:val="0"/>
+          <w:color w:val="000000"/>
+          <w:sz w:val="24"/>
+        </w:rPr>
+        <w:hyperlink r:id="rId21" w:history="1">
+          <w:r>
+            <w:rPr>
+              <w:rStyle w:val="Hyperlink"/>
+            </w:rPr>
+            <w:t>1902))</w:t>
+          </w:r>
+        </w:hyperlink>
+      </w:r>
+      <w:r>
+        <w:rPr>
+          <w:u w:val="single" w:color="0000ff"/>
+          <w:rFonts w:ascii="Charis SIL Regular" w:hAnsi="Charis SIL Regular" w:eastAsia="Charis SIL Regular"/>
+          <w:b w:val="0"/>
+          <w:i w:val="0"/>
+          <w:color w:val="000000"/>
+          <w:sz w:val="24"/>
+        </w:rPr>
+        <w:t xml:space="preserve"> </w:t>
+      </w:r>
+      <w:r>
+        <w:rPr>
+          <w:u w:val="single" w:color="0000ff"/>
+          <w:rFonts w:ascii="Charis SIL Regular" w:hAnsi="Charis SIL Regular" w:eastAsia="Charis SIL Regular"/>
+          <w:b w:val="0"/>
+          <w:i w:val="0"/>
+          <w:color w:val="000000"/>
+          <w:sz w:val="24"/>
+        </w:rPr>
+        <w:hyperlink r:id="rId21" w:history="1">
+          <w:r>
+            <w:rPr>
+              <w:rStyle w:val="Hyperlink"/>
+            </w:rPr>
+            <w:t xml:space="preserve">and the </w:t>
+          </w:r>
+        </w:hyperlink>
       </w:r>
       <w:r>
         <w:rPr>
@@ -5229,7 +5393,79 @@
           <w:color w:val="000000"/>
           <w:sz w:val="24"/>
         </w:rPr>
-        <w:t xml:space="preserve"> (Inventory of the archives of Sint Eustatius and Saba, </w:t>
+        <w:t xml:space="preserve"> (Inventory of the archives</w:t>
+      </w:r>
+      <w:r>
+        <w:rPr>
+          <w:u w:val="single" w:color="0000ff"/>
+          <w:rFonts w:ascii="Charis SIL Regular" w:hAnsi="Charis SIL Regular" w:eastAsia="Charis SIL Regular"/>
+          <w:b w:val="0"/>
+          <w:i w:val="0"/>
+          <w:color w:val="000000"/>
+          <w:sz w:val="24"/>
+        </w:rPr>
+        <w:hyperlink r:id="rId22" w:history="1">
+          <w:r>
+            <w:rPr>
+              <w:rStyle w:val="Hyperlink"/>
+            </w:rPr>
+            <w:t xml:space="preserve"> of Sint Eu</w:t>
+          </w:r>
+        </w:hyperlink>
+      </w:r>
+      <w:r>
+        <w:rPr>
+          <w:u w:val="single" w:color="0000ff"/>
+          <w:rFonts w:ascii="Charis SIL Regular" w:hAnsi="Charis SIL Regular" w:eastAsia="Charis SIL Regular"/>
+          <w:b w:val="0"/>
+          <w:i w:val="0"/>
+          <w:color w:val="000000"/>
+          <w:sz w:val="24"/>
+        </w:rPr>
+        <w:hyperlink r:id="rId22" w:history="1">
+          <w:r>
+            <w:rPr>
+              <w:rStyle w:val="Hyperlink"/>
+            </w:rPr>
+            <w:t>stati</w:t>
+          </w:r>
+        </w:hyperlink>
+      </w:r>
+      <w:r>
+        <w:rPr>
+          <w:u w:val="single" w:color="0000ff"/>
+          <w:rFonts w:ascii="Charis SIL Regular" w:hAnsi="Charis SIL Regular" w:eastAsia="Charis SIL Regular"/>
+          <w:b w:val="0"/>
+          <w:i w:val="0"/>
+          <w:color w:val="000000"/>
+          <w:sz w:val="24"/>
+        </w:rPr>
+        <w:hyperlink r:id="rId22" w:history="1">
+          <w:r>
+            <w:rPr>
+              <w:rStyle w:val="Hyperlink"/>
+            </w:rPr>
+            <w:t xml:space="preserve">us </w:t>
+          </w:r>
+        </w:hyperlink>
+      </w:r>
+      <w:r>
+        <w:rPr>
+          <w:u w:val="single" w:color="0000ff"/>
+          <w:rFonts w:ascii="Charis SIL Regular" w:hAnsi="Charis SIL Regular" w:eastAsia="Charis SIL Regular"/>
+          <w:b w:val="0"/>
+          <w:i w:val="0"/>
+          <w:color w:val="000000"/>
+          <w:sz w:val="24"/>
+        </w:rPr>
+        <w:hyperlink r:id="rId22" w:history="1">
+          <w:r>
+            <w:rPr>
+              <w:rStyle w:val="Hyperlink"/>
+            </w:rPr>
+            <w:t xml:space="preserve">and Saba, </w:t>
+          </w:r>
+        </w:hyperlink>
       </w:r>
       <w:r>
         <w:rPr>

--- a/EXPORTS/DOCX/published/niveau2/English/SabaStEustatiusStMaarten.docx
+++ b/EXPORTS/DOCX/published/niveau2/English/SabaStEustatiusStMaarten.docx
@@ -1766,7 +1766,7 @@
             <w:rPr>
               <w:rStyle w:val="Hyperlink"/>
             </w:rPr>
-            <w:t>office</w:t>
+            <w:t>offi</w:t>
           </w:r>
         </w:hyperlink>
       </w:r>
@@ -1777,7 +1777,23 @@
           <w:i w:val="0"/>
           <w:color w:val="0000FF"/>
           <w:sz w:val="24"/>
-          <w:u w:val="single"/>
+        </w:rPr>
+        <w:hyperlink r:id="rId15" w:history="1">
+          <w:r>
+            <w:rPr>
+              <w:rStyle w:val="Hyperlink"/>
+            </w:rPr>
+            <w:t>ce</w:t>
+          </w:r>
+        </w:hyperlink>
+      </w:r>
+      <w:r>
+        <w:rPr>
+          <w:rFonts w:ascii="Charis SIL Regular" w:hAnsi="Charis SIL Regular" w:eastAsia="Charis SIL Regular"/>
+          <w:b w:val="0"/>
+          <w:i w:val="0"/>
+          <w:color w:val="0000FF"/>
+          <w:sz w:val="24"/>
         </w:rPr>
         <w:t>rs</w:t>
       </w:r>
@@ -2038,19 +2054,9 @@
             <w:rPr>
               <w:rStyle w:val="Hyperlink"/>
             </w:rPr>
-            <w:t>Indi</w:t>
+            <w:t xml:space="preserve">Indies </w:t>
           </w:r>
         </w:hyperlink>
-      </w:r>
-      <w:r>
-        <w:rPr>
-          <w:rFonts w:ascii="Charis SIL Regular" w:hAnsi="Charis SIL Regular" w:eastAsia="Charis SIL Regular"/>
-          <w:b w:val="0"/>
-          <w:i w:val="0"/>
-          <w:color w:val="0000FF"/>
-          <w:sz w:val="24"/>
-        </w:rPr>
-        <w:t xml:space="preserve">es </w:t>
       </w:r>
       <w:r>
         <w:rPr>
@@ -4917,169 +4923,7 @@
           <w:color w:val="000000"/>
           <w:sz w:val="24"/>
         </w:rPr>
-        <w:hyperlink r:id="rId21" w:history="1">
-          <w:r>
-            <w:rPr>
-              <w:rStyle w:val="Hyperlink"/>
-            </w:rPr>
-            <w:t>Martin, (1</w:t>
-          </w:r>
-        </w:hyperlink>
-      </w:r>
-      <w:r>
-        <w:rPr>
-          <w:u w:val="single" w:color="0000ff"/>
-          <w:rFonts w:ascii="Charis SIL Regular" w:hAnsi="Charis SIL Regular" w:eastAsia="Charis SIL Regular"/>
-          <w:b w:val="0"/>
-          <w:i w:val="0"/>
-          <w:color w:val="000000"/>
-          <w:sz w:val="24"/>
-        </w:rPr>
-        <w:hyperlink r:id="rId21" w:history="1">
-          <w:r>
-            <w:rPr>
-              <w:rStyle w:val="Hyperlink"/>
-            </w:rPr>
-            <w:t>806</w:t>
-          </w:r>
-        </w:hyperlink>
-      </w:r>
-      <w:r>
-        <w:rPr>
-          <w:u w:val="single" w:color="0000ff"/>
-          <w:rFonts w:ascii="Charis SIL Regular" w:hAnsi="Charis SIL Regular" w:eastAsia="Charis SIL Regular"/>
-          <w:b w:val="0"/>
-          <w:i w:val="0"/>
-          <w:color w:val="000000"/>
-          <w:sz w:val="24"/>
-        </w:rPr>
-        <w:hyperlink r:id="rId21" w:history="1">
-          <w:r>
-            <w:rPr>
-              <w:rStyle w:val="Hyperlink"/>
-            </w:rPr>
-            <w:t>)</w:t>
-          </w:r>
-        </w:hyperlink>
-      </w:r>
-      <w:r>
-        <w:rPr>
-          <w:u w:val="single" w:color="0000ff"/>
-          <w:rFonts w:ascii="Charis SIL Regular" w:hAnsi="Charis SIL Regular" w:eastAsia="Charis SIL Regular"/>
-          <w:b w:val="0"/>
-          <w:i w:val="0"/>
-          <w:color w:val="000000"/>
-          <w:sz w:val="24"/>
-        </w:rPr>
-        <w:hyperlink r:id="rId21" w:history="1">
-          <w:r>
-            <w:rPr>
-              <w:rStyle w:val="Hyperlink"/>
-            </w:rPr>
-            <w:t xml:space="preserve"> 1</w:t>
-          </w:r>
-        </w:hyperlink>
-      </w:r>
-      <w:r>
-        <w:rPr>
-          <w:u w:val="single" w:color="0000ff"/>
-          <w:rFonts w:ascii="Charis SIL Regular" w:hAnsi="Charis SIL Regular" w:eastAsia="Charis SIL Regular"/>
-          <w:b w:val="0"/>
-          <w:i w:val="0"/>
-          <w:color w:val="000000"/>
-          <w:sz w:val="24"/>
-        </w:rPr>
-        <w:hyperlink r:id="rId21" w:history="1">
-          <w:r>
-            <w:rPr>
-              <w:rStyle w:val="Hyperlink"/>
-            </w:rPr>
-            <w:t>8</w:t>
-          </w:r>
-        </w:hyperlink>
-      </w:r>
-      <w:r>
-        <w:rPr>
-          <w:u w:val="single" w:color="0000ff"/>
-          <w:rFonts w:ascii="Charis SIL Regular" w:hAnsi="Charis SIL Regular" w:eastAsia="Charis SIL Regular"/>
-          <w:b w:val="0"/>
-          <w:i w:val="0"/>
-          <w:color w:val="000000"/>
-          <w:sz w:val="24"/>
-        </w:rPr>
-        <w:hyperlink r:id="rId21" w:history="1">
-          <w:r>
-            <w:rPr>
-              <w:rStyle w:val="Hyperlink"/>
-            </w:rPr>
-            <w:t xml:space="preserve">28-1845 </w:t>
-          </w:r>
-        </w:hyperlink>
-      </w:r>
-      <w:r>
-        <w:rPr>
-          <w:u w:val="single" w:color="0000ff"/>
-          <w:rFonts w:ascii="Charis SIL Regular" w:hAnsi="Charis SIL Regular" w:eastAsia="Charis SIL Regular"/>
-          <w:b w:val="0"/>
-          <w:i w:val="0"/>
-          <w:color w:val="000000"/>
-          <w:sz w:val="24"/>
-        </w:rPr>
-        <w:hyperlink r:id="rId21" w:history="1">
-          <w:r>
-            <w:rPr>
-              <w:rStyle w:val="Hyperlink"/>
-            </w:rPr>
-            <w:t>(</w:t>
-          </w:r>
-        </w:hyperlink>
-      </w:r>
-      <w:r>
-        <w:rPr>
-          <w:u w:val="single" w:color="0000ff"/>
-          <w:rFonts w:ascii="Charis SIL Regular" w:hAnsi="Charis SIL Regular" w:eastAsia="Charis SIL Regular"/>
-          <w:b w:val="0"/>
-          <w:i w:val="0"/>
-          <w:color w:val="000000"/>
-          <w:sz w:val="24"/>
-        </w:rPr>
-        <w:hyperlink r:id="rId21" w:history="1">
-          <w:r>
-            <w:rPr>
-              <w:rStyle w:val="Hyperlink"/>
-            </w:rPr>
-            <w:t>1902))</w:t>
-          </w:r>
-        </w:hyperlink>
-      </w:r>
-      <w:r>
-        <w:rPr>
-          <w:u w:val="single" w:color="0000ff"/>
-          <w:rFonts w:ascii="Charis SIL Regular" w:hAnsi="Charis SIL Regular" w:eastAsia="Charis SIL Regular"/>
-          <w:b w:val="0"/>
-          <w:i w:val="0"/>
-          <w:color w:val="000000"/>
-          <w:sz w:val="24"/>
-        </w:rPr>
-        <w:t xml:space="preserve"> </w:t>
-      </w:r>
-      <w:r>
-        <w:rPr>
-          <w:u w:val="single" w:color="0000ff"/>
-          <w:rFonts w:ascii="Charis SIL Regular" w:hAnsi="Charis SIL Regular" w:eastAsia="Charis SIL Regular"/>
-          <w:b w:val="0"/>
-          <w:i w:val="0"/>
-          <w:color w:val="000000"/>
-          <w:sz w:val="24"/>
-        </w:rPr>
-        <w:hyperlink r:id="rId21" w:history="1">
-          <w:r>
-            <w:rPr>
-              <w:rStyle w:val="Hyperlink"/>
-            </w:rPr>
-            <w:t xml:space="preserve">and the </w:t>
-          </w:r>
-        </w:hyperlink>
+        <w:t xml:space="preserve">Martin, (1806) 1828-1845 (1902)) and the </w:t>
       </w:r>
       <w:r>
         <w:rPr>
@@ -5090,7 +4934,7 @@
           <w:sz w:val="24"/>
           <w:u w:val="single"/>
         </w:rPr>
-        <w:hyperlink r:id="rId21" w:history="1">
+        <w:hyperlink r:id="rId22" w:history="1">
           <w:r>
             <w:rPr>
               <w:rStyle w:val="Hyperlink"/>
@@ -5108,7 +4952,7 @@
           <w:sz w:val="24"/>
           <w:u w:val="single"/>
         </w:rPr>
-        <w:hyperlink r:id="rId21" w:history="1">
+        <w:hyperlink r:id="rId22" w:history="1">
           <w:r>
             <w:rPr>
               <w:rStyle w:val="Hyperlink"/>
@@ -5126,7 +4970,7 @@
           <w:sz w:val="24"/>
           <w:u w:val="single"/>
         </w:rPr>
-        <w:hyperlink r:id="rId21" w:history="1">
+        <w:hyperlink r:id="rId22" w:history="1">
           <w:r>
             <w:rPr>
               <w:rStyle w:val="Hyperlink"/>

--- a/EXPORTS/DOCX/published/niveau2/English/SabaStEustatiusStMaarten.docx
+++ b/EXPORTS/DOCX/published/niveau2/English/SabaStEustatiusStMaarten.docx
@@ -303,7 +303,7 @@
           <w:sz w:val="24"/>
           <w:u w:val="single"/>
         </w:rPr>
-        <w:hyperlink r:id="rId9" w:history="1">
+        <w:hyperlink r:id="rId10" w:history="1">
           <w:r>
             <w:rPr>
               <w:rStyle w:val="Hyperlink"/>
@@ -1714,14 +1714,46 @@
           <w:sz w:val="24"/>
           <w:u w:val="single"/>
         </w:rPr>
+        <w:t>Non-commissioned officers and soldiers i</w:t>
+      </w:r>
+      <w:r>
+        <w:rPr>
+          <w:rFonts w:ascii="Charis SIL Regular" w:hAnsi="Charis SIL Regular" w:eastAsia="Charis SIL Regular"/>
+          <w:b w:val="0"/>
+          <w:i w:val="0"/>
+          <w:color w:val="0000FF"/>
+          <w:sz w:val="24"/>
+        </w:rPr>
+        <w:t xml:space="preserve">n </w:t>
+      </w:r>
+      <w:r>
+        <w:rPr>
+          <w:rFonts w:ascii="Charis SIL Regular" w:hAnsi="Charis SIL Regular" w:eastAsia="Charis SIL Regular"/>
+          <w:b w:val="0"/>
+          <w:i w:val="0"/>
+          <w:color w:val="0000FF"/>
+          <w:sz w:val="24"/>
+          <w:u w:val="single"/>
+        </w:rPr>
         <w:hyperlink r:id="rId15" w:history="1">
           <w:r>
             <w:rPr>
               <w:rStyle w:val="Hyperlink"/>
             </w:rPr>
-            <w:t>Non-</w:t>
+            <w:t>the</w:t>
           </w:r>
         </w:hyperlink>
+      </w:r>
+      <w:r>
+        <w:rPr>
+          <w:rFonts w:ascii="Charis SIL Regular" w:hAnsi="Charis SIL Regular" w:eastAsia="Charis SIL Regular"/>
+          <w:b w:val="0"/>
+          <w:i w:val="0"/>
+          <w:color w:val="0000FF"/>
+          <w:sz w:val="24"/>
+          <w:u w:val="single"/>
+        </w:rPr>
+        <w:t xml:space="preserve"> </w:t>
       </w:r>
       <w:r>
         <w:rPr>
@@ -1737,121 +1769,7 @@
             <w:rPr>
               <w:rStyle w:val="Hyperlink"/>
             </w:rPr>
-            <w:t>commissioned</w:t>
-          </w:r>
-        </w:hyperlink>
-      </w:r>
-      <w:r>
-        <w:rPr>
-          <w:rFonts w:ascii="Charis SIL Regular" w:hAnsi="Charis SIL Regular" w:eastAsia="Charis SIL Regular"/>
-          <w:b w:val="0"/>
-          <w:i w:val="0"/>
-          <w:color w:val="0000FF"/>
-          <w:sz w:val="24"/>
-          <w:u w:val="single"/>
-        </w:rPr>
-        <w:t xml:space="preserve"> </w:t>
-      </w:r>
-      <w:r>
-        <w:rPr>
-          <w:rFonts w:ascii="Charis SIL Regular" w:hAnsi="Charis SIL Regular" w:eastAsia="Charis SIL Regular"/>
-          <w:b w:val="0"/>
-          <w:i w:val="0"/>
-          <w:color w:val="0000FF"/>
-          <w:sz w:val="24"/>
-          <w:u w:val="single"/>
-        </w:rPr>
-        <w:hyperlink r:id="rId15" w:history="1">
-          <w:r>
-            <w:rPr>
-              <w:rStyle w:val="Hyperlink"/>
-            </w:rPr>
-            <w:t>offi</w:t>
-          </w:r>
-        </w:hyperlink>
-      </w:r>
-      <w:r>
-        <w:rPr>
-          <w:rFonts w:ascii="Charis SIL Regular" w:hAnsi="Charis SIL Regular" w:eastAsia="Charis SIL Regular"/>
-          <w:b w:val="0"/>
-          <w:i w:val="0"/>
-          <w:color w:val="0000FF"/>
-          <w:sz w:val="24"/>
-        </w:rPr>
-        <w:hyperlink r:id="rId15" w:history="1">
-          <w:r>
-            <w:rPr>
-              <w:rStyle w:val="Hyperlink"/>
-            </w:rPr>
-            <w:t>ce</w:t>
-          </w:r>
-        </w:hyperlink>
-      </w:r>
-      <w:r>
-        <w:rPr>
-          <w:rFonts w:ascii="Charis SIL Regular" w:hAnsi="Charis SIL Regular" w:eastAsia="Charis SIL Regular"/>
-          <w:b w:val="0"/>
-          <w:i w:val="0"/>
-          <w:color w:val="0000FF"/>
-          <w:sz w:val="24"/>
-        </w:rPr>
-        <w:t>rs</w:t>
-      </w:r>
-      <w:r>
-        <w:rPr>
-          <w:rFonts w:ascii="Charis SIL Regular" w:hAnsi="Charis SIL Regular" w:eastAsia="Charis SIL Regular"/>
-          <w:b w:val="0"/>
-          <w:i w:val="0"/>
-          <w:color w:val="0000FF"/>
-          <w:sz w:val="24"/>
-          <w:u w:val="single"/>
-        </w:rPr>
-        <w:t xml:space="preserve"> </w:t>
-      </w:r>
-      <w:r>
-        <w:rPr>
-          <w:rFonts w:ascii="Charis SIL Regular" w:hAnsi="Charis SIL Regular" w:eastAsia="Charis SIL Regular"/>
-          <w:b w:val="0"/>
-          <w:i w:val="0"/>
-          <w:color w:val="0000FF"/>
-          <w:sz w:val="24"/>
-          <w:u w:val="single"/>
-        </w:rPr>
-        <w:hyperlink r:id="rId15" w:history="1">
-          <w:r>
-            <w:rPr>
-              <w:rStyle w:val="Hyperlink"/>
-            </w:rPr>
-            <w:t>and</w:t>
-          </w:r>
-        </w:hyperlink>
-      </w:r>
-      <w:r>
-        <w:rPr>
-          <w:rFonts w:ascii="Charis SIL Regular" w:hAnsi="Charis SIL Regular" w:eastAsia="Charis SIL Regular"/>
-          <w:b w:val="0"/>
-          <w:i w:val="0"/>
-          <w:color w:val="0000FF"/>
-          <w:sz w:val="24"/>
-          <w:u w:val="single"/>
-        </w:rPr>
-        <w:t xml:space="preserve"> </w:t>
-      </w:r>
-      <w:r>
-        <w:rPr>
-          <w:rFonts w:ascii="Charis SIL Regular" w:hAnsi="Charis SIL Regular" w:eastAsia="Charis SIL Regular"/>
-          <w:b w:val="0"/>
-          <w:i w:val="0"/>
-          <w:color w:val="0000FF"/>
-          <w:sz w:val="24"/>
-          <w:u w:val="single"/>
-        </w:rPr>
-        <w:hyperlink r:id="rId15" w:history="1">
-          <w:r>
-            <w:rPr>
-              <w:rStyle w:val="Hyperlink"/>
-            </w:rPr>
-            <w:t>soldiers</w:t>
+            <w:t>army</w:t>
           </w:r>
         </w:hyperlink>
       </w:r>
@@ -1938,93 +1856,6 @@
             <w:rPr>
               <w:rStyle w:val="Hyperlink"/>
             </w:rPr>
-            <w:t>army</w:t>
-          </w:r>
-        </w:hyperlink>
-      </w:r>
-      <w:r>
-        <w:rPr>
-          <w:rFonts w:ascii="Charis SIL Regular" w:hAnsi="Charis SIL Regular" w:eastAsia="Charis SIL Regular"/>
-          <w:b w:val="0"/>
-          <w:i w:val="0"/>
-          <w:color w:val="0000FF"/>
-          <w:sz w:val="24"/>
-          <w:u w:val="single"/>
-        </w:rPr>
-        <w:t xml:space="preserve"> </w:t>
-      </w:r>
-      <w:r>
-        <w:rPr>
-          <w:rFonts w:ascii="Charis SIL Regular" w:hAnsi="Charis SIL Regular" w:eastAsia="Charis SIL Regular"/>
-          <w:b w:val="0"/>
-          <w:i w:val="0"/>
-          <w:color w:val="0000FF"/>
-          <w:sz w:val="24"/>
-          <w:u w:val="single"/>
-        </w:rPr>
-        <w:hyperlink r:id="rId15" w:history="1">
-          <w:r>
-            <w:rPr>
-              <w:rStyle w:val="Hyperlink"/>
-            </w:rPr>
-            <w:t>in</w:t>
-          </w:r>
-        </w:hyperlink>
-      </w:r>
-      <w:r>
-        <w:rPr>
-          <w:rFonts w:ascii="Charis SIL Regular" w:hAnsi="Charis SIL Regular" w:eastAsia="Charis SIL Regular"/>
-          <w:b w:val="0"/>
-          <w:i w:val="0"/>
-          <w:color w:val="0000FF"/>
-          <w:sz w:val="24"/>
-          <w:u w:val="single"/>
-        </w:rPr>
-        <w:t xml:space="preserve"> </w:t>
-      </w:r>
-      <w:r>
-        <w:rPr>
-          <w:rFonts w:ascii="Charis SIL Regular" w:hAnsi="Charis SIL Regular" w:eastAsia="Charis SIL Regular"/>
-          <w:b w:val="0"/>
-          <w:i w:val="0"/>
-          <w:color w:val="0000FF"/>
-          <w:sz w:val="24"/>
-          <w:u w:val="single"/>
-        </w:rPr>
-        <w:hyperlink r:id="rId15" w:history="1">
-          <w:r>
-            <w:rPr>
-              <w:rStyle w:val="Hyperlink"/>
-            </w:rPr>
-            <w:t>the</w:t>
-          </w:r>
-        </w:hyperlink>
-      </w:r>
-      <w:r>
-        <w:rPr>
-          <w:rFonts w:ascii="Charis SIL Regular" w:hAnsi="Charis SIL Regular" w:eastAsia="Charis SIL Regular"/>
-          <w:b w:val="0"/>
-          <w:i w:val="0"/>
-          <w:color w:val="0000FF"/>
-          <w:sz w:val="24"/>
-          <w:u w:val="single"/>
-        </w:rPr>
-        <w:t xml:space="preserve"> </w:t>
-      </w:r>
-      <w:r>
-        <w:rPr>
-          <w:rFonts w:ascii="Charis SIL Regular" w:hAnsi="Charis SIL Regular" w:eastAsia="Charis SIL Regular"/>
-          <w:b w:val="0"/>
-          <w:i w:val="0"/>
-          <w:color w:val="0000FF"/>
-          <w:sz w:val="24"/>
-          <w:u w:val="single"/>
-        </w:rPr>
-        <w:hyperlink r:id="rId15" w:history="1">
-          <w:r>
-            <w:rPr>
-              <w:rStyle w:val="Hyperlink"/>
-            </w:rPr>
             <w:t>West</w:t>
           </w:r>
         </w:hyperlink>
@@ -2095,30 +1926,23 @@
           <w:color w:val="000000"/>
           <w:sz w:val="24"/>
         </w:rPr>
+        <w:t>s to relevant archive material about militar</w:t>
+      </w:r>
+      <w:r>
+        <w:rPr>
+          <w:u w:val="single" w:color="0000ff"/>
+          <w:rFonts w:ascii="Charis SIL Regular" w:hAnsi="Charis SIL Regular" w:eastAsia="Charis SIL Regular"/>
+          <w:b w:val="0"/>
+          <w:i w:val="0"/>
+          <w:color w:val="000000"/>
+          <w:sz w:val="24"/>
+        </w:rPr>
         <w:hyperlink r:id="rId15" w:history="1">
           <w:r>
             <w:rPr>
               <w:rStyle w:val="Hyperlink"/>
             </w:rPr>
-            <w:t>s to r</w:t>
-          </w:r>
-        </w:hyperlink>
-      </w:r>
-      <w:r>
-        <w:rPr>
-          <w:u w:val="single" w:color="0000ff"/>
-          <w:rFonts w:ascii="Charis SIL Regular" w:hAnsi="Charis SIL Regular" w:eastAsia="Charis SIL Regular"/>
-          <w:b w:val="0"/>
-          <w:i w:val="0"/>
-          <w:color w:val="000000"/>
-          <w:sz w:val="24"/>
-        </w:rPr>
-        <w:hyperlink r:id="rId15" w:history="1">
-          <w:r>
-            <w:rPr>
-              <w:rStyle w:val="Hyperlink"/>
-            </w:rPr>
-            <w:t>elevant archiv</w:t>
+            <w:t>y p</w:t>
           </w:r>
         </w:hyperlink>
       </w:r>
@@ -2154,150 +1978,6 @@
             <w:rPr>
               <w:rStyle w:val="Hyperlink"/>
             </w:rPr>
-            <w:t xml:space="preserve"> materi</w:t>
-          </w:r>
-        </w:hyperlink>
-      </w:r>
-      <w:r>
-        <w:rPr>
-          <w:u w:val="single" w:color="0000ff"/>
-          <w:rFonts w:ascii="Charis SIL Regular" w:hAnsi="Charis SIL Regular" w:eastAsia="Charis SIL Regular"/>
-          <w:b w:val="0"/>
-          <w:i w:val="0"/>
-          <w:color w:val="000000"/>
-          <w:sz w:val="24"/>
-        </w:rPr>
-        <w:hyperlink r:id="rId15" w:history="1">
-          <w:r>
-            <w:rPr>
-              <w:rStyle w:val="Hyperlink"/>
-            </w:rPr>
-            <w:t>al a</w:t>
-          </w:r>
-        </w:hyperlink>
-      </w:r>
-      <w:r>
-        <w:rPr>
-          <w:u w:val="single" w:color="0000ff"/>
-          <w:rFonts w:ascii="Charis SIL Regular" w:hAnsi="Charis SIL Regular" w:eastAsia="Charis SIL Regular"/>
-          <w:b w:val="0"/>
-          <w:i w:val="0"/>
-          <w:color w:val="000000"/>
-          <w:sz w:val="24"/>
-        </w:rPr>
-        <w:hyperlink r:id="rId15" w:history="1">
-          <w:r>
-            <w:rPr>
-              <w:rStyle w:val="Hyperlink"/>
-            </w:rPr>
-            <w:t>b</w:t>
-          </w:r>
-        </w:hyperlink>
-      </w:r>
-      <w:r>
-        <w:rPr>
-          <w:u w:val="single" w:color="0000ff"/>
-          <w:rFonts w:ascii="Charis SIL Regular" w:hAnsi="Charis SIL Regular" w:eastAsia="Charis SIL Regular"/>
-          <w:b w:val="0"/>
-          <w:i w:val="0"/>
-          <w:color w:val="000000"/>
-          <w:sz w:val="24"/>
-        </w:rPr>
-        <w:hyperlink r:id="rId15" w:history="1">
-          <w:r>
-            <w:rPr>
-              <w:rStyle w:val="Hyperlink"/>
-            </w:rPr>
-            <w:t>out mili</w:t>
-          </w:r>
-        </w:hyperlink>
-      </w:r>
-      <w:r>
-        <w:rPr>
-          <w:u w:val="single" w:color="0000ff"/>
-          <w:rFonts w:ascii="Charis SIL Regular" w:hAnsi="Charis SIL Regular" w:eastAsia="Charis SIL Regular"/>
-          <w:b w:val="0"/>
-          <w:i w:val="0"/>
-          <w:color w:val="000000"/>
-          <w:sz w:val="24"/>
-        </w:rPr>
-        <w:hyperlink r:id="rId15" w:history="1">
-          <w:r>
-            <w:rPr>
-              <w:rStyle w:val="Hyperlink"/>
-            </w:rPr>
-            <w:t>t</w:t>
-          </w:r>
-        </w:hyperlink>
-      </w:r>
-      <w:r>
-        <w:rPr>
-          <w:u w:val="single" w:color="0000ff"/>
-          <w:rFonts w:ascii="Charis SIL Regular" w:hAnsi="Charis SIL Regular" w:eastAsia="Charis SIL Regular"/>
-          <w:b w:val="0"/>
-          <w:i w:val="0"/>
-          <w:color w:val="000000"/>
-          <w:sz w:val="24"/>
-        </w:rPr>
-        <w:hyperlink r:id="rId15" w:history="1">
-          <w:r>
-            <w:rPr>
-              <w:rStyle w:val="Hyperlink"/>
-            </w:rPr>
-            <w:t>ar</w:t>
-          </w:r>
-        </w:hyperlink>
-      </w:r>
-      <w:r>
-        <w:rPr>
-          <w:u w:val="single" w:color="0000ff"/>
-          <w:rFonts w:ascii="Charis SIL Regular" w:hAnsi="Charis SIL Regular" w:eastAsia="Charis SIL Regular"/>
-          <w:b w:val="0"/>
-          <w:i w:val="0"/>
-          <w:color w:val="000000"/>
-          <w:sz w:val="24"/>
-        </w:rPr>
-        <w:hyperlink r:id="rId15" w:history="1">
-          <w:r>
-            <w:rPr>
-              <w:rStyle w:val="Hyperlink"/>
-            </w:rPr>
-            <w:t>y p</w:t>
-          </w:r>
-        </w:hyperlink>
-      </w:r>
-      <w:r>
-        <w:rPr>
-          <w:u w:val="single" w:color="0000ff"/>
-          <w:rFonts w:ascii="Charis SIL Regular" w:hAnsi="Charis SIL Regular" w:eastAsia="Charis SIL Regular"/>
-          <w:b w:val="0"/>
-          <w:i w:val="0"/>
-          <w:color w:val="000000"/>
-          <w:sz w:val="24"/>
-        </w:rPr>
-        <w:hyperlink r:id="rId15" w:history="1">
-          <w:r>
-            <w:rPr>
-              <w:rStyle w:val="Hyperlink"/>
-            </w:rPr>
-            <w:t>e</w:t>
-          </w:r>
-        </w:hyperlink>
-      </w:r>
-      <w:r>
-        <w:rPr>
-          <w:u w:val="single" w:color="0000ff"/>
-          <w:rFonts w:ascii="Charis SIL Regular" w:hAnsi="Charis SIL Regular" w:eastAsia="Charis SIL Regular"/>
-          <w:b w:val="0"/>
-          <w:i w:val="0"/>
-          <w:color w:val="000000"/>
-          <w:sz w:val="24"/>
-        </w:rPr>
-        <w:hyperlink r:id="rId15" w:history="1">
-          <w:r>
-            <w:rPr>
-              <w:rStyle w:val="Hyperlink"/>
-            </w:rPr>
             <w:t>rsonn</w:t>
           </w:r>
         </w:hyperlink>
@@ -2823,7 +2503,6 @@
       </w:r>
       <w:r>
         <w:rPr>
-          <w:u w:val="single" w:color="0000ff"/>
           <w:rFonts w:ascii="Charis SIL Regular" w:hAnsi="Charis SIL Regular" w:eastAsia="Charis SIL Regular"/>
           <w:b w:val="0"/>
           <w:i w:val="0"/>
@@ -4923,7 +4602,161 @@
           <w:color w:val="000000"/>
           <w:sz w:val="24"/>
         </w:rPr>
-        <w:t xml:space="preserve">Martin, (1806) 1828-1845 (1902)) and the </w:t>
+        <w:hyperlink r:id="rId21" w:history="1">
+          <w:r>
+            <w:rPr>
+              <w:rStyle w:val="Hyperlink"/>
+            </w:rPr>
+            <w:t>Martin, (1</w:t>
+          </w:r>
+        </w:hyperlink>
+      </w:r>
+      <w:r>
+        <w:rPr>
+          <w:u w:val="single" w:color="0000ff"/>
+          <w:rFonts w:ascii="Charis SIL Regular" w:hAnsi="Charis SIL Regular" w:eastAsia="Charis SIL Regular"/>
+          <w:b w:val="0"/>
+          <w:i w:val="0"/>
+          <w:color w:val="000000"/>
+          <w:sz w:val="24"/>
+        </w:rPr>
+        <w:hyperlink r:id="rId21" w:history="1">
+          <w:r>
+            <w:rPr>
+              <w:rStyle w:val="Hyperlink"/>
+            </w:rPr>
+            <w:t>806</w:t>
+          </w:r>
+        </w:hyperlink>
+      </w:r>
+      <w:r>
+        <w:rPr>
+          <w:u w:val="single" w:color="0000ff"/>
+          <w:rFonts w:ascii="Charis SIL Regular" w:hAnsi="Charis SIL Regular" w:eastAsia="Charis SIL Regular"/>
+          <w:b w:val="0"/>
+          <w:i w:val="0"/>
+          <w:color w:val="000000"/>
+          <w:sz w:val="24"/>
+        </w:rPr>
+        <w:hyperlink r:id="rId21" w:history="1">
+          <w:r>
+            <w:rPr>
+              <w:rStyle w:val="Hyperlink"/>
+            </w:rPr>
+            <w:t>)</w:t>
+          </w:r>
+        </w:hyperlink>
+      </w:r>
+      <w:r>
+        <w:rPr>
+          <w:u w:val="single" w:color="0000ff"/>
+          <w:rFonts w:ascii="Charis SIL Regular" w:hAnsi="Charis SIL Regular" w:eastAsia="Charis SIL Regular"/>
+          <w:b w:val="0"/>
+          <w:i w:val="0"/>
+          <w:color w:val="000000"/>
+          <w:sz w:val="24"/>
+        </w:rPr>
+        <w:hyperlink r:id="rId21" w:history="1">
+          <w:r>
+            <w:rPr>
+              <w:rStyle w:val="Hyperlink"/>
+            </w:rPr>
+            <w:t xml:space="preserve"> 1</w:t>
+          </w:r>
+        </w:hyperlink>
+      </w:r>
+      <w:r>
+        <w:rPr>
+          <w:u w:val="single" w:color="0000ff"/>
+          <w:rFonts w:ascii="Charis SIL Regular" w:hAnsi="Charis SIL Regular" w:eastAsia="Charis SIL Regular"/>
+          <w:b w:val="0"/>
+          <w:i w:val="0"/>
+          <w:color w:val="000000"/>
+          <w:sz w:val="24"/>
+        </w:rPr>
+        <w:hyperlink r:id="rId21" w:history="1">
+          <w:r>
+            <w:rPr>
+              <w:rStyle w:val="Hyperlink"/>
+            </w:rPr>
+            <w:t>8</w:t>
+          </w:r>
+        </w:hyperlink>
+      </w:r>
+      <w:r>
+        <w:rPr>
+          <w:u w:val="single" w:color="0000ff"/>
+          <w:rFonts w:ascii="Charis SIL Regular" w:hAnsi="Charis SIL Regular" w:eastAsia="Charis SIL Regular"/>
+          <w:b w:val="0"/>
+          <w:i w:val="0"/>
+          <w:color w:val="000000"/>
+          <w:sz w:val="24"/>
+        </w:rPr>
+        <w:hyperlink r:id="rId21" w:history="1">
+          <w:r>
+            <w:rPr>
+              <w:rStyle w:val="Hyperlink"/>
+            </w:rPr>
+            <w:t xml:space="preserve">28-1845 </w:t>
+          </w:r>
+        </w:hyperlink>
+      </w:r>
+      <w:r>
+        <w:rPr>
+          <w:u w:val="single" w:color="0000ff"/>
+          <w:rFonts w:ascii="Charis SIL Regular" w:hAnsi="Charis SIL Regular" w:eastAsia="Charis SIL Regular"/>
+          <w:b w:val="0"/>
+          <w:i w:val="0"/>
+          <w:color w:val="000000"/>
+          <w:sz w:val="24"/>
+        </w:rPr>
+        <w:hyperlink r:id="rId21" w:history="1">
+          <w:r>
+            <w:rPr>
+              <w:rStyle w:val="Hyperlink"/>
+            </w:rPr>
+            <w:t>(</w:t>
+          </w:r>
+        </w:hyperlink>
+      </w:r>
+      <w:r>
+        <w:rPr>
+          <w:u w:val="single" w:color="0000ff"/>
+          <w:rFonts w:ascii="Charis SIL Regular" w:hAnsi="Charis SIL Regular" w:eastAsia="Charis SIL Regular"/>
+          <w:b w:val="0"/>
+          <w:i w:val="0"/>
+          <w:color w:val="000000"/>
+          <w:sz w:val="24"/>
+        </w:rPr>
+        <w:hyperlink r:id="rId21" w:history="1">
+          <w:r>
+            <w:rPr>
+              <w:rStyle w:val="Hyperlink"/>
+            </w:rPr>
+            <w:t>1902))</w:t>
+          </w:r>
+        </w:hyperlink>
+      </w:r>
+      <w:r>
+        <w:rPr>
+          <w:u w:val="single" w:color="0000ff"/>
+          <w:rFonts w:ascii="Charis SIL Regular" w:hAnsi="Charis SIL Regular" w:eastAsia="Charis SIL Regular"/>
+          <w:b w:val="0"/>
+          <w:i w:val="0"/>
+          <w:color w:val="000000"/>
+          <w:sz w:val="24"/>
+        </w:rPr>
+        <w:t xml:space="preserve"> </w:t>
+      </w:r>
+      <w:r>
+        <w:rPr>
+          <w:rFonts w:ascii="Charis SIL Regular" w:hAnsi="Charis SIL Regular" w:eastAsia="Charis SIL Regular"/>
+          <w:b w:val="0"/>
+          <w:i w:val="0"/>
+          <w:color w:val="000000"/>
+          <w:sz w:val="24"/>
+        </w:rPr>
+        <w:t xml:space="preserve">and the </w:t>
       </w:r>
       <w:r>
         <w:rPr>
@@ -4934,7 +4767,7 @@
           <w:sz w:val="24"/>
           <w:u w:val="single"/>
         </w:rPr>
-        <w:hyperlink r:id="rId22" w:history="1">
+        <w:hyperlink r:id="rId21" w:history="1">
           <w:r>
             <w:rPr>
               <w:rStyle w:val="Hyperlink"/>
@@ -4952,7 +4785,7 @@
           <w:sz w:val="24"/>
           <w:u w:val="single"/>
         </w:rPr>
-        <w:hyperlink r:id="rId22" w:history="1">
+        <w:hyperlink r:id="rId21" w:history="1">
           <w:r>
             <w:rPr>
               <w:rStyle w:val="Hyperlink"/>
@@ -4970,7 +4803,7 @@
           <w:sz w:val="24"/>
           <w:u w:val="single"/>
         </w:rPr>
-        <w:hyperlink r:id="rId22" w:history="1">
+        <w:hyperlink r:id="rId21" w:history="1">
           <w:r>
             <w:rPr>
               <w:rStyle w:val="Hyperlink"/>

--- a/EXPORTS/DOCX/published/niveau2/English/SabaStEustatiusStMaarten.docx
+++ b/EXPORTS/DOCX/published/niveau2/English/SabaStEustatiusStMaarten.docx
@@ -554,14 +554,7 @@
           <w:color w:val="000000"/>
           <w:sz w:val="24"/>
         </w:rPr>
-        <w:hyperlink r:id="rId11" w:history="1">
-          <w:r>
-            <w:rPr>
-              <w:rStyle w:val="Hyperlink"/>
-            </w:rPr>
-            <w:t xml:space="preserve"> resp</w:t>
-          </w:r>
-        </w:hyperlink>
+        <w:t xml:space="preserve"> resp</w:t>
       </w:r>
       <w:r>
         <w:rPr>
@@ -1395,25 +1388,7 @@
           <w:color w:val="000000"/>
           <w:sz w:val="24"/>
         </w:rPr>
-        <w:t xml:space="preserve"> of 1814 gave the islands the name of Sint Eustatius and Depende</w:t>
-      </w:r>
-      <w:r>
-        <w:rPr>
-          <w:u w:val="single" w:color="0000ff"/>
-          <w:rFonts w:ascii="Charis SIL Regular" w:hAnsi="Charis SIL Regular" w:eastAsia="Charis SIL Regular"/>
-          <w:b w:val="0"/>
-          <w:i w:val="0"/>
-          <w:color w:val="000000"/>
-          <w:sz w:val="24"/>
-        </w:rPr>
-        <w:hyperlink r:id="rId14" w:history="1">
-          <w:r>
-            <w:rPr>
-              <w:rStyle w:val="Hyperlink"/>
-            </w:rPr>
-            <w:t>ncies a</w:t>
-          </w:r>
-        </w:hyperlink>
+        <w:t xml:space="preserve"> of 1814 gave the islands the name of Sint Eustatius and Dependencies a</w:t>
       </w:r>
       <w:r>
         <w:rPr>
@@ -1714,7 +1689,14 @@
           <w:sz w:val="24"/>
           <w:u w:val="single"/>
         </w:rPr>
-        <w:t>Non-commissioned officers and soldiers i</w:t>
+        <w:hyperlink r:id="rId15" w:history="1">
+          <w:r>
+            <w:rPr>
+              <w:rStyle w:val="Hyperlink"/>
+            </w:rPr>
+            <w:t>Non-</w:t>
+          </w:r>
+        </w:hyperlink>
       </w:r>
       <w:r>
         <w:rPr>
@@ -1723,8 +1705,164 @@
           <w:i w:val="0"/>
           <w:color w:val="0000FF"/>
           <w:sz w:val="24"/>
-        </w:rPr>
-        <w:t xml:space="preserve">n </w:t>
+          <w:u w:val="single"/>
+        </w:rPr>
+        <w:hyperlink r:id="rId15" w:history="1">
+          <w:r>
+            <w:rPr>
+              <w:rStyle w:val="Hyperlink"/>
+            </w:rPr>
+            <w:t>commissioned</w:t>
+          </w:r>
+        </w:hyperlink>
+      </w:r>
+      <w:r>
+        <w:rPr>
+          <w:rFonts w:ascii="Charis SIL Regular" w:hAnsi="Charis SIL Regular" w:eastAsia="Charis SIL Regular"/>
+          <w:b w:val="0"/>
+          <w:i w:val="0"/>
+          <w:color w:val="0000FF"/>
+          <w:sz w:val="24"/>
+          <w:u w:val="single"/>
+        </w:rPr>
+        <w:t xml:space="preserve"> </w:t>
+      </w:r>
+      <w:r>
+        <w:rPr>
+          <w:rFonts w:ascii="Charis SIL Regular" w:hAnsi="Charis SIL Regular" w:eastAsia="Charis SIL Regular"/>
+          <w:b w:val="0"/>
+          <w:i w:val="0"/>
+          <w:color w:val="0000FF"/>
+          <w:sz w:val="24"/>
+          <w:u w:val="single"/>
+        </w:rPr>
+        <w:hyperlink r:id="rId15" w:history="1">
+          <w:r>
+            <w:rPr>
+              <w:rStyle w:val="Hyperlink"/>
+            </w:rPr>
+            <w:t>office</w:t>
+          </w:r>
+        </w:hyperlink>
+      </w:r>
+      <w:r>
+        <w:rPr>
+          <w:rFonts w:ascii="Charis SIL Regular" w:hAnsi="Charis SIL Regular" w:eastAsia="Charis SIL Regular"/>
+          <w:b w:val="0"/>
+          <w:i w:val="0"/>
+          <w:color w:val="0000FF"/>
+          <w:sz w:val="24"/>
+          <w:u w:val="single"/>
+        </w:rPr>
+        <w:t>rs</w:t>
+      </w:r>
+      <w:r>
+        <w:rPr>
+          <w:rFonts w:ascii="Charis SIL Regular" w:hAnsi="Charis SIL Regular" w:eastAsia="Charis SIL Regular"/>
+          <w:b w:val="0"/>
+          <w:i w:val="0"/>
+          <w:color w:val="0000FF"/>
+          <w:sz w:val="24"/>
+          <w:u w:val="single"/>
+        </w:rPr>
+        <w:t xml:space="preserve"> </w:t>
+      </w:r>
+      <w:r>
+        <w:rPr>
+          <w:rFonts w:ascii="Charis SIL Regular" w:hAnsi="Charis SIL Regular" w:eastAsia="Charis SIL Regular"/>
+          <w:b w:val="0"/>
+          <w:i w:val="0"/>
+          <w:color w:val="0000FF"/>
+          <w:sz w:val="24"/>
+          <w:u w:val="single"/>
+        </w:rPr>
+        <w:hyperlink r:id="rId15" w:history="1">
+          <w:r>
+            <w:rPr>
+              <w:rStyle w:val="Hyperlink"/>
+            </w:rPr>
+            <w:t>and</w:t>
+          </w:r>
+        </w:hyperlink>
+      </w:r>
+      <w:r>
+        <w:rPr>
+          <w:rFonts w:ascii="Charis SIL Regular" w:hAnsi="Charis SIL Regular" w:eastAsia="Charis SIL Regular"/>
+          <w:b w:val="0"/>
+          <w:i w:val="0"/>
+          <w:color w:val="0000FF"/>
+          <w:sz w:val="24"/>
+          <w:u w:val="single"/>
+        </w:rPr>
+        <w:t xml:space="preserve"> </w:t>
+      </w:r>
+      <w:r>
+        <w:rPr>
+          <w:rFonts w:ascii="Charis SIL Regular" w:hAnsi="Charis SIL Regular" w:eastAsia="Charis SIL Regular"/>
+          <w:b w:val="0"/>
+          <w:i w:val="0"/>
+          <w:color w:val="0000FF"/>
+          <w:sz w:val="24"/>
+          <w:u w:val="single"/>
+        </w:rPr>
+        <w:hyperlink r:id="rId15" w:history="1">
+          <w:r>
+            <w:rPr>
+              <w:rStyle w:val="Hyperlink"/>
+            </w:rPr>
+            <w:t>soldie</w:t>
+          </w:r>
+        </w:hyperlink>
+      </w:r>
+      <w:r>
+        <w:rPr>
+          <w:rFonts w:ascii="Charis SIL Regular" w:hAnsi="Charis SIL Regular" w:eastAsia="Charis SIL Regular"/>
+          <w:b w:val="0"/>
+          <w:i w:val="0"/>
+          <w:color w:val="0000FF"/>
+          <w:sz w:val="24"/>
+        </w:rPr>
+        <w:t>rs</w:t>
+      </w:r>
+      <w:r>
+        <w:rPr>
+          <w:rFonts w:ascii="Charis SIL Regular" w:hAnsi="Charis SIL Regular" w:eastAsia="Charis SIL Regular"/>
+          <w:b w:val="0"/>
+          <w:i w:val="0"/>
+          <w:color w:val="0000FF"/>
+          <w:sz w:val="24"/>
+          <w:u w:val="single"/>
+        </w:rPr>
+        <w:t xml:space="preserve"> </w:t>
+      </w:r>
+      <w:r>
+        <w:rPr>
+          <w:rFonts w:ascii="Charis SIL Regular" w:hAnsi="Charis SIL Regular" w:eastAsia="Charis SIL Regular"/>
+          <w:b w:val="0"/>
+          <w:i w:val="0"/>
+          <w:color w:val="0000FF"/>
+          <w:sz w:val="24"/>
+          <w:u w:val="single"/>
+        </w:rPr>
+        <w:hyperlink r:id="rId15" w:history="1">
+          <w:r>
+            <w:rPr>
+              <w:rStyle w:val="Hyperlink"/>
+            </w:rPr>
+            <w:t>in</w:t>
+          </w:r>
+        </w:hyperlink>
+      </w:r>
+      <w:r>
+        <w:rPr>
+          <w:rFonts w:ascii="Charis SIL Regular" w:hAnsi="Charis SIL Regular" w:eastAsia="Charis SIL Regular"/>
+          <w:b w:val="0"/>
+          <w:i w:val="0"/>
+          <w:color w:val="0000FF"/>
+          <w:sz w:val="24"/>
+          <w:u w:val="single"/>
+        </w:rPr>
+        <w:t xml:space="preserve"> </w:t>
       </w:r>
       <w:r>
         <w:rPr>
@@ -1926,7 +2064,158 @@
           <w:color w:val="000000"/>
           <w:sz w:val="24"/>
         </w:rPr>
-        <w:t>s to relevant archive material about militar</w:t>
+        <w:hyperlink r:id="rId15" w:history="1">
+          <w:r>
+            <w:rPr>
+              <w:rStyle w:val="Hyperlink"/>
+            </w:rPr>
+            <w:t>s to r</w:t>
+          </w:r>
+        </w:hyperlink>
+      </w:r>
+      <w:r>
+        <w:rPr>
+          <w:u w:val="single" w:color="0000ff"/>
+          <w:rFonts w:ascii="Charis SIL Regular" w:hAnsi="Charis SIL Regular" w:eastAsia="Charis SIL Regular"/>
+          <w:b w:val="0"/>
+          <w:i w:val="0"/>
+          <w:color w:val="000000"/>
+          <w:sz w:val="24"/>
+        </w:rPr>
+        <w:hyperlink r:id="rId15" w:history="1">
+          <w:r>
+            <w:rPr>
+              <w:rStyle w:val="Hyperlink"/>
+            </w:rPr>
+            <w:t>elevant archiv</w:t>
+          </w:r>
+        </w:hyperlink>
+      </w:r>
+      <w:r>
+        <w:rPr>
+          <w:u w:val="single" w:color="0000ff"/>
+          <w:rFonts w:ascii="Charis SIL Regular" w:hAnsi="Charis SIL Regular" w:eastAsia="Charis SIL Regular"/>
+          <w:b w:val="0"/>
+          <w:i w:val="0"/>
+          <w:color w:val="000000"/>
+          <w:sz w:val="24"/>
+        </w:rPr>
+        <w:hyperlink r:id="rId15" w:history="1">
+          <w:r>
+            <w:rPr>
+              <w:rStyle w:val="Hyperlink"/>
+            </w:rPr>
+            <w:t>e</w:t>
+          </w:r>
+        </w:hyperlink>
+      </w:r>
+      <w:r>
+        <w:rPr>
+          <w:u w:val="single" w:color="0000ff"/>
+          <w:rFonts w:ascii="Charis SIL Regular" w:hAnsi="Charis SIL Regular" w:eastAsia="Charis SIL Regular"/>
+          <w:b w:val="0"/>
+          <w:i w:val="0"/>
+          <w:color w:val="000000"/>
+          <w:sz w:val="24"/>
+        </w:rPr>
+        <w:hyperlink r:id="rId15" w:history="1">
+          <w:r>
+            <w:rPr>
+              <w:rStyle w:val="Hyperlink"/>
+            </w:rPr>
+            <w:t xml:space="preserve"> materi</w:t>
+          </w:r>
+        </w:hyperlink>
+      </w:r>
+      <w:r>
+        <w:rPr>
+          <w:u w:val="single" w:color="0000ff"/>
+          <w:rFonts w:ascii="Charis SIL Regular" w:hAnsi="Charis SIL Regular" w:eastAsia="Charis SIL Regular"/>
+          <w:b w:val="0"/>
+          <w:i w:val="0"/>
+          <w:color w:val="000000"/>
+          <w:sz w:val="24"/>
+        </w:rPr>
+        <w:hyperlink r:id="rId15" w:history="1">
+          <w:r>
+            <w:rPr>
+              <w:rStyle w:val="Hyperlink"/>
+            </w:rPr>
+            <w:t>al a</w:t>
+          </w:r>
+        </w:hyperlink>
+      </w:r>
+      <w:r>
+        <w:rPr>
+          <w:u w:val="single" w:color="0000ff"/>
+          <w:rFonts w:ascii="Charis SIL Regular" w:hAnsi="Charis SIL Regular" w:eastAsia="Charis SIL Regular"/>
+          <w:b w:val="0"/>
+          <w:i w:val="0"/>
+          <w:color w:val="000000"/>
+          <w:sz w:val="24"/>
+        </w:rPr>
+        <w:hyperlink r:id="rId15" w:history="1">
+          <w:r>
+            <w:rPr>
+              <w:rStyle w:val="Hyperlink"/>
+            </w:rPr>
+            <w:t>b</w:t>
+          </w:r>
+        </w:hyperlink>
+      </w:r>
+      <w:r>
+        <w:rPr>
+          <w:u w:val="single" w:color="0000ff"/>
+          <w:rFonts w:ascii="Charis SIL Regular" w:hAnsi="Charis SIL Regular" w:eastAsia="Charis SIL Regular"/>
+          <w:b w:val="0"/>
+          <w:i w:val="0"/>
+          <w:color w:val="000000"/>
+          <w:sz w:val="24"/>
+        </w:rPr>
+        <w:hyperlink r:id="rId15" w:history="1">
+          <w:r>
+            <w:rPr>
+              <w:rStyle w:val="Hyperlink"/>
+            </w:rPr>
+            <w:t>out mili</w:t>
+          </w:r>
+        </w:hyperlink>
+      </w:r>
+      <w:r>
+        <w:rPr>
+          <w:u w:val="single" w:color="0000ff"/>
+          <w:rFonts w:ascii="Charis SIL Regular" w:hAnsi="Charis SIL Regular" w:eastAsia="Charis SIL Regular"/>
+          <w:b w:val="0"/>
+          <w:i w:val="0"/>
+          <w:color w:val="000000"/>
+          <w:sz w:val="24"/>
+        </w:rPr>
+        <w:hyperlink r:id="rId15" w:history="1">
+          <w:r>
+            <w:rPr>
+              <w:rStyle w:val="Hyperlink"/>
+            </w:rPr>
+            <w:t>t</w:t>
+          </w:r>
+        </w:hyperlink>
+      </w:r>
+      <w:r>
+        <w:rPr>
+          <w:u w:val="single" w:color="0000ff"/>
+          <w:rFonts w:ascii="Charis SIL Regular" w:hAnsi="Charis SIL Regular" w:eastAsia="Charis SIL Regular"/>
+          <w:b w:val="0"/>
+          <w:i w:val="0"/>
+          <w:color w:val="000000"/>
+          <w:sz w:val="24"/>
+        </w:rPr>
+        <w:hyperlink r:id="rId15" w:history="1">
+          <w:r>
+            <w:rPr>
+              <w:rStyle w:val="Hyperlink"/>
+            </w:rPr>
+            <w:t>ar</w:t>
+          </w:r>
+        </w:hyperlink>
       </w:r>
       <w:r>
         <w:rPr>
@@ -4025,7 +4314,6 @@
       </w:r>
       <w:r>
         <w:rPr>
-          <w:u w:val="single" w:color="0000ff"/>
           <w:rFonts w:ascii="Charis SIL Regular" w:hAnsi="Charis SIL Regular" w:eastAsia="Charis SIL Regular"/>
           <w:b w:val="0"/>
           <w:i w:val="0"/>
@@ -4595,168 +4883,13 @@
       </w:r>
       <w:r>
         <w:rPr>
-          <w:u w:val="single" w:color="0000ff"/>
           <w:rFonts w:ascii="Charis SIL Regular" w:hAnsi="Charis SIL Regular" w:eastAsia="Charis SIL Regular"/>
           <w:b w:val="0"/>
           <w:i w:val="0"/>
           <w:color w:val="000000"/>
           <w:sz w:val="24"/>
         </w:rPr>
-        <w:hyperlink r:id="rId21" w:history="1">
-          <w:r>
-            <w:rPr>
-              <w:rStyle w:val="Hyperlink"/>
-            </w:rPr>
-            <w:t>Martin, (1</w:t>
-          </w:r>
-        </w:hyperlink>
-      </w:r>
-      <w:r>
-        <w:rPr>
-          <w:u w:val="single" w:color="0000ff"/>
-          <w:rFonts w:ascii="Charis SIL Regular" w:hAnsi="Charis SIL Regular" w:eastAsia="Charis SIL Regular"/>
-          <w:b w:val="0"/>
-          <w:i w:val="0"/>
-          <w:color w:val="000000"/>
-          <w:sz w:val="24"/>
-        </w:rPr>
-        <w:hyperlink r:id="rId21" w:history="1">
-          <w:r>
-            <w:rPr>
-              <w:rStyle w:val="Hyperlink"/>
-            </w:rPr>
-            <w:t>806</w:t>
-          </w:r>
-        </w:hyperlink>
-      </w:r>
-      <w:r>
-        <w:rPr>
-          <w:u w:val="single" w:color="0000ff"/>
-          <w:rFonts w:ascii="Charis SIL Regular" w:hAnsi="Charis SIL Regular" w:eastAsia="Charis SIL Regular"/>
-          <w:b w:val="0"/>
-          <w:i w:val="0"/>
-          <w:color w:val="000000"/>
-          <w:sz w:val="24"/>
-        </w:rPr>
-        <w:hyperlink r:id="rId21" w:history="1">
-          <w:r>
-            <w:rPr>
-              <w:rStyle w:val="Hyperlink"/>
-            </w:rPr>
-            <w:t>)</w:t>
-          </w:r>
-        </w:hyperlink>
-      </w:r>
-      <w:r>
-        <w:rPr>
-          <w:u w:val="single" w:color="0000ff"/>
-          <w:rFonts w:ascii="Charis SIL Regular" w:hAnsi="Charis SIL Regular" w:eastAsia="Charis SIL Regular"/>
-          <w:b w:val="0"/>
-          <w:i w:val="0"/>
-          <w:color w:val="000000"/>
-          <w:sz w:val="24"/>
-        </w:rPr>
-        <w:hyperlink r:id="rId21" w:history="1">
-          <w:r>
-            <w:rPr>
-              <w:rStyle w:val="Hyperlink"/>
-            </w:rPr>
-            <w:t xml:space="preserve"> 1</w:t>
-          </w:r>
-        </w:hyperlink>
-      </w:r>
-      <w:r>
-        <w:rPr>
-          <w:u w:val="single" w:color="0000ff"/>
-          <w:rFonts w:ascii="Charis SIL Regular" w:hAnsi="Charis SIL Regular" w:eastAsia="Charis SIL Regular"/>
-          <w:b w:val="0"/>
-          <w:i w:val="0"/>
-          <w:color w:val="000000"/>
-          <w:sz w:val="24"/>
-        </w:rPr>
-        <w:hyperlink r:id="rId21" w:history="1">
-          <w:r>
-            <w:rPr>
-              <w:rStyle w:val="Hyperlink"/>
-            </w:rPr>
-            <w:t>8</w:t>
-          </w:r>
-        </w:hyperlink>
-      </w:r>
-      <w:r>
-        <w:rPr>
-          <w:u w:val="single" w:color="0000ff"/>
-          <w:rFonts w:ascii="Charis SIL Regular" w:hAnsi="Charis SIL Regular" w:eastAsia="Charis SIL Regular"/>
-          <w:b w:val="0"/>
-          <w:i w:val="0"/>
-          <w:color w:val="000000"/>
-          <w:sz w:val="24"/>
-        </w:rPr>
-        <w:hyperlink r:id="rId21" w:history="1">
-          <w:r>
-            <w:rPr>
-              <w:rStyle w:val="Hyperlink"/>
-            </w:rPr>
-            <w:t xml:space="preserve">28-1845 </w:t>
-          </w:r>
-        </w:hyperlink>
-      </w:r>
-      <w:r>
-        <w:rPr>
-          <w:u w:val="single" w:color="0000ff"/>
-          <w:rFonts w:ascii="Charis SIL Regular" w:hAnsi="Charis SIL Regular" w:eastAsia="Charis SIL Regular"/>
-          <w:b w:val="0"/>
-          <w:i w:val="0"/>
-          <w:color w:val="000000"/>
-          <w:sz w:val="24"/>
-        </w:rPr>
-        <w:hyperlink r:id="rId21" w:history="1">
-          <w:r>
-            <w:rPr>
-              <w:rStyle w:val="Hyperlink"/>
-            </w:rPr>
-            <w:t>(</w:t>
-          </w:r>
-        </w:hyperlink>
-      </w:r>
-      <w:r>
-        <w:rPr>
-          <w:u w:val="single" w:color="0000ff"/>
-          <w:rFonts w:ascii="Charis SIL Regular" w:hAnsi="Charis SIL Regular" w:eastAsia="Charis SIL Regular"/>
-          <w:b w:val="0"/>
-          <w:i w:val="0"/>
-          <w:color w:val="000000"/>
-          <w:sz w:val="24"/>
-        </w:rPr>
-        <w:hyperlink r:id="rId21" w:history="1">
-          <w:r>
-            <w:rPr>
-              <w:rStyle w:val="Hyperlink"/>
-            </w:rPr>
-            <w:t>1902))</w:t>
-          </w:r>
-        </w:hyperlink>
-      </w:r>
-      <w:r>
-        <w:rPr>
-          <w:u w:val="single" w:color="0000ff"/>
-          <w:rFonts w:ascii="Charis SIL Regular" w:hAnsi="Charis SIL Regular" w:eastAsia="Charis SIL Regular"/>
-          <w:b w:val="0"/>
-          <w:i w:val="0"/>
-          <w:color w:val="000000"/>
-          <w:sz w:val="24"/>
-        </w:rPr>
-        <w:t xml:space="preserve"> </w:t>
-      </w:r>
-      <w:r>
-        <w:rPr>
-          <w:rFonts w:ascii="Charis SIL Regular" w:hAnsi="Charis SIL Regular" w:eastAsia="Charis SIL Regular"/>
-          <w:b w:val="0"/>
-          <w:i w:val="0"/>
-          <w:color w:val="000000"/>
-          <w:sz w:val="24"/>
-        </w:rPr>
-        <w:t xml:space="preserve">and the </w:t>
+        <w:t xml:space="preserve">Martin, (1806) 1828-1845 (1902)) and the </w:t>
       </w:r>
       <w:r>
         <w:rPr>

--- a/EXPORTS/DOCX/published/niveau2/English/SabaStEustatiusStMaarten.docx
+++ b/EXPORTS/DOCX/published/niveau2/English/SabaStEustatiusStMaarten.docx
@@ -303,7 +303,7 @@
           <w:sz w:val="24"/>
           <w:u w:val="single"/>
         </w:rPr>
-        <w:hyperlink r:id="rId10" w:history="1">
+        <w:hyperlink r:id="rId9" w:history="1">
           <w:r>
             <w:rPr>
               <w:rStyle w:val="Hyperlink"/>
@@ -554,7 +554,14 @@
           <w:color w:val="000000"/>
           <w:sz w:val="24"/>
         </w:rPr>
-        <w:t xml:space="preserve"> resp</w:t>
+        <w:hyperlink r:id="rId11" w:history="1">
+          <w:r>
+            <w:rPr>
+              <w:rStyle w:val="Hyperlink"/>
+            </w:rPr>
+            <w:t xml:space="preserve"> resp</w:t>
+          </w:r>
+        </w:hyperlink>
       </w:r>
       <w:r>
         <w:rPr>
@@ -1388,7 +1395,18 @@
           <w:color w:val="000000"/>
           <w:sz w:val="24"/>
         </w:rPr>
-        <w:t xml:space="preserve"> of 1814 gave the islands the name of Sint Eustatius and Dependencies a</w:t>
+        <w:t xml:space="preserve"> of 1814 gave the islands the name of Sint Eustatius and Depende</w:t>
+      </w:r>
+      <w:r>
+        <w:rPr>
+          <w:u w:val="single" w:color="0000ff"/>
+          <w:rFonts w:ascii="Charis SIL Regular" w:hAnsi="Charis SIL Regular" w:eastAsia="Charis SIL Regular"/>
+          <w:b w:val="0"/>
+          <w:i w:val="0"/>
+          <w:color w:val="000000"/>
+          <w:sz w:val="24"/>
+        </w:rPr>
+        <w:t>ncies a</w:t>
       </w:r>
       <w:r>
         <w:rPr>
@@ -1741,7 +1759,7 @@
             <w:rPr>
               <w:rStyle w:val="Hyperlink"/>
             </w:rPr>
-            <w:t>office</w:t>
+            <w:t>offi</w:t>
           </w:r>
         </w:hyperlink>
       </w:r>
@@ -1752,7 +1770,23 @@
           <w:i w:val="0"/>
           <w:color w:val="0000FF"/>
           <w:sz w:val="24"/>
-          <w:u w:val="single"/>
+        </w:rPr>
+        <w:hyperlink r:id="rId15" w:history="1">
+          <w:r>
+            <w:rPr>
+              <w:rStyle w:val="Hyperlink"/>
+            </w:rPr>
+            <w:t>ce</w:t>
+          </w:r>
+        </w:hyperlink>
+      </w:r>
+      <w:r>
+        <w:rPr>
+          <w:rFonts w:ascii="Charis SIL Regular" w:hAnsi="Charis SIL Regular" w:eastAsia="Charis SIL Regular"/>
+          <w:b w:val="0"/>
+          <w:i w:val="0"/>
+          <w:color w:val="0000FF"/>
+          <w:sz w:val="24"/>
         </w:rPr>
         <w:t>rs</w:t>
       </w:r>
@@ -1810,19 +1844,9 @@
             <w:rPr>
               <w:rStyle w:val="Hyperlink"/>
             </w:rPr>
-            <w:t>soldie</w:t>
+            <w:t>soldiers</w:t>
           </w:r>
         </w:hyperlink>
-      </w:r>
-      <w:r>
-        <w:rPr>
-          <w:rFonts w:ascii="Charis SIL Regular" w:hAnsi="Charis SIL Regular" w:eastAsia="Charis SIL Regular"/>
-          <w:b w:val="0"/>
-          <w:i w:val="0"/>
-          <w:color w:val="0000FF"/>
-          <w:sz w:val="24"/>
-        </w:rPr>
-        <w:t>rs</w:t>
       </w:r>
       <w:r>
         <w:rPr>
@@ -2792,6 +2816,7 @@
       </w:r>
       <w:r>
         <w:rPr>
+          <w:u w:val="single" w:color="0000ff"/>
           <w:rFonts w:ascii="Charis SIL Regular" w:hAnsi="Charis SIL Regular" w:eastAsia="Charis SIL Regular"/>
           <w:b w:val="0"/>
           <w:i w:val="0"/>
@@ -4314,6 +4339,7 @@
       </w:r>
       <w:r>
         <w:rPr>
+          <w:u w:val="single" w:color="0000ff"/>
           <w:rFonts w:ascii="Charis SIL Regular" w:hAnsi="Charis SIL Regular" w:eastAsia="Charis SIL Regular"/>
           <w:b w:val="0"/>
           <w:i w:val="0"/>
@@ -4883,13 +4909,176 @@
       </w:r>
       <w:r>
         <w:rPr>
+          <w:u w:val="single" w:color="0000ff"/>
           <w:rFonts w:ascii="Charis SIL Regular" w:hAnsi="Charis SIL Regular" w:eastAsia="Charis SIL Regular"/>
           <w:b w:val="0"/>
           <w:i w:val="0"/>
           <w:color w:val="000000"/>
           <w:sz w:val="24"/>
         </w:rPr>
-        <w:t xml:space="preserve">Martin, (1806) 1828-1845 (1902)) and the </w:t>
+        <w:hyperlink r:id="rId21" w:history="1">
+          <w:r>
+            <w:rPr>
+              <w:rStyle w:val="Hyperlink"/>
+            </w:rPr>
+            <w:t>Martin, (1</w:t>
+          </w:r>
+        </w:hyperlink>
+      </w:r>
+      <w:r>
+        <w:rPr>
+          <w:u w:val="single" w:color="0000ff"/>
+          <w:rFonts w:ascii="Charis SIL Regular" w:hAnsi="Charis SIL Regular" w:eastAsia="Charis SIL Regular"/>
+          <w:b w:val="0"/>
+          <w:i w:val="0"/>
+          <w:color w:val="000000"/>
+          <w:sz w:val="24"/>
+        </w:rPr>
+        <w:hyperlink r:id="rId21" w:history="1">
+          <w:r>
+            <w:rPr>
+              <w:rStyle w:val="Hyperlink"/>
+            </w:rPr>
+            <w:t>806</w:t>
+          </w:r>
+        </w:hyperlink>
+      </w:r>
+      <w:r>
+        <w:rPr>
+          <w:u w:val="single" w:color="0000ff"/>
+          <w:rFonts w:ascii="Charis SIL Regular" w:hAnsi="Charis SIL Regular" w:eastAsia="Charis SIL Regular"/>
+          <w:b w:val="0"/>
+          <w:i w:val="0"/>
+          <w:color w:val="000000"/>
+          <w:sz w:val="24"/>
+        </w:rPr>
+        <w:hyperlink r:id="rId21" w:history="1">
+          <w:r>
+            <w:rPr>
+              <w:rStyle w:val="Hyperlink"/>
+            </w:rPr>
+            <w:t>)</w:t>
+          </w:r>
+        </w:hyperlink>
+      </w:r>
+      <w:r>
+        <w:rPr>
+          <w:u w:val="single" w:color="0000ff"/>
+          <w:rFonts w:ascii="Charis SIL Regular" w:hAnsi="Charis SIL Regular" w:eastAsia="Charis SIL Regular"/>
+          <w:b w:val="0"/>
+          <w:i w:val="0"/>
+          <w:color w:val="000000"/>
+          <w:sz w:val="24"/>
+        </w:rPr>
+        <w:hyperlink r:id="rId21" w:history="1">
+          <w:r>
+            <w:rPr>
+              <w:rStyle w:val="Hyperlink"/>
+            </w:rPr>
+            <w:t xml:space="preserve"> 1</w:t>
+          </w:r>
+        </w:hyperlink>
+      </w:r>
+      <w:r>
+        <w:rPr>
+          <w:u w:val="single" w:color="0000ff"/>
+          <w:rFonts w:ascii="Charis SIL Regular" w:hAnsi="Charis SIL Regular" w:eastAsia="Charis SIL Regular"/>
+          <w:b w:val="0"/>
+          <w:i w:val="0"/>
+          <w:color w:val="000000"/>
+          <w:sz w:val="24"/>
+        </w:rPr>
+        <w:hyperlink r:id="rId21" w:history="1">
+          <w:r>
+            <w:rPr>
+              <w:rStyle w:val="Hyperlink"/>
+            </w:rPr>
+            <w:t>8</w:t>
+          </w:r>
+        </w:hyperlink>
+      </w:r>
+      <w:r>
+        <w:rPr>
+          <w:u w:val="single" w:color="0000ff"/>
+          <w:rFonts w:ascii="Charis SIL Regular" w:hAnsi="Charis SIL Regular" w:eastAsia="Charis SIL Regular"/>
+          <w:b w:val="0"/>
+          <w:i w:val="0"/>
+          <w:color w:val="000000"/>
+          <w:sz w:val="24"/>
+        </w:rPr>
+        <w:hyperlink r:id="rId21" w:history="1">
+          <w:r>
+            <w:rPr>
+              <w:rStyle w:val="Hyperlink"/>
+            </w:rPr>
+            <w:t xml:space="preserve">28-1845 </w:t>
+          </w:r>
+        </w:hyperlink>
+      </w:r>
+      <w:r>
+        <w:rPr>
+          <w:u w:val="single" w:color="0000ff"/>
+          <w:rFonts w:ascii="Charis SIL Regular" w:hAnsi="Charis SIL Regular" w:eastAsia="Charis SIL Regular"/>
+          <w:b w:val="0"/>
+          <w:i w:val="0"/>
+          <w:color w:val="000000"/>
+          <w:sz w:val="24"/>
+        </w:rPr>
+        <w:hyperlink r:id="rId21" w:history="1">
+          <w:r>
+            <w:rPr>
+              <w:rStyle w:val="Hyperlink"/>
+            </w:rPr>
+            <w:t>(</w:t>
+          </w:r>
+        </w:hyperlink>
+      </w:r>
+      <w:r>
+        <w:rPr>
+          <w:u w:val="single" w:color="0000ff"/>
+          <w:rFonts w:ascii="Charis SIL Regular" w:hAnsi="Charis SIL Regular" w:eastAsia="Charis SIL Regular"/>
+          <w:b w:val="0"/>
+          <w:i w:val="0"/>
+          <w:color w:val="000000"/>
+          <w:sz w:val="24"/>
+        </w:rPr>
+        <w:hyperlink r:id="rId21" w:history="1">
+          <w:r>
+            <w:rPr>
+              <w:rStyle w:val="Hyperlink"/>
+            </w:rPr>
+            <w:t>1902))</w:t>
+          </w:r>
+        </w:hyperlink>
+      </w:r>
+      <w:r>
+        <w:rPr>
+          <w:u w:val="single" w:color="0000ff"/>
+          <w:rFonts w:ascii="Charis SIL Regular" w:hAnsi="Charis SIL Regular" w:eastAsia="Charis SIL Regular"/>
+          <w:b w:val="0"/>
+          <w:i w:val="0"/>
+          <w:color w:val="000000"/>
+          <w:sz w:val="24"/>
+        </w:rPr>
+        <w:t xml:space="preserve"> </w:t>
+      </w:r>
+      <w:r>
+        <w:rPr>
+          <w:u w:val="single" w:color="0000ff"/>
+          <w:rFonts w:ascii="Charis SIL Regular" w:hAnsi="Charis SIL Regular" w:eastAsia="Charis SIL Regular"/>
+          <w:b w:val="0"/>
+          <w:i w:val="0"/>
+          <w:color w:val="000000"/>
+          <w:sz w:val="24"/>
+        </w:rPr>
+        <w:hyperlink r:id="rId21" w:history="1">
+          <w:r>
+            <w:rPr>
+              <w:rStyle w:val="Hyperlink"/>
+            </w:rPr>
+            <w:t xml:space="preserve">and the </w:t>
+          </w:r>
+        </w:hyperlink>
       </w:r>
       <w:r>
         <w:rPr>
@@ -5203,43 +5392,7 @@
           <w:color w:val="000000"/>
           <w:sz w:val="24"/>
         </w:rPr>
-        <w:t xml:space="preserve"> (Inventory of the archives</w:t>
-      </w:r>
-      <w:r>
-        <w:rPr>
-          <w:u w:val="single" w:color="0000ff"/>
-          <w:rFonts w:ascii="Charis SIL Regular" w:hAnsi="Charis SIL Regular" w:eastAsia="Charis SIL Regular"/>
-          <w:b w:val="0"/>
-          <w:i w:val="0"/>
-          <w:color w:val="000000"/>
-          <w:sz w:val="24"/>
-        </w:rPr>
-        <w:hyperlink r:id="rId22" w:history="1">
-          <w:r>
-            <w:rPr>
-              <w:rStyle w:val="Hyperlink"/>
-            </w:rPr>
-            <w:t xml:space="preserve"> of Sint Eu</w:t>
-          </w:r>
-        </w:hyperlink>
-      </w:r>
-      <w:r>
-        <w:rPr>
-          <w:u w:val="single" w:color="0000ff"/>
-          <w:rFonts w:ascii="Charis SIL Regular" w:hAnsi="Charis SIL Regular" w:eastAsia="Charis SIL Regular"/>
-          <w:b w:val="0"/>
-          <w:i w:val="0"/>
-          <w:color w:val="000000"/>
-          <w:sz w:val="24"/>
-        </w:rPr>
-        <w:hyperlink r:id="rId22" w:history="1">
-          <w:r>
-            <w:rPr>
-              <w:rStyle w:val="Hyperlink"/>
-            </w:rPr>
-            <w:t>stati</w:t>
-          </w:r>
-        </w:hyperlink>
+        <w:t xml:space="preserve"> (Inventory of the archives of Sint Eustati</w:t>
       </w:r>
       <w:r>
         <w:rPr>

--- a/EXPORTS/DOCX/published/niveau2/English/SabaStEustatiusStMaarten.docx
+++ b/EXPORTS/DOCX/published/niveau2/English/SabaStEustatiusStMaarten.docx
@@ -1395,111 +1395,7 @@
           <w:color w:val="000000"/>
           <w:sz w:val="24"/>
         </w:rPr>
-        <w:t xml:space="preserve"> of 1814 gave the islands the name of Sint Eustatius and Depende</w:t>
-      </w:r>
-      <w:r>
-        <w:rPr>
-          <w:u w:val="single" w:color="0000ff"/>
-          <w:rFonts w:ascii="Charis SIL Regular" w:hAnsi="Charis SIL Regular" w:eastAsia="Charis SIL Regular"/>
-          <w:b w:val="0"/>
-          <w:i w:val="0"/>
-          <w:color w:val="000000"/>
-          <w:sz w:val="24"/>
-        </w:rPr>
-        <w:t>ncies a</w:t>
-      </w:r>
-      <w:r>
-        <w:rPr>
-          <w:u w:val="single" w:color="0000ff"/>
-          <w:rFonts w:ascii="Charis SIL Regular" w:hAnsi="Charis SIL Regular" w:eastAsia="Charis SIL Regular"/>
-          <w:b w:val="0"/>
-          <w:i w:val="0"/>
-          <w:color w:val="000000"/>
-          <w:sz w:val="24"/>
-        </w:rPr>
-        <w:hyperlink r:id="rId14" w:history="1">
-          <w:r>
-            <w:rPr>
-              <w:rStyle w:val="Hyperlink"/>
-            </w:rPr>
-            <w:t>nd</w:t>
-          </w:r>
-        </w:hyperlink>
-      </w:r>
-      <w:r>
-        <w:rPr>
-          <w:u w:val="single" w:color="0000ff"/>
-          <w:rFonts w:ascii="Charis SIL Regular" w:hAnsi="Charis SIL Regular" w:eastAsia="Charis SIL Regular"/>
-          <w:b w:val="0"/>
-          <w:i w:val="0"/>
-          <w:color w:val="000000"/>
-          <w:sz w:val="24"/>
-        </w:rPr>
-        <w:t xml:space="preserve"> </w:t>
-      </w:r>
-      <w:r>
-        <w:rPr>
-          <w:u w:val="single" w:color="0000ff"/>
-          <w:rFonts w:ascii="Charis SIL Regular" w:hAnsi="Charis SIL Regular" w:eastAsia="Charis SIL Regular"/>
-          <w:b w:val="0"/>
-          <w:i w:val="0"/>
-          <w:color w:val="000000"/>
-          <w:sz w:val="24"/>
-        </w:rPr>
-        <w:hyperlink r:id="rId14" w:history="1">
-          <w:r>
-            <w:rPr>
-              <w:rStyle w:val="Hyperlink"/>
-            </w:rPr>
-            <w:t xml:space="preserve">placed </w:t>
-          </w:r>
-        </w:hyperlink>
-      </w:r>
-      <w:r>
-        <w:rPr>
-          <w:u w:val="single" w:color="0000ff"/>
-          <w:rFonts w:ascii="Charis SIL Regular" w:hAnsi="Charis SIL Regular" w:eastAsia="Charis SIL Regular"/>
-          <w:b w:val="0"/>
-          <w:i w:val="0"/>
-          <w:color w:val="000000"/>
-          <w:sz w:val="24"/>
-        </w:rPr>
-        <w:hyperlink r:id="rId14" w:history="1">
-          <w:r>
-            <w:rPr>
-              <w:rStyle w:val="Hyperlink"/>
-            </w:rPr>
-            <w:t>t</w:t>
-          </w:r>
-        </w:hyperlink>
-      </w:r>
-      <w:r>
-        <w:rPr>
-          <w:u w:val="single" w:color="0000ff"/>
-          <w:rFonts w:ascii="Charis SIL Regular" w:hAnsi="Charis SIL Regular" w:eastAsia="Charis SIL Regular"/>
-          <w:b w:val="0"/>
-          <w:i w:val="0"/>
-          <w:color w:val="000000"/>
-          <w:sz w:val="24"/>
-        </w:rPr>
-        <w:hyperlink r:id="rId14" w:history="1">
-          <w:r>
-            <w:rPr>
-              <w:rStyle w:val="Hyperlink"/>
-            </w:rPr>
-            <w:t>he</w:t>
-          </w:r>
-        </w:hyperlink>
-      </w:r>
-      <w:r>
-        <w:rPr>
-          <w:rFonts w:ascii="Charis SIL Regular" w:hAnsi="Charis SIL Regular" w:eastAsia="Charis SIL Regular"/>
-          <w:b w:val="0"/>
-          <w:i w:val="0"/>
-          <w:color w:val="000000"/>
-          <w:sz w:val="24"/>
-        </w:rPr>
-        <w:t xml:space="preserve">m </w:t>
+        <w:t xml:space="preserve"> of 1814 gave the islands the name of Sint Eustatius and Dependencies and placed them </w:t>
       </w:r>
       <w:r>
         <w:rPr>
@@ -1770,15 +1666,9 @@
           <w:i w:val="0"/>
           <w:color w:val="0000FF"/>
           <w:sz w:val="24"/>
-        </w:rPr>
-        <w:hyperlink r:id="rId15" w:history="1">
-          <w:r>
-            <w:rPr>
-              <w:rStyle w:val="Hyperlink"/>
-            </w:rPr>
-            <w:t>ce</w:t>
-          </w:r>
-        </w:hyperlink>
+          <w:u w:val="single"/>
+        </w:rPr>
+        <w:t>ce</w:t>
       </w:r>
       <w:r>
         <w:rPr>
@@ -2077,79 +1967,7 @@
           <w:color w:val="000000"/>
           <w:sz w:val="24"/>
         </w:rPr>
-        <w:t>a that refer</w:t>
-      </w:r>
-      <w:r>
-        <w:rPr>
-          <w:u w:val="single" w:color="0000ff"/>
-          <w:rFonts w:ascii="Charis SIL Regular" w:hAnsi="Charis SIL Regular" w:eastAsia="Charis SIL Regular"/>
-          <w:b w:val="0"/>
-          <w:i w:val="0"/>
-          <w:color w:val="000000"/>
-          <w:sz w:val="24"/>
-        </w:rPr>
-        <w:hyperlink r:id="rId15" w:history="1">
-          <w:r>
-            <w:rPr>
-              <w:rStyle w:val="Hyperlink"/>
-            </w:rPr>
-            <w:t>s to r</w:t>
-          </w:r>
-        </w:hyperlink>
-      </w:r>
-      <w:r>
-        <w:rPr>
-          <w:u w:val="single" w:color="0000ff"/>
-          <w:rFonts w:ascii="Charis SIL Regular" w:hAnsi="Charis SIL Regular" w:eastAsia="Charis SIL Regular"/>
-          <w:b w:val="0"/>
-          <w:i w:val="0"/>
-          <w:color w:val="000000"/>
-          <w:sz w:val="24"/>
-        </w:rPr>
-        <w:hyperlink r:id="rId15" w:history="1">
-          <w:r>
-            <w:rPr>
-              <w:rStyle w:val="Hyperlink"/>
-            </w:rPr>
-            <w:t>elevant archiv</w:t>
-          </w:r>
-        </w:hyperlink>
-      </w:r>
-      <w:r>
-        <w:rPr>
-          <w:u w:val="single" w:color="0000ff"/>
-          <w:rFonts w:ascii="Charis SIL Regular" w:hAnsi="Charis SIL Regular" w:eastAsia="Charis SIL Regular"/>
-          <w:b w:val="0"/>
-          <w:i w:val="0"/>
-          <w:color w:val="000000"/>
-          <w:sz w:val="24"/>
-        </w:rPr>
-        <w:hyperlink r:id="rId15" w:history="1">
-          <w:r>
-            <w:rPr>
-              <w:rStyle w:val="Hyperlink"/>
-            </w:rPr>
-            <w:t>e</w:t>
-          </w:r>
-        </w:hyperlink>
-      </w:r>
-      <w:r>
-        <w:rPr>
-          <w:u w:val="single" w:color="0000ff"/>
-          <w:rFonts w:ascii="Charis SIL Regular" w:hAnsi="Charis SIL Regular" w:eastAsia="Charis SIL Regular"/>
-          <w:b w:val="0"/>
-          <w:i w:val="0"/>
-          <w:color w:val="000000"/>
-          <w:sz w:val="24"/>
-        </w:rPr>
-        <w:hyperlink r:id="rId15" w:history="1">
-          <w:r>
-            <w:rPr>
-              <w:rStyle w:val="Hyperlink"/>
-            </w:rPr>
-            <w:t xml:space="preserve"> materi</w:t>
-          </w:r>
-        </w:hyperlink>
+        <w:t>a that refers to relevant archive materi</w:t>
       </w:r>
       <w:r>
         <w:rPr>
@@ -4339,7 +4157,6 @@
       </w:r>
       <w:r>
         <w:rPr>
-          <w:u w:val="single" w:color="0000ff"/>
           <w:rFonts w:ascii="Charis SIL Regular" w:hAnsi="Charis SIL Regular" w:eastAsia="Charis SIL Regular"/>
           <w:b w:val="0"/>
           <w:i w:val="0"/>
@@ -4909,176 +4726,13 @@
       </w:r>
       <w:r>
         <w:rPr>
-          <w:u w:val="single" w:color="0000ff"/>
           <w:rFonts w:ascii="Charis SIL Regular" w:hAnsi="Charis SIL Regular" w:eastAsia="Charis SIL Regular"/>
           <w:b w:val="0"/>
           <w:i w:val="0"/>
           <w:color w:val="000000"/>
           <w:sz w:val="24"/>
         </w:rPr>
-        <w:hyperlink r:id="rId21" w:history="1">
-          <w:r>
-            <w:rPr>
-              <w:rStyle w:val="Hyperlink"/>
-            </w:rPr>
-            <w:t>Martin, (1</w:t>
-          </w:r>
-        </w:hyperlink>
-      </w:r>
-      <w:r>
-        <w:rPr>
-          <w:u w:val="single" w:color="0000ff"/>
-          <w:rFonts w:ascii="Charis SIL Regular" w:hAnsi="Charis SIL Regular" w:eastAsia="Charis SIL Regular"/>
-          <w:b w:val="0"/>
-          <w:i w:val="0"/>
-          <w:color w:val="000000"/>
-          <w:sz w:val="24"/>
-        </w:rPr>
-        <w:hyperlink r:id="rId21" w:history="1">
-          <w:r>
-            <w:rPr>
-              <w:rStyle w:val="Hyperlink"/>
-            </w:rPr>
-            <w:t>806</w:t>
-          </w:r>
-        </w:hyperlink>
-      </w:r>
-      <w:r>
-        <w:rPr>
-          <w:u w:val="single" w:color="0000ff"/>
-          <w:rFonts w:ascii="Charis SIL Regular" w:hAnsi="Charis SIL Regular" w:eastAsia="Charis SIL Regular"/>
-          <w:b w:val="0"/>
-          <w:i w:val="0"/>
-          <w:color w:val="000000"/>
-          <w:sz w:val="24"/>
-        </w:rPr>
-        <w:hyperlink r:id="rId21" w:history="1">
-          <w:r>
-            <w:rPr>
-              <w:rStyle w:val="Hyperlink"/>
-            </w:rPr>
-            <w:t>)</w:t>
-          </w:r>
-        </w:hyperlink>
-      </w:r>
-      <w:r>
-        <w:rPr>
-          <w:u w:val="single" w:color="0000ff"/>
-          <w:rFonts w:ascii="Charis SIL Regular" w:hAnsi="Charis SIL Regular" w:eastAsia="Charis SIL Regular"/>
-          <w:b w:val="0"/>
-          <w:i w:val="0"/>
-          <w:color w:val="000000"/>
-          <w:sz w:val="24"/>
-        </w:rPr>
-        <w:hyperlink r:id="rId21" w:history="1">
-          <w:r>
-            <w:rPr>
-              <w:rStyle w:val="Hyperlink"/>
-            </w:rPr>
-            <w:t xml:space="preserve"> 1</w:t>
-          </w:r>
-        </w:hyperlink>
-      </w:r>
-      <w:r>
-        <w:rPr>
-          <w:u w:val="single" w:color="0000ff"/>
-          <w:rFonts w:ascii="Charis SIL Regular" w:hAnsi="Charis SIL Regular" w:eastAsia="Charis SIL Regular"/>
-          <w:b w:val="0"/>
-          <w:i w:val="0"/>
-          <w:color w:val="000000"/>
-          <w:sz w:val="24"/>
-        </w:rPr>
-        <w:hyperlink r:id="rId21" w:history="1">
-          <w:r>
-            <w:rPr>
-              <w:rStyle w:val="Hyperlink"/>
-            </w:rPr>
-            <w:t>8</w:t>
-          </w:r>
-        </w:hyperlink>
-      </w:r>
-      <w:r>
-        <w:rPr>
-          <w:u w:val="single" w:color="0000ff"/>
-          <w:rFonts w:ascii="Charis SIL Regular" w:hAnsi="Charis SIL Regular" w:eastAsia="Charis SIL Regular"/>
-          <w:b w:val="0"/>
-          <w:i w:val="0"/>
-          <w:color w:val="000000"/>
-          <w:sz w:val="24"/>
-        </w:rPr>
-        <w:hyperlink r:id="rId21" w:history="1">
-          <w:r>
-            <w:rPr>
-              <w:rStyle w:val="Hyperlink"/>
-            </w:rPr>
-            <w:t xml:space="preserve">28-1845 </w:t>
-          </w:r>
-        </w:hyperlink>
-      </w:r>
-      <w:r>
-        <w:rPr>
-          <w:u w:val="single" w:color="0000ff"/>
-          <w:rFonts w:ascii="Charis SIL Regular" w:hAnsi="Charis SIL Regular" w:eastAsia="Charis SIL Regular"/>
-          <w:b w:val="0"/>
-          <w:i w:val="0"/>
-          <w:color w:val="000000"/>
-          <w:sz w:val="24"/>
-        </w:rPr>
-        <w:hyperlink r:id="rId21" w:history="1">
-          <w:r>
-            <w:rPr>
-              <w:rStyle w:val="Hyperlink"/>
-            </w:rPr>
-            <w:t>(</w:t>
-          </w:r>
-        </w:hyperlink>
-      </w:r>
-      <w:r>
-        <w:rPr>
-          <w:u w:val="single" w:color="0000ff"/>
-          <w:rFonts w:ascii="Charis SIL Regular" w:hAnsi="Charis SIL Regular" w:eastAsia="Charis SIL Regular"/>
-          <w:b w:val="0"/>
-          <w:i w:val="0"/>
-          <w:color w:val="000000"/>
-          <w:sz w:val="24"/>
-        </w:rPr>
-        <w:hyperlink r:id="rId21" w:history="1">
-          <w:r>
-            <w:rPr>
-              <w:rStyle w:val="Hyperlink"/>
-            </w:rPr>
-            <w:t>1902))</w:t>
-          </w:r>
-        </w:hyperlink>
-      </w:r>
-      <w:r>
-        <w:rPr>
-          <w:u w:val="single" w:color="0000ff"/>
-          <w:rFonts w:ascii="Charis SIL Regular" w:hAnsi="Charis SIL Regular" w:eastAsia="Charis SIL Regular"/>
-          <w:b w:val="0"/>
-          <w:i w:val="0"/>
-          <w:color w:val="000000"/>
-          <w:sz w:val="24"/>
-        </w:rPr>
-        <w:t xml:space="preserve"> </w:t>
-      </w:r>
-      <w:r>
-        <w:rPr>
-          <w:u w:val="single" w:color="0000ff"/>
-          <w:rFonts w:ascii="Charis SIL Regular" w:hAnsi="Charis SIL Regular" w:eastAsia="Charis SIL Regular"/>
-          <w:b w:val="0"/>
-          <w:i w:val="0"/>
-          <w:color w:val="000000"/>
-          <w:sz w:val="24"/>
-        </w:rPr>
-        <w:hyperlink r:id="rId21" w:history="1">
-          <w:r>
-            <w:rPr>
-              <w:rStyle w:val="Hyperlink"/>
-            </w:rPr>
-            <w:t xml:space="preserve">and the </w:t>
-          </w:r>
-        </w:hyperlink>
+        <w:t xml:space="preserve">Martin, (1806) 1828-1845 (1902)) and the </w:t>
       </w:r>
       <w:r>
         <w:rPr>
@@ -5392,7 +5046,43 @@
           <w:color w:val="000000"/>
           <w:sz w:val="24"/>
         </w:rPr>
-        <w:t xml:space="preserve"> (Inventory of the archives of Sint Eustati</w:t>
+        <w:t xml:space="preserve"> (Inventory of the archives</w:t>
+      </w:r>
+      <w:r>
+        <w:rPr>
+          <w:u w:val="single" w:color="0000ff"/>
+          <w:rFonts w:ascii="Charis SIL Regular" w:hAnsi="Charis SIL Regular" w:eastAsia="Charis SIL Regular"/>
+          <w:b w:val="0"/>
+          <w:i w:val="0"/>
+          <w:color w:val="000000"/>
+          <w:sz w:val="24"/>
+        </w:rPr>
+        <w:hyperlink r:id="rId22" w:history="1">
+          <w:r>
+            <w:rPr>
+              <w:rStyle w:val="Hyperlink"/>
+            </w:rPr>
+            <w:t xml:space="preserve"> of Sint Eu</w:t>
+          </w:r>
+        </w:hyperlink>
+      </w:r>
+      <w:r>
+        <w:rPr>
+          <w:u w:val="single" w:color="0000ff"/>
+          <w:rFonts w:ascii="Charis SIL Regular" w:hAnsi="Charis SIL Regular" w:eastAsia="Charis SIL Regular"/>
+          <w:b w:val="0"/>
+          <w:i w:val="0"/>
+          <w:color w:val="000000"/>
+          <w:sz w:val="24"/>
+        </w:rPr>
+        <w:hyperlink r:id="rId22" w:history="1">
+          <w:r>
+            <w:rPr>
+              <w:rStyle w:val="Hyperlink"/>
+            </w:rPr>
+            <w:t>stati</w:t>
+          </w:r>
+        </w:hyperlink>
       </w:r>
       <w:r>
         <w:rPr>

--- a/EXPORTS/DOCX/published/niveau2/English/SabaStEustatiusStMaarten.docx
+++ b/EXPORTS/DOCX/published/niveau2/English/SabaStEustatiusStMaarten.docx
@@ -1395,7 +1395,118 @@
           <w:color w:val="000000"/>
           <w:sz w:val="24"/>
         </w:rPr>
-        <w:t xml:space="preserve"> of 1814 gave the islands the name of Sint Eustatius and Dependencies and placed them </w:t>
+        <w:t xml:space="preserve"> of 1814 gave the islands the name of Sint Eustatius and Depende</w:t>
+      </w:r>
+      <w:r>
+        <w:rPr>
+          <w:u w:val="single" w:color="0000ff"/>
+          <w:rFonts w:ascii="Charis SIL Regular" w:hAnsi="Charis SIL Regular" w:eastAsia="Charis SIL Regular"/>
+          <w:b w:val="0"/>
+          <w:i w:val="0"/>
+          <w:color w:val="000000"/>
+          <w:sz w:val="24"/>
+        </w:rPr>
+        <w:hyperlink r:id="rId14" w:history="1">
+          <w:r>
+            <w:rPr>
+              <w:rStyle w:val="Hyperlink"/>
+            </w:rPr>
+            <w:t>ncies a</w:t>
+          </w:r>
+        </w:hyperlink>
+      </w:r>
+      <w:r>
+        <w:rPr>
+          <w:u w:val="single" w:color="0000ff"/>
+          <w:rFonts w:ascii="Charis SIL Regular" w:hAnsi="Charis SIL Regular" w:eastAsia="Charis SIL Regular"/>
+          <w:b w:val="0"/>
+          <w:i w:val="0"/>
+          <w:color w:val="000000"/>
+          <w:sz w:val="24"/>
+        </w:rPr>
+        <w:hyperlink r:id="rId14" w:history="1">
+          <w:r>
+            <w:rPr>
+              <w:rStyle w:val="Hyperlink"/>
+            </w:rPr>
+            <w:t>nd</w:t>
+          </w:r>
+        </w:hyperlink>
+      </w:r>
+      <w:r>
+        <w:rPr>
+          <w:u w:val="single" w:color="0000ff"/>
+          <w:rFonts w:ascii="Charis SIL Regular" w:hAnsi="Charis SIL Regular" w:eastAsia="Charis SIL Regular"/>
+          <w:b w:val="0"/>
+          <w:i w:val="0"/>
+          <w:color w:val="000000"/>
+          <w:sz w:val="24"/>
+        </w:rPr>
+        <w:t xml:space="preserve"> </w:t>
+      </w:r>
+      <w:r>
+        <w:rPr>
+          <w:u w:val="single" w:color="0000ff"/>
+          <w:rFonts w:ascii="Charis SIL Regular" w:hAnsi="Charis SIL Regular" w:eastAsia="Charis SIL Regular"/>
+          <w:b w:val="0"/>
+          <w:i w:val="0"/>
+          <w:color w:val="000000"/>
+          <w:sz w:val="24"/>
+        </w:rPr>
+        <w:hyperlink r:id="rId14" w:history="1">
+          <w:r>
+            <w:rPr>
+              <w:rStyle w:val="Hyperlink"/>
+            </w:rPr>
+            <w:t xml:space="preserve">placed </w:t>
+          </w:r>
+        </w:hyperlink>
+      </w:r>
+      <w:r>
+        <w:rPr>
+          <w:u w:val="single" w:color="0000ff"/>
+          <w:rFonts w:ascii="Charis SIL Regular" w:hAnsi="Charis SIL Regular" w:eastAsia="Charis SIL Regular"/>
+          <w:b w:val="0"/>
+          <w:i w:val="0"/>
+          <w:color w:val="000000"/>
+          <w:sz w:val="24"/>
+        </w:rPr>
+        <w:hyperlink r:id="rId14" w:history="1">
+          <w:r>
+            <w:rPr>
+              <w:rStyle w:val="Hyperlink"/>
+            </w:rPr>
+            <w:t>t</w:t>
+          </w:r>
+        </w:hyperlink>
+      </w:r>
+      <w:r>
+        <w:rPr>
+          <w:u w:val="single" w:color="0000ff"/>
+          <w:rFonts w:ascii="Charis SIL Regular" w:hAnsi="Charis SIL Regular" w:eastAsia="Charis SIL Regular"/>
+          <w:b w:val="0"/>
+          <w:i w:val="0"/>
+          <w:color w:val="000000"/>
+          <w:sz w:val="24"/>
+        </w:rPr>
+        <w:hyperlink r:id="rId14" w:history="1">
+          <w:r>
+            <w:rPr>
+              <w:rStyle w:val="Hyperlink"/>
+            </w:rPr>
+            <w:t>he</w:t>
+          </w:r>
+        </w:hyperlink>
+      </w:r>
+      <w:r>
+        <w:rPr>
+          <w:rFonts w:ascii="Charis SIL Regular" w:hAnsi="Charis SIL Regular" w:eastAsia="Charis SIL Regular"/>
+          <w:b w:val="0"/>
+          <w:i w:val="0"/>
+          <w:color w:val="000000"/>
+          <w:sz w:val="24"/>
+        </w:rPr>
+        <w:t xml:space="preserve">m </w:t>
       </w:r>
       <w:r>
         <w:rPr>
@@ -1655,7 +1766,7 @@
             <w:rPr>
               <w:rStyle w:val="Hyperlink"/>
             </w:rPr>
-            <w:t>offi</w:t>
+            <w:t>office</w:t>
           </w:r>
         </w:hyperlink>
       </w:r>
@@ -1667,16 +1778,6 @@
           <w:color w:val="0000FF"/>
           <w:sz w:val="24"/>
           <w:u w:val="single"/>
-        </w:rPr>
-        <w:t>ce</w:t>
-      </w:r>
-      <w:r>
-        <w:rPr>
-          <w:rFonts w:ascii="Charis SIL Regular" w:hAnsi="Charis SIL Regular" w:eastAsia="Charis SIL Regular"/>
-          <w:b w:val="0"/>
-          <w:i w:val="0"/>
-          <w:color w:val="0000FF"/>
-          <w:sz w:val="24"/>
         </w:rPr>
         <w:t>rs</w:t>
       </w:r>
@@ -1792,7 +1893,7 @@
             <w:rPr>
               <w:rStyle w:val="Hyperlink"/>
             </w:rPr>
-            <w:t>the</w:t>
+            <w:t>th</w:t>
           </w:r>
         </w:hyperlink>
       </w:r>
@@ -1803,9 +1904,8 @@
           <w:i w:val="0"/>
           <w:color w:val="0000FF"/>
           <w:sz w:val="24"/>
-          <w:u w:val="single"/>
-        </w:rPr>
-        <w:t xml:space="preserve"> </w:t>
+        </w:rPr>
+        <w:t xml:space="preserve">e </w:t>
       </w:r>
       <w:r>
         <w:rPr>
@@ -1967,7 +2067,79 @@
           <w:color w:val="000000"/>
           <w:sz w:val="24"/>
         </w:rPr>
-        <w:t>a that refers to relevant archive materi</w:t>
+        <w:t>a that refer</w:t>
+      </w:r>
+      <w:r>
+        <w:rPr>
+          <w:u w:val="single" w:color="0000ff"/>
+          <w:rFonts w:ascii="Charis SIL Regular" w:hAnsi="Charis SIL Regular" w:eastAsia="Charis SIL Regular"/>
+          <w:b w:val="0"/>
+          <w:i w:val="0"/>
+          <w:color w:val="000000"/>
+          <w:sz w:val="24"/>
+        </w:rPr>
+        <w:hyperlink r:id="rId15" w:history="1">
+          <w:r>
+            <w:rPr>
+              <w:rStyle w:val="Hyperlink"/>
+            </w:rPr>
+            <w:t>s to r</w:t>
+          </w:r>
+        </w:hyperlink>
+      </w:r>
+      <w:r>
+        <w:rPr>
+          <w:u w:val="single" w:color="0000ff"/>
+          <w:rFonts w:ascii="Charis SIL Regular" w:hAnsi="Charis SIL Regular" w:eastAsia="Charis SIL Regular"/>
+          <w:b w:val="0"/>
+          <w:i w:val="0"/>
+          <w:color w:val="000000"/>
+          <w:sz w:val="24"/>
+        </w:rPr>
+        <w:hyperlink r:id="rId15" w:history="1">
+          <w:r>
+            <w:rPr>
+              <w:rStyle w:val="Hyperlink"/>
+            </w:rPr>
+            <w:t>elevant archiv</w:t>
+          </w:r>
+        </w:hyperlink>
+      </w:r>
+      <w:r>
+        <w:rPr>
+          <w:u w:val="single" w:color="0000ff"/>
+          <w:rFonts w:ascii="Charis SIL Regular" w:hAnsi="Charis SIL Regular" w:eastAsia="Charis SIL Regular"/>
+          <w:b w:val="0"/>
+          <w:i w:val="0"/>
+          <w:color w:val="000000"/>
+          <w:sz w:val="24"/>
+        </w:rPr>
+        <w:hyperlink r:id="rId15" w:history="1">
+          <w:r>
+            <w:rPr>
+              <w:rStyle w:val="Hyperlink"/>
+            </w:rPr>
+            <w:t>e</w:t>
+          </w:r>
+        </w:hyperlink>
+      </w:r>
+      <w:r>
+        <w:rPr>
+          <w:u w:val="single" w:color="0000ff"/>
+          <w:rFonts w:ascii="Charis SIL Regular" w:hAnsi="Charis SIL Regular" w:eastAsia="Charis SIL Regular"/>
+          <w:b w:val="0"/>
+          <w:i w:val="0"/>
+          <w:color w:val="000000"/>
+          <w:sz w:val="24"/>
+        </w:rPr>
+        <w:hyperlink r:id="rId15" w:history="1">
+          <w:r>
+            <w:rPr>
+              <w:rStyle w:val="Hyperlink"/>
+            </w:rPr>
+            <w:t xml:space="preserve"> materi</w:t>
+          </w:r>
+        </w:hyperlink>
       </w:r>
       <w:r>
         <w:rPr>
@@ -2634,7 +2806,6 @@
       </w:r>
       <w:r>
         <w:rPr>
-          <w:u w:val="single" w:color="0000ff"/>
           <w:rFonts w:ascii="Charis SIL Regular" w:hAnsi="Charis SIL Regular" w:eastAsia="Charis SIL Regular"/>
           <w:b w:val="0"/>
           <w:i w:val="0"/>
@@ -3973,197 +4144,7 @@
           <w:color w:val="000000"/>
           <w:sz w:val="24"/>
         </w:rPr>
-        <w:t>of t</w:t>
-      </w:r>
-      <w:r>
-        <w:rPr>
-          <w:u w:val="single" w:color="0000ff"/>
-          <w:rFonts w:ascii="Charis SIL Regular" w:hAnsi="Charis SIL Regular" w:eastAsia="Charis SIL Regular"/>
-          <w:b w:val="0"/>
-          <w:i w:val="0"/>
-          <w:color w:val="000000"/>
-          <w:sz w:val="24"/>
-        </w:rPr>
-        <w:hyperlink r:id="rId20" w:history="1">
-          <w:r>
-            <w:rPr>
-              <w:rStyle w:val="Hyperlink"/>
-            </w:rPr>
-            <w:t>he archive</w:t>
-          </w:r>
-        </w:hyperlink>
-      </w:r>
-      <w:r>
-        <w:rPr>
-          <w:u w:val="single" w:color="0000ff"/>
-          <w:rFonts w:ascii="Charis SIL Regular" w:hAnsi="Charis SIL Regular" w:eastAsia="Charis SIL Regular"/>
-          <w:b w:val="0"/>
-          <w:i w:val="0"/>
-          <w:color w:val="000000"/>
-          <w:sz w:val="24"/>
-        </w:rPr>
-        <w:hyperlink r:id="rId20" w:history="1">
-          <w:r>
-            <w:rPr>
-              <w:rStyle w:val="Hyperlink"/>
-            </w:rPr>
-            <w:t>s</w:t>
-          </w:r>
-        </w:hyperlink>
-      </w:r>
-      <w:r>
-        <w:rPr>
-          <w:u w:val="single" w:color="0000ff"/>
-          <w:rFonts w:ascii="Charis SIL Regular" w:hAnsi="Charis SIL Regular" w:eastAsia="Charis SIL Regular"/>
-          <w:b w:val="0"/>
-          <w:i w:val="0"/>
-          <w:color w:val="000000"/>
-          <w:sz w:val="24"/>
-        </w:rPr>
-        <w:hyperlink r:id="rId20" w:history="1">
-          <w:r>
-            <w:rPr>
-              <w:rStyle w:val="Hyperlink"/>
-            </w:rPr>
-            <w:t xml:space="preserve"> of </w:t>
-          </w:r>
-        </w:hyperlink>
-      </w:r>
-      <w:r>
-        <w:rPr>
-          <w:u w:val="single" w:color="0000ff"/>
-          <w:rFonts w:ascii="Charis SIL Regular" w:hAnsi="Charis SIL Regular" w:eastAsia="Charis SIL Regular"/>
-          <w:b w:val="0"/>
-          <w:i w:val="0"/>
-          <w:color w:val="000000"/>
-          <w:sz w:val="24"/>
-        </w:rPr>
-        <w:hyperlink r:id="rId20" w:history="1">
-          <w:r>
-            <w:rPr>
-              <w:rStyle w:val="Hyperlink"/>
-            </w:rPr>
-            <w:t>S</w:t>
-          </w:r>
-        </w:hyperlink>
-      </w:r>
-      <w:r>
-        <w:rPr>
-          <w:u w:val="single" w:color="0000ff"/>
-          <w:rFonts w:ascii="Charis SIL Regular" w:hAnsi="Charis SIL Regular" w:eastAsia="Charis SIL Regular"/>
-          <w:b w:val="0"/>
-          <w:i w:val="0"/>
-          <w:color w:val="000000"/>
-          <w:sz w:val="24"/>
-        </w:rPr>
-        <w:hyperlink r:id="rId20" w:history="1">
-          <w:r>
-            <w:rPr>
-              <w:rStyle w:val="Hyperlink"/>
-            </w:rPr>
-            <w:t>in</w:t>
-          </w:r>
-        </w:hyperlink>
-      </w:r>
-      <w:r>
-        <w:rPr>
-          <w:u w:val="single" w:color="0000ff"/>
-          <w:rFonts w:ascii="Charis SIL Regular" w:hAnsi="Charis SIL Regular" w:eastAsia="Charis SIL Regular"/>
-          <w:b w:val="0"/>
-          <w:i w:val="0"/>
-          <w:color w:val="000000"/>
-          <w:sz w:val="24"/>
-        </w:rPr>
-        <w:hyperlink r:id="rId20" w:history="1">
-          <w:r>
-            <w:rPr>
-              <w:rStyle w:val="Hyperlink"/>
-            </w:rPr>
-            <w:t>t</w:t>
-          </w:r>
-        </w:hyperlink>
-      </w:r>
-      <w:r>
-        <w:rPr>
-          <w:u w:val="single" w:color="0000ff"/>
-          <w:rFonts w:ascii="Charis SIL Regular" w:hAnsi="Charis SIL Regular" w:eastAsia="Charis SIL Regular"/>
-          <w:b w:val="0"/>
-          <w:i w:val="0"/>
-          <w:color w:val="000000"/>
-          <w:sz w:val="24"/>
-        </w:rPr>
-        <w:hyperlink r:id="rId20" w:history="1">
-          <w:r>
-            <w:rPr>
-              <w:rStyle w:val="Hyperlink"/>
-            </w:rPr>
-            <w:t xml:space="preserve"> Eustatius</w:t>
-          </w:r>
-        </w:hyperlink>
-      </w:r>
-      <w:r>
-        <w:rPr>
-          <w:u w:val="single" w:color="0000ff"/>
-          <w:rFonts w:ascii="Charis SIL Regular" w:hAnsi="Charis SIL Regular" w:eastAsia="Charis SIL Regular"/>
-          <w:b w:val="0"/>
-          <w:i w:val="0"/>
-          <w:color w:val="000000"/>
-          <w:sz w:val="24"/>
-        </w:rPr>
-        <w:hyperlink r:id="rId20" w:history="1">
-          <w:r>
-            <w:rPr>
-              <w:rStyle w:val="Hyperlink"/>
-            </w:rPr>
-            <w:t>,</w:t>
-          </w:r>
-        </w:hyperlink>
-      </w:r>
-      <w:r>
-        <w:rPr>
-          <w:u w:val="single" w:color="0000ff"/>
-          <w:rFonts w:ascii="Charis SIL Regular" w:hAnsi="Charis SIL Regular" w:eastAsia="Charis SIL Regular"/>
-          <w:b w:val="0"/>
-          <w:i w:val="0"/>
-          <w:color w:val="000000"/>
-          <w:sz w:val="24"/>
-        </w:rPr>
-        <w:hyperlink r:id="rId20" w:history="1">
-          <w:r>
-            <w:rPr>
-              <w:rStyle w:val="Hyperlink"/>
-            </w:rPr>
-            <w:t xml:space="preserve"> Sai</w:t>
-          </w:r>
-        </w:hyperlink>
-      </w:r>
-      <w:r>
-        <w:rPr>
-          <w:u w:val="single" w:color="0000ff"/>
-          <w:rFonts w:ascii="Charis SIL Regular" w:hAnsi="Charis SIL Regular" w:eastAsia="Charis SIL Regular"/>
-          <w:b w:val="0"/>
-          <w:i w:val="0"/>
-          <w:color w:val="000000"/>
-          <w:sz w:val="24"/>
-        </w:rPr>
-        <w:hyperlink r:id="rId20" w:history="1">
-          <w:r>
-            <w:rPr>
-              <w:rStyle w:val="Hyperlink"/>
-            </w:rPr>
-            <w:t xml:space="preserve">nt </w:t>
-          </w:r>
-        </w:hyperlink>
-      </w:r>
-      <w:r>
-        <w:rPr>
-          <w:rFonts w:ascii="Charis SIL Regular" w:hAnsi="Charis SIL Regular" w:eastAsia="Charis SIL Regular"/>
-          <w:b w:val="0"/>
-          <w:i w:val="0"/>
-          <w:color w:val="000000"/>
-          <w:sz w:val="24"/>
-        </w:rPr>
-        <w:t>M</w:t>
+        <w:t>of the archives of Sint Eustatius, Saint M</w:t>
       </w:r>
       <w:r>
         <w:rPr>

--- a/EXPORTS/DOCX/published/niveau2/English/SabaStEustatiusStMaarten.docx
+++ b/EXPORTS/DOCX/published/niveau2/English/SabaStEustatiusStMaarten.docx
@@ -1766,7 +1766,7 @@
             <w:rPr>
               <w:rStyle w:val="Hyperlink"/>
             </w:rPr>
-            <w:t>office</w:t>
+            <w:t>offi</w:t>
           </w:r>
         </w:hyperlink>
       </w:r>
@@ -1777,7 +1777,23 @@
           <w:i w:val="0"/>
           <w:color w:val="0000FF"/>
           <w:sz w:val="24"/>
-          <w:u w:val="single"/>
+        </w:rPr>
+        <w:hyperlink r:id="rId15" w:history="1">
+          <w:r>
+            <w:rPr>
+              <w:rStyle w:val="Hyperlink"/>
+            </w:rPr>
+            <w:t>ce</w:t>
+          </w:r>
+        </w:hyperlink>
+      </w:r>
+      <w:r>
+        <w:rPr>
+          <w:rFonts w:ascii="Charis SIL Regular" w:hAnsi="Charis SIL Regular" w:eastAsia="Charis SIL Regular"/>
+          <w:b w:val="0"/>
+          <w:i w:val="0"/>
+          <w:color w:val="0000FF"/>
+          <w:sz w:val="24"/>
         </w:rPr>
         <w:t>rs</w:t>
       </w:r>
@@ -1893,7 +1909,7 @@
             <w:rPr>
               <w:rStyle w:val="Hyperlink"/>
             </w:rPr>
-            <w:t>th</w:t>
+            <w:t>the</w:t>
           </w:r>
         </w:hyperlink>
       </w:r>
@@ -1904,8 +1920,9 @@
           <w:i w:val="0"/>
           <w:color w:val="0000FF"/>
           <w:sz w:val="24"/>
-        </w:rPr>
-        <w:t xml:space="preserve">e </w:t>
+          <w:u w:val="single"/>
+        </w:rPr>
+        <w:t xml:space="preserve"> </w:t>
       </w:r>
       <w:r>
         <w:rPr>
@@ -2806,6 +2823,7 @@
       </w:r>
       <w:r>
         <w:rPr>
+          <w:u w:val="single" w:color="0000ff"/>
           <w:rFonts w:ascii="Charis SIL Regular" w:hAnsi="Charis SIL Regular" w:eastAsia="Charis SIL Regular"/>
           <w:b w:val="0"/>
           <w:i w:val="0"/>
@@ -4144,7 +4162,197 @@
           <w:color w:val="000000"/>
           <w:sz w:val="24"/>
         </w:rPr>
-        <w:t>of the archives of Sint Eustatius, Saint M</w:t>
+        <w:t>of t</w:t>
+      </w:r>
+      <w:r>
+        <w:rPr>
+          <w:u w:val="single" w:color="0000ff"/>
+          <w:rFonts w:ascii="Charis SIL Regular" w:hAnsi="Charis SIL Regular" w:eastAsia="Charis SIL Regular"/>
+          <w:b w:val="0"/>
+          <w:i w:val="0"/>
+          <w:color w:val="000000"/>
+          <w:sz w:val="24"/>
+        </w:rPr>
+        <w:hyperlink r:id="rId20" w:history="1">
+          <w:r>
+            <w:rPr>
+              <w:rStyle w:val="Hyperlink"/>
+            </w:rPr>
+            <w:t>he archive</w:t>
+          </w:r>
+        </w:hyperlink>
+      </w:r>
+      <w:r>
+        <w:rPr>
+          <w:u w:val="single" w:color="0000ff"/>
+          <w:rFonts w:ascii="Charis SIL Regular" w:hAnsi="Charis SIL Regular" w:eastAsia="Charis SIL Regular"/>
+          <w:b w:val="0"/>
+          <w:i w:val="0"/>
+          <w:color w:val="000000"/>
+          <w:sz w:val="24"/>
+        </w:rPr>
+        <w:hyperlink r:id="rId20" w:history="1">
+          <w:r>
+            <w:rPr>
+              <w:rStyle w:val="Hyperlink"/>
+            </w:rPr>
+            <w:t>s</w:t>
+          </w:r>
+        </w:hyperlink>
+      </w:r>
+      <w:r>
+        <w:rPr>
+          <w:u w:val="single" w:color="0000ff"/>
+          <w:rFonts w:ascii="Charis SIL Regular" w:hAnsi="Charis SIL Regular" w:eastAsia="Charis SIL Regular"/>
+          <w:b w:val="0"/>
+          <w:i w:val="0"/>
+          <w:color w:val="000000"/>
+          <w:sz w:val="24"/>
+        </w:rPr>
+        <w:hyperlink r:id="rId20" w:history="1">
+          <w:r>
+            <w:rPr>
+              <w:rStyle w:val="Hyperlink"/>
+            </w:rPr>
+            <w:t xml:space="preserve"> of </w:t>
+          </w:r>
+        </w:hyperlink>
+      </w:r>
+      <w:r>
+        <w:rPr>
+          <w:u w:val="single" w:color="0000ff"/>
+          <w:rFonts w:ascii="Charis SIL Regular" w:hAnsi="Charis SIL Regular" w:eastAsia="Charis SIL Regular"/>
+          <w:b w:val="0"/>
+          <w:i w:val="0"/>
+          <w:color w:val="000000"/>
+          <w:sz w:val="24"/>
+        </w:rPr>
+        <w:hyperlink r:id="rId20" w:history="1">
+          <w:r>
+            <w:rPr>
+              <w:rStyle w:val="Hyperlink"/>
+            </w:rPr>
+            <w:t>S</w:t>
+          </w:r>
+        </w:hyperlink>
+      </w:r>
+      <w:r>
+        <w:rPr>
+          <w:u w:val="single" w:color="0000ff"/>
+          <w:rFonts w:ascii="Charis SIL Regular" w:hAnsi="Charis SIL Regular" w:eastAsia="Charis SIL Regular"/>
+          <w:b w:val="0"/>
+          <w:i w:val="0"/>
+          <w:color w:val="000000"/>
+          <w:sz w:val="24"/>
+        </w:rPr>
+        <w:hyperlink r:id="rId20" w:history="1">
+          <w:r>
+            <w:rPr>
+              <w:rStyle w:val="Hyperlink"/>
+            </w:rPr>
+            <w:t>in</w:t>
+          </w:r>
+        </w:hyperlink>
+      </w:r>
+      <w:r>
+        <w:rPr>
+          <w:u w:val="single" w:color="0000ff"/>
+          <w:rFonts w:ascii="Charis SIL Regular" w:hAnsi="Charis SIL Regular" w:eastAsia="Charis SIL Regular"/>
+          <w:b w:val="0"/>
+          <w:i w:val="0"/>
+          <w:color w:val="000000"/>
+          <w:sz w:val="24"/>
+        </w:rPr>
+        <w:hyperlink r:id="rId20" w:history="1">
+          <w:r>
+            <w:rPr>
+              <w:rStyle w:val="Hyperlink"/>
+            </w:rPr>
+            <w:t>t</w:t>
+          </w:r>
+        </w:hyperlink>
+      </w:r>
+      <w:r>
+        <w:rPr>
+          <w:u w:val="single" w:color="0000ff"/>
+          <w:rFonts w:ascii="Charis SIL Regular" w:hAnsi="Charis SIL Regular" w:eastAsia="Charis SIL Regular"/>
+          <w:b w:val="0"/>
+          <w:i w:val="0"/>
+          <w:color w:val="000000"/>
+          <w:sz w:val="24"/>
+        </w:rPr>
+        <w:hyperlink r:id="rId20" w:history="1">
+          <w:r>
+            <w:rPr>
+              <w:rStyle w:val="Hyperlink"/>
+            </w:rPr>
+            <w:t xml:space="preserve"> Eustatius</w:t>
+          </w:r>
+        </w:hyperlink>
+      </w:r>
+      <w:r>
+        <w:rPr>
+          <w:u w:val="single" w:color="0000ff"/>
+          <w:rFonts w:ascii="Charis SIL Regular" w:hAnsi="Charis SIL Regular" w:eastAsia="Charis SIL Regular"/>
+          <w:b w:val="0"/>
+          <w:i w:val="0"/>
+          <w:color w:val="000000"/>
+          <w:sz w:val="24"/>
+        </w:rPr>
+        <w:hyperlink r:id="rId20" w:history="1">
+          <w:r>
+            <w:rPr>
+              <w:rStyle w:val="Hyperlink"/>
+            </w:rPr>
+            <w:t>,</w:t>
+          </w:r>
+        </w:hyperlink>
+      </w:r>
+      <w:r>
+        <w:rPr>
+          <w:u w:val="single" w:color="0000ff"/>
+          <w:rFonts w:ascii="Charis SIL Regular" w:hAnsi="Charis SIL Regular" w:eastAsia="Charis SIL Regular"/>
+          <w:b w:val="0"/>
+          <w:i w:val="0"/>
+          <w:color w:val="000000"/>
+          <w:sz w:val="24"/>
+        </w:rPr>
+        <w:hyperlink r:id="rId20" w:history="1">
+          <w:r>
+            <w:rPr>
+              <w:rStyle w:val="Hyperlink"/>
+            </w:rPr>
+            <w:t xml:space="preserve"> Sai</w:t>
+          </w:r>
+        </w:hyperlink>
+      </w:r>
+      <w:r>
+        <w:rPr>
+          <w:u w:val="single" w:color="0000ff"/>
+          <w:rFonts w:ascii="Charis SIL Regular" w:hAnsi="Charis SIL Regular" w:eastAsia="Charis SIL Regular"/>
+          <w:b w:val="0"/>
+          <w:i w:val="0"/>
+          <w:color w:val="000000"/>
+          <w:sz w:val="24"/>
+        </w:rPr>
+        <w:hyperlink r:id="rId20" w:history="1">
+          <w:r>
+            <w:rPr>
+              <w:rStyle w:val="Hyperlink"/>
+            </w:rPr>
+            <w:t xml:space="preserve">nt </w:t>
+          </w:r>
+        </w:hyperlink>
+      </w:r>
+      <w:r>
+        <w:rPr>
+          <w:rFonts w:ascii="Charis SIL Regular" w:hAnsi="Charis SIL Regular" w:eastAsia="Charis SIL Regular"/>
+          <w:b w:val="0"/>
+          <w:i w:val="0"/>
+          <w:color w:val="000000"/>
+          <w:sz w:val="24"/>
+        </w:rPr>
+        <w:t>M</w:t>
       </w:r>
       <w:r>
         <w:rPr>

--- a/EXPORTS/DOCX/published/niveau2/English/SabaStEustatiusStMaarten.docx
+++ b/EXPORTS/DOCX/published/niveau2/English/SabaStEustatiusStMaarten.docx
@@ -2142,21 +2142,13 @@
       </w:r>
       <w:r>
         <w:rPr>
-          <w:u w:val="single" w:color="0000ff"/>
           <w:rFonts w:ascii="Charis SIL Regular" w:hAnsi="Charis SIL Regular" w:eastAsia="Charis SIL Regular"/>
           <w:b w:val="0"/>
           <w:i w:val="0"/>
           <w:color w:val="000000"/>
           <w:sz w:val="24"/>
         </w:rPr>
-        <w:hyperlink r:id="rId15" w:history="1">
-          <w:r>
-            <w:rPr>
-              <w:rStyle w:val="Hyperlink"/>
-            </w:rPr>
-            <w:t xml:space="preserve"> materi</w:t>
-          </w:r>
-        </w:hyperlink>
+        <w:t xml:space="preserve"> materi</w:t>
       </w:r>
       <w:r>
         <w:rPr>
@@ -2214,93 +2206,13 @@
       </w:r>
       <w:r>
         <w:rPr>
-          <w:u w:val="single" w:color="0000ff"/>
           <w:rFonts w:ascii="Charis SIL Regular" w:hAnsi="Charis SIL Regular" w:eastAsia="Charis SIL Regular"/>
           <w:b w:val="0"/>
           <w:i w:val="0"/>
           <w:color w:val="000000"/>
           <w:sz w:val="24"/>
         </w:rPr>
-        <w:hyperlink r:id="rId15" w:history="1">
-          <w:r>
-            <w:rPr>
-              <w:rStyle w:val="Hyperlink"/>
-            </w:rPr>
-            <w:t>t</w:t>
-          </w:r>
-        </w:hyperlink>
-      </w:r>
-      <w:r>
-        <w:rPr>
-          <w:u w:val="single" w:color="0000ff"/>
-          <w:rFonts w:ascii="Charis SIL Regular" w:hAnsi="Charis SIL Regular" w:eastAsia="Charis SIL Regular"/>
-          <w:b w:val="0"/>
-          <w:i w:val="0"/>
-          <w:color w:val="000000"/>
-          <w:sz w:val="24"/>
-        </w:rPr>
-        <w:hyperlink r:id="rId15" w:history="1">
-          <w:r>
-            <w:rPr>
-              <w:rStyle w:val="Hyperlink"/>
-            </w:rPr>
-            <w:t>ar</w:t>
-          </w:r>
-        </w:hyperlink>
-      </w:r>
-      <w:r>
-        <w:rPr>
-          <w:u w:val="single" w:color="0000ff"/>
-          <w:rFonts w:ascii="Charis SIL Regular" w:hAnsi="Charis SIL Regular" w:eastAsia="Charis SIL Regular"/>
-          <w:b w:val="0"/>
-          <w:i w:val="0"/>
-          <w:color w:val="000000"/>
-          <w:sz w:val="24"/>
-        </w:rPr>
-        <w:hyperlink r:id="rId15" w:history="1">
-          <w:r>
-            <w:rPr>
-              <w:rStyle w:val="Hyperlink"/>
-            </w:rPr>
-            <w:t>y p</w:t>
-          </w:r>
-        </w:hyperlink>
-      </w:r>
-      <w:r>
-        <w:rPr>
-          <w:u w:val="single" w:color="0000ff"/>
-          <w:rFonts w:ascii="Charis SIL Regular" w:hAnsi="Charis SIL Regular" w:eastAsia="Charis SIL Regular"/>
-          <w:b w:val="0"/>
-          <w:i w:val="0"/>
-          <w:color w:val="000000"/>
-          <w:sz w:val="24"/>
-        </w:rPr>
-        <w:hyperlink r:id="rId15" w:history="1">
-          <w:r>
-            <w:rPr>
-              <w:rStyle w:val="Hyperlink"/>
-            </w:rPr>
-            <w:t>e</w:t>
-          </w:r>
-        </w:hyperlink>
-      </w:r>
-      <w:r>
-        <w:rPr>
-          <w:u w:val="single" w:color="0000ff"/>
-          <w:rFonts w:ascii="Charis SIL Regular" w:hAnsi="Charis SIL Regular" w:eastAsia="Charis SIL Regular"/>
-          <w:b w:val="0"/>
-          <w:i w:val="0"/>
-          <w:color w:val="000000"/>
-          <w:sz w:val="24"/>
-        </w:rPr>
-        <w:hyperlink r:id="rId15" w:history="1">
-          <w:r>
-            <w:rPr>
-              <w:rStyle w:val="Hyperlink"/>
-            </w:rPr>
-            <w:t>rsonn</w:t>
-          </w:r>
-        </w:hyperlink>
+        <w:t>tary personn</w:t>
       </w:r>
       <w:r>
         <w:rPr>
@@ -2823,7 +2735,6 @@
       </w:r>
       <w:r>
         <w:rPr>
-          <w:u w:val="single" w:color="0000ff"/>
           <w:rFonts w:ascii="Charis SIL Regular" w:hAnsi="Charis SIL Regular" w:eastAsia="Charis SIL Regular"/>
           <w:b w:val="0"/>
           <w:i w:val="0"/>
@@ -4162,197 +4073,7 @@
           <w:color w:val="000000"/>
           <w:sz w:val="24"/>
         </w:rPr>
-        <w:t>of t</w:t>
-      </w:r>
-      <w:r>
-        <w:rPr>
-          <w:u w:val="single" w:color="0000ff"/>
-          <w:rFonts w:ascii="Charis SIL Regular" w:hAnsi="Charis SIL Regular" w:eastAsia="Charis SIL Regular"/>
-          <w:b w:val="0"/>
-          <w:i w:val="0"/>
-          <w:color w:val="000000"/>
-          <w:sz w:val="24"/>
-        </w:rPr>
-        <w:hyperlink r:id="rId20" w:history="1">
-          <w:r>
-            <w:rPr>
-              <w:rStyle w:val="Hyperlink"/>
-            </w:rPr>
-            <w:t>he archive</w:t>
-          </w:r>
-        </w:hyperlink>
-      </w:r>
-      <w:r>
-        <w:rPr>
-          <w:u w:val="single" w:color="0000ff"/>
-          <w:rFonts w:ascii="Charis SIL Regular" w:hAnsi="Charis SIL Regular" w:eastAsia="Charis SIL Regular"/>
-          <w:b w:val="0"/>
-          <w:i w:val="0"/>
-          <w:color w:val="000000"/>
-          <w:sz w:val="24"/>
-        </w:rPr>
-        <w:hyperlink r:id="rId20" w:history="1">
-          <w:r>
-            <w:rPr>
-              <w:rStyle w:val="Hyperlink"/>
-            </w:rPr>
-            <w:t>s</w:t>
-          </w:r>
-        </w:hyperlink>
-      </w:r>
-      <w:r>
-        <w:rPr>
-          <w:u w:val="single" w:color="0000ff"/>
-          <w:rFonts w:ascii="Charis SIL Regular" w:hAnsi="Charis SIL Regular" w:eastAsia="Charis SIL Regular"/>
-          <w:b w:val="0"/>
-          <w:i w:val="0"/>
-          <w:color w:val="000000"/>
-          <w:sz w:val="24"/>
-        </w:rPr>
-        <w:hyperlink r:id="rId20" w:history="1">
-          <w:r>
-            <w:rPr>
-              <w:rStyle w:val="Hyperlink"/>
-            </w:rPr>
-            <w:t xml:space="preserve"> of </w:t>
-          </w:r>
-        </w:hyperlink>
-      </w:r>
-      <w:r>
-        <w:rPr>
-          <w:u w:val="single" w:color="0000ff"/>
-          <w:rFonts w:ascii="Charis SIL Regular" w:hAnsi="Charis SIL Regular" w:eastAsia="Charis SIL Regular"/>
-          <w:b w:val="0"/>
-          <w:i w:val="0"/>
-          <w:color w:val="000000"/>
-          <w:sz w:val="24"/>
-        </w:rPr>
-        <w:hyperlink r:id="rId20" w:history="1">
-          <w:r>
-            <w:rPr>
-              <w:rStyle w:val="Hyperlink"/>
-            </w:rPr>
-            <w:t>S</w:t>
-          </w:r>
-        </w:hyperlink>
-      </w:r>
-      <w:r>
-        <w:rPr>
-          <w:u w:val="single" w:color="0000ff"/>
-          <w:rFonts w:ascii="Charis SIL Regular" w:hAnsi="Charis SIL Regular" w:eastAsia="Charis SIL Regular"/>
-          <w:b w:val="0"/>
-          <w:i w:val="0"/>
-          <w:color w:val="000000"/>
-          <w:sz w:val="24"/>
-        </w:rPr>
-        <w:hyperlink r:id="rId20" w:history="1">
-          <w:r>
-            <w:rPr>
-              <w:rStyle w:val="Hyperlink"/>
-            </w:rPr>
-            <w:t>in</w:t>
-          </w:r>
-        </w:hyperlink>
-      </w:r>
-      <w:r>
-        <w:rPr>
-          <w:u w:val="single" w:color="0000ff"/>
-          <w:rFonts w:ascii="Charis SIL Regular" w:hAnsi="Charis SIL Regular" w:eastAsia="Charis SIL Regular"/>
-          <w:b w:val="0"/>
-          <w:i w:val="0"/>
-          <w:color w:val="000000"/>
-          <w:sz w:val="24"/>
-        </w:rPr>
-        <w:hyperlink r:id="rId20" w:history="1">
-          <w:r>
-            <w:rPr>
-              <w:rStyle w:val="Hyperlink"/>
-            </w:rPr>
-            <w:t>t</w:t>
-          </w:r>
-        </w:hyperlink>
-      </w:r>
-      <w:r>
-        <w:rPr>
-          <w:u w:val="single" w:color="0000ff"/>
-          <w:rFonts w:ascii="Charis SIL Regular" w:hAnsi="Charis SIL Regular" w:eastAsia="Charis SIL Regular"/>
-          <w:b w:val="0"/>
-          <w:i w:val="0"/>
-          <w:color w:val="000000"/>
-          <w:sz w:val="24"/>
-        </w:rPr>
-        <w:hyperlink r:id="rId20" w:history="1">
-          <w:r>
-            <w:rPr>
-              <w:rStyle w:val="Hyperlink"/>
-            </w:rPr>
-            <w:t xml:space="preserve"> Eustatius</w:t>
-          </w:r>
-        </w:hyperlink>
-      </w:r>
-      <w:r>
-        <w:rPr>
-          <w:u w:val="single" w:color="0000ff"/>
-          <w:rFonts w:ascii="Charis SIL Regular" w:hAnsi="Charis SIL Regular" w:eastAsia="Charis SIL Regular"/>
-          <w:b w:val="0"/>
-          <w:i w:val="0"/>
-          <w:color w:val="000000"/>
-          <w:sz w:val="24"/>
-        </w:rPr>
-        <w:hyperlink r:id="rId20" w:history="1">
-          <w:r>
-            <w:rPr>
-              <w:rStyle w:val="Hyperlink"/>
-            </w:rPr>
-            <w:t>,</w:t>
-          </w:r>
-        </w:hyperlink>
-      </w:r>
-      <w:r>
-        <w:rPr>
-          <w:u w:val="single" w:color="0000ff"/>
-          <w:rFonts w:ascii="Charis SIL Regular" w:hAnsi="Charis SIL Regular" w:eastAsia="Charis SIL Regular"/>
-          <w:b w:val="0"/>
-          <w:i w:val="0"/>
-          <w:color w:val="000000"/>
-          <w:sz w:val="24"/>
-        </w:rPr>
-        <w:hyperlink r:id="rId20" w:history="1">
-          <w:r>
-            <w:rPr>
-              <w:rStyle w:val="Hyperlink"/>
-            </w:rPr>
-            <w:t xml:space="preserve"> Sai</w:t>
-          </w:r>
-        </w:hyperlink>
-      </w:r>
-      <w:r>
-        <w:rPr>
-          <w:u w:val="single" w:color="0000ff"/>
-          <w:rFonts w:ascii="Charis SIL Regular" w:hAnsi="Charis SIL Regular" w:eastAsia="Charis SIL Regular"/>
-          <w:b w:val="0"/>
-          <w:i w:val="0"/>
-          <w:color w:val="000000"/>
-          <w:sz w:val="24"/>
-        </w:rPr>
-        <w:hyperlink r:id="rId20" w:history="1">
-          <w:r>
-            <w:rPr>
-              <w:rStyle w:val="Hyperlink"/>
-            </w:rPr>
-            <w:t xml:space="preserve">nt </w:t>
-          </w:r>
-        </w:hyperlink>
-      </w:r>
-      <w:r>
-        <w:rPr>
-          <w:rFonts w:ascii="Charis SIL Regular" w:hAnsi="Charis SIL Regular" w:eastAsia="Charis SIL Regular"/>
-          <w:b w:val="0"/>
-          <w:i w:val="0"/>
-          <w:color w:val="000000"/>
-          <w:sz w:val="24"/>
-        </w:rPr>
-        <w:t>M</w:t>
+        <w:t>of the archives of Sint Eustatius, Saint M</w:t>
       </w:r>
       <w:r>
         <w:rPr>

--- a/EXPORTS/DOCX/published/niveau2/English/SabaStEustatiusStMaarten.docx
+++ b/EXPORTS/DOCX/published/niveau2/English/SabaStEustatiusStMaarten.docx
@@ -2142,13 +2142,21 @@
       </w:r>
       <w:r>
         <w:rPr>
+          <w:u w:val="single" w:color="0000ff"/>
           <w:rFonts w:ascii="Charis SIL Regular" w:hAnsi="Charis SIL Regular" w:eastAsia="Charis SIL Regular"/>
           <w:b w:val="0"/>
           <w:i w:val="0"/>
           <w:color w:val="000000"/>
           <w:sz w:val="24"/>
         </w:rPr>
-        <w:t xml:space="preserve"> materi</w:t>
+        <w:hyperlink r:id="rId15" w:history="1">
+          <w:r>
+            <w:rPr>
+              <w:rStyle w:val="Hyperlink"/>
+            </w:rPr>
+            <w:t xml:space="preserve"> materi</w:t>
+          </w:r>
+        </w:hyperlink>
       </w:r>
       <w:r>
         <w:rPr>
@@ -2206,13 +2214,93 @@
       </w:r>
       <w:r>
         <w:rPr>
+          <w:u w:val="single" w:color="0000ff"/>
           <w:rFonts w:ascii="Charis SIL Regular" w:hAnsi="Charis SIL Regular" w:eastAsia="Charis SIL Regular"/>
           <w:b w:val="0"/>
           <w:i w:val="0"/>
           <w:color w:val="000000"/>
           <w:sz w:val="24"/>
         </w:rPr>
-        <w:t>tary personn</w:t>
+        <w:hyperlink r:id="rId15" w:history="1">
+          <w:r>
+            <w:rPr>
+              <w:rStyle w:val="Hyperlink"/>
+            </w:rPr>
+            <w:t>t</w:t>
+          </w:r>
+        </w:hyperlink>
+      </w:r>
+      <w:r>
+        <w:rPr>
+          <w:u w:val="single" w:color="0000ff"/>
+          <w:rFonts w:ascii="Charis SIL Regular" w:hAnsi="Charis SIL Regular" w:eastAsia="Charis SIL Regular"/>
+          <w:b w:val="0"/>
+          <w:i w:val="0"/>
+          <w:color w:val="000000"/>
+          <w:sz w:val="24"/>
+        </w:rPr>
+        <w:hyperlink r:id="rId15" w:history="1">
+          <w:r>
+            <w:rPr>
+              <w:rStyle w:val="Hyperlink"/>
+            </w:rPr>
+            <w:t>ar</w:t>
+          </w:r>
+        </w:hyperlink>
+      </w:r>
+      <w:r>
+        <w:rPr>
+          <w:u w:val="single" w:color="0000ff"/>
+          <w:rFonts w:ascii="Charis SIL Regular" w:hAnsi="Charis SIL Regular" w:eastAsia="Charis SIL Regular"/>
+          <w:b w:val="0"/>
+          <w:i w:val="0"/>
+          <w:color w:val="000000"/>
+          <w:sz w:val="24"/>
+        </w:rPr>
+        <w:hyperlink r:id="rId15" w:history="1">
+          <w:r>
+            <w:rPr>
+              <w:rStyle w:val="Hyperlink"/>
+            </w:rPr>
+            <w:t>y p</w:t>
+          </w:r>
+        </w:hyperlink>
+      </w:r>
+      <w:r>
+        <w:rPr>
+          <w:u w:val="single" w:color="0000ff"/>
+          <w:rFonts w:ascii="Charis SIL Regular" w:hAnsi="Charis SIL Regular" w:eastAsia="Charis SIL Regular"/>
+          <w:b w:val="0"/>
+          <w:i w:val="0"/>
+          <w:color w:val="000000"/>
+          <w:sz w:val="24"/>
+        </w:rPr>
+        <w:hyperlink r:id="rId15" w:history="1">
+          <w:r>
+            <w:rPr>
+              <w:rStyle w:val="Hyperlink"/>
+            </w:rPr>
+            <w:t>e</w:t>
+          </w:r>
+        </w:hyperlink>
+      </w:r>
+      <w:r>
+        <w:rPr>
+          <w:u w:val="single" w:color="0000ff"/>
+          <w:rFonts w:ascii="Charis SIL Regular" w:hAnsi="Charis SIL Regular" w:eastAsia="Charis SIL Regular"/>
+          <w:b w:val="0"/>
+          <w:i w:val="0"/>
+          <w:color w:val="000000"/>
+          <w:sz w:val="24"/>
+        </w:rPr>
+        <w:hyperlink r:id="rId15" w:history="1">
+          <w:r>
+            <w:rPr>
+              <w:rStyle w:val="Hyperlink"/>
+            </w:rPr>
+            <w:t>rsonn</w:t>
+          </w:r>
+        </w:hyperlink>
       </w:r>
       <w:r>
         <w:rPr>
@@ -4073,7 +4161,198 @@
           <w:color w:val="000000"/>
           <w:sz w:val="24"/>
         </w:rPr>
-        <w:t>of the archives of Sint Eustatius, Saint M</w:t>
+        <w:t>of t</w:t>
+      </w:r>
+      <w:r>
+        <w:rPr>
+          <w:u w:val="single" w:color="0000ff"/>
+          <w:rFonts w:ascii="Charis SIL Regular" w:hAnsi="Charis SIL Regular" w:eastAsia="Charis SIL Regular"/>
+          <w:b w:val="0"/>
+          <w:i w:val="0"/>
+          <w:color w:val="000000"/>
+          <w:sz w:val="24"/>
+        </w:rPr>
+        <w:hyperlink r:id="rId20" w:history="1">
+          <w:r>
+            <w:rPr>
+              <w:rStyle w:val="Hyperlink"/>
+            </w:rPr>
+            <w:t>he archive</w:t>
+          </w:r>
+        </w:hyperlink>
+      </w:r>
+      <w:r>
+        <w:rPr>
+          <w:u w:val="single" w:color="0000ff"/>
+          <w:rFonts w:ascii="Charis SIL Regular" w:hAnsi="Charis SIL Regular" w:eastAsia="Charis SIL Regular"/>
+          <w:b w:val="0"/>
+          <w:i w:val="0"/>
+          <w:color w:val="000000"/>
+          <w:sz w:val="24"/>
+        </w:rPr>
+        <w:hyperlink r:id="rId20" w:history="1">
+          <w:r>
+            <w:rPr>
+              <w:rStyle w:val="Hyperlink"/>
+            </w:rPr>
+            <w:t>s</w:t>
+          </w:r>
+        </w:hyperlink>
+      </w:r>
+      <w:r>
+        <w:rPr>
+          <w:u w:val="single" w:color="0000ff"/>
+          <w:rFonts w:ascii="Charis SIL Regular" w:hAnsi="Charis SIL Regular" w:eastAsia="Charis SIL Regular"/>
+          <w:b w:val="0"/>
+          <w:i w:val="0"/>
+          <w:color w:val="000000"/>
+          <w:sz w:val="24"/>
+        </w:rPr>
+        <w:hyperlink r:id="rId20" w:history="1">
+          <w:r>
+            <w:rPr>
+              <w:rStyle w:val="Hyperlink"/>
+            </w:rPr>
+            <w:t xml:space="preserve"> of </w:t>
+          </w:r>
+        </w:hyperlink>
+      </w:r>
+      <w:r>
+        <w:rPr>
+          <w:u w:val="single" w:color="0000ff"/>
+          <w:rFonts w:ascii="Charis SIL Regular" w:hAnsi="Charis SIL Regular" w:eastAsia="Charis SIL Regular"/>
+          <w:b w:val="0"/>
+          <w:i w:val="0"/>
+          <w:color w:val="000000"/>
+          <w:sz w:val="24"/>
+        </w:rPr>
+        <w:hyperlink r:id="rId20" w:history="1">
+          <w:r>
+            <w:rPr>
+              <w:rStyle w:val="Hyperlink"/>
+            </w:rPr>
+            <w:t>S</w:t>
+          </w:r>
+        </w:hyperlink>
+      </w:r>
+      <w:r>
+        <w:rPr>
+          <w:u w:val="single" w:color="0000ff"/>
+          <w:rFonts w:ascii="Charis SIL Regular" w:hAnsi="Charis SIL Regular" w:eastAsia="Charis SIL Regular"/>
+          <w:b w:val="0"/>
+          <w:i w:val="0"/>
+          <w:color w:val="000000"/>
+          <w:sz w:val="24"/>
+        </w:rPr>
+        <w:hyperlink r:id="rId20" w:history="1">
+          <w:r>
+            <w:rPr>
+              <w:rStyle w:val="Hyperlink"/>
+            </w:rPr>
+            <w:t>in</w:t>
+          </w:r>
+        </w:hyperlink>
+      </w:r>
+      <w:r>
+        <w:rPr>
+          <w:u w:val="single" w:color="0000ff"/>
+          <w:rFonts w:ascii="Charis SIL Regular" w:hAnsi="Charis SIL Regular" w:eastAsia="Charis SIL Regular"/>
+          <w:b w:val="0"/>
+          <w:i w:val="0"/>
+          <w:color w:val="000000"/>
+          <w:sz w:val="24"/>
+        </w:rPr>
+        <w:hyperlink r:id="rId20" w:history="1">
+          <w:r>
+            <w:rPr>
+              <w:rStyle w:val="Hyperlink"/>
+            </w:rPr>
+            <w:t>t</w:t>
+          </w:r>
+        </w:hyperlink>
+      </w:r>
+      <w:r>
+        <w:rPr>
+          <w:u w:val="single" w:color="0000ff"/>
+          <w:rFonts w:ascii="Charis SIL Regular" w:hAnsi="Charis SIL Regular" w:eastAsia="Charis SIL Regular"/>
+          <w:b w:val="0"/>
+          <w:i w:val="0"/>
+          <w:color w:val="000000"/>
+          <w:sz w:val="24"/>
+        </w:rPr>
+        <w:hyperlink r:id="rId20" w:history="1">
+          <w:r>
+            <w:rPr>
+              <w:rStyle w:val="Hyperlink"/>
+            </w:rPr>
+            <w:t xml:space="preserve"> Eustatius</w:t>
+          </w:r>
+        </w:hyperlink>
+      </w:r>
+      <w:r>
+        <w:rPr>
+          <w:u w:val="single" w:color="0000ff"/>
+          <w:rFonts w:ascii="Charis SIL Regular" w:hAnsi="Charis SIL Regular" w:eastAsia="Charis SIL Regular"/>
+          <w:b w:val="0"/>
+          <w:i w:val="0"/>
+          <w:color w:val="000000"/>
+          <w:sz w:val="24"/>
+        </w:rPr>
+        <w:hyperlink r:id="rId20" w:history="1">
+          <w:r>
+            <w:rPr>
+              <w:rStyle w:val="Hyperlink"/>
+            </w:rPr>
+            <w:t>,</w:t>
+          </w:r>
+        </w:hyperlink>
+      </w:r>
+      <w:r>
+        <w:rPr>
+          <w:u w:val="single" w:color="0000ff"/>
+          <w:rFonts w:ascii="Charis SIL Regular" w:hAnsi="Charis SIL Regular" w:eastAsia="Charis SIL Regular"/>
+          <w:b w:val="0"/>
+          <w:i w:val="0"/>
+          <w:color w:val="000000"/>
+          <w:sz w:val="24"/>
+        </w:rPr>
+        <w:hyperlink r:id="rId20" w:history="1">
+          <w:r>
+            <w:rPr>
+              <w:rStyle w:val="Hyperlink"/>
+            </w:rPr>
+            <w:t xml:space="preserve"> Sai</w:t>
+          </w:r>
+        </w:hyperlink>
+      </w:r>
+      <w:r>
+        <w:rPr>
+          <w:u w:val="single" w:color="0000ff"/>
+          <w:rFonts w:ascii="Charis SIL Regular" w:hAnsi="Charis SIL Regular" w:eastAsia="Charis SIL Regular"/>
+          <w:b w:val="0"/>
+          <w:i w:val="0"/>
+          <w:color w:val="000000"/>
+          <w:sz w:val="24"/>
+        </w:rPr>
+        <w:hyperlink r:id="rId20" w:history="1">
+          <w:r>
+            <w:rPr>
+              <w:rStyle w:val="Hyperlink"/>
+            </w:rPr>
+            <w:t xml:space="preserve">nt </w:t>
+          </w:r>
+        </w:hyperlink>
+      </w:r>
+      <w:r>
+        <w:rPr>
+          <w:u w:val="single" w:color="0000ff"/>
+          <w:rFonts w:ascii="Charis SIL Regular" w:hAnsi="Charis SIL Regular" w:eastAsia="Charis SIL Regular"/>
+          <w:b w:val="0"/>
+          <w:i w:val="0"/>
+          <w:color w:val="000000"/>
+          <w:sz w:val="24"/>
+        </w:rPr>
+        <w:t>M</w:t>
       </w:r>
       <w:r>
         <w:rPr>
@@ -4636,13 +4915,176 @@
       </w:r>
       <w:r>
         <w:rPr>
+          <w:u w:val="single" w:color="0000ff"/>
           <w:rFonts w:ascii="Charis SIL Regular" w:hAnsi="Charis SIL Regular" w:eastAsia="Charis SIL Regular"/>
           <w:b w:val="0"/>
           <w:i w:val="0"/>
           <w:color w:val="000000"/>
           <w:sz w:val="24"/>
         </w:rPr>
-        <w:t xml:space="preserve">Martin, (1806) 1828-1845 (1902)) and the </w:t>
+        <w:hyperlink r:id="rId21" w:history="1">
+          <w:r>
+            <w:rPr>
+              <w:rStyle w:val="Hyperlink"/>
+            </w:rPr>
+            <w:t>Martin, (1</w:t>
+          </w:r>
+        </w:hyperlink>
+      </w:r>
+      <w:r>
+        <w:rPr>
+          <w:u w:val="single" w:color="0000ff"/>
+          <w:rFonts w:ascii="Charis SIL Regular" w:hAnsi="Charis SIL Regular" w:eastAsia="Charis SIL Regular"/>
+          <w:b w:val="0"/>
+          <w:i w:val="0"/>
+          <w:color w:val="000000"/>
+          <w:sz w:val="24"/>
+        </w:rPr>
+        <w:hyperlink r:id="rId21" w:history="1">
+          <w:r>
+            <w:rPr>
+              <w:rStyle w:val="Hyperlink"/>
+            </w:rPr>
+            <w:t>806</w:t>
+          </w:r>
+        </w:hyperlink>
+      </w:r>
+      <w:r>
+        <w:rPr>
+          <w:u w:val="single" w:color="0000ff"/>
+          <w:rFonts w:ascii="Charis SIL Regular" w:hAnsi="Charis SIL Regular" w:eastAsia="Charis SIL Regular"/>
+          <w:b w:val="0"/>
+          <w:i w:val="0"/>
+          <w:color w:val="000000"/>
+          <w:sz w:val="24"/>
+        </w:rPr>
+        <w:hyperlink r:id="rId21" w:history="1">
+          <w:r>
+            <w:rPr>
+              <w:rStyle w:val="Hyperlink"/>
+            </w:rPr>
+            <w:t>)</w:t>
+          </w:r>
+        </w:hyperlink>
+      </w:r>
+      <w:r>
+        <w:rPr>
+          <w:u w:val="single" w:color="0000ff"/>
+          <w:rFonts w:ascii="Charis SIL Regular" w:hAnsi="Charis SIL Regular" w:eastAsia="Charis SIL Regular"/>
+          <w:b w:val="0"/>
+          <w:i w:val="0"/>
+          <w:color w:val="000000"/>
+          <w:sz w:val="24"/>
+        </w:rPr>
+        <w:hyperlink r:id="rId21" w:history="1">
+          <w:r>
+            <w:rPr>
+              <w:rStyle w:val="Hyperlink"/>
+            </w:rPr>
+            <w:t xml:space="preserve"> 1</w:t>
+          </w:r>
+        </w:hyperlink>
+      </w:r>
+      <w:r>
+        <w:rPr>
+          <w:u w:val="single" w:color="0000ff"/>
+          <w:rFonts w:ascii="Charis SIL Regular" w:hAnsi="Charis SIL Regular" w:eastAsia="Charis SIL Regular"/>
+          <w:b w:val="0"/>
+          <w:i w:val="0"/>
+          <w:color w:val="000000"/>
+          <w:sz w:val="24"/>
+        </w:rPr>
+        <w:hyperlink r:id="rId21" w:history="1">
+          <w:r>
+            <w:rPr>
+              <w:rStyle w:val="Hyperlink"/>
+            </w:rPr>
+            <w:t>8</w:t>
+          </w:r>
+        </w:hyperlink>
+      </w:r>
+      <w:r>
+        <w:rPr>
+          <w:u w:val="single" w:color="0000ff"/>
+          <w:rFonts w:ascii="Charis SIL Regular" w:hAnsi="Charis SIL Regular" w:eastAsia="Charis SIL Regular"/>
+          <w:b w:val="0"/>
+          <w:i w:val="0"/>
+          <w:color w:val="000000"/>
+          <w:sz w:val="24"/>
+        </w:rPr>
+        <w:hyperlink r:id="rId21" w:history="1">
+          <w:r>
+            <w:rPr>
+              <w:rStyle w:val="Hyperlink"/>
+            </w:rPr>
+            <w:t xml:space="preserve">28-1845 </w:t>
+          </w:r>
+        </w:hyperlink>
+      </w:r>
+      <w:r>
+        <w:rPr>
+          <w:u w:val="single" w:color="0000ff"/>
+          <w:rFonts w:ascii="Charis SIL Regular" w:hAnsi="Charis SIL Regular" w:eastAsia="Charis SIL Regular"/>
+          <w:b w:val="0"/>
+          <w:i w:val="0"/>
+          <w:color w:val="000000"/>
+          <w:sz w:val="24"/>
+        </w:rPr>
+        <w:hyperlink r:id="rId21" w:history="1">
+          <w:r>
+            <w:rPr>
+              <w:rStyle w:val="Hyperlink"/>
+            </w:rPr>
+            <w:t>(</w:t>
+          </w:r>
+        </w:hyperlink>
+      </w:r>
+      <w:r>
+        <w:rPr>
+          <w:u w:val="single" w:color="0000ff"/>
+          <w:rFonts w:ascii="Charis SIL Regular" w:hAnsi="Charis SIL Regular" w:eastAsia="Charis SIL Regular"/>
+          <w:b w:val="0"/>
+          <w:i w:val="0"/>
+          <w:color w:val="000000"/>
+          <w:sz w:val="24"/>
+        </w:rPr>
+        <w:hyperlink r:id="rId21" w:history="1">
+          <w:r>
+            <w:rPr>
+              <w:rStyle w:val="Hyperlink"/>
+            </w:rPr>
+            <w:t>1902))</w:t>
+          </w:r>
+        </w:hyperlink>
+      </w:r>
+      <w:r>
+        <w:rPr>
+          <w:u w:val="single" w:color="0000ff"/>
+          <w:rFonts w:ascii="Charis SIL Regular" w:hAnsi="Charis SIL Regular" w:eastAsia="Charis SIL Regular"/>
+          <w:b w:val="0"/>
+          <w:i w:val="0"/>
+          <w:color w:val="000000"/>
+          <w:sz w:val="24"/>
+        </w:rPr>
+        <w:t xml:space="preserve"> </w:t>
+      </w:r>
+      <w:r>
+        <w:rPr>
+          <w:u w:val="single" w:color="0000ff"/>
+          <w:rFonts w:ascii="Charis SIL Regular" w:hAnsi="Charis SIL Regular" w:eastAsia="Charis SIL Regular"/>
+          <w:b w:val="0"/>
+          <w:i w:val="0"/>
+          <w:color w:val="000000"/>
+          <w:sz w:val="24"/>
+        </w:rPr>
+        <w:hyperlink r:id="rId21" w:history="1">
+          <w:r>
+            <w:rPr>
+              <w:rStyle w:val="Hyperlink"/>
+            </w:rPr>
+            <w:t xml:space="preserve">and the </w:t>
+          </w:r>
+        </w:hyperlink>
       </w:r>
       <w:r>
         <w:rPr>

--- a/EXPORTS/DOCX/published/niveau2/English/SabaStEustatiusStMaarten.docx
+++ b/EXPORTS/DOCX/published/niveau2/English/SabaStEustatiusStMaarten.docx
@@ -1395,118 +1395,7 @@
           <w:color w:val="000000"/>
           <w:sz w:val="24"/>
         </w:rPr>
-        <w:t xml:space="preserve"> of 1814 gave the islands the name of Sint Eustatius and Depende</w:t>
-      </w:r>
-      <w:r>
-        <w:rPr>
-          <w:u w:val="single" w:color="0000ff"/>
-          <w:rFonts w:ascii="Charis SIL Regular" w:hAnsi="Charis SIL Regular" w:eastAsia="Charis SIL Regular"/>
-          <w:b w:val="0"/>
-          <w:i w:val="0"/>
-          <w:color w:val="000000"/>
-          <w:sz w:val="24"/>
-        </w:rPr>
-        <w:hyperlink r:id="rId14" w:history="1">
-          <w:r>
-            <w:rPr>
-              <w:rStyle w:val="Hyperlink"/>
-            </w:rPr>
-            <w:t>ncies a</w:t>
-          </w:r>
-        </w:hyperlink>
-      </w:r>
-      <w:r>
-        <w:rPr>
-          <w:u w:val="single" w:color="0000ff"/>
-          <w:rFonts w:ascii="Charis SIL Regular" w:hAnsi="Charis SIL Regular" w:eastAsia="Charis SIL Regular"/>
-          <w:b w:val="0"/>
-          <w:i w:val="0"/>
-          <w:color w:val="000000"/>
-          <w:sz w:val="24"/>
-        </w:rPr>
-        <w:hyperlink r:id="rId14" w:history="1">
-          <w:r>
-            <w:rPr>
-              <w:rStyle w:val="Hyperlink"/>
-            </w:rPr>
-            <w:t>nd</w:t>
-          </w:r>
-        </w:hyperlink>
-      </w:r>
-      <w:r>
-        <w:rPr>
-          <w:u w:val="single" w:color="0000ff"/>
-          <w:rFonts w:ascii="Charis SIL Regular" w:hAnsi="Charis SIL Regular" w:eastAsia="Charis SIL Regular"/>
-          <w:b w:val="0"/>
-          <w:i w:val="0"/>
-          <w:color w:val="000000"/>
-          <w:sz w:val="24"/>
-        </w:rPr>
-        <w:t xml:space="preserve"> </w:t>
-      </w:r>
-      <w:r>
-        <w:rPr>
-          <w:u w:val="single" w:color="0000ff"/>
-          <w:rFonts w:ascii="Charis SIL Regular" w:hAnsi="Charis SIL Regular" w:eastAsia="Charis SIL Regular"/>
-          <w:b w:val="0"/>
-          <w:i w:val="0"/>
-          <w:color w:val="000000"/>
-          <w:sz w:val="24"/>
-        </w:rPr>
-        <w:hyperlink r:id="rId14" w:history="1">
-          <w:r>
-            <w:rPr>
-              <w:rStyle w:val="Hyperlink"/>
-            </w:rPr>
-            <w:t xml:space="preserve">placed </w:t>
-          </w:r>
-        </w:hyperlink>
-      </w:r>
-      <w:r>
-        <w:rPr>
-          <w:u w:val="single" w:color="0000ff"/>
-          <w:rFonts w:ascii="Charis SIL Regular" w:hAnsi="Charis SIL Regular" w:eastAsia="Charis SIL Regular"/>
-          <w:b w:val="0"/>
-          <w:i w:val="0"/>
-          <w:color w:val="000000"/>
-          <w:sz w:val="24"/>
-        </w:rPr>
-        <w:hyperlink r:id="rId14" w:history="1">
-          <w:r>
-            <w:rPr>
-              <w:rStyle w:val="Hyperlink"/>
-            </w:rPr>
-            <w:t>t</w:t>
-          </w:r>
-        </w:hyperlink>
-      </w:r>
-      <w:r>
-        <w:rPr>
-          <w:u w:val="single" w:color="0000ff"/>
-          <w:rFonts w:ascii="Charis SIL Regular" w:hAnsi="Charis SIL Regular" w:eastAsia="Charis SIL Regular"/>
-          <w:b w:val="0"/>
-          <w:i w:val="0"/>
-          <w:color w:val="000000"/>
-          <w:sz w:val="24"/>
-        </w:rPr>
-        <w:hyperlink r:id="rId14" w:history="1">
-          <w:r>
-            <w:rPr>
-              <w:rStyle w:val="Hyperlink"/>
-            </w:rPr>
-            <w:t>he</w:t>
-          </w:r>
-        </w:hyperlink>
-      </w:r>
-      <w:r>
-        <w:rPr>
-          <w:rFonts w:ascii="Charis SIL Regular" w:hAnsi="Charis SIL Regular" w:eastAsia="Charis SIL Regular"/>
-          <w:b w:val="0"/>
-          <w:i w:val="0"/>
-          <w:color w:val="000000"/>
-          <w:sz w:val="24"/>
-        </w:rPr>
-        <w:t xml:space="preserve">m </w:t>
+        <w:t xml:space="preserve"> of 1814 gave the islands the name of Sint Eustatius and Dependencies and placed them </w:t>
       </w:r>
       <w:r>
         <w:rPr>
@@ -2823,6 +2712,7 @@
       </w:r>
       <w:r>
         <w:rPr>
+          <w:u w:val="single" w:color="0000ff"/>
           <w:rFonts w:ascii="Charis SIL Regular" w:hAnsi="Charis SIL Regular" w:eastAsia="Charis SIL Regular"/>
           <w:b w:val="0"/>
           <w:i w:val="0"/>
@@ -4922,14 +4812,7 @@
           <w:color w:val="000000"/>
           <w:sz w:val="24"/>
         </w:rPr>
-        <w:hyperlink r:id="rId21" w:history="1">
-          <w:r>
-            <w:rPr>
-              <w:rStyle w:val="Hyperlink"/>
-            </w:rPr>
-            <w:t>Martin, (1</w:t>
-          </w:r>
-        </w:hyperlink>
+        <w:t>Martin, (1</w:t>
       </w:r>
       <w:r>
         <w:rPr>
@@ -5131,7 +5014,7 @@
           <w:sz w:val="24"/>
           <w:u w:val="single"/>
         </w:rPr>
-        <w:hyperlink r:id="rId21" w:history="1">
+        <w:hyperlink r:id="rId22" w:history="1">
           <w:r>
             <w:rPr>
               <w:rStyle w:val="Hyperlink"/>
